--- a/hin/docx/36.content.docx
+++ b/hin/docx/36.content.docx
@@ -292,6 +292,20 @@
       </w:r>
       <w:r>
         <w:rPr>
+          <w:lang w:val="hi_IN" w:bidi="hi_IN"/>
+        </w:rPr>
+        <w:t>דְּבַר־יְהוָ֣ה ׀ אֲשֶׁ֣ר הָיָ֗ה אֶל־צְפַנְיָה֙</w:t>
+      </w:r>
+    </w:p>
+    <w:p>
+      <w:pPr/>
+      <w:r>
+        <w:rPr>
+          <w:lang w:val="hi_IN" w:bidi="hi_IN"/>
+        </w:rPr>
+      </w:r>
+      <w:r>
+        <w:rPr>
           <w:b/>
           <w:lang w:val="hi_IN" w:bidi="hi_IN"/>
         </w:rPr>
@@ -409,6 +423,20 @@
       </w:r>
       <w:r>
         <w:rPr>
+          <w:lang w:val="hi_IN" w:bidi="hi_IN"/>
+        </w:rPr>
+        <w:t>בֶּן־כּוּשִׁ֣י בֶן־גְּדַלְיָ֔ה בֶּן־אֲמַרְיָ֖ה בֶּן־חִזְקִיָּ֑ה</w:t>
+      </w:r>
+    </w:p>
+    <w:p>
+      <w:pPr/>
+      <w:r>
+        <w:rPr>
+          <w:lang w:val="hi_IN" w:bidi="hi_IN"/>
+        </w:rPr>
+      </w:r>
+      <w:r>
+        <w:rPr>
           <w:b/>
           <w:lang w:val="hi_IN" w:bidi="hi_IN"/>
         </w:rPr>
@@ -519,6 +547,20 @@
       </w:r>
       <w:r>
         <w:rPr>
+          <w:lang w:val="hi_IN" w:bidi="hi_IN"/>
+        </w:rPr>
+        <w:t>צְפַנְיָה֙ &amp; כּוּשִׁ֣י &amp; גְּדַלְיָ֔ה &amp; אֲמַרְיָ֖ה &amp; חִזְקִיָּ֑ה &amp; יֹאשִׁיָּ֥הוּ &amp; אָמ֖וֹן</w:t>
+      </w:r>
+    </w:p>
+    <w:p>
+      <w:pPr/>
+      <w:r>
+        <w:rPr>
+          <w:lang w:val="hi_IN" w:bidi="hi_IN"/>
+        </w:rPr>
+      </w:r>
+      <w:r>
+        <w:rPr>
           <w:b/>
           <w:lang w:val="hi_IN" w:bidi="hi_IN"/>
         </w:rPr>
@@ -785,6 +827,20 @@
       </w:r>
       <w:r>
         <w:rPr>
+          <w:lang w:val="hi_IN" w:bidi="hi_IN"/>
+        </w:rPr>
+        <w:t>בִּ⁠ימֵ֛י יֹאשִׁיָּ֥הוּ בֶן־אָמ֖וֹן מֶ֥לֶךְ יְהוּדָֽה</w:t>
+      </w:r>
+    </w:p>
+    <w:p>
+      <w:pPr/>
+      <w:r>
+        <w:rPr>
+          <w:lang w:val="hi_IN" w:bidi="hi_IN"/>
+        </w:rPr>
+      </w:r>
+      <w:r>
+        <w:rPr>
           <w:b/>
           <w:lang w:val="hi_IN" w:bidi="hi_IN"/>
         </w:rPr>
@@ -908,6 +964,20 @@
       </w:r>
       <w:r>
         <w:rPr>
+          <w:lang w:val="hi_IN" w:bidi="hi_IN"/>
+        </w:rPr>
+        <w:t>אָסֹ֨ף אָסֵ֜ף כֹּ֗ל מֵ⁠עַ֛ל פְּנֵ֥י הָ⁠אֲדָמָ֖ה נְאֻם־יְהוָֽה</w:t>
+      </w:r>
+    </w:p>
+    <w:p>
+      <w:pPr/>
+      <w:r>
+        <w:rPr>
+          <w:lang w:val="hi_IN" w:bidi="hi_IN"/>
+        </w:rPr>
+      </w:r>
+      <w:r>
+        <w:rPr>
           <w:b/>
           <w:lang w:val="hi_IN" w:bidi="hi_IN"/>
         </w:rPr>
@@ -1054,6 +1124,20 @@
       </w:r>
       <w:r>
         <w:rPr>
+          <w:lang w:val="hi_IN" w:bidi="hi_IN"/>
+        </w:rPr>
+        <w:t>אָסֹ֨ף אָסֵ֜ף כֹּ֗ל מֵ⁠עַ֛ל פְּנֵ֥י הָ⁠אֲדָמָ֖ה</w:t>
+      </w:r>
+    </w:p>
+    <w:p>
+      <w:pPr/>
+      <w:r>
+        <w:rPr>
+          <w:lang w:val="hi_IN" w:bidi="hi_IN"/>
+        </w:rPr>
+      </w:r>
+      <w:r>
+        <w:rPr>
           <w:b/>
           <w:lang w:val="hi_IN" w:bidi="hi_IN"/>
         </w:rPr>
@@ -1164,6 +1248,20 @@
       </w:r>
       <w:r>
         <w:rPr>
+          <w:lang w:val="hi_IN" w:bidi="hi_IN"/>
+        </w:rPr>
+        <w:t>אָסֹ֨ף אָסֵ֜ף כֹּ֗ל</w:t>
+      </w:r>
+    </w:p>
+    <w:p>
+      <w:pPr/>
+      <w:r>
+        <w:rPr>
+          <w:lang w:val="hi_IN" w:bidi="hi_IN"/>
+        </w:rPr>
+      </w:r>
+      <w:r>
+        <w:rPr>
           <w:b/>
           <w:lang w:val="hi_IN" w:bidi="hi_IN"/>
         </w:rPr>
@@ -1273,6 +1371,20 @@
       </w:r>
       <w:r>
         <w:rPr>
+          <w:lang w:val="hi_IN" w:bidi="hi_IN"/>
+        </w:rPr>
+        <w:t>פְּנֵ֥י הָ⁠אֲדָמָ֖ה</w:t>
+      </w:r>
+    </w:p>
+    <w:p>
+      <w:pPr/>
+      <w:r>
+        <w:rPr>
+          <w:lang w:val="hi_IN" w:bidi="hi_IN"/>
+        </w:rPr>
+      </w:r>
+      <w:r>
+        <w:rPr>
           <w:b/>
           <w:lang w:val="hi_IN" w:bidi="hi_IN"/>
         </w:rPr>
@@ -1409,6 +1521,20 @@
       </w:r>
       <w:r>
         <w:rPr>
+          <w:lang w:val="hi_IN" w:bidi="hi_IN"/>
+        </w:rPr>
+        <w:t>נְאֻם־יְהוָֽה</w:t>
+      </w:r>
+    </w:p>
+    <w:p>
+      <w:pPr/>
+      <w:r>
+        <w:rPr>
+          <w:lang w:val="hi_IN" w:bidi="hi_IN"/>
+        </w:rPr>
+      </w:r>
+      <w:r>
+        <w:rPr>
           <w:b/>
           <w:lang w:val="hi_IN" w:bidi="hi_IN"/>
         </w:rPr>
@@ -1519,6 +1645,20 @@
       </w:r>
       <w:r>
         <w:rPr>
+          <w:lang w:val="hi_IN" w:bidi="hi_IN"/>
+        </w:rPr>
+        <w:t>אָסֵ֨ף אָדָ֜ם וּ⁠בְהֵמָ֗ה אָסֵ֤ף עוֹף־הַ⁠שָּׁמַ֨יִם֙ וּ⁠דְגֵ֣י הַ⁠יָּ֔ם</w:t>
+      </w:r>
+    </w:p>
+    <w:p>
+      <w:pPr/>
+      <w:r>
+        <w:rPr>
+          <w:lang w:val="hi_IN" w:bidi="hi_IN"/>
+        </w:rPr>
+      </w:r>
+      <w:r>
+        <w:rPr>
           <w:b/>
           <w:lang w:val="hi_IN" w:bidi="hi_IN"/>
         </w:rPr>
@@ -1641,6 +1781,20 @@
       </w:r>
       <w:r>
         <w:rPr>
+          <w:lang w:val="hi_IN" w:bidi="hi_IN"/>
+        </w:rPr>
+        <w:t>אָדָ֜ם וּ⁠בְהֵמָ֗ה &amp; אֶת־הָ⁠אָדָ֗ם</w:t>
+      </w:r>
+    </w:p>
+    <w:p>
+      <w:pPr/>
+      <w:r>
+        <w:rPr>
+          <w:lang w:val="hi_IN" w:bidi="hi_IN"/>
+        </w:rPr>
+      </w:r>
+      <w:r>
+        <w:rPr>
           <w:b/>
           <w:lang w:val="hi_IN" w:bidi="hi_IN"/>
         </w:rPr>
@@ -1751,6 +1905,20 @@
       </w:r>
       <w:r>
         <w:rPr>
+          <w:lang w:val="hi_IN" w:bidi="hi_IN"/>
+        </w:rPr>
+        <w:t>אָדָ֜ם וּ⁠בְהֵמָ֗ה</w:t>
+      </w:r>
+    </w:p>
+    <w:p>
+      <w:pPr/>
+      <w:r>
+        <w:rPr>
+          <w:lang w:val="hi_IN" w:bidi="hi_IN"/>
+        </w:rPr>
+      </w:r>
+      <w:r>
+        <w:rPr>
           <w:b/>
           <w:lang w:val="hi_IN" w:bidi="hi_IN"/>
         </w:rPr>
@@ -1860,6 +2028,20 @@
       </w:r>
       <w:r>
         <w:rPr>
+          <w:lang w:val="hi_IN" w:bidi="hi_IN"/>
+        </w:rPr>
+        <w:t>וְ⁠הַ⁠מַּכְשֵׁל֖וֹת אֶת־הָ⁠רְשָׁעִ֑ים</w:t>
+      </w:r>
+    </w:p>
+    <w:p>
+      <w:pPr/>
+      <w:r>
+        <w:rPr>
+          <w:lang w:val="hi_IN" w:bidi="hi_IN"/>
+        </w:rPr>
+      </w:r>
+      <w:r>
+        <w:rPr>
           <w:b/>
           <w:lang w:val="hi_IN" w:bidi="hi_IN"/>
         </w:rPr>
@@ -1970,6 +2152,20 @@
       </w:r>
       <w:r>
         <w:rPr>
+          <w:lang w:val="hi_IN" w:bidi="hi_IN"/>
+        </w:rPr>
+        <w:t>וְ⁠הַ⁠מַּכְשֵׁל֖וֹת</w:t>
+      </w:r>
+    </w:p>
+    <w:p>
+      <w:pPr/>
+      <w:r>
+        <w:rPr>
+          <w:lang w:val="hi_IN" w:bidi="hi_IN"/>
+        </w:rPr>
+      </w:r>
+      <w:r>
+        <w:rPr>
           <w:b/>
           <w:lang w:val="hi_IN" w:bidi="hi_IN"/>
         </w:rPr>
@@ -2080,6 +2276,20 @@
       </w:r>
       <w:r>
         <w:rPr>
+          <w:lang w:val="hi_IN" w:bidi="hi_IN"/>
+        </w:rPr>
+        <w:t>אֶת־הָ⁠רְשָׁעִ֑ים</w:t>
+      </w:r>
+    </w:p>
+    <w:p>
+      <w:pPr/>
+      <w:r>
+        <w:rPr>
+          <w:lang w:val="hi_IN" w:bidi="hi_IN"/>
+        </w:rPr>
+      </w:r>
+      <w:r>
+        <w:rPr>
           <w:b/>
           <w:lang w:val="hi_IN" w:bidi="hi_IN"/>
         </w:rPr>
@@ -2190,6 +2400,20 @@
       </w:r>
       <w:r>
         <w:rPr>
+          <w:lang w:val="hi_IN" w:bidi="hi_IN"/>
+        </w:rPr>
+        <w:t>וְ⁠הִכְרַתִּ֣י אֶת־הָ⁠אָדָ֗ם מֵ⁠עַ֛ל פְּנֵ֥י הָ⁠אֲדָמָ֖ה</w:t>
+      </w:r>
+    </w:p>
+    <w:p>
+      <w:pPr/>
+      <w:r>
+        <w:rPr>
+          <w:lang w:val="hi_IN" w:bidi="hi_IN"/>
+        </w:rPr>
+      </w:r>
+      <w:r>
+        <w:rPr>
           <w:b/>
           <w:lang w:val="hi_IN" w:bidi="hi_IN"/>
         </w:rPr>
@@ -2287,6 +2511,20 @@
       </w:r>
       <w:r>
         <w:rPr>
+          <w:lang w:val="hi_IN" w:bidi="hi_IN"/>
+        </w:rPr>
+        <w:t>וְ⁠הִכְרַתִּ֣י אֶת־הָ⁠אָדָ֗ם</w:t>
+      </w:r>
+    </w:p>
+    <w:p>
+      <w:pPr/>
+      <w:r>
+        <w:rPr>
+          <w:lang w:val="hi_IN" w:bidi="hi_IN"/>
+        </w:rPr>
+      </w:r>
+      <w:r>
+        <w:rPr>
           <w:b/>
           <w:lang w:val="hi_IN" w:bidi="hi_IN"/>
         </w:rPr>
@@ -2409,6 +2647,20 @@
       </w:r>
       <w:r>
         <w:rPr>
+          <w:lang w:val="hi_IN" w:bidi="hi_IN"/>
+        </w:rPr>
+        <w:t>וְ⁠הִכְרַתִּ֣י אֶת־הָ⁠אָדָ֗ם</w:t>
+      </w:r>
+    </w:p>
+    <w:p>
+      <w:pPr/>
+      <w:r>
+        <w:rPr>
+          <w:lang w:val="hi_IN" w:bidi="hi_IN"/>
+        </w:rPr>
+      </w:r>
+      <w:r>
+        <w:rPr>
           <w:b/>
           <w:lang w:val="hi_IN" w:bidi="hi_IN"/>
         </w:rPr>
@@ -2543,6 +2795,20 @@
       </w:r>
       <w:r>
         <w:rPr>
+          <w:lang w:val="hi_IN" w:bidi="hi_IN"/>
+        </w:rPr>
+        <w:t>פְּנֵ֥י הָ⁠אֲדָמָ֖ה</w:t>
+      </w:r>
+    </w:p>
+    <w:p>
+      <w:pPr/>
+      <w:r>
+        <w:rPr>
+          <w:lang w:val="hi_IN" w:bidi="hi_IN"/>
+        </w:rPr>
+      </w:r>
+      <w:r>
+        <w:rPr>
           <w:b/>
           <w:lang w:val="hi_IN" w:bidi="hi_IN"/>
         </w:rPr>
@@ -2640,6 +2906,20 @@
       </w:r>
       <w:r>
         <w:rPr>
+          <w:lang w:val="hi_IN" w:bidi="hi_IN"/>
+        </w:rPr>
+        <w:t>וְ⁠נָטִ֤יתִי יָדִ⁠י֙</w:t>
+      </w:r>
+    </w:p>
+    <w:p>
+      <w:pPr/>
+      <w:r>
+        <w:rPr>
+          <w:lang w:val="hi_IN" w:bidi="hi_IN"/>
+        </w:rPr>
+      </w:r>
+      <w:r>
+        <w:rPr>
           <w:b/>
           <w:lang w:val="hi_IN" w:bidi="hi_IN"/>
         </w:rPr>
@@ -2750,6 +3030,20 @@
       </w:r>
       <w:r>
         <w:rPr>
+          <w:lang w:val="hi_IN" w:bidi="hi_IN"/>
+        </w:rPr>
+        <w:t>וְ⁠הִכְרַתִּ֞י מִן־הַ⁠מָּק֤וֹם הַ⁠זֶּה֙</w:t>
+      </w:r>
+    </w:p>
+    <w:p>
+      <w:pPr/>
+      <w:r>
+        <w:rPr>
+          <w:lang w:val="hi_IN" w:bidi="hi_IN"/>
+        </w:rPr>
+      </w:r>
+      <w:r>
+        <w:rPr>
           <w:b/>
           <w:lang w:val="hi_IN" w:bidi="hi_IN"/>
         </w:rPr>
@@ -2873,6 +3167,20 @@
       </w:r>
       <w:r>
         <w:rPr>
+          <w:lang w:val="hi_IN" w:bidi="hi_IN"/>
+        </w:rPr>
+        <w:t>וְ⁠הִכְרַתִּ֞י מִן־הַ⁠מָּק֤וֹם הַ⁠זֶּה֙</w:t>
+      </w:r>
+    </w:p>
+    <w:p>
+      <w:pPr/>
+      <w:r>
+        <w:rPr>
+          <w:lang w:val="hi_IN" w:bidi="hi_IN"/>
+        </w:rPr>
+      </w:r>
+      <w:r>
+        <w:rPr>
           <w:b/>
           <w:lang w:val="hi_IN" w:bidi="hi_IN"/>
         </w:rPr>
@@ -2970,6 +3278,20 @@
       </w:r>
       <w:r>
         <w:rPr>
+          <w:lang w:val="hi_IN" w:bidi="hi_IN"/>
+        </w:rPr>
+        <w:t>אֶת־שְׁאָ֣ר הַ⁠בַּ֔עַל</w:t>
+      </w:r>
+    </w:p>
+    <w:p>
+      <w:pPr/>
+      <w:r>
+        <w:rPr>
+          <w:lang w:val="hi_IN" w:bidi="hi_IN"/>
+        </w:rPr>
+      </w:r>
+      <w:r>
+        <w:rPr>
           <w:b/>
           <w:lang w:val="hi_IN" w:bidi="hi_IN"/>
         </w:rPr>
@@ -3067,6 +3389,20 @@
       </w:r>
       <w:r>
         <w:rPr>
+          <w:lang w:val="hi_IN" w:bidi="hi_IN"/>
+        </w:rPr>
+        <w:t>אֶת־שְׁאָ֣ר הַ⁠בַּ֔עַל</w:t>
+      </w:r>
+    </w:p>
+    <w:p>
+      <w:pPr/>
+      <w:r>
+        <w:rPr>
+          <w:lang w:val="hi_IN" w:bidi="hi_IN"/>
+        </w:rPr>
+      </w:r>
+      <w:r>
+        <w:rPr>
           <w:b/>
           <w:lang w:val="hi_IN" w:bidi="hi_IN"/>
         </w:rPr>
@@ -3190,6 +3526,20 @@
       </w:r>
       <w:r>
         <w:rPr>
+          <w:lang w:val="hi_IN" w:bidi="hi_IN"/>
+        </w:rPr>
+        <w:t>אֶת־שֵׁ֥ם הַ⁠כְּמָרִ֖ים עִם־הַ⁠כֹּהֲנִֽים</w:t>
+      </w:r>
+    </w:p>
+    <w:p>
+      <w:pPr/>
+      <w:r>
+        <w:rPr>
+          <w:lang w:val="hi_IN" w:bidi="hi_IN"/>
+        </w:rPr>
+      </w:r>
+      <w:r>
+        <w:rPr>
           <w:b/>
           <w:lang w:val="hi_IN" w:bidi="hi_IN"/>
         </w:rPr>
@@ -3311,6 +3661,20 @@
       </w:r>
       <w:r>
         <w:rPr>
+          <w:lang w:val="hi_IN" w:bidi="hi_IN"/>
+        </w:rPr>
+        <w:t>אֶת־שֵׁ֥ם</w:t>
+      </w:r>
+    </w:p>
+    <w:p>
+      <w:pPr/>
+      <w:r>
+        <w:rPr>
+          <w:lang w:val="hi_IN" w:bidi="hi_IN"/>
+        </w:rPr>
+      </w:r>
+      <w:r>
+        <w:rPr>
           <w:b/>
           <w:lang w:val="hi_IN" w:bidi="hi_IN"/>
         </w:rPr>
@@ -3423,6 +3787,20 @@
         <w:rPr>
           <w:lang w:val="hi_IN" w:bidi="hi_IN"/>
         </w:rPr>
+      </w:r>
+    </w:p>
+    <w:p>
+      <w:pPr/>
+      <w:r>
+        <w:rPr>
+          <w:lang w:val="hi_IN" w:bidi="hi_IN"/>
+        </w:rPr>
+      </w:r>
+      <w:r>
+        <w:rPr>
+          <w:lang w:val="hi_IN" w:bidi="hi_IN"/>
+        </w:rPr>
+        <w:t>עִם־הַ⁠כֹּהֲנִֽים</w:t>
       </w:r>
     </w:p>
     <w:p>
@@ -3562,6 +3940,20 @@
       </w:r>
       <w:r>
         <w:rPr>
+          <w:lang w:val="hi_IN" w:bidi="hi_IN"/>
+        </w:rPr>
+        <w:t>וְ⁠אֶת־הַ⁠מִּשְׁתַּחֲוִ֥ים עַל־הַ⁠גַּגּ֖וֹת לִ⁠צְבָ֣א הַ⁠שָּׁמָ֑יִם וְ⁠אֶת־הַ⁠מִּֽשְׁתַּחֲוִים֙ הַ⁠נִּשְׁבָּעִ֣ים לַֽ⁠יהוָ֔ה וְ⁠הַ⁠נִּשְׁבָּעִ֖ים בְּ⁠מַלְכָּֽ⁠ם</w:t>
+      </w:r>
+    </w:p>
+    <w:p>
+      <w:pPr/>
+      <w:r>
+        <w:rPr>
+          <w:lang w:val="hi_IN" w:bidi="hi_IN"/>
+        </w:rPr>
+      </w:r>
+      <w:r>
+        <w:rPr>
           <w:b/>
           <w:lang w:val="hi_IN" w:bidi="hi_IN"/>
         </w:rPr>
@@ -3659,6 +4051,20 @@
       </w:r>
       <w:r>
         <w:rPr>
+          <w:lang w:val="hi_IN" w:bidi="hi_IN"/>
+        </w:rPr>
+        <w:t>וְ⁠אֶת־הַ⁠מִּשְׁתַּחֲוִ֥ים עַל־הַ⁠גַּגּ֖וֹת לִ⁠צְבָ֣א</w:t>
+      </w:r>
+    </w:p>
+    <w:p>
+      <w:pPr/>
+      <w:r>
+        <w:rPr>
+          <w:lang w:val="hi_IN" w:bidi="hi_IN"/>
+        </w:rPr>
+      </w:r>
+      <w:r>
+        <w:rPr>
           <w:b/>
           <w:lang w:val="hi_IN" w:bidi="hi_IN"/>
         </w:rPr>
@@ -3769,6 +4175,20 @@
       </w:r>
       <w:r>
         <w:rPr>
+          <w:lang w:val="hi_IN" w:bidi="hi_IN"/>
+        </w:rPr>
+        <w:t>לִ⁠צְבָ֣א הַ⁠שָּׁמָ֑יִם</w:t>
+      </w:r>
+    </w:p>
+    <w:p>
+      <w:pPr/>
+      <w:r>
+        <w:rPr>
+          <w:lang w:val="hi_IN" w:bidi="hi_IN"/>
+        </w:rPr>
+      </w:r>
+      <w:r>
+        <w:rPr>
           <w:b/>
           <w:lang w:val="hi_IN" w:bidi="hi_IN"/>
         </w:rPr>
@@ -3904,6 +4324,20 @@
       </w:r>
       <w:r>
         <w:rPr>
+          <w:lang w:val="hi_IN" w:bidi="hi_IN"/>
+        </w:rPr>
+        <w:t>וְ⁠אֶת־הַ⁠מִּֽשְׁתַּחֲוִים֙ הַ⁠נִּשְׁבָּעִ֣ים לַֽ⁠יהוָ֔ה</w:t>
+      </w:r>
+    </w:p>
+    <w:p>
+      <w:pPr/>
+      <w:r>
+        <w:rPr>
+          <w:lang w:val="hi_IN" w:bidi="hi_IN"/>
+        </w:rPr>
+      </w:r>
+      <w:r>
+        <w:rPr>
           <w:b/>
           <w:lang w:val="hi_IN" w:bidi="hi_IN"/>
         </w:rPr>
@@ -4001,6 +4435,20 @@
       </w:r>
       <w:r>
         <w:rPr>
+          <w:lang w:val="hi_IN" w:bidi="hi_IN"/>
+        </w:rPr>
+        <w:t>וְ⁠אֶת־הַ⁠מִּֽשְׁתַּחֲוִים֙ הַ⁠נִּשְׁבָּעִ֣ים לַֽ⁠יהוָ֔ה</w:t>
+      </w:r>
+    </w:p>
+    <w:p>
+      <w:pPr/>
+      <w:r>
+        <w:rPr>
+          <w:lang w:val="hi_IN" w:bidi="hi_IN"/>
+        </w:rPr>
+      </w:r>
+      <w:r>
+        <w:rPr>
           <w:b/>
           <w:lang w:val="hi_IN" w:bidi="hi_IN"/>
         </w:rPr>
@@ -4150,6 +4598,20 @@
       </w:r>
       <w:r>
         <w:rPr>
+          <w:lang w:val="hi_IN" w:bidi="hi_IN"/>
+        </w:rPr>
+        <w:t>הַ⁠נִּשְׁבָּעִ֣ים לַֽ⁠יהוָ֔ה וְ⁠הַ⁠נִּשְׁבָּעִ֖ים בְּ⁠מַלְכָּֽ⁠ם</w:t>
+      </w:r>
+    </w:p>
+    <w:p>
+      <w:pPr/>
+      <w:r>
+        <w:rPr>
+          <w:lang w:val="hi_IN" w:bidi="hi_IN"/>
+        </w:rPr>
+      </w:r>
+      <w:r>
+        <w:rPr>
           <w:b/>
           <w:lang w:val="hi_IN" w:bidi="hi_IN"/>
         </w:rPr>
@@ -4298,6 +4760,20 @@
       </w:r>
       <w:r>
         <w:rPr>
+          <w:lang w:val="hi_IN" w:bidi="hi_IN"/>
+        </w:rPr>
+        <w:t>הַ⁠נִּשְׁבָּעִ֣ים לַֽ⁠יהוָ֔ה וְ⁠הַ⁠נִּשְׁבָּעִ֖ים בְּ⁠מַלְכָּֽ⁠ם</w:t>
+      </w:r>
+    </w:p>
+    <w:p>
+      <w:pPr/>
+      <w:r>
+        <w:rPr>
+          <w:lang w:val="hi_IN" w:bidi="hi_IN"/>
+        </w:rPr>
+      </w:r>
+      <w:r>
+        <w:rPr>
           <w:b/>
           <w:lang w:val="hi_IN" w:bidi="hi_IN"/>
         </w:rPr>
@@ -4434,6 +4910,20 @@
       </w:r>
       <w:r>
         <w:rPr>
+          <w:lang w:val="hi_IN" w:bidi="hi_IN"/>
+        </w:rPr>
+        <w:t>וְ⁠אֶת־הַ⁠נְּסוֹגִ֖ים מֵ⁠אַחֲרֵ֣י יְהוָ֑ה וַ⁠אֲשֶׁ֛ר לֹֽא־בִקְשׁ֥וּ אֶת־יְהוָ֖ה וְ⁠לֹ֥א דְרָשֻֽׁ⁠הוּ</w:t>
+      </w:r>
+    </w:p>
+    <w:p>
+      <w:pPr/>
+      <w:r>
+        <w:rPr>
+          <w:lang w:val="hi_IN" w:bidi="hi_IN"/>
+        </w:rPr>
+      </w:r>
+      <w:r>
+        <w:rPr>
           <w:b/>
           <w:lang w:val="hi_IN" w:bidi="hi_IN"/>
         </w:rPr>
@@ -4555,6 +5045,20 @@
       </w:r>
       <w:r>
         <w:rPr>
+          <w:lang w:val="hi_IN" w:bidi="hi_IN"/>
+        </w:rPr>
+        <w:t>וְ⁠אֶת־הַ⁠נְּסוֹגִ֖ים מֵ⁠אַחֲרֵ֣י יְהוָ֑ה וַ⁠אֲשֶׁ֛ר לֹֽא־בִקְשׁ֥וּ אֶת־יְהוָ֖ה וְ⁠לֹ֥א דְרָשֻֽׁ⁠הוּ</w:t>
+      </w:r>
+    </w:p>
+    <w:p>
+      <w:pPr/>
+      <w:r>
+        <w:rPr>
+          <w:lang w:val="hi_IN" w:bidi="hi_IN"/>
+        </w:rPr>
+      </w:r>
+      <w:r>
+        <w:rPr>
           <w:b/>
           <w:lang w:val="hi_IN" w:bidi="hi_IN"/>
         </w:rPr>
@@ -4652,6 +5156,20 @@
       </w:r>
       <w:r>
         <w:rPr>
+          <w:lang w:val="hi_IN" w:bidi="hi_IN"/>
+        </w:rPr>
+        <w:t>וְ⁠אֶת־הַ⁠נְּסוֹגִ֖ים מֵ⁠אַחֲרֵ֣י יְהוָ֑ה</w:t>
+      </w:r>
+    </w:p>
+    <w:p>
+      <w:pPr/>
+      <w:r>
+        <w:rPr>
+          <w:lang w:val="hi_IN" w:bidi="hi_IN"/>
+        </w:rPr>
+      </w:r>
+      <w:r>
+        <w:rPr>
           <w:b/>
           <w:lang w:val="hi_IN" w:bidi="hi_IN"/>
         </w:rPr>
@@ -4762,6 +5280,20 @@
       </w:r>
       <w:r>
         <w:rPr>
+          <w:lang w:val="hi_IN" w:bidi="hi_IN"/>
+        </w:rPr>
+        <w:t>וַ⁠אֲשֶׁ֛ר לֹֽא־בִקְשׁ֥וּ אֶת־יְהוָ֖ה וְ⁠לֹ֥א דְרָשֻֽׁ⁠הוּ</w:t>
+      </w:r>
+    </w:p>
+    <w:p>
+      <w:pPr/>
+      <w:r>
+        <w:rPr>
+          <w:lang w:val="hi_IN" w:bidi="hi_IN"/>
+        </w:rPr>
+      </w:r>
+      <w:r>
+        <w:rPr>
           <w:b/>
           <w:lang w:val="hi_IN" w:bidi="hi_IN"/>
         </w:rPr>
@@ -4923,6 +5455,20 @@
       </w:r>
       <w:r>
         <w:rPr>
+          <w:lang w:val="hi_IN" w:bidi="hi_IN"/>
+        </w:rPr>
+        <w:t>הַ֕ס מִ⁠פְּנֵ֖י אֲדֹנָ֣⁠י יְהוִ֑ה</w:t>
+      </w:r>
+    </w:p>
+    <w:p>
+      <w:pPr/>
+      <w:r>
+        <w:rPr>
+          <w:lang w:val="hi_IN" w:bidi="hi_IN"/>
+        </w:rPr>
+      </w:r>
+      <w:r>
+        <w:rPr>
           <w:b/>
           <w:lang w:val="hi_IN" w:bidi="hi_IN"/>
         </w:rPr>
@@ -5059,6 +5605,20 @@
       </w:r>
       <w:r>
         <w:rPr>
+          <w:lang w:val="hi_IN" w:bidi="hi_IN"/>
+        </w:rPr>
+        <w:t>הַ֕ס מִ⁠פְּנֵ֖י אֲדֹנָ֣⁠י יְהוִ֑ה</w:t>
+      </w:r>
+    </w:p>
+    <w:p>
+      <w:pPr/>
+      <w:r>
+        <w:rPr>
+          <w:lang w:val="hi_IN" w:bidi="hi_IN"/>
+        </w:rPr>
+      </w:r>
+      <w:r>
+        <w:rPr>
           <w:b/>
           <w:lang w:val="hi_IN" w:bidi="hi_IN"/>
         </w:rPr>
@@ -5181,6 +5741,20 @@
       </w:r>
       <w:r>
         <w:rPr>
+          <w:lang w:val="hi_IN" w:bidi="hi_IN"/>
+        </w:rPr>
+        <w:t>קָרוֹב֙ י֣וֹם יְהוָ֔ה</w:t>
+      </w:r>
+    </w:p>
+    <w:p>
+      <w:pPr/>
+      <w:r>
+        <w:rPr>
+          <w:lang w:val="hi_IN" w:bidi="hi_IN"/>
+        </w:rPr>
+      </w:r>
+      <w:r>
+        <w:rPr>
           <w:b/>
           <w:lang w:val="hi_IN" w:bidi="hi_IN"/>
         </w:rPr>
@@ -5291,6 +5865,20 @@
       </w:r>
       <w:r>
         <w:rPr>
+          <w:lang w:val="hi_IN" w:bidi="hi_IN"/>
+        </w:rPr>
+        <w:t>הֵכִ֧ין יְהוָ֛ה זֶ֖בַח הִקְדִּ֥ישׁ קְרֻאָֽי⁠ו</w:t>
+      </w:r>
+    </w:p>
+    <w:p>
+      <w:pPr/>
+      <w:r>
+        <w:rPr>
+          <w:lang w:val="hi_IN" w:bidi="hi_IN"/>
+        </w:rPr>
+      </w:r>
+      <w:r>
+        <w:rPr>
           <w:b/>
           <w:lang w:val="hi_IN" w:bidi="hi_IN"/>
         </w:rPr>
@@ -5427,6 +6015,20 @@
       </w:r>
       <w:r>
         <w:rPr>
+          <w:lang w:val="hi_IN" w:bidi="hi_IN"/>
+        </w:rPr>
+        <w:t>קְרֻאָֽי⁠ו</w:t>
+      </w:r>
+    </w:p>
+    <w:p>
+      <w:pPr/>
+      <w:r>
+        <w:rPr>
+          <w:lang w:val="hi_IN" w:bidi="hi_IN"/>
+        </w:rPr>
+      </w:r>
+      <w:r>
+        <w:rPr>
           <w:b/>
           <w:lang w:val="hi_IN" w:bidi="hi_IN"/>
         </w:rPr>
@@ -5524,6 +6126,20 @@
       </w:r>
       <w:r>
         <w:rPr>
+          <w:lang w:val="hi_IN" w:bidi="hi_IN"/>
+        </w:rPr>
+        <w:t>וְ⁠הָיָ֗ה בְּ⁠יוֹם֙ זֶ֣בַח יְהוָ֔ה</w:t>
+      </w:r>
+    </w:p>
+    <w:p>
+      <w:pPr/>
+      <w:r>
+        <w:rPr>
+          <w:lang w:val="hi_IN" w:bidi="hi_IN"/>
+        </w:rPr>
+      </w:r>
+      <w:r>
+        <w:rPr>
           <w:b/>
           <w:lang w:val="hi_IN" w:bidi="hi_IN"/>
         </w:rPr>
@@ -5621,6 +6237,20 @@
       </w:r>
       <w:r>
         <w:rPr>
+          <w:lang w:val="hi_IN" w:bidi="hi_IN"/>
+        </w:rPr>
+        <w:t>בְּ⁠יוֹם֙ זֶ֣בַח יְהוָ֔ה</w:t>
+      </w:r>
+    </w:p>
+    <w:p>
+      <w:pPr/>
+      <w:r>
+        <w:rPr>
+          <w:lang w:val="hi_IN" w:bidi="hi_IN"/>
+        </w:rPr>
+      </w:r>
+      <w:r>
+        <w:rPr>
           <w:b/>
           <w:lang w:val="hi_IN" w:bidi="hi_IN"/>
         </w:rPr>
@@ -5718,6 +6348,20 @@
       </w:r>
       <w:r>
         <w:rPr>
+          <w:lang w:val="hi_IN" w:bidi="hi_IN"/>
+        </w:rPr>
+        <w:t>בְּ⁠יוֹם֙ זֶ֣בַח יְהוָ֔ה</w:t>
+      </w:r>
+    </w:p>
+    <w:p>
+      <w:pPr/>
+      <w:r>
+        <w:rPr>
+          <w:lang w:val="hi_IN" w:bidi="hi_IN"/>
+        </w:rPr>
+      </w:r>
+      <w:r>
+        <w:rPr>
           <w:b/>
           <w:lang w:val="hi_IN" w:bidi="hi_IN"/>
         </w:rPr>
@@ -5815,6 +6459,20 @@
       </w:r>
       <w:r>
         <w:rPr>
+          <w:lang w:val="hi_IN" w:bidi="hi_IN"/>
+        </w:rPr>
+        <w:t>בְּ⁠יוֹם֙ זֶ֣בַח יְהוָ֔ה</w:t>
+      </w:r>
+    </w:p>
+    <w:p>
+      <w:pPr/>
+      <w:r>
+        <w:rPr>
+          <w:lang w:val="hi_IN" w:bidi="hi_IN"/>
+        </w:rPr>
+      </w:r>
+      <w:r>
+        <w:rPr>
           <w:b/>
           <w:lang w:val="hi_IN" w:bidi="hi_IN"/>
         </w:rPr>
@@ -5936,6 +6594,20 @@
       </w:r>
       <w:r>
         <w:rPr>
+          <w:lang w:val="hi_IN" w:bidi="hi_IN"/>
+        </w:rPr>
+        <w:t>וּ⁠פָקַדְתִּ֥י עַל־הַ⁠שָּׂרִ֖ים וְ⁠עַל־בְּנֵ֣י הַ⁠מֶּ֑לֶךְ וְ⁠עַ֥ל כָּל־הַ⁠לֹּבְשִׁ֖ים מַלְבּ֥וּשׁ נָכְרִֽי</w:t>
+      </w:r>
+    </w:p>
+    <w:p>
+      <w:pPr/>
+      <w:r>
+        <w:rPr>
+          <w:lang w:val="hi_IN" w:bidi="hi_IN"/>
+        </w:rPr>
+      </w:r>
+      <w:r>
+        <w:rPr>
           <w:b/>
           <w:lang w:val="hi_IN" w:bidi="hi_IN"/>
         </w:rPr>
@@ -6083,6 +6755,20 @@
       </w:r>
       <w:r>
         <w:rPr>
+          <w:lang w:val="hi_IN" w:bidi="hi_IN"/>
+        </w:rPr>
+        <w:t>הַ⁠שָּׂרִ֖ים</w:t>
+      </w:r>
+    </w:p>
+    <w:p>
+      <w:pPr/>
+      <w:r>
+        <w:rPr>
+          <w:lang w:val="hi_IN" w:bidi="hi_IN"/>
+        </w:rPr>
+      </w:r>
+      <w:r>
+        <w:rPr>
           <w:b/>
           <w:lang w:val="hi_IN" w:bidi="hi_IN"/>
         </w:rPr>
@@ -6205,6 +6891,20 @@
       </w:r>
       <w:r>
         <w:rPr>
+          <w:lang w:val="hi_IN" w:bidi="hi_IN"/>
+        </w:rPr>
+        <w:t>בְּנֵ֣י הַ⁠מֶּ֑לֶךְ</w:t>
+      </w:r>
+    </w:p>
+    <w:p>
+      <w:pPr/>
+      <w:r>
+        <w:rPr>
+          <w:lang w:val="hi_IN" w:bidi="hi_IN"/>
+        </w:rPr>
+      </w:r>
+      <w:r>
+        <w:rPr>
           <w:b/>
           <w:lang w:val="hi_IN" w:bidi="hi_IN"/>
         </w:rPr>
@@ -6327,6 +7027,20 @@
       </w:r>
       <w:r>
         <w:rPr>
+          <w:lang w:val="hi_IN" w:bidi="hi_IN"/>
+        </w:rPr>
+        <w:t>כָּל־הַ⁠לֹּבְשִׁ֖ים מַלְבּ֥וּשׁ נָכְרִֽי</w:t>
+      </w:r>
+    </w:p>
+    <w:p>
+      <w:pPr/>
+      <w:r>
+        <w:rPr>
+          <w:lang w:val="hi_IN" w:bidi="hi_IN"/>
+        </w:rPr>
+      </w:r>
+      <w:r>
+        <w:rPr>
           <w:b/>
           <w:lang w:val="hi_IN" w:bidi="hi_IN"/>
         </w:rPr>
@@ -6437,6 +7151,20 @@
       </w:r>
       <w:r>
         <w:rPr>
+          <w:lang w:val="hi_IN" w:bidi="hi_IN"/>
+        </w:rPr>
+        <w:t>וּ⁠פָקַדְתִּ֗י עַ֧ל &amp; בַּ⁠יּ֣וֹם הַ⁠ה֑וּא</w:t>
+      </w:r>
+    </w:p>
+    <w:p>
+      <w:pPr/>
+      <w:r>
+        <w:rPr>
+          <w:lang w:val="hi_IN" w:bidi="hi_IN"/>
+        </w:rPr>
+      </w:r>
+      <w:r>
+        <w:rPr>
           <w:b/>
           <w:lang w:val="hi_IN" w:bidi="hi_IN"/>
         </w:rPr>
@@ -6570,6 +7298,20 @@
       </w:r>
       <w:r>
         <w:rPr>
+          <w:lang w:val="hi_IN" w:bidi="hi_IN"/>
+        </w:rPr>
+        <w:t>כָּל־הַ⁠דּוֹלֵ֛ג עַל־הַ⁠מִּפְתָּ֖ן</w:t>
+      </w:r>
+    </w:p>
+    <w:p>
+      <w:pPr/>
+      <w:r>
+        <w:rPr>
+          <w:lang w:val="hi_IN" w:bidi="hi_IN"/>
+        </w:rPr>
+      </w:r>
+      <w:r>
+        <w:rPr>
           <w:b/>
           <w:lang w:val="hi_IN" w:bidi="hi_IN"/>
         </w:rPr>
@@ -6706,6 +7448,20 @@
       </w:r>
       <w:r>
         <w:rPr>
+          <w:lang w:val="hi_IN" w:bidi="hi_IN"/>
+        </w:rPr>
+        <w:t>הַֽ⁠מְמַלְאִ֛ים בֵּ֥ית אֲדֹנֵי⁠הֶ֖ם חָמָ֥ס וּ⁠מִרְמָֽה</w:t>
+      </w:r>
+    </w:p>
+    <w:p>
+      <w:pPr/>
+      <w:r>
+        <w:rPr>
+          <w:lang w:val="hi_IN" w:bidi="hi_IN"/>
+        </w:rPr>
+      </w:r>
+      <w:r>
+        <w:rPr>
           <w:b/>
           <w:lang w:val="hi_IN" w:bidi="hi_IN"/>
         </w:rPr>
@@ -6842,6 +7598,20 @@
       </w:r>
       <w:r>
         <w:rPr>
+          <w:lang w:val="hi_IN" w:bidi="hi_IN"/>
+        </w:rPr>
+        <w:t>חָמָ֥ס וּ⁠מִרְמָֽה</w:t>
+      </w:r>
+    </w:p>
+    <w:p>
+      <w:pPr/>
+      <w:r>
+        <w:rPr>
+          <w:lang w:val="hi_IN" w:bidi="hi_IN"/>
+        </w:rPr>
+      </w:r>
+      <w:r>
+        <w:rPr>
           <w:b/>
           <w:lang w:val="hi_IN" w:bidi="hi_IN"/>
         </w:rPr>
@@ -6977,6 +7747,20 @@
       </w:r>
       <w:r>
         <w:rPr>
+          <w:lang w:val="hi_IN" w:bidi="hi_IN"/>
+        </w:rPr>
+        <w:t>וְ⁠הָיָה֩ בַ⁠יּ֨וֹם הַ⁠ה֜וּא נְאֻם־יְהוָ֗ה ק֤וֹל</w:t>
+      </w:r>
+    </w:p>
+    <w:p>
+      <w:pPr/>
+      <w:r>
+        <w:rPr>
+          <w:lang w:val="hi_IN" w:bidi="hi_IN"/>
+        </w:rPr>
+      </w:r>
+      <w:r>
+        <w:rPr>
           <w:b/>
           <w:lang w:val="hi_IN" w:bidi="hi_IN"/>
         </w:rPr>
@@ -7099,6 +7883,20 @@
       </w:r>
       <w:r>
         <w:rPr>
+          <w:lang w:val="hi_IN" w:bidi="hi_IN"/>
+        </w:rPr>
+        <w:t>בַ⁠יּ֨וֹם הַ⁠ה֜וּא</w:t>
+      </w:r>
+    </w:p>
+    <w:p>
+      <w:pPr/>
+      <w:r>
+        <w:rPr>
+          <w:lang w:val="hi_IN" w:bidi="hi_IN"/>
+        </w:rPr>
+      </w:r>
+      <w:r>
+        <w:rPr>
           <w:b/>
           <w:lang w:val="hi_IN" w:bidi="hi_IN"/>
         </w:rPr>
@@ -7182,6 +7980,20 @@
       </w:r>
       <w:r>
         <w:rPr>
+          <w:lang w:val="hi_IN" w:bidi="hi_IN"/>
+        </w:rPr>
+        <w:t>ק֤וֹל</w:t>
+      </w:r>
+    </w:p>
+    <w:p>
+      <w:pPr/>
+      <w:r>
+        <w:rPr>
+          <w:lang w:val="hi_IN" w:bidi="hi_IN"/>
+        </w:rPr>
+      </w:r>
+      <w:r>
+        <w:rPr>
           <w:b/>
           <w:lang w:val="hi_IN" w:bidi="hi_IN"/>
         </w:rPr>
@@ -7279,6 +8091,20 @@
       </w:r>
       <w:r>
         <w:rPr>
+          <w:lang w:val="hi_IN" w:bidi="hi_IN"/>
+        </w:rPr>
+        <w:t>מִ⁠שַּׁ֣עַר הַ⁠דָּגִ֔ים</w:t>
+      </w:r>
+    </w:p>
+    <w:p>
+      <w:pPr/>
+      <w:r>
+        <w:rPr>
+          <w:lang w:val="hi_IN" w:bidi="hi_IN"/>
+        </w:rPr>
+      </w:r>
+      <w:r>
+        <w:rPr>
           <w:b/>
           <w:lang w:val="hi_IN" w:bidi="hi_IN"/>
         </w:rPr>
@@ -7389,6 +8215,20 @@
       </w:r>
       <w:r>
         <w:rPr>
+          <w:lang w:val="hi_IN" w:bidi="hi_IN"/>
+        </w:rPr>
+        <w:t>הַ⁠מִּשְׁנֶ֑ה</w:t>
+      </w:r>
+    </w:p>
+    <w:p>
+      <w:pPr/>
+      <w:r>
+        <w:rPr>
+          <w:lang w:val="hi_IN" w:bidi="hi_IN"/>
+        </w:rPr>
+      </w:r>
+      <w:r>
+        <w:rPr>
           <w:b/>
           <w:lang w:val="hi_IN" w:bidi="hi_IN"/>
         </w:rPr>
@@ -7538,6 +8378,20 @@
       </w:r>
       <w:r>
         <w:rPr>
+          <w:lang w:val="hi_IN" w:bidi="hi_IN"/>
+        </w:rPr>
+        <w:t>מֵ⁠הַ⁠גְּבָעֽוֹת</w:t>
+      </w:r>
+    </w:p>
+    <w:p>
+      <w:pPr/>
+      <w:r>
+        <w:rPr>
+          <w:lang w:val="hi_IN" w:bidi="hi_IN"/>
+        </w:rPr>
+      </w:r>
+      <w:r>
+        <w:rPr>
           <w:b/>
           <w:lang w:val="hi_IN" w:bidi="hi_IN"/>
         </w:rPr>
@@ -7648,6 +8502,20 @@
       </w:r>
       <w:r>
         <w:rPr>
+          <w:lang w:val="hi_IN" w:bidi="hi_IN"/>
+        </w:rPr>
+        <w:t>הַ⁠מַּכְתֵּ֑שׁ</w:t>
+      </w:r>
+    </w:p>
+    <w:p>
+      <w:pPr/>
+      <w:r>
+        <w:rPr>
+          <w:lang w:val="hi_IN" w:bidi="hi_IN"/>
+        </w:rPr>
+      </w:r>
+      <w:r>
+        <w:rPr>
           <w:b/>
           <w:lang w:val="hi_IN" w:bidi="hi_IN"/>
         </w:rPr>
@@ -7758,6 +8626,20 @@
       </w:r>
       <w:r>
         <w:rPr>
+          <w:lang w:val="hi_IN" w:bidi="hi_IN"/>
+        </w:rPr>
+        <w:t>נִדְמָה֙ כָּל־עַ֣ם כְּנַ֔עַן נִכְרְת֖וּ כָּל־נְטִ֥ילֵי כָֽסֶף</w:t>
+      </w:r>
+    </w:p>
+    <w:p>
+      <w:pPr/>
+      <w:r>
+        <w:rPr>
+          <w:lang w:val="hi_IN" w:bidi="hi_IN"/>
+        </w:rPr>
+      </w:r>
+      <w:r>
+        <w:rPr>
           <w:b/>
           <w:lang w:val="hi_IN" w:bidi="hi_IN"/>
         </w:rPr>
@@ -7855,6 +8737,20 @@
       </w:r>
       <w:r>
         <w:rPr>
+          <w:lang w:val="hi_IN" w:bidi="hi_IN"/>
+        </w:rPr>
+        <w:t>נִדְמָה֙ כָּל־עַ֣ם כְּנַ֔עַן נִכְרְת֖וּ כָּל־נְטִ֥ילֵי כָֽסֶף</w:t>
+      </w:r>
+    </w:p>
+    <w:p>
+      <w:pPr/>
+      <w:r>
+        <w:rPr>
+          <w:lang w:val="hi_IN" w:bidi="hi_IN"/>
+        </w:rPr>
+      </w:r>
+      <w:r>
+        <w:rPr>
           <w:b/>
           <w:lang w:val="hi_IN" w:bidi="hi_IN"/>
         </w:rPr>
@@ -7952,6 +8848,20 @@
       </w:r>
       <w:r>
         <w:rPr>
+          <w:lang w:val="hi_IN" w:bidi="hi_IN"/>
+        </w:rPr>
+        <w:t>עַ֣ם כְּנַ֔עַן</w:t>
+      </w:r>
+    </w:p>
+    <w:p>
+      <w:pPr/>
+      <w:r>
+        <w:rPr>
+          <w:lang w:val="hi_IN" w:bidi="hi_IN"/>
+        </w:rPr>
+      </w:r>
+      <w:r>
+        <w:rPr>
           <w:b/>
           <w:lang w:val="hi_IN" w:bidi="hi_IN"/>
         </w:rPr>
@@ -8088,6 +8998,20 @@
       </w:r>
       <w:r>
         <w:rPr>
+          <w:lang w:val="hi_IN" w:bidi="hi_IN"/>
+        </w:rPr>
+        <w:t>נְטִ֥ילֵי כָֽסֶף</w:t>
+      </w:r>
+    </w:p>
+    <w:p>
+      <w:pPr/>
+      <w:r>
+        <w:rPr>
+          <w:lang w:val="hi_IN" w:bidi="hi_IN"/>
+        </w:rPr>
+      </w:r>
+      <w:r>
+        <w:rPr>
           <w:b/>
           <w:lang w:val="hi_IN" w:bidi="hi_IN"/>
         </w:rPr>
@@ -8198,6 +9122,20 @@
       </w:r>
       <w:r>
         <w:rPr>
+          <w:lang w:val="hi_IN" w:bidi="hi_IN"/>
+        </w:rPr>
+        <w:t>נִכְרְת֖וּ</w:t>
+      </w:r>
+    </w:p>
+    <w:p>
+      <w:pPr/>
+      <w:r>
+        <w:rPr>
+          <w:lang w:val="hi_IN" w:bidi="hi_IN"/>
+        </w:rPr>
+      </w:r>
+      <w:r>
+        <w:rPr>
           <w:b/>
           <w:lang w:val="hi_IN" w:bidi="hi_IN"/>
         </w:rPr>
@@ -8307,6 +9245,20 @@
       </w:r>
       <w:r>
         <w:rPr>
+          <w:lang w:val="hi_IN" w:bidi="hi_IN"/>
+        </w:rPr>
+        <w:t>בַּ⁠נֵּר֑וֹת</w:t>
+      </w:r>
+    </w:p>
+    <w:p>
+      <w:pPr/>
+      <w:r>
+        <w:rPr>
+          <w:lang w:val="hi_IN" w:bidi="hi_IN"/>
+        </w:rPr>
+      </w:r>
+      <w:r>
+        <w:rPr>
           <w:b/>
           <w:lang w:val="hi_IN" w:bidi="hi_IN"/>
         </w:rPr>
@@ -8448,6 +9400,20 @@
       </w:r>
       <w:r>
         <w:rPr>
+          <w:lang w:val="hi_IN" w:bidi="hi_IN"/>
+        </w:rPr>
+        <w:t>וּ⁠פָקַדְתִּ֣י עַל</w:t>
+      </w:r>
+    </w:p>
+    <w:p>
+      <w:pPr/>
+      <w:r>
+        <w:rPr>
+          <w:lang w:val="hi_IN" w:bidi="hi_IN"/>
+        </w:rPr>
+      </w:r>
+      <w:r>
+        <w:rPr>
           <w:b/>
           <w:lang w:val="hi_IN" w:bidi="hi_IN"/>
         </w:rPr>
@@ -8569,6 +9535,20 @@
       </w:r>
       <w:r>
         <w:rPr>
+          <w:lang w:val="hi_IN" w:bidi="hi_IN"/>
+        </w:rPr>
+        <w:t>הָ⁠אֲנָשִׁ֗ים הַ⁠קֹּֽפְאִים֙ עַל־שִׁמְרֵי⁠הֶ֔ם</w:t>
+      </w:r>
+    </w:p>
+    <w:p>
+      <w:pPr/>
+      <w:r>
+        <w:rPr>
+          <w:lang w:val="hi_IN" w:bidi="hi_IN"/>
+        </w:rPr>
+      </w:r>
+      <w:r>
+        <w:rPr>
           <w:b/>
           <w:lang w:val="hi_IN" w:bidi="hi_IN"/>
         </w:rPr>
@@ -8679,6 +9659,20 @@
       </w:r>
       <w:r>
         <w:rPr>
+          <w:lang w:val="hi_IN" w:bidi="hi_IN"/>
+        </w:rPr>
+        <w:t>הָ⁠אֲנָשִׁ֗ים הַ⁠קֹּֽפְאִים֙ עַל־שִׁמְרֵי⁠הֶ֔ם</w:t>
+      </w:r>
+    </w:p>
+    <w:p>
+      <w:pPr/>
+      <w:r>
+        <w:rPr>
+          <w:lang w:val="hi_IN" w:bidi="hi_IN"/>
+        </w:rPr>
+      </w:r>
+      <w:r>
+        <w:rPr>
           <w:b/>
           <w:lang w:val="hi_IN" w:bidi="hi_IN"/>
         </w:rPr>
@@ -8802,6 +9796,20 @@
       </w:r>
       <w:r>
         <w:rPr>
+          <w:lang w:val="hi_IN" w:bidi="hi_IN"/>
+        </w:rPr>
+        <w:t>הָ⁠אֹֽמְרִים֙ בִּ⁠לְבָבָ֔⁠ם לֹֽא־יֵיטִ֥יב יְהוָ֖ה וְ⁠לֹ֥א יָרֵֽעַ</w:t>
+      </w:r>
+    </w:p>
+    <w:p>
+      <w:pPr/>
+      <w:r>
+        <w:rPr>
+          <w:lang w:val="hi_IN" w:bidi="hi_IN"/>
+        </w:rPr>
+      </w:r>
+      <w:r>
+        <w:rPr>
           <w:b/>
           <w:lang w:val="hi_IN" w:bidi="hi_IN"/>
         </w:rPr>
@@ -8899,6 +9907,20 @@
       </w:r>
       <w:r>
         <w:rPr>
+          <w:lang w:val="hi_IN" w:bidi="hi_IN"/>
+        </w:rPr>
+        <w:t>הָ⁠אֹֽמְרִים֙ בִּ⁠לְבָבָ֔⁠ם לֹֽא־יֵיטִ֥יב יְהוָ֖ה וְ⁠לֹ֥א יָרֵֽעַ</w:t>
+      </w:r>
+    </w:p>
+    <w:p>
+      <w:pPr/>
+      <w:r>
+        <w:rPr>
+          <w:lang w:val="hi_IN" w:bidi="hi_IN"/>
+        </w:rPr>
+      </w:r>
+      <w:r>
+        <w:rPr>
           <w:b/>
           <w:lang w:val="hi_IN" w:bidi="hi_IN"/>
         </w:rPr>
@@ -8996,6 +10018,20 @@
       </w:r>
       <w:r>
         <w:rPr>
+          <w:lang w:val="hi_IN" w:bidi="hi_IN"/>
+        </w:rPr>
+        <w:t>בִּ⁠לְבָבָ֔⁠ם</w:t>
+      </w:r>
+    </w:p>
+    <w:p>
+      <w:pPr/>
+      <w:r>
+        <w:rPr>
+          <w:lang w:val="hi_IN" w:bidi="hi_IN"/>
+        </w:rPr>
+      </w:r>
+      <w:r>
+        <w:rPr>
           <w:b/>
           <w:lang w:val="hi_IN" w:bidi="hi_IN"/>
         </w:rPr>
@@ -9106,6 +10142,20 @@
       </w:r>
       <w:r>
         <w:rPr>
+          <w:lang w:val="hi_IN" w:bidi="hi_IN"/>
+        </w:rPr>
+        <w:t>בִּ⁠לְבָבָ֔⁠ם</w:t>
+      </w:r>
+    </w:p>
+    <w:p>
+      <w:pPr/>
+      <w:r>
+        <w:rPr>
+          <w:lang w:val="hi_IN" w:bidi="hi_IN"/>
+        </w:rPr>
+      </w:r>
+      <w:r>
+        <w:rPr>
           <w:b/>
           <w:lang w:val="hi_IN" w:bidi="hi_IN"/>
         </w:rPr>
@@ -9216,6 +10266,20 @@
       </w:r>
       <w:r>
         <w:rPr>
+          <w:lang w:val="hi_IN" w:bidi="hi_IN"/>
+        </w:rPr>
+        <w:t>לֹֽא־יֵיטִ֥יב יְהוָ֖ה וְ⁠לֹ֥א יָרֵֽעַ</w:t>
+      </w:r>
+    </w:p>
+    <w:p>
+      <w:pPr/>
+      <w:r>
+        <w:rPr>
+          <w:lang w:val="hi_IN" w:bidi="hi_IN"/>
+        </w:rPr>
+      </w:r>
+      <w:r>
+        <w:rPr>
           <w:b/>
           <w:lang w:val="hi_IN" w:bidi="hi_IN"/>
         </w:rPr>
@@ -9333,6 +10397,20 @@
       </w:r>
       <w:r>
         <w:rPr>
+          <w:lang w:val="hi_IN" w:bidi="hi_IN"/>
+        </w:rPr>
+        <w:t>וְ⁠הָיָ֤ה חֵילָ⁠ם֙ לִ⁠מְשִׁסָּ֔ה וּ⁠בָתֵּי⁠הֶ֖ם לִ⁠שְׁמָמָ֑ה</w:t>
+      </w:r>
+    </w:p>
+    <w:p>
+      <w:pPr/>
+      <w:r>
+        <w:rPr>
+          <w:lang w:val="hi_IN" w:bidi="hi_IN"/>
+        </w:rPr>
+      </w:r>
+      <w:r>
+        <w:rPr>
           <w:b/>
           <w:lang w:val="hi_IN" w:bidi="hi_IN"/>
         </w:rPr>
@@ -9419,6 +10497,20 @@
         <w:rPr>
           <w:lang w:val="hi_IN" w:bidi="hi_IN"/>
         </w:rPr>
+      </w:r>
+    </w:p>
+    <w:p>
+      <w:pPr/>
+      <w:r>
+        <w:rPr>
+          <w:lang w:val="hi_IN" w:bidi="hi_IN"/>
+        </w:rPr>
+      </w:r>
+      <w:r>
+        <w:rPr>
+          <w:lang w:val="hi_IN" w:bidi="hi_IN"/>
+        </w:rPr>
+        <w:t>וְ⁠הָיָ֤ה חֵילָ⁠ם֙ לִ⁠מְשִׁסָּ֔ה וּ⁠בָתֵּי⁠הֶ֖ם לִ⁠שְׁמָמָ֑ה</w:t>
       </w:r>
     </w:p>
     <w:p>
@@ -9654,6 +10746,20 @@
       </w:r>
       <w:r>
         <w:rPr>
+          <w:lang w:val="hi_IN" w:bidi="hi_IN"/>
+        </w:rPr>
+        <w:t>יוֹם־יְהוָה֙ הַ⁠גָּד֔וֹל &amp; י֣וֹם יְהוָ֔ה</w:t>
+      </w:r>
+    </w:p>
+    <w:p>
+      <w:pPr/>
+      <w:r>
+        <w:rPr>
+          <w:lang w:val="hi_IN" w:bidi="hi_IN"/>
+        </w:rPr>
+      </w:r>
+      <w:r>
+        <w:rPr>
           <w:b/>
           <w:lang w:val="hi_IN" w:bidi="hi_IN"/>
         </w:rPr>
@@ -9777,6 +10883,20 @@
       </w:r>
       <w:r>
         <w:rPr>
+          <w:lang w:val="hi_IN" w:bidi="hi_IN"/>
+        </w:rPr>
+        <w:t>יוֹם־יְהוָה֙ הַ⁠גָּד֔וֹל &amp; י֣וֹם יְהוָ֔ה</w:t>
+      </w:r>
+    </w:p>
+    <w:p>
+      <w:pPr/>
+      <w:r>
+        <w:rPr>
+          <w:lang w:val="hi_IN" w:bidi="hi_IN"/>
+        </w:rPr>
+      </w:r>
+      <w:r>
+        <w:rPr>
           <w:b/>
           <w:lang w:val="hi_IN" w:bidi="hi_IN"/>
         </w:rPr>
@@ -9888,6 +11008,20 @@
       </w:r>
       <w:r>
         <w:rPr>
+          <w:lang w:val="hi_IN" w:bidi="hi_IN"/>
+        </w:rPr>
+        <w:t>קָר֤וֹב &amp; קָר֖וֹב וּ⁠מַהֵ֣ר מְאֹ֑ד</w:t>
+      </w:r>
+    </w:p>
+    <w:p>
+      <w:pPr/>
+      <w:r>
+        <w:rPr>
+          <w:lang w:val="hi_IN" w:bidi="hi_IN"/>
+        </w:rPr>
+      </w:r>
+      <w:r>
+        <w:rPr>
           <w:b/>
           <w:lang w:val="hi_IN" w:bidi="hi_IN"/>
         </w:rPr>
@@ -9984,6 +11118,20 @@
       </w:r>
       <w:r>
         <w:rPr>
+          <w:lang w:val="hi_IN" w:bidi="hi_IN"/>
+        </w:rPr>
+        <w:t>קָר֤וֹב &amp; קָר֖וֹב וּ⁠מַהֵ֣ר מְאֹ֑ד</w:t>
+      </w:r>
+    </w:p>
+    <w:p>
+      <w:pPr/>
+      <w:r>
+        <w:rPr>
+          <w:lang w:val="hi_IN" w:bidi="hi_IN"/>
+        </w:rPr>
+      </w:r>
+      <w:r>
+        <w:rPr>
           <w:b/>
           <w:lang w:val="hi_IN" w:bidi="hi_IN"/>
         </w:rPr>
@@ -10099,6 +11247,20 @@
       </w:r>
       <w:r>
         <w:rPr>
+          <w:lang w:val="hi_IN" w:bidi="hi_IN"/>
+        </w:rPr>
+        <w:t>ק֚וֹל י֣וֹם יְהוָ֔ה מַ֥ר</w:t>
+      </w:r>
+    </w:p>
+    <w:p>
+      <w:pPr/>
+      <w:r>
+        <w:rPr>
+          <w:lang w:val="hi_IN" w:bidi="hi_IN"/>
+        </w:rPr>
+      </w:r>
+      <w:r>
+        <w:rPr>
           <w:b/>
           <w:lang w:val="hi_IN" w:bidi="hi_IN"/>
         </w:rPr>
@@ -10222,6 +11384,20 @@
       </w:r>
       <w:r>
         <w:rPr>
+          <w:lang w:val="hi_IN" w:bidi="hi_IN"/>
+        </w:rPr>
+        <w:t>צֹרֵ֖חַ &amp; גִּבּֽוֹר</w:t>
+      </w:r>
+    </w:p>
+    <w:p>
+      <w:pPr/>
+      <w:r>
+        <w:rPr>
+          <w:lang w:val="hi_IN" w:bidi="hi_IN"/>
+        </w:rPr>
+      </w:r>
+      <w:r>
+        <w:rPr>
           <w:b/>
           <w:lang w:val="hi_IN" w:bidi="hi_IN"/>
         </w:rPr>
@@ -10332,6 +11508,20 @@
       </w:r>
       <w:r>
         <w:rPr>
+          <w:lang w:val="hi_IN" w:bidi="hi_IN"/>
+        </w:rPr>
+        <w:t>הַ⁠יּ֣וֹם הַ⁠ה֑וּא</w:t>
+      </w:r>
+    </w:p>
+    <w:p>
+      <w:pPr/>
+      <w:r>
+        <w:rPr>
+          <w:lang w:val="hi_IN" w:bidi="hi_IN"/>
+        </w:rPr>
+      </w:r>
+      <w:r>
+        <w:rPr>
           <w:b/>
           <w:lang w:val="hi_IN" w:bidi="hi_IN"/>
         </w:rPr>
@@ -10428,6 +11618,20 @@
       </w:r>
       <w:r>
         <w:rPr>
+          <w:lang w:val="hi_IN" w:bidi="hi_IN"/>
+        </w:rPr>
+        <w:t>י֧וֹם צָרָ֣ה וּ⁠מְצוּקָ֗ה י֤וֹם שֹׁאָה֙ וּ⁠מְשׁוֹאָ֔ה י֥וֹם חֹ֨שֶׁךְ֙ וַ⁠אֲפֵלָ֔ה י֥וֹם עָנָ֖ן וַ⁠עֲרָפֶֽל</w:t>
+      </w:r>
+    </w:p>
+    <w:p>
+      <w:pPr/>
+      <w:r>
+        <w:rPr>
+          <w:lang w:val="hi_IN" w:bidi="hi_IN"/>
+        </w:rPr>
+      </w:r>
+      <w:r>
+        <w:rPr>
           <w:b/>
           <w:lang w:val="hi_IN" w:bidi="hi_IN"/>
         </w:rPr>
@@ -10525,6 +11729,20 @@
       </w:r>
       <w:r>
         <w:rPr>
+          <w:lang w:val="hi_IN" w:bidi="hi_IN"/>
+        </w:rPr>
+        <w:t>י֥וֹם חֹ֨שֶׁךְ֙ וַ⁠אֲפֵלָ֔ה י֥וֹם עָנָ֖ן וַ⁠עֲרָפֶֽל</w:t>
+      </w:r>
+    </w:p>
+    <w:p>
+      <w:pPr/>
+      <w:r>
+        <w:rPr>
+          <w:lang w:val="hi_IN" w:bidi="hi_IN"/>
+        </w:rPr>
+      </w:r>
+      <w:r>
+        <w:rPr>
           <w:b/>
           <w:lang w:val="hi_IN" w:bidi="hi_IN"/>
         </w:rPr>
@@ -10622,6 +11840,20 @@
       </w:r>
       <w:r>
         <w:rPr>
+          <w:lang w:val="hi_IN" w:bidi="hi_IN"/>
+        </w:rPr>
+        <w:t>י֥וֹם</w:t>
+      </w:r>
+    </w:p>
+    <w:p>
+      <w:pPr/>
+      <w:r>
+        <w:rPr>
+          <w:lang w:val="hi_IN" w:bidi="hi_IN"/>
+        </w:rPr>
+      </w:r>
+      <w:r>
+        <w:rPr>
           <w:b/>
           <w:lang w:val="hi_IN" w:bidi="hi_IN"/>
         </w:rPr>
@@ -10719,6 +11951,20 @@
       </w:r>
       <w:r>
         <w:rPr>
+          <w:lang w:val="hi_IN" w:bidi="hi_IN"/>
+        </w:rPr>
+        <w:t>שׁוֹפָ֖ר וּ⁠תְרוּעָ֑ה</w:t>
+      </w:r>
+    </w:p>
+    <w:p>
+      <w:pPr/>
+      <w:r>
+        <w:rPr>
+          <w:lang w:val="hi_IN" w:bidi="hi_IN"/>
+        </w:rPr>
+      </w:r>
+      <w:r>
+        <w:rPr>
           <w:b/>
           <w:lang w:val="hi_IN" w:bidi="hi_IN"/>
         </w:rPr>
@@ -10829,6 +12075,20 @@
       </w:r>
       <w:r>
         <w:rPr>
+          <w:lang w:val="hi_IN" w:bidi="hi_IN"/>
+        </w:rPr>
+        <w:t>עַ֚ל הֶ⁠עָרִ֣ים הַ⁠בְּצֻר֔וֹת וְ⁠עַ֖ל הַ⁠פִּנּ֥וֹת הַ⁠גְּבֹהֽוֹת</w:t>
+      </w:r>
+    </w:p>
+    <w:p>
+      <w:pPr/>
+      <w:r>
+        <w:rPr>
+          <w:lang w:val="hi_IN" w:bidi="hi_IN"/>
+        </w:rPr>
+      </w:r>
+      <w:r>
+        <w:rPr>
           <w:b/>
           <w:lang w:val="hi_IN" w:bidi="hi_IN"/>
         </w:rPr>
@@ -10963,6 +12223,20 @@
       </w:r>
       <w:r>
         <w:rPr>
+          <w:lang w:val="hi_IN" w:bidi="hi_IN"/>
+        </w:rPr>
+        <w:t>עַ֚ל הֶ⁠עָרִ֣ים הַ⁠בְּצֻר֔וֹת וְ⁠עַ֖ל הַ⁠פִּנּ֥וֹת הַ⁠גְּבֹהֽוֹת</w:t>
+      </w:r>
+    </w:p>
+    <w:p>
+      <w:pPr/>
+      <w:r>
+        <w:rPr>
+          <w:lang w:val="hi_IN" w:bidi="hi_IN"/>
+        </w:rPr>
+      </w:r>
+      <w:r>
+        <w:rPr>
           <w:b/>
           <w:lang w:val="hi_IN" w:bidi="hi_IN"/>
         </w:rPr>
@@ -11075,6 +12349,20 @@
         <w:rPr>
           <w:lang w:val="hi_IN" w:bidi="hi_IN"/>
         </w:rPr>
+      </w:r>
+    </w:p>
+    <w:p>
+      <w:pPr/>
+      <w:r>
+        <w:rPr>
+          <w:lang w:val="hi_IN" w:bidi="hi_IN"/>
+        </w:rPr>
+      </w:r>
+      <w:r>
+        <w:rPr>
+          <w:lang w:val="hi_IN" w:bidi="hi_IN"/>
+        </w:rPr>
+        <w:t>לָ⁠אָדָ֗ם</w:t>
       </w:r>
     </w:p>
     <w:p>
@@ -11323,6 +12611,20 @@
       </w:r>
       <w:r>
         <w:rPr>
+          <w:lang w:val="hi_IN" w:bidi="hi_IN"/>
+        </w:rPr>
+        <w:t>וְ⁠הָֽלְכוּ֙ כַּֽ⁠עִוְרִ֔ים</w:t>
+      </w:r>
+    </w:p>
+    <w:p>
+      <w:pPr/>
+      <w:r>
+        <w:rPr>
+          <w:lang w:val="hi_IN" w:bidi="hi_IN"/>
+        </w:rPr>
+      </w:r>
+      <w:r>
+        <w:rPr>
           <w:b/>
           <w:lang w:val="hi_IN" w:bidi="hi_IN"/>
         </w:rPr>
@@ -11446,6 +12748,20 @@
       </w:r>
       <w:r>
         <w:rPr>
+          <w:lang w:val="hi_IN" w:bidi="hi_IN"/>
+        </w:rPr>
+        <w:t>כַּֽ⁠עִוְרִ֔ים</w:t>
+      </w:r>
+    </w:p>
+    <w:p>
+      <w:pPr/>
+      <w:r>
+        <w:rPr>
+          <w:lang w:val="hi_IN" w:bidi="hi_IN"/>
+        </w:rPr>
+      </w:r>
+      <w:r>
+        <w:rPr>
           <w:b/>
           <w:lang w:val="hi_IN" w:bidi="hi_IN"/>
         </w:rPr>
@@ -11542,6 +12858,20 @@
       </w:r>
       <w:r>
         <w:rPr>
+          <w:lang w:val="hi_IN" w:bidi="hi_IN"/>
+        </w:rPr>
+        <w:t>וְ⁠שֻׁפַּ֤ךְ דָּמָ⁠ם֙ כֶּֽ⁠עָפָ֔ר וּ⁠לְחֻמָ֖⁠ם כַּ⁠גְּלָלִֽים</w:t>
+      </w:r>
+    </w:p>
+    <w:p>
+      <w:pPr/>
+      <w:r>
+        <w:rPr>
+          <w:lang w:val="hi_IN" w:bidi="hi_IN"/>
+        </w:rPr>
+      </w:r>
+      <w:r>
+        <w:rPr>
           <w:b/>
           <w:lang w:val="hi_IN" w:bidi="hi_IN"/>
         </w:rPr>
@@ -11687,6 +13017,20 @@
       </w:r>
       <w:r>
         <w:rPr>
+          <w:lang w:val="hi_IN" w:bidi="hi_IN"/>
+        </w:rPr>
+        <w:t>וְ⁠שֻׁפַּ֤ךְ דָּמָ⁠ם֙ כֶּֽ⁠עָפָ֔ר וּ⁠לְחֻמָ֖⁠ם כַּ⁠גְּלָלִֽים</w:t>
+      </w:r>
+    </w:p>
+    <w:p>
+      <w:pPr/>
+      <w:r>
+        <w:rPr>
+          <w:lang w:val="hi_IN" w:bidi="hi_IN"/>
+        </w:rPr>
+      </w:r>
+      <w:r>
+        <w:rPr>
           <w:b/>
           <w:lang w:val="hi_IN" w:bidi="hi_IN"/>
         </w:rPr>
@@ -11820,6 +13164,20 @@
       </w:r>
       <w:r>
         <w:rPr>
+          <w:lang w:val="hi_IN" w:bidi="hi_IN"/>
+        </w:rPr>
+        <w:t>וְ⁠שֻׁפַּ֤ךְ דָּמָ⁠ם֙ כֶּֽ⁠עָפָ֔ר וּ⁠לְחֻמָ֖⁠ם כַּ⁠גְּלָלִֽים</w:t>
+      </w:r>
+    </w:p>
+    <w:p>
+      <w:pPr/>
+      <w:r>
+        <w:rPr>
+          <w:lang w:val="hi_IN" w:bidi="hi_IN"/>
+        </w:rPr>
+      </w:r>
+      <w:r>
+        <w:rPr>
           <w:b/>
           <w:lang w:val="hi_IN" w:bidi="hi_IN"/>
         </w:rPr>
@@ -11993,6 +13351,20 @@
       </w:r>
       <w:r>
         <w:rPr>
+          <w:lang w:val="hi_IN" w:bidi="hi_IN"/>
+        </w:rPr>
+        <w:t>גַּם־כַּסְפָּ֨⁠ם גַּם־זְהָבָ֜⁠ם לֹֽא־יוּכַ֣ל לְ⁠הַצִּילָ֗⁠ם</w:t>
+      </w:r>
+    </w:p>
+    <w:p>
+      <w:pPr/>
+      <w:r>
+        <w:rPr>
+          <w:lang w:val="hi_IN" w:bidi="hi_IN"/>
+        </w:rPr>
+      </w:r>
+      <w:r>
+        <w:rPr>
           <w:b/>
           <w:lang w:val="hi_IN" w:bidi="hi_IN"/>
         </w:rPr>
@@ -12116,6 +13488,20 @@
       </w:r>
       <w:r>
         <w:rPr>
+          <w:lang w:val="hi_IN" w:bidi="hi_IN"/>
+        </w:rPr>
+        <w:t>וּ⁠בְ⁠אֵשׁ֙ קִנְאָת֔⁠וֹ תֵּאָכֵ֖ל כָּל־הָ⁠אָ֑רֶץ</w:t>
+      </w:r>
+    </w:p>
+    <w:p>
+      <w:pPr/>
+      <w:r>
+        <w:rPr>
+          <w:lang w:val="hi_IN" w:bidi="hi_IN"/>
+        </w:rPr>
+      </w:r>
+      <w:r>
+        <w:rPr>
           <w:b/>
           <w:lang w:val="hi_IN" w:bidi="hi_IN"/>
         </w:rPr>
@@ -12213,6 +13599,20 @@
       </w:r>
       <w:r>
         <w:rPr>
+          <w:lang w:val="hi_IN" w:bidi="hi_IN"/>
+        </w:rPr>
+        <w:t>וּ⁠בְ⁠אֵשׁ֙ קִנְאָת֔⁠וֹ תֵּאָכֵ֖ל כָּל־הָ⁠אָ֑רֶץ</w:t>
+      </w:r>
+    </w:p>
+    <w:p>
+      <w:pPr/>
+      <w:r>
+        <w:rPr>
+          <w:lang w:val="hi_IN" w:bidi="hi_IN"/>
+        </w:rPr>
+      </w:r>
+      <w:r>
+        <w:rPr>
           <w:b/>
           <w:lang w:val="hi_IN" w:bidi="hi_IN"/>
         </w:rPr>
@@ -12349,6 +13749,20 @@
       </w:r>
       <w:r>
         <w:rPr>
+          <w:lang w:val="hi_IN" w:bidi="hi_IN"/>
+        </w:rPr>
+        <w:t>וּ⁠בְ⁠אֵשׁ֙ קִנְאָת֔⁠וֹ תֵּאָכֵ֖ל כָּל־הָ⁠אָ֑רֶץ</w:t>
+      </w:r>
+    </w:p>
+    <w:p>
+      <w:pPr/>
+      <w:r>
+        <w:rPr>
+          <w:lang w:val="hi_IN" w:bidi="hi_IN"/>
+        </w:rPr>
+      </w:r>
+      <w:r>
+        <w:rPr>
           <w:b/>
           <w:lang w:val="hi_IN" w:bidi="hi_IN"/>
         </w:rPr>
@@ -12459,6 +13873,20 @@
       </w:r>
       <w:r>
         <w:rPr>
+          <w:lang w:val="hi_IN" w:bidi="hi_IN"/>
+        </w:rPr>
+        <w:t>כָלָ֤ה אַךְ־נִבְהָלָה֙ יַֽעֲשֶׂ֔ה אֵ֥ת כָּל־יֹשְׁבֵ֖י הָ⁠אָֽרֶץ</w:t>
+      </w:r>
+    </w:p>
+    <w:p>
+      <w:pPr/>
+      <w:r>
+        <w:rPr>
+          <w:lang w:val="hi_IN" w:bidi="hi_IN"/>
+        </w:rPr>
+      </w:r>
+      <w:r>
+        <w:rPr>
           <w:b/>
           <w:lang w:val="hi_IN" w:bidi="hi_IN"/>
         </w:rPr>
@@ -12569,6 +13997,20 @@
       </w:r>
       <w:r>
         <w:rPr>
+          <w:lang w:val="hi_IN" w:bidi="hi_IN"/>
+        </w:rPr>
+        <w:t>אֵ֥ת כָּל־יֹשְׁבֵ֖י הָ⁠אָֽרֶץ</w:t>
+      </w:r>
+    </w:p>
+    <w:p>
+      <w:pPr/>
+      <w:r>
+        <w:rPr>
+          <w:lang w:val="hi_IN" w:bidi="hi_IN"/>
+        </w:rPr>
+      </w:r>
+      <w:r>
+        <w:rPr>
           <w:b/>
           <w:lang w:val="hi_IN" w:bidi="hi_IN"/>
         </w:rPr>
@@ -12692,6 +14134,20 @@
       </w:r>
       <w:r>
         <w:rPr>
+          <w:lang w:val="hi_IN" w:bidi="hi_IN"/>
+        </w:rPr>
+        <w:t>נִבְהָלָה֙</w:t>
+      </w:r>
+    </w:p>
+    <w:p>
+      <w:pPr/>
+      <w:r>
+        <w:rPr>
+          <w:lang w:val="hi_IN" w:bidi="hi_IN"/>
+        </w:rPr>
+      </w:r>
+      <w:r>
+        <w:rPr>
           <w:b/>
           <w:lang w:val="hi_IN" w:bidi="hi_IN"/>
         </w:rPr>
@@ -12814,6 +14270,20 @@
       </w:r>
       <w:r>
         <w:rPr>
+          <w:lang w:val="hi_IN" w:bidi="hi_IN"/>
+        </w:rPr>
+        <w:t>הִֽתְקוֹשְׁשׁ֖וּ וָ⁠ק֑וֹשּׁוּ</w:t>
+      </w:r>
+    </w:p>
+    <w:p>
+      <w:pPr/>
+      <w:r>
+        <w:rPr>
+          <w:lang w:val="hi_IN" w:bidi="hi_IN"/>
+        </w:rPr>
+      </w:r>
+      <w:r>
+        <w:rPr>
           <w:b/>
           <w:lang w:val="hi_IN" w:bidi="hi_IN"/>
         </w:rPr>
@@ -12924,6 +14394,20 @@
       </w:r>
       <w:r>
         <w:rPr>
+          <w:lang w:val="hi_IN" w:bidi="hi_IN"/>
+        </w:rPr>
+        <w:t>הִֽתְקוֹשְׁשׁ֖וּ וָ⁠ק֑וֹשּׁוּ</w:t>
+      </w:r>
+    </w:p>
+    <w:p>
+      <w:pPr/>
+      <w:r>
+        <w:rPr>
+          <w:lang w:val="hi_IN" w:bidi="hi_IN"/>
+        </w:rPr>
+      </w:r>
+      <w:r>
+        <w:rPr>
           <w:b/>
           <w:lang w:val="hi_IN" w:bidi="hi_IN"/>
         </w:rPr>
@@ -13053,6 +14537,20 @@
       </w:r>
       <w:r>
         <w:rPr>
+          <w:lang w:val="hi_IN" w:bidi="hi_IN"/>
+        </w:rPr>
+        <w:t>הִֽתְקוֹשְׁשׁ֖וּ</w:t>
+      </w:r>
+    </w:p>
+    <w:p>
+      <w:pPr/>
+      <w:r>
+        <w:rPr>
+          <w:lang w:val="hi_IN" w:bidi="hi_IN"/>
+        </w:rPr>
+      </w:r>
+      <w:r>
+        <w:rPr>
           <w:b/>
           <w:lang w:val="hi_IN" w:bidi="hi_IN"/>
         </w:rPr>
@@ -13163,6 +14661,20 @@
       </w:r>
       <w:r>
         <w:rPr>
+          <w:lang w:val="hi_IN" w:bidi="hi_IN"/>
+        </w:rPr>
+        <w:t>הַ⁠גּ֖וֹי לֹ֥א נִכְסָֽף</w:t>
+      </w:r>
+    </w:p>
+    <w:p>
+      <w:pPr/>
+      <w:r>
+        <w:rPr>
+          <w:lang w:val="hi_IN" w:bidi="hi_IN"/>
+        </w:rPr>
+      </w:r>
+      <w:r>
+        <w:rPr>
           <w:b/>
           <w:lang w:val="hi_IN" w:bidi="hi_IN"/>
         </w:rPr>
@@ -13273,6 +14785,20 @@
       </w:r>
       <w:r>
         <w:rPr>
+          <w:lang w:val="hi_IN" w:bidi="hi_IN"/>
+        </w:rPr>
+        <w:t>הַ⁠גּ֖וֹי לֹ֥א נִכְסָֽף</w:t>
+      </w:r>
+    </w:p>
+    <w:p>
+      <w:pPr/>
+      <w:r>
+        <w:rPr>
+          <w:lang w:val="hi_IN" w:bidi="hi_IN"/>
+        </w:rPr>
+      </w:r>
+      <w:r>
+        <w:rPr>
           <w:b/>
           <w:lang w:val="hi_IN" w:bidi="hi_IN"/>
         </w:rPr>
@@ -13383,6 +14909,20 @@
       </w:r>
       <w:r>
         <w:rPr>
+          <w:lang w:val="hi_IN" w:bidi="hi_IN"/>
+        </w:rPr>
+        <w:t>בְּ⁠טֶ֨רֶם֙ לֶ֣דֶת חֹ֔ק</w:t>
+      </w:r>
+    </w:p>
+    <w:p>
+      <w:pPr/>
+      <w:r>
+        <w:rPr>
+          <w:lang w:val="hi_IN" w:bidi="hi_IN"/>
+        </w:rPr>
+      </w:r>
+      <w:r>
+        <w:rPr>
           <w:b/>
           <w:lang w:val="hi_IN" w:bidi="hi_IN"/>
         </w:rPr>
@@ -13544,6 +15084,20 @@
       </w:r>
       <w:r>
         <w:rPr>
+          <w:lang w:val="hi_IN" w:bidi="hi_IN"/>
+        </w:rPr>
+        <w:t>בְּ⁠טֶ֨רֶם֙ לֶ֣דֶת חֹ֔ק</w:t>
+      </w:r>
+    </w:p>
+    <w:p>
+      <w:pPr/>
+      <w:r>
+        <w:rPr>
+          <w:lang w:val="hi_IN" w:bidi="hi_IN"/>
+        </w:rPr>
+      </w:r>
+      <w:r>
+        <w:rPr>
           <w:b/>
           <w:lang w:val="hi_IN" w:bidi="hi_IN"/>
         </w:rPr>
@@ -13654,6 +15208,20 @@
       </w:r>
       <w:r>
         <w:rPr>
+          <w:lang w:val="hi_IN" w:bidi="hi_IN"/>
+        </w:rPr>
+        <w:t>י֑וֹם</w:t>
+      </w:r>
+    </w:p>
+    <w:p>
+      <w:pPr/>
+      <w:r>
+        <w:rPr>
+          <w:lang w:val="hi_IN" w:bidi="hi_IN"/>
+        </w:rPr>
+      </w:r>
+      <w:r>
+        <w:rPr>
           <w:b/>
           <w:lang w:val="hi_IN" w:bidi="hi_IN"/>
         </w:rPr>
@@ -13756,6 +15324,20 @@
       </w:r>
       <w:r>
         <w:rPr>
+          <w:lang w:val="hi_IN" w:bidi="hi_IN"/>
+        </w:rPr>
+        <w:t>כְּ⁠מֹ֖ץ עָ֣בַר</w:t>
+      </w:r>
+    </w:p>
+    <w:p>
+      <w:pPr/>
+      <w:r>
+        <w:rPr>
+          <w:lang w:val="hi_IN" w:bidi="hi_IN"/>
+        </w:rPr>
+      </w:r>
+      <w:r>
+        <w:rPr>
           <w:b/>
           <w:lang w:val="hi_IN" w:bidi="hi_IN"/>
         </w:rPr>
@@ -13880,6 +15462,20 @@
       </w:r>
       <w:r>
         <w:rPr>
+          <w:lang w:val="hi_IN" w:bidi="hi_IN"/>
+        </w:rPr>
+        <w:t>בְּ⁠טֶ֣רֶם ׀ לֹא־יָב֣וֹא עֲלֵי⁠כֶ֗ם חֲרוֹן֙ אַף־יְהוָ֔ה בְּ⁠טֶ֨רֶם֙ לֹא־יָב֣וֹא עֲלֵי⁠כֶ֔ם י֖וֹם אַף־יְהוָֽה</w:t>
+      </w:r>
+    </w:p>
+    <w:p>
+      <w:pPr/>
+      <w:r>
+        <w:rPr>
+          <w:lang w:val="hi_IN" w:bidi="hi_IN"/>
+        </w:rPr>
+      </w:r>
+      <w:r>
+        <w:rPr>
           <w:b/>
           <w:lang w:val="hi_IN" w:bidi="hi_IN"/>
         </w:rPr>
@@ -13977,6 +15573,20 @@
       </w:r>
       <w:r>
         <w:rPr>
+          <w:lang w:val="hi_IN" w:bidi="hi_IN"/>
+        </w:rPr>
+        <w:t>בְּ⁠טֶ֣רֶם ׀ לֹא־יָב֣וֹא עֲלֵי⁠כֶ֗ם חֲרוֹן֙ אַף־יְהוָ֔ה</w:t>
+      </w:r>
+    </w:p>
+    <w:p>
+      <w:pPr/>
+      <w:r>
+        <w:rPr>
+          <w:lang w:val="hi_IN" w:bidi="hi_IN"/>
+        </w:rPr>
+      </w:r>
+      <w:r>
+        <w:rPr>
           <w:b/>
           <w:lang w:val="hi_IN" w:bidi="hi_IN"/>
         </w:rPr>
@@ -14074,6 +15684,20 @@
       </w:r>
       <w:r>
         <w:rPr>
+          <w:lang w:val="hi_IN" w:bidi="hi_IN"/>
+        </w:rPr>
+        <w:t>בְּ⁠טֶ֣רֶם ׀ לֹא־יָב֣וֹא עֲלֵי⁠כֶ֗ם חֲרוֹן֙ אַף־יְהוָ֔ה</w:t>
+      </w:r>
+    </w:p>
+    <w:p>
+      <w:pPr/>
+      <w:r>
+        <w:rPr>
+          <w:lang w:val="hi_IN" w:bidi="hi_IN"/>
+        </w:rPr>
+      </w:r>
+      <w:r>
+        <w:rPr>
           <w:b/>
           <w:lang w:val="hi_IN" w:bidi="hi_IN"/>
         </w:rPr>
@@ -14236,6 +15860,20 @@
       </w:r>
       <w:r>
         <w:rPr>
+          <w:lang w:val="hi_IN" w:bidi="hi_IN"/>
+        </w:rPr>
+        <w:t>בְּ⁠טֶ֣רֶם ׀ לֹא־יָב֣וֹא עֲלֵי⁠כֶ֗ם חֲרוֹן֙ אַף־יְהוָ֔ה</w:t>
+      </w:r>
+    </w:p>
+    <w:p>
+      <w:pPr/>
+      <w:r>
+        <w:rPr>
+          <w:lang w:val="hi_IN" w:bidi="hi_IN"/>
+        </w:rPr>
+      </w:r>
+      <w:r>
+        <w:rPr>
           <w:b/>
           <w:lang w:val="hi_IN" w:bidi="hi_IN"/>
         </w:rPr>
@@ -14359,6 +15997,20 @@
       </w:r>
       <w:r>
         <w:rPr>
+          <w:lang w:val="hi_IN" w:bidi="hi_IN"/>
+        </w:rPr>
+        <w:t>בְּ⁠טֶ֨רֶם֙ לֹא־יָב֣וֹא עֲלֵי⁠כֶ֔ם י֖וֹם אַף־יְהוָֽה</w:t>
+      </w:r>
+    </w:p>
+    <w:p>
+      <w:pPr/>
+      <w:r>
+        <w:rPr>
+          <w:lang w:val="hi_IN" w:bidi="hi_IN"/>
+        </w:rPr>
+      </w:r>
+      <w:r>
+        <w:rPr>
           <w:b/>
           <w:lang w:val="hi_IN" w:bidi="hi_IN"/>
         </w:rPr>
@@ -14458,6 +16110,20 @@
         <w:rPr>
           <w:lang w:val="hi_IN" w:bidi="hi_IN"/>
         </w:rPr>
+      </w:r>
+    </w:p>
+    <w:p>
+      <w:pPr/>
+      <w:r>
+        <w:rPr>
+          <w:lang w:val="hi_IN" w:bidi="hi_IN"/>
+        </w:rPr>
+      </w:r>
+      <w:r>
+        <w:rPr>
+          <w:lang w:val="hi_IN" w:bidi="hi_IN"/>
+        </w:rPr>
+        <w:t>בַּקְּשׁ֤וּ אֶת־יְהוָה֙</w:t>
       </w:r>
     </w:p>
     <w:p>
@@ -14623,6 +16289,20 @@
       </w:r>
       <w:r>
         <w:rPr>
+          <w:lang w:val="hi_IN" w:bidi="hi_IN"/>
+        </w:rPr>
+        <w:t>כָּל־עַנְוֵ֣י הָ⁠אָ֔רֶץ</w:t>
+      </w:r>
+    </w:p>
+    <w:p>
+      <w:pPr/>
+      <w:r>
+        <w:rPr>
+          <w:lang w:val="hi_IN" w:bidi="hi_IN"/>
+        </w:rPr>
+      </w:r>
+      <w:r>
+        <w:rPr>
           <w:b/>
           <w:lang w:val="hi_IN" w:bidi="hi_IN"/>
         </w:rPr>
@@ -14734,6 +16414,20 @@
         <w:rPr>
           <w:lang w:val="hi_IN" w:bidi="hi_IN"/>
         </w:rPr>
+      </w:r>
+    </w:p>
+    <w:p>
+      <w:pPr/>
+      <w:r>
+        <w:rPr>
+          <w:lang w:val="hi_IN" w:bidi="hi_IN"/>
+        </w:rPr>
+      </w:r>
+      <w:r>
+        <w:rPr>
+          <w:lang w:val="hi_IN" w:bidi="hi_IN"/>
+        </w:rPr>
+        <w:t>כָּל־עַנְוֵ֣י הָ⁠אָ֔רֶץ</w:t>
       </w:r>
     </w:p>
     <w:p>
@@ -14873,6 +16567,20 @@
       </w:r>
       <w:r>
         <w:rPr>
+          <w:lang w:val="hi_IN" w:bidi="hi_IN"/>
+        </w:rPr>
+        <w:t>אֲשֶׁ֥ר מִשְׁפָּט֖⁠וֹ פָּעָ֑לוּ</w:t>
+      </w:r>
+    </w:p>
+    <w:p>
+      <w:pPr/>
+      <w:r>
+        <w:rPr>
+          <w:lang w:val="hi_IN" w:bidi="hi_IN"/>
+        </w:rPr>
+      </w:r>
+      <w:r>
+        <w:rPr>
           <w:b/>
           <w:lang w:val="hi_IN" w:bidi="hi_IN"/>
         </w:rPr>
@@ -14972,6 +16680,20 @@
         <w:rPr>
           <w:lang w:val="hi_IN" w:bidi="hi_IN"/>
         </w:rPr>
+      </w:r>
+    </w:p>
+    <w:p>
+      <w:pPr/>
+      <w:r>
+        <w:rPr>
+          <w:lang w:val="hi_IN" w:bidi="hi_IN"/>
+        </w:rPr>
+      </w:r>
+      <w:r>
+        <w:rPr>
+          <w:lang w:val="hi_IN" w:bidi="hi_IN"/>
+        </w:rPr>
+        <w:t>בַּקְּשׁוּ־צֶ֨דֶק֙ בַּקְּשׁ֣וּ עֲנָוָ֔ה</w:t>
       </w:r>
     </w:p>
     <w:p>
@@ -15124,6 +16846,20 @@
       </w:r>
       <w:r>
         <w:rPr>
+          <w:lang w:val="hi_IN" w:bidi="hi_IN"/>
+        </w:rPr>
+        <w:t>בַּקְּשׁוּ־צֶ֨דֶק֙ בַּקְּשׁ֣וּ עֲנָוָ֔ה</w:t>
+      </w:r>
+    </w:p>
+    <w:p>
+      <w:pPr/>
+      <w:r>
+        <w:rPr>
+          <w:lang w:val="hi_IN" w:bidi="hi_IN"/>
+        </w:rPr>
+      </w:r>
+      <w:r>
+        <w:rPr>
           <w:b/>
           <w:lang w:val="hi_IN" w:bidi="hi_IN"/>
         </w:rPr>
@@ -15247,6 +16983,20 @@
       </w:r>
       <w:r>
         <w:rPr>
+          <w:lang w:val="hi_IN" w:bidi="hi_IN"/>
+        </w:rPr>
+        <w:t>תִּסָּ֣תְר֔וּ</w:t>
+      </w:r>
+    </w:p>
+    <w:p>
+      <w:pPr/>
+      <w:r>
+        <w:rPr>
+          <w:lang w:val="hi_IN" w:bidi="hi_IN"/>
+        </w:rPr>
+      </w:r>
+      <w:r>
+        <w:rPr>
           <w:b/>
           <w:lang w:val="hi_IN" w:bidi="hi_IN"/>
         </w:rPr>
@@ -15344,6 +17094,20 @@
       </w:r>
       <w:r>
         <w:rPr>
+          <w:lang w:val="hi_IN" w:bidi="hi_IN"/>
+        </w:rPr>
+        <w:t>תִּסָּ֣תְר֔וּ</w:t>
+      </w:r>
+    </w:p>
+    <w:p>
+      <w:pPr/>
+      <w:r>
+        <w:rPr>
+          <w:lang w:val="hi_IN" w:bidi="hi_IN"/>
+        </w:rPr>
+      </w:r>
+      <w:r>
+        <w:rPr>
           <w:b/>
           <w:lang w:val="hi_IN" w:bidi="hi_IN"/>
         </w:rPr>
@@ -15454,6 +17218,20 @@
       </w:r>
       <w:r>
         <w:rPr>
+          <w:lang w:val="hi_IN" w:bidi="hi_IN"/>
+        </w:rPr>
+        <w:t>בְּ⁠י֖וֹם אַף־יְהוָֽה</w:t>
+      </w:r>
+    </w:p>
+    <w:p>
+      <w:pPr/>
+      <w:r>
+        <w:rPr>
+          <w:lang w:val="hi_IN" w:bidi="hi_IN"/>
+        </w:rPr>
+      </w:r>
+      <w:r>
+        <w:rPr>
           <w:b/>
           <w:lang w:val="hi_IN" w:bidi="hi_IN"/>
         </w:rPr>
@@ -15551,6 +17329,20 @@
       </w:r>
       <w:r>
         <w:rPr>
+          <w:lang w:val="hi_IN" w:bidi="hi_IN"/>
+        </w:rPr>
+        <w:t>עַזָּה֙ עֲזוּבָ֣ה תִֽהְיֶ֔ה &amp; וְ⁠עֶקְר֖וֹן תֵּעָקֵֽר</w:t>
+      </w:r>
+    </w:p>
+    <w:p>
+      <w:pPr/>
+      <w:r>
+        <w:rPr>
+          <w:lang w:val="hi_IN" w:bidi="hi_IN"/>
+        </w:rPr>
+      </w:r>
+      <w:r>
+        <w:rPr>
           <w:b/>
           <w:lang w:val="hi_IN" w:bidi="hi_IN"/>
         </w:rPr>
@@ -15648,6 +17440,20 @@
       </w:r>
       <w:r>
         <w:rPr>
+          <w:lang w:val="hi_IN" w:bidi="hi_IN"/>
+        </w:rPr>
+        <w:t>עַזָּה֙ עֲזוּבָ֣ה תִֽהְיֶ֔ה</w:t>
+      </w:r>
+    </w:p>
+    <w:p>
+      <w:pPr/>
+      <w:r>
+        <w:rPr>
+          <w:lang w:val="hi_IN" w:bidi="hi_IN"/>
+        </w:rPr>
+      </w:r>
+      <w:r>
+        <w:rPr>
           <w:b/>
           <w:lang w:val="hi_IN" w:bidi="hi_IN"/>
         </w:rPr>
@@ -15745,6 +17551,20 @@
       </w:r>
       <w:r>
         <w:rPr>
+          <w:lang w:val="hi_IN" w:bidi="hi_IN"/>
+        </w:rPr>
+        <w:t>וְ⁠אַשְׁקְל֖וֹן לִ⁠שְׁמָמָ֑ה</w:t>
+      </w:r>
+    </w:p>
+    <w:p>
+      <w:pPr/>
+      <w:r>
+        <w:rPr>
+          <w:lang w:val="hi_IN" w:bidi="hi_IN"/>
+        </w:rPr>
+      </w:r>
+      <w:r>
+        <w:rPr>
           <w:b/>
           <w:lang w:val="hi_IN" w:bidi="hi_IN"/>
         </w:rPr>
@@ -15842,6 +17662,20 @@
       </w:r>
       <w:r>
         <w:rPr>
+          <w:lang w:val="hi_IN" w:bidi="hi_IN"/>
+        </w:rPr>
+        <w:t>אַשְׁדּ֗וֹד &amp; יְגָ֣רְשׁ֔וּ⁠הָ</w:t>
+      </w:r>
+    </w:p>
+    <w:p>
+      <w:pPr/>
+      <w:r>
+        <w:rPr>
+          <w:lang w:val="hi_IN" w:bidi="hi_IN"/>
+        </w:rPr>
+      </w:r>
+      <w:r>
+        <w:rPr>
           <w:b/>
           <w:lang w:val="hi_IN" w:bidi="hi_IN"/>
         </w:rPr>
@@ -15965,6 +17799,20 @@
       </w:r>
       <w:r>
         <w:rPr>
+          <w:lang w:val="hi_IN" w:bidi="hi_IN"/>
+        </w:rPr>
+        <w:t>אַשְׁדּ֗וֹד &amp; יְגָ֣רְשׁ֔וּ⁠הָ</w:t>
+      </w:r>
+    </w:p>
+    <w:p>
+      <w:pPr/>
+      <w:r>
+        <w:rPr>
+          <w:lang w:val="hi_IN" w:bidi="hi_IN"/>
+        </w:rPr>
+      </w:r>
+      <w:r>
+        <w:rPr>
           <w:b/>
           <w:lang w:val="hi_IN" w:bidi="hi_IN"/>
         </w:rPr>
@@ -16101,6 +17949,20 @@
       </w:r>
       <w:r>
         <w:rPr>
+          <w:lang w:val="hi_IN" w:bidi="hi_IN"/>
+        </w:rPr>
+        <w:t>בַּֽ⁠צָּהֳרַ֨יִם֙</w:t>
+      </w:r>
+    </w:p>
+    <w:p>
+      <w:pPr/>
+      <w:r>
+        <w:rPr>
+          <w:lang w:val="hi_IN" w:bidi="hi_IN"/>
+        </w:rPr>
+      </w:r>
+      <w:r>
+        <w:rPr>
           <w:b/>
           <w:lang w:val="hi_IN" w:bidi="hi_IN"/>
         </w:rPr>
@@ -16211,6 +18073,20 @@
       </w:r>
       <w:r>
         <w:rPr>
+          <w:lang w:val="hi_IN" w:bidi="hi_IN"/>
+        </w:rPr>
+        <w:t>וְ⁠עֶקְר֖וֹן תֵּעָקֵֽר</w:t>
+      </w:r>
+    </w:p>
+    <w:p>
+      <w:pPr/>
+      <w:r>
+        <w:rPr>
+          <w:lang w:val="hi_IN" w:bidi="hi_IN"/>
+        </w:rPr>
+      </w:r>
+      <w:r>
+        <w:rPr>
           <w:b/>
           <w:lang w:val="hi_IN" w:bidi="hi_IN"/>
         </w:rPr>
@@ -16334,6 +18210,20 @@
       </w:r>
       <w:r>
         <w:rPr>
+          <w:lang w:val="hi_IN" w:bidi="hi_IN"/>
+        </w:rPr>
+        <w:t>וְ⁠עֶקְר֖וֹן תֵּעָקֵֽר</w:t>
+      </w:r>
+    </w:p>
+    <w:p>
+      <w:pPr/>
+      <w:r>
+        <w:rPr>
+          <w:lang w:val="hi_IN" w:bidi="hi_IN"/>
+        </w:rPr>
+      </w:r>
+      <w:r>
+        <w:rPr>
           <w:b/>
           <w:lang w:val="hi_IN" w:bidi="hi_IN"/>
         </w:rPr>
@@ -16431,6 +18321,20 @@
       </w:r>
       <w:r>
         <w:rPr>
+          <w:lang w:val="hi_IN" w:bidi="hi_IN"/>
+        </w:rPr>
+        <w:t>חֶ֥בֶל הַ⁠יָּ֖ם</w:t>
+      </w:r>
+    </w:p>
+    <w:p>
+      <w:pPr/>
+      <w:r>
+        <w:rPr>
+          <w:lang w:val="hi_IN" w:bidi="hi_IN"/>
+        </w:rPr>
+      </w:r>
+      <w:r>
+        <w:rPr>
           <w:b/>
           <w:lang w:val="hi_IN" w:bidi="hi_IN"/>
         </w:rPr>
@@ -16554,6 +18458,20 @@
       </w:r>
       <w:r>
         <w:rPr>
+          <w:lang w:val="hi_IN" w:bidi="hi_IN"/>
+        </w:rPr>
+        <w:t>כְּרֵתִ֑ים</w:t>
+      </w:r>
+    </w:p>
+    <w:p>
+      <w:pPr/>
+      <w:r>
+        <w:rPr>
+          <w:lang w:val="hi_IN" w:bidi="hi_IN"/>
+        </w:rPr>
+      </w:r>
+      <w:r>
+        <w:rPr>
           <w:b/>
           <w:lang w:val="hi_IN" w:bidi="hi_IN"/>
         </w:rPr>
@@ -16677,6 +18595,20 @@
       </w:r>
       <w:r>
         <w:rPr>
+          <w:lang w:val="hi_IN" w:bidi="hi_IN"/>
+        </w:rPr>
+        <w:t>דְּבַר־יְהוָ֣ה עֲלֵי⁠כֶ֗ם</w:t>
+      </w:r>
+    </w:p>
+    <w:p>
+      <w:pPr/>
+      <w:r>
+        <w:rPr>
+          <w:lang w:val="hi_IN" w:bidi="hi_IN"/>
+        </w:rPr>
+      </w:r>
+      <w:r>
+        <w:rPr>
           <w:b/>
           <w:lang w:val="hi_IN" w:bidi="hi_IN"/>
         </w:rPr>
@@ -16787,6 +18719,20 @@
       </w:r>
       <w:r>
         <w:rPr>
+          <w:lang w:val="hi_IN" w:bidi="hi_IN"/>
+        </w:rPr>
+        <w:t>עֲלֵי⁠כֶ֗ם כְּנַ֨עַן֙ אֶ֣רֶץ פְּלִשְׁתִּ֔ים</w:t>
+      </w:r>
+    </w:p>
+    <w:p>
+      <w:pPr/>
+      <w:r>
+        <w:rPr>
+          <w:lang w:val="hi_IN" w:bidi="hi_IN"/>
+        </w:rPr>
+      </w:r>
+      <w:r>
+        <w:rPr>
           <w:b/>
           <w:lang w:val="hi_IN" w:bidi="hi_IN"/>
         </w:rPr>
@@ -16897,6 +18843,20 @@
       </w:r>
       <w:r>
         <w:rPr>
+          <w:lang w:val="hi_IN" w:bidi="hi_IN"/>
+        </w:rPr>
+        <w:t>עֲלֵי⁠כֶ֗ם</w:t>
+      </w:r>
+    </w:p>
+    <w:p>
+      <w:pPr/>
+      <w:r>
+        <w:rPr>
+          <w:lang w:val="hi_IN" w:bidi="hi_IN"/>
+        </w:rPr>
+      </w:r>
+      <w:r>
+        <w:rPr>
           <w:b/>
           <w:lang w:val="hi_IN" w:bidi="hi_IN"/>
         </w:rPr>
@@ -17045,6 +19005,20 @@
       </w:r>
       <w:r>
         <w:rPr>
+          <w:lang w:val="hi_IN" w:bidi="hi_IN"/>
+        </w:rPr>
+        <w:t>וְ⁠הַאֲבַדְתִּ֖י⁠ךְ מֵ⁠אֵ֥ין יוֹשֵֽׁב</w:t>
+      </w:r>
+    </w:p>
+    <w:p>
+      <w:pPr/>
+      <w:r>
+        <w:rPr>
+          <w:lang w:val="hi_IN" w:bidi="hi_IN"/>
+        </w:rPr>
+      </w:r>
+      <w:r>
+        <w:rPr>
           <w:b/>
           <w:lang w:val="hi_IN" w:bidi="hi_IN"/>
         </w:rPr>
@@ -17142,6 +19116,20 @@
       </w:r>
       <w:r>
         <w:rPr>
+          <w:lang w:val="hi_IN" w:bidi="hi_IN"/>
+        </w:rPr>
+        <w:t>וְ⁠הַאֲבַדְתִּ֖י⁠ךְ מֵ⁠אֵ֥ין יוֹשֵֽׁב</w:t>
+      </w:r>
+    </w:p>
+    <w:p>
+      <w:pPr/>
+      <w:r>
+        <w:rPr>
+          <w:lang w:val="hi_IN" w:bidi="hi_IN"/>
+        </w:rPr>
+      </w:r>
+      <w:r>
+        <w:rPr>
           <w:b/>
           <w:lang w:val="hi_IN" w:bidi="hi_IN"/>
         </w:rPr>
@@ -17252,6 +19240,20 @@
       </w:r>
       <w:r>
         <w:rPr>
+          <w:lang w:val="hi_IN" w:bidi="hi_IN"/>
+        </w:rPr>
+        <w:t>חֶ֣בֶל הַ⁠יָּ֗ם</w:t>
+      </w:r>
+    </w:p>
+    <w:p>
+      <w:pPr/>
+      <w:r>
+        <w:rPr>
+          <w:lang w:val="hi_IN" w:bidi="hi_IN"/>
+        </w:rPr>
+      </w:r>
+      <w:r>
+        <w:rPr>
           <w:b/>
           <w:lang w:val="hi_IN" w:bidi="hi_IN"/>
         </w:rPr>
@@ -17349,6 +19351,20 @@
       </w:r>
       <w:r>
         <w:rPr>
+          <w:lang w:val="hi_IN" w:bidi="hi_IN"/>
+        </w:rPr>
+        <w:t>נְוֺ֛ת כְּרֹ֥ת רֹעִ֖ים וְ⁠גִדְר֥וֹת צֹֽאן</w:t>
+      </w:r>
+    </w:p>
+    <w:p>
+      <w:pPr/>
+      <w:r>
+        <w:rPr>
+          <w:lang w:val="hi_IN" w:bidi="hi_IN"/>
+        </w:rPr>
+      </w:r>
+      <w:r>
+        <w:rPr>
           <w:b/>
           <w:lang w:val="hi_IN" w:bidi="hi_IN"/>
         </w:rPr>
@@ -17485,6 +19501,20 @@
       </w:r>
       <w:r>
         <w:rPr>
+          <w:lang w:val="hi_IN" w:bidi="hi_IN"/>
+        </w:rPr>
+        <w:t>בֵּ֥ית יְהוּדָ֖ה</w:t>
+      </w:r>
+    </w:p>
+    <w:p>
+      <w:pPr/>
+      <w:r>
+        <w:rPr>
+          <w:lang w:val="hi_IN" w:bidi="hi_IN"/>
+        </w:rPr>
+      </w:r>
+      <w:r>
+        <w:rPr>
           <w:b/>
           <w:lang w:val="hi_IN" w:bidi="hi_IN"/>
         </w:rPr>
@@ -17595,6 +19625,20 @@
       </w:r>
       <w:r>
         <w:rPr>
+          <w:lang w:val="hi_IN" w:bidi="hi_IN"/>
+        </w:rPr>
+        <w:t>בְּ⁠בָתֵּ֣י אַשְׁקְל֗וֹן בָּ⁠עֶ֨רֶב֙ יִרְבָּצ֔וּ⁠ן</w:t>
+      </w:r>
+    </w:p>
+    <w:p>
+      <w:pPr/>
+      <w:r>
+        <w:rPr>
+          <w:lang w:val="hi_IN" w:bidi="hi_IN"/>
+        </w:rPr>
+      </w:r>
+      <w:r>
+        <w:rPr>
           <w:b/>
           <w:lang w:val="hi_IN" w:bidi="hi_IN"/>
         </w:rPr>
@@ -17681,6 +19725,20 @@
         <w:rPr>
           <w:lang w:val="hi_IN" w:bidi="hi_IN"/>
         </w:rPr>
+      </w:r>
+    </w:p>
+    <w:p>
+      <w:pPr/>
+      <w:r>
+        <w:rPr>
+          <w:lang w:val="hi_IN" w:bidi="hi_IN"/>
+        </w:rPr>
+      </w:r>
+      <w:r>
+        <w:rPr>
+          <w:lang w:val="hi_IN" w:bidi="hi_IN"/>
+        </w:rPr>
+        <w:t>יִפְקְדֵ֛⁠ם</w:t>
       </w:r>
     </w:p>
     <w:p>
@@ -17856,6 +19914,20 @@
       </w:r>
       <w:r>
         <w:rPr>
+          <w:lang w:val="hi_IN" w:bidi="hi_IN"/>
+        </w:rPr>
+        <w:t>שָׁמַ֨עְתִּי֙ חֶרְפַּ֣ת</w:t>
+      </w:r>
+    </w:p>
+    <w:p>
+      <w:pPr/>
+      <w:r>
+        <w:rPr>
+          <w:lang w:val="hi_IN" w:bidi="hi_IN"/>
+        </w:rPr>
+      </w:r>
+      <w:r>
+        <w:rPr>
           <w:b/>
           <w:lang w:val="hi_IN" w:bidi="hi_IN"/>
         </w:rPr>
@@ -18013,6 +20085,20 @@
       </w:r>
       <w:r>
         <w:rPr>
+          <w:lang w:val="hi_IN" w:bidi="hi_IN"/>
+        </w:rPr>
+        <w:t>מוֹאָ֔ב</w:t>
+      </w:r>
+    </w:p>
+    <w:p>
+      <w:pPr/>
+      <w:r>
+        <w:rPr>
+          <w:lang w:val="hi_IN" w:bidi="hi_IN"/>
+        </w:rPr>
+      </w:r>
+      <w:r>
+        <w:rPr>
           <w:b/>
           <w:lang w:val="hi_IN" w:bidi="hi_IN"/>
         </w:rPr>
@@ -18122,6 +20208,20 @@
       </w:r>
       <w:r>
         <w:rPr>
+          <w:lang w:val="hi_IN" w:bidi="hi_IN"/>
+        </w:rPr>
+        <w:t>בְּנֵ֣י עַמּ֑וֹן</w:t>
+      </w:r>
+    </w:p>
+    <w:p>
+      <w:pPr/>
+      <w:r>
+        <w:rPr>
+          <w:lang w:val="hi_IN" w:bidi="hi_IN"/>
+        </w:rPr>
+      </w:r>
+      <w:r>
+        <w:rPr>
           <w:b/>
           <w:lang w:val="hi_IN" w:bidi="hi_IN"/>
         </w:rPr>
@@ -18283,6 +20383,20 @@
       </w:r>
       <w:r>
         <w:rPr>
+          <w:lang w:val="hi_IN" w:bidi="hi_IN"/>
+        </w:rPr>
+        <w:t>וַ⁠יַּגְדִּ֖ילוּ עַל־גְּבוּלָֽ⁠ם</w:t>
+      </w:r>
+    </w:p>
+    <w:p>
+      <w:pPr/>
+      <w:r>
+        <w:rPr>
+          <w:lang w:val="hi_IN" w:bidi="hi_IN"/>
+        </w:rPr>
+      </w:r>
+      <w:r>
+        <w:rPr>
           <w:b/>
           <w:lang w:val="hi_IN" w:bidi="hi_IN"/>
         </w:rPr>
@@ -18380,6 +20494,20 @@
       </w:r>
       <w:r>
         <w:rPr>
+          <w:lang w:val="hi_IN" w:bidi="hi_IN"/>
+        </w:rPr>
+        <w:t>לָ⁠כֵ֣ן חַי־אָ֡נִי &amp; כִּֽי</w:t>
+      </w:r>
+    </w:p>
+    <w:p>
+      <w:pPr/>
+      <w:r>
+        <w:rPr>
+          <w:lang w:val="hi_IN" w:bidi="hi_IN"/>
+        </w:rPr>
+      </w:r>
+      <w:r>
+        <w:rPr>
           <w:b/>
           <w:lang w:val="hi_IN" w:bidi="hi_IN"/>
         </w:rPr>
@@ -18503,6 +20631,20 @@
       </w:r>
       <w:r>
         <w:rPr>
+          <w:lang w:val="hi_IN" w:bidi="hi_IN"/>
+        </w:rPr>
+        <w:t>נְאֻם֩ יְהוָ֨ה צְבָא֜וֹת אֱלֹהֵ֣י יִשְׂרָאֵ֗ל</w:t>
+      </w:r>
+    </w:p>
+    <w:p>
+      <w:pPr/>
+      <w:r>
+        <w:rPr>
+          <w:lang w:val="hi_IN" w:bidi="hi_IN"/>
+        </w:rPr>
+      </w:r>
+      <w:r>
+        <w:rPr>
           <w:b/>
           <w:lang w:val="hi_IN" w:bidi="hi_IN"/>
         </w:rPr>
@@ -18600,6 +20742,20 @@
       </w:r>
       <w:r>
         <w:rPr>
+          <w:lang w:val="hi_IN" w:bidi="hi_IN"/>
+        </w:rPr>
+        <w:t>יְהוָ֨ה צְבָא֜וֹת</w:t>
+      </w:r>
+    </w:p>
+    <w:p>
+      <w:pPr/>
+      <w:r>
+        <w:rPr>
+          <w:lang w:val="hi_IN" w:bidi="hi_IN"/>
+        </w:rPr>
+      </w:r>
+      <w:r>
+        <w:rPr>
           <w:b/>
           <w:lang w:val="hi_IN" w:bidi="hi_IN"/>
         </w:rPr>
@@ -18685,6 +20841,20 @@
         <w:rPr>
           <w:lang w:val="hi_IN" w:bidi="hi_IN"/>
         </w:rPr>
+      </w:r>
+    </w:p>
+    <w:p>
+      <w:pPr/>
+      <w:r>
+        <w:rPr>
+          <w:lang w:val="hi_IN" w:bidi="hi_IN"/>
+        </w:rPr>
+      </w:r>
+      <w:r>
+        <w:rPr>
+          <w:lang w:val="hi_IN" w:bidi="hi_IN"/>
+        </w:rPr>
+        <w:t>מוֹאָ֞ב כִּ⁠סְדֹ֤ם תִּֽהְיֶה֙ וּ⁠בְנֵ֤י עַמּוֹן֙ כַּֽ⁠עֲמֹרָ֔ה</w:t>
       </w:r>
     </w:p>
     <w:p>
@@ -18863,6 +21033,20 @@
       </w:r>
       <w:r>
         <w:rPr>
+          <w:lang w:val="hi_IN" w:bidi="hi_IN"/>
+        </w:rPr>
+        <w:t>מִמְשַׁ֥ק חָר֛וּל וּ⁠מִכְרֵה־מֶ֥לַח וּ⁠שְׁמָמָ֖ה עַד־עוֹלָ֑ם</w:t>
+      </w:r>
+    </w:p>
+    <w:p>
+      <w:pPr/>
+      <w:r>
+        <w:rPr>
+          <w:lang w:val="hi_IN" w:bidi="hi_IN"/>
+        </w:rPr>
+      </w:r>
+      <w:r>
+        <w:rPr>
           <w:b/>
           <w:lang w:val="hi_IN" w:bidi="hi_IN"/>
         </w:rPr>
@@ -18960,6 +21144,20 @@
       </w:r>
       <w:r>
         <w:rPr>
+          <w:lang w:val="hi_IN" w:bidi="hi_IN"/>
+        </w:rPr>
+        <w:t>מִמְשַׁ֥ק חָר֛וּל וּ⁠מִכְרֵה־מֶ֥לַח וּ⁠שְׁמָמָ֖ה עַד־עוֹלָ֑ם</w:t>
+      </w:r>
+    </w:p>
+    <w:p>
+      <w:pPr/>
+      <w:r>
+        <w:rPr>
+          <w:lang w:val="hi_IN" w:bidi="hi_IN"/>
+        </w:rPr>
+      </w:r>
+      <w:r>
+        <w:rPr>
           <w:b/>
           <w:lang w:val="hi_IN" w:bidi="hi_IN"/>
         </w:rPr>
@@ -19107,6 +21305,20 @@
       </w:r>
       <w:r>
         <w:rPr>
+          <w:lang w:val="hi_IN" w:bidi="hi_IN"/>
+        </w:rPr>
+        <w:t>מִמְשַׁ֥ק חָר֛וּל וּ⁠מִכְרֵה־מֶ֥לַח וּ⁠שְׁמָמָ֖ה עַד־עוֹלָ֑ם</w:t>
+      </w:r>
+    </w:p>
+    <w:p>
+      <w:pPr/>
+      <w:r>
+        <w:rPr>
+          <w:lang w:val="hi_IN" w:bidi="hi_IN"/>
+        </w:rPr>
+      </w:r>
+      <w:r>
+        <w:rPr>
           <w:b/>
           <w:lang w:val="hi_IN" w:bidi="hi_IN"/>
         </w:rPr>
@@ -19228,6 +21440,20 @@
       </w:r>
       <w:r>
         <w:rPr>
+          <w:lang w:val="hi_IN" w:bidi="hi_IN"/>
+        </w:rPr>
+        <w:t>שְׁאֵרִ֤ית עַמִּ⁠י֙ יְבָזּ֔וּ⁠ם וְ⁠יֶ֥תֶר גּוֹיִ֖י יִנְחָלֽוּ⁠ם</w:t>
+      </w:r>
+    </w:p>
+    <w:p>
+      <w:pPr/>
+      <w:r>
+        <w:rPr>
+          <w:lang w:val="hi_IN" w:bidi="hi_IN"/>
+        </w:rPr>
+      </w:r>
+      <w:r>
+        <w:rPr>
           <w:b/>
           <w:lang w:val="hi_IN" w:bidi="hi_IN"/>
         </w:rPr>
@@ -19338,6 +21564,20 @@
       </w:r>
       <w:r>
         <w:rPr>
+          <w:lang w:val="hi_IN" w:bidi="hi_IN"/>
+        </w:rPr>
+        <w:t>זֹ֥את לָ⁠הֶ֖ם תַּ֣חַת גְּאוֹנָ֑⁠ם כִּ֤י חֵֽרְפוּ֙ וַ⁠יַּגְדִּ֔לוּ עַל־עַ֖ם יְהוָ֥ה צְבָאֽוֹת</w:t>
+      </w:r>
+    </w:p>
+    <w:p>
+      <w:pPr/>
+      <w:r>
+        <w:rPr>
+          <w:lang w:val="hi_IN" w:bidi="hi_IN"/>
+        </w:rPr>
+      </w:r>
+      <w:r>
+        <w:rPr>
           <w:b/>
           <w:lang w:val="hi_IN" w:bidi="hi_IN"/>
         </w:rPr>
@@ -19447,6 +21687,20 @@
       </w:r>
       <w:r>
         <w:rPr>
+          <w:lang w:val="hi_IN" w:bidi="hi_IN"/>
+        </w:rPr>
+        <w:t>זֹ֥את לָ⁠הֶ֖ם תַּ֣חַת גְּאוֹנָ֑⁠ם</w:t>
+      </w:r>
+    </w:p>
+    <w:p>
+      <w:pPr/>
+      <w:r>
+        <w:rPr>
+          <w:lang w:val="hi_IN" w:bidi="hi_IN"/>
+        </w:rPr>
+      </w:r>
+      <w:r>
+        <w:rPr>
           <w:b/>
           <w:lang w:val="hi_IN" w:bidi="hi_IN"/>
         </w:rPr>
@@ -19546,6 +21800,20 @@
         <w:rPr>
           <w:lang w:val="hi_IN" w:bidi="hi_IN"/>
         </w:rPr>
+      </w:r>
+    </w:p>
+    <w:p>
+      <w:pPr/>
+      <w:r>
+        <w:rPr>
+          <w:lang w:val="hi_IN" w:bidi="hi_IN"/>
+        </w:rPr>
+      </w:r>
+      <w:r>
+        <w:rPr>
+          <w:lang w:val="hi_IN" w:bidi="hi_IN"/>
+        </w:rPr>
+        <w:t>וַ⁠יַּגְדִּ֔לוּ עַל</w:t>
       </w:r>
     </w:p>
     <w:p>
@@ -19672,6 +21940,20 @@
       </w:r>
       <w:r>
         <w:rPr>
+          <w:lang w:val="hi_IN" w:bidi="hi_IN"/>
+        </w:rPr>
+        <w:t>יְהוָ֥ה צְבָאֽוֹת</w:t>
+      </w:r>
+    </w:p>
+    <w:p>
+      <w:pPr/>
+      <w:r>
+        <w:rPr>
+          <w:lang w:val="hi_IN" w:bidi="hi_IN"/>
+        </w:rPr>
+      </w:r>
+      <w:r>
+        <w:rPr>
           <w:b/>
           <w:lang w:val="hi_IN" w:bidi="hi_IN"/>
         </w:rPr>
@@ -19755,6 +22037,20 @@
       </w:r>
       <w:r>
         <w:rPr>
+          <w:lang w:val="hi_IN" w:bidi="hi_IN"/>
+        </w:rPr>
+        <w:t>רָזָ֔ה אֵ֖ת כָּל־אֱלֹהֵ֣י הָ⁠אָ֑רֶץ</w:t>
+      </w:r>
+    </w:p>
+    <w:p>
+      <w:pPr/>
+      <w:r>
+        <w:rPr>
+          <w:lang w:val="hi_IN" w:bidi="hi_IN"/>
+        </w:rPr>
+      </w:r>
+      <w:r>
+        <w:rPr>
           <w:b/>
           <w:lang w:val="hi_IN" w:bidi="hi_IN"/>
         </w:rPr>
@@ -19878,6 +22174,20 @@
       </w:r>
       <w:r>
         <w:rPr>
+          <w:lang w:val="hi_IN" w:bidi="hi_IN"/>
+        </w:rPr>
+        <w:t>וְ⁠יִשְׁתַּֽחֲווּ־ל⁠וֹ֙ &amp; כֹּ֖ל אִיֵּ֥י הַ⁠גּוֹיִֽם</w:t>
+      </w:r>
+    </w:p>
+    <w:p>
+      <w:pPr/>
+      <w:r>
+        <w:rPr>
+          <w:lang w:val="hi_IN" w:bidi="hi_IN"/>
+        </w:rPr>
+      </w:r>
+      <w:r>
+        <w:rPr>
           <w:b/>
           <w:lang w:val="hi_IN" w:bidi="hi_IN"/>
         </w:rPr>
@@ -20026,6 +22336,20 @@
       </w:r>
       <w:r>
         <w:rPr>
+          <w:lang w:val="hi_IN" w:bidi="hi_IN"/>
+        </w:rPr>
+        <w:t>וְ⁠יִשְׁתַּֽחֲווּ־ל⁠וֹ֙ &amp; כֹּ֖ל אִיֵּ֥י הַ⁠גּוֹיִֽם</w:t>
+      </w:r>
+    </w:p>
+    <w:p>
+      <w:pPr/>
+      <w:r>
+        <w:rPr>
+          <w:lang w:val="hi_IN" w:bidi="hi_IN"/>
+        </w:rPr>
+      </w:r>
+      <w:r>
+        <w:rPr>
           <w:b/>
           <w:lang w:val="hi_IN" w:bidi="hi_IN"/>
         </w:rPr>
@@ -20149,6 +22473,20 @@
       </w:r>
       <w:r>
         <w:rPr>
+          <w:lang w:val="hi_IN" w:bidi="hi_IN"/>
+        </w:rPr>
+        <w:t>אִ֣ישׁ מִ⁠מְּקוֹמ֔⁠וֹ</w:t>
+      </w:r>
+    </w:p>
+    <w:p>
+      <w:pPr/>
+      <w:r>
+        <w:rPr>
+          <w:lang w:val="hi_IN" w:bidi="hi_IN"/>
+        </w:rPr>
+      </w:r>
+      <w:r>
+        <w:rPr>
           <w:b/>
           <w:lang w:val="hi_IN" w:bidi="hi_IN"/>
         </w:rPr>
@@ -20271,6 +22609,20 @@
       </w:r>
       <w:r>
         <w:rPr>
+          <w:lang w:val="hi_IN" w:bidi="hi_IN"/>
+        </w:rPr>
+        <w:t>גַּם־אַתֶּ֣ם כּוּשִׁ֔ים</w:t>
+      </w:r>
+    </w:p>
+    <w:p>
+      <w:pPr/>
+      <w:r>
+        <w:rPr>
+          <w:lang w:val="hi_IN" w:bidi="hi_IN"/>
+        </w:rPr>
+      </w:r>
+      <w:r>
+        <w:rPr>
           <w:b/>
           <w:lang w:val="hi_IN" w:bidi="hi_IN"/>
         </w:rPr>
@@ -20368,6 +22720,20 @@
       </w:r>
       <w:r>
         <w:rPr>
+          <w:lang w:val="hi_IN" w:bidi="hi_IN"/>
+        </w:rPr>
+        <w:t>חַֽלְלֵ֥י חַרְבִּ֖⁠י הֵֽמָּה</w:t>
+      </w:r>
+    </w:p>
+    <w:p>
+      <w:pPr/>
+      <w:r>
+        <w:rPr>
+          <w:lang w:val="hi_IN" w:bidi="hi_IN"/>
+        </w:rPr>
+      </w:r>
+      <w:r>
+        <w:rPr>
           <w:b/>
           <w:lang w:val="hi_IN" w:bidi="hi_IN"/>
         </w:rPr>
@@ -20465,6 +22831,20 @@
       </w:r>
       <w:r>
         <w:rPr>
+          <w:lang w:val="hi_IN" w:bidi="hi_IN"/>
+        </w:rPr>
+        <w:t>חַֽלְלֵ֥י חַרְבִּ֖⁠י הֵֽמָּה</w:t>
+      </w:r>
+    </w:p>
+    <w:p>
+      <w:pPr/>
+      <w:r>
+        <w:rPr>
+          <w:lang w:val="hi_IN" w:bidi="hi_IN"/>
+        </w:rPr>
+      </w:r>
+      <w:r>
+        <w:rPr>
           <w:b/>
           <w:lang w:val="hi_IN" w:bidi="hi_IN"/>
         </w:rPr>
@@ -20562,6 +22942,20 @@
       </w:r>
       <w:r>
         <w:rPr>
+          <w:lang w:val="hi_IN" w:bidi="hi_IN"/>
+        </w:rPr>
+        <w:t>חַֽלְלֵ֥י חַרְבִּ֖⁠י הֵֽמָּה</w:t>
+      </w:r>
+    </w:p>
+    <w:p>
+      <w:pPr/>
+      <w:r>
+        <w:rPr>
+          <w:lang w:val="hi_IN" w:bidi="hi_IN"/>
+        </w:rPr>
+      </w:r>
+      <w:r>
+        <w:rPr>
           <w:b/>
           <w:lang w:val="hi_IN" w:bidi="hi_IN"/>
         </w:rPr>
@@ -20672,6 +23066,20 @@
       </w:r>
       <w:r>
         <w:rPr>
+          <w:lang w:val="hi_IN" w:bidi="hi_IN"/>
+        </w:rPr>
+        <w:t>וְ⁠יֵ֤ט יָד⁠וֹ֙ עַל־צָפ֔וֹן וִֽ⁠יאַבֵּ֖ד אֶת־אַשּׁ֑וּר</w:t>
+      </w:r>
+    </w:p>
+    <w:p>
+      <w:pPr/>
+      <w:r>
+        <w:rPr>
+          <w:lang w:val="hi_IN" w:bidi="hi_IN"/>
+        </w:rPr>
+      </w:r>
+      <w:r>
+        <w:rPr>
           <w:b/>
           <w:lang w:val="hi_IN" w:bidi="hi_IN"/>
         </w:rPr>
@@ -20771,6 +23179,20 @@
         <w:rPr>
           <w:lang w:val="hi_IN" w:bidi="hi_IN"/>
         </w:rPr>
+      </w:r>
+    </w:p>
+    <w:p>
+      <w:pPr/>
+      <w:r>
+        <w:rPr>
+          <w:lang w:val="hi_IN" w:bidi="hi_IN"/>
+        </w:rPr>
+      </w:r>
+      <w:r>
+        <w:rPr>
+          <w:lang w:val="hi_IN" w:bidi="hi_IN"/>
+        </w:rPr>
+        <w:t>וְ⁠יֵ֤ט יָד⁠וֹ֙</w:t>
       </w:r>
     </w:p>
     <w:p>
@@ -20909,6 +23331,20 @@
       </w:r>
       <w:r>
         <w:rPr>
+          <w:lang w:val="hi_IN" w:bidi="hi_IN"/>
+        </w:rPr>
+        <w:t>צָפ֔וֹן</w:t>
+      </w:r>
+    </w:p>
+    <w:p>
+      <w:pPr/>
+      <w:r>
+        <w:rPr>
+          <w:lang w:val="hi_IN" w:bidi="hi_IN"/>
+        </w:rPr>
+      </w:r>
+      <w:r>
+        <w:rPr>
           <w:b/>
           <w:lang w:val="hi_IN" w:bidi="hi_IN"/>
         </w:rPr>
@@ -21032,6 +23468,20 @@
       </w:r>
       <w:r>
         <w:rPr>
+          <w:lang w:val="hi_IN" w:bidi="hi_IN"/>
+        </w:rPr>
+        <w:t>בְ⁠תוֹכָ֤⁠הּ</w:t>
+      </w:r>
+    </w:p>
+    <w:p>
+      <w:pPr/>
+      <w:r>
+        <w:rPr>
+          <w:lang w:val="hi_IN" w:bidi="hi_IN"/>
+        </w:rPr>
+      </w:r>
+      <w:r>
+        <w:rPr>
           <w:b/>
           <w:lang w:val="hi_IN" w:bidi="hi_IN"/>
         </w:rPr>
@@ -21142,6 +23592,20 @@
       </w:r>
       <w:r>
         <w:rPr>
+          <w:lang w:val="hi_IN" w:bidi="hi_IN"/>
+        </w:rPr>
+        <w:t>כָּל־חַיְת⁠וֹ־ג֔וֹי</w:t>
+      </w:r>
+    </w:p>
+    <w:p>
+      <w:pPr/>
+      <w:r>
+        <w:rPr>
+          <w:lang w:val="hi_IN" w:bidi="hi_IN"/>
+        </w:rPr>
+      </w:r>
+      <w:r>
+        <w:rPr>
           <w:b/>
           <w:lang w:val="hi_IN" w:bidi="hi_IN"/>
         </w:rPr>
@@ -21265,6 +23729,20 @@
       </w:r>
       <w:r>
         <w:rPr>
+          <w:lang w:val="hi_IN" w:bidi="hi_IN"/>
+        </w:rPr>
+        <w:t>גַּם־קָאַת֙ גַּם־קִפֹּ֔ד</w:t>
+      </w:r>
+    </w:p>
+    <w:p>
+      <w:pPr/>
+      <w:r>
+        <w:rPr>
+          <w:lang w:val="hi_IN" w:bidi="hi_IN"/>
+        </w:rPr>
+      </w:r>
+      <w:r>
+        <w:rPr>
           <w:b/>
           <w:lang w:val="hi_IN" w:bidi="hi_IN"/>
         </w:rPr>
@@ -21400,6 +23878,20 @@
       </w:r>
       <w:r>
         <w:rPr>
+          <w:lang w:val="hi_IN" w:bidi="hi_IN"/>
+        </w:rPr>
+        <w:t>בְּ⁠כַפְתֹּרֶ֖י⁠הָ יָלִ֑ינוּ</w:t>
+      </w:r>
+    </w:p>
+    <w:p>
+      <w:pPr/>
+      <w:r>
+        <w:rPr>
+          <w:lang w:val="hi_IN" w:bidi="hi_IN"/>
+        </w:rPr>
+      </w:r>
+      <w:r>
+        <w:rPr>
           <w:b/>
           <w:lang w:val="hi_IN" w:bidi="hi_IN"/>
         </w:rPr>
@@ -21510,6 +24002,20 @@
       </w:r>
       <w:r>
         <w:rPr>
+          <w:lang w:val="hi_IN" w:bidi="hi_IN"/>
+        </w:rPr>
+        <w:t>ק֠וֹל יְשׁוֹרֵ֤ר בַּֽ⁠חַלּוֹן֙ חֹ֣רֶב בַּ⁠סַּ֔ף כִּ֥י אַרְזָ֖ה עֵרָֽה</w:t>
+      </w:r>
+    </w:p>
+    <w:p>
+      <w:pPr/>
+      <w:r>
+        <w:rPr>
+          <w:lang w:val="hi_IN" w:bidi="hi_IN"/>
+        </w:rPr>
+      </w:r>
+      <w:r>
+        <w:rPr>
           <w:b/>
           <w:lang w:val="hi_IN" w:bidi="hi_IN"/>
         </w:rPr>
@@ -21632,6 +24138,20 @@
       </w:r>
       <w:r>
         <w:rPr>
+          <w:lang w:val="hi_IN" w:bidi="hi_IN"/>
+        </w:rPr>
+        <w:t>ק֠וֹל יְשׁוֹרֵ֤ר בַּֽ⁠חַלּוֹן֙</w:t>
+      </w:r>
+    </w:p>
+    <w:p>
+      <w:pPr/>
+      <w:r>
+        <w:rPr>
+          <w:lang w:val="hi_IN" w:bidi="hi_IN"/>
+        </w:rPr>
+      </w:r>
+      <w:r>
+        <w:rPr>
           <w:b/>
           <w:lang w:val="hi_IN" w:bidi="hi_IN"/>
         </w:rPr>
@@ -21762,6 +24282,20 @@
       </w:r>
       <w:r>
         <w:rPr>
+          <w:lang w:val="hi_IN" w:bidi="hi_IN"/>
+        </w:rPr>
+        <w:t>חֹ֣רֶב בַּ⁠סַּ֔ף</w:t>
+      </w:r>
+    </w:p>
+    <w:p>
+      <w:pPr/>
+      <w:r>
+        <w:rPr>
+          <w:lang w:val="hi_IN" w:bidi="hi_IN"/>
+        </w:rPr>
+      </w:r>
+      <w:r>
+        <w:rPr>
           <w:b/>
           <w:lang w:val="hi_IN" w:bidi="hi_IN"/>
         </w:rPr>
@@ -21884,6 +24418,20 @@
       </w:r>
       <w:r>
         <w:rPr>
+          <w:lang w:val="hi_IN" w:bidi="hi_IN"/>
+        </w:rPr>
+        <w:t>זֹ֞֠את הָ⁠עִ֤יר הָ⁠עַלִּיזָה֙ הַ⁠יּוֹשֶׁ֣בֶת לָ⁠בֶ֔טַח הָ⁠אֹֽמְרָה֙ בִּ⁠לְבָבָ֔⁠הּ אֲנִ֖י וְ⁠אַפְסִ֣⁠י ע֑וֹד</w:t>
+      </w:r>
+    </w:p>
+    <w:p>
+      <w:pPr/>
+      <w:r>
+        <w:rPr>
+          <w:lang w:val="hi_IN" w:bidi="hi_IN"/>
+        </w:rPr>
+      </w:r>
+      <w:r>
+        <w:rPr>
           <w:b/>
           <w:lang w:val="hi_IN" w:bidi="hi_IN"/>
         </w:rPr>
@@ -22007,6 +24555,20 @@
       </w:r>
       <w:r>
         <w:rPr>
+          <w:lang w:val="hi_IN" w:bidi="hi_IN"/>
+        </w:rPr>
+        <w:t>הָ⁠אֹֽמְרָה֙ בִּ⁠לְבָבָ֔⁠הּ אֲנִ֖י וְ⁠אַפְסִ֣⁠י ע֑וֹד</w:t>
+      </w:r>
+    </w:p>
+    <w:p>
+      <w:pPr/>
+      <w:r>
+        <w:rPr>
+          <w:lang w:val="hi_IN" w:bidi="hi_IN"/>
+        </w:rPr>
+      </w:r>
+      <w:r>
+        <w:rPr>
           <w:b/>
           <w:lang w:val="hi_IN" w:bidi="hi_IN"/>
         </w:rPr>
@@ -22131,6 +24693,20 @@
       </w:r>
       <w:r>
         <w:rPr>
+          <w:lang w:val="hi_IN" w:bidi="hi_IN"/>
+        </w:rPr>
+        <w:t>הָ⁠אֹֽמְרָה֙ בִּ⁠לְבָבָ֔⁠הּ אֲנִ֖י וְ⁠אַפְסִ֣⁠י ע֑וֹד</w:t>
+      </w:r>
+    </w:p>
+    <w:p>
+      <w:pPr/>
+      <w:r>
+        <w:rPr>
+          <w:lang w:val="hi_IN" w:bidi="hi_IN"/>
+        </w:rPr>
+      </w:r>
+      <w:r>
+        <w:rPr>
           <w:b/>
           <w:lang w:val="hi_IN" w:bidi="hi_IN"/>
         </w:rPr>
@@ -22242,6 +24818,20 @@
       </w:r>
       <w:r>
         <w:rPr>
+          <w:lang w:val="hi_IN" w:bidi="hi_IN"/>
+        </w:rPr>
+        <w:t>הָ⁠אֹֽמְרָה֙ בִּ⁠לְבָבָ֔⁠הּ אֲנִ֖י וְ⁠אַפְסִ֣⁠י ע֑וֹד</w:t>
+      </w:r>
+    </w:p>
+    <w:p>
+      <w:pPr/>
+      <w:r>
+        <w:rPr>
+          <w:lang w:val="hi_IN" w:bidi="hi_IN"/>
+        </w:rPr>
+      </w:r>
+      <w:r>
+        <w:rPr>
           <w:b/>
           <w:lang w:val="hi_IN" w:bidi="hi_IN"/>
         </w:rPr>
@@ -22353,6 +24943,20 @@
       </w:r>
       <w:r>
         <w:rPr>
+          <w:lang w:val="hi_IN" w:bidi="hi_IN"/>
+        </w:rPr>
+        <w:t>אֵ֣יךְ ׀ הָיְתָ֣ה לְ⁠שַׁמָּ֗ה</w:t>
+      </w:r>
+    </w:p>
+    <w:p>
+      <w:pPr/>
+      <w:r>
+        <w:rPr>
+          <w:lang w:val="hi_IN" w:bidi="hi_IN"/>
+        </w:rPr>
+      </w:r>
+      <w:r>
+        <w:rPr>
           <w:b/>
           <w:lang w:val="hi_IN" w:bidi="hi_IN"/>
         </w:rPr>
@@ -22450,6 +25054,20 @@
       </w:r>
       <w:r>
         <w:rPr>
+          <w:lang w:val="hi_IN" w:bidi="hi_IN"/>
+        </w:rPr>
+        <w:t>מַרְבֵּץ֙ לַֽ⁠חַיָּ֔ה</w:t>
+      </w:r>
+    </w:p>
+    <w:p>
+      <w:pPr/>
+      <w:r>
+        <w:rPr>
+          <w:lang w:val="hi_IN" w:bidi="hi_IN"/>
+        </w:rPr>
+      </w:r>
+      <w:r>
+        <w:rPr>
           <w:b/>
           <w:lang w:val="hi_IN" w:bidi="hi_IN"/>
         </w:rPr>
@@ -22560,6 +25178,20 @@
       </w:r>
       <w:r>
         <w:rPr>
+          <w:lang w:val="hi_IN" w:bidi="hi_IN"/>
+        </w:rPr>
+        <w:t>כֹּ֚ל עוֹבֵ֣ר עָלֶ֔י⁠הָ יִשְׁרֹ֖ק יָנִ֥יעַ יָדֽ⁠וֹ</w:t>
+      </w:r>
+    </w:p>
+    <w:p>
+      <w:pPr/>
+      <w:r>
+        <w:rPr>
+          <w:lang w:val="hi_IN" w:bidi="hi_IN"/>
+        </w:rPr>
+      </w:r>
+      <w:r>
+        <w:rPr>
           <w:b/>
           <w:lang w:val="hi_IN" w:bidi="hi_IN"/>
         </w:rPr>
@@ -22720,6 +25352,20 @@
       </w:r>
       <w:r>
         <w:rPr>
+          <w:lang w:val="hi_IN" w:bidi="hi_IN"/>
+        </w:rPr>
+        <w:t>ה֥וֹי מֹרְאָ֖ה וְ⁠נִגְאָלָ֑ה הָ⁠עִ֖יר הַ⁠יּוֹנָֽה</w:t>
+      </w:r>
+    </w:p>
+    <w:p>
+      <w:pPr/>
+      <w:r>
+        <w:rPr>
+          <w:lang w:val="hi_IN" w:bidi="hi_IN"/>
+        </w:rPr>
+      </w:r>
+      <w:r>
+        <w:rPr>
           <w:b/>
           <w:lang w:val="hi_IN" w:bidi="hi_IN"/>
         </w:rPr>
@@ -22830,6 +25476,20 @@
       </w:r>
       <w:r>
         <w:rPr>
+          <w:lang w:val="hi_IN" w:bidi="hi_IN"/>
+        </w:rPr>
+        <w:t>מֹרְאָ֖ה וְ⁠נִגְאָלָ֑ה הָ⁠עִ֖יר הַ⁠יּוֹנָֽה</w:t>
+      </w:r>
+    </w:p>
+    <w:p>
+      <w:pPr/>
+      <w:r>
+        <w:rPr>
+          <w:lang w:val="hi_IN" w:bidi="hi_IN"/>
+        </w:rPr>
+      </w:r>
+      <w:r>
+        <w:rPr>
           <w:b/>
           <w:lang w:val="hi_IN" w:bidi="hi_IN"/>
         </w:rPr>
@@ -22979,6 +25639,20 @@
       </w:r>
       <w:r>
         <w:rPr>
+          <w:lang w:val="hi_IN" w:bidi="hi_IN"/>
+        </w:rPr>
+        <w:t>מֹרְאָ֖ה וְ⁠נִגְאָלָ֑ה הָ⁠עִ֖יר הַ⁠יּוֹנָֽה</w:t>
+      </w:r>
+    </w:p>
+    <w:p>
+      <w:pPr/>
+      <w:r>
+        <w:rPr>
+          <w:lang w:val="hi_IN" w:bidi="hi_IN"/>
+        </w:rPr>
+      </w:r>
+      <w:r>
+        <w:rPr>
           <w:b/>
           <w:lang w:val="hi_IN" w:bidi="hi_IN"/>
         </w:rPr>
@@ -23089,6 +25763,20 @@
       </w:r>
       <w:r>
         <w:rPr>
+          <w:lang w:val="hi_IN" w:bidi="hi_IN"/>
+        </w:rPr>
+        <w:t>מֹרְאָ֖ה וְ⁠נִגְאָלָ֑ה</w:t>
+      </w:r>
+    </w:p>
+    <w:p>
+      <w:pPr/>
+      <w:r>
+        <w:rPr>
+          <w:lang w:val="hi_IN" w:bidi="hi_IN"/>
+        </w:rPr>
+      </w:r>
+      <w:r>
+        <w:rPr>
           <w:b/>
           <w:lang w:val="hi_IN" w:bidi="hi_IN"/>
         </w:rPr>
@@ -23186,6 +25874,20 @@
       </w:r>
       <w:r>
         <w:rPr>
+          <w:lang w:val="hi_IN" w:bidi="hi_IN"/>
+        </w:rPr>
+        <w:t>לֹ֤א שָֽׁמְעָה֙ בְּ⁠ק֔וֹל</w:t>
+      </w:r>
+    </w:p>
+    <w:p>
+      <w:pPr/>
+      <w:r>
+        <w:rPr>
+          <w:lang w:val="hi_IN" w:bidi="hi_IN"/>
+        </w:rPr>
+      </w:r>
+      <w:r>
+        <w:rPr>
           <w:b/>
           <w:lang w:val="hi_IN" w:bidi="hi_IN"/>
         </w:rPr>
@@ -23296,6 +25998,20 @@
       </w:r>
       <w:r>
         <w:rPr>
+          <w:lang w:val="hi_IN" w:bidi="hi_IN"/>
+        </w:rPr>
+        <w:t>לֹ֤א שָֽׁמְעָה֙ בְּ⁠ק֔וֹל</w:t>
+      </w:r>
+    </w:p>
+    <w:p>
+      <w:pPr/>
+      <w:r>
+        <w:rPr>
+          <w:lang w:val="hi_IN" w:bidi="hi_IN"/>
+        </w:rPr>
+      </w:r>
+      <w:r>
+        <w:rPr>
           <w:b/>
           <w:lang w:val="hi_IN" w:bidi="hi_IN"/>
         </w:rPr>
@@ -23393,6 +26109,20 @@
       </w:r>
       <w:r>
         <w:rPr>
+          <w:lang w:val="hi_IN" w:bidi="hi_IN"/>
+        </w:rPr>
+        <w:t>אֶל־אֱלֹהֶ֖י⁠הָ לֹ֥א קָרֵֽבָה</w:t>
+      </w:r>
+    </w:p>
+    <w:p>
+      <w:pPr/>
+      <w:r>
+        <w:rPr>
+          <w:lang w:val="hi_IN" w:bidi="hi_IN"/>
+        </w:rPr>
+      </w:r>
+      <w:r>
+        <w:rPr>
           <w:b/>
           <w:lang w:val="hi_IN" w:bidi="hi_IN"/>
         </w:rPr>
@@ -23478,6 +26208,20 @@
         <w:rPr>
           <w:lang w:val="hi_IN" w:bidi="hi_IN"/>
         </w:rPr>
+      </w:r>
+    </w:p>
+    <w:p>
+      <w:pPr/>
+      <w:r>
+        <w:rPr>
+          <w:lang w:val="hi_IN" w:bidi="hi_IN"/>
+        </w:rPr>
+      </w:r>
+      <w:r>
+        <w:rPr>
+          <w:lang w:val="hi_IN" w:bidi="hi_IN"/>
+        </w:rPr>
+        <w:t>שָׂרֶ֣י⁠הָ</w:t>
       </w:r>
     </w:p>
     <w:p>
@@ -23616,6 +26360,20 @@
       </w:r>
       <w:r>
         <w:rPr>
+          <w:lang w:val="hi_IN" w:bidi="hi_IN"/>
+        </w:rPr>
+        <w:t>בְ⁠קִרְבָּ֔⁠הּ אֲרָי֖וֹת שֹֽׁאֲגִ֑ים</w:t>
+      </w:r>
+    </w:p>
+    <w:p>
+      <w:pPr/>
+      <w:r>
+        <w:rPr>
+          <w:lang w:val="hi_IN" w:bidi="hi_IN"/>
+        </w:rPr>
+      </w:r>
+      <w:r>
+        <w:rPr>
           <w:b/>
           <w:lang w:val="hi_IN" w:bidi="hi_IN"/>
         </w:rPr>
@@ -23739,6 +26497,20 @@
       </w:r>
       <w:r>
         <w:rPr>
+          <w:lang w:val="hi_IN" w:bidi="hi_IN"/>
+        </w:rPr>
+        <w:t>זְאֵ֣בֵי עֶ֔רֶב</w:t>
+      </w:r>
+    </w:p>
+    <w:p>
+      <w:pPr/>
+      <w:r>
+        <w:rPr>
+          <w:lang w:val="hi_IN" w:bidi="hi_IN"/>
+        </w:rPr>
+      </w:r>
+      <w:r>
+        <w:rPr>
           <w:b/>
           <w:lang w:val="hi_IN" w:bidi="hi_IN"/>
         </w:rPr>
@@ -23875,6 +26647,20 @@
       </w:r>
       <w:r>
         <w:rPr>
+          <w:lang w:val="hi_IN" w:bidi="hi_IN"/>
+        </w:rPr>
+        <w:t>לֹ֥א גָרְמ֖וּ לַ⁠בֹּֽקֶר</w:t>
+      </w:r>
+    </w:p>
+    <w:p>
+      <w:pPr/>
+      <w:r>
+        <w:rPr>
+          <w:lang w:val="hi_IN" w:bidi="hi_IN"/>
+        </w:rPr>
+      </w:r>
+      <w:r>
+        <w:rPr>
           <w:b/>
           <w:lang w:val="hi_IN" w:bidi="hi_IN"/>
         </w:rPr>
@@ -24011,6 +26797,20 @@
       </w:r>
       <w:r>
         <w:rPr>
+          <w:lang w:val="hi_IN" w:bidi="hi_IN"/>
+        </w:rPr>
+        <w:t>פֹּֽחֲזִ֔ים</w:t>
+      </w:r>
+    </w:p>
+    <w:p>
+      <w:pPr/>
+      <w:r>
+        <w:rPr>
+          <w:lang w:val="hi_IN" w:bidi="hi_IN"/>
+        </w:rPr>
+      </w:r>
+      <w:r>
+        <w:rPr>
           <w:b/>
           <w:lang w:val="hi_IN" w:bidi="hi_IN"/>
         </w:rPr>
@@ -24159,6 +26959,20 @@
       </w:r>
       <w:r>
         <w:rPr>
+          <w:lang w:val="hi_IN" w:bidi="hi_IN"/>
+        </w:rPr>
+        <w:t>אַנְשֵׁ֖י בֹּֽגְד֑וֹת</w:t>
+      </w:r>
+    </w:p>
+    <w:p>
+      <w:pPr/>
+      <w:r>
+        <w:rPr>
+          <w:lang w:val="hi_IN" w:bidi="hi_IN"/>
+        </w:rPr>
+      </w:r>
+      <w:r>
+        <w:rPr>
           <w:b/>
           <w:lang w:val="hi_IN" w:bidi="hi_IN"/>
         </w:rPr>
@@ -24282,6 +27096,20 @@
       </w:r>
       <w:r>
         <w:rPr>
+          <w:lang w:val="hi_IN" w:bidi="hi_IN"/>
+        </w:rPr>
+        <w:t>אַנְשֵׁ֖י בֹּֽגְד֑וֹת</w:t>
+      </w:r>
+    </w:p>
+    <w:p>
+      <w:pPr/>
+      <w:r>
+        <w:rPr>
+          <w:lang w:val="hi_IN" w:bidi="hi_IN"/>
+        </w:rPr>
+      </w:r>
+      <w:r>
+        <w:rPr>
           <w:b/>
           <w:lang w:val="hi_IN" w:bidi="hi_IN"/>
         </w:rPr>
@@ -24390,6 +27218,20 @@
       </w:r>
       <w:r>
         <w:rPr>
+          <w:lang w:val="hi_IN" w:bidi="hi_IN"/>
+        </w:rPr>
+        <w:t>חִלְּלוּ־קֹ֔דֶשׁ</w:t>
+      </w:r>
+    </w:p>
+    <w:p>
+      <w:pPr/>
+      <w:r>
+        <w:rPr>
+          <w:lang w:val="hi_IN" w:bidi="hi_IN"/>
+        </w:rPr>
+      </w:r>
+      <w:r>
+        <w:rPr>
           <w:b/>
           <w:lang w:val="hi_IN" w:bidi="hi_IN"/>
         </w:rPr>
@@ -24549,6 +27391,20 @@
       </w:r>
       <w:r>
         <w:rPr>
+          <w:lang w:val="hi_IN" w:bidi="hi_IN"/>
+        </w:rPr>
+        <w:t>לֹ֥א יַעֲשֶׂ֖ה עַוְלָ֑ה</w:t>
+      </w:r>
+    </w:p>
+    <w:p>
+      <w:pPr/>
+      <w:r>
+        <w:rPr>
+          <w:lang w:val="hi_IN" w:bidi="hi_IN"/>
+        </w:rPr>
+      </w:r>
+      <w:r>
+        <w:rPr>
           <w:b/>
           <w:lang w:val="hi_IN" w:bidi="hi_IN"/>
         </w:rPr>
@@ -24672,6 +27528,20 @@
       </w:r>
       <w:r>
         <w:rPr>
+          <w:lang w:val="hi_IN" w:bidi="hi_IN"/>
+        </w:rPr>
+        <w:t>בַּ⁠בֹּ֨קֶר בַּ⁠בֹּ֜קֶר מִשְׁפָּט֨⁠וֹ יִתֵּ֤ן לָ⁠אוֹר֙ לֹ֣א נֶעְדָּ֔ר</w:t>
+      </w:r>
+    </w:p>
+    <w:p>
+      <w:pPr/>
+      <w:r>
+        <w:rPr>
+          <w:lang w:val="hi_IN" w:bidi="hi_IN"/>
+        </w:rPr>
+      </w:r>
+      <w:r>
+        <w:rPr>
           <w:b/>
           <w:lang w:val="hi_IN" w:bidi="hi_IN"/>
         </w:rPr>
@@ -24815,6 +27685,20 @@
       </w:r>
       <w:r>
         <w:rPr>
+          <w:lang w:val="hi_IN" w:bidi="hi_IN"/>
+        </w:rPr>
+        <w:t>בַּ⁠בֹּ֨קֶר בַּ⁠בֹּ֜קֶר</w:t>
+      </w:r>
+    </w:p>
+    <w:p>
+      <w:pPr/>
+      <w:r>
+        <w:rPr>
+          <w:lang w:val="hi_IN" w:bidi="hi_IN"/>
+        </w:rPr>
+      </w:r>
+      <w:r>
+        <w:rPr>
           <w:b/>
           <w:lang w:val="hi_IN" w:bidi="hi_IN"/>
         </w:rPr>
@@ -24949,6 +27833,20 @@
       </w:r>
       <w:r>
         <w:rPr>
+          <w:lang w:val="hi_IN" w:bidi="hi_IN"/>
+        </w:rPr>
+        <w:t>בַּ⁠בֹּ֨קֶר בַּ⁠בֹּ֜קֶר</w:t>
+      </w:r>
+    </w:p>
+    <w:p>
+      <w:pPr/>
+      <w:r>
+        <w:rPr>
+          <w:lang w:val="hi_IN" w:bidi="hi_IN"/>
+        </w:rPr>
+      </w:r>
+      <w:r>
+        <w:rPr>
           <w:b/>
           <w:lang w:val="hi_IN" w:bidi="hi_IN"/>
         </w:rPr>
@@ -25045,6 +27943,20 @@
       </w:r>
       <w:r>
         <w:rPr>
+          <w:lang w:val="hi_IN" w:bidi="hi_IN"/>
+        </w:rPr>
+        <w:t>מִשְׁפָּט֨⁠וֹ יִתֵּ֤ן</w:t>
+      </w:r>
+    </w:p>
+    <w:p>
+      <w:pPr/>
+      <w:r>
+        <w:rPr>
+          <w:lang w:val="hi_IN" w:bidi="hi_IN"/>
+        </w:rPr>
+      </w:r>
+      <w:r>
+        <w:rPr>
           <w:b/>
           <w:lang w:val="hi_IN" w:bidi="hi_IN"/>
         </w:rPr>
@@ -25155,6 +28067,20 @@
       </w:r>
       <w:r>
         <w:rPr>
+          <w:lang w:val="hi_IN" w:bidi="hi_IN"/>
+        </w:rPr>
+        <w:t>לֹ֣א נֶעְדָּ֔ר</w:t>
+      </w:r>
+    </w:p>
+    <w:p>
+      <w:pPr/>
+      <w:r>
+        <w:rPr>
+          <w:lang w:val="hi_IN" w:bidi="hi_IN"/>
+        </w:rPr>
+      </w:r>
+      <w:r>
+        <w:rPr>
           <w:b/>
           <w:lang w:val="hi_IN" w:bidi="hi_IN"/>
         </w:rPr>
@@ -25264,6 +28190,20 @@
       </w:r>
       <w:r>
         <w:rPr>
+          <w:lang w:val="hi_IN" w:bidi="hi_IN"/>
+        </w:rPr>
+        <w:t>לֹ֣א נֶעְדָּ֔ר</w:t>
+      </w:r>
+    </w:p>
+    <w:p>
+      <w:pPr/>
+      <w:r>
+        <w:rPr>
+          <w:lang w:val="hi_IN" w:bidi="hi_IN"/>
+        </w:rPr>
+      </w:r>
+      <w:r>
+        <w:rPr>
           <w:b/>
           <w:lang w:val="hi_IN" w:bidi="hi_IN"/>
         </w:rPr>
@@ -25373,6 +28313,20 @@
       </w:r>
       <w:r>
         <w:rPr>
+          <w:lang w:val="hi_IN" w:bidi="hi_IN"/>
+        </w:rPr>
+        <w:t>וְ⁠לֹֽא־יוֹדֵ֥עַ עַוָּ֖ל בֹּֽשֶׁת</w:t>
+      </w:r>
+    </w:p>
+    <w:p>
+      <w:pPr/>
+      <w:r>
+        <w:rPr>
+          <w:lang w:val="hi_IN" w:bidi="hi_IN"/>
+        </w:rPr>
+      </w:r>
+      <w:r>
+        <w:rPr>
           <w:b/>
           <w:lang w:val="hi_IN" w:bidi="hi_IN"/>
         </w:rPr>
@@ -25483,6 +28437,20 @@
       </w:r>
       <w:r>
         <w:rPr>
+          <w:lang w:val="hi_IN" w:bidi="hi_IN"/>
+        </w:rPr>
+        <w:t>וְ⁠לֹֽא־יוֹדֵ֥עַ עַוָּ֖ל בֹּֽשֶׁת</w:t>
+      </w:r>
+    </w:p>
+    <w:p>
+      <w:pPr/>
+      <w:r>
+        <w:rPr>
+          <w:lang w:val="hi_IN" w:bidi="hi_IN"/>
+        </w:rPr>
+      </w:r>
+      <w:r>
+        <w:rPr>
           <w:b/>
           <w:lang w:val="hi_IN" w:bidi="hi_IN"/>
         </w:rPr>
@@ -25593,6 +28561,20 @@
       </w:r>
       <w:r>
         <w:rPr>
+          <w:lang w:val="hi_IN" w:bidi="hi_IN"/>
+        </w:rPr>
+        <w:t>הִכְרַ֣תִּי גוֹיִ֗ם נָשַׁ֨מּוּ֙ פִּנּוֹתָ֔⁠ם הֶחֱרַ֥בְתִּי חֽוּצוֹתָ֖⁠ם</w:t>
+      </w:r>
+    </w:p>
+    <w:p>
+      <w:pPr/>
+      <w:r>
+        <w:rPr>
+          <w:lang w:val="hi_IN" w:bidi="hi_IN"/>
+        </w:rPr>
+      </w:r>
+      <w:r>
+        <w:rPr>
           <w:b/>
           <w:lang w:val="hi_IN" w:bidi="hi_IN"/>
         </w:rPr>
@@ -25702,6 +28684,20 @@
       </w:r>
       <w:r>
         <w:rPr>
+          <w:lang w:val="hi_IN" w:bidi="hi_IN"/>
+        </w:rPr>
+        <w:t>הִכְרַ֣תִּי גוֹיִ֗ם נָשַׁ֨מּוּ֙ פִּנּוֹתָ֔⁠ם הֶחֱרַ֥בְתִּי חֽוּצוֹתָ֖⁠ם</w:t>
+      </w:r>
+    </w:p>
+    <w:p>
+      <w:pPr/>
+      <w:r>
+        <w:rPr>
+          <w:lang w:val="hi_IN" w:bidi="hi_IN"/>
+        </w:rPr>
+      </w:r>
+      <w:r>
+        <w:rPr>
           <w:b/>
           <w:lang w:val="hi_IN" w:bidi="hi_IN"/>
         </w:rPr>
@@ -25788,6 +28784,20 @@
         <w:rPr>
           <w:lang w:val="hi_IN" w:bidi="hi_IN"/>
         </w:rPr>
+      </w:r>
+    </w:p>
+    <w:p>
+      <w:pPr/>
+      <w:r>
+        <w:rPr>
+          <w:lang w:val="hi_IN" w:bidi="hi_IN"/>
+        </w:rPr>
+      </w:r>
+      <w:r>
+        <w:rPr>
+          <w:lang w:val="hi_IN" w:bidi="hi_IN"/>
+        </w:rPr>
+        <w:t>הִכְרַ֣תִּי</w:t>
       </w:r>
     </w:p>
     <w:p>
@@ -25920,6 +28930,20 @@
       </w:r>
       <w:r>
         <w:rPr>
+          <w:lang w:val="hi_IN" w:bidi="hi_IN"/>
+        </w:rPr>
+        <w:t>נָשַׁ֨מּוּ֙ פִּנּוֹתָ֔⁠ם</w:t>
+      </w:r>
+    </w:p>
+    <w:p>
+      <w:pPr/>
+      <w:r>
+        <w:rPr>
+          <w:lang w:val="hi_IN" w:bidi="hi_IN"/>
+        </w:rPr>
+      </w:r>
+      <w:r>
+        <w:rPr>
           <w:b/>
           <w:lang w:val="hi_IN" w:bidi="hi_IN"/>
         </w:rPr>
@@ -26006,6 +29030,20 @@
         <w:rPr>
           <w:lang w:val="hi_IN" w:bidi="hi_IN"/>
         </w:rPr>
+      </w:r>
+    </w:p>
+    <w:p>
+      <w:pPr/>
+      <w:r>
+        <w:rPr>
+          <w:lang w:val="hi_IN" w:bidi="hi_IN"/>
+        </w:rPr>
+      </w:r>
+      <w:r>
+        <w:rPr>
+          <w:lang w:val="hi_IN" w:bidi="hi_IN"/>
+        </w:rPr>
+        <w:t>פִּנּוֹתָ֔⁠ם</w:t>
       </w:r>
     </w:p>
     <w:p>
@@ -26125,6 +29163,20 @@
       </w:r>
       <w:r>
         <w:rPr>
+          <w:lang w:val="hi_IN" w:bidi="hi_IN"/>
+        </w:rPr>
+        <w:t>נִצְדּ֧וּ עָרֵי⁠הֶ֛ם</w:t>
+      </w:r>
+    </w:p>
+    <w:p>
+      <w:pPr/>
+      <w:r>
+        <w:rPr>
+          <w:lang w:val="hi_IN" w:bidi="hi_IN"/>
+        </w:rPr>
+      </w:r>
+      <w:r>
+        <w:rPr>
           <w:b/>
           <w:lang w:val="hi_IN" w:bidi="hi_IN"/>
         </w:rPr>
@@ -26234,6 +29286,20 @@
       </w:r>
       <w:r>
         <w:rPr>
+          <w:lang w:val="hi_IN" w:bidi="hi_IN"/>
+        </w:rPr>
+        <w:t>מִ⁠בְּלִי־אִ֖ישׁ מֵ⁠אֵ֥ין יוֹשֵֽׁב</w:t>
+      </w:r>
+    </w:p>
+    <w:p>
+      <w:pPr/>
+      <w:r>
+        <w:rPr>
+          <w:lang w:val="hi_IN" w:bidi="hi_IN"/>
+        </w:rPr>
+      </w:r>
+      <w:r>
+        <w:rPr>
           <w:b/>
           <w:lang w:val="hi_IN" w:bidi="hi_IN"/>
         </w:rPr>
@@ -26331,6 +29397,20 @@
       </w:r>
       <w:r>
         <w:rPr>
+          <w:lang w:val="hi_IN" w:bidi="hi_IN"/>
+        </w:rPr>
+        <w:t>אָמַ֜רְתִּי אַךְ־תִּירְאִ֤י אוֹתִ⁠י֙ תִּקְחִ֣י מוּסָ֔ר וְ⁠לֹֽא־יִכָּרֵ֣ת מְעוֹנָ֔⁠הּ כֹּ֥ל אֲשֶׁר־פָּקַ֖דְתִּי עָלֶ֑י⁠הָ</w:t>
+      </w:r>
+    </w:p>
+    <w:p>
+      <w:pPr/>
+      <w:r>
+        <w:rPr>
+          <w:lang w:val="hi_IN" w:bidi="hi_IN"/>
+        </w:rPr>
+      </w:r>
+      <w:r>
+        <w:rPr>
           <w:b/>
           <w:lang w:val="hi_IN" w:bidi="hi_IN"/>
         </w:rPr>
@@ -26428,6 +29508,20 @@
       </w:r>
       <w:r>
         <w:rPr>
+          <w:lang w:val="hi_IN" w:bidi="hi_IN"/>
+        </w:rPr>
+        <w:t>אָמַ֜רְתִּי אַךְ־תִּירְאִ֤י אוֹתִ⁠י֙ תִּקְחִ֣י מוּסָ֔ר וְ⁠לֹֽא־יִכָּרֵ֣ת מְעוֹנָ֔⁠הּ כֹּ֥ל אֲשֶׁר־פָּקַ֖דְתִּי עָלֶ֑י⁠הָ</w:t>
+      </w:r>
+    </w:p>
+    <w:p>
+      <w:pPr/>
+      <w:r>
+        <w:rPr>
+          <w:lang w:val="hi_IN" w:bidi="hi_IN"/>
+        </w:rPr>
+      </w:r>
+      <w:r>
+        <w:rPr>
           <w:b/>
           <w:lang w:val="hi_IN" w:bidi="hi_IN"/>
         </w:rPr>
@@ -26514,6 +29608,20 @@
         <w:rPr>
           <w:lang w:val="hi_IN" w:bidi="hi_IN"/>
         </w:rPr>
+      </w:r>
+    </w:p>
+    <w:p>
+      <w:pPr/>
+      <w:r>
+        <w:rPr>
+          <w:lang w:val="hi_IN" w:bidi="hi_IN"/>
+        </w:rPr>
+      </w:r>
+      <w:r>
+        <w:rPr>
+          <w:lang w:val="hi_IN" w:bidi="hi_IN"/>
+        </w:rPr>
+        <w:t>אָמַ֜רְתִּי אַךְ־תִּירְאִ֤י אוֹתִ⁠י֙ תִּקְחִ֣י מוּסָ֔ר וְ⁠לֹֽא־יִכָּרֵ֣ת מְעוֹנָ֔⁠הּ כֹּ֥ל אֲשֶׁר־פָּקַ֖דְתִּי עָלֶ֑י⁠הָ</w:t>
       </w:r>
     </w:p>
     <w:p>
@@ -26666,6 +29774,20 @@
       </w:r>
       <w:r>
         <w:rPr>
+          <w:lang w:val="hi_IN" w:bidi="hi_IN"/>
+        </w:rPr>
+        <w:t>כֹּ֥ל אֲשֶׁר־פָּקַ֖דְתִּי עָלֶ֑י⁠הָ</w:t>
+      </w:r>
+    </w:p>
+    <w:p>
+      <w:pPr/>
+      <w:r>
+        <w:rPr>
+          <w:lang w:val="hi_IN" w:bidi="hi_IN"/>
+        </w:rPr>
+      </w:r>
+      <w:r>
+        <w:rPr>
           <w:b/>
           <w:lang w:val="hi_IN" w:bidi="hi_IN"/>
         </w:rPr>
@@ -26787,6 +29909,20 @@
       </w:r>
       <w:r>
         <w:rPr>
+          <w:lang w:val="hi_IN" w:bidi="hi_IN"/>
+        </w:rPr>
+        <w:t>הִשְׁכִּ֣ימוּ הִשְׁחִ֔יתוּ כֹּ֖ל עֲלִילוֹתָֽ⁠ם</w:t>
+      </w:r>
+    </w:p>
+    <w:p>
+      <w:pPr/>
+      <w:r>
+        <w:rPr>
+          <w:lang w:val="hi_IN" w:bidi="hi_IN"/>
+        </w:rPr>
+      </w:r>
+      <w:r>
+        <w:rPr>
           <w:b/>
           <w:lang w:val="hi_IN" w:bidi="hi_IN"/>
         </w:rPr>
@@ -26886,6 +30022,20 @@
         <w:rPr>
           <w:lang w:val="hi_IN" w:bidi="hi_IN"/>
         </w:rPr>
+      </w:r>
+    </w:p>
+    <w:p>
+      <w:pPr/>
+      <w:r>
+        <w:rPr>
+          <w:lang w:val="hi_IN" w:bidi="hi_IN"/>
+        </w:rPr>
+      </w:r>
+      <w:r>
+        <w:rPr>
+          <w:lang w:val="hi_IN" w:bidi="hi_IN"/>
+        </w:rPr>
+        <w:t>הִשְׁכִּ֣ימוּ הִשְׁחִ֔יתוּ כֹּ֖ל עֲלִילוֹתָֽ⁠ם</w:t>
       </w:r>
     </w:p>
     <w:p>
@@ -27193,6 +30343,20 @@
       </w:r>
       <w:r>
         <w:rPr>
+          <w:lang w:val="hi_IN" w:bidi="hi_IN"/>
+        </w:rPr>
+        <w:t>לָ⁠כֵ֤ן חַכּוּ־לִ⁠י֙ נְאֻם־יְהוָ֔ה לְ⁠י֖וֹם קוּמִ֣⁠י לְ⁠עַ֑ד</w:t>
+      </w:r>
+    </w:p>
+    <w:p>
+      <w:pPr/>
+      <w:r>
+        <w:rPr>
+          <w:lang w:val="hi_IN" w:bidi="hi_IN"/>
+        </w:rPr>
+      </w:r>
+      <w:r>
+        <w:rPr>
           <w:b/>
           <w:lang w:val="hi_IN" w:bidi="hi_IN"/>
         </w:rPr>
@@ -27401,6 +30565,20 @@
       </w:r>
       <w:r>
         <w:rPr>
+          <w:lang w:val="hi_IN" w:bidi="hi_IN"/>
+        </w:rPr>
+        <w:t>לְ⁠י֖וֹם קוּמִ֣⁠י</w:t>
+      </w:r>
+    </w:p>
+    <w:p>
+      <w:pPr/>
+      <w:r>
+        <w:rPr>
+          <w:lang w:val="hi_IN" w:bidi="hi_IN"/>
+        </w:rPr>
+      </w:r>
+      <w:r>
+        <w:rPr>
           <w:b/>
           <w:lang w:val="hi_IN" w:bidi="hi_IN"/>
         </w:rPr>
@@ -27500,6 +30678,20 @@
         <w:rPr>
           <w:lang w:val="hi_IN" w:bidi="hi_IN"/>
         </w:rPr>
+      </w:r>
+    </w:p>
+    <w:p>
+      <w:pPr/>
+      <w:r>
+        <w:rPr>
+          <w:lang w:val="hi_IN" w:bidi="hi_IN"/>
+        </w:rPr>
+      </w:r>
+      <w:r>
+        <w:rPr>
+          <w:lang w:val="hi_IN" w:bidi="hi_IN"/>
+        </w:rPr>
+        <w:t>לְ⁠עַ֑ד</w:t>
       </w:r>
     </w:p>
     <w:p>
@@ -27701,6 +30893,20 @@
       </w:r>
       <w:r>
         <w:rPr>
+          <w:lang w:val="hi_IN" w:bidi="hi_IN"/>
+        </w:rPr>
+        <w:t>לְ⁠עַ֑ד</w:t>
+      </w:r>
+    </w:p>
+    <w:p>
+      <w:pPr/>
+      <w:r>
+        <w:rPr>
+          <w:lang w:val="hi_IN" w:bidi="hi_IN"/>
+        </w:rPr>
+      </w:r>
+      <w:r>
+        <w:rPr>
           <w:b/>
           <w:lang w:val="hi_IN" w:bidi="hi_IN"/>
         </w:rPr>
@@ -27837,6 +31043,20 @@
       </w:r>
       <w:r>
         <w:rPr>
+          <w:lang w:val="hi_IN" w:bidi="hi_IN"/>
+        </w:rPr>
+        <w:t>לִ⁠שְׁפֹּ֨ךְ עֲלֵי⁠הֶ֤ם זַעְמִ⁠י֙</w:t>
+      </w:r>
+    </w:p>
+    <w:p>
+      <w:pPr/>
+      <w:r>
+        <w:rPr>
+          <w:lang w:val="hi_IN" w:bidi="hi_IN"/>
+        </w:rPr>
+      </w:r>
+      <w:r>
+        <w:rPr>
           <w:b/>
           <w:lang w:val="hi_IN" w:bidi="hi_IN"/>
         </w:rPr>
@@ -27961,6 +31181,20 @@
         <w:rPr>
           <w:lang w:val="hi_IN" w:bidi="hi_IN"/>
         </w:rPr>
+      </w:r>
+    </w:p>
+    <w:p>
+      <w:pPr/>
+      <w:r>
+        <w:rPr>
+          <w:lang w:val="hi_IN" w:bidi="hi_IN"/>
+        </w:rPr>
+      </w:r>
+      <w:r>
+        <w:rPr>
+          <w:lang w:val="hi_IN" w:bidi="hi_IN"/>
+        </w:rPr>
+        <w:t>כֹּ֚ל חֲר֣וֹן אַפִּ֔⁠י</w:t>
       </w:r>
     </w:p>
     <w:p>
@@ -28120,6 +31354,20 @@
       </w:r>
       <w:r>
         <w:rPr>
+          <w:lang w:val="hi_IN" w:bidi="hi_IN"/>
+        </w:rPr>
+        <w:t>בְּ⁠אֵ֣שׁ קִנְאָתִ֔⁠י תֵּאָכֵ֖ל כָּל־הָ⁠אָֽרֶץ</w:t>
+      </w:r>
+    </w:p>
+    <w:p>
+      <w:pPr/>
+      <w:r>
+        <w:rPr>
+          <w:lang w:val="hi_IN" w:bidi="hi_IN"/>
+        </w:rPr>
+      </w:r>
+      <w:r>
+        <w:rPr>
           <w:b/>
           <w:lang w:val="hi_IN" w:bidi="hi_IN"/>
         </w:rPr>
@@ -28221,6 +31469,20 @@
       </w:r>
       <w:r>
         <w:rPr>
+          <w:lang w:val="hi_IN" w:bidi="hi_IN"/>
+        </w:rPr>
+        <w:t>כִּֽי &amp; אֶהְפֹּ֥ךְ אֶל־עַמִּ֖ים שָׂפָ֣ה בְרוּרָ֑ה לִ⁠קְרֹ֤א כֻלָּ⁠ם֙ בְּ⁠שֵׁ֣ם יְהוָ֔ה</w:t>
+      </w:r>
+    </w:p>
+    <w:p>
+      <w:pPr/>
+      <w:r>
+        <w:rPr>
+          <w:lang w:val="hi_IN" w:bidi="hi_IN"/>
+        </w:rPr>
+      </w:r>
+      <w:r>
+        <w:rPr>
           <w:b/>
           <w:lang w:val="hi_IN" w:bidi="hi_IN"/>
         </w:rPr>
@@ -28331,6 +31593,20 @@
       </w:r>
       <w:r>
         <w:rPr>
+          <w:lang w:val="hi_IN" w:bidi="hi_IN"/>
+        </w:rPr>
+        <w:t>כִּֽי &amp; אֶהְפֹּ֥ךְ אֶל־עַמִּ֖ים שָׂפָ֣ה בְרוּרָ֑ה</w:t>
+      </w:r>
+    </w:p>
+    <w:p>
+      <w:pPr/>
+      <w:r>
+        <w:rPr>
+          <w:lang w:val="hi_IN" w:bidi="hi_IN"/>
+        </w:rPr>
+      </w:r>
+      <w:r>
+        <w:rPr>
           <w:b/>
           <w:lang w:val="hi_IN" w:bidi="hi_IN"/>
         </w:rPr>
@@ -28441,6 +31717,20 @@
       </w:r>
       <w:r>
         <w:rPr>
+          <w:lang w:val="hi_IN" w:bidi="hi_IN"/>
+        </w:rPr>
+        <w:t>לִ⁠קְרֹ֤א כֻלָּ⁠ם֙ בְּ⁠שֵׁ֣ם יְהוָ֔ה</w:t>
+      </w:r>
+    </w:p>
+    <w:p>
+      <w:pPr/>
+      <w:r>
+        <w:rPr>
+          <w:lang w:val="hi_IN" w:bidi="hi_IN"/>
+        </w:rPr>
+      </w:r>
+      <w:r>
+        <w:rPr>
           <w:b/>
           <w:lang w:val="hi_IN" w:bidi="hi_IN"/>
         </w:rPr>
@@ -28563,6 +31853,20 @@
       </w:r>
       <w:r>
         <w:rPr>
+          <w:lang w:val="hi_IN" w:bidi="hi_IN"/>
+        </w:rPr>
+        <w:t>בְּ⁠שֵׁ֣ם יְהוָ֔ה לְ⁠עָבְד֖⁠וֹ</w:t>
+      </w:r>
+    </w:p>
+    <w:p>
+      <w:pPr/>
+      <w:r>
+        <w:rPr>
+          <w:lang w:val="hi_IN" w:bidi="hi_IN"/>
+        </w:rPr>
+      </w:r>
+      <w:r>
+        <w:rPr>
           <w:b/>
           <w:lang w:val="hi_IN" w:bidi="hi_IN"/>
         </w:rPr>
@@ -28646,6 +31950,20 @@
       </w:r>
       <w:r>
         <w:rPr>
+          <w:lang w:val="hi_IN" w:bidi="hi_IN"/>
+        </w:rPr>
+        <w:t>שְׁכֶ֥ם אֶחָֽד</w:t>
+      </w:r>
+    </w:p>
+    <w:p>
+      <w:pPr/>
+      <w:r>
+        <w:rPr>
+          <w:lang w:val="hi_IN" w:bidi="hi_IN"/>
+        </w:rPr>
+      </w:r>
+      <w:r>
+        <w:rPr>
           <w:b/>
           <w:lang w:val="hi_IN" w:bidi="hi_IN"/>
         </w:rPr>
@@ -28743,6 +32061,20 @@
       </w:r>
       <w:r>
         <w:rPr>
+          <w:lang w:val="hi_IN" w:bidi="hi_IN"/>
+        </w:rPr>
+        <w:t>מֵ⁠עֵ֖בֶר לְ⁠נַֽהֲרֵי־כ֑וּשׁ</w:t>
+      </w:r>
+    </w:p>
+    <w:p>
+      <w:pPr/>
+      <w:r>
+        <w:rPr>
+          <w:lang w:val="hi_IN" w:bidi="hi_IN"/>
+        </w:rPr>
+      </w:r>
+      <w:r>
+        <w:rPr>
           <w:b/>
           <w:lang w:val="hi_IN" w:bidi="hi_IN"/>
         </w:rPr>
@@ -28839,6 +32171,20 @@
       </w:r>
       <w:r>
         <w:rPr>
+          <w:lang w:val="hi_IN" w:bidi="hi_IN"/>
+        </w:rPr>
+        <w:t>בַּת־פוּצַ֔⁠י</w:t>
+      </w:r>
+    </w:p>
+    <w:p>
+      <w:pPr/>
+      <w:r>
+        <w:rPr>
+          <w:lang w:val="hi_IN" w:bidi="hi_IN"/>
+        </w:rPr>
+      </w:r>
+      <w:r>
+        <w:rPr>
           <w:b/>
           <w:lang w:val="hi_IN" w:bidi="hi_IN"/>
         </w:rPr>
@@ -28975,6 +32321,20 @@
       </w:r>
       <w:r>
         <w:rPr>
+          <w:lang w:val="hi_IN" w:bidi="hi_IN"/>
+        </w:rPr>
+        <w:t>בַּת־פוּצַ֔⁠י</w:t>
+      </w:r>
+    </w:p>
+    <w:p>
+      <w:pPr/>
+      <w:r>
+        <w:rPr>
+          <w:lang w:val="hi_IN" w:bidi="hi_IN"/>
+        </w:rPr>
+      </w:r>
+      <w:r>
+        <w:rPr>
           <w:b/>
           <w:lang w:val="hi_IN" w:bidi="hi_IN"/>
         </w:rPr>
@@ -29085,6 +32445,20 @@
       </w:r>
       <w:r>
         <w:rPr>
+          <w:lang w:val="hi_IN" w:bidi="hi_IN"/>
+        </w:rPr>
+        <w:t>יוֹבִל֖וּ⁠ן מִנְחָתִֽ⁠י</w:t>
+      </w:r>
+    </w:p>
+    <w:p>
+      <w:pPr/>
+      <w:r>
+        <w:rPr>
+          <w:lang w:val="hi_IN" w:bidi="hi_IN"/>
+        </w:rPr>
+      </w:r>
+      <w:r>
+        <w:rPr>
           <w:b/>
           <w:lang w:val="hi_IN" w:bidi="hi_IN"/>
         </w:rPr>
@@ -29221,6 +32595,20 @@
         <w:rPr>
           <w:lang w:val="hi_IN" w:bidi="hi_IN"/>
         </w:rPr>
+      </w:r>
+    </w:p>
+    <w:p>
+      <w:pPr/>
+      <w:r>
+        <w:rPr>
+          <w:lang w:val="hi_IN" w:bidi="hi_IN"/>
+        </w:rPr>
+      </w:r>
+      <w:r>
+        <w:rPr>
+          <w:lang w:val="hi_IN" w:bidi="hi_IN"/>
+        </w:rPr>
+        <w:t>לֹ֤א תֵב֨וֹשִׁי֙ &amp; עֲלִילֹתַ֔יִ⁠ךְ</w:t>
       </w:r>
     </w:p>
     <w:p>
@@ -29385,6 +32773,20 @@
       </w:r>
       <w:r>
         <w:rPr>
+          <w:lang w:val="hi_IN" w:bidi="hi_IN"/>
+        </w:rPr>
+        <w:t>עַלִּיזֵי֙ גַּאֲוָתֵ֔⁠ךְ</w:t>
+      </w:r>
+    </w:p>
+    <w:p>
+      <w:pPr/>
+      <w:r>
+        <w:rPr>
+          <w:lang w:val="hi_IN" w:bidi="hi_IN"/>
+        </w:rPr>
+      </w:r>
+      <w:r>
+        <w:rPr>
           <w:b/>
           <w:lang w:val="hi_IN" w:bidi="hi_IN"/>
         </w:rPr>
@@ -29495,6 +32897,20 @@
       </w:r>
       <w:r>
         <w:rPr>
+          <w:lang w:val="hi_IN" w:bidi="hi_IN"/>
+        </w:rPr>
+        <w:t>בְ⁠קִרְבֵּ֔⁠ךְ</w:t>
+      </w:r>
+    </w:p>
+    <w:p>
+      <w:pPr/>
+      <w:r>
+        <w:rPr>
+          <w:lang w:val="hi_IN" w:bidi="hi_IN"/>
+        </w:rPr>
+      </w:r>
+      <w:r>
+        <w:rPr>
           <w:b/>
           <w:lang w:val="hi_IN" w:bidi="hi_IN"/>
         </w:rPr>
@@ -29592,6 +33008,20 @@
       </w:r>
       <w:r>
         <w:rPr>
+          <w:lang w:val="hi_IN" w:bidi="hi_IN"/>
+        </w:rPr>
+        <w:t>עַ֥ם עָנִ֖י וָ⁠דָ֑ל</w:t>
+      </w:r>
+    </w:p>
+    <w:p>
+      <w:pPr/>
+      <w:r>
+        <w:rPr>
+          <w:lang w:val="hi_IN" w:bidi="hi_IN"/>
+        </w:rPr>
+      </w:r>
+      <w:r>
+        <w:rPr>
           <w:b/>
           <w:lang w:val="hi_IN" w:bidi="hi_IN"/>
         </w:rPr>
@@ -29721,6 +33151,20 @@
       </w:r>
       <w:r>
         <w:rPr>
+          <w:lang w:val="hi_IN" w:bidi="hi_IN"/>
+        </w:rPr>
+        <w:t>וְ⁠חָס֖וּ בְּ⁠שֵׁ֥ם יְהוָֽה</w:t>
+      </w:r>
+    </w:p>
+    <w:p>
+      <w:pPr/>
+      <w:r>
+        <w:rPr>
+          <w:lang w:val="hi_IN" w:bidi="hi_IN"/>
+        </w:rPr>
+      </w:r>
+      <w:r>
+        <w:rPr>
           <w:b/>
           <w:lang w:val="hi_IN" w:bidi="hi_IN"/>
         </w:rPr>
@@ -29830,6 +33274,20 @@
       </w:r>
       <w:r>
         <w:rPr>
+          <w:lang w:val="hi_IN" w:bidi="hi_IN"/>
+        </w:rPr>
+        <w:t>וְ⁠חָס֖וּ בְּ⁠שֵׁ֥ם יְהוָֽה</w:t>
+      </w:r>
+    </w:p>
+    <w:p>
+      <w:pPr/>
+      <w:r>
+        <w:rPr>
+          <w:lang w:val="hi_IN" w:bidi="hi_IN"/>
+        </w:rPr>
+      </w:r>
+      <w:r>
+        <w:rPr>
           <w:b/>
           <w:lang w:val="hi_IN" w:bidi="hi_IN"/>
         </w:rPr>
@@ -29952,6 +33410,20 @@
       </w:r>
       <w:r>
         <w:rPr>
+          <w:lang w:val="hi_IN" w:bidi="hi_IN"/>
+        </w:rPr>
+        <w:t>וְ⁠לֹא־יְדַבְּר֣וּ כָזָ֔ב וְ⁠לֹֽא־יִמָּצֵ֥א בְּ⁠פִי⁠הֶ֖ם לְשׁ֣וֹן תַּרְמִ֑ית</w:t>
+      </w:r>
+    </w:p>
+    <w:p>
+      <w:pPr/>
+      <w:r>
+        <w:rPr>
+          <w:lang w:val="hi_IN" w:bidi="hi_IN"/>
+        </w:rPr>
+      </w:r>
+      <w:r>
+        <w:rPr>
           <w:b/>
           <w:lang w:val="hi_IN" w:bidi="hi_IN"/>
         </w:rPr>
@@ -30067,6 +33539,20 @@
       </w:r>
       <w:r>
         <w:rPr>
+          <w:lang w:val="hi_IN" w:bidi="hi_IN"/>
+        </w:rPr>
+        <w:t>וְ⁠לֹא־יְדַבְּר֣וּ כָזָ֔ב וְ⁠לֹֽא־יִמָּצֵ֥א בְּ⁠פִי⁠הֶ֖ם לְשׁ֣וֹן תַּרְמִ֑ית</w:t>
+      </w:r>
+    </w:p>
+    <w:p>
+      <w:pPr/>
+      <w:r>
+        <w:rPr>
+          <w:lang w:val="hi_IN" w:bidi="hi_IN"/>
+        </w:rPr>
+      </w:r>
+      <w:r>
+        <w:rPr>
           <w:b/>
           <w:lang w:val="hi_IN" w:bidi="hi_IN"/>
         </w:rPr>
@@ -30189,6 +33675,20 @@
       </w:r>
       <w:r>
         <w:rPr>
+          <w:lang w:val="hi_IN" w:bidi="hi_IN"/>
+        </w:rPr>
+        <w:t>וְ⁠לֹֽא־יִמָּצֵ֥א בְּ⁠פִי⁠הֶ֖ם לְשׁ֣וֹן תַּרְמִ֑ית</w:t>
+      </w:r>
+    </w:p>
+    <w:p>
+      <w:pPr/>
+      <w:r>
+        <w:rPr>
+          <w:lang w:val="hi_IN" w:bidi="hi_IN"/>
+        </w:rPr>
+      </w:r>
+      <w:r>
+        <w:rPr>
           <w:b/>
           <w:lang w:val="hi_IN" w:bidi="hi_IN"/>
         </w:rPr>
@@ -30310,6 +33810,20 @@
       </w:r>
       <w:r>
         <w:rPr>
+          <w:lang w:val="hi_IN" w:bidi="hi_IN"/>
+        </w:rPr>
+        <w:t>וְ⁠לֹֽא־יִמָּצֵ֥א בְּ⁠פִי⁠הֶ֖ם לְשׁ֣וֹן תַּרְמִ֑ית</w:t>
+      </w:r>
+    </w:p>
+    <w:p>
+      <w:pPr/>
+      <w:r>
+        <w:rPr>
+          <w:lang w:val="hi_IN" w:bidi="hi_IN"/>
+        </w:rPr>
+      </w:r>
+      <w:r>
+        <w:rPr>
           <w:b/>
           <w:lang w:val="hi_IN" w:bidi="hi_IN"/>
         </w:rPr>
@@ -30433,6 +33947,20 @@
       </w:r>
       <w:r>
         <w:rPr>
+          <w:lang w:val="hi_IN" w:bidi="hi_IN"/>
+        </w:rPr>
+        <w:t>וְ⁠לֹֽא־יִמָּצֵ֥א בְּ⁠פִי⁠הֶ֖ם לְשׁ֣וֹן תַּרְמִ֑ית</w:t>
+      </w:r>
+    </w:p>
+    <w:p>
+      <w:pPr/>
+      <w:r>
+        <w:rPr>
+          <w:lang w:val="hi_IN" w:bidi="hi_IN"/>
+        </w:rPr>
+      </w:r>
+      <w:r>
+        <w:rPr>
           <w:b/>
           <w:lang w:val="hi_IN" w:bidi="hi_IN"/>
         </w:rPr>
@@ -30556,6 +34084,20 @@
       </w:r>
       <w:r>
         <w:rPr>
+          <w:lang w:val="hi_IN" w:bidi="hi_IN"/>
+        </w:rPr>
+        <w:t>כִּֽי־הֵ֛מָּה יִרְע֥וּ וְ⁠רָבְצ֖וּ וְ⁠אֵ֥ין מַחֲרִֽיד</w:t>
+      </w:r>
+    </w:p>
+    <w:p>
+      <w:pPr/>
+      <w:r>
+        <w:rPr>
+          <w:lang w:val="hi_IN" w:bidi="hi_IN"/>
+        </w:rPr>
+      </w:r>
+      <w:r>
+        <w:rPr>
           <w:b/>
           <w:lang w:val="hi_IN" w:bidi="hi_IN"/>
         </w:rPr>
@@ -30653,6 +34195,20 @@
       </w:r>
       <w:r>
         <w:rPr>
+          <w:lang w:val="hi_IN" w:bidi="hi_IN"/>
+        </w:rPr>
+        <w:t>כִּֽי־הֵ֛מָּה יִרְע֥וּ וְ⁠רָבְצ֖וּ וְ⁠אֵ֥ין מַחֲרִֽיד</w:t>
+      </w:r>
+    </w:p>
+    <w:p>
+      <w:pPr/>
+      <w:r>
+        <w:rPr>
+          <w:lang w:val="hi_IN" w:bidi="hi_IN"/>
+        </w:rPr>
+      </w:r>
+      <w:r>
+        <w:rPr>
           <w:b/>
           <w:lang w:val="hi_IN" w:bidi="hi_IN"/>
         </w:rPr>
@@ -30776,6 +34332,20 @@
       </w:r>
       <w:r>
         <w:rPr>
+          <w:lang w:val="hi_IN" w:bidi="hi_IN"/>
+        </w:rPr>
+        <w:t>רָנִּי֙ &amp; הָרִ֖יעוּ &amp; שִׂמְחִ֤י וְ⁠עָלְזִי֙</w:t>
+      </w:r>
+    </w:p>
+    <w:p>
+      <w:pPr/>
+      <w:r>
+        <w:rPr>
+          <w:lang w:val="hi_IN" w:bidi="hi_IN"/>
+        </w:rPr>
+      </w:r>
+      <w:r>
+        <w:rPr>
           <w:b/>
           <w:lang w:val="hi_IN" w:bidi="hi_IN"/>
         </w:rPr>
@@ -30942,6 +34512,20 @@
         <w:rPr>
           <w:lang w:val="hi_IN" w:bidi="hi_IN"/>
         </w:rPr>
+      </w:r>
+    </w:p>
+    <w:p>
+      <w:pPr/>
+      <w:r>
+        <w:rPr>
+          <w:lang w:val="hi_IN" w:bidi="hi_IN"/>
+        </w:rPr>
+      </w:r>
+      <w:r>
+        <w:rPr>
+          <w:lang w:val="hi_IN" w:bidi="hi_IN"/>
+        </w:rPr>
+        <w:t>בַּת־צִיּ֔וֹן</w:t>
       </w:r>
     </w:p>
     <w:p>
@@ -31075,6 +34659,20 @@
       </w:r>
       <w:r>
         <w:rPr>
+          <w:lang w:val="hi_IN" w:bidi="hi_IN"/>
+        </w:rPr>
+        <w:t>בַּת־צִיּ֔וֹן</w:t>
+      </w:r>
+    </w:p>
+    <w:p>
+      <w:pPr/>
+      <w:r>
+        <w:rPr>
+          <w:lang w:val="hi_IN" w:bidi="hi_IN"/>
+        </w:rPr>
+      </w:r>
+      <w:r>
+        <w:rPr>
           <w:b/>
           <w:lang w:val="hi_IN" w:bidi="hi_IN"/>
         </w:rPr>
@@ -31165,6 +34763,20 @@
       </w:r>
       <w:r>
         <w:rPr>
+          <w:lang w:val="hi_IN" w:bidi="hi_IN"/>
+        </w:rPr>
+        <w:t>יִשְׂרָאֵ֑ל</w:t>
+      </w:r>
+    </w:p>
+    <w:p>
+      <w:pPr/>
+      <w:r>
+        <w:rPr>
+          <w:lang w:val="hi_IN" w:bidi="hi_IN"/>
+        </w:rPr>
+      </w:r>
+      <w:r>
+        <w:rPr>
           <w:b/>
           <w:lang w:val="hi_IN" w:bidi="hi_IN"/>
         </w:rPr>
@@ -31261,6 +34873,20 @@
       </w:r>
       <w:r>
         <w:rPr>
+          <w:lang w:val="hi_IN" w:bidi="hi_IN"/>
+        </w:rPr>
+        <w:t>שִׂמְחִ֤י וְ⁠עָלְזִי֙</w:t>
+      </w:r>
+    </w:p>
+    <w:p>
+      <w:pPr/>
+      <w:r>
+        <w:rPr>
+          <w:lang w:val="hi_IN" w:bidi="hi_IN"/>
+        </w:rPr>
+      </w:r>
+      <w:r>
+        <w:rPr>
           <w:b/>
           <w:lang w:val="hi_IN" w:bidi="hi_IN"/>
         </w:rPr>
@@ -31378,6 +35004,20 @@
       </w:r>
       <w:r>
         <w:rPr>
+          <w:lang w:val="hi_IN" w:bidi="hi_IN"/>
+        </w:rPr>
+        <w:t>בְּ⁠כָל־לֵ֔ב</w:t>
+      </w:r>
+    </w:p>
+    <w:p>
+      <w:pPr/>
+      <w:r>
+        <w:rPr>
+          <w:lang w:val="hi_IN" w:bidi="hi_IN"/>
+        </w:rPr>
+      </w:r>
+      <w:r>
+        <w:rPr>
           <w:b/>
           <w:lang w:val="hi_IN" w:bidi="hi_IN"/>
         </w:rPr>
@@ -31488,6 +35128,20 @@
       </w:r>
       <w:r>
         <w:rPr>
+          <w:lang w:val="hi_IN" w:bidi="hi_IN"/>
+        </w:rPr>
+        <w:t>בַּ֖ת יְרוּשָׁלִָֽם</w:t>
+      </w:r>
+    </w:p>
+    <w:p>
+      <w:pPr/>
+      <w:r>
+        <w:rPr>
+          <w:lang w:val="hi_IN" w:bidi="hi_IN"/>
+        </w:rPr>
+      </w:r>
+      <w:r>
+        <w:rPr>
           <w:b/>
           <w:lang w:val="hi_IN" w:bidi="hi_IN"/>
         </w:rPr>
@@ -31584,6 +35238,20 @@
       </w:r>
       <w:r>
         <w:rPr>
+          <w:lang w:val="hi_IN" w:bidi="hi_IN"/>
+        </w:rPr>
+        <w:t>מִשְׁפָּטַ֔יִ⁠ךְ &amp; לֹא־תִֽירְאִ֥י</w:t>
+      </w:r>
+    </w:p>
+    <w:p>
+      <w:pPr/>
+      <w:r>
+        <w:rPr>
+          <w:lang w:val="hi_IN" w:bidi="hi_IN"/>
+        </w:rPr>
+      </w:r>
+      <w:r>
+        <w:rPr>
           <w:b/>
           <w:lang w:val="hi_IN" w:bidi="hi_IN"/>
         </w:rPr>
@@ -31681,6 +35349,20 @@
       </w:r>
       <w:r>
         <w:rPr>
+          <w:lang w:val="hi_IN" w:bidi="hi_IN"/>
+        </w:rPr>
+        <w:t>מִשְׁפָּטַ֔יִ⁠ךְ</w:t>
+      </w:r>
+    </w:p>
+    <w:p>
+      <w:pPr/>
+      <w:r>
+        <w:rPr>
+          <w:lang w:val="hi_IN" w:bidi="hi_IN"/>
+        </w:rPr>
+      </w:r>
+      <w:r>
+        <w:rPr>
           <w:b/>
           <w:lang w:val="hi_IN" w:bidi="hi_IN"/>
         </w:rPr>
@@ -31804,6 +35486,20 @@
       </w:r>
       <w:r>
         <w:rPr>
+          <w:lang w:val="hi_IN" w:bidi="hi_IN"/>
+        </w:rPr>
+        <w:t>מֶ֣לֶךְ יִשְׂרָאֵ֤ל</w:t>
+      </w:r>
+    </w:p>
+    <w:p>
+      <w:pPr/>
+      <w:r>
+        <w:rPr>
+          <w:lang w:val="hi_IN" w:bidi="hi_IN"/>
+        </w:rPr>
+      </w:r>
+      <w:r>
+        <w:rPr>
           <w:b/>
           <w:lang w:val="hi_IN" w:bidi="hi_IN"/>
         </w:rPr>
@@ -31938,6 +35634,20 @@
       </w:r>
       <w:r>
         <w:rPr>
+          <w:lang w:val="hi_IN" w:bidi="hi_IN"/>
+        </w:rPr>
+        <w:t>בַּ⁠יּ֣וֹם הַ⁠ה֔וּא</w:t>
+      </w:r>
+    </w:p>
+    <w:p>
+      <w:pPr/>
+      <w:r>
+        <w:rPr>
+          <w:lang w:val="hi_IN" w:bidi="hi_IN"/>
+        </w:rPr>
+      </w:r>
+      <w:r>
+        <w:rPr>
           <w:b/>
           <w:lang w:val="hi_IN" w:bidi="hi_IN"/>
         </w:rPr>
@@ -32034,6 +35744,20 @@
       </w:r>
       <w:r>
         <w:rPr>
+          <w:lang w:val="hi_IN" w:bidi="hi_IN"/>
+        </w:rPr>
+        <w:t>יֵאָמֵ֥ר</w:t>
+      </w:r>
+    </w:p>
+    <w:p>
+      <w:pPr/>
+      <w:r>
+        <w:rPr>
+          <w:lang w:val="hi_IN" w:bidi="hi_IN"/>
+        </w:rPr>
+      </w:r>
+      <w:r>
+        <w:rPr>
           <w:b/>
           <w:lang w:val="hi_IN" w:bidi="hi_IN"/>
         </w:rPr>
@@ -32117,6 +35841,20 @@
       </w:r>
       <w:r>
         <w:rPr>
+          <w:lang w:val="hi_IN" w:bidi="hi_IN"/>
+        </w:rPr>
+        <w:t>לִירֽוּשָׁלִַ֖ם אַל־תִּירָ֑אִי צִיּ֖וֹן אַל־יִרְפּ֥וּ יָדָֽיִ⁠ךְ</w:t>
+      </w:r>
+    </w:p>
+    <w:p>
+      <w:pPr/>
+      <w:r>
+        <w:rPr>
+          <w:lang w:val="hi_IN" w:bidi="hi_IN"/>
+        </w:rPr>
+      </w:r>
+      <w:r>
+        <w:rPr>
           <w:b/>
           <w:lang w:val="hi_IN" w:bidi="hi_IN"/>
         </w:rPr>
@@ -32252,6 +35990,20 @@
       </w:r>
       <w:r>
         <w:rPr>
+          <w:lang w:val="hi_IN" w:bidi="hi_IN"/>
+        </w:rPr>
+        <w:t>אַל־תִּירָ֑אִי צִיּ֖וֹן אַל־יִרְפּ֥וּ יָדָֽיִ⁠ךְ</w:t>
+      </w:r>
+    </w:p>
+    <w:p>
+      <w:pPr/>
+      <w:r>
+        <w:rPr>
+          <w:lang w:val="hi_IN" w:bidi="hi_IN"/>
+        </w:rPr>
+      </w:r>
+      <w:r>
+        <w:rPr>
           <w:b/>
           <w:lang w:val="hi_IN" w:bidi="hi_IN"/>
         </w:rPr>
@@ -32362,6 +36114,20 @@
       </w:r>
       <w:r>
         <w:rPr>
+          <w:lang w:val="hi_IN" w:bidi="hi_IN"/>
+        </w:rPr>
+        <w:t>יַחֲרִישׁ֙ בְּ⁠אַ֣הֲבָת֔⁠וֹ</w:t>
+      </w:r>
+    </w:p>
+    <w:p>
+      <w:pPr/>
+      <w:r>
+        <w:rPr>
+          <w:lang w:val="hi_IN" w:bidi="hi_IN"/>
+        </w:rPr>
+      </w:r>
+      <w:r>
+        <w:rPr>
           <w:b/>
           <w:lang w:val="hi_IN" w:bidi="hi_IN"/>
         </w:rPr>
@@ -32498,6 +36264,20 @@
       </w:r>
       <w:r>
         <w:rPr>
+          <w:lang w:val="hi_IN" w:bidi="hi_IN"/>
+        </w:rPr>
+        <w:t>נוּגֵ֧י מִ⁠מּוֹעֵ֛ד אָסַ֖פְתִּי מִמֵּ֣⁠ךְ הָי֑וּ מַשְׂאֵ֥ת עָלֶ֖י⁠הָ חֶרְפָּֽה</w:t>
+      </w:r>
+    </w:p>
+    <w:p>
+      <w:pPr/>
+      <w:r>
+        <w:rPr>
+          <w:lang w:val="hi_IN" w:bidi="hi_IN"/>
+        </w:rPr>
+      </w:r>
+      <w:r>
+        <w:rPr>
           <w:b/>
           <w:lang w:val="hi_IN" w:bidi="hi_IN"/>
         </w:rPr>
@@ -32595,6 +36375,20 @@
       </w:r>
       <w:r>
         <w:rPr>
+          <w:lang w:val="hi_IN" w:bidi="hi_IN"/>
+        </w:rPr>
+        <w:t>נוּגֵ֧י מִ⁠מּוֹעֵ֛ד אָסַ֖פְתִּי מִמֵּ֣⁠ךְ הָי֑וּ</w:t>
+      </w:r>
+    </w:p>
+    <w:p>
+      <w:pPr/>
+      <w:r>
+        <w:rPr>
+          <w:lang w:val="hi_IN" w:bidi="hi_IN"/>
+        </w:rPr>
+      </w:r>
+      <w:r>
+        <w:rPr>
           <w:b/>
           <w:lang w:val="hi_IN" w:bidi="hi_IN"/>
         </w:rPr>
@@ -32731,6 +36525,20 @@
       </w:r>
       <w:r>
         <w:rPr>
+          <w:lang w:val="hi_IN" w:bidi="hi_IN"/>
+        </w:rPr>
+        <w:t>אָסַ֖פְתִּי</w:t>
+      </w:r>
+    </w:p>
+    <w:p>
+      <w:pPr/>
+      <w:r>
+        <w:rPr>
+          <w:lang w:val="hi_IN" w:bidi="hi_IN"/>
+        </w:rPr>
+      </w:r>
+      <w:r>
+        <w:rPr>
           <w:b/>
           <w:lang w:val="hi_IN" w:bidi="hi_IN"/>
         </w:rPr>
@@ -32828,6 +36636,20 @@
       </w:r>
       <w:r>
         <w:rPr>
+          <w:lang w:val="hi_IN" w:bidi="hi_IN"/>
+        </w:rPr>
+        <w:t>מַשְׂאֵ֥ת עָלֶ֖י⁠הָ חֶרְפָּֽה</w:t>
+      </w:r>
+    </w:p>
+    <w:p>
+      <w:pPr/>
+      <w:r>
+        <w:rPr>
+          <w:lang w:val="hi_IN" w:bidi="hi_IN"/>
+        </w:rPr>
+      </w:r>
+      <w:r>
+        <w:rPr>
           <w:b/>
           <w:lang w:val="hi_IN" w:bidi="hi_IN"/>
         </w:rPr>
@@ -32951,6 +36773,20 @@
       </w:r>
       <w:r>
         <w:rPr>
+          <w:lang w:val="hi_IN" w:bidi="hi_IN"/>
+        </w:rPr>
+        <w:t>וְ⁠הוֹשַׁעְתִּ֣י אֶת־הַ⁠צֹּלֵעָ֗ה וְ⁠הַ⁠נִּדָּחָה֙ אֲקַבֵּ֔ץ</w:t>
+      </w:r>
+    </w:p>
+    <w:p>
+      <w:pPr/>
+      <w:r>
+        <w:rPr>
+          <w:lang w:val="hi_IN" w:bidi="hi_IN"/>
+        </w:rPr>
+      </w:r>
+      <w:r>
+        <w:rPr>
           <w:b/>
           <w:lang w:val="hi_IN" w:bidi="hi_IN"/>
         </w:rPr>
@@ -33100,6 +36936,20 @@
       </w:r>
       <w:r>
         <w:rPr>
+          <w:lang w:val="hi_IN" w:bidi="hi_IN"/>
+        </w:rPr>
+        <w:t>אֶת־הַ⁠צֹּלֵעָ֗ה</w:t>
+      </w:r>
+    </w:p>
+    <w:p>
+      <w:pPr/>
+      <w:r>
+        <w:rPr>
+          <w:lang w:val="hi_IN" w:bidi="hi_IN"/>
+        </w:rPr>
+      </w:r>
+      <w:r>
+        <w:rPr>
           <w:b/>
           <w:lang w:val="hi_IN" w:bidi="hi_IN"/>
         </w:rPr>
@@ -33210,6 +37060,20 @@
       </w:r>
       <w:r>
         <w:rPr>
+          <w:lang w:val="hi_IN" w:bidi="hi_IN"/>
+        </w:rPr>
+        <w:t>וְ⁠הַ⁠נִּדָּחָה֙</w:t>
+      </w:r>
+    </w:p>
+    <w:p>
+      <w:pPr/>
+      <w:r>
+        <w:rPr>
+          <w:lang w:val="hi_IN" w:bidi="hi_IN"/>
+        </w:rPr>
+      </w:r>
+      <w:r>
+        <w:rPr>
           <w:b/>
           <w:lang w:val="hi_IN" w:bidi="hi_IN"/>
         </w:rPr>
@@ -33319,6 +37183,20 @@
       </w:r>
       <w:r>
         <w:rPr>
+          <w:lang w:val="hi_IN" w:bidi="hi_IN"/>
+        </w:rPr>
+        <w:t>וְ⁠שַׂמְתִּי⁠ם֙ לִ⁠תְהִלָּ֣ה וּ⁠לְ⁠שֵׁ֔ם בְּ⁠כָל־הָ⁠אָ֖רֶץ בָּשְׁתָּֽ⁠ם</w:t>
+      </w:r>
+    </w:p>
+    <w:p>
+      <w:pPr/>
+      <w:r>
+        <w:rPr>
+          <w:lang w:val="hi_IN" w:bidi="hi_IN"/>
+        </w:rPr>
+      </w:r>
+      <w:r>
+        <w:rPr>
           <w:b/>
           <w:lang w:val="hi_IN" w:bidi="hi_IN"/>
         </w:rPr>
@@ -33428,6 +37306,20 @@
       </w:r>
       <w:r>
         <w:rPr>
+          <w:lang w:val="hi_IN" w:bidi="hi_IN"/>
+        </w:rPr>
+        <w:t>וְ⁠שַׂמְתִּי⁠ם֙ לִ⁠תְהִלָּ֣ה</w:t>
+      </w:r>
+    </w:p>
+    <w:p>
+      <w:pPr/>
+      <w:r>
+        <w:rPr>
+          <w:lang w:val="hi_IN" w:bidi="hi_IN"/>
+        </w:rPr>
+      </w:r>
+      <w:r>
+        <w:rPr>
           <w:b/>
           <w:lang w:val="hi_IN" w:bidi="hi_IN"/>
         </w:rPr>
@@ -33563,6 +37455,20 @@
       </w:r>
       <w:r>
         <w:rPr>
+          <w:lang w:val="hi_IN" w:bidi="hi_IN"/>
+        </w:rPr>
+        <w:t>וּ⁠לְ⁠שֵׁ֔ם בְּ⁠כָל־הָ⁠אָ֖רֶץ בָּשְׁתָּֽ⁠ם</w:t>
+      </w:r>
+    </w:p>
+    <w:p>
+      <w:pPr/>
+      <w:r>
+        <w:rPr>
+          <w:lang w:val="hi_IN" w:bidi="hi_IN"/>
+        </w:rPr>
+      </w:r>
+      <w:r>
+        <w:rPr>
           <w:b/>
           <w:lang w:val="hi_IN" w:bidi="hi_IN"/>
         </w:rPr>
@@ -33673,6 +37579,20 @@
       </w:r>
       <w:r>
         <w:rPr>
+          <w:lang w:val="hi_IN" w:bidi="hi_IN"/>
+        </w:rPr>
+        <w:t>אָבִ֣יא אֶתְ⁠כֶ֔ם</w:t>
+      </w:r>
+    </w:p>
+    <w:p>
+      <w:pPr/>
+      <w:r>
+        <w:rPr>
+          <w:lang w:val="hi_IN" w:bidi="hi_IN"/>
+        </w:rPr>
+      </w:r>
+      <w:r>
+        <w:rPr>
           <w:b/>
           <w:lang w:val="hi_IN" w:bidi="hi_IN"/>
         </w:rPr>
@@ -33822,6 +37742,20 @@
       </w:r>
       <w:r>
         <w:rPr>
+          <w:lang w:val="hi_IN" w:bidi="hi_IN"/>
+        </w:rPr>
+        <w:t>אֶתֵּ֨ן אֶתְ⁠כֶ֜ם לְ⁠שֵׁ֣ם וְ⁠לִ⁠תְהִלָּ֗ה בְּ⁠כֹל֙ עַמֵּ֣י הָ⁠אָ֔רֶץ</w:t>
+      </w:r>
+    </w:p>
+    <w:p>
+      <w:pPr/>
+      <w:r>
+        <w:rPr>
+          <w:lang w:val="hi_IN" w:bidi="hi_IN"/>
+        </w:rPr>
+      </w:r>
+      <w:r>
+        <w:rPr>
           <w:b/>
           <w:lang w:val="hi_IN" w:bidi="hi_IN"/>
         </w:rPr>
@@ -33945,6 +37879,20 @@
       </w:r>
       <w:r>
         <w:rPr>
+          <w:lang w:val="hi_IN" w:bidi="hi_IN"/>
+        </w:rPr>
+        <w:t>בְּ⁠שׁוּבִ֧⁠י אֶת־שְׁבוּתֵי⁠כֶ֛ם לְ⁠עֵינֵי⁠כֶ֖ם</w:t>
+      </w:r>
+    </w:p>
+    <w:p>
+      <w:pPr/>
+      <w:r>
+        <w:rPr>
+          <w:lang w:val="hi_IN" w:bidi="hi_IN"/>
+        </w:rPr>
+      </w:r>
+      <w:r>
+        <w:rPr>
           <w:b/>
           <w:lang w:val="hi_IN" w:bidi="hi_IN"/>
         </w:rPr>
@@ -34057,6 +38005,20 @@
         <w:rPr>
           <w:lang w:val="hi_IN" w:bidi="hi_IN"/>
         </w:rPr>
+      </w:r>
+    </w:p>
+    <w:p>
+      <w:pPr/>
+      <w:r>
+        <w:rPr>
+          <w:lang w:val="hi_IN" w:bidi="hi_IN"/>
+        </w:rPr>
+      </w:r>
+      <w:r>
+        <w:rPr>
+          <w:lang w:val="hi_IN" w:bidi="hi_IN"/>
+        </w:rPr>
+        <w:t>אָמַ֥ר יְהוָֽה</w:t>
       </w:r>
     </w:p>
     <w:p>

--- a/hin/docx/36.content.docx
+++ b/hin/docx/36.content.docx
@@ -28,49 +28,15 @@
       </w:r>
     </w:p>
     <w:p>
-      <w:pPr>
-        <w:pStyle w:val="Heading2"/>
-      </w:pPr>
-      <w:r>
-        <w:rPr>
-          <w:lang w:val="hi_IN" w:bidi="hi_IN"/>
-        </w:rPr>
-        <w:t>License Information</w:t>
-      </w:r>
-      <w:r>
-        <w:rPr>
-          <w:lang w:val="hi_IN" w:bidi="hi_IN"/>
-        </w:rPr>
-      </w:r>
-    </w:p>
-    <w:p>
-      <w:pPr/>
-      <w:r>
-        <w:rPr>
-          <w:lang w:val="hi_IN" w:bidi="hi_IN"/>
-        </w:rPr>
-      </w:r>
-      <w:r>
-        <w:rPr>
-          <w:b/>
-          <w:lang w:val="hi_IN" w:bidi="hi_IN"/>
-        </w:rPr>
-        <w:t>अनुवाद नोट्स (अनफोल्डिंग वर्ड)</w:t>
-      </w:r>
-      <w:r>
-        <w:rPr>
-          <w:lang w:val="hi_IN" w:bidi="hi_IN"/>
-        </w:rPr>
-        <w:t xml:space="preserve"> (Hindi) is based on</w:t>
-      </w:r>
-      <w:r>
-        <w:rPr>
-          <w:lang w:val="hi_IN" w:bidi="hi_IN"/>
-        </w:rPr>
-        <w:t xml:space="preserve">: </w:t>
-      </w:r>
-      <w:r>
-        <w:rPr>
+      <w:pPr/>
+      <w:r>
+        <w:rPr>
+          <w:lang w:val="hi_IN" w:bidi="hi_IN"/>
+        </w:rPr>
+      </w:r>
+      <w:r>
+        <w:rPr>
+          <w:b/>
           <w:lang w:val="hi_IN" w:bidi="hi_IN"/>
         </w:rPr>
         <w:t>unfoldingWord® Translation Notes</w:t>
@@ -79,62 +45,31 @@
         <w:rPr>
           <w:lang w:val="hi_IN" w:bidi="hi_IN"/>
         </w:rPr>
-        <w:t xml:space="preserve">, </w:t>
-      </w:r>
-      <w:hyperlink r:id="rId13">
-        <w:r>
-          <w:rPr>
-            <w:lang w:val="hi_IN" w:bidi="hi_IN"/>
-          </w:rPr>
-          <w:rPr>
-            <w:color w:val="0000EE"/>
-            <w:u w:val="single"/>
-          </w:rPr>
-          <w:t>unfoldingWord</w:t>
-        </w:r>
-      </w:hyperlink>
-      <w:r>
-        <w:rPr>
-          <w:lang w:val="hi_IN" w:bidi="hi_IN"/>
-        </w:rPr>
-        <w:t xml:space="preserve">, 2022, which is licensed under a </w:t>
-      </w:r>
-      <w:hyperlink r:id="rId14">
-        <w:r>
-          <w:rPr>
-            <w:lang w:val="hi_IN" w:bidi="hi_IN"/>
-          </w:rPr>
-          <w:rPr>
-            <w:color w:val="0000EE"/>
-            <w:u w:val="single"/>
-          </w:rPr>
-          <w:t>CC BY-SA 4.0 license</w:t>
-        </w:r>
-      </w:hyperlink>
-      <w:r>
-        <w:rPr>
-          <w:lang w:val="hi_IN" w:bidi="hi_IN"/>
-        </w:rPr>
-        <w:t>.</w:t>
-      </w:r>
-      <w:r>
-        <w:rPr>
-          <w:lang w:val="hi_IN" w:bidi="hi_IN"/>
-        </w:rPr>
-      </w:r>
-    </w:p>
-    <w:p>
-      <w:pPr/>
-      <w:r>
-        <w:rPr>
-          <w:lang w:val="hi_IN" w:bidi="hi_IN"/>
-        </w:rPr>
-      </w:r>
-      <w:r>
-        <w:rPr>
-          <w:lang w:val="hi_IN" w:bidi="hi_IN"/>
-        </w:rPr>
-        <w:t>This PDF version is provided under the same license.</w:t>
+        <w:t xml:space="preserve"> © 2022 unfoldingWord. Released under CC BY-SA 4.0 license. </w:t>
+      </w:r>
+      <w:r>
+        <w:rPr>
+          <w:lang w:val="hi_IN" w:bidi="hi_IN"/>
+        </w:rPr>
+        <w:t>unfoldingWord® Translation Notes</w:t>
+      </w:r>
+      <w:r>
+        <w:rPr>
+          <w:lang w:val="hi_IN" w:bidi="hi_IN"/>
+        </w:rPr>
+        <w:t xml:space="preserve"> has been adapted in the following languages: Tok Pisin, Arabic (عربي), French (Français), Hindi (हिंदी), Indonesian (Bahasa Indonesia), Portuguese (Português), Russian (Русский), Spanish (Español), Swahili (Kiswahili), and Simplified Chinese (简体中文) from </w:t>
+      </w:r>
+      <w:r>
+        <w:rPr>
+          <w:lang w:val="hi_IN" w:bidi="hi_IN"/>
+        </w:rPr>
+        <w:t>unfoldingWord® Translation Notes</w:t>
+      </w:r>
+      <w:r>
+        <w:rPr>
+          <w:lang w:val="hi_IN" w:bidi="hi_IN"/>
+        </w:rPr>
+        <w:t xml:space="preserve"> © 2022 unfoldingWord. Released under CC BY-SA 4.0 license by Mission Mutual</w:t>
       </w:r>
       <w:r>
         <w:rPr>
@@ -292,20 +227,6 @@
       </w:r>
       <w:r>
         <w:rPr>
-          <w:lang w:val="hi_IN" w:bidi="hi_IN"/>
-        </w:rPr>
-        <w:t>דְּבַר־יְהוָ֣ה ׀ אֲשֶׁ֣ר הָיָ֗ה אֶל־צְפַנְיָה֙</w:t>
-      </w:r>
-    </w:p>
-    <w:p>
-      <w:pPr/>
-      <w:r>
-        <w:rPr>
-          <w:lang w:val="hi_IN" w:bidi="hi_IN"/>
-        </w:rPr>
-      </w:r>
-      <w:r>
-        <w:rPr>
           <w:b/>
           <w:lang w:val="hi_IN" w:bidi="hi_IN"/>
         </w:rPr>
@@ -423,20 +344,6 @@
       </w:r>
       <w:r>
         <w:rPr>
-          <w:lang w:val="hi_IN" w:bidi="hi_IN"/>
-        </w:rPr>
-        <w:t>בֶּן־כּוּשִׁ֣י בֶן־גְּדַלְיָ֔ה בֶּן־אֲמַרְיָ֖ה בֶּן־חִזְקִיָּ֑ה</w:t>
-      </w:r>
-    </w:p>
-    <w:p>
-      <w:pPr/>
-      <w:r>
-        <w:rPr>
-          <w:lang w:val="hi_IN" w:bidi="hi_IN"/>
-        </w:rPr>
-      </w:r>
-      <w:r>
-        <w:rPr>
           <w:b/>
           <w:lang w:val="hi_IN" w:bidi="hi_IN"/>
         </w:rPr>
@@ -547,20 +454,6 @@
       </w:r>
       <w:r>
         <w:rPr>
-          <w:lang w:val="hi_IN" w:bidi="hi_IN"/>
-        </w:rPr>
-        <w:t>צְפַנְיָה֙ &amp; כּוּשִׁ֣י &amp; גְּדַלְיָ֔ה &amp; אֲמַרְיָ֖ה &amp; חִזְקִיָּ֑ה &amp; יֹאשִׁיָּ֥הוּ &amp; אָמ֖וֹן</w:t>
-      </w:r>
-    </w:p>
-    <w:p>
-      <w:pPr/>
-      <w:r>
-        <w:rPr>
-          <w:lang w:val="hi_IN" w:bidi="hi_IN"/>
-        </w:rPr>
-      </w:r>
-      <w:r>
-        <w:rPr>
           <w:b/>
           <w:lang w:val="hi_IN" w:bidi="hi_IN"/>
         </w:rPr>
@@ -827,20 +720,6 @@
       </w:r>
       <w:r>
         <w:rPr>
-          <w:lang w:val="hi_IN" w:bidi="hi_IN"/>
-        </w:rPr>
-        <w:t>בִּ⁠ימֵ֛י יֹאשִׁיָּ֥הוּ בֶן־אָמ֖וֹן מֶ֥לֶךְ יְהוּדָֽה</w:t>
-      </w:r>
-    </w:p>
-    <w:p>
-      <w:pPr/>
-      <w:r>
-        <w:rPr>
-          <w:lang w:val="hi_IN" w:bidi="hi_IN"/>
-        </w:rPr>
-      </w:r>
-      <w:r>
-        <w:rPr>
           <w:b/>
           <w:lang w:val="hi_IN" w:bidi="hi_IN"/>
         </w:rPr>
@@ -964,20 +843,6 @@
       </w:r>
       <w:r>
         <w:rPr>
-          <w:lang w:val="hi_IN" w:bidi="hi_IN"/>
-        </w:rPr>
-        <w:t>אָסֹ֨ף אָסֵ֜ף כֹּ֗ל מֵ⁠עַ֛ל פְּנֵ֥י הָ⁠אֲדָמָ֖ה נְאֻם־יְהוָֽה</w:t>
-      </w:r>
-    </w:p>
-    <w:p>
-      <w:pPr/>
-      <w:r>
-        <w:rPr>
-          <w:lang w:val="hi_IN" w:bidi="hi_IN"/>
-        </w:rPr>
-      </w:r>
-      <w:r>
-        <w:rPr>
           <w:b/>
           <w:lang w:val="hi_IN" w:bidi="hi_IN"/>
         </w:rPr>
@@ -1124,20 +989,6 @@
       </w:r>
       <w:r>
         <w:rPr>
-          <w:lang w:val="hi_IN" w:bidi="hi_IN"/>
-        </w:rPr>
-        <w:t>אָסֹ֨ף אָסֵ֜ף כֹּ֗ל מֵ⁠עַ֛ל פְּנֵ֥י הָ⁠אֲדָמָ֖ה</w:t>
-      </w:r>
-    </w:p>
-    <w:p>
-      <w:pPr/>
-      <w:r>
-        <w:rPr>
-          <w:lang w:val="hi_IN" w:bidi="hi_IN"/>
-        </w:rPr>
-      </w:r>
-      <w:r>
-        <w:rPr>
           <w:b/>
           <w:lang w:val="hi_IN" w:bidi="hi_IN"/>
         </w:rPr>
@@ -1248,20 +1099,6 @@
       </w:r>
       <w:r>
         <w:rPr>
-          <w:lang w:val="hi_IN" w:bidi="hi_IN"/>
-        </w:rPr>
-        <w:t>אָסֹ֨ף אָסֵ֜ף כֹּ֗ל</w:t>
-      </w:r>
-    </w:p>
-    <w:p>
-      <w:pPr/>
-      <w:r>
-        <w:rPr>
-          <w:lang w:val="hi_IN" w:bidi="hi_IN"/>
-        </w:rPr>
-      </w:r>
-      <w:r>
-        <w:rPr>
           <w:b/>
           <w:lang w:val="hi_IN" w:bidi="hi_IN"/>
         </w:rPr>
@@ -1371,20 +1208,6 @@
       </w:r>
       <w:r>
         <w:rPr>
-          <w:lang w:val="hi_IN" w:bidi="hi_IN"/>
-        </w:rPr>
-        <w:t>פְּנֵ֥י הָ⁠אֲדָמָ֖ה</w:t>
-      </w:r>
-    </w:p>
-    <w:p>
-      <w:pPr/>
-      <w:r>
-        <w:rPr>
-          <w:lang w:val="hi_IN" w:bidi="hi_IN"/>
-        </w:rPr>
-      </w:r>
-      <w:r>
-        <w:rPr>
           <w:b/>
           <w:lang w:val="hi_IN" w:bidi="hi_IN"/>
         </w:rPr>
@@ -1521,20 +1344,6 @@
       </w:r>
       <w:r>
         <w:rPr>
-          <w:lang w:val="hi_IN" w:bidi="hi_IN"/>
-        </w:rPr>
-        <w:t>נְאֻם־יְהוָֽה</w:t>
-      </w:r>
-    </w:p>
-    <w:p>
-      <w:pPr/>
-      <w:r>
-        <w:rPr>
-          <w:lang w:val="hi_IN" w:bidi="hi_IN"/>
-        </w:rPr>
-      </w:r>
-      <w:r>
-        <w:rPr>
           <w:b/>
           <w:lang w:val="hi_IN" w:bidi="hi_IN"/>
         </w:rPr>
@@ -1645,20 +1454,6 @@
       </w:r>
       <w:r>
         <w:rPr>
-          <w:lang w:val="hi_IN" w:bidi="hi_IN"/>
-        </w:rPr>
-        <w:t>אָסֵ֨ף אָדָ֜ם וּ⁠בְהֵמָ֗ה אָסֵ֤ף עוֹף־הַ⁠שָּׁמַ֨יִם֙ וּ⁠דְגֵ֣י הַ⁠יָּ֔ם</w:t>
-      </w:r>
-    </w:p>
-    <w:p>
-      <w:pPr/>
-      <w:r>
-        <w:rPr>
-          <w:lang w:val="hi_IN" w:bidi="hi_IN"/>
-        </w:rPr>
-      </w:r>
-      <w:r>
-        <w:rPr>
           <w:b/>
           <w:lang w:val="hi_IN" w:bidi="hi_IN"/>
         </w:rPr>
@@ -1781,20 +1576,6 @@
       </w:r>
       <w:r>
         <w:rPr>
-          <w:lang w:val="hi_IN" w:bidi="hi_IN"/>
-        </w:rPr>
-        <w:t>אָדָ֜ם וּ⁠בְהֵמָ֗ה &amp; אֶת־הָ⁠אָדָ֗ם</w:t>
-      </w:r>
-    </w:p>
-    <w:p>
-      <w:pPr/>
-      <w:r>
-        <w:rPr>
-          <w:lang w:val="hi_IN" w:bidi="hi_IN"/>
-        </w:rPr>
-      </w:r>
-      <w:r>
-        <w:rPr>
           <w:b/>
           <w:lang w:val="hi_IN" w:bidi="hi_IN"/>
         </w:rPr>
@@ -1905,20 +1686,6 @@
       </w:r>
       <w:r>
         <w:rPr>
-          <w:lang w:val="hi_IN" w:bidi="hi_IN"/>
-        </w:rPr>
-        <w:t>אָדָ֜ם וּ⁠בְהֵמָ֗ה</w:t>
-      </w:r>
-    </w:p>
-    <w:p>
-      <w:pPr/>
-      <w:r>
-        <w:rPr>
-          <w:lang w:val="hi_IN" w:bidi="hi_IN"/>
-        </w:rPr>
-      </w:r>
-      <w:r>
-        <w:rPr>
           <w:b/>
           <w:lang w:val="hi_IN" w:bidi="hi_IN"/>
         </w:rPr>
@@ -2028,20 +1795,6 @@
       </w:r>
       <w:r>
         <w:rPr>
-          <w:lang w:val="hi_IN" w:bidi="hi_IN"/>
-        </w:rPr>
-        <w:t>וְ⁠הַ⁠מַּכְשֵׁל֖וֹת אֶת־הָ⁠רְשָׁעִ֑ים</w:t>
-      </w:r>
-    </w:p>
-    <w:p>
-      <w:pPr/>
-      <w:r>
-        <w:rPr>
-          <w:lang w:val="hi_IN" w:bidi="hi_IN"/>
-        </w:rPr>
-      </w:r>
-      <w:r>
-        <w:rPr>
           <w:b/>
           <w:lang w:val="hi_IN" w:bidi="hi_IN"/>
         </w:rPr>
@@ -2152,20 +1905,6 @@
       </w:r>
       <w:r>
         <w:rPr>
-          <w:lang w:val="hi_IN" w:bidi="hi_IN"/>
-        </w:rPr>
-        <w:t>וְ⁠הַ⁠מַּכְשֵׁל֖וֹת</w:t>
-      </w:r>
-    </w:p>
-    <w:p>
-      <w:pPr/>
-      <w:r>
-        <w:rPr>
-          <w:lang w:val="hi_IN" w:bidi="hi_IN"/>
-        </w:rPr>
-      </w:r>
-      <w:r>
-        <w:rPr>
           <w:b/>
           <w:lang w:val="hi_IN" w:bidi="hi_IN"/>
         </w:rPr>
@@ -2276,20 +2015,6 @@
       </w:r>
       <w:r>
         <w:rPr>
-          <w:lang w:val="hi_IN" w:bidi="hi_IN"/>
-        </w:rPr>
-        <w:t>אֶת־הָ⁠רְשָׁעִ֑ים</w:t>
-      </w:r>
-    </w:p>
-    <w:p>
-      <w:pPr/>
-      <w:r>
-        <w:rPr>
-          <w:lang w:val="hi_IN" w:bidi="hi_IN"/>
-        </w:rPr>
-      </w:r>
-      <w:r>
-        <w:rPr>
           <w:b/>
           <w:lang w:val="hi_IN" w:bidi="hi_IN"/>
         </w:rPr>
@@ -2400,20 +2125,6 @@
       </w:r>
       <w:r>
         <w:rPr>
-          <w:lang w:val="hi_IN" w:bidi="hi_IN"/>
-        </w:rPr>
-        <w:t>וְ⁠הִכְרַתִּ֣י אֶת־הָ⁠אָדָ֗ם מֵ⁠עַ֛ל פְּנֵ֥י הָ⁠אֲדָמָ֖ה</w:t>
-      </w:r>
-    </w:p>
-    <w:p>
-      <w:pPr/>
-      <w:r>
-        <w:rPr>
-          <w:lang w:val="hi_IN" w:bidi="hi_IN"/>
-        </w:rPr>
-      </w:r>
-      <w:r>
-        <w:rPr>
           <w:b/>
           <w:lang w:val="hi_IN" w:bidi="hi_IN"/>
         </w:rPr>
@@ -2511,20 +2222,6 @@
       </w:r>
       <w:r>
         <w:rPr>
-          <w:lang w:val="hi_IN" w:bidi="hi_IN"/>
-        </w:rPr>
-        <w:t>וְ⁠הִכְרַתִּ֣י אֶת־הָ⁠אָדָ֗ם</w:t>
-      </w:r>
-    </w:p>
-    <w:p>
-      <w:pPr/>
-      <w:r>
-        <w:rPr>
-          <w:lang w:val="hi_IN" w:bidi="hi_IN"/>
-        </w:rPr>
-      </w:r>
-      <w:r>
-        <w:rPr>
           <w:b/>
           <w:lang w:val="hi_IN" w:bidi="hi_IN"/>
         </w:rPr>
@@ -2647,20 +2344,6 @@
       </w:r>
       <w:r>
         <w:rPr>
-          <w:lang w:val="hi_IN" w:bidi="hi_IN"/>
-        </w:rPr>
-        <w:t>וְ⁠הִכְרַתִּ֣י אֶת־הָ⁠אָדָ֗ם</w:t>
-      </w:r>
-    </w:p>
-    <w:p>
-      <w:pPr/>
-      <w:r>
-        <w:rPr>
-          <w:lang w:val="hi_IN" w:bidi="hi_IN"/>
-        </w:rPr>
-      </w:r>
-      <w:r>
-        <w:rPr>
           <w:b/>
           <w:lang w:val="hi_IN" w:bidi="hi_IN"/>
         </w:rPr>
@@ -2795,20 +2478,6 @@
       </w:r>
       <w:r>
         <w:rPr>
-          <w:lang w:val="hi_IN" w:bidi="hi_IN"/>
-        </w:rPr>
-        <w:t>פְּנֵ֥י הָ⁠אֲדָמָ֖ה</w:t>
-      </w:r>
-    </w:p>
-    <w:p>
-      <w:pPr/>
-      <w:r>
-        <w:rPr>
-          <w:lang w:val="hi_IN" w:bidi="hi_IN"/>
-        </w:rPr>
-      </w:r>
-      <w:r>
-        <w:rPr>
           <w:b/>
           <w:lang w:val="hi_IN" w:bidi="hi_IN"/>
         </w:rPr>
@@ -2906,20 +2575,6 @@
       </w:r>
       <w:r>
         <w:rPr>
-          <w:lang w:val="hi_IN" w:bidi="hi_IN"/>
-        </w:rPr>
-        <w:t>וְ⁠נָטִ֤יתִי יָדִ⁠י֙</w:t>
-      </w:r>
-    </w:p>
-    <w:p>
-      <w:pPr/>
-      <w:r>
-        <w:rPr>
-          <w:lang w:val="hi_IN" w:bidi="hi_IN"/>
-        </w:rPr>
-      </w:r>
-      <w:r>
-        <w:rPr>
           <w:b/>
           <w:lang w:val="hi_IN" w:bidi="hi_IN"/>
         </w:rPr>
@@ -3030,20 +2685,6 @@
       </w:r>
       <w:r>
         <w:rPr>
-          <w:lang w:val="hi_IN" w:bidi="hi_IN"/>
-        </w:rPr>
-        <w:t>וְ⁠הִכְרַתִּ֞י מִן־הַ⁠מָּק֤וֹם הַ⁠זֶּה֙</w:t>
-      </w:r>
-    </w:p>
-    <w:p>
-      <w:pPr/>
-      <w:r>
-        <w:rPr>
-          <w:lang w:val="hi_IN" w:bidi="hi_IN"/>
-        </w:rPr>
-      </w:r>
-      <w:r>
-        <w:rPr>
           <w:b/>
           <w:lang w:val="hi_IN" w:bidi="hi_IN"/>
         </w:rPr>
@@ -3167,20 +2808,6 @@
       </w:r>
       <w:r>
         <w:rPr>
-          <w:lang w:val="hi_IN" w:bidi="hi_IN"/>
-        </w:rPr>
-        <w:t>וְ⁠הִכְרַתִּ֞י מִן־הַ⁠מָּק֤וֹם הַ⁠זֶּה֙</w:t>
-      </w:r>
-    </w:p>
-    <w:p>
-      <w:pPr/>
-      <w:r>
-        <w:rPr>
-          <w:lang w:val="hi_IN" w:bidi="hi_IN"/>
-        </w:rPr>
-      </w:r>
-      <w:r>
-        <w:rPr>
           <w:b/>
           <w:lang w:val="hi_IN" w:bidi="hi_IN"/>
         </w:rPr>
@@ -3278,20 +2905,6 @@
       </w:r>
       <w:r>
         <w:rPr>
-          <w:lang w:val="hi_IN" w:bidi="hi_IN"/>
-        </w:rPr>
-        <w:t>אֶת־שְׁאָ֣ר הַ⁠בַּ֔עַל</w:t>
-      </w:r>
-    </w:p>
-    <w:p>
-      <w:pPr/>
-      <w:r>
-        <w:rPr>
-          <w:lang w:val="hi_IN" w:bidi="hi_IN"/>
-        </w:rPr>
-      </w:r>
-      <w:r>
-        <w:rPr>
           <w:b/>
           <w:lang w:val="hi_IN" w:bidi="hi_IN"/>
         </w:rPr>
@@ -3389,20 +3002,6 @@
       </w:r>
       <w:r>
         <w:rPr>
-          <w:lang w:val="hi_IN" w:bidi="hi_IN"/>
-        </w:rPr>
-        <w:t>אֶת־שְׁאָ֣ר הַ⁠בַּ֔עַל</w:t>
-      </w:r>
-    </w:p>
-    <w:p>
-      <w:pPr/>
-      <w:r>
-        <w:rPr>
-          <w:lang w:val="hi_IN" w:bidi="hi_IN"/>
-        </w:rPr>
-      </w:r>
-      <w:r>
-        <w:rPr>
           <w:b/>
           <w:lang w:val="hi_IN" w:bidi="hi_IN"/>
         </w:rPr>
@@ -3526,20 +3125,6 @@
       </w:r>
       <w:r>
         <w:rPr>
-          <w:lang w:val="hi_IN" w:bidi="hi_IN"/>
-        </w:rPr>
-        <w:t>אֶת־שֵׁ֥ם הַ⁠כְּמָרִ֖ים עִם־הַ⁠כֹּהֲנִֽים</w:t>
-      </w:r>
-    </w:p>
-    <w:p>
-      <w:pPr/>
-      <w:r>
-        <w:rPr>
-          <w:lang w:val="hi_IN" w:bidi="hi_IN"/>
-        </w:rPr>
-      </w:r>
-      <w:r>
-        <w:rPr>
           <w:b/>
           <w:lang w:val="hi_IN" w:bidi="hi_IN"/>
         </w:rPr>
@@ -3661,20 +3246,6 @@
       </w:r>
       <w:r>
         <w:rPr>
-          <w:lang w:val="hi_IN" w:bidi="hi_IN"/>
-        </w:rPr>
-        <w:t>אֶת־שֵׁ֥ם</w:t>
-      </w:r>
-    </w:p>
-    <w:p>
-      <w:pPr/>
-      <w:r>
-        <w:rPr>
-          <w:lang w:val="hi_IN" w:bidi="hi_IN"/>
-        </w:rPr>
-      </w:r>
-      <w:r>
-        <w:rPr>
           <w:b/>
           <w:lang w:val="hi_IN" w:bidi="hi_IN"/>
         </w:rPr>
@@ -3798,20 +3369,6 @@
       </w:r>
       <w:r>
         <w:rPr>
-          <w:lang w:val="hi_IN" w:bidi="hi_IN"/>
-        </w:rPr>
-        <w:t>עִם־הַ⁠כֹּהֲנִֽים</w:t>
-      </w:r>
-    </w:p>
-    <w:p>
-      <w:pPr/>
-      <w:r>
-        <w:rPr>
-          <w:lang w:val="hi_IN" w:bidi="hi_IN"/>
-        </w:rPr>
-      </w:r>
-      <w:r>
-        <w:rPr>
           <w:b/>
           <w:lang w:val="hi_IN" w:bidi="hi_IN"/>
         </w:rPr>
@@ -3858,7 +3415,7 @@
         </w:rPr>
         <w:t xml:space="preserve">सम्भवतः हारून के वंशज याजकों को सन्दर्भित करता है, जिन्हें इस्राएलियों को यहोवा की आराधना में अगुआई करना था। दुर्भाग्यवश, इस समय वे यहोवा की विश्वासपूर्वक सेवा नहीं कर रहे थे, जैसा कि सपन्याह </w:t>
       </w:r>
-      <w:hyperlink r:id="rId15">
+      <w:hyperlink r:id="rId13">
         <w:r>
           <w:rPr>
             <w:lang w:val="hi_IN" w:bidi="hi_IN"/>
@@ -3940,20 +3497,6 @@
       </w:r>
       <w:r>
         <w:rPr>
-          <w:lang w:val="hi_IN" w:bidi="hi_IN"/>
-        </w:rPr>
-        <w:t>וְ⁠אֶת־הַ⁠מִּשְׁתַּחֲוִ֥ים עַל־הַ⁠גַּגּ֖וֹת לִ⁠צְבָ֣א הַ⁠שָּׁמָ֑יִם וְ⁠אֶת־הַ⁠מִּֽשְׁתַּחֲוִים֙ הַ⁠נִּשְׁבָּעִ֣ים לַֽ⁠יהוָ֔ה וְ⁠הַ⁠נִּשְׁבָּעִ֖ים בְּ⁠מַלְכָּֽ⁠ם</w:t>
-      </w:r>
-    </w:p>
-    <w:p>
-      <w:pPr/>
-      <w:r>
-        <w:rPr>
-          <w:lang w:val="hi_IN" w:bidi="hi_IN"/>
-        </w:rPr>
-      </w:r>
-      <w:r>
-        <w:rPr>
           <w:b/>
           <w:lang w:val="hi_IN" w:bidi="hi_IN"/>
         </w:rPr>
@@ -4051,20 +3594,6 @@
       </w:r>
       <w:r>
         <w:rPr>
-          <w:lang w:val="hi_IN" w:bidi="hi_IN"/>
-        </w:rPr>
-        <w:t>וְ⁠אֶת־הַ⁠מִּשְׁתַּחֲוִ֥ים עַל־הַ⁠גַּגּ֖וֹת לִ⁠צְבָ֣א</w:t>
-      </w:r>
-    </w:p>
-    <w:p>
-      <w:pPr/>
-      <w:r>
-        <w:rPr>
-          <w:lang w:val="hi_IN" w:bidi="hi_IN"/>
-        </w:rPr>
-      </w:r>
-      <w:r>
-        <w:rPr>
           <w:b/>
           <w:lang w:val="hi_IN" w:bidi="hi_IN"/>
         </w:rPr>
@@ -4175,20 +3704,6 @@
       </w:r>
       <w:r>
         <w:rPr>
-          <w:lang w:val="hi_IN" w:bidi="hi_IN"/>
-        </w:rPr>
-        <w:t>לִ⁠צְבָ֣א הַ⁠שָּׁמָ֑יִם</w:t>
-      </w:r>
-    </w:p>
-    <w:p>
-      <w:pPr/>
-      <w:r>
-        <w:rPr>
-          <w:lang w:val="hi_IN" w:bidi="hi_IN"/>
-        </w:rPr>
-      </w:r>
-      <w:r>
-        <w:rPr>
           <w:b/>
           <w:lang w:val="hi_IN" w:bidi="hi_IN"/>
         </w:rPr>
@@ -4324,20 +3839,6 @@
       </w:r>
       <w:r>
         <w:rPr>
-          <w:lang w:val="hi_IN" w:bidi="hi_IN"/>
-        </w:rPr>
-        <w:t>וְ⁠אֶת־הַ⁠מִּֽשְׁתַּחֲוִים֙ הַ⁠נִּשְׁבָּעִ֣ים לַֽ⁠יהוָ֔ה</w:t>
-      </w:r>
-    </w:p>
-    <w:p>
-      <w:pPr/>
-      <w:r>
-        <w:rPr>
-          <w:lang w:val="hi_IN" w:bidi="hi_IN"/>
-        </w:rPr>
-      </w:r>
-      <w:r>
-        <w:rPr>
           <w:b/>
           <w:lang w:val="hi_IN" w:bidi="hi_IN"/>
         </w:rPr>
@@ -4435,20 +3936,6 @@
       </w:r>
       <w:r>
         <w:rPr>
-          <w:lang w:val="hi_IN" w:bidi="hi_IN"/>
-        </w:rPr>
-        <w:t>וְ⁠אֶת־הַ⁠מִּֽשְׁתַּחֲוִים֙ הַ⁠נִּשְׁבָּעִ֣ים לַֽ⁠יהוָ֔ה</w:t>
-      </w:r>
-    </w:p>
-    <w:p>
-      <w:pPr/>
-      <w:r>
-        <w:rPr>
-          <w:lang w:val="hi_IN" w:bidi="hi_IN"/>
-        </w:rPr>
-      </w:r>
-      <w:r>
-        <w:rPr>
           <w:b/>
           <w:lang w:val="hi_IN" w:bidi="hi_IN"/>
         </w:rPr>
@@ -4598,20 +4085,6 @@
       </w:r>
       <w:r>
         <w:rPr>
-          <w:lang w:val="hi_IN" w:bidi="hi_IN"/>
-        </w:rPr>
-        <w:t>הַ⁠נִּשְׁבָּעִ֣ים לַֽ⁠יהוָ֔ה וְ⁠הַ⁠נִּשְׁבָּעִ֖ים בְּ⁠מַלְכָּֽ⁠ם</w:t>
-      </w:r>
-    </w:p>
-    <w:p>
-      <w:pPr/>
-      <w:r>
-        <w:rPr>
-          <w:lang w:val="hi_IN" w:bidi="hi_IN"/>
-        </w:rPr>
-      </w:r>
-      <w:r>
-        <w:rPr>
           <w:b/>
           <w:lang w:val="hi_IN" w:bidi="hi_IN"/>
         </w:rPr>
@@ -4760,20 +4233,6 @@
       </w:r>
       <w:r>
         <w:rPr>
-          <w:lang w:val="hi_IN" w:bidi="hi_IN"/>
-        </w:rPr>
-        <w:t>הַ⁠נִּשְׁבָּעִ֣ים לַֽ⁠יהוָ֔ה וְ⁠הַ⁠נִּשְׁבָּעִ֖ים בְּ⁠מַלְכָּֽ⁠ם</w:t>
-      </w:r>
-    </w:p>
-    <w:p>
-      <w:pPr/>
-      <w:r>
-        <w:rPr>
-          <w:lang w:val="hi_IN" w:bidi="hi_IN"/>
-        </w:rPr>
-      </w:r>
-      <w:r>
-        <w:rPr>
           <w:b/>
           <w:lang w:val="hi_IN" w:bidi="hi_IN"/>
         </w:rPr>
@@ -4910,20 +4369,6 @@
       </w:r>
       <w:r>
         <w:rPr>
-          <w:lang w:val="hi_IN" w:bidi="hi_IN"/>
-        </w:rPr>
-        <w:t>וְ⁠אֶת־הַ⁠נְּסוֹגִ֖ים מֵ⁠אַחֲרֵ֣י יְהוָ֑ה וַ⁠אֲשֶׁ֛ר לֹֽא־בִקְשׁ֥וּ אֶת־יְהוָ֖ה וְ⁠לֹ֥א דְרָשֻֽׁ⁠הוּ</w:t>
-      </w:r>
-    </w:p>
-    <w:p>
-      <w:pPr/>
-      <w:r>
-        <w:rPr>
-          <w:lang w:val="hi_IN" w:bidi="hi_IN"/>
-        </w:rPr>
-      </w:r>
-      <w:r>
-        <w:rPr>
           <w:b/>
           <w:lang w:val="hi_IN" w:bidi="hi_IN"/>
         </w:rPr>
@@ -5045,20 +4490,6 @@
       </w:r>
       <w:r>
         <w:rPr>
-          <w:lang w:val="hi_IN" w:bidi="hi_IN"/>
-        </w:rPr>
-        <w:t>וְ⁠אֶת־הַ⁠נְּסוֹגִ֖ים מֵ⁠אַחֲרֵ֣י יְהוָ֑ה וַ⁠אֲשֶׁ֛ר לֹֽא־בִקְשׁ֥וּ אֶת־יְהוָ֖ה וְ⁠לֹ֥א דְרָשֻֽׁ⁠הוּ</w:t>
-      </w:r>
-    </w:p>
-    <w:p>
-      <w:pPr/>
-      <w:r>
-        <w:rPr>
-          <w:lang w:val="hi_IN" w:bidi="hi_IN"/>
-        </w:rPr>
-      </w:r>
-      <w:r>
-        <w:rPr>
           <w:b/>
           <w:lang w:val="hi_IN" w:bidi="hi_IN"/>
         </w:rPr>
@@ -5156,20 +4587,6 @@
       </w:r>
       <w:r>
         <w:rPr>
-          <w:lang w:val="hi_IN" w:bidi="hi_IN"/>
-        </w:rPr>
-        <w:t>וְ⁠אֶת־הַ⁠נְּסוֹגִ֖ים מֵ⁠אַחֲרֵ֣י יְהוָ֑ה</w:t>
-      </w:r>
-    </w:p>
-    <w:p>
-      <w:pPr/>
-      <w:r>
-        <w:rPr>
-          <w:lang w:val="hi_IN" w:bidi="hi_IN"/>
-        </w:rPr>
-      </w:r>
-      <w:r>
-        <w:rPr>
           <w:b/>
           <w:lang w:val="hi_IN" w:bidi="hi_IN"/>
         </w:rPr>
@@ -5280,20 +4697,6 @@
       </w:r>
       <w:r>
         <w:rPr>
-          <w:lang w:val="hi_IN" w:bidi="hi_IN"/>
-        </w:rPr>
-        <w:t>וַ⁠אֲשֶׁ֛ר לֹֽא־בִקְשׁ֥וּ אֶת־יְהוָ֖ה וְ⁠לֹ֥א דְרָשֻֽׁ⁠הוּ</w:t>
-      </w:r>
-    </w:p>
-    <w:p>
-      <w:pPr/>
-      <w:r>
-        <w:rPr>
-          <w:lang w:val="hi_IN" w:bidi="hi_IN"/>
-        </w:rPr>
-      </w:r>
-      <w:r>
-        <w:rPr>
           <w:b/>
           <w:lang w:val="hi_IN" w:bidi="hi_IN"/>
         </w:rPr>
@@ -5455,20 +4858,6 @@
       </w:r>
       <w:r>
         <w:rPr>
-          <w:lang w:val="hi_IN" w:bidi="hi_IN"/>
-        </w:rPr>
-        <w:t>הַ֕ס מִ⁠פְּנֵ֖י אֲדֹנָ֣⁠י יְהוִ֑ה</w:t>
-      </w:r>
-    </w:p>
-    <w:p>
-      <w:pPr/>
-      <w:r>
-        <w:rPr>
-          <w:lang w:val="hi_IN" w:bidi="hi_IN"/>
-        </w:rPr>
-      </w:r>
-      <w:r>
-        <w:rPr>
           <w:b/>
           <w:lang w:val="hi_IN" w:bidi="hi_IN"/>
         </w:rPr>
@@ -5605,20 +4994,6 @@
       </w:r>
       <w:r>
         <w:rPr>
-          <w:lang w:val="hi_IN" w:bidi="hi_IN"/>
-        </w:rPr>
-        <w:t>הַ֕ס מִ⁠פְּנֵ֖י אֲדֹנָ֣⁠י יְהוִ֑ה</w:t>
-      </w:r>
-    </w:p>
-    <w:p>
-      <w:pPr/>
-      <w:r>
-        <w:rPr>
-          <w:lang w:val="hi_IN" w:bidi="hi_IN"/>
-        </w:rPr>
-      </w:r>
-      <w:r>
-        <w:rPr>
           <w:b/>
           <w:lang w:val="hi_IN" w:bidi="hi_IN"/>
         </w:rPr>
@@ -5741,20 +5116,6 @@
       </w:r>
       <w:r>
         <w:rPr>
-          <w:lang w:val="hi_IN" w:bidi="hi_IN"/>
-        </w:rPr>
-        <w:t>קָרוֹב֙ י֣וֹם יְהוָ֔ה</w:t>
-      </w:r>
-    </w:p>
-    <w:p>
-      <w:pPr/>
-      <w:r>
-        <w:rPr>
-          <w:lang w:val="hi_IN" w:bidi="hi_IN"/>
-        </w:rPr>
-      </w:r>
-      <w:r>
-        <w:rPr>
           <w:b/>
           <w:lang w:val="hi_IN" w:bidi="hi_IN"/>
         </w:rPr>
@@ -5865,20 +5226,6 @@
       </w:r>
       <w:r>
         <w:rPr>
-          <w:lang w:val="hi_IN" w:bidi="hi_IN"/>
-        </w:rPr>
-        <w:t>הֵכִ֧ין יְהוָ֛ה זֶ֖בַח הִקְדִּ֥ישׁ קְרֻאָֽי⁠ו</w:t>
-      </w:r>
-    </w:p>
-    <w:p>
-      <w:pPr/>
-      <w:r>
-        <w:rPr>
-          <w:lang w:val="hi_IN" w:bidi="hi_IN"/>
-        </w:rPr>
-      </w:r>
-      <w:r>
-        <w:rPr>
           <w:b/>
           <w:lang w:val="hi_IN" w:bidi="hi_IN"/>
         </w:rPr>
@@ -6015,20 +5362,6 @@
       </w:r>
       <w:r>
         <w:rPr>
-          <w:lang w:val="hi_IN" w:bidi="hi_IN"/>
-        </w:rPr>
-        <w:t>קְרֻאָֽי⁠ו</w:t>
-      </w:r>
-    </w:p>
-    <w:p>
-      <w:pPr/>
-      <w:r>
-        <w:rPr>
-          <w:lang w:val="hi_IN" w:bidi="hi_IN"/>
-        </w:rPr>
-      </w:r>
-      <w:r>
-        <w:rPr>
           <w:b/>
           <w:lang w:val="hi_IN" w:bidi="hi_IN"/>
         </w:rPr>
@@ -6126,20 +5459,6 @@
       </w:r>
       <w:r>
         <w:rPr>
-          <w:lang w:val="hi_IN" w:bidi="hi_IN"/>
-        </w:rPr>
-        <w:t>וְ⁠הָיָ֗ה בְּ⁠יוֹם֙ זֶ֣בַח יְהוָ֔ה</w:t>
-      </w:r>
-    </w:p>
-    <w:p>
-      <w:pPr/>
-      <w:r>
-        <w:rPr>
-          <w:lang w:val="hi_IN" w:bidi="hi_IN"/>
-        </w:rPr>
-      </w:r>
-      <w:r>
-        <w:rPr>
           <w:b/>
           <w:lang w:val="hi_IN" w:bidi="hi_IN"/>
         </w:rPr>
@@ -6237,20 +5556,6 @@
       </w:r>
       <w:r>
         <w:rPr>
-          <w:lang w:val="hi_IN" w:bidi="hi_IN"/>
-        </w:rPr>
-        <w:t>בְּ⁠יוֹם֙ זֶ֣בַח יְהוָ֔ה</w:t>
-      </w:r>
-    </w:p>
-    <w:p>
-      <w:pPr/>
-      <w:r>
-        <w:rPr>
-          <w:lang w:val="hi_IN" w:bidi="hi_IN"/>
-        </w:rPr>
-      </w:r>
-      <w:r>
-        <w:rPr>
           <w:b/>
           <w:lang w:val="hi_IN" w:bidi="hi_IN"/>
         </w:rPr>
@@ -6348,20 +5653,6 @@
       </w:r>
       <w:r>
         <w:rPr>
-          <w:lang w:val="hi_IN" w:bidi="hi_IN"/>
-        </w:rPr>
-        <w:t>בְּ⁠יוֹם֙ זֶ֣בַח יְהוָ֔ה</w:t>
-      </w:r>
-    </w:p>
-    <w:p>
-      <w:pPr/>
-      <w:r>
-        <w:rPr>
-          <w:lang w:val="hi_IN" w:bidi="hi_IN"/>
-        </w:rPr>
-      </w:r>
-      <w:r>
-        <w:rPr>
           <w:b/>
           <w:lang w:val="hi_IN" w:bidi="hi_IN"/>
         </w:rPr>
@@ -6459,20 +5750,6 @@
       </w:r>
       <w:r>
         <w:rPr>
-          <w:lang w:val="hi_IN" w:bidi="hi_IN"/>
-        </w:rPr>
-        <w:t>בְּ⁠יוֹם֙ זֶ֣בַח יְהוָ֔ה</w:t>
-      </w:r>
-    </w:p>
-    <w:p>
-      <w:pPr/>
-      <w:r>
-        <w:rPr>
-          <w:lang w:val="hi_IN" w:bidi="hi_IN"/>
-        </w:rPr>
-      </w:r>
-      <w:r>
-        <w:rPr>
           <w:b/>
           <w:lang w:val="hi_IN" w:bidi="hi_IN"/>
         </w:rPr>
@@ -6594,20 +5871,6 @@
       </w:r>
       <w:r>
         <w:rPr>
-          <w:lang w:val="hi_IN" w:bidi="hi_IN"/>
-        </w:rPr>
-        <w:t>וּ⁠פָקַדְתִּ֥י עַל־הַ⁠שָּׂרִ֖ים וְ⁠עַל־בְּנֵ֣י הַ⁠מֶּ֑לֶךְ וְ⁠עַ֥ל כָּל־הַ⁠לֹּבְשִׁ֖ים מַלְבּ֥וּשׁ נָכְרִֽי</w:t>
-      </w:r>
-    </w:p>
-    <w:p>
-      <w:pPr/>
-      <w:r>
-        <w:rPr>
-          <w:lang w:val="hi_IN" w:bidi="hi_IN"/>
-        </w:rPr>
-      </w:r>
-      <w:r>
-        <w:rPr>
           <w:b/>
           <w:lang w:val="hi_IN" w:bidi="hi_IN"/>
         </w:rPr>
@@ -6755,20 +6018,6 @@
       </w:r>
       <w:r>
         <w:rPr>
-          <w:lang w:val="hi_IN" w:bidi="hi_IN"/>
-        </w:rPr>
-        <w:t>הַ⁠שָּׂרִ֖ים</w:t>
-      </w:r>
-    </w:p>
-    <w:p>
-      <w:pPr/>
-      <w:r>
-        <w:rPr>
-          <w:lang w:val="hi_IN" w:bidi="hi_IN"/>
-        </w:rPr>
-      </w:r>
-      <w:r>
-        <w:rPr>
           <w:b/>
           <w:lang w:val="hi_IN" w:bidi="hi_IN"/>
         </w:rPr>
@@ -6891,20 +6140,6 @@
       </w:r>
       <w:r>
         <w:rPr>
-          <w:lang w:val="hi_IN" w:bidi="hi_IN"/>
-        </w:rPr>
-        <w:t>בְּנֵ֣י הַ⁠מֶּ֑לֶךְ</w:t>
-      </w:r>
-    </w:p>
-    <w:p>
-      <w:pPr/>
-      <w:r>
-        <w:rPr>
-          <w:lang w:val="hi_IN" w:bidi="hi_IN"/>
-        </w:rPr>
-      </w:r>
-      <w:r>
-        <w:rPr>
           <w:b/>
           <w:lang w:val="hi_IN" w:bidi="hi_IN"/>
         </w:rPr>
@@ -7027,20 +6262,6 @@
       </w:r>
       <w:r>
         <w:rPr>
-          <w:lang w:val="hi_IN" w:bidi="hi_IN"/>
-        </w:rPr>
-        <w:t>כָּל־הַ⁠לֹּבְשִׁ֖ים מַלְבּ֥וּשׁ נָכְרִֽי</w:t>
-      </w:r>
-    </w:p>
-    <w:p>
-      <w:pPr/>
-      <w:r>
-        <w:rPr>
-          <w:lang w:val="hi_IN" w:bidi="hi_IN"/>
-        </w:rPr>
-      </w:r>
-      <w:r>
-        <w:rPr>
           <w:b/>
           <w:lang w:val="hi_IN" w:bidi="hi_IN"/>
         </w:rPr>
@@ -7151,20 +6372,6 @@
       </w:r>
       <w:r>
         <w:rPr>
-          <w:lang w:val="hi_IN" w:bidi="hi_IN"/>
-        </w:rPr>
-        <w:t>וּ⁠פָקַדְתִּ֗י עַ֧ל &amp; בַּ⁠יּ֣וֹם הַ⁠ה֑וּא</w:t>
-      </w:r>
-    </w:p>
-    <w:p>
-      <w:pPr/>
-      <w:r>
-        <w:rPr>
-          <w:lang w:val="hi_IN" w:bidi="hi_IN"/>
-        </w:rPr>
-      </w:r>
-      <w:r>
-        <w:rPr>
           <w:b/>
           <w:lang w:val="hi_IN" w:bidi="hi_IN"/>
         </w:rPr>
@@ -7298,20 +6505,6 @@
       </w:r>
       <w:r>
         <w:rPr>
-          <w:lang w:val="hi_IN" w:bidi="hi_IN"/>
-        </w:rPr>
-        <w:t>כָּל־הַ⁠דּוֹלֵ֛ג עַל־הַ⁠מִּפְתָּ֖ן</w:t>
-      </w:r>
-    </w:p>
-    <w:p>
-      <w:pPr/>
-      <w:r>
-        <w:rPr>
-          <w:lang w:val="hi_IN" w:bidi="hi_IN"/>
-        </w:rPr>
-      </w:r>
-      <w:r>
-        <w:rPr>
           <w:b/>
           <w:lang w:val="hi_IN" w:bidi="hi_IN"/>
         </w:rPr>
@@ -7448,20 +6641,6 @@
       </w:r>
       <w:r>
         <w:rPr>
-          <w:lang w:val="hi_IN" w:bidi="hi_IN"/>
-        </w:rPr>
-        <w:t>הַֽ⁠מְמַלְאִ֛ים בֵּ֥ית אֲדֹנֵי⁠הֶ֖ם חָמָ֥ס וּ⁠מִרְמָֽה</w:t>
-      </w:r>
-    </w:p>
-    <w:p>
-      <w:pPr/>
-      <w:r>
-        <w:rPr>
-          <w:lang w:val="hi_IN" w:bidi="hi_IN"/>
-        </w:rPr>
-      </w:r>
-      <w:r>
-        <w:rPr>
           <w:b/>
           <w:lang w:val="hi_IN" w:bidi="hi_IN"/>
         </w:rPr>
@@ -7598,20 +6777,6 @@
       </w:r>
       <w:r>
         <w:rPr>
-          <w:lang w:val="hi_IN" w:bidi="hi_IN"/>
-        </w:rPr>
-        <w:t>חָמָ֥ס וּ⁠מִרְמָֽה</w:t>
-      </w:r>
-    </w:p>
-    <w:p>
-      <w:pPr/>
-      <w:r>
-        <w:rPr>
-          <w:lang w:val="hi_IN" w:bidi="hi_IN"/>
-        </w:rPr>
-      </w:r>
-      <w:r>
-        <w:rPr>
           <w:b/>
           <w:lang w:val="hi_IN" w:bidi="hi_IN"/>
         </w:rPr>
@@ -7747,20 +6912,6 @@
       </w:r>
       <w:r>
         <w:rPr>
-          <w:lang w:val="hi_IN" w:bidi="hi_IN"/>
-        </w:rPr>
-        <w:t>וְ⁠הָיָה֩ בַ⁠יּ֨וֹם הַ⁠ה֜וּא נְאֻם־יְהוָ֗ה ק֤וֹל</w:t>
-      </w:r>
-    </w:p>
-    <w:p>
-      <w:pPr/>
-      <w:r>
-        <w:rPr>
-          <w:lang w:val="hi_IN" w:bidi="hi_IN"/>
-        </w:rPr>
-      </w:r>
-      <w:r>
-        <w:rPr>
           <w:b/>
           <w:lang w:val="hi_IN" w:bidi="hi_IN"/>
         </w:rPr>
@@ -7883,20 +7034,6 @@
       </w:r>
       <w:r>
         <w:rPr>
-          <w:lang w:val="hi_IN" w:bidi="hi_IN"/>
-        </w:rPr>
-        <w:t>בַ⁠יּ֨וֹם הַ⁠ה֜וּא</w:t>
-      </w:r>
-    </w:p>
-    <w:p>
-      <w:pPr/>
-      <w:r>
-        <w:rPr>
-          <w:lang w:val="hi_IN" w:bidi="hi_IN"/>
-        </w:rPr>
-      </w:r>
-      <w:r>
-        <w:rPr>
           <w:b/>
           <w:lang w:val="hi_IN" w:bidi="hi_IN"/>
         </w:rPr>
@@ -7980,20 +7117,6 @@
       </w:r>
       <w:r>
         <w:rPr>
-          <w:lang w:val="hi_IN" w:bidi="hi_IN"/>
-        </w:rPr>
-        <w:t>ק֤וֹל</w:t>
-      </w:r>
-    </w:p>
-    <w:p>
-      <w:pPr/>
-      <w:r>
-        <w:rPr>
-          <w:lang w:val="hi_IN" w:bidi="hi_IN"/>
-        </w:rPr>
-      </w:r>
-      <w:r>
-        <w:rPr>
           <w:b/>
           <w:lang w:val="hi_IN" w:bidi="hi_IN"/>
         </w:rPr>
@@ -8091,20 +7214,6 @@
       </w:r>
       <w:r>
         <w:rPr>
-          <w:lang w:val="hi_IN" w:bidi="hi_IN"/>
-        </w:rPr>
-        <w:t>מִ⁠שַּׁ֣עַר הַ⁠דָּגִ֔ים</w:t>
-      </w:r>
-    </w:p>
-    <w:p>
-      <w:pPr/>
-      <w:r>
-        <w:rPr>
-          <w:lang w:val="hi_IN" w:bidi="hi_IN"/>
-        </w:rPr>
-      </w:r>
-      <w:r>
-        <w:rPr>
           <w:b/>
           <w:lang w:val="hi_IN" w:bidi="hi_IN"/>
         </w:rPr>
@@ -8215,20 +7324,6 @@
       </w:r>
       <w:r>
         <w:rPr>
-          <w:lang w:val="hi_IN" w:bidi="hi_IN"/>
-        </w:rPr>
-        <w:t>הַ⁠מִּשְׁנֶ֑ה</w:t>
-      </w:r>
-    </w:p>
-    <w:p>
-      <w:pPr/>
-      <w:r>
-        <w:rPr>
-          <w:lang w:val="hi_IN" w:bidi="hi_IN"/>
-        </w:rPr>
-      </w:r>
-      <w:r>
-        <w:rPr>
           <w:b/>
           <w:lang w:val="hi_IN" w:bidi="hi_IN"/>
         </w:rPr>
@@ -8378,20 +7473,6 @@
       </w:r>
       <w:r>
         <w:rPr>
-          <w:lang w:val="hi_IN" w:bidi="hi_IN"/>
-        </w:rPr>
-        <w:t>מֵ⁠הַ⁠גְּבָעֽוֹת</w:t>
-      </w:r>
-    </w:p>
-    <w:p>
-      <w:pPr/>
-      <w:r>
-        <w:rPr>
-          <w:lang w:val="hi_IN" w:bidi="hi_IN"/>
-        </w:rPr>
-      </w:r>
-      <w:r>
-        <w:rPr>
           <w:b/>
           <w:lang w:val="hi_IN" w:bidi="hi_IN"/>
         </w:rPr>
@@ -8502,20 +7583,6 @@
       </w:r>
       <w:r>
         <w:rPr>
-          <w:lang w:val="hi_IN" w:bidi="hi_IN"/>
-        </w:rPr>
-        <w:t>הַ⁠מַּכְתֵּ֑שׁ</w:t>
-      </w:r>
-    </w:p>
-    <w:p>
-      <w:pPr/>
-      <w:r>
-        <w:rPr>
-          <w:lang w:val="hi_IN" w:bidi="hi_IN"/>
-        </w:rPr>
-      </w:r>
-      <w:r>
-        <w:rPr>
           <w:b/>
           <w:lang w:val="hi_IN" w:bidi="hi_IN"/>
         </w:rPr>
@@ -8626,20 +7693,6 @@
       </w:r>
       <w:r>
         <w:rPr>
-          <w:lang w:val="hi_IN" w:bidi="hi_IN"/>
-        </w:rPr>
-        <w:t>נִדְמָה֙ כָּל־עַ֣ם כְּנַ֔עַן נִכְרְת֖וּ כָּל־נְטִ֥ילֵי כָֽסֶף</w:t>
-      </w:r>
-    </w:p>
-    <w:p>
-      <w:pPr/>
-      <w:r>
-        <w:rPr>
-          <w:lang w:val="hi_IN" w:bidi="hi_IN"/>
-        </w:rPr>
-      </w:r>
-      <w:r>
-        <w:rPr>
           <w:b/>
           <w:lang w:val="hi_IN" w:bidi="hi_IN"/>
         </w:rPr>
@@ -8737,20 +7790,6 @@
       </w:r>
       <w:r>
         <w:rPr>
-          <w:lang w:val="hi_IN" w:bidi="hi_IN"/>
-        </w:rPr>
-        <w:t>נִדְמָה֙ כָּל־עַ֣ם כְּנַ֔עַן נִכְרְת֖וּ כָּל־נְטִ֥ילֵי כָֽסֶף</w:t>
-      </w:r>
-    </w:p>
-    <w:p>
-      <w:pPr/>
-      <w:r>
-        <w:rPr>
-          <w:lang w:val="hi_IN" w:bidi="hi_IN"/>
-        </w:rPr>
-      </w:r>
-      <w:r>
-        <w:rPr>
           <w:b/>
           <w:lang w:val="hi_IN" w:bidi="hi_IN"/>
         </w:rPr>
@@ -8848,20 +7887,6 @@
       </w:r>
       <w:r>
         <w:rPr>
-          <w:lang w:val="hi_IN" w:bidi="hi_IN"/>
-        </w:rPr>
-        <w:t>עַ֣ם כְּנַ֔עַן</w:t>
-      </w:r>
-    </w:p>
-    <w:p>
-      <w:pPr/>
-      <w:r>
-        <w:rPr>
-          <w:lang w:val="hi_IN" w:bidi="hi_IN"/>
-        </w:rPr>
-      </w:r>
-      <w:r>
-        <w:rPr>
           <w:b/>
           <w:lang w:val="hi_IN" w:bidi="hi_IN"/>
         </w:rPr>
@@ -8998,20 +8023,6 @@
       </w:r>
       <w:r>
         <w:rPr>
-          <w:lang w:val="hi_IN" w:bidi="hi_IN"/>
-        </w:rPr>
-        <w:t>נְטִ֥ילֵי כָֽסֶף</w:t>
-      </w:r>
-    </w:p>
-    <w:p>
-      <w:pPr/>
-      <w:r>
-        <w:rPr>
-          <w:lang w:val="hi_IN" w:bidi="hi_IN"/>
-        </w:rPr>
-      </w:r>
-      <w:r>
-        <w:rPr>
           <w:b/>
           <w:lang w:val="hi_IN" w:bidi="hi_IN"/>
         </w:rPr>
@@ -9122,20 +8133,6 @@
       </w:r>
       <w:r>
         <w:rPr>
-          <w:lang w:val="hi_IN" w:bidi="hi_IN"/>
-        </w:rPr>
-        <w:t>נִכְרְת֖וּ</w:t>
-      </w:r>
-    </w:p>
-    <w:p>
-      <w:pPr/>
-      <w:r>
-        <w:rPr>
-          <w:lang w:val="hi_IN" w:bidi="hi_IN"/>
-        </w:rPr>
-      </w:r>
-      <w:r>
-        <w:rPr>
           <w:b/>
           <w:lang w:val="hi_IN" w:bidi="hi_IN"/>
         </w:rPr>
@@ -9245,20 +8242,6 @@
       </w:r>
       <w:r>
         <w:rPr>
-          <w:lang w:val="hi_IN" w:bidi="hi_IN"/>
-        </w:rPr>
-        <w:t>בַּ⁠נֵּר֑וֹת</w:t>
-      </w:r>
-    </w:p>
-    <w:p>
-      <w:pPr/>
-      <w:r>
-        <w:rPr>
-          <w:lang w:val="hi_IN" w:bidi="hi_IN"/>
-        </w:rPr>
-      </w:r>
-      <w:r>
-        <w:rPr>
           <w:b/>
           <w:lang w:val="hi_IN" w:bidi="hi_IN"/>
         </w:rPr>
@@ -9400,20 +8383,6 @@
       </w:r>
       <w:r>
         <w:rPr>
-          <w:lang w:val="hi_IN" w:bidi="hi_IN"/>
-        </w:rPr>
-        <w:t>וּ⁠פָקַדְתִּ֣י עַל</w:t>
-      </w:r>
-    </w:p>
-    <w:p>
-      <w:pPr/>
-      <w:r>
-        <w:rPr>
-          <w:lang w:val="hi_IN" w:bidi="hi_IN"/>
-        </w:rPr>
-      </w:r>
-      <w:r>
-        <w:rPr>
           <w:b/>
           <w:lang w:val="hi_IN" w:bidi="hi_IN"/>
         </w:rPr>
@@ -9535,20 +8504,6 @@
       </w:r>
       <w:r>
         <w:rPr>
-          <w:lang w:val="hi_IN" w:bidi="hi_IN"/>
-        </w:rPr>
-        <w:t>הָ⁠אֲנָשִׁ֗ים הַ⁠קֹּֽפְאִים֙ עַל־שִׁמְרֵי⁠הֶ֔ם</w:t>
-      </w:r>
-    </w:p>
-    <w:p>
-      <w:pPr/>
-      <w:r>
-        <w:rPr>
-          <w:lang w:val="hi_IN" w:bidi="hi_IN"/>
-        </w:rPr>
-      </w:r>
-      <w:r>
-        <w:rPr>
           <w:b/>
           <w:lang w:val="hi_IN" w:bidi="hi_IN"/>
         </w:rPr>
@@ -9659,20 +8614,6 @@
       </w:r>
       <w:r>
         <w:rPr>
-          <w:lang w:val="hi_IN" w:bidi="hi_IN"/>
-        </w:rPr>
-        <w:t>הָ⁠אֲנָשִׁ֗ים הַ⁠קֹּֽפְאִים֙ עַל־שִׁמְרֵי⁠הֶ֔ם</w:t>
-      </w:r>
-    </w:p>
-    <w:p>
-      <w:pPr/>
-      <w:r>
-        <w:rPr>
-          <w:lang w:val="hi_IN" w:bidi="hi_IN"/>
-        </w:rPr>
-      </w:r>
-      <w:r>
-        <w:rPr>
           <w:b/>
           <w:lang w:val="hi_IN" w:bidi="hi_IN"/>
         </w:rPr>
@@ -9796,20 +8737,6 @@
       </w:r>
       <w:r>
         <w:rPr>
-          <w:lang w:val="hi_IN" w:bidi="hi_IN"/>
-        </w:rPr>
-        <w:t>הָ⁠אֹֽמְרִים֙ בִּ⁠לְבָבָ֔⁠ם לֹֽא־יֵיטִ֥יב יְהוָ֖ה וְ⁠לֹ֥א יָרֵֽעַ</w:t>
-      </w:r>
-    </w:p>
-    <w:p>
-      <w:pPr/>
-      <w:r>
-        <w:rPr>
-          <w:lang w:val="hi_IN" w:bidi="hi_IN"/>
-        </w:rPr>
-      </w:r>
-      <w:r>
-        <w:rPr>
           <w:b/>
           <w:lang w:val="hi_IN" w:bidi="hi_IN"/>
         </w:rPr>
@@ -9907,20 +8834,6 @@
       </w:r>
       <w:r>
         <w:rPr>
-          <w:lang w:val="hi_IN" w:bidi="hi_IN"/>
-        </w:rPr>
-        <w:t>הָ⁠אֹֽמְרִים֙ בִּ⁠לְבָבָ֔⁠ם לֹֽא־יֵיטִ֥יב יְהוָ֖ה וְ⁠לֹ֥א יָרֵֽעַ</w:t>
-      </w:r>
-    </w:p>
-    <w:p>
-      <w:pPr/>
-      <w:r>
-        <w:rPr>
-          <w:lang w:val="hi_IN" w:bidi="hi_IN"/>
-        </w:rPr>
-      </w:r>
-      <w:r>
-        <w:rPr>
           <w:b/>
           <w:lang w:val="hi_IN" w:bidi="hi_IN"/>
         </w:rPr>
@@ -10018,20 +8931,6 @@
       </w:r>
       <w:r>
         <w:rPr>
-          <w:lang w:val="hi_IN" w:bidi="hi_IN"/>
-        </w:rPr>
-        <w:t>בִּ⁠לְבָבָ֔⁠ם</w:t>
-      </w:r>
-    </w:p>
-    <w:p>
-      <w:pPr/>
-      <w:r>
-        <w:rPr>
-          <w:lang w:val="hi_IN" w:bidi="hi_IN"/>
-        </w:rPr>
-      </w:r>
-      <w:r>
-        <w:rPr>
           <w:b/>
           <w:lang w:val="hi_IN" w:bidi="hi_IN"/>
         </w:rPr>
@@ -10142,20 +9041,6 @@
       </w:r>
       <w:r>
         <w:rPr>
-          <w:lang w:val="hi_IN" w:bidi="hi_IN"/>
-        </w:rPr>
-        <w:t>בִּ⁠לְבָבָ֔⁠ם</w:t>
-      </w:r>
-    </w:p>
-    <w:p>
-      <w:pPr/>
-      <w:r>
-        <w:rPr>
-          <w:lang w:val="hi_IN" w:bidi="hi_IN"/>
-        </w:rPr>
-      </w:r>
-      <w:r>
-        <w:rPr>
           <w:b/>
           <w:lang w:val="hi_IN" w:bidi="hi_IN"/>
         </w:rPr>
@@ -10266,20 +9151,6 @@
       </w:r>
       <w:r>
         <w:rPr>
-          <w:lang w:val="hi_IN" w:bidi="hi_IN"/>
-        </w:rPr>
-        <w:t>לֹֽא־יֵיטִ֥יב יְהוָ֖ה וְ⁠לֹ֥א יָרֵֽעַ</w:t>
-      </w:r>
-    </w:p>
-    <w:p>
-      <w:pPr/>
-      <w:r>
-        <w:rPr>
-          <w:lang w:val="hi_IN" w:bidi="hi_IN"/>
-        </w:rPr>
-      </w:r>
-      <w:r>
-        <w:rPr>
           <w:b/>
           <w:lang w:val="hi_IN" w:bidi="hi_IN"/>
         </w:rPr>
@@ -10397,20 +9268,6 @@
       </w:r>
       <w:r>
         <w:rPr>
-          <w:lang w:val="hi_IN" w:bidi="hi_IN"/>
-        </w:rPr>
-        <w:t>וְ⁠הָיָ֤ה חֵילָ⁠ם֙ לִ⁠מְשִׁסָּ֔ה וּ⁠בָתֵּי⁠הֶ֖ם לִ⁠שְׁמָמָ֑ה</w:t>
-      </w:r>
-    </w:p>
-    <w:p>
-      <w:pPr/>
-      <w:r>
-        <w:rPr>
-          <w:lang w:val="hi_IN" w:bidi="hi_IN"/>
-        </w:rPr>
-      </w:r>
-      <w:r>
-        <w:rPr>
           <w:b/>
           <w:lang w:val="hi_IN" w:bidi="hi_IN"/>
         </w:rPr>
@@ -10508,20 +9365,6 @@
       </w:r>
       <w:r>
         <w:rPr>
-          <w:lang w:val="hi_IN" w:bidi="hi_IN"/>
-        </w:rPr>
-        <w:t>וְ⁠הָיָ֤ה חֵילָ⁠ם֙ לִ⁠מְשִׁסָּ֔ה וּ⁠בָתֵּי⁠הֶ֖ם לִ⁠שְׁמָמָ֑ה</w:t>
-      </w:r>
-    </w:p>
-    <w:p>
-      <w:pPr/>
-      <w:r>
-        <w:rPr>
-          <w:lang w:val="hi_IN" w:bidi="hi_IN"/>
-        </w:rPr>
-      </w:r>
-      <w:r>
-        <w:rPr>
           <w:b/>
           <w:lang w:val="hi_IN" w:bidi="hi_IN"/>
         </w:rPr>
@@ -10664,7 +9507,7 @@
         </w:rPr>
         <w:t>” (</w:t>
       </w:r>
-      <w:hyperlink r:id="rId16">
+      <w:hyperlink r:id="rId14">
         <w:r>
           <w:rPr>
             <w:lang w:val="hi_IN" w:bidi="hi_IN"/>
@@ -10746,20 +9589,6 @@
       </w:r>
       <w:r>
         <w:rPr>
-          <w:lang w:val="hi_IN" w:bidi="hi_IN"/>
-        </w:rPr>
-        <w:t>יוֹם־יְהוָה֙ הַ⁠גָּד֔וֹל &amp; י֣וֹם יְהוָ֔ה</w:t>
-      </w:r>
-    </w:p>
-    <w:p>
-      <w:pPr/>
-      <w:r>
-        <w:rPr>
-          <w:lang w:val="hi_IN" w:bidi="hi_IN"/>
-        </w:rPr>
-      </w:r>
-      <w:r>
-        <w:rPr>
           <w:b/>
           <w:lang w:val="hi_IN" w:bidi="hi_IN"/>
         </w:rPr>
@@ -10883,20 +9712,6 @@
       </w:r>
       <w:r>
         <w:rPr>
-          <w:lang w:val="hi_IN" w:bidi="hi_IN"/>
-        </w:rPr>
-        <w:t>יוֹם־יְהוָה֙ הַ⁠גָּד֔וֹל &amp; י֣וֹם יְהוָ֔ה</w:t>
-      </w:r>
-    </w:p>
-    <w:p>
-      <w:pPr/>
-      <w:r>
-        <w:rPr>
-          <w:lang w:val="hi_IN" w:bidi="hi_IN"/>
-        </w:rPr>
-      </w:r>
-      <w:r>
-        <w:rPr>
           <w:b/>
           <w:lang w:val="hi_IN" w:bidi="hi_IN"/>
         </w:rPr>
@@ -11008,20 +9823,6 @@
       </w:r>
       <w:r>
         <w:rPr>
-          <w:lang w:val="hi_IN" w:bidi="hi_IN"/>
-        </w:rPr>
-        <w:t>קָר֤וֹב &amp; קָר֖וֹב וּ⁠מַהֵ֣ר מְאֹ֑ד</w:t>
-      </w:r>
-    </w:p>
-    <w:p>
-      <w:pPr/>
-      <w:r>
-        <w:rPr>
-          <w:lang w:val="hi_IN" w:bidi="hi_IN"/>
-        </w:rPr>
-      </w:r>
-      <w:r>
-        <w:rPr>
           <w:b/>
           <w:lang w:val="hi_IN" w:bidi="hi_IN"/>
         </w:rPr>
@@ -11118,20 +9919,6 @@
       </w:r>
       <w:r>
         <w:rPr>
-          <w:lang w:val="hi_IN" w:bidi="hi_IN"/>
-        </w:rPr>
-        <w:t>קָר֤וֹב &amp; קָר֖וֹב וּ⁠מַהֵ֣ר מְאֹ֑ד</w:t>
-      </w:r>
-    </w:p>
-    <w:p>
-      <w:pPr/>
-      <w:r>
-        <w:rPr>
-          <w:lang w:val="hi_IN" w:bidi="hi_IN"/>
-        </w:rPr>
-      </w:r>
-      <w:r>
-        <w:rPr>
           <w:b/>
           <w:lang w:val="hi_IN" w:bidi="hi_IN"/>
         </w:rPr>
@@ -11247,20 +10034,6 @@
       </w:r>
       <w:r>
         <w:rPr>
-          <w:lang w:val="hi_IN" w:bidi="hi_IN"/>
-        </w:rPr>
-        <w:t>ק֚וֹל י֣וֹם יְהוָ֔ה מַ֥ר</w:t>
-      </w:r>
-    </w:p>
-    <w:p>
-      <w:pPr/>
-      <w:r>
-        <w:rPr>
-          <w:lang w:val="hi_IN" w:bidi="hi_IN"/>
-        </w:rPr>
-      </w:r>
-      <w:r>
-        <w:rPr>
           <w:b/>
           <w:lang w:val="hi_IN" w:bidi="hi_IN"/>
         </w:rPr>
@@ -11384,20 +10157,6 @@
       </w:r>
       <w:r>
         <w:rPr>
-          <w:lang w:val="hi_IN" w:bidi="hi_IN"/>
-        </w:rPr>
-        <w:t>צֹרֵ֖חַ &amp; גִּבּֽוֹר</w:t>
-      </w:r>
-    </w:p>
-    <w:p>
-      <w:pPr/>
-      <w:r>
-        <w:rPr>
-          <w:lang w:val="hi_IN" w:bidi="hi_IN"/>
-        </w:rPr>
-      </w:r>
-      <w:r>
-        <w:rPr>
           <w:b/>
           <w:lang w:val="hi_IN" w:bidi="hi_IN"/>
         </w:rPr>
@@ -11508,20 +10267,6 @@
       </w:r>
       <w:r>
         <w:rPr>
-          <w:lang w:val="hi_IN" w:bidi="hi_IN"/>
-        </w:rPr>
-        <w:t>הַ⁠יּ֣וֹם הַ⁠ה֑וּא</w:t>
-      </w:r>
-    </w:p>
-    <w:p>
-      <w:pPr/>
-      <w:r>
-        <w:rPr>
-          <w:lang w:val="hi_IN" w:bidi="hi_IN"/>
-        </w:rPr>
-      </w:r>
-      <w:r>
-        <w:rPr>
           <w:b/>
           <w:lang w:val="hi_IN" w:bidi="hi_IN"/>
         </w:rPr>
@@ -11618,20 +10363,6 @@
       </w:r>
       <w:r>
         <w:rPr>
-          <w:lang w:val="hi_IN" w:bidi="hi_IN"/>
-        </w:rPr>
-        <w:t>י֧וֹם צָרָ֣ה וּ⁠מְצוּקָ֗ה י֤וֹם שֹׁאָה֙ וּ⁠מְשׁוֹאָ֔ה י֥וֹם חֹ֨שֶׁךְ֙ וַ⁠אֲפֵלָ֔ה י֥וֹם עָנָ֖ן וַ⁠עֲרָפֶֽל</w:t>
-      </w:r>
-    </w:p>
-    <w:p>
-      <w:pPr/>
-      <w:r>
-        <w:rPr>
-          <w:lang w:val="hi_IN" w:bidi="hi_IN"/>
-        </w:rPr>
-      </w:r>
-      <w:r>
-        <w:rPr>
           <w:b/>
           <w:lang w:val="hi_IN" w:bidi="hi_IN"/>
         </w:rPr>
@@ -11729,20 +10460,6 @@
       </w:r>
       <w:r>
         <w:rPr>
-          <w:lang w:val="hi_IN" w:bidi="hi_IN"/>
-        </w:rPr>
-        <w:t>י֥וֹם חֹ֨שֶׁךְ֙ וַ⁠אֲפֵלָ֔ה י֥וֹם עָנָ֖ן וַ⁠עֲרָפֶֽל</w:t>
-      </w:r>
-    </w:p>
-    <w:p>
-      <w:pPr/>
-      <w:r>
-        <w:rPr>
-          <w:lang w:val="hi_IN" w:bidi="hi_IN"/>
-        </w:rPr>
-      </w:r>
-      <w:r>
-        <w:rPr>
           <w:b/>
           <w:lang w:val="hi_IN" w:bidi="hi_IN"/>
         </w:rPr>
@@ -11840,20 +10557,6 @@
       </w:r>
       <w:r>
         <w:rPr>
-          <w:lang w:val="hi_IN" w:bidi="hi_IN"/>
-        </w:rPr>
-        <w:t>י֥וֹם</w:t>
-      </w:r>
-    </w:p>
-    <w:p>
-      <w:pPr/>
-      <w:r>
-        <w:rPr>
-          <w:lang w:val="hi_IN" w:bidi="hi_IN"/>
-        </w:rPr>
-      </w:r>
-      <w:r>
-        <w:rPr>
           <w:b/>
           <w:lang w:val="hi_IN" w:bidi="hi_IN"/>
         </w:rPr>
@@ -11951,20 +10654,6 @@
       </w:r>
       <w:r>
         <w:rPr>
-          <w:lang w:val="hi_IN" w:bidi="hi_IN"/>
-        </w:rPr>
-        <w:t>שׁוֹפָ֖ר וּ⁠תְרוּעָ֑ה</w:t>
-      </w:r>
-    </w:p>
-    <w:p>
-      <w:pPr/>
-      <w:r>
-        <w:rPr>
-          <w:lang w:val="hi_IN" w:bidi="hi_IN"/>
-        </w:rPr>
-      </w:r>
-      <w:r>
-        <w:rPr>
           <w:b/>
           <w:lang w:val="hi_IN" w:bidi="hi_IN"/>
         </w:rPr>
@@ -12075,20 +10764,6 @@
       </w:r>
       <w:r>
         <w:rPr>
-          <w:lang w:val="hi_IN" w:bidi="hi_IN"/>
-        </w:rPr>
-        <w:t>עַ֚ל הֶ⁠עָרִ֣ים הַ⁠בְּצֻר֔וֹת וְ⁠עַ֖ל הַ⁠פִּנּ֥וֹת הַ⁠גְּבֹהֽוֹת</w:t>
-      </w:r>
-    </w:p>
-    <w:p>
-      <w:pPr/>
-      <w:r>
-        <w:rPr>
-          <w:lang w:val="hi_IN" w:bidi="hi_IN"/>
-        </w:rPr>
-      </w:r>
-      <w:r>
-        <w:rPr>
           <w:b/>
           <w:lang w:val="hi_IN" w:bidi="hi_IN"/>
         </w:rPr>
@@ -12223,20 +10898,6 @@
       </w:r>
       <w:r>
         <w:rPr>
-          <w:lang w:val="hi_IN" w:bidi="hi_IN"/>
-        </w:rPr>
-        <w:t>עַ֚ל הֶ⁠עָרִ֣ים הַ⁠בְּצֻר֔וֹת וְ⁠עַ֖ל הַ⁠פִּנּ֥וֹת הַ⁠גְּבֹהֽוֹת</w:t>
-      </w:r>
-    </w:p>
-    <w:p>
-      <w:pPr/>
-      <w:r>
-        <w:rPr>
-          <w:lang w:val="hi_IN" w:bidi="hi_IN"/>
-        </w:rPr>
-      </w:r>
-      <w:r>
-        <w:rPr>
           <w:b/>
           <w:lang w:val="hi_IN" w:bidi="hi_IN"/>
         </w:rPr>
@@ -12360,20 +11021,6 @@
       </w:r>
       <w:r>
         <w:rPr>
-          <w:lang w:val="hi_IN" w:bidi="hi_IN"/>
-        </w:rPr>
-        <w:t>לָ⁠אָדָ֗ם</w:t>
-      </w:r>
-    </w:p>
-    <w:p>
-      <w:pPr/>
-      <w:r>
-        <w:rPr>
-          <w:lang w:val="hi_IN" w:bidi="hi_IN"/>
-        </w:rPr>
-      </w:r>
-      <w:r>
-        <w:rPr>
           <w:b/>
           <w:lang w:val="hi_IN" w:bidi="hi_IN"/>
         </w:rPr>
@@ -12517,7 +11164,7 @@
         </w:rPr>
         <w:t xml:space="preserve">यह यहोवा द्वारा इस्राएलियों को मिस्र छोड़ने के समय कही गई बात का एक और संकेत है, जैसा कि पद 13 में संकेत किया गया है। </w:t>
       </w:r>
-      <w:hyperlink r:id="rId17">
+      <w:hyperlink r:id="rId15">
         <w:r>
           <w:rPr>
             <w:lang w:val="hi_IN" w:bidi="hi_IN"/>
@@ -12611,20 +11258,6 @@
       </w:r>
       <w:r>
         <w:rPr>
-          <w:lang w:val="hi_IN" w:bidi="hi_IN"/>
-        </w:rPr>
-        <w:t>וְ⁠הָֽלְכוּ֙ כַּֽ⁠עִוְרִ֔ים</w:t>
-      </w:r>
-    </w:p>
-    <w:p>
-      <w:pPr/>
-      <w:r>
-        <w:rPr>
-          <w:lang w:val="hi_IN" w:bidi="hi_IN"/>
-        </w:rPr>
-      </w:r>
-      <w:r>
-        <w:rPr>
           <w:b/>
           <w:lang w:val="hi_IN" w:bidi="hi_IN"/>
         </w:rPr>
@@ -12748,20 +11381,6 @@
       </w:r>
       <w:r>
         <w:rPr>
-          <w:lang w:val="hi_IN" w:bidi="hi_IN"/>
-        </w:rPr>
-        <w:t>כַּֽ⁠עִוְרִ֔ים</w:t>
-      </w:r>
-    </w:p>
-    <w:p>
-      <w:pPr/>
-      <w:r>
-        <w:rPr>
-          <w:lang w:val="hi_IN" w:bidi="hi_IN"/>
-        </w:rPr>
-      </w:r>
-      <w:r>
-        <w:rPr>
           <w:b/>
           <w:lang w:val="hi_IN" w:bidi="hi_IN"/>
         </w:rPr>
@@ -12858,20 +11477,6 @@
       </w:r>
       <w:r>
         <w:rPr>
-          <w:lang w:val="hi_IN" w:bidi="hi_IN"/>
-        </w:rPr>
-        <w:t>וְ⁠שֻׁפַּ֤ךְ דָּמָ⁠ם֙ כֶּֽ⁠עָפָ֔ר וּ⁠לְחֻמָ֖⁠ם כַּ⁠גְּלָלִֽים</w:t>
-      </w:r>
-    </w:p>
-    <w:p>
-      <w:pPr/>
-      <w:r>
-        <w:rPr>
-          <w:lang w:val="hi_IN" w:bidi="hi_IN"/>
-        </w:rPr>
-      </w:r>
-      <w:r>
-        <w:rPr>
           <w:b/>
           <w:lang w:val="hi_IN" w:bidi="hi_IN"/>
         </w:rPr>
@@ -13017,20 +11622,6 @@
       </w:r>
       <w:r>
         <w:rPr>
-          <w:lang w:val="hi_IN" w:bidi="hi_IN"/>
-        </w:rPr>
-        <w:t>וְ⁠שֻׁפַּ֤ךְ דָּמָ⁠ם֙ כֶּֽ⁠עָפָ֔ר וּ⁠לְחֻמָ֖⁠ם כַּ⁠גְּלָלִֽים</w:t>
-      </w:r>
-    </w:p>
-    <w:p>
-      <w:pPr/>
-      <w:r>
-        <w:rPr>
-          <w:lang w:val="hi_IN" w:bidi="hi_IN"/>
-        </w:rPr>
-      </w:r>
-      <w:r>
-        <w:rPr>
           <w:b/>
           <w:lang w:val="hi_IN" w:bidi="hi_IN"/>
         </w:rPr>
@@ -13164,20 +11755,6 @@
       </w:r>
       <w:r>
         <w:rPr>
-          <w:lang w:val="hi_IN" w:bidi="hi_IN"/>
-        </w:rPr>
-        <w:t>וְ⁠שֻׁפַּ֤ךְ דָּמָ⁠ם֙ כֶּֽ⁠עָפָ֔ר וּ⁠לְחֻמָ֖⁠ם כַּ⁠גְּלָלִֽים</w:t>
-      </w:r>
-    </w:p>
-    <w:p>
-      <w:pPr/>
-      <w:r>
-        <w:rPr>
-          <w:lang w:val="hi_IN" w:bidi="hi_IN"/>
-        </w:rPr>
-      </w:r>
-      <w:r>
-        <w:rPr>
           <w:b/>
           <w:lang w:val="hi_IN" w:bidi="hi_IN"/>
         </w:rPr>
@@ -13351,20 +11928,6 @@
       </w:r>
       <w:r>
         <w:rPr>
-          <w:lang w:val="hi_IN" w:bidi="hi_IN"/>
-        </w:rPr>
-        <w:t>גַּם־כַּסְפָּ֨⁠ם גַּם־זְהָבָ֜⁠ם לֹֽא־יוּכַ֣ל לְ⁠הַצִּילָ֗⁠ם</w:t>
-      </w:r>
-    </w:p>
-    <w:p>
-      <w:pPr/>
-      <w:r>
-        <w:rPr>
-          <w:lang w:val="hi_IN" w:bidi="hi_IN"/>
-        </w:rPr>
-      </w:r>
-      <w:r>
-        <w:rPr>
           <w:b/>
           <w:lang w:val="hi_IN" w:bidi="hi_IN"/>
         </w:rPr>
@@ -13488,20 +12051,6 @@
       </w:r>
       <w:r>
         <w:rPr>
-          <w:lang w:val="hi_IN" w:bidi="hi_IN"/>
-        </w:rPr>
-        <w:t>וּ⁠בְ⁠אֵשׁ֙ קִנְאָת֔⁠וֹ תֵּאָכֵ֖ל כָּל־הָ⁠אָ֑רֶץ</w:t>
-      </w:r>
-    </w:p>
-    <w:p>
-      <w:pPr/>
-      <w:r>
-        <w:rPr>
-          <w:lang w:val="hi_IN" w:bidi="hi_IN"/>
-        </w:rPr>
-      </w:r>
-      <w:r>
-        <w:rPr>
           <w:b/>
           <w:lang w:val="hi_IN" w:bidi="hi_IN"/>
         </w:rPr>
@@ -13599,20 +12148,6 @@
       </w:r>
       <w:r>
         <w:rPr>
-          <w:lang w:val="hi_IN" w:bidi="hi_IN"/>
-        </w:rPr>
-        <w:t>וּ⁠בְ⁠אֵשׁ֙ קִנְאָת֔⁠וֹ תֵּאָכֵ֖ל כָּל־הָ⁠אָ֑רֶץ</w:t>
-      </w:r>
-    </w:p>
-    <w:p>
-      <w:pPr/>
-      <w:r>
-        <w:rPr>
-          <w:lang w:val="hi_IN" w:bidi="hi_IN"/>
-        </w:rPr>
-      </w:r>
-      <w:r>
-        <w:rPr>
           <w:b/>
           <w:lang w:val="hi_IN" w:bidi="hi_IN"/>
         </w:rPr>
@@ -13749,20 +12284,6 @@
       </w:r>
       <w:r>
         <w:rPr>
-          <w:lang w:val="hi_IN" w:bidi="hi_IN"/>
-        </w:rPr>
-        <w:t>וּ⁠בְ⁠אֵשׁ֙ קִנְאָת֔⁠וֹ תֵּאָכֵ֖ל כָּל־הָ⁠אָ֑רֶץ</w:t>
-      </w:r>
-    </w:p>
-    <w:p>
-      <w:pPr/>
-      <w:r>
-        <w:rPr>
-          <w:lang w:val="hi_IN" w:bidi="hi_IN"/>
-        </w:rPr>
-      </w:r>
-      <w:r>
-        <w:rPr>
           <w:b/>
           <w:lang w:val="hi_IN" w:bidi="hi_IN"/>
         </w:rPr>
@@ -13873,20 +12394,6 @@
       </w:r>
       <w:r>
         <w:rPr>
-          <w:lang w:val="hi_IN" w:bidi="hi_IN"/>
-        </w:rPr>
-        <w:t>כָלָ֤ה אַךְ־נִבְהָלָה֙ יַֽעֲשֶׂ֔ה אֵ֥ת כָּל־יֹשְׁבֵ֖י הָ⁠אָֽרֶץ</w:t>
-      </w:r>
-    </w:p>
-    <w:p>
-      <w:pPr/>
-      <w:r>
-        <w:rPr>
-          <w:lang w:val="hi_IN" w:bidi="hi_IN"/>
-        </w:rPr>
-      </w:r>
-      <w:r>
-        <w:rPr>
           <w:b/>
           <w:lang w:val="hi_IN" w:bidi="hi_IN"/>
         </w:rPr>
@@ -13997,20 +12504,6 @@
       </w:r>
       <w:r>
         <w:rPr>
-          <w:lang w:val="hi_IN" w:bidi="hi_IN"/>
-        </w:rPr>
-        <w:t>אֵ֥ת כָּל־יֹשְׁבֵ֖י הָ⁠אָֽרֶץ</w:t>
-      </w:r>
-    </w:p>
-    <w:p>
-      <w:pPr/>
-      <w:r>
-        <w:rPr>
-          <w:lang w:val="hi_IN" w:bidi="hi_IN"/>
-        </w:rPr>
-      </w:r>
-      <w:r>
-        <w:rPr>
           <w:b/>
           <w:lang w:val="hi_IN" w:bidi="hi_IN"/>
         </w:rPr>
@@ -14134,20 +12627,6 @@
       </w:r>
       <w:r>
         <w:rPr>
-          <w:lang w:val="hi_IN" w:bidi="hi_IN"/>
-        </w:rPr>
-        <w:t>נִבְהָלָה֙</w:t>
-      </w:r>
-    </w:p>
-    <w:p>
-      <w:pPr/>
-      <w:r>
-        <w:rPr>
-          <w:lang w:val="hi_IN" w:bidi="hi_IN"/>
-        </w:rPr>
-      </w:r>
-      <w:r>
-        <w:rPr>
           <w:b/>
           <w:lang w:val="hi_IN" w:bidi="hi_IN"/>
         </w:rPr>
@@ -14270,20 +12749,6 @@
       </w:r>
       <w:r>
         <w:rPr>
-          <w:lang w:val="hi_IN" w:bidi="hi_IN"/>
-        </w:rPr>
-        <w:t>הִֽתְקוֹשְׁשׁ֖וּ וָ⁠ק֑וֹשּׁוּ</w:t>
-      </w:r>
-    </w:p>
-    <w:p>
-      <w:pPr/>
-      <w:r>
-        <w:rPr>
-          <w:lang w:val="hi_IN" w:bidi="hi_IN"/>
-        </w:rPr>
-      </w:r>
-      <w:r>
-        <w:rPr>
           <w:b/>
           <w:lang w:val="hi_IN" w:bidi="hi_IN"/>
         </w:rPr>
@@ -14394,20 +12859,6 @@
       </w:r>
       <w:r>
         <w:rPr>
-          <w:lang w:val="hi_IN" w:bidi="hi_IN"/>
-        </w:rPr>
-        <w:t>הִֽתְקוֹשְׁשׁ֖וּ וָ⁠ק֑וֹשּׁוּ</w:t>
-      </w:r>
-    </w:p>
-    <w:p>
-      <w:pPr/>
-      <w:r>
-        <w:rPr>
-          <w:lang w:val="hi_IN" w:bidi="hi_IN"/>
-        </w:rPr>
-      </w:r>
-      <w:r>
-        <w:rPr>
           <w:b/>
           <w:lang w:val="hi_IN" w:bidi="hi_IN"/>
         </w:rPr>
@@ -14537,20 +12988,6 @@
       </w:r>
       <w:r>
         <w:rPr>
-          <w:lang w:val="hi_IN" w:bidi="hi_IN"/>
-        </w:rPr>
-        <w:t>הִֽתְקוֹשְׁשׁ֖וּ</w:t>
-      </w:r>
-    </w:p>
-    <w:p>
-      <w:pPr/>
-      <w:r>
-        <w:rPr>
-          <w:lang w:val="hi_IN" w:bidi="hi_IN"/>
-        </w:rPr>
-      </w:r>
-      <w:r>
-        <w:rPr>
           <w:b/>
           <w:lang w:val="hi_IN" w:bidi="hi_IN"/>
         </w:rPr>
@@ -14661,20 +13098,6 @@
       </w:r>
       <w:r>
         <w:rPr>
-          <w:lang w:val="hi_IN" w:bidi="hi_IN"/>
-        </w:rPr>
-        <w:t>הַ⁠גּ֖וֹי לֹ֥א נִכְסָֽף</w:t>
-      </w:r>
-    </w:p>
-    <w:p>
-      <w:pPr/>
-      <w:r>
-        <w:rPr>
-          <w:lang w:val="hi_IN" w:bidi="hi_IN"/>
-        </w:rPr>
-      </w:r>
-      <w:r>
-        <w:rPr>
           <w:b/>
           <w:lang w:val="hi_IN" w:bidi="hi_IN"/>
         </w:rPr>
@@ -14785,20 +13208,6 @@
       </w:r>
       <w:r>
         <w:rPr>
-          <w:lang w:val="hi_IN" w:bidi="hi_IN"/>
-        </w:rPr>
-        <w:t>הַ⁠גּ֖וֹי לֹ֥א נִכְסָֽף</w:t>
-      </w:r>
-    </w:p>
-    <w:p>
-      <w:pPr/>
-      <w:r>
-        <w:rPr>
-          <w:lang w:val="hi_IN" w:bidi="hi_IN"/>
-        </w:rPr>
-      </w:r>
-      <w:r>
-        <w:rPr>
           <w:b/>
           <w:lang w:val="hi_IN" w:bidi="hi_IN"/>
         </w:rPr>
@@ -14909,20 +13318,6 @@
       </w:r>
       <w:r>
         <w:rPr>
-          <w:lang w:val="hi_IN" w:bidi="hi_IN"/>
-        </w:rPr>
-        <w:t>בְּ⁠טֶ֨רֶם֙ לֶ֣דֶת חֹ֔ק</w:t>
-      </w:r>
-    </w:p>
-    <w:p>
-      <w:pPr/>
-      <w:r>
-        <w:rPr>
-          <w:lang w:val="hi_IN" w:bidi="hi_IN"/>
-        </w:rPr>
-      </w:r>
-      <w:r>
-        <w:rPr>
           <w:b/>
           <w:lang w:val="hi_IN" w:bidi="hi_IN"/>
         </w:rPr>
@@ -15084,20 +13479,6 @@
       </w:r>
       <w:r>
         <w:rPr>
-          <w:lang w:val="hi_IN" w:bidi="hi_IN"/>
-        </w:rPr>
-        <w:t>בְּ⁠טֶ֨רֶם֙ לֶ֣דֶת חֹ֔ק</w:t>
-      </w:r>
-    </w:p>
-    <w:p>
-      <w:pPr/>
-      <w:r>
-        <w:rPr>
-          <w:lang w:val="hi_IN" w:bidi="hi_IN"/>
-        </w:rPr>
-      </w:r>
-      <w:r>
-        <w:rPr>
           <w:b/>
           <w:lang w:val="hi_IN" w:bidi="hi_IN"/>
         </w:rPr>
@@ -15208,20 +13589,6 @@
       </w:r>
       <w:r>
         <w:rPr>
-          <w:lang w:val="hi_IN" w:bidi="hi_IN"/>
-        </w:rPr>
-        <w:t>י֑וֹם</w:t>
-      </w:r>
-    </w:p>
-    <w:p>
-      <w:pPr/>
-      <w:r>
-        <w:rPr>
-          <w:lang w:val="hi_IN" w:bidi="hi_IN"/>
-        </w:rPr>
-      </w:r>
-      <w:r>
-        <w:rPr>
           <w:b/>
           <w:lang w:val="hi_IN" w:bidi="hi_IN"/>
         </w:rPr>
@@ -15324,20 +13691,6 @@
       </w:r>
       <w:r>
         <w:rPr>
-          <w:lang w:val="hi_IN" w:bidi="hi_IN"/>
-        </w:rPr>
-        <w:t>כְּ⁠מֹ֖ץ עָ֣בַר</w:t>
-      </w:r>
-    </w:p>
-    <w:p>
-      <w:pPr/>
-      <w:r>
-        <w:rPr>
-          <w:lang w:val="hi_IN" w:bidi="hi_IN"/>
-        </w:rPr>
-      </w:r>
-      <w:r>
-        <w:rPr>
           <w:b/>
           <w:lang w:val="hi_IN" w:bidi="hi_IN"/>
         </w:rPr>
@@ -15462,20 +13815,6 @@
       </w:r>
       <w:r>
         <w:rPr>
-          <w:lang w:val="hi_IN" w:bidi="hi_IN"/>
-        </w:rPr>
-        <w:t>בְּ⁠טֶ֣רֶם ׀ לֹא־יָב֣וֹא עֲלֵי⁠כֶ֗ם חֲרוֹן֙ אַף־יְהוָ֔ה בְּ⁠טֶ֨רֶם֙ לֹא־יָב֣וֹא עֲלֵי⁠כֶ֔ם י֖וֹם אַף־יְהוָֽה</w:t>
-      </w:r>
-    </w:p>
-    <w:p>
-      <w:pPr/>
-      <w:r>
-        <w:rPr>
-          <w:lang w:val="hi_IN" w:bidi="hi_IN"/>
-        </w:rPr>
-      </w:r>
-      <w:r>
-        <w:rPr>
           <w:b/>
           <w:lang w:val="hi_IN" w:bidi="hi_IN"/>
         </w:rPr>
@@ -15573,20 +13912,6 @@
       </w:r>
       <w:r>
         <w:rPr>
-          <w:lang w:val="hi_IN" w:bidi="hi_IN"/>
-        </w:rPr>
-        <w:t>בְּ⁠טֶ֣רֶם ׀ לֹא־יָב֣וֹא עֲלֵי⁠כֶ֗ם חֲרוֹן֙ אַף־יְהוָ֔ה</w:t>
-      </w:r>
-    </w:p>
-    <w:p>
-      <w:pPr/>
-      <w:r>
-        <w:rPr>
-          <w:lang w:val="hi_IN" w:bidi="hi_IN"/>
-        </w:rPr>
-      </w:r>
-      <w:r>
-        <w:rPr>
           <w:b/>
           <w:lang w:val="hi_IN" w:bidi="hi_IN"/>
         </w:rPr>
@@ -15684,20 +14009,6 @@
       </w:r>
       <w:r>
         <w:rPr>
-          <w:lang w:val="hi_IN" w:bidi="hi_IN"/>
-        </w:rPr>
-        <w:t>בְּ⁠טֶ֣רֶם ׀ לֹא־יָב֣וֹא עֲלֵי⁠כֶ֗ם חֲרוֹן֙ אַף־יְהוָ֔ה</w:t>
-      </w:r>
-    </w:p>
-    <w:p>
-      <w:pPr/>
-      <w:r>
-        <w:rPr>
-          <w:lang w:val="hi_IN" w:bidi="hi_IN"/>
-        </w:rPr>
-      </w:r>
-      <w:r>
-        <w:rPr>
           <w:b/>
           <w:lang w:val="hi_IN" w:bidi="hi_IN"/>
         </w:rPr>
@@ -15860,20 +14171,6 @@
       </w:r>
       <w:r>
         <w:rPr>
-          <w:lang w:val="hi_IN" w:bidi="hi_IN"/>
-        </w:rPr>
-        <w:t>בְּ⁠טֶ֣רֶם ׀ לֹא־יָב֣וֹא עֲלֵי⁠כֶ֗ם חֲרוֹן֙ אַף־יְהוָ֔ה</w:t>
-      </w:r>
-    </w:p>
-    <w:p>
-      <w:pPr/>
-      <w:r>
-        <w:rPr>
-          <w:lang w:val="hi_IN" w:bidi="hi_IN"/>
-        </w:rPr>
-      </w:r>
-      <w:r>
-        <w:rPr>
           <w:b/>
           <w:lang w:val="hi_IN" w:bidi="hi_IN"/>
         </w:rPr>
@@ -15997,20 +14294,6 @@
       </w:r>
       <w:r>
         <w:rPr>
-          <w:lang w:val="hi_IN" w:bidi="hi_IN"/>
-        </w:rPr>
-        <w:t>בְּ⁠טֶ֨רֶם֙ לֹא־יָב֣וֹא עֲלֵי⁠כֶ֔ם י֖וֹם אַף־יְהוָֽה</w:t>
-      </w:r>
-    </w:p>
-    <w:p>
-      <w:pPr/>
-      <w:r>
-        <w:rPr>
-          <w:lang w:val="hi_IN" w:bidi="hi_IN"/>
-        </w:rPr>
-      </w:r>
-      <w:r>
-        <w:rPr>
           <w:b/>
           <w:lang w:val="hi_IN" w:bidi="hi_IN"/>
         </w:rPr>
@@ -16121,20 +14404,6 @@
       </w:r>
       <w:r>
         <w:rPr>
-          <w:lang w:val="hi_IN" w:bidi="hi_IN"/>
-        </w:rPr>
-        <w:t>בַּקְּשׁ֤וּ אֶת־יְהוָה֙</w:t>
-      </w:r>
-    </w:p>
-    <w:p>
-      <w:pPr/>
-      <w:r>
-        <w:rPr>
-          <w:lang w:val="hi_IN" w:bidi="hi_IN"/>
-        </w:rPr>
-      </w:r>
-      <w:r>
-        <w:rPr>
           <w:b/>
           <w:lang w:val="hi_IN" w:bidi="hi_IN"/>
         </w:rPr>
@@ -16207,7 +14476,7 @@
         </w:rPr>
         <w:t xml:space="preserve">ढें। यदि यह आपकी भाषा में अधिक स्पष्ट होगा, तो आप इसका अर्थ सीधे तौर पर बता सकते हैं। देखें कि आपने </w:t>
       </w:r>
-      <w:hyperlink r:id="rId18">
+      <w:hyperlink r:id="rId16">
         <w:r>
           <w:rPr>
             <w:lang w:val="hi_IN" w:bidi="hi_IN"/>
@@ -16289,20 +14558,6 @@
       </w:r>
       <w:r>
         <w:rPr>
-          <w:lang w:val="hi_IN" w:bidi="hi_IN"/>
-        </w:rPr>
-        <w:t>כָּל־עַנְוֵ֣י הָ⁠אָ֔רֶץ</w:t>
-      </w:r>
-    </w:p>
-    <w:p>
-      <w:pPr/>
-      <w:r>
-        <w:rPr>
-          <w:lang w:val="hi_IN" w:bidi="hi_IN"/>
-        </w:rPr>
-      </w:r>
-      <w:r>
-        <w:rPr>
           <w:b/>
           <w:lang w:val="hi_IN" w:bidi="hi_IN"/>
         </w:rPr>
@@ -16425,20 +14680,6 @@
       </w:r>
       <w:r>
         <w:rPr>
-          <w:lang w:val="hi_IN" w:bidi="hi_IN"/>
-        </w:rPr>
-        <w:t>כָּל־עַנְוֵ֣י הָ⁠אָ֔רֶץ</w:t>
-      </w:r>
-    </w:p>
-    <w:p>
-      <w:pPr/>
-      <w:r>
-        <w:rPr>
-          <w:lang w:val="hi_IN" w:bidi="hi_IN"/>
-        </w:rPr>
-      </w:r>
-      <w:r>
-        <w:rPr>
           <w:b/>
           <w:lang w:val="hi_IN" w:bidi="hi_IN"/>
         </w:rPr>
@@ -16485,7 +14726,7 @@
         </w:rPr>
         <w:t xml:space="preserve"> शब्द का अर्थ हो सकता है: (1) यहूदा की भूमि, क्योंकि सपन्याह एक विशेष “देश,” यहूदा का देश, को सम्बोधित कर रहे हैं, पद 1–3 में। वैकल्पिक अनुवाद: “सभी भूमि के नम्र लोग” या “सभी यहूदी जो स्वयं को नम्र करने के लिए तैयार हैं” (2) पूरा संसार, क्योंकि यही अर्थ </w:t>
       </w:r>
-      <w:hyperlink r:id="rId19">
+      <w:hyperlink r:id="rId17">
         <w:r>
           <w:rPr>
             <w:lang w:val="hi_IN" w:bidi="hi_IN"/>
@@ -16567,20 +14808,6 @@
       </w:r>
       <w:r>
         <w:rPr>
-          <w:lang w:val="hi_IN" w:bidi="hi_IN"/>
-        </w:rPr>
-        <w:t>אֲשֶׁ֥ר מִשְׁפָּט֖⁠וֹ פָּעָ֑לוּ</w:t>
-      </w:r>
-    </w:p>
-    <w:p>
-      <w:pPr/>
-      <w:r>
-        <w:rPr>
-          <w:lang w:val="hi_IN" w:bidi="hi_IN"/>
-        </w:rPr>
-      </w:r>
-      <w:r>
-        <w:rPr>
           <w:b/>
           <w:lang w:val="hi_IN" w:bidi="hi_IN"/>
         </w:rPr>
@@ -16691,20 +14918,6 @@
       </w:r>
       <w:r>
         <w:rPr>
-          <w:lang w:val="hi_IN" w:bidi="hi_IN"/>
-        </w:rPr>
-        <w:t>בַּקְּשׁוּ־צֶ֨דֶק֙ בַּקְּשׁ֣וּ עֲנָוָ֔ה</w:t>
-      </w:r>
-    </w:p>
-    <w:p>
-      <w:pPr/>
-      <w:r>
-        <w:rPr>
-          <w:lang w:val="hi_IN" w:bidi="hi_IN"/>
-        </w:rPr>
-      </w:r>
-      <w:r>
-        <w:rPr>
           <w:b/>
           <w:lang w:val="hi_IN" w:bidi="hi_IN"/>
         </w:rPr>
@@ -16764,7 +14977,7 @@
         </w:rPr>
         <w:t xml:space="preserve"> की खोज करने या उन्हें देखने के लिए कह रहे हों। यदि आपकी भाषा में यह अधिक स्पष्ट होगा, तो आप अर्थ को सीधे तौर पर बता सकते हैं। इस छवि का अर्थ </w:t>
       </w:r>
-      <w:hyperlink r:id="rId18">
+      <w:hyperlink r:id="rId16">
         <w:r>
           <w:rPr>
             <w:lang w:val="hi_IN" w:bidi="hi_IN"/>
@@ -16846,20 +15059,6 @@
       </w:r>
       <w:r>
         <w:rPr>
-          <w:lang w:val="hi_IN" w:bidi="hi_IN"/>
-        </w:rPr>
-        <w:t>בַּקְּשׁוּ־צֶ֨דֶק֙ בַּקְּשׁ֣וּ עֲנָוָ֔ה</w:t>
-      </w:r>
-    </w:p>
-    <w:p>
-      <w:pPr/>
-      <w:r>
-        <w:rPr>
-          <w:lang w:val="hi_IN" w:bidi="hi_IN"/>
-        </w:rPr>
-      </w:r>
-      <w:r>
-        <w:rPr>
           <w:b/>
           <w:lang w:val="hi_IN" w:bidi="hi_IN"/>
         </w:rPr>
@@ -16983,20 +15182,6 @@
       </w:r>
       <w:r>
         <w:rPr>
-          <w:lang w:val="hi_IN" w:bidi="hi_IN"/>
-        </w:rPr>
-        <w:t>תִּסָּ֣תְר֔וּ</w:t>
-      </w:r>
-    </w:p>
-    <w:p>
-      <w:pPr/>
-      <w:r>
-        <w:rPr>
-          <w:lang w:val="hi_IN" w:bidi="hi_IN"/>
-        </w:rPr>
-      </w:r>
-      <w:r>
-        <w:rPr>
           <w:b/>
           <w:lang w:val="hi_IN" w:bidi="hi_IN"/>
         </w:rPr>
@@ -17094,20 +15279,6 @@
       </w:r>
       <w:r>
         <w:rPr>
-          <w:lang w:val="hi_IN" w:bidi="hi_IN"/>
-        </w:rPr>
-        <w:t>תִּסָּ֣תְר֔וּ</w:t>
-      </w:r>
-    </w:p>
-    <w:p>
-      <w:pPr/>
-      <w:r>
-        <w:rPr>
-          <w:lang w:val="hi_IN" w:bidi="hi_IN"/>
-        </w:rPr>
-      </w:r>
-      <w:r>
-        <w:rPr>
           <w:b/>
           <w:lang w:val="hi_IN" w:bidi="hi_IN"/>
         </w:rPr>
@@ -17218,20 +15389,6 @@
       </w:r>
       <w:r>
         <w:rPr>
-          <w:lang w:val="hi_IN" w:bidi="hi_IN"/>
-        </w:rPr>
-        <w:t>בְּ⁠י֖וֹם אַף־יְהוָֽה</w:t>
-      </w:r>
-    </w:p>
-    <w:p>
-      <w:pPr/>
-      <w:r>
-        <w:rPr>
-          <w:lang w:val="hi_IN" w:bidi="hi_IN"/>
-        </w:rPr>
-      </w:r>
-      <w:r>
-        <w:rPr>
           <w:b/>
           <w:lang w:val="hi_IN" w:bidi="hi_IN"/>
         </w:rPr>
@@ -17329,20 +15486,6 @@
       </w:r>
       <w:r>
         <w:rPr>
-          <w:lang w:val="hi_IN" w:bidi="hi_IN"/>
-        </w:rPr>
-        <w:t>עַזָּה֙ עֲזוּבָ֣ה תִֽהְיֶ֔ה &amp; וְ⁠עֶקְר֖וֹן תֵּעָקֵֽר</w:t>
-      </w:r>
-    </w:p>
-    <w:p>
-      <w:pPr/>
-      <w:r>
-        <w:rPr>
-          <w:lang w:val="hi_IN" w:bidi="hi_IN"/>
-        </w:rPr>
-      </w:r>
-      <w:r>
-        <w:rPr>
           <w:b/>
           <w:lang w:val="hi_IN" w:bidi="hi_IN"/>
         </w:rPr>
@@ -17440,20 +15583,6 @@
       </w:r>
       <w:r>
         <w:rPr>
-          <w:lang w:val="hi_IN" w:bidi="hi_IN"/>
-        </w:rPr>
-        <w:t>עַזָּה֙ עֲזוּבָ֣ה תִֽהְיֶ֔ה</w:t>
-      </w:r>
-    </w:p>
-    <w:p>
-      <w:pPr/>
-      <w:r>
-        <w:rPr>
-          <w:lang w:val="hi_IN" w:bidi="hi_IN"/>
-        </w:rPr>
-      </w:r>
-      <w:r>
-        <w:rPr>
           <w:b/>
           <w:lang w:val="hi_IN" w:bidi="hi_IN"/>
         </w:rPr>
@@ -17551,20 +15680,6 @@
       </w:r>
       <w:r>
         <w:rPr>
-          <w:lang w:val="hi_IN" w:bidi="hi_IN"/>
-        </w:rPr>
-        <w:t>וְ⁠אַשְׁקְל֖וֹן לִ⁠שְׁמָמָ֑ה</w:t>
-      </w:r>
-    </w:p>
-    <w:p>
-      <w:pPr/>
-      <w:r>
-        <w:rPr>
-          <w:lang w:val="hi_IN" w:bidi="hi_IN"/>
-        </w:rPr>
-      </w:r>
-      <w:r>
-        <w:rPr>
           <w:b/>
           <w:lang w:val="hi_IN" w:bidi="hi_IN"/>
         </w:rPr>
@@ -17662,20 +15777,6 @@
       </w:r>
       <w:r>
         <w:rPr>
-          <w:lang w:val="hi_IN" w:bidi="hi_IN"/>
-        </w:rPr>
-        <w:t>אַשְׁדּ֗וֹד &amp; יְגָ֣רְשׁ֔וּ⁠הָ</w:t>
-      </w:r>
-    </w:p>
-    <w:p>
-      <w:pPr/>
-      <w:r>
-        <w:rPr>
-          <w:lang w:val="hi_IN" w:bidi="hi_IN"/>
-        </w:rPr>
-      </w:r>
-      <w:r>
-        <w:rPr>
           <w:b/>
           <w:lang w:val="hi_IN" w:bidi="hi_IN"/>
         </w:rPr>
@@ -17799,20 +15900,6 @@
       </w:r>
       <w:r>
         <w:rPr>
-          <w:lang w:val="hi_IN" w:bidi="hi_IN"/>
-        </w:rPr>
-        <w:t>אַשְׁדּ֗וֹד &amp; יְגָ֣רְשׁ֔וּ⁠הָ</w:t>
-      </w:r>
-    </w:p>
-    <w:p>
-      <w:pPr/>
-      <w:r>
-        <w:rPr>
-          <w:lang w:val="hi_IN" w:bidi="hi_IN"/>
-        </w:rPr>
-      </w:r>
-      <w:r>
-        <w:rPr>
           <w:b/>
           <w:lang w:val="hi_IN" w:bidi="hi_IN"/>
         </w:rPr>
@@ -17949,20 +16036,6 @@
       </w:r>
       <w:r>
         <w:rPr>
-          <w:lang w:val="hi_IN" w:bidi="hi_IN"/>
-        </w:rPr>
-        <w:t>בַּֽ⁠צָּהֳרַ֨יִם֙</w:t>
-      </w:r>
-    </w:p>
-    <w:p>
-      <w:pPr/>
-      <w:r>
-        <w:rPr>
-          <w:lang w:val="hi_IN" w:bidi="hi_IN"/>
-        </w:rPr>
-      </w:r>
-      <w:r>
-        <w:rPr>
           <w:b/>
           <w:lang w:val="hi_IN" w:bidi="hi_IN"/>
         </w:rPr>
@@ -18073,20 +16146,6 @@
       </w:r>
       <w:r>
         <w:rPr>
-          <w:lang w:val="hi_IN" w:bidi="hi_IN"/>
-        </w:rPr>
-        <w:t>וְ⁠עֶקְר֖וֹן תֵּעָקֵֽר</w:t>
-      </w:r>
-    </w:p>
-    <w:p>
-      <w:pPr/>
-      <w:r>
-        <w:rPr>
-          <w:lang w:val="hi_IN" w:bidi="hi_IN"/>
-        </w:rPr>
-      </w:r>
-      <w:r>
-        <w:rPr>
           <w:b/>
           <w:lang w:val="hi_IN" w:bidi="hi_IN"/>
         </w:rPr>
@@ -18210,20 +16269,6 @@
       </w:r>
       <w:r>
         <w:rPr>
-          <w:lang w:val="hi_IN" w:bidi="hi_IN"/>
-        </w:rPr>
-        <w:t>וְ⁠עֶקְר֖וֹן תֵּעָקֵֽר</w:t>
-      </w:r>
-    </w:p>
-    <w:p>
-      <w:pPr/>
-      <w:r>
-        <w:rPr>
-          <w:lang w:val="hi_IN" w:bidi="hi_IN"/>
-        </w:rPr>
-      </w:r>
-      <w:r>
-        <w:rPr>
           <w:b/>
           <w:lang w:val="hi_IN" w:bidi="hi_IN"/>
         </w:rPr>
@@ -18321,20 +16366,6 @@
       </w:r>
       <w:r>
         <w:rPr>
-          <w:lang w:val="hi_IN" w:bidi="hi_IN"/>
-        </w:rPr>
-        <w:t>חֶ֥בֶל הַ⁠יָּ֖ם</w:t>
-      </w:r>
-    </w:p>
-    <w:p>
-      <w:pPr/>
-      <w:r>
-        <w:rPr>
-          <w:lang w:val="hi_IN" w:bidi="hi_IN"/>
-        </w:rPr>
-      </w:r>
-      <w:r>
-        <w:rPr>
           <w:b/>
           <w:lang w:val="hi_IN" w:bidi="hi_IN"/>
         </w:rPr>
@@ -18458,20 +16489,6 @@
       </w:r>
       <w:r>
         <w:rPr>
-          <w:lang w:val="hi_IN" w:bidi="hi_IN"/>
-        </w:rPr>
-        <w:t>כְּרֵתִ֑ים</w:t>
-      </w:r>
-    </w:p>
-    <w:p>
-      <w:pPr/>
-      <w:r>
-        <w:rPr>
-          <w:lang w:val="hi_IN" w:bidi="hi_IN"/>
-        </w:rPr>
-      </w:r>
-      <w:r>
-        <w:rPr>
           <w:b/>
           <w:lang w:val="hi_IN" w:bidi="hi_IN"/>
         </w:rPr>
@@ -18595,20 +16612,6 @@
       </w:r>
       <w:r>
         <w:rPr>
-          <w:lang w:val="hi_IN" w:bidi="hi_IN"/>
-        </w:rPr>
-        <w:t>דְּבַר־יְהוָ֣ה עֲלֵי⁠כֶ֗ם</w:t>
-      </w:r>
-    </w:p>
-    <w:p>
-      <w:pPr/>
-      <w:r>
-        <w:rPr>
-          <w:lang w:val="hi_IN" w:bidi="hi_IN"/>
-        </w:rPr>
-      </w:r>
-      <w:r>
-        <w:rPr>
           <w:b/>
           <w:lang w:val="hi_IN" w:bidi="hi_IN"/>
         </w:rPr>
@@ -18719,20 +16722,6 @@
       </w:r>
       <w:r>
         <w:rPr>
-          <w:lang w:val="hi_IN" w:bidi="hi_IN"/>
-        </w:rPr>
-        <w:t>עֲלֵי⁠כֶ֗ם כְּנַ֨עַן֙ אֶ֣רֶץ פְּלִשְׁתִּ֔ים</w:t>
-      </w:r>
-    </w:p>
-    <w:p>
-      <w:pPr/>
-      <w:r>
-        <w:rPr>
-          <w:lang w:val="hi_IN" w:bidi="hi_IN"/>
-        </w:rPr>
-      </w:r>
-      <w:r>
-        <w:rPr>
           <w:b/>
           <w:lang w:val="hi_IN" w:bidi="hi_IN"/>
         </w:rPr>
@@ -18843,20 +16832,6 @@
       </w:r>
       <w:r>
         <w:rPr>
-          <w:lang w:val="hi_IN" w:bidi="hi_IN"/>
-        </w:rPr>
-        <w:t>עֲלֵי⁠כֶ֗ם</w:t>
-      </w:r>
-    </w:p>
-    <w:p>
-      <w:pPr/>
-      <w:r>
-        <w:rPr>
-          <w:lang w:val="hi_IN" w:bidi="hi_IN"/>
-        </w:rPr>
-      </w:r>
-      <w:r>
-        <w:rPr>
           <w:b/>
           <w:lang w:val="hi_IN" w:bidi="hi_IN"/>
         </w:rPr>
@@ -19005,20 +16980,6 @@
       </w:r>
       <w:r>
         <w:rPr>
-          <w:lang w:val="hi_IN" w:bidi="hi_IN"/>
-        </w:rPr>
-        <w:t>וְ⁠הַאֲבַדְתִּ֖י⁠ךְ מֵ⁠אֵ֥ין יוֹשֵֽׁב</w:t>
-      </w:r>
-    </w:p>
-    <w:p>
-      <w:pPr/>
-      <w:r>
-        <w:rPr>
-          <w:lang w:val="hi_IN" w:bidi="hi_IN"/>
-        </w:rPr>
-      </w:r>
-      <w:r>
-        <w:rPr>
           <w:b/>
           <w:lang w:val="hi_IN" w:bidi="hi_IN"/>
         </w:rPr>
@@ -19116,20 +17077,6 @@
       </w:r>
       <w:r>
         <w:rPr>
-          <w:lang w:val="hi_IN" w:bidi="hi_IN"/>
-        </w:rPr>
-        <w:t>וְ⁠הַאֲבַדְתִּ֖י⁠ךְ מֵ⁠אֵ֥ין יוֹשֵֽׁב</w:t>
-      </w:r>
-    </w:p>
-    <w:p>
-      <w:pPr/>
-      <w:r>
-        <w:rPr>
-          <w:lang w:val="hi_IN" w:bidi="hi_IN"/>
-        </w:rPr>
-      </w:r>
-      <w:r>
-        <w:rPr>
           <w:b/>
           <w:lang w:val="hi_IN" w:bidi="hi_IN"/>
         </w:rPr>
@@ -19240,20 +17187,6 @@
       </w:r>
       <w:r>
         <w:rPr>
-          <w:lang w:val="hi_IN" w:bidi="hi_IN"/>
-        </w:rPr>
-        <w:t>חֶ֣בֶל הַ⁠יָּ֗ם</w:t>
-      </w:r>
-    </w:p>
-    <w:p>
-      <w:pPr/>
-      <w:r>
-        <w:rPr>
-          <w:lang w:val="hi_IN" w:bidi="hi_IN"/>
-        </w:rPr>
-      </w:r>
-      <w:r>
-        <w:rPr>
           <w:b/>
           <w:lang w:val="hi_IN" w:bidi="hi_IN"/>
         </w:rPr>
@@ -19351,20 +17284,6 @@
       </w:r>
       <w:r>
         <w:rPr>
-          <w:lang w:val="hi_IN" w:bidi="hi_IN"/>
-        </w:rPr>
-        <w:t>נְוֺ֛ת כְּרֹ֥ת רֹעִ֖ים וְ⁠גִדְר֥וֹת צֹֽאן</w:t>
-      </w:r>
-    </w:p>
-    <w:p>
-      <w:pPr/>
-      <w:r>
-        <w:rPr>
-          <w:lang w:val="hi_IN" w:bidi="hi_IN"/>
-        </w:rPr>
-      </w:r>
-      <w:r>
-        <w:rPr>
           <w:b/>
           <w:lang w:val="hi_IN" w:bidi="hi_IN"/>
         </w:rPr>
@@ -19501,20 +17420,6 @@
       </w:r>
       <w:r>
         <w:rPr>
-          <w:lang w:val="hi_IN" w:bidi="hi_IN"/>
-        </w:rPr>
-        <w:t>בֵּ֥ית יְהוּדָ֖ה</w:t>
-      </w:r>
-    </w:p>
-    <w:p>
-      <w:pPr/>
-      <w:r>
-        <w:rPr>
-          <w:lang w:val="hi_IN" w:bidi="hi_IN"/>
-        </w:rPr>
-      </w:r>
-      <w:r>
-        <w:rPr>
           <w:b/>
           <w:lang w:val="hi_IN" w:bidi="hi_IN"/>
         </w:rPr>
@@ -19625,20 +17530,6 @@
       </w:r>
       <w:r>
         <w:rPr>
-          <w:lang w:val="hi_IN" w:bidi="hi_IN"/>
-        </w:rPr>
-        <w:t>בְּ⁠בָתֵּ֣י אַשְׁקְל֗וֹן בָּ⁠עֶ֨רֶב֙ יִרְבָּצ֔וּ⁠ן</w:t>
-      </w:r>
-    </w:p>
-    <w:p>
-      <w:pPr/>
-      <w:r>
-        <w:rPr>
-          <w:lang w:val="hi_IN" w:bidi="hi_IN"/>
-        </w:rPr>
-      </w:r>
-      <w:r>
-        <w:rPr>
           <w:b/>
           <w:lang w:val="hi_IN" w:bidi="hi_IN"/>
         </w:rPr>
@@ -19736,20 +17627,6 @@
       </w:r>
       <w:r>
         <w:rPr>
-          <w:lang w:val="hi_IN" w:bidi="hi_IN"/>
-        </w:rPr>
-        <w:t>יִפְקְדֵ֛⁠ם</w:t>
-      </w:r>
-    </w:p>
-    <w:p>
-      <w:pPr/>
-      <w:r>
-        <w:rPr>
-          <w:lang w:val="hi_IN" w:bidi="hi_IN"/>
-        </w:rPr>
-      </w:r>
-      <w:r>
-        <w:rPr>
           <w:b/>
           <w:lang w:val="hi_IN" w:bidi="hi_IN"/>
         </w:rPr>
@@ -19796,7 +17673,7 @@
         </w:rPr>
         <w:t xml:space="preserve">शब्द का उपयोग कर रहे हैं, जिसका मतलब किसी के सम्बन्ध में कार्रवाई करना है। </w:t>
       </w:r>
-      <w:hyperlink r:id="rId20">
+      <w:hyperlink r:id="rId18">
         <w:r>
           <w:rPr>
             <w:lang w:val="hi_IN" w:bidi="hi_IN"/>
@@ -19814,7 +17691,7 @@
         </w:rPr>
         <w:t xml:space="preserve">, </w:t>
       </w:r>
-      <w:hyperlink r:id="rId21">
+      <w:hyperlink r:id="rId19">
         <w:r>
           <w:rPr>
             <w:lang w:val="hi_IN" w:bidi="hi_IN"/>
@@ -19832,7 +17709,7 @@
         </w:rPr>
         <w:t xml:space="preserve">, और </w:t>
       </w:r>
-      <w:hyperlink r:id="rId22">
+      <w:hyperlink r:id="rId20">
         <w:r>
           <w:rPr>
             <w:lang w:val="hi_IN" w:bidi="hi_IN"/>
@@ -19914,20 +17791,6 @@
       </w:r>
       <w:r>
         <w:rPr>
-          <w:lang w:val="hi_IN" w:bidi="hi_IN"/>
-        </w:rPr>
-        <w:t>שָׁמַ֨עְתִּי֙ חֶרְפַּ֣ת</w:t>
-      </w:r>
-    </w:p>
-    <w:p>
-      <w:pPr/>
-      <w:r>
-        <w:rPr>
-          <w:lang w:val="hi_IN" w:bidi="hi_IN"/>
-        </w:rPr>
-      </w:r>
-      <w:r>
-        <w:rPr>
           <w:b/>
           <w:lang w:val="hi_IN" w:bidi="hi_IN"/>
         </w:rPr>
@@ -19973,7 +17836,7 @@
         </w:rPr>
         <w:t xml:space="preserve">” वाक्यांश से संकेत मिलता है। देखें कि आपने </w:t>
       </w:r>
-      <w:hyperlink r:id="rId23">
+      <w:hyperlink r:id="rId21">
         <w:r>
           <w:rPr>
             <w:lang w:val="hi_IN" w:bidi="hi_IN"/>
@@ -20003,7 +17866,7 @@
         </w:rPr>
         <w:t xml:space="preserve">" वाक्यांश का अनुवाद कैसे किया। यदि आपने वहाँ उद्धरण की शुरुआत के लिए इसका उपयोग किया था, तो आप यहाँ उद्धरण की शुरुआत के लिए </w:t>
       </w:r>
-      <w:hyperlink r:id="rId24">
+      <w:hyperlink r:id="rId22">
         <w:r>
           <w:rPr>
             <w:lang w:val="hi_IN" w:bidi="hi_IN"/>
@@ -20085,20 +17948,6 @@
       </w:r>
       <w:r>
         <w:rPr>
-          <w:lang w:val="hi_IN" w:bidi="hi_IN"/>
-        </w:rPr>
-        <w:t>מוֹאָ֔ב</w:t>
-      </w:r>
-    </w:p>
-    <w:p>
-      <w:pPr/>
-      <w:r>
-        <w:rPr>
-          <w:lang w:val="hi_IN" w:bidi="hi_IN"/>
-        </w:rPr>
-      </w:r>
-      <w:r>
-        <w:rPr>
           <w:b/>
           <w:lang w:val="hi_IN" w:bidi="hi_IN"/>
         </w:rPr>
@@ -20208,20 +18057,6 @@
       </w:r>
       <w:r>
         <w:rPr>
-          <w:lang w:val="hi_IN" w:bidi="hi_IN"/>
-        </w:rPr>
-        <w:t>בְּנֵ֣י עַמּ֑וֹן</w:t>
-      </w:r>
-    </w:p>
-    <w:p>
-      <w:pPr/>
-      <w:r>
-        <w:rPr>
-          <w:lang w:val="hi_IN" w:bidi="hi_IN"/>
-        </w:rPr>
-      </w:r>
-      <w:r>
-        <w:rPr>
           <w:b/>
           <w:lang w:val="hi_IN" w:bidi="hi_IN"/>
         </w:rPr>
@@ -20383,20 +18218,6 @@
       </w:r>
       <w:r>
         <w:rPr>
-          <w:lang w:val="hi_IN" w:bidi="hi_IN"/>
-        </w:rPr>
-        <w:t>וַ⁠יַּגְדִּ֖ילוּ עַל־גְּבוּלָֽ⁠ם</w:t>
-      </w:r>
-    </w:p>
-    <w:p>
-      <w:pPr/>
-      <w:r>
-        <w:rPr>
-          <w:lang w:val="hi_IN" w:bidi="hi_IN"/>
-        </w:rPr>
-      </w:r>
-      <w:r>
-        <w:rPr>
           <w:b/>
           <w:lang w:val="hi_IN" w:bidi="hi_IN"/>
         </w:rPr>
@@ -20494,20 +18315,6 @@
       </w:r>
       <w:r>
         <w:rPr>
-          <w:lang w:val="hi_IN" w:bidi="hi_IN"/>
-        </w:rPr>
-        <w:t>לָ⁠כֵ֣ן חַי־אָ֡נִי &amp; כִּֽי</w:t>
-      </w:r>
-    </w:p>
-    <w:p>
-      <w:pPr/>
-      <w:r>
-        <w:rPr>
-          <w:lang w:val="hi_IN" w:bidi="hi_IN"/>
-        </w:rPr>
-      </w:r>
-      <w:r>
-        <w:rPr>
           <w:b/>
           <w:lang w:val="hi_IN" w:bidi="hi_IN"/>
         </w:rPr>
@@ -20631,20 +18438,6 @@
       </w:r>
       <w:r>
         <w:rPr>
-          <w:lang w:val="hi_IN" w:bidi="hi_IN"/>
-        </w:rPr>
-        <w:t>נְאֻם֩ יְהוָ֨ה צְבָא֜וֹת אֱלֹהֵ֣י יִשְׂרָאֵ֗ל</w:t>
-      </w:r>
-    </w:p>
-    <w:p>
-      <w:pPr/>
-      <w:r>
-        <w:rPr>
-          <w:lang w:val="hi_IN" w:bidi="hi_IN"/>
-        </w:rPr>
-      </w:r>
-      <w:r>
-        <w:rPr>
           <w:b/>
           <w:lang w:val="hi_IN" w:bidi="hi_IN"/>
         </w:rPr>
@@ -20742,20 +18535,6 @@
       </w:r>
       <w:r>
         <w:rPr>
-          <w:lang w:val="hi_IN" w:bidi="hi_IN"/>
-        </w:rPr>
-        <w:t>יְהוָ֨ה צְבָא֜וֹת</w:t>
-      </w:r>
-    </w:p>
-    <w:p>
-      <w:pPr/>
-      <w:r>
-        <w:rPr>
-          <w:lang w:val="hi_IN" w:bidi="hi_IN"/>
-        </w:rPr>
-      </w:r>
-      <w:r>
-        <w:rPr>
           <w:b/>
           <w:lang w:val="hi_IN" w:bidi="hi_IN"/>
         </w:rPr>
@@ -20852,20 +18631,6 @@
       </w:r>
       <w:r>
         <w:rPr>
-          <w:lang w:val="hi_IN" w:bidi="hi_IN"/>
-        </w:rPr>
-        <w:t>מוֹאָ֞ב כִּ⁠סְדֹ֤ם תִּֽהְיֶה֙ וּ⁠בְנֵ֤י עַמּוֹן֙ כַּֽ⁠עֲמֹרָ֔ה</w:t>
-      </w:r>
-    </w:p>
-    <w:p>
-      <w:pPr/>
-      <w:r>
-        <w:rPr>
-          <w:lang w:val="hi_IN" w:bidi="hi_IN"/>
-        </w:rPr>
-      </w:r>
-      <w:r>
-        <w:rPr>
           <w:b/>
           <w:lang w:val="hi_IN" w:bidi="hi_IN"/>
         </w:rPr>
@@ -20925,7 +18690,7 @@
         </w:rPr>
         <w:t xml:space="preserve"> पूरी तरह से नष्ट हो गए थे (देखें </w:t>
       </w:r>
-      <w:hyperlink r:id="rId25">
+      <w:hyperlink r:id="rId23">
         <w:r>
           <w:rPr>
             <w:lang w:val="hi_IN" w:bidi="hi_IN"/>
@@ -21033,20 +18798,6 @@
       </w:r>
       <w:r>
         <w:rPr>
-          <w:lang w:val="hi_IN" w:bidi="hi_IN"/>
-        </w:rPr>
-        <w:t>מִמְשַׁ֥ק חָר֛וּל וּ⁠מִכְרֵה־מֶ֥לַח וּ⁠שְׁמָמָ֖ה עַד־עוֹלָ֑ם</w:t>
-      </w:r>
-    </w:p>
-    <w:p>
-      <w:pPr/>
-      <w:r>
-        <w:rPr>
-          <w:lang w:val="hi_IN" w:bidi="hi_IN"/>
-        </w:rPr>
-      </w:r>
-      <w:r>
-        <w:rPr>
           <w:b/>
           <w:lang w:val="hi_IN" w:bidi="hi_IN"/>
         </w:rPr>
@@ -21144,20 +18895,6 @@
       </w:r>
       <w:r>
         <w:rPr>
-          <w:lang w:val="hi_IN" w:bidi="hi_IN"/>
-        </w:rPr>
-        <w:t>מִמְשַׁ֥ק חָר֛וּל וּ⁠מִכְרֵה־מֶ֥לַח וּ⁠שְׁמָמָ֖ה עַד־עוֹלָ֑ם</w:t>
-      </w:r>
-    </w:p>
-    <w:p>
-      <w:pPr/>
-      <w:r>
-        <w:rPr>
-          <w:lang w:val="hi_IN" w:bidi="hi_IN"/>
-        </w:rPr>
-      </w:r>
-      <w:r>
-        <w:rPr>
           <w:b/>
           <w:lang w:val="hi_IN" w:bidi="hi_IN"/>
         </w:rPr>
@@ -21305,20 +19042,6 @@
       </w:r>
       <w:r>
         <w:rPr>
-          <w:lang w:val="hi_IN" w:bidi="hi_IN"/>
-        </w:rPr>
-        <w:t>מִמְשַׁ֥ק חָר֛וּל וּ⁠מִכְרֵה־מֶ֥לַח וּ⁠שְׁמָמָ֖ה עַד־עוֹלָ֑ם</w:t>
-      </w:r>
-    </w:p>
-    <w:p>
-      <w:pPr/>
-      <w:r>
-        <w:rPr>
-          <w:lang w:val="hi_IN" w:bidi="hi_IN"/>
-        </w:rPr>
-      </w:r>
-      <w:r>
-        <w:rPr>
           <w:b/>
           <w:lang w:val="hi_IN" w:bidi="hi_IN"/>
         </w:rPr>
@@ -21440,20 +19163,6 @@
       </w:r>
       <w:r>
         <w:rPr>
-          <w:lang w:val="hi_IN" w:bidi="hi_IN"/>
-        </w:rPr>
-        <w:t>שְׁאֵרִ֤ית עַמִּ⁠י֙ יְבָזּ֔וּ⁠ם וְ⁠יֶ֥תֶר גּוֹיִ֖י יִנְחָלֽוּ⁠ם</w:t>
-      </w:r>
-    </w:p>
-    <w:p>
-      <w:pPr/>
-      <w:r>
-        <w:rPr>
-          <w:lang w:val="hi_IN" w:bidi="hi_IN"/>
-        </w:rPr>
-      </w:r>
-      <w:r>
-        <w:rPr>
           <w:b/>
           <w:lang w:val="hi_IN" w:bidi="hi_IN"/>
         </w:rPr>
@@ -21564,20 +19273,6 @@
       </w:r>
       <w:r>
         <w:rPr>
-          <w:lang w:val="hi_IN" w:bidi="hi_IN"/>
-        </w:rPr>
-        <w:t>זֹ֥את לָ⁠הֶ֖ם תַּ֣חַת גְּאוֹנָ֑⁠ם כִּ֤י חֵֽרְפוּ֙ וַ⁠יַּגְדִּ֔לוּ עַל־עַ֖ם יְהוָ֥ה צְבָאֽוֹת</w:t>
-      </w:r>
-    </w:p>
-    <w:p>
-      <w:pPr/>
-      <w:r>
-        <w:rPr>
-          <w:lang w:val="hi_IN" w:bidi="hi_IN"/>
-        </w:rPr>
-      </w:r>
-      <w:r>
-        <w:rPr>
           <w:b/>
           <w:lang w:val="hi_IN" w:bidi="hi_IN"/>
         </w:rPr>
@@ -21687,20 +19382,6 @@
       </w:r>
       <w:r>
         <w:rPr>
-          <w:lang w:val="hi_IN" w:bidi="hi_IN"/>
-        </w:rPr>
-        <w:t>זֹ֥את לָ⁠הֶ֖ם תַּ֣חַת גְּאוֹנָ֑⁠ם</w:t>
-      </w:r>
-    </w:p>
-    <w:p>
-      <w:pPr/>
-      <w:r>
-        <w:rPr>
-          <w:lang w:val="hi_IN" w:bidi="hi_IN"/>
-        </w:rPr>
-      </w:r>
-      <w:r>
-        <w:rPr>
           <w:b/>
           <w:lang w:val="hi_IN" w:bidi="hi_IN"/>
         </w:rPr>
@@ -21811,20 +19492,6 @@
       </w:r>
       <w:r>
         <w:rPr>
-          <w:lang w:val="hi_IN" w:bidi="hi_IN"/>
-        </w:rPr>
-        <w:t>וַ⁠יַּגְדִּ֔לוּ עַל</w:t>
-      </w:r>
-    </w:p>
-    <w:p>
-      <w:pPr/>
-      <w:r>
-        <w:rPr>
-          <w:lang w:val="hi_IN" w:bidi="hi_IN"/>
-        </w:rPr>
-      </w:r>
-      <w:r>
-        <w:rPr>
           <w:b/>
           <w:lang w:val="hi_IN" w:bidi="hi_IN"/>
         </w:rPr>
@@ -21858,7 +19525,7 @@
         </w:rPr>
         <w:t xml:space="preserve">देखें कि आपने </w:t>
       </w:r>
-      <w:hyperlink r:id="rId26">
+      <w:hyperlink r:id="rId24">
         <w:r>
           <w:rPr>
             <w:lang w:val="hi_IN" w:bidi="hi_IN"/>
@@ -21940,20 +19607,6 @@
       </w:r>
       <w:r>
         <w:rPr>
-          <w:lang w:val="hi_IN" w:bidi="hi_IN"/>
-        </w:rPr>
-        <w:t>יְהוָ֥ה צְבָאֽוֹת</w:t>
-      </w:r>
-    </w:p>
-    <w:p>
-      <w:pPr/>
-      <w:r>
-        <w:rPr>
-          <w:lang w:val="hi_IN" w:bidi="hi_IN"/>
-        </w:rPr>
-      </w:r>
-      <w:r>
-        <w:rPr>
           <w:b/>
           <w:lang w:val="hi_IN" w:bidi="hi_IN"/>
         </w:rPr>
@@ -22037,20 +19690,6 @@
       </w:r>
       <w:r>
         <w:rPr>
-          <w:lang w:val="hi_IN" w:bidi="hi_IN"/>
-        </w:rPr>
-        <w:t>רָזָ֔ה אֵ֖ת כָּל־אֱלֹהֵ֣י הָ⁠אָ֑רֶץ</w:t>
-      </w:r>
-    </w:p>
-    <w:p>
-      <w:pPr/>
-      <w:r>
-        <w:rPr>
-          <w:lang w:val="hi_IN" w:bidi="hi_IN"/>
-        </w:rPr>
-      </w:r>
-      <w:r>
-        <w:rPr>
           <w:b/>
           <w:lang w:val="hi_IN" w:bidi="hi_IN"/>
         </w:rPr>
@@ -22174,20 +19813,6 @@
       </w:r>
       <w:r>
         <w:rPr>
-          <w:lang w:val="hi_IN" w:bidi="hi_IN"/>
-        </w:rPr>
-        <w:t>וְ⁠יִשְׁתַּֽחֲווּ־ל⁠וֹ֙ &amp; כֹּ֖ל אִיֵּ֥י הַ⁠גּוֹיִֽם</w:t>
-      </w:r>
-    </w:p>
-    <w:p>
-      <w:pPr/>
-      <w:r>
-        <w:rPr>
-          <w:lang w:val="hi_IN" w:bidi="hi_IN"/>
-        </w:rPr>
-      </w:r>
-      <w:r>
-        <w:rPr>
           <w:b/>
           <w:lang w:val="hi_IN" w:bidi="hi_IN"/>
         </w:rPr>
@@ -22336,20 +19961,6 @@
       </w:r>
       <w:r>
         <w:rPr>
-          <w:lang w:val="hi_IN" w:bidi="hi_IN"/>
-        </w:rPr>
-        <w:t>וְ⁠יִשְׁתַּֽחֲווּ־ל⁠וֹ֙ &amp; כֹּ֖ל אִיֵּ֥י הַ⁠גּוֹיִֽם</w:t>
-      </w:r>
-    </w:p>
-    <w:p>
-      <w:pPr/>
-      <w:r>
-        <w:rPr>
-          <w:lang w:val="hi_IN" w:bidi="hi_IN"/>
-        </w:rPr>
-      </w:r>
-      <w:r>
-        <w:rPr>
           <w:b/>
           <w:lang w:val="hi_IN" w:bidi="hi_IN"/>
         </w:rPr>
@@ -22473,20 +20084,6 @@
       </w:r>
       <w:r>
         <w:rPr>
-          <w:lang w:val="hi_IN" w:bidi="hi_IN"/>
-        </w:rPr>
-        <w:t>אִ֣ישׁ מִ⁠מְּקוֹמ֔⁠וֹ</w:t>
-      </w:r>
-    </w:p>
-    <w:p>
-      <w:pPr/>
-      <w:r>
-        <w:rPr>
-          <w:lang w:val="hi_IN" w:bidi="hi_IN"/>
-        </w:rPr>
-      </w:r>
-      <w:r>
-        <w:rPr>
           <w:b/>
           <w:lang w:val="hi_IN" w:bidi="hi_IN"/>
         </w:rPr>
@@ -22609,20 +20206,6 @@
       </w:r>
       <w:r>
         <w:rPr>
-          <w:lang w:val="hi_IN" w:bidi="hi_IN"/>
-        </w:rPr>
-        <w:t>גַּם־אַתֶּ֣ם כּוּשִׁ֔ים</w:t>
-      </w:r>
-    </w:p>
-    <w:p>
-      <w:pPr/>
-      <w:r>
-        <w:rPr>
-          <w:lang w:val="hi_IN" w:bidi="hi_IN"/>
-        </w:rPr>
-      </w:r>
-      <w:r>
-        <w:rPr>
           <w:b/>
           <w:lang w:val="hi_IN" w:bidi="hi_IN"/>
         </w:rPr>
@@ -22720,20 +20303,6 @@
       </w:r>
       <w:r>
         <w:rPr>
-          <w:lang w:val="hi_IN" w:bidi="hi_IN"/>
-        </w:rPr>
-        <w:t>חַֽלְלֵ֥י חַרְבִּ֖⁠י הֵֽמָּה</w:t>
-      </w:r>
-    </w:p>
-    <w:p>
-      <w:pPr/>
-      <w:r>
-        <w:rPr>
-          <w:lang w:val="hi_IN" w:bidi="hi_IN"/>
-        </w:rPr>
-      </w:r>
-      <w:r>
-        <w:rPr>
           <w:b/>
           <w:lang w:val="hi_IN" w:bidi="hi_IN"/>
         </w:rPr>
@@ -22831,20 +20400,6 @@
       </w:r>
       <w:r>
         <w:rPr>
-          <w:lang w:val="hi_IN" w:bidi="hi_IN"/>
-        </w:rPr>
-        <w:t>חַֽלְלֵ֥י חַרְבִּ֖⁠י הֵֽמָּה</w:t>
-      </w:r>
-    </w:p>
-    <w:p>
-      <w:pPr/>
-      <w:r>
-        <w:rPr>
-          <w:lang w:val="hi_IN" w:bidi="hi_IN"/>
-        </w:rPr>
-      </w:r>
-      <w:r>
-        <w:rPr>
           <w:b/>
           <w:lang w:val="hi_IN" w:bidi="hi_IN"/>
         </w:rPr>
@@ -22942,20 +20497,6 @@
       </w:r>
       <w:r>
         <w:rPr>
-          <w:lang w:val="hi_IN" w:bidi="hi_IN"/>
-        </w:rPr>
-        <w:t>חַֽלְלֵ֥י חַרְבִּ֖⁠י הֵֽמָּה</w:t>
-      </w:r>
-    </w:p>
-    <w:p>
-      <w:pPr/>
-      <w:r>
-        <w:rPr>
-          <w:lang w:val="hi_IN" w:bidi="hi_IN"/>
-        </w:rPr>
-      </w:r>
-      <w:r>
-        <w:rPr>
           <w:b/>
           <w:lang w:val="hi_IN" w:bidi="hi_IN"/>
         </w:rPr>
@@ -23066,20 +20607,6 @@
       </w:r>
       <w:r>
         <w:rPr>
-          <w:lang w:val="hi_IN" w:bidi="hi_IN"/>
-        </w:rPr>
-        <w:t>וְ⁠יֵ֤ט יָד⁠וֹ֙ עַל־צָפ֔וֹן וִֽ⁠יאַבֵּ֖ד אֶת־אַשּׁ֑וּר</w:t>
-      </w:r>
-    </w:p>
-    <w:p>
-      <w:pPr/>
-      <w:r>
-        <w:rPr>
-          <w:lang w:val="hi_IN" w:bidi="hi_IN"/>
-        </w:rPr>
-      </w:r>
-      <w:r>
-        <w:rPr>
           <w:b/>
           <w:lang w:val="hi_IN" w:bidi="hi_IN"/>
         </w:rPr>
@@ -23190,20 +20717,6 @@
       </w:r>
       <w:r>
         <w:rPr>
-          <w:lang w:val="hi_IN" w:bidi="hi_IN"/>
-        </w:rPr>
-        <w:t>וְ⁠יֵ֤ט יָד⁠וֹ֙</w:t>
-      </w:r>
-    </w:p>
-    <w:p>
-      <w:pPr/>
-      <w:r>
-        <w:rPr>
-          <w:lang w:val="hi_IN" w:bidi="hi_IN"/>
-        </w:rPr>
-      </w:r>
-      <w:r>
-        <w:rPr>
           <w:b/>
           <w:lang w:val="hi_IN" w:bidi="hi_IN"/>
         </w:rPr>
@@ -23249,7 +20762,7 @@
         </w:rPr>
         <w:t xml:space="preserve">” वाक्यांश का </w:t>
       </w:r>
-      <w:hyperlink r:id="rId27">
+      <w:hyperlink r:id="rId25">
         <w:r>
           <w:rPr>
             <w:lang w:val="hi_IN" w:bidi="hi_IN"/>
@@ -23331,20 +20844,6 @@
       </w:r>
       <w:r>
         <w:rPr>
-          <w:lang w:val="hi_IN" w:bidi="hi_IN"/>
-        </w:rPr>
-        <w:t>צָפ֔וֹן</w:t>
-      </w:r>
-    </w:p>
-    <w:p>
-      <w:pPr/>
-      <w:r>
-        <w:rPr>
-          <w:lang w:val="hi_IN" w:bidi="hi_IN"/>
-        </w:rPr>
-      </w:r>
-      <w:r>
-        <w:rPr>
           <w:b/>
           <w:lang w:val="hi_IN" w:bidi="hi_IN"/>
         </w:rPr>
@@ -23468,20 +20967,6 @@
       </w:r>
       <w:r>
         <w:rPr>
-          <w:lang w:val="hi_IN" w:bidi="hi_IN"/>
-        </w:rPr>
-        <w:t>בְ⁠תוֹכָ֤⁠הּ</w:t>
-      </w:r>
-    </w:p>
-    <w:p>
-      <w:pPr/>
-      <w:r>
-        <w:rPr>
-          <w:lang w:val="hi_IN" w:bidi="hi_IN"/>
-        </w:rPr>
-      </w:r>
-      <w:r>
-        <w:rPr>
           <w:b/>
           <w:lang w:val="hi_IN" w:bidi="hi_IN"/>
         </w:rPr>
@@ -23592,20 +21077,6 @@
       </w:r>
       <w:r>
         <w:rPr>
-          <w:lang w:val="hi_IN" w:bidi="hi_IN"/>
-        </w:rPr>
-        <w:t>כָּל־חַיְת⁠וֹ־ג֔וֹי</w:t>
-      </w:r>
-    </w:p>
-    <w:p>
-      <w:pPr/>
-      <w:r>
-        <w:rPr>
-          <w:lang w:val="hi_IN" w:bidi="hi_IN"/>
-        </w:rPr>
-      </w:r>
-      <w:r>
-        <w:rPr>
           <w:b/>
           <w:lang w:val="hi_IN" w:bidi="hi_IN"/>
         </w:rPr>
@@ -23729,20 +21200,6 @@
       </w:r>
       <w:r>
         <w:rPr>
-          <w:lang w:val="hi_IN" w:bidi="hi_IN"/>
-        </w:rPr>
-        <w:t>גַּם־קָאַת֙ גַּם־קִפֹּ֔ד</w:t>
-      </w:r>
-    </w:p>
-    <w:p>
-      <w:pPr/>
-      <w:r>
-        <w:rPr>
-          <w:lang w:val="hi_IN" w:bidi="hi_IN"/>
-        </w:rPr>
-      </w:r>
-      <w:r>
-        <w:rPr>
           <w:b/>
           <w:lang w:val="hi_IN" w:bidi="hi_IN"/>
         </w:rPr>
@@ -23878,20 +21335,6 @@
       </w:r>
       <w:r>
         <w:rPr>
-          <w:lang w:val="hi_IN" w:bidi="hi_IN"/>
-        </w:rPr>
-        <w:t>בְּ⁠כַפְתֹּרֶ֖י⁠הָ יָלִ֑ינוּ</w:t>
-      </w:r>
-    </w:p>
-    <w:p>
-      <w:pPr/>
-      <w:r>
-        <w:rPr>
-          <w:lang w:val="hi_IN" w:bidi="hi_IN"/>
-        </w:rPr>
-      </w:r>
-      <w:r>
-        <w:rPr>
           <w:b/>
           <w:lang w:val="hi_IN" w:bidi="hi_IN"/>
         </w:rPr>
@@ -24002,20 +21445,6 @@
       </w:r>
       <w:r>
         <w:rPr>
-          <w:lang w:val="hi_IN" w:bidi="hi_IN"/>
-        </w:rPr>
-        <w:t>ק֠וֹל יְשׁוֹרֵ֤ר בַּֽ⁠חַלּוֹן֙ חֹ֣רֶב בַּ⁠סַּ֔ף כִּ֥י אַרְזָ֖ה עֵרָֽה</w:t>
-      </w:r>
-    </w:p>
-    <w:p>
-      <w:pPr/>
-      <w:r>
-        <w:rPr>
-          <w:lang w:val="hi_IN" w:bidi="hi_IN"/>
-        </w:rPr>
-      </w:r>
-      <w:r>
-        <w:rPr>
           <w:b/>
           <w:lang w:val="hi_IN" w:bidi="hi_IN"/>
         </w:rPr>
@@ -24138,20 +21567,6 @@
       </w:r>
       <w:r>
         <w:rPr>
-          <w:lang w:val="hi_IN" w:bidi="hi_IN"/>
-        </w:rPr>
-        <w:t>ק֠וֹל יְשׁוֹרֵ֤ר בַּֽ⁠חַלּוֹן֙</w:t>
-      </w:r>
-    </w:p>
-    <w:p>
-      <w:pPr/>
-      <w:r>
-        <w:rPr>
-          <w:lang w:val="hi_IN" w:bidi="hi_IN"/>
-        </w:rPr>
-      </w:r>
-      <w:r>
-        <w:rPr>
           <w:b/>
           <w:lang w:val="hi_IN" w:bidi="hi_IN"/>
         </w:rPr>
@@ -24282,20 +21697,6 @@
       </w:r>
       <w:r>
         <w:rPr>
-          <w:lang w:val="hi_IN" w:bidi="hi_IN"/>
-        </w:rPr>
-        <w:t>חֹ֣רֶב בַּ⁠סַּ֔ף</w:t>
-      </w:r>
-    </w:p>
-    <w:p>
-      <w:pPr/>
-      <w:r>
-        <w:rPr>
-          <w:lang w:val="hi_IN" w:bidi="hi_IN"/>
-        </w:rPr>
-      </w:r>
-      <w:r>
-        <w:rPr>
           <w:b/>
           <w:lang w:val="hi_IN" w:bidi="hi_IN"/>
         </w:rPr>
@@ -24418,20 +21819,6 @@
       </w:r>
       <w:r>
         <w:rPr>
-          <w:lang w:val="hi_IN" w:bidi="hi_IN"/>
-        </w:rPr>
-        <w:t>זֹ֞֠את הָ⁠עִ֤יר הָ⁠עַלִּיזָה֙ הַ⁠יּוֹשֶׁ֣בֶת לָ⁠בֶ֔טַח הָ⁠אֹֽמְרָה֙ בִּ⁠לְבָבָ֔⁠הּ אֲנִ֖י וְ⁠אַפְסִ֣⁠י ע֑וֹד</w:t>
-      </w:r>
-    </w:p>
-    <w:p>
-      <w:pPr/>
-      <w:r>
-        <w:rPr>
-          <w:lang w:val="hi_IN" w:bidi="hi_IN"/>
-        </w:rPr>
-      </w:r>
-      <w:r>
-        <w:rPr>
           <w:b/>
           <w:lang w:val="hi_IN" w:bidi="hi_IN"/>
         </w:rPr>
@@ -24555,20 +21942,6 @@
       </w:r>
       <w:r>
         <w:rPr>
-          <w:lang w:val="hi_IN" w:bidi="hi_IN"/>
-        </w:rPr>
-        <w:t>הָ⁠אֹֽמְרָה֙ בִּ⁠לְבָבָ֔⁠הּ אֲנִ֖י וְ⁠אַפְסִ֣⁠י ע֑וֹד</w:t>
-      </w:r>
-    </w:p>
-    <w:p>
-      <w:pPr/>
-      <w:r>
-        <w:rPr>
-          <w:lang w:val="hi_IN" w:bidi="hi_IN"/>
-        </w:rPr>
-      </w:r>
-      <w:r>
-        <w:rPr>
           <w:b/>
           <w:lang w:val="hi_IN" w:bidi="hi_IN"/>
         </w:rPr>
@@ -24693,20 +22066,6 @@
       </w:r>
       <w:r>
         <w:rPr>
-          <w:lang w:val="hi_IN" w:bidi="hi_IN"/>
-        </w:rPr>
-        <w:t>הָ⁠אֹֽמְרָה֙ בִּ⁠לְבָבָ֔⁠הּ אֲנִ֖י וְ⁠אַפְסִ֣⁠י ע֑וֹד</w:t>
-      </w:r>
-    </w:p>
-    <w:p>
-      <w:pPr/>
-      <w:r>
-        <w:rPr>
-          <w:lang w:val="hi_IN" w:bidi="hi_IN"/>
-        </w:rPr>
-      </w:r>
-      <w:r>
-        <w:rPr>
           <w:b/>
           <w:lang w:val="hi_IN" w:bidi="hi_IN"/>
         </w:rPr>
@@ -24818,20 +22177,6 @@
       </w:r>
       <w:r>
         <w:rPr>
-          <w:lang w:val="hi_IN" w:bidi="hi_IN"/>
-        </w:rPr>
-        <w:t>הָ⁠אֹֽמְרָה֙ בִּ⁠לְבָבָ֔⁠הּ אֲנִ֖י וְ⁠אַפְסִ֣⁠י ע֑וֹד</w:t>
-      </w:r>
-    </w:p>
-    <w:p>
-      <w:pPr/>
-      <w:r>
-        <w:rPr>
-          <w:lang w:val="hi_IN" w:bidi="hi_IN"/>
-        </w:rPr>
-      </w:r>
-      <w:r>
-        <w:rPr>
           <w:b/>
           <w:lang w:val="hi_IN" w:bidi="hi_IN"/>
         </w:rPr>
@@ -24943,20 +22288,6 @@
       </w:r>
       <w:r>
         <w:rPr>
-          <w:lang w:val="hi_IN" w:bidi="hi_IN"/>
-        </w:rPr>
-        <w:t>אֵ֣יךְ ׀ הָיְתָ֣ה לְ⁠שַׁמָּ֗ה</w:t>
-      </w:r>
-    </w:p>
-    <w:p>
-      <w:pPr/>
-      <w:r>
-        <w:rPr>
-          <w:lang w:val="hi_IN" w:bidi="hi_IN"/>
-        </w:rPr>
-      </w:r>
-      <w:r>
-        <w:rPr>
           <w:b/>
           <w:lang w:val="hi_IN" w:bidi="hi_IN"/>
         </w:rPr>
@@ -25054,20 +22385,6 @@
       </w:r>
       <w:r>
         <w:rPr>
-          <w:lang w:val="hi_IN" w:bidi="hi_IN"/>
-        </w:rPr>
-        <w:t>מַרְבֵּץ֙ לַֽ⁠חַיָּ֔ה</w:t>
-      </w:r>
-    </w:p>
-    <w:p>
-      <w:pPr/>
-      <w:r>
-        <w:rPr>
-          <w:lang w:val="hi_IN" w:bidi="hi_IN"/>
-        </w:rPr>
-      </w:r>
-      <w:r>
-        <w:rPr>
           <w:b/>
           <w:lang w:val="hi_IN" w:bidi="hi_IN"/>
         </w:rPr>
@@ -25178,20 +22495,6 @@
       </w:r>
       <w:r>
         <w:rPr>
-          <w:lang w:val="hi_IN" w:bidi="hi_IN"/>
-        </w:rPr>
-        <w:t>כֹּ֚ל עוֹבֵ֣ר עָלֶ֔י⁠הָ יִשְׁרֹ֖ק יָנִ֥יעַ יָדֽ⁠וֹ</w:t>
-      </w:r>
-    </w:p>
-    <w:p>
-      <w:pPr/>
-      <w:r>
-        <w:rPr>
-          <w:lang w:val="hi_IN" w:bidi="hi_IN"/>
-        </w:rPr>
-      </w:r>
-      <w:r>
-        <w:rPr>
           <w:b/>
           <w:lang w:val="hi_IN" w:bidi="hi_IN"/>
         </w:rPr>
@@ -25352,20 +22655,6 @@
       </w:r>
       <w:r>
         <w:rPr>
-          <w:lang w:val="hi_IN" w:bidi="hi_IN"/>
-        </w:rPr>
-        <w:t>ה֥וֹי מֹרְאָ֖ה וְ⁠נִגְאָלָ֑ה הָ⁠עִ֖יר הַ⁠יּוֹנָֽה</w:t>
-      </w:r>
-    </w:p>
-    <w:p>
-      <w:pPr/>
-      <w:r>
-        <w:rPr>
-          <w:lang w:val="hi_IN" w:bidi="hi_IN"/>
-        </w:rPr>
-      </w:r>
-      <w:r>
-        <w:rPr>
           <w:b/>
           <w:lang w:val="hi_IN" w:bidi="hi_IN"/>
         </w:rPr>
@@ -25476,20 +22765,6 @@
       </w:r>
       <w:r>
         <w:rPr>
-          <w:lang w:val="hi_IN" w:bidi="hi_IN"/>
-        </w:rPr>
-        <w:t>מֹרְאָ֖ה וְ⁠נִגְאָלָ֑ה הָ⁠עִ֖יר הַ⁠יּוֹנָֽה</w:t>
-      </w:r>
-    </w:p>
-    <w:p>
-      <w:pPr/>
-      <w:r>
-        <w:rPr>
-          <w:lang w:val="hi_IN" w:bidi="hi_IN"/>
-        </w:rPr>
-      </w:r>
-      <w:r>
-        <w:rPr>
           <w:b/>
           <w:lang w:val="hi_IN" w:bidi="hi_IN"/>
         </w:rPr>
@@ -25639,20 +22914,6 @@
       </w:r>
       <w:r>
         <w:rPr>
-          <w:lang w:val="hi_IN" w:bidi="hi_IN"/>
-        </w:rPr>
-        <w:t>מֹרְאָ֖ה וְ⁠נִגְאָלָ֑ה הָ⁠עִ֖יר הַ⁠יּוֹנָֽה</w:t>
-      </w:r>
-    </w:p>
-    <w:p>
-      <w:pPr/>
-      <w:r>
-        <w:rPr>
-          <w:lang w:val="hi_IN" w:bidi="hi_IN"/>
-        </w:rPr>
-      </w:r>
-      <w:r>
-        <w:rPr>
           <w:b/>
           <w:lang w:val="hi_IN" w:bidi="hi_IN"/>
         </w:rPr>
@@ -25763,20 +23024,6 @@
       </w:r>
       <w:r>
         <w:rPr>
-          <w:lang w:val="hi_IN" w:bidi="hi_IN"/>
-        </w:rPr>
-        <w:t>מֹרְאָ֖ה וְ⁠נִגְאָלָ֑ה</w:t>
-      </w:r>
-    </w:p>
-    <w:p>
-      <w:pPr/>
-      <w:r>
-        <w:rPr>
-          <w:lang w:val="hi_IN" w:bidi="hi_IN"/>
-        </w:rPr>
-      </w:r>
-      <w:r>
-        <w:rPr>
           <w:b/>
           <w:lang w:val="hi_IN" w:bidi="hi_IN"/>
         </w:rPr>
@@ -25874,20 +23121,6 @@
       </w:r>
       <w:r>
         <w:rPr>
-          <w:lang w:val="hi_IN" w:bidi="hi_IN"/>
-        </w:rPr>
-        <w:t>לֹ֤א שָֽׁמְעָה֙ בְּ⁠ק֔וֹל</w:t>
-      </w:r>
-    </w:p>
-    <w:p>
-      <w:pPr/>
-      <w:r>
-        <w:rPr>
-          <w:lang w:val="hi_IN" w:bidi="hi_IN"/>
-        </w:rPr>
-      </w:r>
-      <w:r>
-        <w:rPr>
           <w:b/>
           <w:lang w:val="hi_IN" w:bidi="hi_IN"/>
         </w:rPr>
@@ -25998,20 +23231,6 @@
       </w:r>
       <w:r>
         <w:rPr>
-          <w:lang w:val="hi_IN" w:bidi="hi_IN"/>
-        </w:rPr>
-        <w:t>לֹ֤א שָֽׁמְעָה֙ בְּ⁠ק֔וֹל</w:t>
-      </w:r>
-    </w:p>
-    <w:p>
-      <w:pPr/>
-      <w:r>
-        <w:rPr>
-          <w:lang w:val="hi_IN" w:bidi="hi_IN"/>
-        </w:rPr>
-      </w:r>
-      <w:r>
-        <w:rPr>
           <w:b/>
           <w:lang w:val="hi_IN" w:bidi="hi_IN"/>
         </w:rPr>
@@ -26109,20 +23328,6 @@
       </w:r>
       <w:r>
         <w:rPr>
-          <w:lang w:val="hi_IN" w:bidi="hi_IN"/>
-        </w:rPr>
-        <w:t>אֶל־אֱלֹהֶ֖י⁠הָ לֹ֥א קָרֵֽבָה</w:t>
-      </w:r>
-    </w:p>
-    <w:p>
-      <w:pPr/>
-      <w:r>
-        <w:rPr>
-          <w:lang w:val="hi_IN" w:bidi="hi_IN"/>
-        </w:rPr>
-      </w:r>
-      <w:r>
-        <w:rPr>
           <w:b/>
           <w:lang w:val="hi_IN" w:bidi="hi_IN"/>
         </w:rPr>
@@ -26219,20 +23424,6 @@
       </w:r>
       <w:r>
         <w:rPr>
-          <w:lang w:val="hi_IN" w:bidi="hi_IN"/>
-        </w:rPr>
-        <w:t>שָׂרֶ֣י⁠הָ</w:t>
-      </w:r>
-    </w:p>
-    <w:p>
-      <w:pPr/>
-      <w:r>
-        <w:rPr>
-          <w:lang w:val="hi_IN" w:bidi="hi_IN"/>
-        </w:rPr>
-      </w:r>
-      <w:r>
-        <w:rPr>
           <w:b/>
           <w:lang w:val="hi_IN" w:bidi="hi_IN"/>
         </w:rPr>
@@ -26266,7 +23457,7 @@
         </w:rPr>
         <w:t xml:space="preserve">मूल भाषा में यहाँ राजकुमारों शब्द उपयोग हुआ है जबकि हिन्दी अनुवाद में यहाँ हाकिम शब्द उपयोग हुआ है। </w:t>
       </w:r>
-      <w:hyperlink r:id="rId20">
+      <w:hyperlink r:id="rId18">
         <w:r>
           <w:rPr>
             <w:lang w:val="hi_IN" w:bidi="hi_IN"/>
@@ -26360,20 +23551,6 @@
       </w:r>
       <w:r>
         <w:rPr>
-          <w:lang w:val="hi_IN" w:bidi="hi_IN"/>
-        </w:rPr>
-        <w:t>בְ⁠קִרְבָּ֔⁠הּ אֲרָי֖וֹת שֹֽׁאֲגִ֑ים</w:t>
-      </w:r>
-    </w:p>
-    <w:p>
-      <w:pPr/>
-      <w:r>
-        <w:rPr>
-          <w:lang w:val="hi_IN" w:bidi="hi_IN"/>
-        </w:rPr>
-      </w:r>
-      <w:r>
-        <w:rPr>
           <w:b/>
           <w:lang w:val="hi_IN" w:bidi="hi_IN"/>
         </w:rPr>
@@ -26497,20 +23674,6 @@
       </w:r>
       <w:r>
         <w:rPr>
-          <w:lang w:val="hi_IN" w:bidi="hi_IN"/>
-        </w:rPr>
-        <w:t>זְאֵ֣בֵי עֶ֔רֶב</w:t>
-      </w:r>
-    </w:p>
-    <w:p>
-      <w:pPr/>
-      <w:r>
-        <w:rPr>
-          <w:lang w:val="hi_IN" w:bidi="hi_IN"/>
-        </w:rPr>
-      </w:r>
-      <w:r>
-        <w:rPr>
           <w:b/>
           <w:lang w:val="hi_IN" w:bidi="hi_IN"/>
         </w:rPr>
@@ -26647,20 +23810,6 @@
       </w:r>
       <w:r>
         <w:rPr>
-          <w:lang w:val="hi_IN" w:bidi="hi_IN"/>
-        </w:rPr>
-        <w:t>לֹ֥א גָרְמ֖וּ לַ⁠בֹּֽקֶר</w:t>
-      </w:r>
-    </w:p>
-    <w:p>
-      <w:pPr/>
-      <w:r>
-        <w:rPr>
-          <w:lang w:val="hi_IN" w:bidi="hi_IN"/>
-        </w:rPr>
-      </w:r>
-      <w:r>
-        <w:rPr>
           <w:b/>
           <w:lang w:val="hi_IN" w:bidi="hi_IN"/>
         </w:rPr>
@@ -26797,20 +23946,6 @@
       </w:r>
       <w:r>
         <w:rPr>
-          <w:lang w:val="hi_IN" w:bidi="hi_IN"/>
-        </w:rPr>
-        <w:t>פֹּֽחֲזִ֔ים</w:t>
-      </w:r>
-    </w:p>
-    <w:p>
-      <w:pPr/>
-      <w:r>
-        <w:rPr>
-          <w:lang w:val="hi_IN" w:bidi="hi_IN"/>
-        </w:rPr>
-      </w:r>
-      <w:r>
-        <w:rPr>
           <w:b/>
           <w:lang w:val="hi_IN" w:bidi="hi_IN"/>
         </w:rPr>
@@ -26959,20 +24094,6 @@
       </w:r>
       <w:r>
         <w:rPr>
-          <w:lang w:val="hi_IN" w:bidi="hi_IN"/>
-        </w:rPr>
-        <w:t>אַנְשֵׁ֖י בֹּֽגְד֑וֹת</w:t>
-      </w:r>
-    </w:p>
-    <w:p>
-      <w:pPr/>
-      <w:r>
-        <w:rPr>
-          <w:lang w:val="hi_IN" w:bidi="hi_IN"/>
-        </w:rPr>
-      </w:r>
-      <w:r>
-        <w:rPr>
           <w:b/>
           <w:lang w:val="hi_IN" w:bidi="hi_IN"/>
         </w:rPr>
@@ -27096,20 +24217,6 @@
       </w:r>
       <w:r>
         <w:rPr>
-          <w:lang w:val="hi_IN" w:bidi="hi_IN"/>
-        </w:rPr>
-        <w:t>אַנְשֵׁ֖י בֹּֽגְד֑וֹת</w:t>
-      </w:r>
-    </w:p>
-    <w:p>
-      <w:pPr/>
-      <w:r>
-        <w:rPr>
-          <w:lang w:val="hi_IN" w:bidi="hi_IN"/>
-        </w:rPr>
-      </w:r>
-      <w:r>
-        <w:rPr>
           <w:b/>
           <w:lang w:val="hi_IN" w:bidi="hi_IN"/>
         </w:rPr>
@@ -27218,20 +24325,6 @@
       </w:r>
       <w:r>
         <w:rPr>
-          <w:lang w:val="hi_IN" w:bidi="hi_IN"/>
-        </w:rPr>
-        <w:t>חִלְּלוּ־קֹ֔דֶשׁ</w:t>
-      </w:r>
-    </w:p>
-    <w:p>
-      <w:pPr/>
-      <w:r>
-        <w:rPr>
-          <w:lang w:val="hi_IN" w:bidi="hi_IN"/>
-        </w:rPr>
-      </w:r>
-      <w:r>
-        <w:rPr>
           <w:b/>
           <w:lang w:val="hi_IN" w:bidi="hi_IN"/>
         </w:rPr>
@@ -27391,20 +24484,6 @@
       </w:r>
       <w:r>
         <w:rPr>
-          <w:lang w:val="hi_IN" w:bidi="hi_IN"/>
-        </w:rPr>
-        <w:t>לֹ֥א יַעֲשֶׂ֖ה עַוְלָ֑ה</w:t>
-      </w:r>
-    </w:p>
-    <w:p>
-      <w:pPr/>
-      <w:r>
-        <w:rPr>
-          <w:lang w:val="hi_IN" w:bidi="hi_IN"/>
-        </w:rPr>
-      </w:r>
-      <w:r>
-        <w:rPr>
           <w:b/>
           <w:lang w:val="hi_IN" w:bidi="hi_IN"/>
         </w:rPr>
@@ -27528,20 +24607,6 @@
       </w:r>
       <w:r>
         <w:rPr>
-          <w:lang w:val="hi_IN" w:bidi="hi_IN"/>
-        </w:rPr>
-        <w:t>בַּ⁠בֹּ֨קֶר בַּ⁠בֹּ֜קֶר מִשְׁפָּט֨⁠וֹ יִתֵּ֤ן לָ⁠אוֹר֙ לֹ֣א נֶעְדָּ֔ר</w:t>
-      </w:r>
-    </w:p>
-    <w:p>
-      <w:pPr/>
-      <w:r>
-        <w:rPr>
-          <w:lang w:val="hi_IN" w:bidi="hi_IN"/>
-        </w:rPr>
-      </w:r>
-      <w:r>
-        <w:rPr>
           <w:b/>
           <w:lang w:val="hi_IN" w:bidi="hi_IN"/>
         </w:rPr>
@@ -27685,20 +24750,6 @@
       </w:r>
       <w:r>
         <w:rPr>
-          <w:lang w:val="hi_IN" w:bidi="hi_IN"/>
-        </w:rPr>
-        <w:t>בַּ⁠בֹּ֨קֶר בַּ⁠בֹּ֜קֶר</w:t>
-      </w:r>
-    </w:p>
-    <w:p>
-      <w:pPr/>
-      <w:r>
-        <w:rPr>
-          <w:lang w:val="hi_IN" w:bidi="hi_IN"/>
-        </w:rPr>
-      </w:r>
-      <w:r>
-        <w:rPr>
           <w:b/>
           <w:lang w:val="hi_IN" w:bidi="hi_IN"/>
         </w:rPr>
@@ -27833,20 +24884,6 @@
       </w:r>
       <w:r>
         <w:rPr>
-          <w:lang w:val="hi_IN" w:bidi="hi_IN"/>
-        </w:rPr>
-        <w:t>בַּ⁠בֹּ֨קֶר בַּ⁠בֹּ֜קֶר</w:t>
-      </w:r>
-    </w:p>
-    <w:p>
-      <w:pPr/>
-      <w:r>
-        <w:rPr>
-          <w:lang w:val="hi_IN" w:bidi="hi_IN"/>
-        </w:rPr>
-      </w:r>
-      <w:r>
-        <w:rPr>
           <w:b/>
           <w:lang w:val="hi_IN" w:bidi="hi_IN"/>
         </w:rPr>
@@ -27943,20 +24980,6 @@
       </w:r>
       <w:r>
         <w:rPr>
-          <w:lang w:val="hi_IN" w:bidi="hi_IN"/>
-        </w:rPr>
-        <w:t>מִשְׁפָּט֨⁠וֹ יִתֵּ֤ן</w:t>
-      </w:r>
-    </w:p>
-    <w:p>
-      <w:pPr/>
-      <w:r>
-        <w:rPr>
-          <w:lang w:val="hi_IN" w:bidi="hi_IN"/>
-        </w:rPr>
-      </w:r>
-      <w:r>
-        <w:rPr>
           <w:b/>
           <w:lang w:val="hi_IN" w:bidi="hi_IN"/>
         </w:rPr>
@@ -28067,20 +25090,6 @@
       </w:r>
       <w:r>
         <w:rPr>
-          <w:lang w:val="hi_IN" w:bidi="hi_IN"/>
-        </w:rPr>
-        <w:t>לֹ֣א נֶעְדָּ֔ר</w:t>
-      </w:r>
-    </w:p>
-    <w:p>
-      <w:pPr/>
-      <w:r>
-        <w:rPr>
-          <w:lang w:val="hi_IN" w:bidi="hi_IN"/>
-        </w:rPr>
-      </w:r>
-      <w:r>
-        <w:rPr>
           <w:b/>
           <w:lang w:val="hi_IN" w:bidi="hi_IN"/>
         </w:rPr>
@@ -28190,20 +25199,6 @@
       </w:r>
       <w:r>
         <w:rPr>
-          <w:lang w:val="hi_IN" w:bidi="hi_IN"/>
-        </w:rPr>
-        <w:t>לֹ֣א נֶעְדָּ֔ר</w:t>
-      </w:r>
-    </w:p>
-    <w:p>
-      <w:pPr/>
-      <w:r>
-        <w:rPr>
-          <w:lang w:val="hi_IN" w:bidi="hi_IN"/>
-        </w:rPr>
-      </w:r>
-      <w:r>
-        <w:rPr>
           <w:b/>
           <w:lang w:val="hi_IN" w:bidi="hi_IN"/>
         </w:rPr>
@@ -28313,20 +25308,6 @@
       </w:r>
       <w:r>
         <w:rPr>
-          <w:lang w:val="hi_IN" w:bidi="hi_IN"/>
-        </w:rPr>
-        <w:t>וְ⁠לֹֽא־יוֹדֵ֥עַ עַוָּ֖ל בֹּֽשֶׁת</w:t>
-      </w:r>
-    </w:p>
-    <w:p>
-      <w:pPr/>
-      <w:r>
-        <w:rPr>
-          <w:lang w:val="hi_IN" w:bidi="hi_IN"/>
-        </w:rPr>
-      </w:r>
-      <w:r>
-        <w:rPr>
           <w:b/>
           <w:lang w:val="hi_IN" w:bidi="hi_IN"/>
         </w:rPr>
@@ -28437,20 +25418,6 @@
       </w:r>
       <w:r>
         <w:rPr>
-          <w:lang w:val="hi_IN" w:bidi="hi_IN"/>
-        </w:rPr>
-        <w:t>וְ⁠לֹֽא־יוֹדֵ֥עַ עַוָּ֖ל בֹּֽשֶׁת</w:t>
-      </w:r>
-    </w:p>
-    <w:p>
-      <w:pPr/>
-      <w:r>
-        <w:rPr>
-          <w:lang w:val="hi_IN" w:bidi="hi_IN"/>
-        </w:rPr>
-      </w:r>
-      <w:r>
-        <w:rPr>
           <w:b/>
           <w:lang w:val="hi_IN" w:bidi="hi_IN"/>
         </w:rPr>
@@ -28561,20 +25528,6 @@
       </w:r>
       <w:r>
         <w:rPr>
-          <w:lang w:val="hi_IN" w:bidi="hi_IN"/>
-        </w:rPr>
-        <w:t>הִכְרַ֣תִּי גוֹיִ֗ם נָשַׁ֨מּוּ֙ פִּנּוֹתָ֔⁠ם הֶחֱרַ֥בְתִּי חֽוּצוֹתָ֖⁠ם</w:t>
-      </w:r>
-    </w:p>
-    <w:p>
-      <w:pPr/>
-      <w:r>
-        <w:rPr>
-          <w:lang w:val="hi_IN" w:bidi="hi_IN"/>
-        </w:rPr>
-      </w:r>
-      <w:r>
-        <w:rPr>
           <w:b/>
           <w:lang w:val="hi_IN" w:bidi="hi_IN"/>
         </w:rPr>
@@ -28684,20 +25637,6 @@
       </w:r>
       <w:r>
         <w:rPr>
-          <w:lang w:val="hi_IN" w:bidi="hi_IN"/>
-        </w:rPr>
-        <w:t>הִכְרַ֣תִּי גוֹיִ֗ם נָשַׁ֨מּוּ֙ פִּנּוֹתָ֔⁠ם הֶחֱרַ֥בְתִּי חֽוּצוֹתָ֖⁠ם</w:t>
-      </w:r>
-    </w:p>
-    <w:p>
-      <w:pPr/>
-      <w:r>
-        <w:rPr>
-          <w:lang w:val="hi_IN" w:bidi="hi_IN"/>
-        </w:rPr>
-      </w:r>
-      <w:r>
-        <w:rPr>
           <w:b/>
           <w:lang w:val="hi_IN" w:bidi="hi_IN"/>
         </w:rPr>
@@ -28795,20 +25734,6 @@
       </w:r>
       <w:r>
         <w:rPr>
-          <w:lang w:val="hi_IN" w:bidi="hi_IN"/>
-        </w:rPr>
-        <w:t>הִכְרַ֣תִּי</w:t>
-      </w:r>
-    </w:p>
-    <w:p>
-      <w:pPr/>
-      <w:r>
-        <w:rPr>
-          <w:lang w:val="hi_IN" w:bidi="hi_IN"/>
-        </w:rPr>
-      </w:r>
-      <w:r>
-        <w:rPr>
           <w:b/>
           <w:lang w:val="hi_IN" w:bidi="hi_IN"/>
         </w:rPr>
@@ -28836,7 +25761,7 @@
           <w:lang w:val="hi_IN" w:bidi="hi_IN"/>
         </w:rPr>
       </w:r>
-      <w:hyperlink r:id="rId28">
+      <w:hyperlink r:id="rId26">
         <w:r>
           <w:rPr>
             <w:lang w:val="hi_IN" w:bidi="hi_IN"/>
@@ -28930,20 +25855,6 @@
       </w:r>
       <w:r>
         <w:rPr>
-          <w:lang w:val="hi_IN" w:bidi="hi_IN"/>
-        </w:rPr>
-        <w:t>נָשַׁ֨מּוּ֙ פִּנּוֹתָ֔⁠ם</w:t>
-      </w:r>
-    </w:p>
-    <w:p>
-      <w:pPr/>
-      <w:r>
-        <w:rPr>
-          <w:lang w:val="hi_IN" w:bidi="hi_IN"/>
-        </w:rPr>
-      </w:r>
-      <w:r>
-        <w:rPr>
           <w:b/>
           <w:lang w:val="hi_IN" w:bidi="hi_IN"/>
         </w:rPr>
@@ -29041,20 +25952,6 @@
       </w:r>
       <w:r>
         <w:rPr>
-          <w:lang w:val="hi_IN" w:bidi="hi_IN"/>
-        </w:rPr>
-        <w:t>פִּנּוֹתָ֔⁠ם</w:t>
-      </w:r>
-    </w:p>
-    <w:p>
-      <w:pPr/>
-      <w:r>
-        <w:rPr>
-          <w:lang w:val="hi_IN" w:bidi="hi_IN"/>
-        </w:rPr>
-      </w:r>
-      <w:r>
-        <w:rPr>
           <w:b/>
           <w:lang w:val="hi_IN" w:bidi="hi_IN"/>
         </w:rPr>
@@ -29068,7 +25965,7 @@
           <w:lang w:val="hi_IN" w:bidi="hi_IN"/>
         </w:rPr>
       </w:r>
-      <w:hyperlink r:id="rId29">
+      <w:hyperlink r:id="rId27">
         <w:r>
           <w:rPr>
             <w:lang w:val="hi_IN" w:bidi="hi_IN"/>
@@ -29163,20 +26060,6 @@
       </w:r>
       <w:r>
         <w:rPr>
-          <w:lang w:val="hi_IN" w:bidi="hi_IN"/>
-        </w:rPr>
-        <w:t>נִצְדּ֧וּ עָרֵי⁠הֶ֛ם</w:t>
-      </w:r>
-    </w:p>
-    <w:p>
-      <w:pPr/>
-      <w:r>
-        <w:rPr>
-          <w:lang w:val="hi_IN" w:bidi="hi_IN"/>
-        </w:rPr>
-      </w:r>
-      <w:r>
-        <w:rPr>
           <w:b/>
           <w:lang w:val="hi_IN" w:bidi="hi_IN"/>
         </w:rPr>
@@ -29286,20 +26169,6 @@
       </w:r>
       <w:r>
         <w:rPr>
-          <w:lang w:val="hi_IN" w:bidi="hi_IN"/>
-        </w:rPr>
-        <w:t>מִ⁠בְּלִי־אִ֖ישׁ מֵ⁠אֵ֥ין יוֹשֵֽׁב</w:t>
-      </w:r>
-    </w:p>
-    <w:p>
-      <w:pPr/>
-      <w:r>
-        <w:rPr>
-          <w:lang w:val="hi_IN" w:bidi="hi_IN"/>
-        </w:rPr>
-      </w:r>
-      <w:r>
-        <w:rPr>
           <w:b/>
           <w:lang w:val="hi_IN" w:bidi="hi_IN"/>
         </w:rPr>
@@ -29397,20 +26266,6 @@
       </w:r>
       <w:r>
         <w:rPr>
-          <w:lang w:val="hi_IN" w:bidi="hi_IN"/>
-        </w:rPr>
-        <w:t>אָמַ֜רְתִּי אַךְ־תִּירְאִ֤י אוֹתִ⁠י֙ תִּקְחִ֣י מוּסָ֔ר וְ⁠לֹֽא־יִכָּרֵ֣ת מְעוֹנָ֔⁠הּ כֹּ֥ל אֲשֶׁר־פָּקַ֖דְתִּי עָלֶ֑י⁠הָ</w:t>
-      </w:r>
-    </w:p>
-    <w:p>
-      <w:pPr/>
-      <w:r>
-        <w:rPr>
-          <w:lang w:val="hi_IN" w:bidi="hi_IN"/>
-        </w:rPr>
-      </w:r>
-      <w:r>
-        <w:rPr>
           <w:b/>
           <w:lang w:val="hi_IN" w:bidi="hi_IN"/>
         </w:rPr>
@@ -29508,20 +26363,6 @@
       </w:r>
       <w:r>
         <w:rPr>
-          <w:lang w:val="hi_IN" w:bidi="hi_IN"/>
-        </w:rPr>
-        <w:t>אָמַ֜רְתִּי אַךְ־תִּירְאִ֤י אוֹתִ⁠י֙ תִּקְחִ֣י מוּסָ֔ר וְ⁠לֹֽא־יִכָּרֵ֣ת מְעוֹנָ֔⁠הּ כֹּ֥ל אֲשֶׁר־פָּקַ֖דְתִּי עָלֶ֑י⁠הָ</w:t>
-      </w:r>
-    </w:p>
-    <w:p>
-      <w:pPr/>
-      <w:r>
-        <w:rPr>
-          <w:lang w:val="hi_IN" w:bidi="hi_IN"/>
-        </w:rPr>
-      </w:r>
-      <w:r>
-        <w:rPr>
           <w:b/>
           <w:lang w:val="hi_IN" w:bidi="hi_IN"/>
         </w:rPr>
@@ -29619,20 +26460,6 @@
       </w:r>
       <w:r>
         <w:rPr>
-          <w:lang w:val="hi_IN" w:bidi="hi_IN"/>
-        </w:rPr>
-        <w:t>אָמַ֜רְתִּי אַךְ־תִּירְאִ֤י אוֹתִ⁠י֙ תִּקְחִ֣י מוּסָ֔ר וְ⁠לֹֽא־יִכָּרֵ֣ת מְעוֹנָ֔⁠הּ כֹּ֥ל אֲשֶׁר־פָּקַ֖דְתִּי עָלֶ֑י⁠הָ</w:t>
-      </w:r>
-    </w:p>
-    <w:p>
-      <w:pPr/>
-      <w:r>
-        <w:rPr>
-          <w:lang w:val="hi_IN" w:bidi="hi_IN"/>
-        </w:rPr>
-      </w:r>
-      <w:r>
-        <w:rPr>
           <w:b/>
           <w:lang w:val="hi_IN" w:bidi="hi_IN"/>
         </w:rPr>
@@ -29692,7 +26519,7 @@
         </w:rPr>
         <w:t xml:space="preserve">कर सकती है। वास्तव में, वह यरूशलेम में रहने वाले लोगों से और उनके बारे में बात कर रहे हैं। यदि आपकी भाषा में यह सहायक हो, तो आप अर्थ को स्पष्ट रूप से बता सकते हैं। </w:t>
       </w:r>
-      <w:hyperlink r:id="rId30">
+      <w:hyperlink r:id="rId28">
         <w:r>
           <w:rPr>
             <w:lang w:val="hi_IN" w:bidi="hi_IN"/>
@@ -29774,20 +26601,6 @@
       </w:r>
       <w:r>
         <w:rPr>
-          <w:lang w:val="hi_IN" w:bidi="hi_IN"/>
-        </w:rPr>
-        <w:t>כֹּ֥ל אֲשֶׁר־פָּקַ֖דְתִּי עָלֶ֑י⁠הָ</w:t>
-      </w:r>
-    </w:p>
-    <w:p>
-      <w:pPr/>
-      <w:r>
-        <w:rPr>
-          <w:lang w:val="hi_IN" w:bidi="hi_IN"/>
-        </w:rPr>
-      </w:r>
-      <w:r>
-        <w:rPr>
           <w:b/>
           <w:lang w:val="hi_IN" w:bidi="hi_IN"/>
         </w:rPr>
@@ -29815,7 +26628,7 @@
           <w:lang w:val="hi_IN" w:bidi="hi_IN"/>
         </w:rPr>
       </w:r>
-      <w:hyperlink r:id="rId20">
+      <w:hyperlink r:id="rId18">
         <w:r>
           <w:rPr>
             <w:lang w:val="hi_IN" w:bidi="hi_IN"/>
@@ -29909,20 +26722,6 @@
       </w:r>
       <w:r>
         <w:rPr>
-          <w:lang w:val="hi_IN" w:bidi="hi_IN"/>
-        </w:rPr>
-        <w:t>הִשְׁכִּ֣ימוּ הִשְׁחִ֔יתוּ כֹּ֖ל עֲלִילוֹתָֽ⁠ם</w:t>
-      </w:r>
-    </w:p>
-    <w:p>
-      <w:pPr/>
-      <w:r>
-        <w:rPr>
-          <w:lang w:val="hi_IN" w:bidi="hi_IN"/>
-        </w:rPr>
-      </w:r>
-      <w:r>
-        <w:rPr>
           <w:b/>
           <w:lang w:val="hi_IN" w:bidi="hi_IN"/>
         </w:rPr>
@@ -30033,20 +26832,6 @@
       </w:r>
       <w:r>
         <w:rPr>
-          <w:lang w:val="hi_IN" w:bidi="hi_IN"/>
-        </w:rPr>
-        <w:t>הִשְׁכִּ֣ימוּ הִשְׁחִ֔יתוּ כֹּ֖ל עֲלִילוֹתָֽ⁠ם</w:t>
-      </w:r>
-    </w:p>
-    <w:p>
-      <w:pPr/>
-      <w:r>
-        <w:rPr>
-          <w:lang w:val="hi_IN" w:bidi="hi_IN"/>
-        </w:rPr>
-      </w:r>
-      <w:r>
-        <w:rPr>
           <w:b/>
           <w:lang w:val="hi_IN" w:bidi="hi_IN"/>
         </w:rPr>
@@ -30183,7 +26968,7 @@
           <w:lang w:val="hi_IN" w:bidi="hi_IN"/>
         </w:rPr>
       </w:r>
-      <w:hyperlink r:id="rId23">
+      <w:hyperlink r:id="rId21">
         <w:r>
           <w:rPr>
             <w:lang w:val="hi_IN" w:bidi="hi_IN"/>
@@ -30201,7 +26986,7 @@
         </w:rPr>
         <w:t xml:space="preserve">, </w:t>
       </w:r>
-      <w:hyperlink r:id="rId28">
+      <w:hyperlink r:id="rId26">
         <w:r>
           <w:rPr>
             <w:lang w:val="hi_IN" w:bidi="hi_IN"/>
@@ -30219,7 +27004,7 @@
         </w:rPr>
         <w:t xml:space="preserve">, </w:t>
       </w:r>
-      <w:hyperlink r:id="rId31">
+      <w:hyperlink r:id="rId29">
         <w:r>
           <w:rPr>
             <w:lang w:val="hi_IN" w:bidi="hi_IN"/>
@@ -30237,7 +27022,7 @@
         </w:rPr>
         <w:t xml:space="preserve">, और </w:t>
       </w:r>
-      <w:hyperlink r:id="rId24">
+      <w:hyperlink r:id="rId22">
         <w:r>
           <w:rPr>
             <w:lang w:val="hi_IN" w:bidi="hi_IN"/>
@@ -30343,20 +27128,6 @@
       </w:r>
       <w:r>
         <w:rPr>
-          <w:lang w:val="hi_IN" w:bidi="hi_IN"/>
-        </w:rPr>
-        <w:t>לָ⁠כֵ֤ן חַכּוּ־לִ⁠י֙ נְאֻם־יְהוָ֔ה לְ⁠י֖וֹם קוּמִ֣⁠י לְ⁠עַ֑ד</w:t>
-      </w:r>
-    </w:p>
-    <w:p>
-      <w:pPr/>
-      <w:r>
-        <w:rPr>
-          <w:lang w:val="hi_IN" w:bidi="hi_IN"/>
-        </w:rPr>
-      </w:r>
-      <w:r>
-        <w:rPr>
           <w:b/>
           <w:lang w:val="hi_IN" w:bidi="hi_IN"/>
         </w:rPr>
@@ -30470,7 +27241,7 @@
         </w:rPr>
         <w:t xml:space="preserve">" जिन्हें सपन्याह </w:t>
       </w:r>
-      <w:hyperlink r:id="rId32">
+      <w:hyperlink r:id="rId30">
         <w:r>
           <w:rPr>
             <w:lang w:val="hi_IN" w:bidi="hi_IN"/>
@@ -30565,20 +27336,6 @@
       </w:r>
       <w:r>
         <w:rPr>
-          <w:lang w:val="hi_IN" w:bidi="hi_IN"/>
-        </w:rPr>
-        <w:t>לְ⁠י֖וֹם קוּמִ֣⁠י</w:t>
-      </w:r>
-    </w:p>
-    <w:p>
-      <w:pPr/>
-      <w:r>
-        <w:rPr>
-          <w:lang w:val="hi_IN" w:bidi="hi_IN"/>
-        </w:rPr>
-      </w:r>
-      <w:r>
-        <w:rPr>
           <w:b/>
           <w:lang w:val="hi_IN" w:bidi="hi_IN"/>
         </w:rPr>
@@ -30689,20 +27446,6 @@
       </w:r>
       <w:r>
         <w:rPr>
-          <w:lang w:val="hi_IN" w:bidi="hi_IN"/>
-        </w:rPr>
-        <w:t>לְ⁠עַ֑ד</w:t>
-      </w:r>
-    </w:p>
-    <w:p>
-      <w:pPr/>
-      <w:r>
-        <w:rPr>
-          <w:lang w:val="hi_IN" w:bidi="hi_IN"/>
-        </w:rPr>
-      </w:r>
-      <w:r>
-        <w:rPr>
           <w:b/>
           <w:lang w:val="hi_IN" w:bidi="hi_IN"/>
         </w:rPr>
@@ -30787,7 +27530,7 @@
         </w:rPr>
         <w:t xml:space="preserve"> (</w:t>
       </w:r>
-      <w:hyperlink r:id="rId33">
+      <w:hyperlink r:id="rId31">
         <w:r>
           <w:rPr>
             <w:lang w:val="hi_IN" w:bidi="hi_IN"/>
@@ -30893,20 +27636,6 @@
       </w:r>
       <w:r>
         <w:rPr>
-          <w:lang w:val="hi_IN" w:bidi="hi_IN"/>
-        </w:rPr>
-        <w:t>לְ⁠עַ֑ד</w:t>
-      </w:r>
-    </w:p>
-    <w:p>
-      <w:pPr/>
-      <w:r>
-        <w:rPr>
-          <w:lang w:val="hi_IN" w:bidi="hi_IN"/>
-        </w:rPr>
-      </w:r>
-      <w:r>
-        <w:rPr>
           <w:b/>
           <w:lang w:val="hi_IN" w:bidi="hi_IN"/>
         </w:rPr>
@@ -31043,20 +27772,6 @@
       </w:r>
       <w:r>
         <w:rPr>
-          <w:lang w:val="hi_IN" w:bidi="hi_IN"/>
-        </w:rPr>
-        <w:t>לִ⁠שְׁפֹּ֨ךְ עֲלֵי⁠הֶ֤ם זַעְמִ⁠י֙</w:t>
-      </w:r>
-    </w:p>
-    <w:p>
-      <w:pPr/>
-      <w:r>
-        <w:rPr>
-          <w:lang w:val="hi_IN" w:bidi="hi_IN"/>
-        </w:rPr>
-      </w:r>
-      <w:r>
-        <w:rPr>
           <w:b/>
           <w:lang w:val="hi_IN" w:bidi="hi_IN"/>
         </w:rPr>
@@ -31192,20 +27907,6 @@
       </w:r>
       <w:r>
         <w:rPr>
-          <w:lang w:val="hi_IN" w:bidi="hi_IN"/>
-        </w:rPr>
-        <w:t>כֹּ֚ל חֲר֣וֹן אַפִּ֔⁠י</w:t>
-      </w:r>
-    </w:p>
-    <w:p>
-      <w:pPr/>
-      <w:r>
-        <w:rPr>
-          <w:lang w:val="hi_IN" w:bidi="hi_IN"/>
-        </w:rPr>
-      </w:r>
-      <w:r>
-        <w:rPr>
           <w:b/>
           <w:lang w:val="hi_IN" w:bidi="hi_IN"/>
         </w:rPr>
@@ -31272,7 +27973,7 @@
         </w:rPr>
         <w:t xml:space="preserve"> का एक और वर्णन है। </w:t>
       </w:r>
-      <w:hyperlink r:id="rId34">
+      <w:hyperlink r:id="rId32">
         <w:r>
           <w:rPr>
             <w:lang w:val="hi_IN" w:bidi="hi_IN"/>
@@ -31354,20 +28055,6 @@
       </w:r>
       <w:r>
         <w:rPr>
-          <w:lang w:val="hi_IN" w:bidi="hi_IN"/>
-        </w:rPr>
-        <w:t>בְּ⁠אֵ֣שׁ קִנְאָתִ֔⁠י תֵּאָכֵ֖ל כָּל־הָ⁠אָֽרֶץ</w:t>
-      </w:r>
-    </w:p>
-    <w:p>
-      <w:pPr/>
-      <w:r>
-        <w:rPr>
-          <w:lang w:val="hi_IN" w:bidi="hi_IN"/>
-        </w:rPr>
-      </w:r>
-      <w:r>
-        <w:rPr>
           <w:b/>
           <w:lang w:val="hi_IN" w:bidi="hi_IN"/>
         </w:rPr>
@@ -31387,7 +28074,7 @@
         </w:rPr>
         <w:t xml:space="preserve">देखें कि आपने </w:t>
       </w:r>
-      <w:hyperlink r:id="rId19">
+      <w:hyperlink r:id="rId17">
         <w:r>
           <w:rPr>
             <w:lang w:val="hi_IN" w:bidi="hi_IN"/>
@@ -31469,20 +28156,6 @@
       </w:r>
       <w:r>
         <w:rPr>
-          <w:lang w:val="hi_IN" w:bidi="hi_IN"/>
-        </w:rPr>
-        <w:t>כִּֽי &amp; אֶהְפֹּ֥ךְ אֶל־עַמִּ֖ים שָׂפָ֣ה בְרוּרָ֑ה לִ⁠קְרֹ֤א כֻלָּ⁠ם֙ בְּ⁠שֵׁ֣ם יְהוָ֔ה</w:t>
-      </w:r>
-    </w:p>
-    <w:p>
-      <w:pPr/>
-      <w:r>
-        <w:rPr>
-          <w:lang w:val="hi_IN" w:bidi="hi_IN"/>
-        </w:rPr>
-      </w:r>
-      <w:r>
-        <w:rPr>
           <w:b/>
           <w:lang w:val="hi_IN" w:bidi="hi_IN"/>
         </w:rPr>
@@ -31593,20 +28266,6 @@
       </w:r>
       <w:r>
         <w:rPr>
-          <w:lang w:val="hi_IN" w:bidi="hi_IN"/>
-        </w:rPr>
-        <w:t>כִּֽי &amp; אֶהְפֹּ֥ךְ אֶל־עַמִּ֖ים שָׂפָ֣ה בְרוּרָ֑ה</w:t>
-      </w:r>
-    </w:p>
-    <w:p>
-      <w:pPr/>
-      <w:r>
-        <w:rPr>
-          <w:lang w:val="hi_IN" w:bidi="hi_IN"/>
-        </w:rPr>
-      </w:r>
-      <w:r>
-        <w:rPr>
           <w:b/>
           <w:lang w:val="hi_IN" w:bidi="hi_IN"/>
         </w:rPr>
@@ -31717,20 +28376,6 @@
       </w:r>
       <w:r>
         <w:rPr>
-          <w:lang w:val="hi_IN" w:bidi="hi_IN"/>
-        </w:rPr>
-        <w:t>לִ⁠קְרֹ֤א כֻלָּ⁠ם֙ בְּ⁠שֵׁ֣ם יְהוָ֔ה</w:t>
-      </w:r>
-    </w:p>
-    <w:p>
-      <w:pPr/>
-      <w:r>
-        <w:rPr>
-          <w:lang w:val="hi_IN" w:bidi="hi_IN"/>
-        </w:rPr>
-      </w:r>
-      <w:r>
-        <w:rPr>
           <w:b/>
           <w:lang w:val="hi_IN" w:bidi="hi_IN"/>
         </w:rPr>
@@ -31853,20 +28498,6 @@
       </w:r>
       <w:r>
         <w:rPr>
-          <w:lang w:val="hi_IN" w:bidi="hi_IN"/>
-        </w:rPr>
-        <w:t>בְּ⁠שֵׁ֣ם יְהוָ֔ה לְ⁠עָבְד֖⁠וֹ</w:t>
-      </w:r>
-    </w:p>
-    <w:p>
-      <w:pPr/>
-      <w:r>
-        <w:rPr>
-          <w:lang w:val="hi_IN" w:bidi="hi_IN"/>
-        </w:rPr>
-      </w:r>
-      <w:r>
-        <w:rPr>
           <w:b/>
           <w:lang w:val="hi_IN" w:bidi="hi_IN"/>
         </w:rPr>
@@ -31950,20 +28581,6 @@
       </w:r>
       <w:r>
         <w:rPr>
-          <w:lang w:val="hi_IN" w:bidi="hi_IN"/>
-        </w:rPr>
-        <w:t>שְׁכֶ֥ם אֶחָֽד</w:t>
-      </w:r>
-    </w:p>
-    <w:p>
-      <w:pPr/>
-      <w:r>
-        <w:rPr>
-          <w:lang w:val="hi_IN" w:bidi="hi_IN"/>
-        </w:rPr>
-      </w:r>
-      <w:r>
-        <w:rPr>
           <w:b/>
           <w:lang w:val="hi_IN" w:bidi="hi_IN"/>
         </w:rPr>
@@ -32061,20 +28678,6 @@
       </w:r>
       <w:r>
         <w:rPr>
-          <w:lang w:val="hi_IN" w:bidi="hi_IN"/>
-        </w:rPr>
-        <w:t>מֵ⁠עֵ֖בֶר לְ⁠נַֽהֲרֵי־כ֑וּשׁ</w:t>
-      </w:r>
-    </w:p>
-    <w:p>
-      <w:pPr/>
-      <w:r>
-        <w:rPr>
-          <w:lang w:val="hi_IN" w:bidi="hi_IN"/>
-        </w:rPr>
-      </w:r>
-      <w:r>
-        <w:rPr>
           <w:b/>
           <w:lang w:val="hi_IN" w:bidi="hi_IN"/>
         </w:rPr>
@@ -32171,20 +28774,6 @@
       </w:r>
       <w:r>
         <w:rPr>
-          <w:lang w:val="hi_IN" w:bidi="hi_IN"/>
-        </w:rPr>
-        <w:t>בַּת־פוּצַ֔⁠י</w:t>
-      </w:r>
-    </w:p>
-    <w:p>
-      <w:pPr/>
-      <w:r>
-        <w:rPr>
-          <w:lang w:val="hi_IN" w:bidi="hi_IN"/>
-        </w:rPr>
-      </w:r>
-      <w:r>
-        <w:rPr>
           <w:b/>
           <w:lang w:val="hi_IN" w:bidi="hi_IN"/>
         </w:rPr>
@@ -32321,20 +28910,6 @@
       </w:r>
       <w:r>
         <w:rPr>
-          <w:lang w:val="hi_IN" w:bidi="hi_IN"/>
-        </w:rPr>
-        <w:t>בַּת־פוּצַ֔⁠י</w:t>
-      </w:r>
-    </w:p>
-    <w:p>
-      <w:pPr/>
-      <w:r>
-        <w:rPr>
-          <w:lang w:val="hi_IN" w:bidi="hi_IN"/>
-        </w:rPr>
-      </w:r>
-      <w:r>
-        <w:rPr>
           <w:b/>
           <w:lang w:val="hi_IN" w:bidi="hi_IN"/>
         </w:rPr>
@@ -32445,20 +29020,6 @@
       </w:r>
       <w:r>
         <w:rPr>
-          <w:lang w:val="hi_IN" w:bidi="hi_IN"/>
-        </w:rPr>
-        <w:t>יוֹבִל֖וּ⁠ן מִנְחָתִֽ⁠י</w:t>
-      </w:r>
-    </w:p>
-    <w:p>
-      <w:pPr/>
-      <w:r>
-        <w:rPr>
-          <w:lang w:val="hi_IN" w:bidi="hi_IN"/>
-        </w:rPr>
-      </w:r>
-      <w:r>
-        <w:rPr>
           <w:b/>
           <w:lang w:val="hi_IN" w:bidi="hi_IN"/>
         </w:rPr>
@@ -32606,20 +29167,6 @@
       </w:r>
       <w:r>
         <w:rPr>
-          <w:lang w:val="hi_IN" w:bidi="hi_IN"/>
-        </w:rPr>
-        <w:t>לֹ֤א תֵב֨וֹשִׁי֙ &amp; עֲלִילֹתַ֔יִ⁠ךְ</w:t>
-      </w:r>
-    </w:p>
-    <w:p>
-      <w:pPr/>
-      <w:r>
-        <w:rPr>
-          <w:lang w:val="hi_IN" w:bidi="hi_IN"/>
-        </w:rPr>
-      </w:r>
-      <w:r>
-        <w:rPr>
           <w:b/>
           <w:lang w:val="hi_IN" w:bidi="hi_IN"/>
         </w:rPr>
@@ -32679,7 +29226,7 @@
         </w:rPr>
         <w:t xml:space="preserve"> शब्द एकवचन हैं क्योंकि यहोवा यरूशलेम नगर से ऐसे बात कर रहे हैं जैसे वह एक व्यक्ति हो, जैसा कि उन्होंने </w:t>
       </w:r>
-      <w:hyperlink r:id="rId35">
+      <w:hyperlink r:id="rId33">
         <w:r>
           <w:rPr>
             <w:lang w:val="hi_IN" w:bidi="hi_IN"/>
@@ -32773,20 +29320,6 @@
       </w:r>
       <w:r>
         <w:rPr>
-          <w:lang w:val="hi_IN" w:bidi="hi_IN"/>
-        </w:rPr>
-        <w:t>עַלִּיזֵי֙ גַּאֲוָתֵ֔⁠ךְ</w:t>
-      </w:r>
-    </w:p>
-    <w:p>
-      <w:pPr/>
-      <w:r>
-        <w:rPr>
-          <w:lang w:val="hi_IN" w:bidi="hi_IN"/>
-        </w:rPr>
-      </w:r>
-      <w:r>
-        <w:rPr>
           <w:b/>
           <w:lang w:val="hi_IN" w:bidi="hi_IN"/>
         </w:rPr>
@@ -32897,20 +29430,6 @@
       </w:r>
       <w:r>
         <w:rPr>
-          <w:lang w:val="hi_IN" w:bidi="hi_IN"/>
-        </w:rPr>
-        <w:t>בְ⁠קִרְבֵּ֔⁠ךְ</w:t>
-      </w:r>
-    </w:p>
-    <w:p>
-      <w:pPr/>
-      <w:r>
-        <w:rPr>
-          <w:lang w:val="hi_IN" w:bidi="hi_IN"/>
-        </w:rPr>
-      </w:r>
-      <w:r>
-        <w:rPr>
           <w:b/>
           <w:lang w:val="hi_IN" w:bidi="hi_IN"/>
         </w:rPr>
@@ -33008,20 +29527,6 @@
       </w:r>
       <w:r>
         <w:rPr>
-          <w:lang w:val="hi_IN" w:bidi="hi_IN"/>
-        </w:rPr>
-        <w:t>עַ֥ם עָנִ֖י וָ⁠דָ֑ל</w:t>
-      </w:r>
-    </w:p>
-    <w:p>
-      <w:pPr/>
-      <w:r>
-        <w:rPr>
-          <w:lang w:val="hi_IN" w:bidi="hi_IN"/>
-        </w:rPr>
-      </w:r>
-      <w:r>
-        <w:rPr>
           <w:b/>
           <w:lang w:val="hi_IN" w:bidi="hi_IN"/>
         </w:rPr>
@@ -33151,20 +29656,6 @@
       </w:r>
       <w:r>
         <w:rPr>
-          <w:lang w:val="hi_IN" w:bidi="hi_IN"/>
-        </w:rPr>
-        <w:t>וְ⁠חָס֖וּ בְּ⁠שֵׁ֥ם יְהוָֽה</w:t>
-      </w:r>
-    </w:p>
-    <w:p>
-      <w:pPr/>
-      <w:r>
-        <w:rPr>
-          <w:lang w:val="hi_IN" w:bidi="hi_IN"/>
-        </w:rPr>
-      </w:r>
-      <w:r>
-        <w:rPr>
           <w:b/>
           <w:lang w:val="hi_IN" w:bidi="hi_IN"/>
         </w:rPr>
@@ -33274,20 +29765,6 @@
       </w:r>
       <w:r>
         <w:rPr>
-          <w:lang w:val="hi_IN" w:bidi="hi_IN"/>
-        </w:rPr>
-        <w:t>וְ⁠חָס֖וּ בְּ⁠שֵׁ֥ם יְהוָֽה</w:t>
-      </w:r>
-    </w:p>
-    <w:p>
-      <w:pPr/>
-      <w:r>
-        <w:rPr>
-          <w:lang w:val="hi_IN" w:bidi="hi_IN"/>
-        </w:rPr>
-      </w:r>
-      <w:r>
-        <w:rPr>
           <w:b/>
           <w:lang w:val="hi_IN" w:bidi="hi_IN"/>
         </w:rPr>
@@ -33410,20 +29887,6 @@
       </w:r>
       <w:r>
         <w:rPr>
-          <w:lang w:val="hi_IN" w:bidi="hi_IN"/>
-        </w:rPr>
-        <w:t>וְ⁠לֹא־יְדַבְּר֣וּ כָזָ֔ב וְ⁠לֹֽא־יִמָּצֵ֥א בְּ⁠פִי⁠הֶ֖ם לְשׁ֣וֹן תַּרְמִ֑ית</w:t>
-      </w:r>
-    </w:p>
-    <w:p>
-      <w:pPr/>
-      <w:r>
-        <w:rPr>
-          <w:lang w:val="hi_IN" w:bidi="hi_IN"/>
-        </w:rPr>
-      </w:r>
-      <w:r>
-        <w:rPr>
           <w:b/>
           <w:lang w:val="hi_IN" w:bidi="hi_IN"/>
         </w:rPr>
@@ -33539,20 +30002,6 @@
       </w:r>
       <w:r>
         <w:rPr>
-          <w:lang w:val="hi_IN" w:bidi="hi_IN"/>
-        </w:rPr>
-        <w:t>וְ⁠לֹא־יְדַבְּר֣וּ כָזָ֔ב וְ⁠לֹֽא־יִמָּצֵ֥א בְּ⁠פִי⁠הֶ֖ם לְשׁ֣וֹן תַּרְמִ֑ית</w:t>
-      </w:r>
-    </w:p>
-    <w:p>
-      <w:pPr/>
-      <w:r>
-        <w:rPr>
-          <w:lang w:val="hi_IN" w:bidi="hi_IN"/>
-        </w:rPr>
-      </w:r>
-      <w:r>
-        <w:rPr>
           <w:b/>
           <w:lang w:val="hi_IN" w:bidi="hi_IN"/>
         </w:rPr>
@@ -33675,20 +30124,6 @@
       </w:r>
       <w:r>
         <w:rPr>
-          <w:lang w:val="hi_IN" w:bidi="hi_IN"/>
-        </w:rPr>
-        <w:t>וְ⁠לֹֽא־יִמָּצֵ֥א בְּ⁠פִי⁠הֶ֖ם לְשׁ֣וֹן תַּרְמִ֑ית</w:t>
-      </w:r>
-    </w:p>
-    <w:p>
-      <w:pPr/>
-      <w:r>
-        <w:rPr>
-          <w:lang w:val="hi_IN" w:bidi="hi_IN"/>
-        </w:rPr>
-      </w:r>
-      <w:r>
-        <w:rPr>
           <w:b/>
           <w:lang w:val="hi_IN" w:bidi="hi_IN"/>
         </w:rPr>
@@ -33810,20 +30245,6 @@
       </w:r>
       <w:r>
         <w:rPr>
-          <w:lang w:val="hi_IN" w:bidi="hi_IN"/>
-        </w:rPr>
-        <w:t>וְ⁠לֹֽא־יִמָּצֵ֥א בְּ⁠פִי⁠הֶ֖ם לְשׁ֣וֹן תַּרְמִ֑ית</w:t>
-      </w:r>
-    </w:p>
-    <w:p>
-      <w:pPr/>
-      <w:r>
-        <w:rPr>
-          <w:lang w:val="hi_IN" w:bidi="hi_IN"/>
-        </w:rPr>
-      </w:r>
-      <w:r>
-        <w:rPr>
           <w:b/>
           <w:lang w:val="hi_IN" w:bidi="hi_IN"/>
         </w:rPr>
@@ -33947,20 +30368,6 @@
       </w:r>
       <w:r>
         <w:rPr>
-          <w:lang w:val="hi_IN" w:bidi="hi_IN"/>
-        </w:rPr>
-        <w:t>וְ⁠לֹֽא־יִמָּצֵ֥א בְּ⁠פִי⁠הֶ֖ם לְשׁ֣וֹן תַּרְמִ֑ית</w:t>
-      </w:r>
-    </w:p>
-    <w:p>
-      <w:pPr/>
-      <w:r>
-        <w:rPr>
-          <w:lang w:val="hi_IN" w:bidi="hi_IN"/>
-        </w:rPr>
-      </w:r>
-      <w:r>
-        <w:rPr>
           <w:b/>
           <w:lang w:val="hi_IN" w:bidi="hi_IN"/>
         </w:rPr>
@@ -34084,20 +30491,6 @@
       </w:r>
       <w:r>
         <w:rPr>
-          <w:lang w:val="hi_IN" w:bidi="hi_IN"/>
-        </w:rPr>
-        <w:t>כִּֽי־הֵ֛מָּה יִרְע֥וּ וְ⁠רָבְצ֖וּ וְ⁠אֵ֥ין מַחֲרִֽיד</w:t>
-      </w:r>
-    </w:p>
-    <w:p>
-      <w:pPr/>
-      <w:r>
-        <w:rPr>
-          <w:lang w:val="hi_IN" w:bidi="hi_IN"/>
-        </w:rPr>
-      </w:r>
-      <w:r>
-        <w:rPr>
           <w:b/>
           <w:lang w:val="hi_IN" w:bidi="hi_IN"/>
         </w:rPr>
@@ -34195,20 +30588,6 @@
       </w:r>
       <w:r>
         <w:rPr>
-          <w:lang w:val="hi_IN" w:bidi="hi_IN"/>
-        </w:rPr>
-        <w:t>כִּֽי־הֵ֛מָּה יִרְע֥וּ וְ⁠רָבְצ֖וּ וְ⁠אֵ֥ין מַחֲרִֽיד</w:t>
-      </w:r>
-    </w:p>
-    <w:p>
-      <w:pPr/>
-      <w:r>
-        <w:rPr>
-          <w:lang w:val="hi_IN" w:bidi="hi_IN"/>
-        </w:rPr>
-      </w:r>
-      <w:r>
-        <w:rPr>
           <w:b/>
           <w:lang w:val="hi_IN" w:bidi="hi_IN"/>
         </w:rPr>
@@ -34332,20 +30711,6 @@
       </w:r>
       <w:r>
         <w:rPr>
-          <w:lang w:val="hi_IN" w:bidi="hi_IN"/>
-        </w:rPr>
-        <w:t>רָנִּי֙ &amp; הָרִ֖יעוּ &amp; שִׂמְחִ֤י וְ⁠עָלְזִי֙</w:t>
-      </w:r>
-    </w:p>
-    <w:p>
-      <w:pPr/>
-      <w:r>
-        <w:rPr>
-          <w:lang w:val="hi_IN" w:bidi="hi_IN"/>
-        </w:rPr>
-      </w:r>
-      <w:r>
-        <w:rPr>
           <w:b/>
           <w:lang w:val="hi_IN" w:bidi="hi_IN"/>
         </w:rPr>
@@ -34523,20 +30888,6 @@
       </w:r>
       <w:r>
         <w:rPr>
-          <w:lang w:val="hi_IN" w:bidi="hi_IN"/>
-        </w:rPr>
-        <w:t>בַּת־צִיּ֔וֹן</w:t>
-      </w:r>
-    </w:p>
-    <w:p>
-      <w:pPr/>
-      <w:r>
-        <w:rPr>
-          <w:lang w:val="hi_IN" w:bidi="hi_IN"/>
-        </w:rPr>
-      </w:r>
-      <w:r>
-        <w:rPr>
           <w:b/>
           <w:lang w:val="hi_IN" w:bidi="hi_IN"/>
         </w:rPr>
@@ -34564,7 +30915,7 @@
           <w:lang w:val="hi_IN" w:bidi="hi_IN"/>
         </w:rPr>
       </w:r>
-      <w:hyperlink r:id="rId36">
+      <w:hyperlink r:id="rId34">
         <w:r>
           <w:rPr>
             <w:lang w:val="hi_IN" w:bidi="hi_IN"/>
@@ -34659,20 +31010,6 @@
       </w:r>
       <w:r>
         <w:rPr>
-          <w:lang w:val="hi_IN" w:bidi="hi_IN"/>
-        </w:rPr>
-        <w:t>בַּת־צִיּ֔וֹן</w:t>
-      </w:r>
-    </w:p>
-    <w:p>
-      <w:pPr/>
-      <w:r>
-        <w:rPr>
-          <w:lang w:val="hi_IN" w:bidi="hi_IN"/>
-        </w:rPr>
-      </w:r>
-      <w:r>
-        <w:rPr>
           <w:b/>
           <w:lang w:val="hi_IN" w:bidi="hi_IN"/>
         </w:rPr>
@@ -34763,20 +31100,6 @@
       </w:r>
       <w:r>
         <w:rPr>
-          <w:lang w:val="hi_IN" w:bidi="hi_IN"/>
-        </w:rPr>
-        <w:t>יִשְׂרָאֵ֑ל</w:t>
-      </w:r>
-    </w:p>
-    <w:p>
-      <w:pPr/>
-      <w:r>
-        <w:rPr>
-          <w:lang w:val="hi_IN" w:bidi="hi_IN"/>
-        </w:rPr>
-      </w:r>
-      <w:r>
-        <w:rPr>
           <w:b/>
           <w:lang w:val="hi_IN" w:bidi="hi_IN"/>
         </w:rPr>
@@ -34873,20 +31196,6 @@
       </w:r>
       <w:r>
         <w:rPr>
-          <w:lang w:val="hi_IN" w:bidi="hi_IN"/>
-        </w:rPr>
-        <w:t>שִׂמְחִ֤י וְ⁠עָלְזִי֙</w:t>
-      </w:r>
-    </w:p>
-    <w:p>
-      <w:pPr/>
-      <w:r>
-        <w:rPr>
-          <w:lang w:val="hi_IN" w:bidi="hi_IN"/>
-        </w:rPr>
-      </w:r>
-      <w:r>
-        <w:rPr>
           <w:b/>
           <w:lang w:val="hi_IN" w:bidi="hi_IN"/>
         </w:rPr>
@@ -35004,20 +31313,6 @@
       </w:r>
       <w:r>
         <w:rPr>
-          <w:lang w:val="hi_IN" w:bidi="hi_IN"/>
-        </w:rPr>
-        <w:t>בְּ⁠כָל־לֵ֔ב</w:t>
-      </w:r>
-    </w:p>
-    <w:p>
-      <w:pPr/>
-      <w:r>
-        <w:rPr>
-          <w:lang w:val="hi_IN" w:bidi="hi_IN"/>
-        </w:rPr>
-      </w:r>
-      <w:r>
-        <w:rPr>
           <w:b/>
           <w:lang w:val="hi_IN" w:bidi="hi_IN"/>
         </w:rPr>
@@ -35128,20 +31423,6 @@
       </w:r>
       <w:r>
         <w:rPr>
-          <w:lang w:val="hi_IN" w:bidi="hi_IN"/>
-        </w:rPr>
-        <w:t>בַּ֖ת יְרוּשָׁלִָֽם</w:t>
-      </w:r>
-    </w:p>
-    <w:p>
-      <w:pPr/>
-      <w:r>
-        <w:rPr>
-          <w:lang w:val="hi_IN" w:bidi="hi_IN"/>
-        </w:rPr>
-      </w:r>
-      <w:r>
-        <w:rPr>
           <w:b/>
           <w:lang w:val="hi_IN" w:bidi="hi_IN"/>
         </w:rPr>
@@ -35238,20 +31519,6 @@
       </w:r>
       <w:r>
         <w:rPr>
-          <w:lang w:val="hi_IN" w:bidi="hi_IN"/>
-        </w:rPr>
-        <w:t>מִשְׁפָּטַ֔יִ⁠ךְ &amp; לֹא־תִֽירְאִ֥י</w:t>
-      </w:r>
-    </w:p>
-    <w:p>
-      <w:pPr/>
-      <w:r>
-        <w:rPr>
-          <w:lang w:val="hi_IN" w:bidi="hi_IN"/>
-        </w:rPr>
-      </w:r>
-      <w:r>
-        <w:rPr>
           <w:b/>
           <w:lang w:val="hi_IN" w:bidi="hi_IN"/>
         </w:rPr>
@@ -35349,20 +31616,6 @@
       </w:r>
       <w:r>
         <w:rPr>
-          <w:lang w:val="hi_IN" w:bidi="hi_IN"/>
-        </w:rPr>
-        <w:t>מִשְׁפָּטַ֔יִ⁠ךְ</w:t>
-      </w:r>
-    </w:p>
-    <w:p>
-      <w:pPr/>
-      <w:r>
-        <w:rPr>
-          <w:lang w:val="hi_IN" w:bidi="hi_IN"/>
-        </w:rPr>
-      </w:r>
-      <w:r>
-        <w:rPr>
           <w:b/>
           <w:lang w:val="hi_IN" w:bidi="hi_IN"/>
         </w:rPr>
@@ -35486,20 +31739,6 @@
       </w:r>
       <w:r>
         <w:rPr>
-          <w:lang w:val="hi_IN" w:bidi="hi_IN"/>
-        </w:rPr>
-        <w:t>מֶ֣לֶךְ יִשְׂרָאֵ֤ל</w:t>
-      </w:r>
-    </w:p>
-    <w:p>
-      <w:pPr/>
-      <w:r>
-        <w:rPr>
-          <w:lang w:val="hi_IN" w:bidi="hi_IN"/>
-        </w:rPr>
-      </w:r>
-      <w:r>
-        <w:rPr>
           <w:b/>
           <w:lang w:val="hi_IN" w:bidi="hi_IN"/>
         </w:rPr>
@@ -35634,20 +31873,6 @@
       </w:r>
       <w:r>
         <w:rPr>
-          <w:lang w:val="hi_IN" w:bidi="hi_IN"/>
-        </w:rPr>
-        <w:t>בַּ⁠יּ֣וֹם הַ⁠ה֔וּא</w:t>
-      </w:r>
-    </w:p>
-    <w:p>
-      <w:pPr/>
-      <w:r>
-        <w:rPr>
-          <w:lang w:val="hi_IN" w:bidi="hi_IN"/>
-        </w:rPr>
-      </w:r>
-      <w:r>
-        <w:rPr>
           <w:b/>
           <w:lang w:val="hi_IN" w:bidi="hi_IN"/>
         </w:rPr>
@@ -35744,20 +31969,6 @@
       </w:r>
       <w:r>
         <w:rPr>
-          <w:lang w:val="hi_IN" w:bidi="hi_IN"/>
-        </w:rPr>
-        <w:t>יֵאָמֵ֥ר</w:t>
-      </w:r>
-    </w:p>
-    <w:p>
-      <w:pPr/>
-      <w:r>
-        <w:rPr>
-          <w:lang w:val="hi_IN" w:bidi="hi_IN"/>
-        </w:rPr>
-      </w:r>
-      <w:r>
-        <w:rPr>
           <w:b/>
           <w:lang w:val="hi_IN" w:bidi="hi_IN"/>
         </w:rPr>
@@ -35841,20 +32052,6 @@
       </w:r>
       <w:r>
         <w:rPr>
-          <w:lang w:val="hi_IN" w:bidi="hi_IN"/>
-        </w:rPr>
-        <w:t>לִירֽוּשָׁלִַ֖ם אַל־תִּירָ֑אִי צִיּ֖וֹן אַל־יִרְפּ֥וּ יָדָֽיִ⁠ךְ</w:t>
-      </w:r>
-    </w:p>
-    <w:p>
-      <w:pPr/>
-      <w:r>
-        <w:rPr>
-          <w:lang w:val="hi_IN" w:bidi="hi_IN"/>
-        </w:rPr>
-      </w:r>
-      <w:r>
-        <w:rPr>
           <w:b/>
           <w:lang w:val="hi_IN" w:bidi="hi_IN"/>
         </w:rPr>
@@ -35990,20 +32187,6 @@
       </w:r>
       <w:r>
         <w:rPr>
-          <w:lang w:val="hi_IN" w:bidi="hi_IN"/>
-        </w:rPr>
-        <w:t>אַל־תִּירָ֑אִי צִיּ֖וֹן אַל־יִרְפּ֥וּ יָדָֽיִ⁠ךְ</w:t>
-      </w:r>
-    </w:p>
-    <w:p>
-      <w:pPr/>
-      <w:r>
-        <w:rPr>
-          <w:lang w:val="hi_IN" w:bidi="hi_IN"/>
-        </w:rPr>
-      </w:r>
-      <w:r>
-        <w:rPr>
           <w:b/>
           <w:lang w:val="hi_IN" w:bidi="hi_IN"/>
         </w:rPr>
@@ -36114,20 +32297,6 @@
       </w:r>
       <w:r>
         <w:rPr>
-          <w:lang w:val="hi_IN" w:bidi="hi_IN"/>
-        </w:rPr>
-        <w:t>יַחֲרִישׁ֙ בְּ⁠אַ֣הֲבָת֔⁠וֹ</w:t>
-      </w:r>
-    </w:p>
-    <w:p>
-      <w:pPr/>
-      <w:r>
-        <w:rPr>
-          <w:lang w:val="hi_IN" w:bidi="hi_IN"/>
-        </w:rPr>
-      </w:r>
-      <w:r>
-        <w:rPr>
           <w:b/>
           <w:lang w:val="hi_IN" w:bidi="hi_IN"/>
         </w:rPr>
@@ -36264,20 +32433,6 @@
       </w:r>
       <w:r>
         <w:rPr>
-          <w:lang w:val="hi_IN" w:bidi="hi_IN"/>
-        </w:rPr>
-        <w:t>נוּגֵ֧י מִ⁠מּוֹעֵ֛ד אָסַ֖פְתִּי מִמֵּ֣⁠ךְ הָי֑וּ מַשְׂאֵ֥ת עָלֶ֖י⁠הָ חֶרְפָּֽה</w:t>
-      </w:r>
-    </w:p>
-    <w:p>
-      <w:pPr/>
-      <w:r>
-        <w:rPr>
-          <w:lang w:val="hi_IN" w:bidi="hi_IN"/>
-        </w:rPr>
-      </w:r>
-      <w:r>
-        <w:rPr>
           <w:b/>
           <w:lang w:val="hi_IN" w:bidi="hi_IN"/>
         </w:rPr>
@@ -36375,20 +32530,6 @@
       </w:r>
       <w:r>
         <w:rPr>
-          <w:lang w:val="hi_IN" w:bidi="hi_IN"/>
-        </w:rPr>
-        <w:t>נוּגֵ֧י מִ⁠מּוֹעֵ֛ד אָסַ֖פְתִּי מִמֵּ֣⁠ךְ הָי֑וּ</w:t>
-      </w:r>
-    </w:p>
-    <w:p>
-      <w:pPr/>
-      <w:r>
-        <w:rPr>
-          <w:lang w:val="hi_IN" w:bidi="hi_IN"/>
-        </w:rPr>
-      </w:r>
-      <w:r>
-        <w:rPr>
           <w:b/>
           <w:lang w:val="hi_IN" w:bidi="hi_IN"/>
         </w:rPr>
@@ -36525,20 +32666,6 @@
       </w:r>
       <w:r>
         <w:rPr>
-          <w:lang w:val="hi_IN" w:bidi="hi_IN"/>
-        </w:rPr>
-        <w:t>אָסַ֖פְתִּי</w:t>
-      </w:r>
-    </w:p>
-    <w:p>
-      <w:pPr/>
-      <w:r>
-        <w:rPr>
-          <w:lang w:val="hi_IN" w:bidi="hi_IN"/>
-        </w:rPr>
-      </w:r>
-      <w:r>
-        <w:rPr>
           <w:b/>
           <w:lang w:val="hi_IN" w:bidi="hi_IN"/>
         </w:rPr>
@@ -36636,20 +32763,6 @@
       </w:r>
       <w:r>
         <w:rPr>
-          <w:lang w:val="hi_IN" w:bidi="hi_IN"/>
-        </w:rPr>
-        <w:t>מַשְׂאֵ֥ת עָלֶ֖י⁠הָ חֶרְפָּֽה</w:t>
-      </w:r>
-    </w:p>
-    <w:p>
-      <w:pPr/>
-      <w:r>
-        <w:rPr>
-          <w:lang w:val="hi_IN" w:bidi="hi_IN"/>
-        </w:rPr>
-      </w:r>
-      <w:r>
-        <w:rPr>
           <w:b/>
           <w:lang w:val="hi_IN" w:bidi="hi_IN"/>
         </w:rPr>
@@ -36773,20 +32886,6 @@
       </w:r>
       <w:r>
         <w:rPr>
-          <w:lang w:val="hi_IN" w:bidi="hi_IN"/>
-        </w:rPr>
-        <w:t>וְ⁠הוֹשַׁעְתִּ֣י אֶת־הַ⁠צֹּלֵעָ֗ה וְ⁠הַ⁠נִּדָּחָה֙ אֲקַבֵּ֔ץ</w:t>
-      </w:r>
-    </w:p>
-    <w:p>
-      <w:pPr/>
-      <w:r>
-        <w:rPr>
-          <w:lang w:val="hi_IN" w:bidi="hi_IN"/>
-        </w:rPr>
-      </w:r>
-      <w:r>
-        <w:rPr>
           <w:b/>
           <w:lang w:val="hi_IN" w:bidi="hi_IN"/>
         </w:rPr>
@@ -36936,20 +33035,6 @@
       </w:r>
       <w:r>
         <w:rPr>
-          <w:lang w:val="hi_IN" w:bidi="hi_IN"/>
-        </w:rPr>
-        <w:t>אֶת־הַ⁠צֹּלֵעָ֗ה</w:t>
-      </w:r>
-    </w:p>
-    <w:p>
-      <w:pPr/>
-      <w:r>
-        <w:rPr>
-          <w:lang w:val="hi_IN" w:bidi="hi_IN"/>
-        </w:rPr>
-      </w:r>
-      <w:r>
-        <w:rPr>
           <w:b/>
           <w:lang w:val="hi_IN" w:bidi="hi_IN"/>
         </w:rPr>
@@ -37060,20 +33145,6 @@
       </w:r>
       <w:r>
         <w:rPr>
-          <w:lang w:val="hi_IN" w:bidi="hi_IN"/>
-        </w:rPr>
-        <w:t>וְ⁠הַ⁠נִּדָּחָה֙</w:t>
-      </w:r>
-    </w:p>
-    <w:p>
-      <w:pPr/>
-      <w:r>
-        <w:rPr>
-          <w:lang w:val="hi_IN" w:bidi="hi_IN"/>
-        </w:rPr>
-      </w:r>
-      <w:r>
-        <w:rPr>
           <w:b/>
           <w:lang w:val="hi_IN" w:bidi="hi_IN"/>
         </w:rPr>
@@ -37183,20 +33254,6 @@
       </w:r>
       <w:r>
         <w:rPr>
-          <w:lang w:val="hi_IN" w:bidi="hi_IN"/>
-        </w:rPr>
-        <w:t>וְ⁠שַׂמְתִּי⁠ם֙ לִ⁠תְהִלָּ֣ה וּ⁠לְ⁠שֵׁ֔ם בְּ⁠כָל־הָ⁠אָ֖רֶץ בָּשְׁתָּֽ⁠ם</w:t>
-      </w:r>
-    </w:p>
-    <w:p>
-      <w:pPr/>
-      <w:r>
-        <w:rPr>
-          <w:lang w:val="hi_IN" w:bidi="hi_IN"/>
-        </w:rPr>
-      </w:r>
-      <w:r>
-        <w:rPr>
           <w:b/>
           <w:lang w:val="hi_IN" w:bidi="hi_IN"/>
         </w:rPr>
@@ -37306,20 +33363,6 @@
       </w:r>
       <w:r>
         <w:rPr>
-          <w:lang w:val="hi_IN" w:bidi="hi_IN"/>
-        </w:rPr>
-        <w:t>וְ⁠שַׂמְתִּי⁠ם֙ לִ⁠תְהִלָּ֣ה</w:t>
-      </w:r>
-    </w:p>
-    <w:p>
-      <w:pPr/>
-      <w:r>
-        <w:rPr>
-          <w:lang w:val="hi_IN" w:bidi="hi_IN"/>
-        </w:rPr>
-      </w:r>
-      <w:r>
-        <w:rPr>
           <w:b/>
           <w:lang w:val="hi_IN" w:bidi="hi_IN"/>
         </w:rPr>
@@ -37455,20 +33498,6 @@
       </w:r>
       <w:r>
         <w:rPr>
-          <w:lang w:val="hi_IN" w:bidi="hi_IN"/>
-        </w:rPr>
-        <w:t>וּ⁠לְ⁠שֵׁ֔ם בְּ⁠כָל־הָ⁠אָ֖רֶץ בָּשְׁתָּֽ⁠ם</w:t>
-      </w:r>
-    </w:p>
-    <w:p>
-      <w:pPr/>
-      <w:r>
-        <w:rPr>
-          <w:lang w:val="hi_IN" w:bidi="hi_IN"/>
-        </w:rPr>
-      </w:r>
-      <w:r>
-        <w:rPr>
           <w:b/>
           <w:lang w:val="hi_IN" w:bidi="hi_IN"/>
         </w:rPr>
@@ -37579,20 +33608,6 @@
       </w:r>
       <w:r>
         <w:rPr>
-          <w:lang w:val="hi_IN" w:bidi="hi_IN"/>
-        </w:rPr>
-        <w:t>אָבִ֣יא אֶתְ⁠כֶ֔ם</w:t>
-      </w:r>
-    </w:p>
-    <w:p>
-      <w:pPr/>
-      <w:r>
-        <w:rPr>
-          <w:lang w:val="hi_IN" w:bidi="hi_IN"/>
-        </w:rPr>
-      </w:r>
-      <w:r>
-        <w:rPr>
           <w:b/>
           <w:lang w:val="hi_IN" w:bidi="hi_IN"/>
         </w:rPr>
@@ -37742,20 +33757,6 @@
       </w:r>
       <w:r>
         <w:rPr>
-          <w:lang w:val="hi_IN" w:bidi="hi_IN"/>
-        </w:rPr>
-        <w:t>אֶתֵּ֨ן אֶתְ⁠כֶ֜ם לְ⁠שֵׁ֣ם וְ⁠לִ⁠תְהִלָּ֗ה בְּ⁠כֹל֙ עַמֵּ֣י הָ⁠אָ֔רֶץ</w:t>
-      </w:r>
-    </w:p>
-    <w:p>
-      <w:pPr/>
-      <w:r>
-        <w:rPr>
-          <w:lang w:val="hi_IN" w:bidi="hi_IN"/>
-        </w:rPr>
-      </w:r>
-      <w:r>
-        <w:rPr>
           <w:b/>
           <w:lang w:val="hi_IN" w:bidi="hi_IN"/>
         </w:rPr>
@@ -37879,20 +33880,6 @@
       </w:r>
       <w:r>
         <w:rPr>
-          <w:lang w:val="hi_IN" w:bidi="hi_IN"/>
-        </w:rPr>
-        <w:t>בְּ⁠שׁוּבִ֧⁠י אֶת־שְׁבוּתֵי⁠כֶ֛ם לְ⁠עֵינֵי⁠כֶ֖ם</w:t>
-      </w:r>
-    </w:p>
-    <w:p>
-      <w:pPr/>
-      <w:r>
-        <w:rPr>
-          <w:lang w:val="hi_IN" w:bidi="hi_IN"/>
-        </w:rPr>
-      </w:r>
-      <w:r>
-        <w:rPr>
           <w:b/>
           <w:lang w:val="hi_IN" w:bidi="hi_IN"/>
         </w:rPr>
@@ -38005,20 +33992,6 @@
         <w:rPr>
           <w:lang w:val="hi_IN" w:bidi="hi_IN"/>
         </w:rPr>
-      </w:r>
-    </w:p>
-    <w:p>
-      <w:pPr/>
-      <w:r>
-        <w:rPr>
-          <w:lang w:val="hi_IN" w:bidi="hi_IN"/>
-        </w:rPr>
-      </w:r>
-      <w:r>
-        <w:rPr>
-          <w:lang w:val="hi_IN" w:bidi="hi_IN"/>
-        </w:rPr>
-        <w:t>אָמַ֥ר יְהוָֽה</w:t>
       </w:r>
     </w:p>
     <w:p>

--- a/hin/docx/36.content.docx
+++ b/hin/docx/36.content.docx
@@ -28,15 +28,49 @@
       </w:r>
     </w:p>
     <w:p>
-      <w:pPr/>
-      <w:r>
-        <w:rPr>
-          <w:lang w:val="hi_IN" w:bidi="hi_IN"/>
-        </w:rPr>
-      </w:r>
-      <w:r>
-        <w:rPr>
-          <w:b/>
+      <w:pPr>
+        <w:pStyle w:val="Heading2"/>
+      </w:pPr>
+      <w:r>
+        <w:rPr>
+          <w:lang w:val="hi_IN" w:bidi="hi_IN"/>
+        </w:rPr>
+        <w:t>License Information</w:t>
+      </w:r>
+      <w:r>
+        <w:rPr>
+          <w:lang w:val="hi_IN" w:bidi="hi_IN"/>
+        </w:rPr>
+      </w:r>
+    </w:p>
+    <w:p>
+      <w:pPr/>
+      <w:r>
+        <w:rPr>
+          <w:lang w:val="hi_IN" w:bidi="hi_IN"/>
+        </w:rPr>
+      </w:r>
+      <w:r>
+        <w:rPr>
+          <w:b/>
+          <w:lang w:val="hi_IN" w:bidi="hi_IN"/>
+        </w:rPr>
+        <w:t>अनुवाद नोट्स (अनफोल्डिंग वर्ड)</w:t>
+      </w:r>
+      <w:r>
+        <w:rPr>
+          <w:lang w:val="hi_IN" w:bidi="hi_IN"/>
+        </w:rPr>
+        <w:t xml:space="preserve"> (Hindi) is based on</w:t>
+      </w:r>
+      <w:r>
+        <w:rPr>
+          <w:lang w:val="hi_IN" w:bidi="hi_IN"/>
+        </w:rPr>
+        <w:t xml:space="preserve">: </w:t>
+      </w:r>
+      <w:r>
+        <w:rPr>
           <w:lang w:val="hi_IN" w:bidi="hi_IN"/>
         </w:rPr>
         <w:t>unfoldingWord® Translation Notes</w:t>
@@ -45,31 +79,62 @@
         <w:rPr>
           <w:lang w:val="hi_IN" w:bidi="hi_IN"/>
         </w:rPr>
-        <w:t xml:space="preserve"> © 2022 unfoldingWord. Released under CC BY-SA 4.0 license. </w:t>
-      </w:r>
-      <w:r>
-        <w:rPr>
-          <w:lang w:val="hi_IN" w:bidi="hi_IN"/>
-        </w:rPr>
-        <w:t>unfoldingWord® Translation Notes</w:t>
-      </w:r>
-      <w:r>
-        <w:rPr>
-          <w:lang w:val="hi_IN" w:bidi="hi_IN"/>
-        </w:rPr>
-        <w:t xml:space="preserve"> has been adapted in the following languages: Tok Pisin, Arabic (عربي), French (Français), Hindi (हिंदी), Indonesian (Bahasa Indonesia), Portuguese (Português), Russian (Русский), Spanish (Español), Swahili (Kiswahili), and Simplified Chinese (简体中文) from </w:t>
-      </w:r>
-      <w:r>
-        <w:rPr>
-          <w:lang w:val="hi_IN" w:bidi="hi_IN"/>
-        </w:rPr>
-        <w:t>unfoldingWord® Translation Notes</w:t>
-      </w:r>
-      <w:r>
-        <w:rPr>
-          <w:lang w:val="hi_IN" w:bidi="hi_IN"/>
-        </w:rPr>
-        <w:t xml:space="preserve"> © 2022 unfoldingWord. Released under CC BY-SA 4.0 license by Mission Mutual</w:t>
+        <w:t xml:space="preserve">, </w:t>
+      </w:r>
+      <w:hyperlink r:id="rId13">
+        <w:r>
+          <w:rPr>
+            <w:lang w:val="hi_IN" w:bidi="hi_IN"/>
+          </w:rPr>
+          <w:rPr>
+            <w:color w:val="0000EE"/>
+            <w:u w:val="single"/>
+          </w:rPr>
+          <w:t>unfoldingWord</w:t>
+        </w:r>
+      </w:hyperlink>
+      <w:r>
+        <w:rPr>
+          <w:lang w:val="hi_IN" w:bidi="hi_IN"/>
+        </w:rPr>
+        <w:t xml:space="preserve">, 2022, which is licensed under a </w:t>
+      </w:r>
+      <w:hyperlink r:id="rId14">
+        <w:r>
+          <w:rPr>
+            <w:lang w:val="hi_IN" w:bidi="hi_IN"/>
+          </w:rPr>
+          <w:rPr>
+            <w:color w:val="0000EE"/>
+            <w:u w:val="single"/>
+          </w:rPr>
+          <w:t>CC BY-SA 4.0 license</w:t>
+        </w:r>
+      </w:hyperlink>
+      <w:r>
+        <w:rPr>
+          <w:lang w:val="hi_IN" w:bidi="hi_IN"/>
+        </w:rPr>
+        <w:t>.</w:t>
+      </w:r>
+      <w:r>
+        <w:rPr>
+          <w:lang w:val="hi_IN" w:bidi="hi_IN"/>
+        </w:rPr>
+      </w:r>
+    </w:p>
+    <w:p>
+      <w:pPr/>
+      <w:r>
+        <w:rPr>
+          <w:lang w:val="hi_IN" w:bidi="hi_IN"/>
+        </w:rPr>
+      </w:r>
+      <w:r>
+        <w:rPr>
+          <w:lang w:val="hi_IN" w:bidi="hi_IN"/>
+        </w:rPr>
+        <w:t>This PDF version is provided under the same license.</w:t>
       </w:r>
       <w:r>
         <w:rPr>
@@ -227,6 +292,20 @@
       </w:r>
       <w:r>
         <w:rPr>
+          <w:lang w:val="hi_IN" w:bidi="hi_IN"/>
+        </w:rPr>
+        <w:t>דְּבַר־יְהוָ֣ה ׀ אֲשֶׁ֣ר הָיָ֗ה אֶל־צְפַנְיָה֙</w:t>
+      </w:r>
+    </w:p>
+    <w:p>
+      <w:pPr/>
+      <w:r>
+        <w:rPr>
+          <w:lang w:val="hi_IN" w:bidi="hi_IN"/>
+        </w:rPr>
+      </w:r>
+      <w:r>
+        <w:rPr>
           <w:b/>
           <w:lang w:val="hi_IN" w:bidi="hi_IN"/>
         </w:rPr>
@@ -344,6 +423,20 @@
       </w:r>
       <w:r>
         <w:rPr>
+          <w:lang w:val="hi_IN" w:bidi="hi_IN"/>
+        </w:rPr>
+        <w:t>בֶּן־כּוּשִׁ֣י בֶן־גְּדַלְיָ֔ה בֶּן־אֲמַרְיָ֖ה בֶּן־חִזְקִיָּ֑ה</w:t>
+      </w:r>
+    </w:p>
+    <w:p>
+      <w:pPr/>
+      <w:r>
+        <w:rPr>
+          <w:lang w:val="hi_IN" w:bidi="hi_IN"/>
+        </w:rPr>
+      </w:r>
+      <w:r>
+        <w:rPr>
           <w:b/>
           <w:lang w:val="hi_IN" w:bidi="hi_IN"/>
         </w:rPr>
@@ -454,6 +547,20 @@
       </w:r>
       <w:r>
         <w:rPr>
+          <w:lang w:val="hi_IN" w:bidi="hi_IN"/>
+        </w:rPr>
+        <w:t>צְפַנְיָה֙ &amp; כּוּשִׁ֣י &amp; גְּדַלְיָ֔ה &amp; אֲמַרְיָ֖ה &amp; חִזְקִיָּ֑ה &amp; יֹאשִׁיָּ֥הוּ &amp; אָמ֖וֹן</w:t>
+      </w:r>
+    </w:p>
+    <w:p>
+      <w:pPr/>
+      <w:r>
+        <w:rPr>
+          <w:lang w:val="hi_IN" w:bidi="hi_IN"/>
+        </w:rPr>
+      </w:r>
+      <w:r>
+        <w:rPr>
           <w:b/>
           <w:lang w:val="hi_IN" w:bidi="hi_IN"/>
         </w:rPr>
@@ -720,6 +827,20 @@
       </w:r>
       <w:r>
         <w:rPr>
+          <w:lang w:val="hi_IN" w:bidi="hi_IN"/>
+        </w:rPr>
+        <w:t>בִּ⁠ימֵ֛י יֹאשִׁיָּ֥הוּ בֶן־אָמ֖וֹן מֶ֥לֶךְ יְהוּדָֽה</w:t>
+      </w:r>
+    </w:p>
+    <w:p>
+      <w:pPr/>
+      <w:r>
+        <w:rPr>
+          <w:lang w:val="hi_IN" w:bidi="hi_IN"/>
+        </w:rPr>
+      </w:r>
+      <w:r>
+        <w:rPr>
           <w:b/>
           <w:lang w:val="hi_IN" w:bidi="hi_IN"/>
         </w:rPr>
@@ -843,6 +964,20 @@
       </w:r>
       <w:r>
         <w:rPr>
+          <w:lang w:val="hi_IN" w:bidi="hi_IN"/>
+        </w:rPr>
+        <w:t>אָסֹ֨ף אָסֵ֜ף כֹּ֗ל מֵ⁠עַ֛ל פְּנֵ֥י הָ⁠אֲדָמָ֖ה נְאֻם־יְהוָֽה</w:t>
+      </w:r>
+    </w:p>
+    <w:p>
+      <w:pPr/>
+      <w:r>
+        <w:rPr>
+          <w:lang w:val="hi_IN" w:bidi="hi_IN"/>
+        </w:rPr>
+      </w:r>
+      <w:r>
+        <w:rPr>
           <w:b/>
           <w:lang w:val="hi_IN" w:bidi="hi_IN"/>
         </w:rPr>
@@ -989,6 +1124,20 @@
       </w:r>
       <w:r>
         <w:rPr>
+          <w:lang w:val="hi_IN" w:bidi="hi_IN"/>
+        </w:rPr>
+        <w:t>אָסֹ֨ף אָסֵ֜ף כֹּ֗ל מֵ⁠עַ֛ל פְּנֵ֥י הָ⁠אֲדָמָ֖ה</w:t>
+      </w:r>
+    </w:p>
+    <w:p>
+      <w:pPr/>
+      <w:r>
+        <w:rPr>
+          <w:lang w:val="hi_IN" w:bidi="hi_IN"/>
+        </w:rPr>
+      </w:r>
+      <w:r>
+        <w:rPr>
           <w:b/>
           <w:lang w:val="hi_IN" w:bidi="hi_IN"/>
         </w:rPr>
@@ -1099,6 +1248,20 @@
       </w:r>
       <w:r>
         <w:rPr>
+          <w:lang w:val="hi_IN" w:bidi="hi_IN"/>
+        </w:rPr>
+        <w:t>אָסֹ֨ף אָסֵ֜ף כֹּ֗ל</w:t>
+      </w:r>
+    </w:p>
+    <w:p>
+      <w:pPr/>
+      <w:r>
+        <w:rPr>
+          <w:lang w:val="hi_IN" w:bidi="hi_IN"/>
+        </w:rPr>
+      </w:r>
+      <w:r>
+        <w:rPr>
           <w:b/>
           <w:lang w:val="hi_IN" w:bidi="hi_IN"/>
         </w:rPr>
@@ -1208,6 +1371,20 @@
       </w:r>
       <w:r>
         <w:rPr>
+          <w:lang w:val="hi_IN" w:bidi="hi_IN"/>
+        </w:rPr>
+        <w:t>פְּנֵ֥י הָ⁠אֲדָמָ֖ה</w:t>
+      </w:r>
+    </w:p>
+    <w:p>
+      <w:pPr/>
+      <w:r>
+        <w:rPr>
+          <w:lang w:val="hi_IN" w:bidi="hi_IN"/>
+        </w:rPr>
+      </w:r>
+      <w:r>
+        <w:rPr>
           <w:b/>
           <w:lang w:val="hi_IN" w:bidi="hi_IN"/>
         </w:rPr>
@@ -1344,6 +1521,20 @@
       </w:r>
       <w:r>
         <w:rPr>
+          <w:lang w:val="hi_IN" w:bidi="hi_IN"/>
+        </w:rPr>
+        <w:t>נְאֻם־יְהוָֽה</w:t>
+      </w:r>
+    </w:p>
+    <w:p>
+      <w:pPr/>
+      <w:r>
+        <w:rPr>
+          <w:lang w:val="hi_IN" w:bidi="hi_IN"/>
+        </w:rPr>
+      </w:r>
+      <w:r>
+        <w:rPr>
           <w:b/>
           <w:lang w:val="hi_IN" w:bidi="hi_IN"/>
         </w:rPr>
@@ -1454,6 +1645,20 @@
       </w:r>
       <w:r>
         <w:rPr>
+          <w:lang w:val="hi_IN" w:bidi="hi_IN"/>
+        </w:rPr>
+        <w:t>אָסֵ֨ף אָדָ֜ם וּ⁠בְהֵמָ֗ה אָסֵ֤ף עוֹף־הַ⁠שָּׁמַ֨יִם֙ וּ⁠דְגֵ֣י הַ⁠יָּ֔ם</w:t>
+      </w:r>
+    </w:p>
+    <w:p>
+      <w:pPr/>
+      <w:r>
+        <w:rPr>
+          <w:lang w:val="hi_IN" w:bidi="hi_IN"/>
+        </w:rPr>
+      </w:r>
+      <w:r>
+        <w:rPr>
           <w:b/>
           <w:lang w:val="hi_IN" w:bidi="hi_IN"/>
         </w:rPr>
@@ -1576,6 +1781,20 @@
       </w:r>
       <w:r>
         <w:rPr>
+          <w:lang w:val="hi_IN" w:bidi="hi_IN"/>
+        </w:rPr>
+        <w:t>אָדָ֜ם וּ⁠בְהֵמָ֗ה &amp; אֶת־הָ⁠אָדָ֗ם</w:t>
+      </w:r>
+    </w:p>
+    <w:p>
+      <w:pPr/>
+      <w:r>
+        <w:rPr>
+          <w:lang w:val="hi_IN" w:bidi="hi_IN"/>
+        </w:rPr>
+      </w:r>
+      <w:r>
+        <w:rPr>
           <w:b/>
           <w:lang w:val="hi_IN" w:bidi="hi_IN"/>
         </w:rPr>
@@ -1686,6 +1905,20 @@
       </w:r>
       <w:r>
         <w:rPr>
+          <w:lang w:val="hi_IN" w:bidi="hi_IN"/>
+        </w:rPr>
+        <w:t>אָדָ֜ם וּ⁠בְהֵמָ֗ה</w:t>
+      </w:r>
+    </w:p>
+    <w:p>
+      <w:pPr/>
+      <w:r>
+        <w:rPr>
+          <w:lang w:val="hi_IN" w:bidi="hi_IN"/>
+        </w:rPr>
+      </w:r>
+      <w:r>
+        <w:rPr>
           <w:b/>
           <w:lang w:val="hi_IN" w:bidi="hi_IN"/>
         </w:rPr>
@@ -1795,6 +2028,20 @@
       </w:r>
       <w:r>
         <w:rPr>
+          <w:lang w:val="hi_IN" w:bidi="hi_IN"/>
+        </w:rPr>
+        <w:t>וְ⁠הַ⁠מַּכְשֵׁל֖וֹת אֶת־הָ⁠רְשָׁעִ֑ים</w:t>
+      </w:r>
+    </w:p>
+    <w:p>
+      <w:pPr/>
+      <w:r>
+        <w:rPr>
+          <w:lang w:val="hi_IN" w:bidi="hi_IN"/>
+        </w:rPr>
+      </w:r>
+      <w:r>
+        <w:rPr>
           <w:b/>
           <w:lang w:val="hi_IN" w:bidi="hi_IN"/>
         </w:rPr>
@@ -1905,6 +2152,20 @@
       </w:r>
       <w:r>
         <w:rPr>
+          <w:lang w:val="hi_IN" w:bidi="hi_IN"/>
+        </w:rPr>
+        <w:t>וְ⁠הַ⁠מַּכְשֵׁל֖וֹת</w:t>
+      </w:r>
+    </w:p>
+    <w:p>
+      <w:pPr/>
+      <w:r>
+        <w:rPr>
+          <w:lang w:val="hi_IN" w:bidi="hi_IN"/>
+        </w:rPr>
+      </w:r>
+      <w:r>
+        <w:rPr>
           <w:b/>
           <w:lang w:val="hi_IN" w:bidi="hi_IN"/>
         </w:rPr>
@@ -2015,6 +2276,20 @@
       </w:r>
       <w:r>
         <w:rPr>
+          <w:lang w:val="hi_IN" w:bidi="hi_IN"/>
+        </w:rPr>
+        <w:t>אֶת־הָ⁠רְשָׁעִ֑ים</w:t>
+      </w:r>
+    </w:p>
+    <w:p>
+      <w:pPr/>
+      <w:r>
+        <w:rPr>
+          <w:lang w:val="hi_IN" w:bidi="hi_IN"/>
+        </w:rPr>
+      </w:r>
+      <w:r>
+        <w:rPr>
           <w:b/>
           <w:lang w:val="hi_IN" w:bidi="hi_IN"/>
         </w:rPr>
@@ -2125,6 +2400,20 @@
       </w:r>
       <w:r>
         <w:rPr>
+          <w:lang w:val="hi_IN" w:bidi="hi_IN"/>
+        </w:rPr>
+        <w:t>וְ⁠הִכְרַתִּ֣י אֶת־הָ⁠אָדָ֗ם מֵ⁠עַ֛ל פְּנֵ֥י הָ⁠אֲדָמָ֖ה</w:t>
+      </w:r>
+    </w:p>
+    <w:p>
+      <w:pPr/>
+      <w:r>
+        <w:rPr>
+          <w:lang w:val="hi_IN" w:bidi="hi_IN"/>
+        </w:rPr>
+      </w:r>
+      <w:r>
+        <w:rPr>
           <w:b/>
           <w:lang w:val="hi_IN" w:bidi="hi_IN"/>
         </w:rPr>
@@ -2222,6 +2511,20 @@
       </w:r>
       <w:r>
         <w:rPr>
+          <w:lang w:val="hi_IN" w:bidi="hi_IN"/>
+        </w:rPr>
+        <w:t>וְ⁠הִכְרַתִּ֣י אֶת־הָ⁠אָדָ֗ם</w:t>
+      </w:r>
+    </w:p>
+    <w:p>
+      <w:pPr/>
+      <w:r>
+        <w:rPr>
+          <w:lang w:val="hi_IN" w:bidi="hi_IN"/>
+        </w:rPr>
+      </w:r>
+      <w:r>
+        <w:rPr>
           <w:b/>
           <w:lang w:val="hi_IN" w:bidi="hi_IN"/>
         </w:rPr>
@@ -2344,6 +2647,20 @@
       </w:r>
       <w:r>
         <w:rPr>
+          <w:lang w:val="hi_IN" w:bidi="hi_IN"/>
+        </w:rPr>
+        <w:t>וְ⁠הִכְרַתִּ֣י אֶת־הָ⁠אָדָ֗ם</w:t>
+      </w:r>
+    </w:p>
+    <w:p>
+      <w:pPr/>
+      <w:r>
+        <w:rPr>
+          <w:lang w:val="hi_IN" w:bidi="hi_IN"/>
+        </w:rPr>
+      </w:r>
+      <w:r>
+        <w:rPr>
           <w:b/>
           <w:lang w:val="hi_IN" w:bidi="hi_IN"/>
         </w:rPr>
@@ -2478,6 +2795,20 @@
       </w:r>
       <w:r>
         <w:rPr>
+          <w:lang w:val="hi_IN" w:bidi="hi_IN"/>
+        </w:rPr>
+        <w:t>פְּנֵ֥י הָ⁠אֲדָמָ֖ה</w:t>
+      </w:r>
+    </w:p>
+    <w:p>
+      <w:pPr/>
+      <w:r>
+        <w:rPr>
+          <w:lang w:val="hi_IN" w:bidi="hi_IN"/>
+        </w:rPr>
+      </w:r>
+      <w:r>
+        <w:rPr>
           <w:b/>
           <w:lang w:val="hi_IN" w:bidi="hi_IN"/>
         </w:rPr>
@@ -2575,6 +2906,20 @@
       </w:r>
       <w:r>
         <w:rPr>
+          <w:lang w:val="hi_IN" w:bidi="hi_IN"/>
+        </w:rPr>
+        <w:t>וְ⁠נָטִ֤יתִי יָדִ⁠י֙</w:t>
+      </w:r>
+    </w:p>
+    <w:p>
+      <w:pPr/>
+      <w:r>
+        <w:rPr>
+          <w:lang w:val="hi_IN" w:bidi="hi_IN"/>
+        </w:rPr>
+      </w:r>
+      <w:r>
+        <w:rPr>
           <w:b/>
           <w:lang w:val="hi_IN" w:bidi="hi_IN"/>
         </w:rPr>
@@ -2685,6 +3030,20 @@
       </w:r>
       <w:r>
         <w:rPr>
+          <w:lang w:val="hi_IN" w:bidi="hi_IN"/>
+        </w:rPr>
+        <w:t>וְ⁠הִכְרַתִּ֞י מִן־הַ⁠מָּק֤וֹם הַ⁠זֶּה֙</w:t>
+      </w:r>
+    </w:p>
+    <w:p>
+      <w:pPr/>
+      <w:r>
+        <w:rPr>
+          <w:lang w:val="hi_IN" w:bidi="hi_IN"/>
+        </w:rPr>
+      </w:r>
+      <w:r>
+        <w:rPr>
           <w:b/>
           <w:lang w:val="hi_IN" w:bidi="hi_IN"/>
         </w:rPr>
@@ -2808,6 +3167,20 @@
       </w:r>
       <w:r>
         <w:rPr>
+          <w:lang w:val="hi_IN" w:bidi="hi_IN"/>
+        </w:rPr>
+        <w:t>וְ⁠הִכְרַתִּ֞י מִן־הַ⁠מָּק֤וֹם הַ⁠זֶּה֙</w:t>
+      </w:r>
+    </w:p>
+    <w:p>
+      <w:pPr/>
+      <w:r>
+        <w:rPr>
+          <w:lang w:val="hi_IN" w:bidi="hi_IN"/>
+        </w:rPr>
+      </w:r>
+      <w:r>
+        <w:rPr>
           <w:b/>
           <w:lang w:val="hi_IN" w:bidi="hi_IN"/>
         </w:rPr>
@@ -2905,6 +3278,20 @@
       </w:r>
       <w:r>
         <w:rPr>
+          <w:lang w:val="hi_IN" w:bidi="hi_IN"/>
+        </w:rPr>
+        <w:t>אֶת־שְׁאָ֣ר הַ⁠בַּ֔עַל</w:t>
+      </w:r>
+    </w:p>
+    <w:p>
+      <w:pPr/>
+      <w:r>
+        <w:rPr>
+          <w:lang w:val="hi_IN" w:bidi="hi_IN"/>
+        </w:rPr>
+      </w:r>
+      <w:r>
+        <w:rPr>
           <w:b/>
           <w:lang w:val="hi_IN" w:bidi="hi_IN"/>
         </w:rPr>
@@ -3002,6 +3389,20 @@
       </w:r>
       <w:r>
         <w:rPr>
+          <w:lang w:val="hi_IN" w:bidi="hi_IN"/>
+        </w:rPr>
+        <w:t>אֶת־שְׁאָ֣ר הַ⁠בַּ֔עַל</w:t>
+      </w:r>
+    </w:p>
+    <w:p>
+      <w:pPr/>
+      <w:r>
+        <w:rPr>
+          <w:lang w:val="hi_IN" w:bidi="hi_IN"/>
+        </w:rPr>
+      </w:r>
+      <w:r>
+        <w:rPr>
           <w:b/>
           <w:lang w:val="hi_IN" w:bidi="hi_IN"/>
         </w:rPr>
@@ -3125,6 +3526,20 @@
       </w:r>
       <w:r>
         <w:rPr>
+          <w:lang w:val="hi_IN" w:bidi="hi_IN"/>
+        </w:rPr>
+        <w:t>אֶת־שֵׁ֥ם הַ⁠כְּמָרִ֖ים עִם־הַ⁠כֹּהֲנִֽים</w:t>
+      </w:r>
+    </w:p>
+    <w:p>
+      <w:pPr/>
+      <w:r>
+        <w:rPr>
+          <w:lang w:val="hi_IN" w:bidi="hi_IN"/>
+        </w:rPr>
+      </w:r>
+      <w:r>
+        <w:rPr>
           <w:b/>
           <w:lang w:val="hi_IN" w:bidi="hi_IN"/>
         </w:rPr>
@@ -3246,6 +3661,20 @@
       </w:r>
       <w:r>
         <w:rPr>
+          <w:lang w:val="hi_IN" w:bidi="hi_IN"/>
+        </w:rPr>
+        <w:t>אֶת־שֵׁ֥ם</w:t>
+      </w:r>
+    </w:p>
+    <w:p>
+      <w:pPr/>
+      <w:r>
+        <w:rPr>
+          <w:lang w:val="hi_IN" w:bidi="hi_IN"/>
+        </w:rPr>
+      </w:r>
+      <w:r>
+        <w:rPr>
           <w:b/>
           <w:lang w:val="hi_IN" w:bidi="hi_IN"/>
         </w:rPr>
@@ -3369,6 +3798,20 @@
       </w:r>
       <w:r>
         <w:rPr>
+          <w:lang w:val="hi_IN" w:bidi="hi_IN"/>
+        </w:rPr>
+        <w:t>עִם־הַ⁠כֹּהֲנִֽים</w:t>
+      </w:r>
+    </w:p>
+    <w:p>
+      <w:pPr/>
+      <w:r>
+        <w:rPr>
+          <w:lang w:val="hi_IN" w:bidi="hi_IN"/>
+        </w:rPr>
+      </w:r>
+      <w:r>
+        <w:rPr>
           <w:b/>
           <w:lang w:val="hi_IN" w:bidi="hi_IN"/>
         </w:rPr>
@@ -3415,7 +3858,7 @@
         </w:rPr>
         <w:t xml:space="preserve">सम्भवतः हारून के वंशज याजकों को सन्दर्भित करता है, जिन्हें इस्राएलियों को यहोवा की आराधना में अगुआई करना था। दुर्भाग्यवश, इस समय वे यहोवा की विश्वासपूर्वक सेवा नहीं कर रहे थे, जैसा कि सपन्याह </w:t>
       </w:r>
-      <w:hyperlink r:id="rId13">
+      <w:hyperlink r:id="rId15">
         <w:r>
           <w:rPr>
             <w:lang w:val="hi_IN" w:bidi="hi_IN"/>
@@ -3497,6 +3940,20 @@
       </w:r>
       <w:r>
         <w:rPr>
+          <w:lang w:val="hi_IN" w:bidi="hi_IN"/>
+        </w:rPr>
+        <w:t>וְ⁠אֶת־הַ⁠מִּשְׁתַּחֲוִ֥ים עַל־הַ⁠גַּגּ֖וֹת לִ⁠צְבָ֣א הַ⁠שָּׁמָ֑יִם וְ⁠אֶת־הַ⁠מִּֽשְׁתַּחֲוִים֙ הַ⁠נִּשְׁבָּעִ֣ים לַֽ⁠יהוָ֔ה וְ⁠הַ⁠נִּשְׁבָּעִ֖ים בְּ⁠מַלְכָּֽ⁠ם</w:t>
+      </w:r>
+    </w:p>
+    <w:p>
+      <w:pPr/>
+      <w:r>
+        <w:rPr>
+          <w:lang w:val="hi_IN" w:bidi="hi_IN"/>
+        </w:rPr>
+      </w:r>
+      <w:r>
+        <w:rPr>
           <w:b/>
           <w:lang w:val="hi_IN" w:bidi="hi_IN"/>
         </w:rPr>
@@ -3594,6 +4051,20 @@
       </w:r>
       <w:r>
         <w:rPr>
+          <w:lang w:val="hi_IN" w:bidi="hi_IN"/>
+        </w:rPr>
+        <w:t>וְ⁠אֶת־הַ⁠מִּשְׁתַּחֲוִ֥ים עַל־הַ⁠גַּגּ֖וֹת לִ⁠צְבָ֣א</w:t>
+      </w:r>
+    </w:p>
+    <w:p>
+      <w:pPr/>
+      <w:r>
+        <w:rPr>
+          <w:lang w:val="hi_IN" w:bidi="hi_IN"/>
+        </w:rPr>
+      </w:r>
+      <w:r>
+        <w:rPr>
           <w:b/>
           <w:lang w:val="hi_IN" w:bidi="hi_IN"/>
         </w:rPr>
@@ -3704,6 +4175,20 @@
       </w:r>
       <w:r>
         <w:rPr>
+          <w:lang w:val="hi_IN" w:bidi="hi_IN"/>
+        </w:rPr>
+        <w:t>לִ⁠צְבָ֣א הַ⁠שָּׁמָ֑יִם</w:t>
+      </w:r>
+    </w:p>
+    <w:p>
+      <w:pPr/>
+      <w:r>
+        <w:rPr>
+          <w:lang w:val="hi_IN" w:bidi="hi_IN"/>
+        </w:rPr>
+      </w:r>
+      <w:r>
+        <w:rPr>
           <w:b/>
           <w:lang w:val="hi_IN" w:bidi="hi_IN"/>
         </w:rPr>
@@ -3839,6 +4324,20 @@
       </w:r>
       <w:r>
         <w:rPr>
+          <w:lang w:val="hi_IN" w:bidi="hi_IN"/>
+        </w:rPr>
+        <w:t>וְ⁠אֶת־הַ⁠מִּֽשְׁתַּחֲוִים֙ הַ⁠נִּשְׁבָּעִ֣ים לַֽ⁠יהוָ֔ה</w:t>
+      </w:r>
+    </w:p>
+    <w:p>
+      <w:pPr/>
+      <w:r>
+        <w:rPr>
+          <w:lang w:val="hi_IN" w:bidi="hi_IN"/>
+        </w:rPr>
+      </w:r>
+      <w:r>
+        <w:rPr>
           <w:b/>
           <w:lang w:val="hi_IN" w:bidi="hi_IN"/>
         </w:rPr>
@@ -3936,6 +4435,20 @@
       </w:r>
       <w:r>
         <w:rPr>
+          <w:lang w:val="hi_IN" w:bidi="hi_IN"/>
+        </w:rPr>
+        <w:t>וְ⁠אֶת־הַ⁠מִּֽשְׁתַּחֲוִים֙ הַ⁠נִּשְׁבָּעִ֣ים לַֽ⁠יהוָ֔ה</w:t>
+      </w:r>
+    </w:p>
+    <w:p>
+      <w:pPr/>
+      <w:r>
+        <w:rPr>
+          <w:lang w:val="hi_IN" w:bidi="hi_IN"/>
+        </w:rPr>
+      </w:r>
+      <w:r>
+        <w:rPr>
           <w:b/>
           <w:lang w:val="hi_IN" w:bidi="hi_IN"/>
         </w:rPr>
@@ -4085,6 +4598,20 @@
       </w:r>
       <w:r>
         <w:rPr>
+          <w:lang w:val="hi_IN" w:bidi="hi_IN"/>
+        </w:rPr>
+        <w:t>הַ⁠נִּשְׁבָּעִ֣ים לַֽ⁠יהוָ֔ה וְ⁠הַ⁠נִּשְׁבָּעִ֖ים בְּ⁠מַלְכָּֽ⁠ם</w:t>
+      </w:r>
+    </w:p>
+    <w:p>
+      <w:pPr/>
+      <w:r>
+        <w:rPr>
+          <w:lang w:val="hi_IN" w:bidi="hi_IN"/>
+        </w:rPr>
+      </w:r>
+      <w:r>
+        <w:rPr>
           <w:b/>
           <w:lang w:val="hi_IN" w:bidi="hi_IN"/>
         </w:rPr>
@@ -4233,6 +4760,20 @@
       </w:r>
       <w:r>
         <w:rPr>
+          <w:lang w:val="hi_IN" w:bidi="hi_IN"/>
+        </w:rPr>
+        <w:t>הַ⁠נִּשְׁבָּעִ֣ים לַֽ⁠יהוָ֔ה וְ⁠הַ⁠נִּשְׁבָּעִ֖ים בְּ⁠מַלְכָּֽ⁠ם</w:t>
+      </w:r>
+    </w:p>
+    <w:p>
+      <w:pPr/>
+      <w:r>
+        <w:rPr>
+          <w:lang w:val="hi_IN" w:bidi="hi_IN"/>
+        </w:rPr>
+      </w:r>
+      <w:r>
+        <w:rPr>
           <w:b/>
           <w:lang w:val="hi_IN" w:bidi="hi_IN"/>
         </w:rPr>
@@ -4369,6 +4910,20 @@
       </w:r>
       <w:r>
         <w:rPr>
+          <w:lang w:val="hi_IN" w:bidi="hi_IN"/>
+        </w:rPr>
+        <w:t>וְ⁠אֶת־הַ⁠נְּסוֹגִ֖ים מֵ⁠אַחֲרֵ֣י יְהוָ֑ה וַ⁠אֲשֶׁ֛ר לֹֽא־בִקְשׁ֥וּ אֶת־יְהוָ֖ה וְ⁠לֹ֥א דְרָשֻֽׁ⁠הוּ</w:t>
+      </w:r>
+    </w:p>
+    <w:p>
+      <w:pPr/>
+      <w:r>
+        <w:rPr>
+          <w:lang w:val="hi_IN" w:bidi="hi_IN"/>
+        </w:rPr>
+      </w:r>
+      <w:r>
+        <w:rPr>
           <w:b/>
           <w:lang w:val="hi_IN" w:bidi="hi_IN"/>
         </w:rPr>
@@ -4490,6 +5045,20 @@
       </w:r>
       <w:r>
         <w:rPr>
+          <w:lang w:val="hi_IN" w:bidi="hi_IN"/>
+        </w:rPr>
+        <w:t>וְ⁠אֶת־הַ⁠נְּסוֹגִ֖ים מֵ⁠אַחֲרֵ֣י יְהוָ֑ה וַ⁠אֲשֶׁ֛ר לֹֽא־בִקְשׁ֥וּ אֶת־יְהוָ֖ה וְ⁠לֹ֥א דְרָשֻֽׁ⁠הוּ</w:t>
+      </w:r>
+    </w:p>
+    <w:p>
+      <w:pPr/>
+      <w:r>
+        <w:rPr>
+          <w:lang w:val="hi_IN" w:bidi="hi_IN"/>
+        </w:rPr>
+      </w:r>
+      <w:r>
+        <w:rPr>
           <w:b/>
           <w:lang w:val="hi_IN" w:bidi="hi_IN"/>
         </w:rPr>
@@ -4587,6 +5156,20 @@
       </w:r>
       <w:r>
         <w:rPr>
+          <w:lang w:val="hi_IN" w:bidi="hi_IN"/>
+        </w:rPr>
+        <w:t>וְ⁠אֶת־הַ⁠נְּסוֹגִ֖ים מֵ⁠אַחֲרֵ֣י יְהוָ֑ה</w:t>
+      </w:r>
+    </w:p>
+    <w:p>
+      <w:pPr/>
+      <w:r>
+        <w:rPr>
+          <w:lang w:val="hi_IN" w:bidi="hi_IN"/>
+        </w:rPr>
+      </w:r>
+      <w:r>
+        <w:rPr>
           <w:b/>
           <w:lang w:val="hi_IN" w:bidi="hi_IN"/>
         </w:rPr>
@@ -4697,6 +5280,20 @@
       </w:r>
       <w:r>
         <w:rPr>
+          <w:lang w:val="hi_IN" w:bidi="hi_IN"/>
+        </w:rPr>
+        <w:t>וַ⁠אֲשֶׁ֛ר לֹֽא־בִקְשׁ֥וּ אֶת־יְהוָ֖ה וְ⁠לֹ֥א דְרָשֻֽׁ⁠הוּ</w:t>
+      </w:r>
+    </w:p>
+    <w:p>
+      <w:pPr/>
+      <w:r>
+        <w:rPr>
+          <w:lang w:val="hi_IN" w:bidi="hi_IN"/>
+        </w:rPr>
+      </w:r>
+      <w:r>
+        <w:rPr>
           <w:b/>
           <w:lang w:val="hi_IN" w:bidi="hi_IN"/>
         </w:rPr>
@@ -4858,6 +5455,20 @@
       </w:r>
       <w:r>
         <w:rPr>
+          <w:lang w:val="hi_IN" w:bidi="hi_IN"/>
+        </w:rPr>
+        <w:t>הַ֕ס מִ⁠פְּנֵ֖י אֲדֹנָ֣⁠י יְהוִ֑ה</w:t>
+      </w:r>
+    </w:p>
+    <w:p>
+      <w:pPr/>
+      <w:r>
+        <w:rPr>
+          <w:lang w:val="hi_IN" w:bidi="hi_IN"/>
+        </w:rPr>
+      </w:r>
+      <w:r>
+        <w:rPr>
           <w:b/>
           <w:lang w:val="hi_IN" w:bidi="hi_IN"/>
         </w:rPr>
@@ -4994,6 +5605,20 @@
       </w:r>
       <w:r>
         <w:rPr>
+          <w:lang w:val="hi_IN" w:bidi="hi_IN"/>
+        </w:rPr>
+        <w:t>הַ֕ס מִ⁠פְּנֵ֖י אֲדֹנָ֣⁠י יְהוִ֑ה</w:t>
+      </w:r>
+    </w:p>
+    <w:p>
+      <w:pPr/>
+      <w:r>
+        <w:rPr>
+          <w:lang w:val="hi_IN" w:bidi="hi_IN"/>
+        </w:rPr>
+      </w:r>
+      <w:r>
+        <w:rPr>
           <w:b/>
           <w:lang w:val="hi_IN" w:bidi="hi_IN"/>
         </w:rPr>
@@ -5116,6 +5741,20 @@
       </w:r>
       <w:r>
         <w:rPr>
+          <w:lang w:val="hi_IN" w:bidi="hi_IN"/>
+        </w:rPr>
+        <w:t>קָרוֹב֙ י֣וֹם יְהוָ֔ה</w:t>
+      </w:r>
+    </w:p>
+    <w:p>
+      <w:pPr/>
+      <w:r>
+        <w:rPr>
+          <w:lang w:val="hi_IN" w:bidi="hi_IN"/>
+        </w:rPr>
+      </w:r>
+      <w:r>
+        <w:rPr>
           <w:b/>
           <w:lang w:val="hi_IN" w:bidi="hi_IN"/>
         </w:rPr>
@@ -5226,6 +5865,20 @@
       </w:r>
       <w:r>
         <w:rPr>
+          <w:lang w:val="hi_IN" w:bidi="hi_IN"/>
+        </w:rPr>
+        <w:t>הֵכִ֧ין יְהוָ֛ה זֶ֖בַח הִקְדִּ֥ישׁ קְרֻאָֽי⁠ו</w:t>
+      </w:r>
+    </w:p>
+    <w:p>
+      <w:pPr/>
+      <w:r>
+        <w:rPr>
+          <w:lang w:val="hi_IN" w:bidi="hi_IN"/>
+        </w:rPr>
+      </w:r>
+      <w:r>
+        <w:rPr>
           <w:b/>
           <w:lang w:val="hi_IN" w:bidi="hi_IN"/>
         </w:rPr>
@@ -5362,6 +6015,20 @@
       </w:r>
       <w:r>
         <w:rPr>
+          <w:lang w:val="hi_IN" w:bidi="hi_IN"/>
+        </w:rPr>
+        <w:t>קְרֻאָֽי⁠ו</w:t>
+      </w:r>
+    </w:p>
+    <w:p>
+      <w:pPr/>
+      <w:r>
+        <w:rPr>
+          <w:lang w:val="hi_IN" w:bidi="hi_IN"/>
+        </w:rPr>
+      </w:r>
+      <w:r>
+        <w:rPr>
           <w:b/>
           <w:lang w:val="hi_IN" w:bidi="hi_IN"/>
         </w:rPr>
@@ -5459,6 +6126,20 @@
       </w:r>
       <w:r>
         <w:rPr>
+          <w:lang w:val="hi_IN" w:bidi="hi_IN"/>
+        </w:rPr>
+        <w:t>וְ⁠הָיָ֗ה בְּ⁠יוֹם֙ זֶ֣בַח יְהוָ֔ה</w:t>
+      </w:r>
+    </w:p>
+    <w:p>
+      <w:pPr/>
+      <w:r>
+        <w:rPr>
+          <w:lang w:val="hi_IN" w:bidi="hi_IN"/>
+        </w:rPr>
+      </w:r>
+      <w:r>
+        <w:rPr>
           <w:b/>
           <w:lang w:val="hi_IN" w:bidi="hi_IN"/>
         </w:rPr>
@@ -5556,6 +6237,20 @@
       </w:r>
       <w:r>
         <w:rPr>
+          <w:lang w:val="hi_IN" w:bidi="hi_IN"/>
+        </w:rPr>
+        <w:t>בְּ⁠יוֹם֙ זֶ֣בַח יְהוָ֔ה</w:t>
+      </w:r>
+    </w:p>
+    <w:p>
+      <w:pPr/>
+      <w:r>
+        <w:rPr>
+          <w:lang w:val="hi_IN" w:bidi="hi_IN"/>
+        </w:rPr>
+      </w:r>
+      <w:r>
+        <w:rPr>
           <w:b/>
           <w:lang w:val="hi_IN" w:bidi="hi_IN"/>
         </w:rPr>
@@ -5653,6 +6348,20 @@
       </w:r>
       <w:r>
         <w:rPr>
+          <w:lang w:val="hi_IN" w:bidi="hi_IN"/>
+        </w:rPr>
+        <w:t>בְּ⁠יוֹם֙ זֶ֣בַח יְהוָ֔ה</w:t>
+      </w:r>
+    </w:p>
+    <w:p>
+      <w:pPr/>
+      <w:r>
+        <w:rPr>
+          <w:lang w:val="hi_IN" w:bidi="hi_IN"/>
+        </w:rPr>
+      </w:r>
+      <w:r>
+        <w:rPr>
           <w:b/>
           <w:lang w:val="hi_IN" w:bidi="hi_IN"/>
         </w:rPr>
@@ -5750,6 +6459,20 @@
       </w:r>
       <w:r>
         <w:rPr>
+          <w:lang w:val="hi_IN" w:bidi="hi_IN"/>
+        </w:rPr>
+        <w:t>בְּ⁠יוֹם֙ זֶ֣בַח יְהוָ֔ה</w:t>
+      </w:r>
+    </w:p>
+    <w:p>
+      <w:pPr/>
+      <w:r>
+        <w:rPr>
+          <w:lang w:val="hi_IN" w:bidi="hi_IN"/>
+        </w:rPr>
+      </w:r>
+      <w:r>
+        <w:rPr>
           <w:b/>
           <w:lang w:val="hi_IN" w:bidi="hi_IN"/>
         </w:rPr>
@@ -5871,6 +6594,20 @@
       </w:r>
       <w:r>
         <w:rPr>
+          <w:lang w:val="hi_IN" w:bidi="hi_IN"/>
+        </w:rPr>
+        <w:t>וּ⁠פָקַדְתִּ֥י עַל־הַ⁠שָּׂרִ֖ים וְ⁠עַל־בְּנֵ֣י הַ⁠מֶּ֑לֶךְ וְ⁠עַ֥ל כָּל־הַ⁠לֹּבְשִׁ֖ים מַלְבּ֥וּשׁ נָכְרִֽי</w:t>
+      </w:r>
+    </w:p>
+    <w:p>
+      <w:pPr/>
+      <w:r>
+        <w:rPr>
+          <w:lang w:val="hi_IN" w:bidi="hi_IN"/>
+        </w:rPr>
+      </w:r>
+      <w:r>
+        <w:rPr>
           <w:b/>
           <w:lang w:val="hi_IN" w:bidi="hi_IN"/>
         </w:rPr>
@@ -6018,6 +6755,20 @@
       </w:r>
       <w:r>
         <w:rPr>
+          <w:lang w:val="hi_IN" w:bidi="hi_IN"/>
+        </w:rPr>
+        <w:t>הַ⁠שָּׂרִ֖ים</w:t>
+      </w:r>
+    </w:p>
+    <w:p>
+      <w:pPr/>
+      <w:r>
+        <w:rPr>
+          <w:lang w:val="hi_IN" w:bidi="hi_IN"/>
+        </w:rPr>
+      </w:r>
+      <w:r>
+        <w:rPr>
           <w:b/>
           <w:lang w:val="hi_IN" w:bidi="hi_IN"/>
         </w:rPr>
@@ -6140,6 +6891,20 @@
       </w:r>
       <w:r>
         <w:rPr>
+          <w:lang w:val="hi_IN" w:bidi="hi_IN"/>
+        </w:rPr>
+        <w:t>בְּנֵ֣י הַ⁠מֶּ֑לֶךְ</w:t>
+      </w:r>
+    </w:p>
+    <w:p>
+      <w:pPr/>
+      <w:r>
+        <w:rPr>
+          <w:lang w:val="hi_IN" w:bidi="hi_IN"/>
+        </w:rPr>
+      </w:r>
+      <w:r>
+        <w:rPr>
           <w:b/>
           <w:lang w:val="hi_IN" w:bidi="hi_IN"/>
         </w:rPr>
@@ -6262,6 +7027,20 @@
       </w:r>
       <w:r>
         <w:rPr>
+          <w:lang w:val="hi_IN" w:bidi="hi_IN"/>
+        </w:rPr>
+        <w:t>כָּל־הַ⁠לֹּבְשִׁ֖ים מַלְבּ֥וּשׁ נָכְרִֽי</w:t>
+      </w:r>
+    </w:p>
+    <w:p>
+      <w:pPr/>
+      <w:r>
+        <w:rPr>
+          <w:lang w:val="hi_IN" w:bidi="hi_IN"/>
+        </w:rPr>
+      </w:r>
+      <w:r>
+        <w:rPr>
           <w:b/>
           <w:lang w:val="hi_IN" w:bidi="hi_IN"/>
         </w:rPr>
@@ -6372,6 +7151,20 @@
       </w:r>
       <w:r>
         <w:rPr>
+          <w:lang w:val="hi_IN" w:bidi="hi_IN"/>
+        </w:rPr>
+        <w:t>וּ⁠פָקַדְתִּ֗י עַ֧ל &amp; בַּ⁠יּ֣וֹם הַ⁠ה֑וּא</w:t>
+      </w:r>
+    </w:p>
+    <w:p>
+      <w:pPr/>
+      <w:r>
+        <w:rPr>
+          <w:lang w:val="hi_IN" w:bidi="hi_IN"/>
+        </w:rPr>
+      </w:r>
+      <w:r>
+        <w:rPr>
           <w:b/>
           <w:lang w:val="hi_IN" w:bidi="hi_IN"/>
         </w:rPr>
@@ -6505,6 +7298,20 @@
       </w:r>
       <w:r>
         <w:rPr>
+          <w:lang w:val="hi_IN" w:bidi="hi_IN"/>
+        </w:rPr>
+        <w:t>כָּל־הַ⁠דּוֹלֵ֛ג עַל־הַ⁠מִּפְתָּ֖ן</w:t>
+      </w:r>
+    </w:p>
+    <w:p>
+      <w:pPr/>
+      <w:r>
+        <w:rPr>
+          <w:lang w:val="hi_IN" w:bidi="hi_IN"/>
+        </w:rPr>
+      </w:r>
+      <w:r>
+        <w:rPr>
           <w:b/>
           <w:lang w:val="hi_IN" w:bidi="hi_IN"/>
         </w:rPr>
@@ -6641,6 +7448,20 @@
       </w:r>
       <w:r>
         <w:rPr>
+          <w:lang w:val="hi_IN" w:bidi="hi_IN"/>
+        </w:rPr>
+        <w:t>הַֽ⁠מְמַלְאִ֛ים בֵּ֥ית אֲדֹנֵי⁠הֶ֖ם חָמָ֥ס וּ⁠מִרְמָֽה</w:t>
+      </w:r>
+    </w:p>
+    <w:p>
+      <w:pPr/>
+      <w:r>
+        <w:rPr>
+          <w:lang w:val="hi_IN" w:bidi="hi_IN"/>
+        </w:rPr>
+      </w:r>
+      <w:r>
+        <w:rPr>
           <w:b/>
           <w:lang w:val="hi_IN" w:bidi="hi_IN"/>
         </w:rPr>
@@ -6777,6 +7598,20 @@
       </w:r>
       <w:r>
         <w:rPr>
+          <w:lang w:val="hi_IN" w:bidi="hi_IN"/>
+        </w:rPr>
+        <w:t>חָמָ֥ס וּ⁠מִרְמָֽה</w:t>
+      </w:r>
+    </w:p>
+    <w:p>
+      <w:pPr/>
+      <w:r>
+        <w:rPr>
+          <w:lang w:val="hi_IN" w:bidi="hi_IN"/>
+        </w:rPr>
+      </w:r>
+      <w:r>
+        <w:rPr>
           <w:b/>
           <w:lang w:val="hi_IN" w:bidi="hi_IN"/>
         </w:rPr>
@@ -6912,6 +7747,20 @@
       </w:r>
       <w:r>
         <w:rPr>
+          <w:lang w:val="hi_IN" w:bidi="hi_IN"/>
+        </w:rPr>
+        <w:t>וְ⁠הָיָה֩ בַ⁠יּ֨וֹם הַ⁠ה֜וּא נְאֻם־יְהוָ֗ה ק֤וֹל</w:t>
+      </w:r>
+    </w:p>
+    <w:p>
+      <w:pPr/>
+      <w:r>
+        <w:rPr>
+          <w:lang w:val="hi_IN" w:bidi="hi_IN"/>
+        </w:rPr>
+      </w:r>
+      <w:r>
+        <w:rPr>
           <w:b/>
           <w:lang w:val="hi_IN" w:bidi="hi_IN"/>
         </w:rPr>
@@ -7034,6 +7883,20 @@
       </w:r>
       <w:r>
         <w:rPr>
+          <w:lang w:val="hi_IN" w:bidi="hi_IN"/>
+        </w:rPr>
+        <w:t>בַ⁠יּ֨וֹם הַ⁠ה֜וּא</w:t>
+      </w:r>
+    </w:p>
+    <w:p>
+      <w:pPr/>
+      <w:r>
+        <w:rPr>
+          <w:lang w:val="hi_IN" w:bidi="hi_IN"/>
+        </w:rPr>
+      </w:r>
+      <w:r>
+        <w:rPr>
           <w:b/>
           <w:lang w:val="hi_IN" w:bidi="hi_IN"/>
         </w:rPr>
@@ -7117,6 +7980,20 @@
       </w:r>
       <w:r>
         <w:rPr>
+          <w:lang w:val="hi_IN" w:bidi="hi_IN"/>
+        </w:rPr>
+        <w:t>ק֤וֹל</w:t>
+      </w:r>
+    </w:p>
+    <w:p>
+      <w:pPr/>
+      <w:r>
+        <w:rPr>
+          <w:lang w:val="hi_IN" w:bidi="hi_IN"/>
+        </w:rPr>
+      </w:r>
+      <w:r>
+        <w:rPr>
           <w:b/>
           <w:lang w:val="hi_IN" w:bidi="hi_IN"/>
         </w:rPr>
@@ -7214,6 +8091,20 @@
       </w:r>
       <w:r>
         <w:rPr>
+          <w:lang w:val="hi_IN" w:bidi="hi_IN"/>
+        </w:rPr>
+        <w:t>מִ⁠שַּׁ֣עַר הַ⁠דָּגִ֔ים</w:t>
+      </w:r>
+    </w:p>
+    <w:p>
+      <w:pPr/>
+      <w:r>
+        <w:rPr>
+          <w:lang w:val="hi_IN" w:bidi="hi_IN"/>
+        </w:rPr>
+      </w:r>
+      <w:r>
+        <w:rPr>
           <w:b/>
           <w:lang w:val="hi_IN" w:bidi="hi_IN"/>
         </w:rPr>
@@ -7324,6 +8215,20 @@
       </w:r>
       <w:r>
         <w:rPr>
+          <w:lang w:val="hi_IN" w:bidi="hi_IN"/>
+        </w:rPr>
+        <w:t>הַ⁠מִּשְׁנֶ֑ה</w:t>
+      </w:r>
+    </w:p>
+    <w:p>
+      <w:pPr/>
+      <w:r>
+        <w:rPr>
+          <w:lang w:val="hi_IN" w:bidi="hi_IN"/>
+        </w:rPr>
+      </w:r>
+      <w:r>
+        <w:rPr>
           <w:b/>
           <w:lang w:val="hi_IN" w:bidi="hi_IN"/>
         </w:rPr>
@@ -7473,6 +8378,20 @@
       </w:r>
       <w:r>
         <w:rPr>
+          <w:lang w:val="hi_IN" w:bidi="hi_IN"/>
+        </w:rPr>
+        <w:t>מֵ⁠הַ⁠גְּבָעֽוֹת</w:t>
+      </w:r>
+    </w:p>
+    <w:p>
+      <w:pPr/>
+      <w:r>
+        <w:rPr>
+          <w:lang w:val="hi_IN" w:bidi="hi_IN"/>
+        </w:rPr>
+      </w:r>
+      <w:r>
+        <w:rPr>
           <w:b/>
           <w:lang w:val="hi_IN" w:bidi="hi_IN"/>
         </w:rPr>
@@ -7583,6 +8502,20 @@
       </w:r>
       <w:r>
         <w:rPr>
+          <w:lang w:val="hi_IN" w:bidi="hi_IN"/>
+        </w:rPr>
+        <w:t>הַ⁠מַּכְתֵּ֑שׁ</w:t>
+      </w:r>
+    </w:p>
+    <w:p>
+      <w:pPr/>
+      <w:r>
+        <w:rPr>
+          <w:lang w:val="hi_IN" w:bidi="hi_IN"/>
+        </w:rPr>
+      </w:r>
+      <w:r>
+        <w:rPr>
           <w:b/>
           <w:lang w:val="hi_IN" w:bidi="hi_IN"/>
         </w:rPr>
@@ -7693,6 +8626,20 @@
       </w:r>
       <w:r>
         <w:rPr>
+          <w:lang w:val="hi_IN" w:bidi="hi_IN"/>
+        </w:rPr>
+        <w:t>נִדְמָה֙ כָּל־עַ֣ם כְּנַ֔עַן נִכְרְת֖וּ כָּל־נְטִ֥ילֵי כָֽסֶף</w:t>
+      </w:r>
+    </w:p>
+    <w:p>
+      <w:pPr/>
+      <w:r>
+        <w:rPr>
+          <w:lang w:val="hi_IN" w:bidi="hi_IN"/>
+        </w:rPr>
+      </w:r>
+      <w:r>
+        <w:rPr>
           <w:b/>
           <w:lang w:val="hi_IN" w:bidi="hi_IN"/>
         </w:rPr>
@@ -7790,6 +8737,20 @@
       </w:r>
       <w:r>
         <w:rPr>
+          <w:lang w:val="hi_IN" w:bidi="hi_IN"/>
+        </w:rPr>
+        <w:t>נִדְמָה֙ כָּל־עַ֣ם כְּנַ֔עַן נִכְרְת֖וּ כָּל־נְטִ֥ילֵי כָֽסֶף</w:t>
+      </w:r>
+    </w:p>
+    <w:p>
+      <w:pPr/>
+      <w:r>
+        <w:rPr>
+          <w:lang w:val="hi_IN" w:bidi="hi_IN"/>
+        </w:rPr>
+      </w:r>
+      <w:r>
+        <w:rPr>
           <w:b/>
           <w:lang w:val="hi_IN" w:bidi="hi_IN"/>
         </w:rPr>
@@ -7887,6 +8848,20 @@
       </w:r>
       <w:r>
         <w:rPr>
+          <w:lang w:val="hi_IN" w:bidi="hi_IN"/>
+        </w:rPr>
+        <w:t>עַ֣ם כְּנַ֔עַן</w:t>
+      </w:r>
+    </w:p>
+    <w:p>
+      <w:pPr/>
+      <w:r>
+        <w:rPr>
+          <w:lang w:val="hi_IN" w:bidi="hi_IN"/>
+        </w:rPr>
+      </w:r>
+      <w:r>
+        <w:rPr>
           <w:b/>
           <w:lang w:val="hi_IN" w:bidi="hi_IN"/>
         </w:rPr>
@@ -8023,6 +8998,20 @@
       </w:r>
       <w:r>
         <w:rPr>
+          <w:lang w:val="hi_IN" w:bidi="hi_IN"/>
+        </w:rPr>
+        <w:t>נְטִ֥ילֵי כָֽסֶף</w:t>
+      </w:r>
+    </w:p>
+    <w:p>
+      <w:pPr/>
+      <w:r>
+        <w:rPr>
+          <w:lang w:val="hi_IN" w:bidi="hi_IN"/>
+        </w:rPr>
+      </w:r>
+      <w:r>
+        <w:rPr>
           <w:b/>
           <w:lang w:val="hi_IN" w:bidi="hi_IN"/>
         </w:rPr>
@@ -8133,6 +9122,20 @@
       </w:r>
       <w:r>
         <w:rPr>
+          <w:lang w:val="hi_IN" w:bidi="hi_IN"/>
+        </w:rPr>
+        <w:t>נִכְרְת֖וּ</w:t>
+      </w:r>
+    </w:p>
+    <w:p>
+      <w:pPr/>
+      <w:r>
+        <w:rPr>
+          <w:lang w:val="hi_IN" w:bidi="hi_IN"/>
+        </w:rPr>
+      </w:r>
+      <w:r>
+        <w:rPr>
           <w:b/>
           <w:lang w:val="hi_IN" w:bidi="hi_IN"/>
         </w:rPr>
@@ -8242,6 +9245,20 @@
       </w:r>
       <w:r>
         <w:rPr>
+          <w:lang w:val="hi_IN" w:bidi="hi_IN"/>
+        </w:rPr>
+        <w:t>בַּ⁠נֵּר֑וֹת</w:t>
+      </w:r>
+    </w:p>
+    <w:p>
+      <w:pPr/>
+      <w:r>
+        <w:rPr>
+          <w:lang w:val="hi_IN" w:bidi="hi_IN"/>
+        </w:rPr>
+      </w:r>
+      <w:r>
+        <w:rPr>
           <w:b/>
           <w:lang w:val="hi_IN" w:bidi="hi_IN"/>
         </w:rPr>
@@ -8383,6 +9400,20 @@
       </w:r>
       <w:r>
         <w:rPr>
+          <w:lang w:val="hi_IN" w:bidi="hi_IN"/>
+        </w:rPr>
+        <w:t>וּ⁠פָקַדְתִּ֣י עַל</w:t>
+      </w:r>
+    </w:p>
+    <w:p>
+      <w:pPr/>
+      <w:r>
+        <w:rPr>
+          <w:lang w:val="hi_IN" w:bidi="hi_IN"/>
+        </w:rPr>
+      </w:r>
+      <w:r>
+        <w:rPr>
           <w:b/>
           <w:lang w:val="hi_IN" w:bidi="hi_IN"/>
         </w:rPr>
@@ -8504,6 +9535,20 @@
       </w:r>
       <w:r>
         <w:rPr>
+          <w:lang w:val="hi_IN" w:bidi="hi_IN"/>
+        </w:rPr>
+        <w:t>הָ⁠אֲנָשִׁ֗ים הַ⁠קֹּֽפְאִים֙ עַל־שִׁמְרֵי⁠הֶ֔ם</w:t>
+      </w:r>
+    </w:p>
+    <w:p>
+      <w:pPr/>
+      <w:r>
+        <w:rPr>
+          <w:lang w:val="hi_IN" w:bidi="hi_IN"/>
+        </w:rPr>
+      </w:r>
+      <w:r>
+        <w:rPr>
           <w:b/>
           <w:lang w:val="hi_IN" w:bidi="hi_IN"/>
         </w:rPr>
@@ -8614,6 +9659,20 @@
       </w:r>
       <w:r>
         <w:rPr>
+          <w:lang w:val="hi_IN" w:bidi="hi_IN"/>
+        </w:rPr>
+        <w:t>הָ⁠אֲנָשִׁ֗ים הַ⁠קֹּֽפְאִים֙ עַל־שִׁמְרֵי⁠הֶ֔ם</w:t>
+      </w:r>
+    </w:p>
+    <w:p>
+      <w:pPr/>
+      <w:r>
+        <w:rPr>
+          <w:lang w:val="hi_IN" w:bidi="hi_IN"/>
+        </w:rPr>
+      </w:r>
+      <w:r>
+        <w:rPr>
           <w:b/>
           <w:lang w:val="hi_IN" w:bidi="hi_IN"/>
         </w:rPr>
@@ -8737,6 +9796,20 @@
       </w:r>
       <w:r>
         <w:rPr>
+          <w:lang w:val="hi_IN" w:bidi="hi_IN"/>
+        </w:rPr>
+        <w:t>הָ⁠אֹֽמְרִים֙ בִּ⁠לְבָבָ֔⁠ם לֹֽא־יֵיטִ֥יב יְהוָ֖ה וְ⁠לֹ֥א יָרֵֽעַ</w:t>
+      </w:r>
+    </w:p>
+    <w:p>
+      <w:pPr/>
+      <w:r>
+        <w:rPr>
+          <w:lang w:val="hi_IN" w:bidi="hi_IN"/>
+        </w:rPr>
+      </w:r>
+      <w:r>
+        <w:rPr>
           <w:b/>
           <w:lang w:val="hi_IN" w:bidi="hi_IN"/>
         </w:rPr>
@@ -8834,6 +9907,20 @@
       </w:r>
       <w:r>
         <w:rPr>
+          <w:lang w:val="hi_IN" w:bidi="hi_IN"/>
+        </w:rPr>
+        <w:t>הָ⁠אֹֽמְרִים֙ בִּ⁠לְבָבָ֔⁠ם לֹֽא־יֵיטִ֥יב יְהוָ֖ה וְ⁠לֹ֥א יָרֵֽעַ</w:t>
+      </w:r>
+    </w:p>
+    <w:p>
+      <w:pPr/>
+      <w:r>
+        <w:rPr>
+          <w:lang w:val="hi_IN" w:bidi="hi_IN"/>
+        </w:rPr>
+      </w:r>
+      <w:r>
+        <w:rPr>
           <w:b/>
           <w:lang w:val="hi_IN" w:bidi="hi_IN"/>
         </w:rPr>
@@ -8931,6 +10018,20 @@
       </w:r>
       <w:r>
         <w:rPr>
+          <w:lang w:val="hi_IN" w:bidi="hi_IN"/>
+        </w:rPr>
+        <w:t>בִּ⁠לְבָבָ֔⁠ם</w:t>
+      </w:r>
+    </w:p>
+    <w:p>
+      <w:pPr/>
+      <w:r>
+        <w:rPr>
+          <w:lang w:val="hi_IN" w:bidi="hi_IN"/>
+        </w:rPr>
+      </w:r>
+      <w:r>
+        <w:rPr>
           <w:b/>
           <w:lang w:val="hi_IN" w:bidi="hi_IN"/>
         </w:rPr>
@@ -9041,6 +10142,20 @@
       </w:r>
       <w:r>
         <w:rPr>
+          <w:lang w:val="hi_IN" w:bidi="hi_IN"/>
+        </w:rPr>
+        <w:t>בִּ⁠לְבָבָ֔⁠ם</w:t>
+      </w:r>
+    </w:p>
+    <w:p>
+      <w:pPr/>
+      <w:r>
+        <w:rPr>
+          <w:lang w:val="hi_IN" w:bidi="hi_IN"/>
+        </w:rPr>
+      </w:r>
+      <w:r>
+        <w:rPr>
           <w:b/>
           <w:lang w:val="hi_IN" w:bidi="hi_IN"/>
         </w:rPr>
@@ -9151,6 +10266,20 @@
       </w:r>
       <w:r>
         <w:rPr>
+          <w:lang w:val="hi_IN" w:bidi="hi_IN"/>
+        </w:rPr>
+        <w:t>לֹֽא־יֵיטִ֥יב יְהוָ֖ה וְ⁠לֹ֥א יָרֵֽעַ</w:t>
+      </w:r>
+    </w:p>
+    <w:p>
+      <w:pPr/>
+      <w:r>
+        <w:rPr>
+          <w:lang w:val="hi_IN" w:bidi="hi_IN"/>
+        </w:rPr>
+      </w:r>
+      <w:r>
+        <w:rPr>
           <w:b/>
           <w:lang w:val="hi_IN" w:bidi="hi_IN"/>
         </w:rPr>
@@ -9268,6 +10397,20 @@
       </w:r>
       <w:r>
         <w:rPr>
+          <w:lang w:val="hi_IN" w:bidi="hi_IN"/>
+        </w:rPr>
+        <w:t>וְ⁠הָיָ֤ה חֵילָ⁠ם֙ לִ⁠מְשִׁסָּ֔ה וּ⁠בָתֵּי⁠הֶ֖ם לִ⁠שְׁמָמָ֑ה</w:t>
+      </w:r>
+    </w:p>
+    <w:p>
+      <w:pPr/>
+      <w:r>
+        <w:rPr>
+          <w:lang w:val="hi_IN" w:bidi="hi_IN"/>
+        </w:rPr>
+      </w:r>
+      <w:r>
+        <w:rPr>
           <w:b/>
           <w:lang w:val="hi_IN" w:bidi="hi_IN"/>
         </w:rPr>
@@ -9365,6 +10508,20 @@
       </w:r>
       <w:r>
         <w:rPr>
+          <w:lang w:val="hi_IN" w:bidi="hi_IN"/>
+        </w:rPr>
+        <w:t>וְ⁠הָיָ֤ה חֵילָ⁠ם֙ לִ⁠מְשִׁסָּ֔ה וּ⁠בָתֵּי⁠הֶ֖ם לִ⁠שְׁמָמָ֑ה</w:t>
+      </w:r>
+    </w:p>
+    <w:p>
+      <w:pPr/>
+      <w:r>
+        <w:rPr>
+          <w:lang w:val="hi_IN" w:bidi="hi_IN"/>
+        </w:rPr>
+      </w:r>
+      <w:r>
+        <w:rPr>
           <w:b/>
           <w:lang w:val="hi_IN" w:bidi="hi_IN"/>
         </w:rPr>
@@ -9507,7 +10664,7 @@
         </w:rPr>
         <w:t>” (</w:t>
       </w:r>
-      <w:hyperlink r:id="rId14">
+      <w:hyperlink r:id="rId16">
         <w:r>
           <w:rPr>
             <w:lang w:val="hi_IN" w:bidi="hi_IN"/>
@@ -9589,6 +10746,20 @@
       </w:r>
       <w:r>
         <w:rPr>
+          <w:lang w:val="hi_IN" w:bidi="hi_IN"/>
+        </w:rPr>
+        <w:t>יוֹם־יְהוָה֙ הַ⁠גָּד֔וֹל &amp; י֣וֹם יְהוָ֔ה</w:t>
+      </w:r>
+    </w:p>
+    <w:p>
+      <w:pPr/>
+      <w:r>
+        <w:rPr>
+          <w:lang w:val="hi_IN" w:bidi="hi_IN"/>
+        </w:rPr>
+      </w:r>
+      <w:r>
+        <w:rPr>
           <w:b/>
           <w:lang w:val="hi_IN" w:bidi="hi_IN"/>
         </w:rPr>
@@ -9712,6 +10883,20 @@
       </w:r>
       <w:r>
         <w:rPr>
+          <w:lang w:val="hi_IN" w:bidi="hi_IN"/>
+        </w:rPr>
+        <w:t>יוֹם־יְהוָה֙ הַ⁠גָּד֔וֹל &amp; י֣וֹם יְהוָ֔ה</w:t>
+      </w:r>
+    </w:p>
+    <w:p>
+      <w:pPr/>
+      <w:r>
+        <w:rPr>
+          <w:lang w:val="hi_IN" w:bidi="hi_IN"/>
+        </w:rPr>
+      </w:r>
+      <w:r>
+        <w:rPr>
           <w:b/>
           <w:lang w:val="hi_IN" w:bidi="hi_IN"/>
         </w:rPr>
@@ -9823,6 +11008,20 @@
       </w:r>
       <w:r>
         <w:rPr>
+          <w:lang w:val="hi_IN" w:bidi="hi_IN"/>
+        </w:rPr>
+        <w:t>קָר֤וֹב &amp; קָר֖וֹב וּ⁠מַהֵ֣ר מְאֹ֑ד</w:t>
+      </w:r>
+    </w:p>
+    <w:p>
+      <w:pPr/>
+      <w:r>
+        <w:rPr>
+          <w:lang w:val="hi_IN" w:bidi="hi_IN"/>
+        </w:rPr>
+      </w:r>
+      <w:r>
+        <w:rPr>
           <w:b/>
           <w:lang w:val="hi_IN" w:bidi="hi_IN"/>
         </w:rPr>
@@ -9919,6 +11118,20 @@
       </w:r>
       <w:r>
         <w:rPr>
+          <w:lang w:val="hi_IN" w:bidi="hi_IN"/>
+        </w:rPr>
+        <w:t>קָר֤וֹב &amp; קָר֖וֹב וּ⁠מַהֵ֣ר מְאֹ֑ד</w:t>
+      </w:r>
+    </w:p>
+    <w:p>
+      <w:pPr/>
+      <w:r>
+        <w:rPr>
+          <w:lang w:val="hi_IN" w:bidi="hi_IN"/>
+        </w:rPr>
+      </w:r>
+      <w:r>
+        <w:rPr>
           <w:b/>
           <w:lang w:val="hi_IN" w:bidi="hi_IN"/>
         </w:rPr>
@@ -10034,6 +11247,20 @@
       </w:r>
       <w:r>
         <w:rPr>
+          <w:lang w:val="hi_IN" w:bidi="hi_IN"/>
+        </w:rPr>
+        <w:t>ק֚וֹל י֣וֹם יְהוָ֔ה מַ֥ר</w:t>
+      </w:r>
+    </w:p>
+    <w:p>
+      <w:pPr/>
+      <w:r>
+        <w:rPr>
+          <w:lang w:val="hi_IN" w:bidi="hi_IN"/>
+        </w:rPr>
+      </w:r>
+      <w:r>
+        <w:rPr>
           <w:b/>
           <w:lang w:val="hi_IN" w:bidi="hi_IN"/>
         </w:rPr>
@@ -10157,6 +11384,20 @@
       </w:r>
       <w:r>
         <w:rPr>
+          <w:lang w:val="hi_IN" w:bidi="hi_IN"/>
+        </w:rPr>
+        <w:t>צֹרֵ֖חַ &amp; גִּבּֽוֹר</w:t>
+      </w:r>
+    </w:p>
+    <w:p>
+      <w:pPr/>
+      <w:r>
+        <w:rPr>
+          <w:lang w:val="hi_IN" w:bidi="hi_IN"/>
+        </w:rPr>
+      </w:r>
+      <w:r>
+        <w:rPr>
           <w:b/>
           <w:lang w:val="hi_IN" w:bidi="hi_IN"/>
         </w:rPr>
@@ -10267,6 +11508,20 @@
       </w:r>
       <w:r>
         <w:rPr>
+          <w:lang w:val="hi_IN" w:bidi="hi_IN"/>
+        </w:rPr>
+        <w:t>הַ⁠יּ֣וֹם הַ⁠ה֑וּא</w:t>
+      </w:r>
+    </w:p>
+    <w:p>
+      <w:pPr/>
+      <w:r>
+        <w:rPr>
+          <w:lang w:val="hi_IN" w:bidi="hi_IN"/>
+        </w:rPr>
+      </w:r>
+      <w:r>
+        <w:rPr>
           <w:b/>
           <w:lang w:val="hi_IN" w:bidi="hi_IN"/>
         </w:rPr>
@@ -10363,6 +11618,20 @@
       </w:r>
       <w:r>
         <w:rPr>
+          <w:lang w:val="hi_IN" w:bidi="hi_IN"/>
+        </w:rPr>
+        <w:t>י֧וֹם צָרָ֣ה וּ⁠מְצוּקָ֗ה י֤וֹם שֹׁאָה֙ וּ⁠מְשׁוֹאָ֔ה י֥וֹם חֹ֨שֶׁךְ֙ וַ⁠אֲפֵלָ֔ה י֥וֹם עָנָ֖ן וַ⁠עֲרָפֶֽל</w:t>
+      </w:r>
+    </w:p>
+    <w:p>
+      <w:pPr/>
+      <w:r>
+        <w:rPr>
+          <w:lang w:val="hi_IN" w:bidi="hi_IN"/>
+        </w:rPr>
+      </w:r>
+      <w:r>
+        <w:rPr>
           <w:b/>
           <w:lang w:val="hi_IN" w:bidi="hi_IN"/>
         </w:rPr>
@@ -10460,6 +11729,20 @@
       </w:r>
       <w:r>
         <w:rPr>
+          <w:lang w:val="hi_IN" w:bidi="hi_IN"/>
+        </w:rPr>
+        <w:t>י֥וֹם חֹ֨שֶׁךְ֙ וַ⁠אֲפֵלָ֔ה י֥וֹם עָנָ֖ן וַ⁠עֲרָפֶֽל</w:t>
+      </w:r>
+    </w:p>
+    <w:p>
+      <w:pPr/>
+      <w:r>
+        <w:rPr>
+          <w:lang w:val="hi_IN" w:bidi="hi_IN"/>
+        </w:rPr>
+      </w:r>
+      <w:r>
+        <w:rPr>
           <w:b/>
           <w:lang w:val="hi_IN" w:bidi="hi_IN"/>
         </w:rPr>
@@ -10557,6 +11840,20 @@
       </w:r>
       <w:r>
         <w:rPr>
+          <w:lang w:val="hi_IN" w:bidi="hi_IN"/>
+        </w:rPr>
+        <w:t>י֥וֹם</w:t>
+      </w:r>
+    </w:p>
+    <w:p>
+      <w:pPr/>
+      <w:r>
+        <w:rPr>
+          <w:lang w:val="hi_IN" w:bidi="hi_IN"/>
+        </w:rPr>
+      </w:r>
+      <w:r>
+        <w:rPr>
           <w:b/>
           <w:lang w:val="hi_IN" w:bidi="hi_IN"/>
         </w:rPr>
@@ -10654,6 +11951,20 @@
       </w:r>
       <w:r>
         <w:rPr>
+          <w:lang w:val="hi_IN" w:bidi="hi_IN"/>
+        </w:rPr>
+        <w:t>שׁוֹפָ֖ר וּ⁠תְרוּעָ֑ה</w:t>
+      </w:r>
+    </w:p>
+    <w:p>
+      <w:pPr/>
+      <w:r>
+        <w:rPr>
+          <w:lang w:val="hi_IN" w:bidi="hi_IN"/>
+        </w:rPr>
+      </w:r>
+      <w:r>
+        <w:rPr>
           <w:b/>
           <w:lang w:val="hi_IN" w:bidi="hi_IN"/>
         </w:rPr>
@@ -10764,6 +12075,20 @@
       </w:r>
       <w:r>
         <w:rPr>
+          <w:lang w:val="hi_IN" w:bidi="hi_IN"/>
+        </w:rPr>
+        <w:t>עַ֚ל הֶ⁠עָרִ֣ים הַ⁠בְּצֻר֔וֹת וְ⁠עַ֖ל הַ⁠פִּנּ֥וֹת הַ⁠גְּבֹהֽוֹת</w:t>
+      </w:r>
+    </w:p>
+    <w:p>
+      <w:pPr/>
+      <w:r>
+        <w:rPr>
+          <w:lang w:val="hi_IN" w:bidi="hi_IN"/>
+        </w:rPr>
+      </w:r>
+      <w:r>
+        <w:rPr>
           <w:b/>
           <w:lang w:val="hi_IN" w:bidi="hi_IN"/>
         </w:rPr>
@@ -10898,6 +12223,20 @@
       </w:r>
       <w:r>
         <w:rPr>
+          <w:lang w:val="hi_IN" w:bidi="hi_IN"/>
+        </w:rPr>
+        <w:t>עַ֚ל הֶ⁠עָרִ֣ים הַ⁠בְּצֻר֔וֹת וְ⁠עַ֖ל הַ⁠פִּנּ֥וֹת הַ⁠גְּבֹהֽוֹת</w:t>
+      </w:r>
+    </w:p>
+    <w:p>
+      <w:pPr/>
+      <w:r>
+        <w:rPr>
+          <w:lang w:val="hi_IN" w:bidi="hi_IN"/>
+        </w:rPr>
+      </w:r>
+      <w:r>
+        <w:rPr>
           <w:b/>
           <w:lang w:val="hi_IN" w:bidi="hi_IN"/>
         </w:rPr>
@@ -11021,6 +12360,20 @@
       </w:r>
       <w:r>
         <w:rPr>
+          <w:lang w:val="hi_IN" w:bidi="hi_IN"/>
+        </w:rPr>
+        <w:t>לָ⁠אָדָ֗ם</w:t>
+      </w:r>
+    </w:p>
+    <w:p>
+      <w:pPr/>
+      <w:r>
+        <w:rPr>
+          <w:lang w:val="hi_IN" w:bidi="hi_IN"/>
+        </w:rPr>
+      </w:r>
+      <w:r>
+        <w:rPr>
           <w:b/>
           <w:lang w:val="hi_IN" w:bidi="hi_IN"/>
         </w:rPr>
@@ -11164,7 +12517,7 @@
         </w:rPr>
         <w:t xml:space="preserve">यह यहोवा द्वारा इस्राएलियों को मिस्र छोड़ने के समय कही गई बात का एक और संकेत है, जैसा कि पद 13 में संकेत किया गया है। </w:t>
       </w:r>
-      <w:hyperlink r:id="rId15">
+      <w:hyperlink r:id="rId17">
         <w:r>
           <w:rPr>
             <w:lang w:val="hi_IN" w:bidi="hi_IN"/>
@@ -11258,6 +12611,20 @@
       </w:r>
       <w:r>
         <w:rPr>
+          <w:lang w:val="hi_IN" w:bidi="hi_IN"/>
+        </w:rPr>
+        <w:t>וְ⁠הָֽלְכוּ֙ כַּֽ⁠עִוְרִ֔ים</w:t>
+      </w:r>
+    </w:p>
+    <w:p>
+      <w:pPr/>
+      <w:r>
+        <w:rPr>
+          <w:lang w:val="hi_IN" w:bidi="hi_IN"/>
+        </w:rPr>
+      </w:r>
+      <w:r>
+        <w:rPr>
           <w:b/>
           <w:lang w:val="hi_IN" w:bidi="hi_IN"/>
         </w:rPr>
@@ -11381,6 +12748,20 @@
       </w:r>
       <w:r>
         <w:rPr>
+          <w:lang w:val="hi_IN" w:bidi="hi_IN"/>
+        </w:rPr>
+        <w:t>כַּֽ⁠עִוְרִ֔ים</w:t>
+      </w:r>
+    </w:p>
+    <w:p>
+      <w:pPr/>
+      <w:r>
+        <w:rPr>
+          <w:lang w:val="hi_IN" w:bidi="hi_IN"/>
+        </w:rPr>
+      </w:r>
+      <w:r>
+        <w:rPr>
           <w:b/>
           <w:lang w:val="hi_IN" w:bidi="hi_IN"/>
         </w:rPr>
@@ -11477,6 +12858,20 @@
       </w:r>
       <w:r>
         <w:rPr>
+          <w:lang w:val="hi_IN" w:bidi="hi_IN"/>
+        </w:rPr>
+        <w:t>וְ⁠שֻׁפַּ֤ךְ דָּמָ⁠ם֙ כֶּֽ⁠עָפָ֔ר וּ⁠לְחֻמָ֖⁠ם כַּ⁠גְּלָלִֽים</w:t>
+      </w:r>
+    </w:p>
+    <w:p>
+      <w:pPr/>
+      <w:r>
+        <w:rPr>
+          <w:lang w:val="hi_IN" w:bidi="hi_IN"/>
+        </w:rPr>
+      </w:r>
+      <w:r>
+        <w:rPr>
           <w:b/>
           <w:lang w:val="hi_IN" w:bidi="hi_IN"/>
         </w:rPr>
@@ -11622,6 +13017,20 @@
       </w:r>
       <w:r>
         <w:rPr>
+          <w:lang w:val="hi_IN" w:bidi="hi_IN"/>
+        </w:rPr>
+        <w:t>וְ⁠שֻׁפַּ֤ךְ דָּמָ⁠ם֙ כֶּֽ⁠עָפָ֔ר וּ⁠לְחֻמָ֖⁠ם כַּ⁠גְּלָלִֽים</w:t>
+      </w:r>
+    </w:p>
+    <w:p>
+      <w:pPr/>
+      <w:r>
+        <w:rPr>
+          <w:lang w:val="hi_IN" w:bidi="hi_IN"/>
+        </w:rPr>
+      </w:r>
+      <w:r>
+        <w:rPr>
           <w:b/>
           <w:lang w:val="hi_IN" w:bidi="hi_IN"/>
         </w:rPr>
@@ -11755,6 +13164,20 @@
       </w:r>
       <w:r>
         <w:rPr>
+          <w:lang w:val="hi_IN" w:bidi="hi_IN"/>
+        </w:rPr>
+        <w:t>וְ⁠שֻׁפַּ֤ךְ דָּמָ⁠ם֙ כֶּֽ⁠עָפָ֔ר וּ⁠לְחֻמָ֖⁠ם כַּ⁠גְּלָלִֽים</w:t>
+      </w:r>
+    </w:p>
+    <w:p>
+      <w:pPr/>
+      <w:r>
+        <w:rPr>
+          <w:lang w:val="hi_IN" w:bidi="hi_IN"/>
+        </w:rPr>
+      </w:r>
+      <w:r>
+        <w:rPr>
           <w:b/>
           <w:lang w:val="hi_IN" w:bidi="hi_IN"/>
         </w:rPr>
@@ -11928,6 +13351,20 @@
       </w:r>
       <w:r>
         <w:rPr>
+          <w:lang w:val="hi_IN" w:bidi="hi_IN"/>
+        </w:rPr>
+        <w:t>גַּם־כַּסְפָּ֨⁠ם גַּם־זְהָבָ֜⁠ם לֹֽא־יוּכַ֣ל לְ⁠הַצִּילָ֗⁠ם</w:t>
+      </w:r>
+    </w:p>
+    <w:p>
+      <w:pPr/>
+      <w:r>
+        <w:rPr>
+          <w:lang w:val="hi_IN" w:bidi="hi_IN"/>
+        </w:rPr>
+      </w:r>
+      <w:r>
+        <w:rPr>
           <w:b/>
           <w:lang w:val="hi_IN" w:bidi="hi_IN"/>
         </w:rPr>
@@ -12051,6 +13488,20 @@
       </w:r>
       <w:r>
         <w:rPr>
+          <w:lang w:val="hi_IN" w:bidi="hi_IN"/>
+        </w:rPr>
+        <w:t>וּ⁠בְ⁠אֵשׁ֙ קִנְאָת֔⁠וֹ תֵּאָכֵ֖ל כָּל־הָ⁠אָ֑רֶץ</w:t>
+      </w:r>
+    </w:p>
+    <w:p>
+      <w:pPr/>
+      <w:r>
+        <w:rPr>
+          <w:lang w:val="hi_IN" w:bidi="hi_IN"/>
+        </w:rPr>
+      </w:r>
+      <w:r>
+        <w:rPr>
           <w:b/>
           <w:lang w:val="hi_IN" w:bidi="hi_IN"/>
         </w:rPr>
@@ -12148,6 +13599,20 @@
       </w:r>
       <w:r>
         <w:rPr>
+          <w:lang w:val="hi_IN" w:bidi="hi_IN"/>
+        </w:rPr>
+        <w:t>וּ⁠בְ⁠אֵשׁ֙ קִנְאָת֔⁠וֹ תֵּאָכֵ֖ל כָּל־הָ⁠אָ֑רֶץ</w:t>
+      </w:r>
+    </w:p>
+    <w:p>
+      <w:pPr/>
+      <w:r>
+        <w:rPr>
+          <w:lang w:val="hi_IN" w:bidi="hi_IN"/>
+        </w:rPr>
+      </w:r>
+      <w:r>
+        <w:rPr>
           <w:b/>
           <w:lang w:val="hi_IN" w:bidi="hi_IN"/>
         </w:rPr>
@@ -12284,6 +13749,20 @@
       </w:r>
       <w:r>
         <w:rPr>
+          <w:lang w:val="hi_IN" w:bidi="hi_IN"/>
+        </w:rPr>
+        <w:t>וּ⁠בְ⁠אֵשׁ֙ קִנְאָת֔⁠וֹ תֵּאָכֵ֖ל כָּל־הָ⁠אָ֑רֶץ</w:t>
+      </w:r>
+    </w:p>
+    <w:p>
+      <w:pPr/>
+      <w:r>
+        <w:rPr>
+          <w:lang w:val="hi_IN" w:bidi="hi_IN"/>
+        </w:rPr>
+      </w:r>
+      <w:r>
+        <w:rPr>
           <w:b/>
           <w:lang w:val="hi_IN" w:bidi="hi_IN"/>
         </w:rPr>
@@ -12394,6 +13873,20 @@
       </w:r>
       <w:r>
         <w:rPr>
+          <w:lang w:val="hi_IN" w:bidi="hi_IN"/>
+        </w:rPr>
+        <w:t>כָלָ֤ה אַךְ־נִבְהָלָה֙ יַֽעֲשֶׂ֔ה אֵ֥ת כָּל־יֹשְׁבֵ֖י הָ⁠אָֽרֶץ</w:t>
+      </w:r>
+    </w:p>
+    <w:p>
+      <w:pPr/>
+      <w:r>
+        <w:rPr>
+          <w:lang w:val="hi_IN" w:bidi="hi_IN"/>
+        </w:rPr>
+      </w:r>
+      <w:r>
+        <w:rPr>
           <w:b/>
           <w:lang w:val="hi_IN" w:bidi="hi_IN"/>
         </w:rPr>
@@ -12504,6 +13997,20 @@
       </w:r>
       <w:r>
         <w:rPr>
+          <w:lang w:val="hi_IN" w:bidi="hi_IN"/>
+        </w:rPr>
+        <w:t>אֵ֥ת כָּל־יֹשְׁבֵ֖י הָ⁠אָֽרֶץ</w:t>
+      </w:r>
+    </w:p>
+    <w:p>
+      <w:pPr/>
+      <w:r>
+        <w:rPr>
+          <w:lang w:val="hi_IN" w:bidi="hi_IN"/>
+        </w:rPr>
+      </w:r>
+      <w:r>
+        <w:rPr>
           <w:b/>
           <w:lang w:val="hi_IN" w:bidi="hi_IN"/>
         </w:rPr>
@@ -12627,6 +14134,20 @@
       </w:r>
       <w:r>
         <w:rPr>
+          <w:lang w:val="hi_IN" w:bidi="hi_IN"/>
+        </w:rPr>
+        <w:t>נִבְהָלָה֙</w:t>
+      </w:r>
+    </w:p>
+    <w:p>
+      <w:pPr/>
+      <w:r>
+        <w:rPr>
+          <w:lang w:val="hi_IN" w:bidi="hi_IN"/>
+        </w:rPr>
+      </w:r>
+      <w:r>
+        <w:rPr>
           <w:b/>
           <w:lang w:val="hi_IN" w:bidi="hi_IN"/>
         </w:rPr>
@@ -12749,6 +14270,20 @@
       </w:r>
       <w:r>
         <w:rPr>
+          <w:lang w:val="hi_IN" w:bidi="hi_IN"/>
+        </w:rPr>
+        <w:t>הִֽתְקוֹשְׁשׁ֖וּ וָ⁠ק֑וֹשּׁוּ</w:t>
+      </w:r>
+    </w:p>
+    <w:p>
+      <w:pPr/>
+      <w:r>
+        <w:rPr>
+          <w:lang w:val="hi_IN" w:bidi="hi_IN"/>
+        </w:rPr>
+      </w:r>
+      <w:r>
+        <w:rPr>
           <w:b/>
           <w:lang w:val="hi_IN" w:bidi="hi_IN"/>
         </w:rPr>
@@ -12859,6 +14394,20 @@
       </w:r>
       <w:r>
         <w:rPr>
+          <w:lang w:val="hi_IN" w:bidi="hi_IN"/>
+        </w:rPr>
+        <w:t>הִֽתְקוֹשְׁשׁ֖וּ וָ⁠ק֑וֹשּׁוּ</w:t>
+      </w:r>
+    </w:p>
+    <w:p>
+      <w:pPr/>
+      <w:r>
+        <w:rPr>
+          <w:lang w:val="hi_IN" w:bidi="hi_IN"/>
+        </w:rPr>
+      </w:r>
+      <w:r>
+        <w:rPr>
           <w:b/>
           <w:lang w:val="hi_IN" w:bidi="hi_IN"/>
         </w:rPr>
@@ -12988,6 +14537,20 @@
       </w:r>
       <w:r>
         <w:rPr>
+          <w:lang w:val="hi_IN" w:bidi="hi_IN"/>
+        </w:rPr>
+        <w:t>הִֽתְקוֹשְׁשׁ֖וּ</w:t>
+      </w:r>
+    </w:p>
+    <w:p>
+      <w:pPr/>
+      <w:r>
+        <w:rPr>
+          <w:lang w:val="hi_IN" w:bidi="hi_IN"/>
+        </w:rPr>
+      </w:r>
+      <w:r>
+        <w:rPr>
           <w:b/>
           <w:lang w:val="hi_IN" w:bidi="hi_IN"/>
         </w:rPr>
@@ -13098,6 +14661,20 @@
       </w:r>
       <w:r>
         <w:rPr>
+          <w:lang w:val="hi_IN" w:bidi="hi_IN"/>
+        </w:rPr>
+        <w:t>הַ⁠גּ֖וֹי לֹ֥א נִכְסָֽף</w:t>
+      </w:r>
+    </w:p>
+    <w:p>
+      <w:pPr/>
+      <w:r>
+        <w:rPr>
+          <w:lang w:val="hi_IN" w:bidi="hi_IN"/>
+        </w:rPr>
+      </w:r>
+      <w:r>
+        <w:rPr>
           <w:b/>
           <w:lang w:val="hi_IN" w:bidi="hi_IN"/>
         </w:rPr>
@@ -13208,6 +14785,20 @@
       </w:r>
       <w:r>
         <w:rPr>
+          <w:lang w:val="hi_IN" w:bidi="hi_IN"/>
+        </w:rPr>
+        <w:t>הַ⁠גּ֖וֹי לֹ֥א נִכְסָֽף</w:t>
+      </w:r>
+    </w:p>
+    <w:p>
+      <w:pPr/>
+      <w:r>
+        <w:rPr>
+          <w:lang w:val="hi_IN" w:bidi="hi_IN"/>
+        </w:rPr>
+      </w:r>
+      <w:r>
+        <w:rPr>
           <w:b/>
           <w:lang w:val="hi_IN" w:bidi="hi_IN"/>
         </w:rPr>
@@ -13318,6 +14909,20 @@
       </w:r>
       <w:r>
         <w:rPr>
+          <w:lang w:val="hi_IN" w:bidi="hi_IN"/>
+        </w:rPr>
+        <w:t>בְּ⁠טֶ֨רֶם֙ לֶ֣דֶת חֹ֔ק</w:t>
+      </w:r>
+    </w:p>
+    <w:p>
+      <w:pPr/>
+      <w:r>
+        <w:rPr>
+          <w:lang w:val="hi_IN" w:bidi="hi_IN"/>
+        </w:rPr>
+      </w:r>
+      <w:r>
+        <w:rPr>
           <w:b/>
           <w:lang w:val="hi_IN" w:bidi="hi_IN"/>
         </w:rPr>
@@ -13479,6 +15084,20 @@
       </w:r>
       <w:r>
         <w:rPr>
+          <w:lang w:val="hi_IN" w:bidi="hi_IN"/>
+        </w:rPr>
+        <w:t>בְּ⁠טֶ֨רֶם֙ לֶ֣דֶת חֹ֔ק</w:t>
+      </w:r>
+    </w:p>
+    <w:p>
+      <w:pPr/>
+      <w:r>
+        <w:rPr>
+          <w:lang w:val="hi_IN" w:bidi="hi_IN"/>
+        </w:rPr>
+      </w:r>
+      <w:r>
+        <w:rPr>
           <w:b/>
           <w:lang w:val="hi_IN" w:bidi="hi_IN"/>
         </w:rPr>
@@ -13589,6 +15208,20 @@
       </w:r>
       <w:r>
         <w:rPr>
+          <w:lang w:val="hi_IN" w:bidi="hi_IN"/>
+        </w:rPr>
+        <w:t>י֑וֹם</w:t>
+      </w:r>
+    </w:p>
+    <w:p>
+      <w:pPr/>
+      <w:r>
+        <w:rPr>
+          <w:lang w:val="hi_IN" w:bidi="hi_IN"/>
+        </w:rPr>
+      </w:r>
+      <w:r>
+        <w:rPr>
           <w:b/>
           <w:lang w:val="hi_IN" w:bidi="hi_IN"/>
         </w:rPr>
@@ -13691,6 +15324,20 @@
       </w:r>
       <w:r>
         <w:rPr>
+          <w:lang w:val="hi_IN" w:bidi="hi_IN"/>
+        </w:rPr>
+        <w:t>כְּ⁠מֹ֖ץ עָ֣בַר</w:t>
+      </w:r>
+    </w:p>
+    <w:p>
+      <w:pPr/>
+      <w:r>
+        <w:rPr>
+          <w:lang w:val="hi_IN" w:bidi="hi_IN"/>
+        </w:rPr>
+      </w:r>
+      <w:r>
+        <w:rPr>
           <w:b/>
           <w:lang w:val="hi_IN" w:bidi="hi_IN"/>
         </w:rPr>
@@ -13815,6 +15462,20 @@
       </w:r>
       <w:r>
         <w:rPr>
+          <w:lang w:val="hi_IN" w:bidi="hi_IN"/>
+        </w:rPr>
+        <w:t>בְּ⁠טֶ֣רֶם ׀ לֹא־יָב֣וֹא עֲלֵי⁠כֶ֗ם חֲרוֹן֙ אַף־יְהוָ֔ה בְּ⁠טֶ֨רֶם֙ לֹא־יָב֣וֹא עֲלֵי⁠כֶ֔ם י֖וֹם אַף־יְהוָֽה</w:t>
+      </w:r>
+    </w:p>
+    <w:p>
+      <w:pPr/>
+      <w:r>
+        <w:rPr>
+          <w:lang w:val="hi_IN" w:bidi="hi_IN"/>
+        </w:rPr>
+      </w:r>
+      <w:r>
+        <w:rPr>
           <w:b/>
           <w:lang w:val="hi_IN" w:bidi="hi_IN"/>
         </w:rPr>
@@ -13912,6 +15573,20 @@
       </w:r>
       <w:r>
         <w:rPr>
+          <w:lang w:val="hi_IN" w:bidi="hi_IN"/>
+        </w:rPr>
+        <w:t>בְּ⁠טֶ֣רֶם ׀ לֹא־יָב֣וֹא עֲלֵי⁠כֶ֗ם חֲרוֹן֙ אַף־יְהוָ֔ה</w:t>
+      </w:r>
+    </w:p>
+    <w:p>
+      <w:pPr/>
+      <w:r>
+        <w:rPr>
+          <w:lang w:val="hi_IN" w:bidi="hi_IN"/>
+        </w:rPr>
+      </w:r>
+      <w:r>
+        <w:rPr>
           <w:b/>
           <w:lang w:val="hi_IN" w:bidi="hi_IN"/>
         </w:rPr>
@@ -14009,6 +15684,20 @@
       </w:r>
       <w:r>
         <w:rPr>
+          <w:lang w:val="hi_IN" w:bidi="hi_IN"/>
+        </w:rPr>
+        <w:t>בְּ⁠טֶ֣רֶם ׀ לֹא־יָב֣וֹא עֲלֵי⁠כֶ֗ם חֲרוֹן֙ אַף־יְהוָ֔ה</w:t>
+      </w:r>
+    </w:p>
+    <w:p>
+      <w:pPr/>
+      <w:r>
+        <w:rPr>
+          <w:lang w:val="hi_IN" w:bidi="hi_IN"/>
+        </w:rPr>
+      </w:r>
+      <w:r>
+        <w:rPr>
           <w:b/>
           <w:lang w:val="hi_IN" w:bidi="hi_IN"/>
         </w:rPr>
@@ -14171,6 +15860,20 @@
       </w:r>
       <w:r>
         <w:rPr>
+          <w:lang w:val="hi_IN" w:bidi="hi_IN"/>
+        </w:rPr>
+        <w:t>בְּ⁠טֶ֣רֶם ׀ לֹא־יָב֣וֹא עֲלֵי⁠כֶ֗ם חֲרוֹן֙ אַף־יְהוָ֔ה</w:t>
+      </w:r>
+    </w:p>
+    <w:p>
+      <w:pPr/>
+      <w:r>
+        <w:rPr>
+          <w:lang w:val="hi_IN" w:bidi="hi_IN"/>
+        </w:rPr>
+      </w:r>
+      <w:r>
+        <w:rPr>
           <w:b/>
           <w:lang w:val="hi_IN" w:bidi="hi_IN"/>
         </w:rPr>
@@ -14294,6 +15997,20 @@
       </w:r>
       <w:r>
         <w:rPr>
+          <w:lang w:val="hi_IN" w:bidi="hi_IN"/>
+        </w:rPr>
+        <w:t>בְּ⁠טֶ֨רֶם֙ לֹא־יָב֣וֹא עֲלֵי⁠כֶ֔ם י֖וֹם אַף־יְהוָֽה</w:t>
+      </w:r>
+    </w:p>
+    <w:p>
+      <w:pPr/>
+      <w:r>
+        <w:rPr>
+          <w:lang w:val="hi_IN" w:bidi="hi_IN"/>
+        </w:rPr>
+      </w:r>
+      <w:r>
+        <w:rPr>
           <w:b/>
           <w:lang w:val="hi_IN" w:bidi="hi_IN"/>
         </w:rPr>
@@ -14404,6 +16121,20 @@
       </w:r>
       <w:r>
         <w:rPr>
+          <w:lang w:val="hi_IN" w:bidi="hi_IN"/>
+        </w:rPr>
+        <w:t>בַּקְּשׁ֤וּ אֶת־יְהוָה֙</w:t>
+      </w:r>
+    </w:p>
+    <w:p>
+      <w:pPr/>
+      <w:r>
+        <w:rPr>
+          <w:lang w:val="hi_IN" w:bidi="hi_IN"/>
+        </w:rPr>
+      </w:r>
+      <w:r>
+        <w:rPr>
           <w:b/>
           <w:lang w:val="hi_IN" w:bidi="hi_IN"/>
         </w:rPr>
@@ -14476,7 +16207,7 @@
         </w:rPr>
         <w:t xml:space="preserve">ढें। यदि यह आपकी भाषा में अधिक स्पष्ट होगा, तो आप इसका अर्थ सीधे तौर पर बता सकते हैं। देखें कि आपने </w:t>
       </w:r>
-      <w:hyperlink r:id="rId16">
+      <w:hyperlink r:id="rId18">
         <w:r>
           <w:rPr>
             <w:lang w:val="hi_IN" w:bidi="hi_IN"/>
@@ -14558,6 +16289,20 @@
       </w:r>
       <w:r>
         <w:rPr>
+          <w:lang w:val="hi_IN" w:bidi="hi_IN"/>
+        </w:rPr>
+        <w:t>כָּל־עַנְוֵ֣י הָ⁠אָ֔רֶץ</w:t>
+      </w:r>
+    </w:p>
+    <w:p>
+      <w:pPr/>
+      <w:r>
+        <w:rPr>
+          <w:lang w:val="hi_IN" w:bidi="hi_IN"/>
+        </w:rPr>
+      </w:r>
+      <w:r>
+        <w:rPr>
           <w:b/>
           <w:lang w:val="hi_IN" w:bidi="hi_IN"/>
         </w:rPr>
@@ -14680,6 +16425,20 @@
       </w:r>
       <w:r>
         <w:rPr>
+          <w:lang w:val="hi_IN" w:bidi="hi_IN"/>
+        </w:rPr>
+        <w:t>כָּל־עַנְוֵ֣י הָ⁠אָ֔רֶץ</w:t>
+      </w:r>
+    </w:p>
+    <w:p>
+      <w:pPr/>
+      <w:r>
+        <w:rPr>
+          <w:lang w:val="hi_IN" w:bidi="hi_IN"/>
+        </w:rPr>
+      </w:r>
+      <w:r>
+        <w:rPr>
           <w:b/>
           <w:lang w:val="hi_IN" w:bidi="hi_IN"/>
         </w:rPr>
@@ -14726,7 +16485,7 @@
         </w:rPr>
         <w:t xml:space="preserve"> शब्द का अर्थ हो सकता है: (1) यहूदा की भूमि, क्योंकि सपन्याह एक विशेष “देश,” यहूदा का देश, को सम्बोधित कर रहे हैं, पद 1–3 में। वैकल्पिक अनुवाद: “सभी भूमि के नम्र लोग” या “सभी यहूदी जो स्वयं को नम्र करने के लिए तैयार हैं” (2) पूरा संसार, क्योंकि यही अर्थ </w:t>
       </w:r>
-      <w:hyperlink r:id="rId17">
+      <w:hyperlink r:id="rId19">
         <w:r>
           <w:rPr>
             <w:lang w:val="hi_IN" w:bidi="hi_IN"/>
@@ -14808,6 +16567,20 @@
       </w:r>
       <w:r>
         <w:rPr>
+          <w:lang w:val="hi_IN" w:bidi="hi_IN"/>
+        </w:rPr>
+        <w:t>אֲשֶׁ֥ר מִשְׁפָּט֖⁠וֹ פָּעָ֑לוּ</w:t>
+      </w:r>
+    </w:p>
+    <w:p>
+      <w:pPr/>
+      <w:r>
+        <w:rPr>
+          <w:lang w:val="hi_IN" w:bidi="hi_IN"/>
+        </w:rPr>
+      </w:r>
+      <w:r>
+        <w:rPr>
           <w:b/>
           <w:lang w:val="hi_IN" w:bidi="hi_IN"/>
         </w:rPr>
@@ -14918,6 +16691,20 @@
       </w:r>
       <w:r>
         <w:rPr>
+          <w:lang w:val="hi_IN" w:bidi="hi_IN"/>
+        </w:rPr>
+        <w:t>בַּקְּשׁוּ־צֶ֨דֶק֙ בַּקְּשׁ֣וּ עֲנָוָ֔ה</w:t>
+      </w:r>
+    </w:p>
+    <w:p>
+      <w:pPr/>
+      <w:r>
+        <w:rPr>
+          <w:lang w:val="hi_IN" w:bidi="hi_IN"/>
+        </w:rPr>
+      </w:r>
+      <w:r>
+        <w:rPr>
           <w:b/>
           <w:lang w:val="hi_IN" w:bidi="hi_IN"/>
         </w:rPr>
@@ -14977,7 +16764,7 @@
         </w:rPr>
         <w:t xml:space="preserve"> की खोज करने या उन्हें देखने के लिए कह रहे हों। यदि आपकी भाषा में यह अधिक स्पष्ट होगा, तो आप अर्थ को सीधे तौर पर बता सकते हैं। इस छवि का अर्थ </w:t>
       </w:r>
-      <w:hyperlink r:id="rId16">
+      <w:hyperlink r:id="rId18">
         <w:r>
           <w:rPr>
             <w:lang w:val="hi_IN" w:bidi="hi_IN"/>
@@ -15059,6 +16846,20 @@
       </w:r>
       <w:r>
         <w:rPr>
+          <w:lang w:val="hi_IN" w:bidi="hi_IN"/>
+        </w:rPr>
+        <w:t>בַּקְּשׁוּ־צֶ֨דֶק֙ בַּקְּשׁ֣וּ עֲנָוָ֔ה</w:t>
+      </w:r>
+    </w:p>
+    <w:p>
+      <w:pPr/>
+      <w:r>
+        <w:rPr>
+          <w:lang w:val="hi_IN" w:bidi="hi_IN"/>
+        </w:rPr>
+      </w:r>
+      <w:r>
+        <w:rPr>
           <w:b/>
           <w:lang w:val="hi_IN" w:bidi="hi_IN"/>
         </w:rPr>
@@ -15182,6 +16983,20 @@
       </w:r>
       <w:r>
         <w:rPr>
+          <w:lang w:val="hi_IN" w:bidi="hi_IN"/>
+        </w:rPr>
+        <w:t>תִּסָּ֣תְר֔וּ</w:t>
+      </w:r>
+    </w:p>
+    <w:p>
+      <w:pPr/>
+      <w:r>
+        <w:rPr>
+          <w:lang w:val="hi_IN" w:bidi="hi_IN"/>
+        </w:rPr>
+      </w:r>
+      <w:r>
+        <w:rPr>
           <w:b/>
           <w:lang w:val="hi_IN" w:bidi="hi_IN"/>
         </w:rPr>
@@ -15279,6 +17094,20 @@
       </w:r>
       <w:r>
         <w:rPr>
+          <w:lang w:val="hi_IN" w:bidi="hi_IN"/>
+        </w:rPr>
+        <w:t>תִּסָּ֣תְר֔וּ</w:t>
+      </w:r>
+    </w:p>
+    <w:p>
+      <w:pPr/>
+      <w:r>
+        <w:rPr>
+          <w:lang w:val="hi_IN" w:bidi="hi_IN"/>
+        </w:rPr>
+      </w:r>
+      <w:r>
+        <w:rPr>
           <w:b/>
           <w:lang w:val="hi_IN" w:bidi="hi_IN"/>
         </w:rPr>
@@ -15389,6 +17218,20 @@
       </w:r>
       <w:r>
         <w:rPr>
+          <w:lang w:val="hi_IN" w:bidi="hi_IN"/>
+        </w:rPr>
+        <w:t>בְּ⁠י֖וֹם אַף־יְהוָֽה</w:t>
+      </w:r>
+    </w:p>
+    <w:p>
+      <w:pPr/>
+      <w:r>
+        <w:rPr>
+          <w:lang w:val="hi_IN" w:bidi="hi_IN"/>
+        </w:rPr>
+      </w:r>
+      <w:r>
+        <w:rPr>
           <w:b/>
           <w:lang w:val="hi_IN" w:bidi="hi_IN"/>
         </w:rPr>
@@ -15486,6 +17329,20 @@
       </w:r>
       <w:r>
         <w:rPr>
+          <w:lang w:val="hi_IN" w:bidi="hi_IN"/>
+        </w:rPr>
+        <w:t>עַזָּה֙ עֲזוּבָ֣ה תִֽהְיֶ֔ה &amp; וְ⁠עֶקְר֖וֹן תֵּעָקֵֽר</w:t>
+      </w:r>
+    </w:p>
+    <w:p>
+      <w:pPr/>
+      <w:r>
+        <w:rPr>
+          <w:lang w:val="hi_IN" w:bidi="hi_IN"/>
+        </w:rPr>
+      </w:r>
+      <w:r>
+        <w:rPr>
           <w:b/>
           <w:lang w:val="hi_IN" w:bidi="hi_IN"/>
         </w:rPr>
@@ -15583,6 +17440,20 @@
       </w:r>
       <w:r>
         <w:rPr>
+          <w:lang w:val="hi_IN" w:bidi="hi_IN"/>
+        </w:rPr>
+        <w:t>עַזָּה֙ עֲזוּבָ֣ה תִֽהְיֶ֔ה</w:t>
+      </w:r>
+    </w:p>
+    <w:p>
+      <w:pPr/>
+      <w:r>
+        <w:rPr>
+          <w:lang w:val="hi_IN" w:bidi="hi_IN"/>
+        </w:rPr>
+      </w:r>
+      <w:r>
+        <w:rPr>
           <w:b/>
           <w:lang w:val="hi_IN" w:bidi="hi_IN"/>
         </w:rPr>
@@ -15680,6 +17551,20 @@
       </w:r>
       <w:r>
         <w:rPr>
+          <w:lang w:val="hi_IN" w:bidi="hi_IN"/>
+        </w:rPr>
+        <w:t>וְ⁠אַשְׁקְל֖וֹן לִ⁠שְׁמָמָ֑ה</w:t>
+      </w:r>
+    </w:p>
+    <w:p>
+      <w:pPr/>
+      <w:r>
+        <w:rPr>
+          <w:lang w:val="hi_IN" w:bidi="hi_IN"/>
+        </w:rPr>
+      </w:r>
+      <w:r>
+        <w:rPr>
           <w:b/>
           <w:lang w:val="hi_IN" w:bidi="hi_IN"/>
         </w:rPr>
@@ -15777,6 +17662,20 @@
       </w:r>
       <w:r>
         <w:rPr>
+          <w:lang w:val="hi_IN" w:bidi="hi_IN"/>
+        </w:rPr>
+        <w:t>אַשְׁדּ֗וֹד &amp; יְגָ֣רְשׁ֔וּ⁠הָ</w:t>
+      </w:r>
+    </w:p>
+    <w:p>
+      <w:pPr/>
+      <w:r>
+        <w:rPr>
+          <w:lang w:val="hi_IN" w:bidi="hi_IN"/>
+        </w:rPr>
+      </w:r>
+      <w:r>
+        <w:rPr>
           <w:b/>
           <w:lang w:val="hi_IN" w:bidi="hi_IN"/>
         </w:rPr>
@@ -15900,6 +17799,20 @@
       </w:r>
       <w:r>
         <w:rPr>
+          <w:lang w:val="hi_IN" w:bidi="hi_IN"/>
+        </w:rPr>
+        <w:t>אַשְׁדּ֗וֹד &amp; יְגָ֣רְשׁ֔וּ⁠הָ</w:t>
+      </w:r>
+    </w:p>
+    <w:p>
+      <w:pPr/>
+      <w:r>
+        <w:rPr>
+          <w:lang w:val="hi_IN" w:bidi="hi_IN"/>
+        </w:rPr>
+      </w:r>
+      <w:r>
+        <w:rPr>
           <w:b/>
           <w:lang w:val="hi_IN" w:bidi="hi_IN"/>
         </w:rPr>
@@ -16036,6 +17949,20 @@
       </w:r>
       <w:r>
         <w:rPr>
+          <w:lang w:val="hi_IN" w:bidi="hi_IN"/>
+        </w:rPr>
+        <w:t>בַּֽ⁠צָּהֳרַ֨יִם֙</w:t>
+      </w:r>
+    </w:p>
+    <w:p>
+      <w:pPr/>
+      <w:r>
+        <w:rPr>
+          <w:lang w:val="hi_IN" w:bidi="hi_IN"/>
+        </w:rPr>
+      </w:r>
+      <w:r>
+        <w:rPr>
           <w:b/>
           <w:lang w:val="hi_IN" w:bidi="hi_IN"/>
         </w:rPr>
@@ -16146,6 +18073,20 @@
       </w:r>
       <w:r>
         <w:rPr>
+          <w:lang w:val="hi_IN" w:bidi="hi_IN"/>
+        </w:rPr>
+        <w:t>וְ⁠עֶקְר֖וֹן תֵּעָקֵֽר</w:t>
+      </w:r>
+    </w:p>
+    <w:p>
+      <w:pPr/>
+      <w:r>
+        <w:rPr>
+          <w:lang w:val="hi_IN" w:bidi="hi_IN"/>
+        </w:rPr>
+      </w:r>
+      <w:r>
+        <w:rPr>
           <w:b/>
           <w:lang w:val="hi_IN" w:bidi="hi_IN"/>
         </w:rPr>
@@ -16269,6 +18210,20 @@
       </w:r>
       <w:r>
         <w:rPr>
+          <w:lang w:val="hi_IN" w:bidi="hi_IN"/>
+        </w:rPr>
+        <w:t>וְ⁠עֶקְר֖וֹן תֵּעָקֵֽר</w:t>
+      </w:r>
+    </w:p>
+    <w:p>
+      <w:pPr/>
+      <w:r>
+        <w:rPr>
+          <w:lang w:val="hi_IN" w:bidi="hi_IN"/>
+        </w:rPr>
+      </w:r>
+      <w:r>
+        <w:rPr>
           <w:b/>
           <w:lang w:val="hi_IN" w:bidi="hi_IN"/>
         </w:rPr>
@@ -16366,6 +18321,20 @@
       </w:r>
       <w:r>
         <w:rPr>
+          <w:lang w:val="hi_IN" w:bidi="hi_IN"/>
+        </w:rPr>
+        <w:t>חֶ֥בֶל הַ⁠יָּ֖ם</w:t>
+      </w:r>
+    </w:p>
+    <w:p>
+      <w:pPr/>
+      <w:r>
+        <w:rPr>
+          <w:lang w:val="hi_IN" w:bidi="hi_IN"/>
+        </w:rPr>
+      </w:r>
+      <w:r>
+        <w:rPr>
           <w:b/>
           <w:lang w:val="hi_IN" w:bidi="hi_IN"/>
         </w:rPr>
@@ -16489,6 +18458,20 @@
       </w:r>
       <w:r>
         <w:rPr>
+          <w:lang w:val="hi_IN" w:bidi="hi_IN"/>
+        </w:rPr>
+        <w:t>כְּרֵתִ֑ים</w:t>
+      </w:r>
+    </w:p>
+    <w:p>
+      <w:pPr/>
+      <w:r>
+        <w:rPr>
+          <w:lang w:val="hi_IN" w:bidi="hi_IN"/>
+        </w:rPr>
+      </w:r>
+      <w:r>
+        <w:rPr>
           <w:b/>
           <w:lang w:val="hi_IN" w:bidi="hi_IN"/>
         </w:rPr>
@@ -16612,6 +18595,20 @@
       </w:r>
       <w:r>
         <w:rPr>
+          <w:lang w:val="hi_IN" w:bidi="hi_IN"/>
+        </w:rPr>
+        <w:t>דְּבַר־יְהוָ֣ה עֲלֵי⁠כֶ֗ם</w:t>
+      </w:r>
+    </w:p>
+    <w:p>
+      <w:pPr/>
+      <w:r>
+        <w:rPr>
+          <w:lang w:val="hi_IN" w:bidi="hi_IN"/>
+        </w:rPr>
+      </w:r>
+      <w:r>
+        <w:rPr>
           <w:b/>
           <w:lang w:val="hi_IN" w:bidi="hi_IN"/>
         </w:rPr>
@@ -16722,6 +18719,20 @@
       </w:r>
       <w:r>
         <w:rPr>
+          <w:lang w:val="hi_IN" w:bidi="hi_IN"/>
+        </w:rPr>
+        <w:t>עֲלֵי⁠כֶ֗ם כְּנַ֨עַן֙ אֶ֣רֶץ פְּלִשְׁתִּ֔ים</w:t>
+      </w:r>
+    </w:p>
+    <w:p>
+      <w:pPr/>
+      <w:r>
+        <w:rPr>
+          <w:lang w:val="hi_IN" w:bidi="hi_IN"/>
+        </w:rPr>
+      </w:r>
+      <w:r>
+        <w:rPr>
           <w:b/>
           <w:lang w:val="hi_IN" w:bidi="hi_IN"/>
         </w:rPr>
@@ -16832,6 +18843,20 @@
       </w:r>
       <w:r>
         <w:rPr>
+          <w:lang w:val="hi_IN" w:bidi="hi_IN"/>
+        </w:rPr>
+        <w:t>עֲלֵי⁠כֶ֗ם</w:t>
+      </w:r>
+    </w:p>
+    <w:p>
+      <w:pPr/>
+      <w:r>
+        <w:rPr>
+          <w:lang w:val="hi_IN" w:bidi="hi_IN"/>
+        </w:rPr>
+      </w:r>
+      <w:r>
+        <w:rPr>
           <w:b/>
           <w:lang w:val="hi_IN" w:bidi="hi_IN"/>
         </w:rPr>
@@ -16980,6 +19005,20 @@
       </w:r>
       <w:r>
         <w:rPr>
+          <w:lang w:val="hi_IN" w:bidi="hi_IN"/>
+        </w:rPr>
+        <w:t>וְ⁠הַאֲבַדְתִּ֖י⁠ךְ מֵ⁠אֵ֥ין יוֹשֵֽׁב</w:t>
+      </w:r>
+    </w:p>
+    <w:p>
+      <w:pPr/>
+      <w:r>
+        <w:rPr>
+          <w:lang w:val="hi_IN" w:bidi="hi_IN"/>
+        </w:rPr>
+      </w:r>
+      <w:r>
+        <w:rPr>
           <w:b/>
           <w:lang w:val="hi_IN" w:bidi="hi_IN"/>
         </w:rPr>
@@ -17077,6 +19116,20 @@
       </w:r>
       <w:r>
         <w:rPr>
+          <w:lang w:val="hi_IN" w:bidi="hi_IN"/>
+        </w:rPr>
+        <w:t>וְ⁠הַאֲבַדְתִּ֖י⁠ךְ מֵ⁠אֵ֥ין יוֹשֵֽׁב</w:t>
+      </w:r>
+    </w:p>
+    <w:p>
+      <w:pPr/>
+      <w:r>
+        <w:rPr>
+          <w:lang w:val="hi_IN" w:bidi="hi_IN"/>
+        </w:rPr>
+      </w:r>
+      <w:r>
+        <w:rPr>
           <w:b/>
           <w:lang w:val="hi_IN" w:bidi="hi_IN"/>
         </w:rPr>
@@ -17187,6 +19240,20 @@
       </w:r>
       <w:r>
         <w:rPr>
+          <w:lang w:val="hi_IN" w:bidi="hi_IN"/>
+        </w:rPr>
+        <w:t>חֶ֣בֶל הַ⁠יָּ֗ם</w:t>
+      </w:r>
+    </w:p>
+    <w:p>
+      <w:pPr/>
+      <w:r>
+        <w:rPr>
+          <w:lang w:val="hi_IN" w:bidi="hi_IN"/>
+        </w:rPr>
+      </w:r>
+      <w:r>
+        <w:rPr>
           <w:b/>
           <w:lang w:val="hi_IN" w:bidi="hi_IN"/>
         </w:rPr>
@@ -17284,6 +19351,20 @@
       </w:r>
       <w:r>
         <w:rPr>
+          <w:lang w:val="hi_IN" w:bidi="hi_IN"/>
+        </w:rPr>
+        <w:t>נְוֺ֛ת כְּרֹ֥ת רֹעִ֖ים וְ⁠גִדְר֥וֹת צֹֽאן</w:t>
+      </w:r>
+    </w:p>
+    <w:p>
+      <w:pPr/>
+      <w:r>
+        <w:rPr>
+          <w:lang w:val="hi_IN" w:bidi="hi_IN"/>
+        </w:rPr>
+      </w:r>
+      <w:r>
+        <w:rPr>
           <w:b/>
           <w:lang w:val="hi_IN" w:bidi="hi_IN"/>
         </w:rPr>
@@ -17420,6 +19501,20 @@
       </w:r>
       <w:r>
         <w:rPr>
+          <w:lang w:val="hi_IN" w:bidi="hi_IN"/>
+        </w:rPr>
+        <w:t>בֵּ֥ית יְהוּדָ֖ה</w:t>
+      </w:r>
+    </w:p>
+    <w:p>
+      <w:pPr/>
+      <w:r>
+        <w:rPr>
+          <w:lang w:val="hi_IN" w:bidi="hi_IN"/>
+        </w:rPr>
+      </w:r>
+      <w:r>
+        <w:rPr>
           <w:b/>
           <w:lang w:val="hi_IN" w:bidi="hi_IN"/>
         </w:rPr>
@@ -17530,6 +19625,20 @@
       </w:r>
       <w:r>
         <w:rPr>
+          <w:lang w:val="hi_IN" w:bidi="hi_IN"/>
+        </w:rPr>
+        <w:t>בְּ⁠בָתֵּ֣י אַשְׁקְל֗וֹן בָּ⁠עֶ֨רֶב֙ יִרְבָּצ֔וּ⁠ן</w:t>
+      </w:r>
+    </w:p>
+    <w:p>
+      <w:pPr/>
+      <w:r>
+        <w:rPr>
+          <w:lang w:val="hi_IN" w:bidi="hi_IN"/>
+        </w:rPr>
+      </w:r>
+      <w:r>
+        <w:rPr>
           <w:b/>
           <w:lang w:val="hi_IN" w:bidi="hi_IN"/>
         </w:rPr>
@@ -17627,6 +19736,20 @@
       </w:r>
       <w:r>
         <w:rPr>
+          <w:lang w:val="hi_IN" w:bidi="hi_IN"/>
+        </w:rPr>
+        <w:t>יִפְקְדֵ֛⁠ם</w:t>
+      </w:r>
+    </w:p>
+    <w:p>
+      <w:pPr/>
+      <w:r>
+        <w:rPr>
+          <w:lang w:val="hi_IN" w:bidi="hi_IN"/>
+        </w:rPr>
+      </w:r>
+      <w:r>
+        <w:rPr>
           <w:b/>
           <w:lang w:val="hi_IN" w:bidi="hi_IN"/>
         </w:rPr>
@@ -17673,7 +19796,7 @@
         </w:rPr>
         <w:t xml:space="preserve">शब्द का उपयोग कर रहे हैं, जिसका मतलब किसी के सम्बन्ध में कार्रवाई करना है। </w:t>
       </w:r>
-      <w:hyperlink r:id="rId18">
+      <w:hyperlink r:id="rId20">
         <w:r>
           <w:rPr>
             <w:lang w:val="hi_IN" w:bidi="hi_IN"/>
@@ -17691,7 +19814,7 @@
         </w:rPr>
         <w:t xml:space="preserve">, </w:t>
       </w:r>
-      <w:hyperlink r:id="rId19">
+      <w:hyperlink r:id="rId21">
         <w:r>
           <w:rPr>
             <w:lang w:val="hi_IN" w:bidi="hi_IN"/>
@@ -17709,7 +19832,7 @@
         </w:rPr>
         <w:t xml:space="preserve">, और </w:t>
       </w:r>
-      <w:hyperlink r:id="rId20">
+      <w:hyperlink r:id="rId22">
         <w:r>
           <w:rPr>
             <w:lang w:val="hi_IN" w:bidi="hi_IN"/>
@@ -17791,6 +19914,20 @@
       </w:r>
       <w:r>
         <w:rPr>
+          <w:lang w:val="hi_IN" w:bidi="hi_IN"/>
+        </w:rPr>
+        <w:t>שָׁמַ֨עְתִּי֙ חֶרְפַּ֣ת</w:t>
+      </w:r>
+    </w:p>
+    <w:p>
+      <w:pPr/>
+      <w:r>
+        <w:rPr>
+          <w:lang w:val="hi_IN" w:bidi="hi_IN"/>
+        </w:rPr>
+      </w:r>
+      <w:r>
+        <w:rPr>
           <w:b/>
           <w:lang w:val="hi_IN" w:bidi="hi_IN"/>
         </w:rPr>
@@ -17836,7 +19973,7 @@
         </w:rPr>
         <w:t xml:space="preserve">” वाक्यांश से संकेत मिलता है। देखें कि आपने </w:t>
       </w:r>
-      <w:hyperlink r:id="rId21">
+      <w:hyperlink r:id="rId23">
         <w:r>
           <w:rPr>
             <w:lang w:val="hi_IN" w:bidi="hi_IN"/>
@@ -17866,7 +20003,7 @@
         </w:rPr>
         <w:t xml:space="preserve">" वाक्यांश का अनुवाद कैसे किया। यदि आपने वहाँ उद्धरण की शुरुआत के लिए इसका उपयोग किया था, तो आप यहाँ उद्धरण की शुरुआत के लिए </w:t>
       </w:r>
-      <w:hyperlink r:id="rId22">
+      <w:hyperlink r:id="rId24">
         <w:r>
           <w:rPr>
             <w:lang w:val="hi_IN" w:bidi="hi_IN"/>
@@ -17948,6 +20085,20 @@
       </w:r>
       <w:r>
         <w:rPr>
+          <w:lang w:val="hi_IN" w:bidi="hi_IN"/>
+        </w:rPr>
+        <w:t>מוֹאָ֔ב</w:t>
+      </w:r>
+    </w:p>
+    <w:p>
+      <w:pPr/>
+      <w:r>
+        <w:rPr>
+          <w:lang w:val="hi_IN" w:bidi="hi_IN"/>
+        </w:rPr>
+      </w:r>
+      <w:r>
+        <w:rPr>
           <w:b/>
           <w:lang w:val="hi_IN" w:bidi="hi_IN"/>
         </w:rPr>
@@ -18057,6 +20208,20 @@
       </w:r>
       <w:r>
         <w:rPr>
+          <w:lang w:val="hi_IN" w:bidi="hi_IN"/>
+        </w:rPr>
+        <w:t>בְּנֵ֣י עַמּ֑וֹן</w:t>
+      </w:r>
+    </w:p>
+    <w:p>
+      <w:pPr/>
+      <w:r>
+        <w:rPr>
+          <w:lang w:val="hi_IN" w:bidi="hi_IN"/>
+        </w:rPr>
+      </w:r>
+      <w:r>
+        <w:rPr>
           <w:b/>
           <w:lang w:val="hi_IN" w:bidi="hi_IN"/>
         </w:rPr>
@@ -18218,6 +20383,20 @@
       </w:r>
       <w:r>
         <w:rPr>
+          <w:lang w:val="hi_IN" w:bidi="hi_IN"/>
+        </w:rPr>
+        <w:t>וַ⁠יַּגְדִּ֖ילוּ עַל־גְּבוּלָֽ⁠ם</w:t>
+      </w:r>
+    </w:p>
+    <w:p>
+      <w:pPr/>
+      <w:r>
+        <w:rPr>
+          <w:lang w:val="hi_IN" w:bidi="hi_IN"/>
+        </w:rPr>
+      </w:r>
+      <w:r>
+        <w:rPr>
           <w:b/>
           <w:lang w:val="hi_IN" w:bidi="hi_IN"/>
         </w:rPr>
@@ -18315,6 +20494,20 @@
       </w:r>
       <w:r>
         <w:rPr>
+          <w:lang w:val="hi_IN" w:bidi="hi_IN"/>
+        </w:rPr>
+        <w:t>לָ⁠כֵ֣ן חַי־אָ֡נִי &amp; כִּֽי</w:t>
+      </w:r>
+    </w:p>
+    <w:p>
+      <w:pPr/>
+      <w:r>
+        <w:rPr>
+          <w:lang w:val="hi_IN" w:bidi="hi_IN"/>
+        </w:rPr>
+      </w:r>
+      <w:r>
+        <w:rPr>
           <w:b/>
           <w:lang w:val="hi_IN" w:bidi="hi_IN"/>
         </w:rPr>
@@ -18438,6 +20631,20 @@
       </w:r>
       <w:r>
         <w:rPr>
+          <w:lang w:val="hi_IN" w:bidi="hi_IN"/>
+        </w:rPr>
+        <w:t>נְאֻם֩ יְהוָ֨ה צְבָא֜וֹת אֱלֹהֵ֣י יִשְׂרָאֵ֗ל</w:t>
+      </w:r>
+    </w:p>
+    <w:p>
+      <w:pPr/>
+      <w:r>
+        <w:rPr>
+          <w:lang w:val="hi_IN" w:bidi="hi_IN"/>
+        </w:rPr>
+      </w:r>
+      <w:r>
+        <w:rPr>
           <w:b/>
           <w:lang w:val="hi_IN" w:bidi="hi_IN"/>
         </w:rPr>
@@ -18535,6 +20742,20 @@
       </w:r>
       <w:r>
         <w:rPr>
+          <w:lang w:val="hi_IN" w:bidi="hi_IN"/>
+        </w:rPr>
+        <w:t>יְהוָ֨ה צְבָא֜וֹת</w:t>
+      </w:r>
+    </w:p>
+    <w:p>
+      <w:pPr/>
+      <w:r>
+        <w:rPr>
+          <w:lang w:val="hi_IN" w:bidi="hi_IN"/>
+        </w:rPr>
+      </w:r>
+      <w:r>
+        <w:rPr>
           <w:b/>
           <w:lang w:val="hi_IN" w:bidi="hi_IN"/>
         </w:rPr>
@@ -18631,6 +20852,20 @@
       </w:r>
       <w:r>
         <w:rPr>
+          <w:lang w:val="hi_IN" w:bidi="hi_IN"/>
+        </w:rPr>
+        <w:t>מוֹאָ֞ב כִּ⁠סְדֹ֤ם תִּֽהְיֶה֙ וּ⁠בְנֵ֤י עַמּוֹן֙ כַּֽ⁠עֲמֹרָ֔ה</w:t>
+      </w:r>
+    </w:p>
+    <w:p>
+      <w:pPr/>
+      <w:r>
+        <w:rPr>
+          <w:lang w:val="hi_IN" w:bidi="hi_IN"/>
+        </w:rPr>
+      </w:r>
+      <w:r>
+        <w:rPr>
           <w:b/>
           <w:lang w:val="hi_IN" w:bidi="hi_IN"/>
         </w:rPr>
@@ -18690,7 +20925,7 @@
         </w:rPr>
         <w:t xml:space="preserve"> पूरी तरह से नष्ट हो गए थे (देखें </w:t>
       </w:r>
-      <w:hyperlink r:id="rId23">
+      <w:hyperlink r:id="rId25">
         <w:r>
           <w:rPr>
             <w:lang w:val="hi_IN" w:bidi="hi_IN"/>
@@ -18798,6 +21033,20 @@
       </w:r>
       <w:r>
         <w:rPr>
+          <w:lang w:val="hi_IN" w:bidi="hi_IN"/>
+        </w:rPr>
+        <w:t>מִמְשַׁ֥ק חָר֛וּל וּ⁠מִכְרֵה־מֶ֥לַח וּ⁠שְׁמָמָ֖ה עַד־עוֹלָ֑ם</w:t>
+      </w:r>
+    </w:p>
+    <w:p>
+      <w:pPr/>
+      <w:r>
+        <w:rPr>
+          <w:lang w:val="hi_IN" w:bidi="hi_IN"/>
+        </w:rPr>
+      </w:r>
+      <w:r>
+        <w:rPr>
           <w:b/>
           <w:lang w:val="hi_IN" w:bidi="hi_IN"/>
         </w:rPr>
@@ -18895,6 +21144,20 @@
       </w:r>
       <w:r>
         <w:rPr>
+          <w:lang w:val="hi_IN" w:bidi="hi_IN"/>
+        </w:rPr>
+        <w:t>מִמְשַׁ֥ק חָר֛וּל וּ⁠מִכְרֵה־מֶ֥לַח וּ⁠שְׁמָמָ֖ה עַד־עוֹלָ֑ם</w:t>
+      </w:r>
+    </w:p>
+    <w:p>
+      <w:pPr/>
+      <w:r>
+        <w:rPr>
+          <w:lang w:val="hi_IN" w:bidi="hi_IN"/>
+        </w:rPr>
+      </w:r>
+      <w:r>
+        <w:rPr>
           <w:b/>
           <w:lang w:val="hi_IN" w:bidi="hi_IN"/>
         </w:rPr>
@@ -19042,6 +21305,20 @@
       </w:r>
       <w:r>
         <w:rPr>
+          <w:lang w:val="hi_IN" w:bidi="hi_IN"/>
+        </w:rPr>
+        <w:t>מִמְשַׁ֥ק חָר֛וּל וּ⁠מִכְרֵה־מֶ֥לַח וּ⁠שְׁמָמָ֖ה עַד־עוֹלָ֑ם</w:t>
+      </w:r>
+    </w:p>
+    <w:p>
+      <w:pPr/>
+      <w:r>
+        <w:rPr>
+          <w:lang w:val="hi_IN" w:bidi="hi_IN"/>
+        </w:rPr>
+      </w:r>
+      <w:r>
+        <w:rPr>
           <w:b/>
           <w:lang w:val="hi_IN" w:bidi="hi_IN"/>
         </w:rPr>
@@ -19163,6 +21440,20 @@
       </w:r>
       <w:r>
         <w:rPr>
+          <w:lang w:val="hi_IN" w:bidi="hi_IN"/>
+        </w:rPr>
+        <w:t>שְׁאֵרִ֤ית עַמִּ⁠י֙ יְבָזּ֔וּ⁠ם וְ⁠יֶ֥תֶר גּוֹיִ֖י יִנְחָלֽוּ⁠ם</w:t>
+      </w:r>
+    </w:p>
+    <w:p>
+      <w:pPr/>
+      <w:r>
+        <w:rPr>
+          <w:lang w:val="hi_IN" w:bidi="hi_IN"/>
+        </w:rPr>
+      </w:r>
+      <w:r>
+        <w:rPr>
           <w:b/>
           <w:lang w:val="hi_IN" w:bidi="hi_IN"/>
         </w:rPr>
@@ -19273,6 +21564,20 @@
       </w:r>
       <w:r>
         <w:rPr>
+          <w:lang w:val="hi_IN" w:bidi="hi_IN"/>
+        </w:rPr>
+        <w:t>זֹ֥את לָ⁠הֶ֖ם תַּ֣חַת גְּאוֹנָ֑⁠ם כִּ֤י חֵֽרְפוּ֙ וַ⁠יַּגְדִּ֔לוּ עַל־עַ֖ם יְהוָ֥ה צְבָאֽוֹת</w:t>
+      </w:r>
+    </w:p>
+    <w:p>
+      <w:pPr/>
+      <w:r>
+        <w:rPr>
+          <w:lang w:val="hi_IN" w:bidi="hi_IN"/>
+        </w:rPr>
+      </w:r>
+      <w:r>
+        <w:rPr>
           <w:b/>
           <w:lang w:val="hi_IN" w:bidi="hi_IN"/>
         </w:rPr>
@@ -19382,6 +21687,20 @@
       </w:r>
       <w:r>
         <w:rPr>
+          <w:lang w:val="hi_IN" w:bidi="hi_IN"/>
+        </w:rPr>
+        <w:t>זֹ֥את לָ⁠הֶ֖ם תַּ֣חַת גְּאוֹנָ֑⁠ם</w:t>
+      </w:r>
+    </w:p>
+    <w:p>
+      <w:pPr/>
+      <w:r>
+        <w:rPr>
+          <w:lang w:val="hi_IN" w:bidi="hi_IN"/>
+        </w:rPr>
+      </w:r>
+      <w:r>
+        <w:rPr>
           <w:b/>
           <w:lang w:val="hi_IN" w:bidi="hi_IN"/>
         </w:rPr>
@@ -19492,6 +21811,20 @@
       </w:r>
       <w:r>
         <w:rPr>
+          <w:lang w:val="hi_IN" w:bidi="hi_IN"/>
+        </w:rPr>
+        <w:t>וַ⁠יַּגְדִּ֔לוּ עַל</w:t>
+      </w:r>
+    </w:p>
+    <w:p>
+      <w:pPr/>
+      <w:r>
+        <w:rPr>
+          <w:lang w:val="hi_IN" w:bidi="hi_IN"/>
+        </w:rPr>
+      </w:r>
+      <w:r>
+        <w:rPr>
           <w:b/>
           <w:lang w:val="hi_IN" w:bidi="hi_IN"/>
         </w:rPr>
@@ -19525,7 +21858,7 @@
         </w:rPr>
         <w:t xml:space="preserve">देखें कि आपने </w:t>
       </w:r>
-      <w:hyperlink r:id="rId24">
+      <w:hyperlink r:id="rId26">
         <w:r>
           <w:rPr>
             <w:lang w:val="hi_IN" w:bidi="hi_IN"/>
@@ -19607,6 +21940,20 @@
       </w:r>
       <w:r>
         <w:rPr>
+          <w:lang w:val="hi_IN" w:bidi="hi_IN"/>
+        </w:rPr>
+        <w:t>יְהוָ֥ה צְבָאֽוֹת</w:t>
+      </w:r>
+    </w:p>
+    <w:p>
+      <w:pPr/>
+      <w:r>
+        <w:rPr>
+          <w:lang w:val="hi_IN" w:bidi="hi_IN"/>
+        </w:rPr>
+      </w:r>
+      <w:r>
+        <w:rPr>
           <w:b/>
           <w:lang w:val="hi_IN" w:bidi="hi_IN"/>
         </w:rPr>
@@ -19690,6 +22037,20 @@
       </w:r>
       <w:r>
         <w:rPr>
+          <w:lang w:val="hi_IN" w:bidi="hi_IN"/>
+        </w:rPr>
+        <w:t>רָזָ֔ה אֵ֖ת כָּל־אֱלֹהֵ֣י הָ⁠אָ֑רֶץ</w:t>
+      </w:r>
+    </w:p>
+    <w:p>
+      <w:pPr/>
+      <w:r>
+        <w:rPr>
+          <w:lang w:val="hi_IN" w:bidi="hi_IN"/>
+        </w:rPr>
+      </w:r>
+      <w:r>
+        <w:rPr>
           <w:b/>
           <w:lang w:val="hi_IN" w:bidi="hi_IN"/>
         </w:rPr>
@@ -19813,6 +22174,20 @@
       </w:r>
       <w:r>
         <w:rPr>
+          <w:lang w:val="hi_IN" w:bidi="hi_IN"/>
+        </w:rPr>
+        <w:t>וְ⁠יִשְׁתַּֽחֲווּ־ל⁠וֹ֙ &amp; כֹּ֖ל אִיֵּ֥י הַ⁠גּוֹיִֽם</w:t>
+      </w:r>
+    </w:p>
+    <w:p>
+      <w:pPr/>
+      <w:r>
+        <w:rPr>
+          <w:lang w:val="hi_IN" w:bidi="hi_IN"/>
+        </w:rPr>
+      </w:r>
+      <w:r>
+        <w:rPr>
           <w:b/>
           <w:lang w:val="hi_IN" w:bidi="hi_IN"/>
         </w:rPr>
@@ -19961,6 +22336,20 @@
       </w:r>
       <w:r>
         <w:rPr>
+          <w:lang w:val="hi_IN" w:bidi="hi_IN"/>
+        </w:rPr>
+        <w:t>וְ⁠יִשְׁתַּֽחֲווּ־ל⁠וֹ֙ &amp; כֹּ֖ל אִיֵּ֥י הַ⁠גּוֹיִֽם</w:t>
+      </w:r>
+    </w:p>
+    <w:p>
+      <w:pPr/>
+      <w:r>
+        <w:rPr>
+          <w:lang w:val="hi_IN" w:bidi="hi_IN"/>
+        </w:rPr>
+      </w:r>
+      <w:r>
+        <w:rPr>
           <w:b/>
           <w:lang w:val="hi_IN" w:bidi="hi_IN"/>
         </w:rPr>
@@ -20084,6 +22473,20 @@
       </w:r>
       <w:r>
         <w:rPr>
+          <w:lang w:val="hi_IN" w:bidi="hi_IN"/>
+        </w:rPr>
+        <w:t>אִ֣ישׁ מִ⁠מְּקוֹמ֔⁠וֹ</w:t>
+      </w:r>
+    </w:p>
+    <w:p>
+      <w:pPr/>
+      <w:r>
+        <w:rPr>
+          <w:lang w:val="hi_IN" w:bidi="hi_IN"/>
+        </w:rPr>
+      </w:r>
+      <w:r>
+        <w:rPr>
           <w:b/>
           <w:lang w:val="hi_IN" w:bidi="hi_IN"/>
         </w:rPr>
@@ -20206,6 +22609,20 @@
       </w:r>
       <w:r>
         <w:rPr>
+          <w:lang w:val="hi_IN" w:bidi="hi_IN"/>
+        </w:rPr>
+        <w:t>גַּם־אַתֶּ֣ם כּוּשִׁ֔ים</w:t>
+      </w:r>
+    </w:p>
+    <w:p>
+      <w:pPr/>
+      <w:r>
+        <w:rPr>
+          <w:lang w:val="hi_IN" w:bidi="hi_IN"/>
+        </w:rPr>
+      </w:r>
+      <w:r>
+        <w:rPr>
           <w:b/>
           <w:lang w:val="hi_IN" w:bidi="hi_IN"/>
         </w:rPr>
@@ -20303,6 +22720,20 @@
       </w:r>
       <w:r>
         <w:rPr>
+          <w:lang w:val="hi_IN" w:bidi="hi_IN"/>
+        </w:rPr>
+        <w:t>חַֽלְלֵ֥י חַרְבִּ֖⁠י הֵֽמָּה</w:t>
+      </w:r>
+    </w:p>
+    <w:p>
+      <w:pPr/>
+      <w:r>
+        <w:rPr>
+          <w:lang w:val="hi_IN" w:bidi="hi_IN"/>
+        </w:rPr>
+      </w:r>
+      <w:r>
+        <w:rPr>
           <w:b/>
           <w:lang w:val="hi_IN" w:bidi="hi_IN"/>
         </w:rPr>
@@ -20400,6 +22831,20 @@
       </w:r>
       <w:r>
         <w:rPr>
+          <w:lang w:val="hi_IN" w:bidi="hi_IN"/>
+        </w:rPr>
+        <w:t>חַֽלְלֵ֥י חַרְבִּ֖⁠י הֵֽמָּה</w:t>
+      </w:r>
+    </w:p>
+    <w:p>
+      <w:pPr/>
+      <w:r>
+        <w:rPr>
+          <w:lang w:val="hi_IN" w:bidi="hi_IN"/>
+        </w:rPr>
+      </w:r>
+      <w:r>
+        <w:rPr>
           <w:b/>
           <w:lang w:val="hi_IN" w:bidi="hi_IN"/>
         </w:rPr>
@@ -20497,6 +22942,20 @@
       </w:r>
       <w:r>
         <w:rPr>
+          <w:lang w:val="hi_IN" w:bidi="hi_IN"/>
+        </w:rPr>
+        <w:t>חַֽלְלֵ֥י חַרְבִּ֖⁠י הֵֽמָּה</w:t>
+      </w:r>
+    </w:p>
+    <w:p>
+      <w:pPr/>
+      <w:r>
+        <w:rPr>
+          <w:lang w:val="hi_IN" w:bidi="hi_IN"/>
+        </w:rPr>
+      </w:r>
+      <w:r>
+        <w:rPr>
           <w:b/>
           <w:lang w:val="hi_IN" w:bidi="hi_IN"/>
         </w:rPr>
@@ -20607,6 +23066,20 @@
       </w:r>
       <w:r>
         <w:rPr>
+          <w:lang w:val="hi_IN" w:bidi="hi_IN"/>
+        </w:rPr>
+        <w:t>וְ⁠יֵ֤ט יָד⁠וֹ֙ עַל־צָפ֔וֹן וִֽ⁠יאַבֵּ֖ד אֶת־אַשּׁ֑וּר</w:t>
+      </w:r>
+    </w:p>
+    <w:p>
+      <w:pPr/>
+      <w:r>
+        <w:rPr>
+          <w:lang w:val="hi_IN" w:bidi="hi_IN"/>
+        </w:rPr>
+      </w:r>
+      <w:r>
+        <w:rPr>
           <w:b/>
           <w:lang w:val="hi_IN" w:bidi="hi_IN"/>
         </w:rPr>
@@ -20717,6 +23190,20 @@
       </w:r>
       <w:r>
         <w:rPr>
+          <w:lang w:val="hi_IN" w:bidi="hi_IN"/>
+        </w:rPr>
+        <w:t>וְ⁠יֵ֤ט יָד⁠וֹ֙</w:t>
+      </w:r>
+    </w:p>
+    <w:p>
+      <w:pPr/>
+      <w:r>
+        <w:rPr>
+          <w:lang w:val="hi_IN" w:bidi="hi_IN"/>
+        </w:rPr>
+      </w:r>
+      <w:r>
+        <w:rPr>
           <w:b/>
           <w:lang w:val="hi_IN" w:bidi="hi_IN"/>
         </w:rPr>
@@ -20762,7 +23249,7 @@
         </w:rPr>
         <w:t xml:space="preserve">” वाक्यांश का </w:t>
       </w:r>
-      <w:hyperlink r:id="rId25">
+      <w:hyperlink r:id="rId27">
         <w:r>
           <w:rPr>
             <w:lang w:val="hi_IN" w:bidi="hi_IN"/>
@@ -20844,6 +23331,20 @@
       </w:r>
       <w:r>
         <w:rPr>
+          <w:lang w:val="hi_IN" w:bidi="hi_IN"/>
+        </w:rPr>
+        <w:t>צָפ֔וֹן</w:t>
+      </w:r>
+    </w:p>
+    <w:p>
+      <w:pPr/>
+      <w:r>
+        <w:rPr>
+          <w:lang w:val="hi_IN" w:bidi="hi_IN"/>
+        </w:rPr>
+      </w:r>
+      <w:r>
+        <w:rPr>
           <w:b/>
           <w:lang w:val="hi_IN" w:bidi="hi_IN"/>
         </w:rPr>
@@ -20967,6 +23468,20 @@
       </w:r>
       <w:r>
         <w:rPr>
+          <w:lang w:val="hi_IN" w:bidi="hi_IN"/>
+        </w:rPr>
+        <w:t>בְ⁠תוֹכָ֤⁠הּ</w:t>
+      </w:r>
+    </w:p>
+    <w:p>
+      <w:pPr/>
+      <w:r>
+        <w:rPr>
+          <w:lang w:val="hi_IN" w:bidi="hi_IN"/>
+        </w:rPr>
+      </w:r>
+      <w:r>
+        <w:rPr>
           <w:b/>
           <w:lang w:val="hi_IN" w:bidi="hi_IN"/>
         </w:rPr>
@@ -21077,6 +23592,20 @@
       </w:r>
       <w:r>
         <w:rPr>
+          <w:lang w:val="hi_IN" w:bidi="hi_IN"/>
+        </w:rPr>
+        <w:t>כָּל־חַיְת⁠וֹ־ג֔וֹי</w:t>
+      </w:r>
+    </w:p>
+    <w:p>
+      <w:pPr/>
+      <w:r>
+        <w:rPr>
+          <w:lang w:val="hi_IN" w:bidi="hi_IN"/>
+        </w:rPr>
+      </w:r>
+      <w:r>
+        <w:rPr>
           <w:b/>
           <w:lang w:val="hi_IN" w:bidi="hi_IN"/>
         </w:rPr>
@@ -21200,6 +23729,20 @@
       </w:r>
       <w:r>
         <w:rPr>
+          <w:lang w:val="hi_IN" w:bidi="hi_IN"/>
+        </w:rPr>
+        <w:t>גַּם־קָאַת֙ גַּם־קִפֹּ֔ד</w:t>
+      </w:r>
+    </w:p>
+    <w:p>
+      <w:pPr/>
+      <w:r>
+        <w:rPr>
+          <w:lang w:val="hi_IN" w:bidi="hi_IN"/>
+        </w:rPr>
+      </w:r>
+      <w:r>
+        <w:rPr>
           <w:b/>
           <w:lang w:val="hi_IN" w:bidi="hi_IN"/>
         </w:rPr>
@@ -21335,6 +23878,20 @@
       </w:r>
       <w:r>
         <w:rPr>
+          <w:lang w:val="hi_IN" w:bidi="hi_IN"/>
+        </w:rPr>
+        <w:t>בְּ⁠כַפְתֹּרֶ֖י⁠הָ יָלִ֑ינוּ</w:t>
+      </w:r>
+    </w:p>
+    <w:p>
+      <w:pPr/>
+      <w:r>
+        <w:rPr>
+          <w:lang w:val="hi_IN" w:bidi="hi_IN"/>
+        </w:rPr>
+      </w:r>
+      <w:r>
+        <w:rPr>
           <w:b/>
           <w:lang w:val="hi_IN" w:bidi="hi_IN"/>
         </w:rPr>
@@ -21445,6 +24002,20 @@
       </w:r>
       <w:r>
         <w:rPr>
+          <w:lang w:val="hi_IN" w:bidi="hi_IN"/>
+        </w:rPr>
+        <w:t>ק֠וֹל יְשׁוֹרֵ֤ר בַּֽ⁠חַלּוֹן֙ חֹ֣רֶב בַּ⁠סַּ֔ף כִּ֥י אַרְזָ֖ה עֵרָֽה</w:t>
+      </w:r>
+    </w:p>
+    <w:p>
+      <w:pPr/>
+      <w:r>
+        <w:rPr>
+          <w:lang w:val="hi_IN" w:bidi="hi_IN"/>
+        </w:rPr>
+      </w:r>
+      <w:r>
+        <w:rPr>
           <w:b/>
           <w:lang w:val="hi_IN" w:bidi="hi_IN"/>
         </w:rPr>
@@ -21567,6 +24138,20 @@
       </w:r>
       <w:r>
         <w:rPr>
+          <w:lang w:val="hi_IN" w:bidi="hi_IN"/>
+        </w:rPr>
+        <w:t>ק֠וֹל יְשׁוֹרֵ֤ר בַּֽ⁠חַלּוֹן֙</w:t>
+      </w:r>
+    </w:p>
+    <w:p>
+      <w:pPr/>
+      <w:r>
+        <w:rPr>
+          <w:lang w:val="hi_IN" w:bidi="hi_IN"/>
+        </w:rPr>
+      </w:r>
+      <w:r>
+        <w:rPr>
           <w:b/>
           <w:lang w:val="hi_IN" w:bidi="hi_IN"/>
         </w:rPr>
@@ -21697,6 +24282,20 @@
       </w:r>
       <w:r>
         <w:rPr>
+          <w:lang w:val="hi_IN" w:bidi="hi_IN"/>
+        </w:rPr>
+        <w:t>חֹ֣רֶב בַּ⁠סַּ֔ף</w:t>
+      </w:r>
+    </w:p>
+    <w:p>
+      <w:pPr/>
+      <w:r>
+        <w:rPr>
+          <w:lang w:val="hi_IN" w:bidi="hi_IN"/>
+        </w:rPr>
+      </w:r>
+      <w:r>
+        <w:rPr>
           <w:b/>
           <w:lang w:val="hi_IN" w:bidi="hi_IN"/>
         </w:rPr>
@@ -21819,6 +24418,20 @@
       </w:r>
       <w:r>
         <w:rPr>
+          <w:lang w:val="hi_IN" w:bidi="hi_IN"/>
+        </w:rPr>
+        <w:t>זֹ֞֠את הָ⁠עִ֤יר הָ⁠עַלִּיזָה֙ הַ⁠יּוֹשֶׁ֣בֶת לָ⁠בֶ֔טַח הָ⁠אֹֽמְרָה֙ בִּ⁠לְבָבָ֔⁠הּ אֲנִ֖י וְ⁠אַפְסִ֣⁠י ע֑וֹד</w:t>
+      </w:r>
+    </w:p>
+    <w:p>
+      <w:pPr/>
+      <w:r>
+        <w:rPr>
+          <w:lang w:val="hi_IN" w:bidi="hi_IN"/>
+        </w:rPr>
+      </w:r>
+      <w:r>
+        <w:rPr>
           <w:b/>
           <w:lang w:val="hi_IN" w:bidi="hi_IN"/>
         </w:rPr>
@@ -21942,6 +24555,20 @@
       </w:r>
       <w:r>
         <w:rPr>
+          <w:lang w:val="hi_IN" w:bidi="hi_IN"/>
+        </w:rPr>
+        <w:t>הָ⁠אֹֽמְרָה֙ בִּ⁠לְבָבָ֔⁠הּ אֲנִ֖י וְ⁠אַפְסִ֣⁠י ע֑וֹד</w:t>
+      </w:r>
+    </w:p>
+    <w:p>
+      <w:pPr/>
+      <w:r>
+        <w:rPr>
+          <w:lang w:val="hi_IN" w:bidi="hi_IN"/>
+        </w:rPr>
+      </w:r>
+      <w:r>
+        <w:rPr>
           <w:b/>
           <w:lang w:val="hi_IN" w:bidi="hi_IN"/>
         </w:rPr>
@@ -22066,6 +24693,20 @@
       </w:r>
       <w:r>
         <w:rPr>
+          <w:lang w:val="hi_IN" w:bidi="hi_IN"/>
+        </w:rPr>
+        <w:t>הָ⁠אֹֽמְרָה֙ בִּ⁠לְבָבָ֔⁠הּ אֲנִ֖י וְ⁠אַפְסִ֣⁠י ע֑וֹד</w:t>
+      </w:r>
+    </w:p>
+    <w:p>
+      <w:pPr/>
+      <w:r>
+        <w:rPr>
+          <w:lang w:val="hi_IN" w:bidi="hi_IN"/>
+        </w:rPr>
+      </w:r>
+      <w:r>
+        <w:rPr>
           <w:b/>
           <w:lang w:val="hi_IN" w:bidi="hi_IN"/>
         </w:rPr>
@@ -22177,6 +24818,20 @@
       </w:r>
       <w:r>
         <w:rPr>
+          <w:lang w:val="hi_IN" w:bidi="hi_IN"/>
+        </w:rPr>
+        <w:t>הָ⁠אֹֽמְרָה֙ בִּ⁠לְבָבָ֔⁠הּ אֲנִ֖י וְ⁠אַפְסִ֣⁠י ע֑וֹד</w:t>
+      </w:r>
+    </w:p>
+    <w:p>
+      <w:pPr/>
+      <w:r>
+        <w:rPr>
+          <w:lang w:val="hi_IN" w:bidi="hi_IN"/>
+        </w:rPr>
+      </w:r>
+      <w:r>
+        <w:rPr>
           <w:b/>
           <w:lang w:val="hi_IN" w:bidi="hi_IN"/>
         </w:rPr>
@@ -22288,6 +24943,20 @@
       </w:r>
       <w:r>
         <w:rPr>
+          <w:lang w:val="hi_IN" w:bidi="hi_IN"/>
+        </w:rPr>
+        <w:t>אֵ֣יךְ ׀ הָיְתָ֣ה לְ⁠שַׁמָּ֗ה</w:t>
+      </w:r>
+    </w:p>
+    <w:p>
+      <w:pPr/>
+      <w:r>
+        <w:rPr>
+          <w:lang w:val="hi_IN" w:bidi="hi_IN"/>
+        </w:rPr>
+      </w:r>
+      <w:r>
+        <w:rPr>
           <w:b/>
           <w:lang w:val="hi_IN" w:bidi="hi_IN"/>
         </w:rPr>
@@ -22385,6 +25054,20 @@
       </w:r>
       <w:r>
         <w:rPr>
+          <w:lang w:val="hi_IN" w:bidi="hi_IN"/>
+        </w:rPr>
+        <w:t>מַרְבֵּץ֙ לַֽ⁠חַיָּ֔ה</w:t>
+      </w:r>
+    </w:p>
+    <w:p>
+      <w:pPr/>
+      <w:r>
+        <w:rPr>
+          <w:lang w:val="hi_IN" w:bidi="hi_IN"/>
+        </w:rPr>
+      </w:r>
+      <w:r>
+        <w:rPr>
           <w:b/>
           <w:lang w:val="hi_IN" w:bidi="hi_IN"/>
         </w:rPr>
@@ -22495,6 +25178,20 @@
       </w:r>
       <w:r>
         <w:rPr>
+          <w:lang w:val="hi_IN" w:bidi="hi_IN"/>
+        </w:rPr>
+        <w:t>כֹּ֚ל עוֹבֵ֣ר עָלֶ֔י⁠הָ יִשְׁרֹ֖ק יָנִ֥יעַ יָדֽ⁠וֹ</w:t>
+      </w:r>
+    </w:p>
+    <w:p>
+      <w:pPr/>
+      <w:r>
+        <w:rPr>
+          <w:lang w:val="hi_IN" w:bidi="hi_IN"/>
+        </w:rPr>
+      </w:r>
+      <w:r>
+        <w:rPr>
           <w:b/>
           <w:lang w:val="hi_IN" w:bidi="hi_IN"/>
         </w:rPr>
@@ -22655,6 +25352,20 @@
       </w:r>
       <w:r>
         <w:rPr>
+          <w:lang w:val="hi_IN" w:bidi="hi_IN"/>
+        </w:rPr>
+        <w:t>ה֥וֹי מֹרְאָ֖ה וְ⁠נִגְאָלָ֑ה הָ⁠עִ֖יר הַ⁠יּוֹנָֽה</w:t>
+      </w:r>
+    </w:p>
+    <w:p>
+      <w:pPr/>
+      <w:r>
+        <w:rPr>
+          <w:lang w:val="hi_IN" w:bidi="hi_IN"/>
+        </w:rPr>
+      </w:r>
+      <w:r>
+        <w:rPr>
           <w:b/>
           <w:lang w:val="hi_IN" w:bidi="hi_IN"/>
         </w:rPr>
@@ -22765,6 +25476,20 @@
       </w:r>
       <w:r>
         <w:rPr>
+          <w:lang w:val="hi_IN" w:bidi="hi_IN"/>
+        </w:rPr>
+        <w:t>מֹרְאָ֖ה וְ⁠נִגְאָלָ֑ה הָ⁠עִ֖יר הַ⁠יּוֹנָֽה</w:t>
+      </w:r>
+    </w:p>
+    <w:p>
+      <w:pPr/>
+      <w:r>
+        <w:rPr>
+          <w:lang w:val="hi_IN" w:bidi="hi_IN"/>
+        </w:rPr>
+      </w:r>
+      <w:r>
+        <w:rPr>
           <w:b/>
           <w:lang w:val="hi_IN" w:bidi="hi_IN"/>
         </w:rPr>
@@ -22914,6 +25639,20 @@
       </w:r>
       <w:r>
         <w:rPr>
+          <w:lang w:val="hi_IN" w:bidi="hi_IN"/>
+        </w:rPr>
+        <w:t>מֹרְאָ֖ה וְ⁠נִגְאָלָ֑ה הָ⁠עִ֖יר הַ⁠יּוֹנָֽה</w:t>
+      </w:r>
+    </w:p>
+    <w:p>
+      <w:pPr/>
+      <w:r>
+        <w:rPr>
+          <w:lang w:val="hi_IN" w:bidi="hi_IN"/>
+        </w:rPr>
+      </w:r>
+      <w:r>
+        <w:rPr>
           <w:b/>
           <w:lang w:val="hi_IN" w:bidi="hi_IN"/>
         </w:rPr>
@@ -23024,6 +25763,20 @@
       </w:r>
       <w:r>
         <w:rPr>
+          <w:lang w:val="hi_IN" w:bidi="hi_IN"/>
+        </w:rPr>
+        <w:t>מֹרְאָ֖ה וְ⁠נִגְאָלָ֑ה</w:t>
+      </w:r>
+    </w:p>
+    <w:p>
+      <w:pPr/>
+      <w:r>
+        <w:rPr>
+          <w:lang w:val="hi_IN" w:bidi="hi_IN"/>
+        </w:rPr>
+      </w:r>
+      <w:r>
+        <w:rPr>
           <w:b/>
           <w:lang w:val="hi_IN" w:bidi="hi_IN"/>
         </w:rPr>
@@ -23121,6 +25874,20 @@
       </w:r>
       <w:r>
         <w:rPr>
+          <w:lang w:val="hi_IN" w:bidi="hi_IN"/>
+        </w:rPr>
+        <w:t>לֹ֤א שָֽׁמְעָה֙ בְּ⁠ק֔וֹל</w:t>
+      </w:r>
+    </w:p>
+    <w:p>
+      <w:pPr/>
+      <w:r>
+        <w:rPr>
+          <w:lang w:val="hi_IN" w:bidi="hi_IN"/>
+        </w:rPr>
+      </w:r>
+      <w:r>
+        <w:rPr>
           <w:b/>
           <w:lang w:val="hi_IN" w:bidi="hi_IN"/>
         </w:rPr>
@@ -23231,6 +25998,20 @@
       </w:r>
       <w:r>
         <w:rPr>
+          <w:lang w:val="hi_IN" w:bidi="hi_IN"/>
+        </w:rPr>
+        <w:t>לֹ֤א שָֽׁמְעָה֙ בְּ⁠ק֔וֹל</w:t>
+      </w:r>
+    </w:p>
+    <w:p>
+      <w:pPr/>
+      <w:r>
+        <w:rPr>
+          <w:lang w:val="hi_IN" w:bidi="hi_IN"/>
+        </w:rPr>
+      </w:r>
+      <w:r>
+        <w:rPr>
           <w:b/>
           <w:lang w:val="hi_IN" w:bidi="hi_IN"/>
         </w:rPr>
@@ -23328,6 +26109,20 @@
       </w:r>
       <w:r>
         <w:rPr>
+          <w:lang w:val="hi_IN" w:bidi="hi_IN"/>
+        </w:rPr>
+        <w:t>אֶל־אֱלֹהֶ֖י⁠הָ לֹ֥א קָרֵֽבָה</w:t>
+      </w:r>
+    </w:p>
+    <w:p>
+      <w:pPr/>
+      <w:r>
+        <w:rPr>
+          <w:lang w:val="hi_IN" w:bidi="hi_IN"/>
+        </w:rPr>
+      </w:r>
+      <w:r>
+        <w:rPr>
           <w:b/>
           <w:lang w:val="hi_IN" w:bidi="hi_IN"/>
         </w:rPr>
@@ -23424,6 +26219,20 @@
       </w:r>
       <w:r>
         <w:rPr>
+          <w:lang w:val="hi_IN" w:bidi="hi_IN"/>
+        </w:rPr>
+        <w:t>שָׂרֶ֣י⁠הָ</w:t>
+      </w:r>
+    </w:p>
+    <w:p>
+      <w:pPr/>
+      <w:r>
+        <w:rPr>
+          <w:lang w:val="hi_IN" w:bidi="hi_IN"/>
+        </w:rPr>
+      </w:r>
+      <w:r>
+        <w:rPr>
           <w:b/>
           <w:lang w:val="hi_IN" w:bidi="hi_IN"/>
         </w:rPr>
@@ -23457,7 +26266,7 @@
         </w:rPr>
         <w:t xml:space="preserve">मूल भाषा में यहाँ राजकुमारों शब्द उपयोग हुआ है जबकि हिन्दी अनुवाद में यहाँ हाकिम शब्द उपयोग हुआ है। </w:t>
       </w:r>
-      <w:hyperlink r:id="rId18">
+      <w:hyperlink r:id="rId20">
         <w:r>
           <w:rPr>
             <w:lang w:val="hi_IN" w:bidi="hi_IN"/>
@@ -23551,6 +26360,20 @@
       </w:r>
       <w:r>
         <w:rPr>
+          <w:lang w:val="hi_IN" w:bidi="hi_IN"/>
+        </w:rPr>
+        <w:t>בְ⁠קִרְבָּ֔⁠הּ אֲרָי֖וֹת שֹֽׁאֲגִ֑ים</w:t>
+      </w:r>
+    </w:p>
+    <w:p>
+      <w:pPr/>
+      <w:r>
+        <w:rPr>
+          <w:lang w:val="hi_IN" w:bidi="hi_IN"/>
+        </w:rPr>
+      </w:r>
+      <w:r>
+        <w:rPr>
           <w:b/>
           <w:lang w:val="hi_IN" w:bidi="hi_IN"/>
         </w:rPr>
@@ -23674,6 +26497,20 @@
       </w:r>
       <w:r>
         <w:rPr>
+          <w:lang w:val="hi_IN" w:bidi="hi_IN"/>
+        </w:rPr>
+        <w:t>זְאֵ֣בֵי עֶ֔רֶב</w:t>
+      </w:r>
+    </w:p>
+    <w:p>
+      <w:pPr/>
+      <w:r>
+        <w:rPr>
+          <w:lang w:val="hi_IN" w:bidi="hi_IN"/>
+        </w:rPr>
+      </w:r>
+      <w:r>
+        <w:rPr>
           <w:b/>
           <w:lang w:val="hi_IN" w:bidi="hi_IN"/>
         </w:rPr>
@@ -23810,6 +26647,20 @@
       </w:r>
       <w:r>
         <w:rPr>
+          <w:lang w:val="hi_IN" w:bidi="hi_IN"/>
+        </w:rPr>
+        <w:t>לֹ֥א גָרְמ֖וּ לַ⁠בֹּֽקֶר</w:t>
+      </w:r>
+    </w:p>
+    <w:p>
+      <w:pPr/>
+      <w:r>
+        <w:rPr>
+          <w:lang w:val="hi_IN" w:bidi="hi_IN"/>
+        </w:rPr>
+      </w:r>
+      <w:r>
+        <w:rPr>
           <w:b/>
           <w:lang w:val="hi_IN" w:bidi="hi_IN"/>
         </w:rPr>
@@ -23946,6 +26797,20 @@
       </w:r>
       <w:r>
         <w:rPr>
+          <w:lang w:val="hi_IN" w:bidi="hi_IN"/>
+        </w:rPr>
+        <w:t>פֹּֽחֲזִ֔ים</w:t>
+      </w:r>
+    </w:p>
+    <w:p>
+      <w:pPr/>
+      <w:r>
+        <w:rPr>
+          <w:lang w:val="hi_IN" w:bidi="hi_IN"/>
+        </w:rPr>
+      </w:r>
+      <w:r>
+        <w:rPr>
           <w:b/>
           <w:lang w:val="hi_IN" w:bidi="hi_IN"/>
         </w:rPr>
@@ -24094,6 +26959,20 @@
       </w:r>
       <w:r>
         <w:rPr>
+          <w:lang w:val="hi_IN" w:bidi="hi_IN"/>
+        </w:rPr>
+        <w:t>אַנְשֵׁ֖י בֹּֽגְד֑וֹת</w:t>
+      </w:r>
+    </w:p>
+    <w:p>
+      <w:pPr/>
+      <w:r>
+        <w:rPr>
+          <w:lang w:val="hi_IN" w:bidi="hi_IN"/>
+        </w:rPr>
+      </w:r>
+      <w:r>
+        <w:rPr>
           <w:b/>
           <w:lang w:val="hi_IN" w:bidi="hi_IN"/>
         </w:rPr>
@@ -24217,6 +27096,20 @@
       </w:r>
       <w:r>
         <w:rPr>
+          <w:lang w:val="hi_IN" w:bidi="hi_IN"/>
+        </w:rPr>
+        <w:t>אַנְשֵׁ֖י בֹּֽגְד֑וֹת</w:t>
+      </w:r>
+    </w:p>
+    <w:p>
+      <w:pPr/>
+      <w:r>
+        <w:rPr>
+          <w:lang w:val="hi_IN" w:bidi="hi_IN"/>
+        </w:rPr>
+      </w:r>
+      <w:r>
+        <w:rPr>
           <w:b/>
           <w:lang w:val="hi_IN" w:bidi="hi_IN"/>
         </w:rPr>
@@ -24325,6 +27218,20 @@
       </w:r>
       <w:r>
         <w:rPr>
+          <w:lang w:val="hi_IN" w:bidi="hi_IN"/>
+        </w:rPr>
+        <w:t>חִלְּלוּ־קֹ֔דֶשׁ</w:t>
+      </w:r>
+    </w:p>
+    <w:p>
+      <w:pPr/>
+      <w:r>
+        <w:rPr>
+          <w:lang w:val="hi_IN" w:bidi="hi_IN"/>
+        </w:rPr>
+      </w:r>
+      <w:r>
+        <w:rPr>
           <w:b/>
           <w:lang w:val="hi_IN" w:bidi="hi_IN"/>
         </w:rPr>
@@ -24484,6 +27391,20 @@
       </w:r>
       <w:r>
         <w:rPr>
+          <w:lang w:val="hi_IN" w:bidi="hi_IN"/>
+        </w:rPr>
+        <w:t>לֹ֥א יַעֲשֶׂ֖ה עַוְלָ֑ה</w:t>
+      </w:r>
+    </w:p>
+    <w:p>
+      <w:pPr/>
+      <w:r>
+        <w:rPr>
+          <w:lang w:val="hi_IN" w:bidi="hi_IN"/>
+        </w:rPr>
+      </w:r>
+      <w:r>
+        <w:rPr>
           <w:b/>
           <w:lang w:val="hi_IN" w:bidi="hi_IN"/>
         </w:rPr>
@@ -24607,6 +27528,20 @@
       </w:r>
       <w:r>
         <w:rPr>
+          <w:lang w:val="hi_IN" w:bidi="hi_IN"/>
+        </w:rPr>
+        <w:t>בַּ⁠בֹּ֨קֶר בַּ⁠בֹּ֜קֶר מִשְׁפָּט֨⁠וֹ יִתֵּ֤ן לָ⁠אוֹר֙ לֹ֣א נֶעְדָּ֔ר</w:t>
+      </w:r>
+    </w:p>
+    <w:p>
+      <w:pPr/>
+      <w:r>
+        <w:rPr>
+          <w:lang w:val="hi_IN" w:bidi="hi_IN"/>
+        </w:rPr>
+      </w:r>
+      <w:r>
+        <w:rPr>
           <w:b/>
           <w:lang w:val="hi_IN" w:bidi="hi_IN"/>
         </w:rPr>
@@ -24750,6 +27685,20 @@
       </w:r>
       <w:r>
         <w:rPr>
+          <w:lang w:val="hi_IN" w:bidi="hi_IN"/>
+        </w:rPr>
+        <w:t>בַּ⁠בֹּ֨קֶר בַּ⁠בֹּ֜קֶר</w:t>
+      </w:r>
+    </w:p>
+    <w:p>
+      <w:pPr/>
+      <w:r>
+        <w:rPr>
+          <w:lang w:val="hi_IN" w:bidi="hi_IN"/>
+        </w:rPr>
+      </w:r>
+      <w:r>
+        <w:rPr>
           <w:b/>
           <w:lang w:val="hi_IN" w:bidi="hi_IN"/>
         </w:rPr>
@@ -24884,6 +27833,20 @@
       </w:r>
       <w:r>
         <w:rPr>
+          <w:lang w:val="hi_IN" w:bidi="hi_IN"/>
+        </w:rPr>
+        <w:t>בַּ⁠בֹּ֨קֶר בַּ⁠בֹּ֜קֶר</w:t>
+      </w:r>
+    </w:p>
+    <w:p>
+      <w:pPr/>
+      <w:r>
+        <w:rPr>
+          <w:lang w:val="hi_IN" w:bidi="hi_IN"/>
+        </w:rPr>
+      </w:r>
+      <w:r>
+        <w:rPr>
           <w:b/>
           <w:lang w:val="hi_IN" w:bidi="hi_IN"/>
         </w:rPr>
@@ -24980,6 +27943,20 @@
       </w:r>
       <w:r>
         <w:rPr>
+          <w:lang w:val="hi_IN" w:bidi="hi_IN"/>
+        </w:rPr>
+        <w:t>מִשְׁפָּט֨⁠וֹ יִתֵּ֤ן</w:t>
+      </w:r>
+    </w:p>
+    <w:p>
+      <w:pPr/>
+      <w:r>
+        <w:rPr>
+          <w:lang w:val="hi_IN" w:bidi="hi_IN"/>
+        </w:rPr>
+      </w:r>
+      <w:r>
+        <w:rPr>
           <w:b/>
           <w:lang w:val="hi_IN" w:bidi="hi_IN"/>
         </w:rPr>
@@ -25090,6 +28067,20 @@
       </w:r>
       <w:r>
         <w:rPr>
+          <w:lang w:val="hi_IN" w:bidi="hi_IN"/>
+        </w:rPr>
+        <w:t>לֹ֣א נֶעְדָּ֔ר</w:t>
+      </w:r>
+    </w:p>
+    <w:p>
+      <w:pPr/>
+      <w:r>
+        <w:rPr>
+          <w:lang w:val="hi_IN" w:bidi="hi_IN"/>
+        </w:rPr>
+      </w:r>
+      <w:r>
+        <w:rPr>
           <w:b/>
           <w:lang w:val="hi_IN" w:bidi="hi_IN"/>
         </w:rPr>
@@ -25199,6 +28190,20 @@
       </w:r>
       <w:r>
         <w:rPr>
+          <w:lang w:val="hi_IN" w:bidi="hi_IN"/>
+        </w:rPr>
+        <w:t>לֹ֣א נֶעְדָּ֔ר</w:t>
+      </w:r>
+    </w:p>
+    <w:p>
+      <w:pPr/>
+      <w:r>
+        <w:rPr>
+          <w:lang w:val="hi_IN" w:bidi="hi_IN"/>
+        </w:rPr>
+      </w:r>
+      <w:r>
+        <w:rPr>
           <w:b/>
           <w:lang w:val="hi_IN" w:bidi="hi_IN"/>
         </w:rPr>
@@ -25308,6 +28313,20 @@
       </w:r>
       <w:r>
         <w:rPr>
+          <w:lang w:val="hi_IN" w:bidi="hi_IN"/>
+        </w:rPr>
+        <w:t>וְ⁠לֹֽא־יוֹדֵ֥עַ עַוָּ֖ל בֹּֽשֶׁת</w:t>
+      </w:r>
+    </w:p>
+    <w:p>
+      <w:pPr/>
+      <w:r>
+        <w:rPr>
+          <w:lang w:val="hi_IN" w:bidi="hi_IN"/>
+        </w:rPr>
+      </w:r>
+      <w:r>
+        <w:rPr>
           <w:b/>
           <w:lang w:val="hi_IN" w:bidi="hi_IN"/>
         </w:rPr>
@@ -25418,6 +28437,20 @@
       </w:r>
       <w:r>
         <w:rPr>
+          <w:lang w:val="hi_IN" w:bidi="hi_IN"/>
+        </w:rPr>
+        <w:t>וְ⁠לֹֽא־יוֹדֵ֥עַ עַוָּ֖ל בֹּֽשֶׁת</w:t>
+      </w:r>
+    </w:p>
+    <w:p>
+      <w:pPr/>
+      <w:r>
+        <w:rPr>
+          <w:lang w:val="hi_IN" w:bidi="hi_IN"/>
+        </w:rPr>
+      </w:r>
+      <w:r>
+        <w:rPr>
           <w:b/>
           <w:lang w:val="hi_IN" w:bidi="hi_IN"/>
         </w:rPr>
@@ -25528,6 +28561,20 @@
       </w:r>
       <w:r>
         <w:rPr>
+          <w:lang w:val="hi_IN" w:bidi="hi_IN"/>
+        </w:rPr>
+        <w:t>הִכְרַ֣תִּי גוֹיִ֗ם נָשַׁ֨מּוּ֙ פִּנּוֹתָ֔⁠ם הֶחֱרַ֥בְתִּי חֽוּצוֹתָ֖⁠ם</w:t>
+      </w:r>
+    </w:p>
+    <w:p>
+      <w:pPr/>
+      <w:r>
+        <w:rPr>
+          <w:lang w:val="hi_IN" w:bidi="hi_IN"/>
+        </w:rPr>
+      </w:r>
+      <w:r>
+        <w:rPr>
           <w:b/>
           <w:lang w:val="hi_IN" w:bidi="hi_IN"/>
         </w:rPr>
@@ -25637,6 +28684,20 @@
       </w:r>
       <w:r>
         <w:rPr>
+          <w:lang w:val="hi_IN" w:bidi="hi_IN"/>
+        </w:rPr>
+        <w:t>הִכְרַ֣תִּי גוֹיִ֗ם נָשַׁ֨מּוּ֙ פִּנּוֹתָ֔⁠ם הֶחֱרַ֥בְתִּי חֽוּצוֹתָ֖⁠ם</w:t>
+      </w:r>
+    </w:p>
+    <w:p>
+      <w:pPr/>
+      <w:r>
+        <w:rPr>
+          <w:lang w:val="hi_IN" w:bidi="hi_IN"/>
+        </w:rPr>
+      </w:r>
+      <w:r>
+        <w:rPr>
           <w:b/>
           <w:lang w:val="hi_IN" w:bidi="hi_IN"/>
         </w:rPr>
@@ -25734,6 +28795,20 @@
       </w:r>
       <w:r>
         <w:rPr>
+          <w:lang w:val="hi_IN" w:bidi="hi_IN"/>
+        </w:rPr>
+        <w:t>הִכְרַ֣תִּי</w:t>
+      </w:r>
+    </w:p>
+    <w:p>
+      <w:pPr/>
+      <w:r>
+        <w:rPr>
+          <w:lang w:val="hi_IN" w:bidi="hi_IN"/>
+        </w:rPr>
+      </w:r>
+      <w:r>
+        <w:rPr>
           <w:b/>
           <w:lang w:val="hi_IN" w:bidi="hi_IN"/>
         </w:rPr>
@@ -25761,7 +28836,7 @@
           <w:lang w:val="hi_IN" w:bidi="hi_IN"/>
         </w:rPr>
       </w:r>
-      <w:hyperlink r:id="rId26">
+      <w:hyperlink r:id="rId28">
         <w:r>
           <w:rPr>
             <w:lang w:val="hi_IN" w:bidi="hi_IN"/>
@@ -25855,6 +28930,20 @@
       </w:r>
       <w:r>
         <w:rPr>
+          <w:lang w:val="hi_IN" w:bidi="hi_IN"/>
+        </w:rPr>
+        <w:t>נָשַׁ֨מּוּ֙ פִּנּוֹתָ֔⁠ם</w:t>
+      </w:r>
+    </w:p>
+    <w:p>
+      <w:pPr/>
+      <w:r>
+        <w:rPr>
+          <w:lang w:val="hi_IN" w:bidi="hi_IN"/>
+        </w:rPr>
+      </w:r>
+      <w:r>
+        <w:rPr>
           <w:b/>
           <w:lang w:val="hi_IN" w:bidi="hi_IN"/>
         </w:rPr>
@@ -25952,6 +29041,20 @@
       </w:r>
       <w:r>
         <w:rPr>
+          <w:lang w:val="hi_IN" w:bidi="hi_IN"/>
+        </w:rPr>
+        <w:t>פִּנּוֹתָ֔⁠ם</w:t>
+      </w:r>
+    </w:p>
+    <w:p>
+      <w:pPr/>
+      <w:r>
+        <w:rPr>
+          <w:lang w:val="hi_IN" w:bidi="hi_IN"/>
+        </w:rPr>
+      </w:r>
+      <w:r>
+        <w:rPr>
           <w:b/>
           <w:lang w:val="hi_IN" w:bidi="hi_IN"/>
         </w:rPr>
@@ -25965,7 +29068,7 @@
           <w:lang w:val="hi_IN" w:bidi="hi_IN"/>
         </w:rPr>
       </w:r>
-      <w:hyperlink r:id="rId27">
+      <w:hyperlink r:id="rId29">
         <w:r>
           <w:rPr>
             <w:lang w:val="hi_IN" w:bidi="hi_IN"/>
@@ -26060,6 +29163,20 @@
       </w:r>
       <w:r>
         <w:rPr>
+          <w:lang w:val="hi_IN" w:bidi="hi_IN"/>
+        </w:rPr>
+        <w:t>נִצְדּ֧וּ עָרֵי⁠הֶ֛ם</w:t>
+      </w:r>
+    </w:p>
+    <w:p>
+      <w:pPr/>
+      <w:r>
+        <w:rPr>
+          <w:lang w:val="hi_IN" w:bidi="hi_IN"/>
+        </w:rPr>
+      </w:r>
+      <w:r>
+        <w:rPr>
           <w:b/>
           <w:lang w:val="hi_IN" w:bidi="hi_IN"/>
         </w:rPr>
@@ -26169,6 +29286,20 @@
       </w:r>
       <w:r>
         <w:rPr>
+          <w:lang w:val="hi_IN" w:bidi="hi_IN"/>
+        </w:rPr>
+        <w:t>מִ⁠בְּלִי־אִ֖ישׁ מֵ⁠אֵ֥ין יוֹשֵֽׁב</w:t>
+      </w:r>
+    </w:p>
+    <w:p>
+      <w:pPr/>
+      <w:r>
+        <w:rPr>
+          <w:lang w:val="hi_IN" w:bidi="hi_IN"/>
+        </w:rPr>
+      </w:r>
+      <w:r>
+        <w:rPr>
           <w:b/>
           <w:lang w:val="hi_IN" w:bidi="hi_IN"/>
         </w:rPr>
@@ -26266,6 +29397,20 @@
       </w:r>
       <w:r>
         <w:rPr>
+          <w:lang w:val="hi_IN" w:bidi="hi_IN"/>
+        </w:rPr>
+        <w:t>אָמַ֜רְתִּי אַךְ־תִּירְאִ֤י אוֹתִ⁠י֙ תִּקְחִ֣י מוּסָ֔ר וְ⁠לֹֽא־יִכָּרֵ֣ת מְעוֹנָ֔⁠הּ כֹּ֥ל אֲשֶׁר־פָּקַ֖דְתִּי עָלֶ֑י⁠הָ</w:t>
+      </w:r>
+    </w:p>
+    <w:p>
+      <w:pPr/>
+      <w:r>
+        <w:rPr>
+          <w:lang w:val="hi_IN" w:bidi="hi_IN"/>
+        </w:rPr>
+      </w:r>
+      <w:r>
+        <w:rPr>
           <w:b/>
           <w:lang w:val="hi_IN" w:bidi="hi_IN"/>
         </w:rPr>
@@ -26363,6 +29508,20 @@
       </w:r>
       <w:r>
         <w:rPr>
+          <w:lang w:val="hi_IN" w:bidi="hi_IN"/>
+        </w:rPr>
+        <w:t>אָמַ֜רְתִּי אַךְ־תִּירְאִ֤י אוֹתִ⁠י֙ תִּקְחִ֣י מוּסָ֔ר וְ⁠לֹֽא־יִכָּרֵ֣ת מְעוֹנָ֔⁠הּ כֹּ֥ל אֲשֶׁר־פָּקַ֖דְתִּי עָלֶ֑י⁠הָ</w:t>
+      </w:r>
+    </w:p>
+    <w:p>
+      <w:pPr/>
+      <w:r>
+        <w:rPr>
+          <w:lang w:val="hi_IN" w:bidi="hi_IN"/>
+        </w:rPr>
+      </w:r>
+      <w:r>
+        <w:rPr>
           <w:b/>
           <w:lang w:val="hi_IN" w:bidi="hi_IN"/>
         </w:rPr>
@@ -26460,6 +29619,20 @@
       </w:r>
       <w:r>
         <w:rPr>
+          <w:lang w:val="hi_IN" w:bidi="hi_IN"/>
+        </w:rPr>
+        <w:t>אָמַ֜רְתִּי אַךְ־תִּירְאִ֤י אוֹתִ⁠י֙ תִּקְחִ֣י מוּסָ֔ר וְ⁠לֹֽא־יִכָּרֵ֣ת מְעוֹנָ֔⁠הּ כֹּ֥ל אֲשֶׁר־פָּקַ֖דְתִּי עָלֶ֑י⁠הָ</w:t>
+      </w:r>
+    </w:p>
+    <w:p>
+      <w:pPr/>
+      <w:r>
+        <w:rPr>
+          <w:lang w:val="hi_IN" w:bidi="hi_IN"/>
+        </w:rPr>
+      </w:r>
+      <w:r>
+        <w:rPr>
           <w:b/>
           <w:lang w:val="hi_IN" w:bidi="hi_IN"/>
         </w:rPr>
@@ -26519,7 +29692,7 @@
         </w:rPr>
         <w:t xml:space="preserve">कर सकती है। वास्तव में, वह यरूशलेम में रहने वाले लोगों से और उनके बारे में बात कर रहे हैं। यदि आपकी भाषा में यह सहायक हो, तो आप अर्थ को स्पष्ट रूप से बता सकते हैं। </w:t>
       </w:r>
-      <w:hyperlink r:id="rId28">
+      <w:hyperlink r:id="rId30">
         <w:r>
           <w:rPr>
             <w:lang w:val="hi_IN" w:bidi="hi_IN"/>
@@ -26601,6 +29774,20 @@
       </w:r>
       <w:r>
         <w:rPr>
+          <w:lang w:val="hi_IN" w:bidi="hi_IN"/>
+        </w:rPr>
+        <w:t>כֹּ֥ל אֲשֶׁר־פָּקַ֖דְתִּי עָלֶ֑י⁠הָ</w:t>
+      </w:r>
+    </w:p>
+    <w:p>
+      <w:pPr/>
+      <w:r>
+        <w:rPr>
+          <w:lang w:val="hi_IN" w:bidi="hi_IN"/>
+        </w:rPr>
+      </w:r>
+      <w:r>
+        <w:rPr>
           <w:b/>
           <w:lang w:val="hi_IN" w:bidi="hi_IN"/>
         </w:rPr>
@@ -26628,7 +29815,7 @@
           <w:lang w:val="hi_IN" w:bidi="hi_IN"/>
         </w:rPr>
       </w:r>
-      <w:hyperlink r:id="rId18">
+      <w:hyperlink r:id="rId20">
         <w:r>
           <w:rPr>
             <w:lang w:val="hi_IN" w:bidi="hi_IN"/>
@@ -26722,6 +29909,20 @@
       </w:r>
       <w:r>
         <w:rPr>
+          <w:lang w:val="hi_IN" w:bidi="hi_IN"/>
+        </w:rPr>
+        <w:t>הִשְׁכִּ֣ימוּ הִשְׁחִ֔יתוּ כֹּ֖ל עֲלִילוֹתָֽ⁠ם</w:t>
+      </w:r>
+    </w:p>
+    <w:p>
+      <w:pPr/>
+      <w:r>
+        <w:rPr>
+          <w:lang w:val="hi_IN" w:bidi="hi_IN"/>
+        </w:rPr>
+      </w:r>
+      <w:r>
+        <w:rPr>
           <w:b/>
           <w:lang w:val="hi_IN" w:bidi="hi_IN"/>
         </w:rPr>
@@ -26832,6 +30033,20 @@
       </w:r>
       <w:r>
         <w:rPr>
+          <w:lang w:val="hi_IN" w:bidi="hi_IN"/>
+        </w:rPr>
+        <w:t>הִשְׁכִּ֣ימוּ הִשְׁחִ֔יתוּ כֹּ֖ל עֲלִילוֹתָֽ⁠ם</w:t>
+      </w:r>
+    </w:p>
+    <w:p>
+      <w:pPr/>
+      <w:r>
+        <w:rPr>
+          <w:lang w:val="hi_IN" w:bidi="hi_IN"/>
+        </w:rPr>
+      </w:r>
+      <w:r>
+        <w:rPr>
           <w:b/>
           <w:lang w:val="hi_IN" w:bidi="hi_IN"/>
         </w:rPr>
@@ -26968,7 +30183,7 @@
           <w:lang w:val="hi_IN" w:bidi="hi_IN"/>
         </w:rPr>
       </w:r>
-      <w:hyperlink r:id="rId21">
+      <w:hyperlink r:id="rId23">
         <w:r>
           <w:rPr>
             <w:lang w:val="hi_IN" w:bidi="hi_IN"/>
@@ -26986,7 +30201,7 @@
         </w:rPr>
         <w:t xml:space="preserve">, </w:t>
       </w:r>
-      <w:hyperlink r:id="rId26">
+      <w:hyperlink r:id="rId28">
         <w:r>
           <w:rPr>
             <w:lang w:val="hi_IN" w:bidi="hi_IN"/>
@@ -27004,7 +30219,7 @@
         </w:rPr>
         <w:t xml:space="preserve">, </w:t>
       </w:r>
-      <w:hyperlink r:id="rId29">
+      <w:hyperlink r:id="rId31">
         <w:r>
           <w:rPr>
             <w:lang w:val="hi_IN" w:bidi="hi_IN"/>
@@ -27022,7 +30237,7 @@
         </w:rPr>
         <w:t xml:space="preserve">, और </w:t>
       </w:r>
-      <w:hyperlink r:id="rId22">
+      <w:hyperlink r:id="rId24">
         <w:r>
           <w:rPr>
             <w:lang w:val="hi_IN" w:bidi="hi_IN"/>
@@ -27128,6 +30343,20 @@
       </w:r>
       <w:r>
         <w:rPr>
+          <w:lang w:val="hi_IN" w:bidi="hi_IN"/>
+        </w:rPr>
+        <w:t>לָ⁠כֵ֤ן חַכּוּ־לִ⁠י֙ נְאֻם־יְהוָ֔ה לְ⁠י֖וֹם קוּמִ֣⁠י לְ⁠עַ֑ד</w:t>
+      </w:r>
+    </w:p>
+    <w:p>
+      <w:pPr/>
+      <w:r>
+        <w:rPr>
+          <w:lang w:val="hi_IN" w:bidi="hi_IN"/>
+        </w:rPr>
+      </w:r>
+      <w:r>
+        <w:rPr>
           <w:b/>
           <w:lang w:val="hi_IN" w:bidi="hi_IN"/>
         </w:rPr>
@@ -27241,7 +30470,7 @@
         </w:rPr>
         <w:t xml:space="preserve">" जिन्हें सपन्याह </w:t>
       </w:r>
-      <w:hyperlink r:id="rId30">
+      <w:hyperlink r:id="rId32">
         <w:r>
           <w:rPr>
             <w:lang w:val="hi_IN" w:bidi="hi_IN"/>
@@ -27336,6 +30565,20 @@
       </w:r>
       <w:r>
         <w:rPr>
+          <w:lang w:val="hi_IN" w:bidi="hi_IN"/>
+        </w:rPr>
+        <w:t>לְ⁠י֖וֹם קוּמִ֣⁠י</w:t>
+      </w:r>
+    </w:p>
+    <w:p>
+      <w:pPr/>
+      <w:r>
+        <w:rPr>
+          <w:lang w:val="hi_IN" w:bidi="hi_IN"/>
+        </w:rPr>
+      </w:r>
+      <w:r>
+        <w:rPr>
           <w:b/>
           <w:lang w:val="hi_IN" w:bidi="hi_IN"/>
         </w:rPr>
@@ -27446,6 +30689,20 @@
       </w:r>
       <w:r>
         <w:rPr>
+          <w:lang w:val="hi_IN" w:bidi="hi_IN"/>
+        </w:rPr>
+        <w:t>לְ⁠עַ֑ד</w:t>
+      </w:r>
+    </w:p>
+    <w:p>
+      <w:pPr/>
+      <w:r>
+        <w:rPr>
+          <w:lang w:val="hi_IN" w:bidi="hi_IN"/>
+        </w:rPr>
+      </w:r>
+      <w:r>
+        <w:rPr>
           <w:b/>
           <w:lang w:val="hi_IN" w:bidi="hi_IN"/>
         </w:rPr>
@@ -27530,7 +30787,7 @@
         </w:rPr>
         <w:t xml:space="preserve"> (</w:t>
       </w:r>
-      <w:hyperlink r:id="rId31">
+      <w:hyperlink r:id="rId33">
         <w:r>
           <w:rPr>
             <w:lang w:val="hi_IN" w:bidi="hi_IN"/>
@@ -27636,6 +30893,20 @@
       </w:r>
       <w:r>
         <w:rPr>
+          <w:lang w:val="hi_IN" w:bidi="hi_IN"/>
+        </w:rPr>
+        <w:t>לְ⁠עַ֑ד</w:t>
+      </w:r>
+    </w:p>
+    <w:p>
+      <w:pPr/>
+      <w:r>
+        <w:rPr>
+          <w:lang w:val="hi_IN" w:bidi="hi_IN"/>
+        </w:rPr>
+      </w:r>
+      <w:r>
+        <w:rPr>
           <w:b/>
           <w:lang w:val="hi_IN" w:bidi="hi_IN"/>
         </w:rPr>
@@ -27772,6 +31043,20 @@
       </w:r>
       <w:r>
         <w:rPr>
+          <w:lang w:val="hi_IN" w:bidi="hi_IN"/>
+        </w:rPr>
+        <w:t>לִ⁠שְׁפֹּ֨ךְ עֲלֵי⁠הֶ֤ם זַעְמִ⁠י֙</w:t>
+      </w:r>
+    </w:p>
+    <w:p>
+      <w:pPr/>
+      <w:r>
+        <w:rPr>
+          <w:lang w:val="hi_IN" w:bidi="hi_IN"/>
+        </w:rPr>
+      </w:r>
+      <w:r>
+        <w:rPr>
           <w:b/>
           <w:lang w:val="hi_IN" w:bidi="hi_IN"/>
         </w:rPr>
@@ -27907,6 +31192,20 @@
       </w:r>
       <w:r>
         <w:rPr>
+          <w:lang w:val="hi_IN" w:bidi="hi_IN"/>
+        </w:rPr>
+        <w:t>כֹּ֚ל חֲר֣וֹן אַפִּ֔⁠י</w:t>
+      </w:r>
+    </w:p>
+    <w:p>
+      <w:pPr/>
+      <w:r>
+        <w:rPr>
+          <w:lang w:val="hi_IN" w:bidi="hi_IN"/>
+        </w:rPr>
+      </w:r>
+      <w:r>
+        <w:rPr>
           <w:b/>
           <w:lang w:val="hi_IN" w:bidi="hi_IN"/>
         </w:rPr>
@@ -27973,7 +31272,7 @@
         </w:rPr>
         <w:t xml:space="preserve"> का एक और वर्णन है। </w:t>
       </w:r>
-      <w:hyperlink r:id="rId32">
+      <w:hyperlink r:id="rId34">
         <w:r>
           <w:rPr>
             <w:lang w:val="hi_IN" w:bidi="hi_IN"/>
@@ -28055,6 +31354,20 @@
       </w:r>
       <w:r>
         <w:rPr>
+          <w:lang w:val="hi_IN" w:bidi="hi_IN"/>
+        </w:rPr>
+        <w:t>בְּ⁠אֵ֣שׁ קִנְאָתִ֔⁠י תֵּאָכֵ֖ל כָּל־הָ⁠אָֽרֶץ</w:t>
+      </w:r>
+    </w:p>
+    <w:p>
+      <w:pPr/>
+      <w:r>
+        <w:rPr>
+          <w:lang w:val="hi_IN" w:bidi="hi_IN"/>
+        </w:rPr>
+      </w:r>
+      <w:r>
+        <w:rPr>
           <w:b/>
           <w:lang w:val="hi_IN" w:bidi="hi_IN"/>
         </w:rPr>
@@ -28074,7 +31387,7 @@
         </w:rPr>
         <w:t xml:space="preserve">देखें कि आपने </w:t>
       </w:r>
-      <w:hyperlink r:id="rId17">
+      <w:hyperlink r:id="rId19">
         <w:r>
           <w:rPr>
             <w:lang w:val="hi_IN" w:bidi="hi_IN"/>
@@ -28156,6 +31469,20 @@
       </w:r>
       <w:r>
         <w:rPr>
+          <w:lang w:val="hi_IN" w:bidi="hi_IN"/>
+        </w:rPr>
+        <w:t>כִּֽי &amp; אֶהְפֹּ֥ךְ אֶל־עַמִּ֖ים שָׂפָ֣ה בְרוּרָ֑ה לִ⁠קְרֹ֤א כֻלָּ⁠ם֙ בְּ⁠שֵׁ֣ם יְהוָ֔ה</w:t>
+      </w:r>
+    </w:p>
+    <w:p>
+      <w:pPr/>
+      <w:r>
+        <w:rPr>
+          <w:lang w:val="hi_IN" w:bidi="hi_IN"/>
+        </w:rPr>
+      </w:r>
+      <w:r>
+        <w:rPr>
           <w:b/>
           <w:lang w:val="hi_IN" w:bidi="hi_IN"/>
         </w:rPr>
@@ -28266,6 +31593,20 @@
       </w:r>
       <w:r>
         <w:rPr>
+          <w:lang w:val="hi_IN" w:bidi="hi_IN"/>
+        </w:rPr>
+        <w:t>כִּֽי &amp; אֶהְפֹּ֥ךְ אֶל־עַמִּ֖ים שָׂפָ֣ה בְרוּרָ֑ה</w:t>
+      </w:r>
+    </w:p>
+    <w:p>
+      <w:pPr/>
+      <w:r>
+        <w:rPr>
+          <w:lang w:val="hi_IN" w:bidi="hi_IN"/>
+        </w:rPr>
+      </w:r>
+      <w:r>
+        <w:rPr>
           <w:b/>
           <w:lang w:val="hi_IN" w:bidi="hi_IN"/>
         </w:rPr>
@@ -28376,6 +31717,20 @@
       </w:r>
       <w:r>
         <w:rPr>
+          <w:lang w:val="hi_IN" w:bidi="hi_IN"/>
+        </w:rPr>
+        <w:t>לִ⁠קְרֹ֤א כֻלָּ⁠ם֙ בְּ⁠שֵׁ֣ם יְהוָ֔ה</w:t>
+      </w:r>
+    </w:p>
+    <w:p>
+      <w:pPr/>
+      <w:r>
+        <w:rPr>
+          <w:lang w:val="hi_IN" w:bidi="hi_IN"/>
+        </w:rPr>
+      </w:r>
+      <w:r>
+        <w:rPr>
           <w:b/>
           <w:lang w:val="hi_IN" w:bidi="hi_IN"/>
         </w:rPr>
@@ -28498,6 +31853,20 @@
       </w:r>
       <w:r>
         <w:rPr>
+          <w:lang w:val="hi_IN" w:bidi="hi_IN"/>
+        </w:rPr>
+        <w:t>בְּ⁠שֵׁ֣ם יְהוָ֔ה לְ⁠עָבְד֖⁠וֹ</w:t>
+      </w:r>
+    </w:p>
+    <w:p>
+      <w:pPr/>
+      <w:r>
+        <w:rPr>
+          <w:lang w:val="hi_IN" w:bidi="hi_IN"/>
+        </w:rPr>
+      </w:r>
+      <w:r>
+        <w:rPr>
           <w:b/>
           <w:lang w:val="hi_IN" w:bidi="hi_IN"/>
         </w:rPr>
@@ -28581,6 +31950,20 @@
       </w:r>
       <w:r>
         <w:rPr>
+          <w:lang w:val="hi_IN" w:bidi="hi_IN"/>
+        </w:rPr>
+        <w:t>שְׁכֶ֥ם אֶחָֽד</w:t>
+      </w:r>
+    </w:p>
+    <w:p>
+      <w:pPr/>
+      <w:r>
+        <w:rPr>
+          <w:lang w:val="hi_IN" w:bidi="hi_IN"/>
+        </w:rPr>
+      </w:r>
+      <w:r>
+        <w:rPr>
           <w:b/>
           <w:lang w:val="hi_IN" w:bidi="hi_IN"/>
         </w:rPr>
@@ -28678,6 +32061,20 @@
       </w:r>
       <w:r>
         <w:rPr>
+          <w:lang w:val="hi_IN" w:bidi="hi_IN"/>
+        </w:rPr>
+        <w:t>מֵ⁠עֵ֖בֶר לְ⁠נַֽהֲרֵי־כ֑וּשׁ</w:t>
+      </w:r>
+    </w:p>
+    <w:p>
+      <w:pPr/>
+      <w:r>
+        <w:rPr>
+          <w:lang w:val="hi_IN" w:bidi="hi_IN"/>
+        </w:rPr>
+      </w:r>
+      <w:r>
+        <w:rPr>
           <w:b/>
           <w:lang w:val="hi_IN" w:bidi="hi_IN"/>
         </w:rPr>
@@ -28774,6 +32171,20 @@
       </w:r>
       <w:r>
         <w:rPr>
+          <w:lang w:val="hi_IN" w:bidi="hi_IN"/>
+        </w:rPr>
+        <w:t>בַּת־פוּצַ֔⁠י</w:t>
+      </w:r>
+    </w:p>
+    <w:p>
+      <w:pPr/>
+      <w:r>
+        <w:rPr>
+          <w:lang w:val="hi_IN" w:bidi="hi_IN"/>
+        </w:rPr>
+      </w:r>
+      <w:r>
+        <w:rPr>
           <w:b/>
           <w:lang w:val="hi_IN" w:bidi="hi_IN"/>
         </w:rPr>
@@ -28910,6 +32321,20 @@
       </w:r>
       <w:r>
         <w:rPr>
+          <w:lang w:val="hi_IN" w:bidi="hi_IN"/>
+        </w:rPr>
+        <w:t>בַּת־פוּצַ֔⁠י</w:t>
+      </w:r>
+    </w:p>
+    <w:p>
+      <w:pPr/>
+      <w:r>
+        <w:rPr>
+          <w:lang w:val="hi_IN" w:bidi="hi_IN"/>
+        </w:rPr>
+      </w:r>
+      <w:r>
+        <w:rPr>
           <w:b/>
           <w:lang w:val="hi_IN" w:bidi="hi_IN"/>
         </w:rPr>
@@ -29020,6 +32445,20 @@
       </w:r>
       <w:r>
         <w:rPr>
+          <w:lang w:val="hi_IN" w:bidi="hi_IN"/>
+        </w:rPr>
+        <w:t>יוֹבִל֖וּ⁠ן מִנְחָתִֽ⁠י</w:t>
+      </w:r>
+    </w:p>
+    <w:p>
+      <w:pPr/>
+      <w:r>
+        <w:rPr>
+          <w:lang w:val="hi_IN" w:bidi="hi_IN"/>
+        </w:rPr>
+      </w:r>
+      <w:r>
+        <w:rPr>
           <w:b/>
           <w:lang w:val="hi_IN" w:bidi="hi_IN"/>
         </w:rPr>
@@ -29167,6 +32606,20 @@
       </w:r>
       <w:r>
         <w:rPr>
+          <w:lang w:val="hi_IN" w:bidi="hi_IN"/>
+        </w:rPr>
+        <w:t>לֹ֤א תֵב֨וֹשִׁי֙ &amp; עֲלִילֹתַ֔יִ⁠ךְ</w:t>
+      </w:r>
+    </w:p>
+    <w:p>
+      <w:pPr/>
+      <w:r>
+        <w:rPr>
+          <w:lang w:val="hi_IN" w:bidi="hi_IN"/>
+        </w:rPr>
+      </w:r>
+      <w:r>
+        <w:rPr>
           <w:b/>
           <w:lang w:val="hi_IN" w:bidi="hi_IN"/>
         </w:rPr>
@@ -29226,7 +32679,7 @@
         </w:rPr>
         <w:t xml:space="preserve"> शब्द एकवचन हैं क्योंकि यहोवा यरूशलेम नगर से ऐसे बात कर रहे हैं जैसे वह एक व्यक्ति हो, जैसा कि उन्होंने </w:t>
       </w:r>
-      <w:hyperlink r:id="rId33">
+      <w:hyperlink r:id="rId35">
         <w:r>
           <w:rPr>
             <w:lang w:val="hi_IN" w:bidi="hi_IN"/>
@@ -29320,6 +32773,20 @@
       </w:r>
       <w:r>
         <w:rPr>
+          <w:lang w:val="hi_IN" w:bidi="hi_IN"/>
+        </w:rPr>
+        <w:t>עַלִּיזֵי֙ גַּאֲוָתֵ֔⁠ךְ</w:t>
+      </w:r>
+    </w:p>
+    <w:p>
+      <w:pPr/>
+      <w:r>
+        <w:rPr>
+          <w:lang w:val="hi_IN" w:bidi="hi_IN"/>
+        </w:rPr>
+      </w:r>
+      <w:r>
+        <w:rPr>
           <w:b/>
           <w:lang w:val="hi_IN" w:bidi="hi_IN"/>
         </w:rPr>
@@ -29430,6 +32897,20 @@
       </w:r>
       <w:r>
         <w:rPr>
+          <w:lang w:val="hi_IN" w:bidi="hi_IN"/>
+        </w:rPr>
+        <w:t>בְ⁠קִרְבֵּ֔⁠ךְ</w:t>
+      </w:r>
+    </w:p>
+    <w:p>
+      <w:pPr/>
+      <w:r>
+        <w:rPr>
+          <w:lang w:val="hi_IN" w:bidi="hi_IN"/>
+        </w:rPr>
+      </w:r>
+      <w:r>
+        <w:rPr>
           <w:b/>
           <w:lang w:val="hi_IN" w:bidi="hi_IN"/>
         </w:rPr>
@@ -29527,6 +33008,20 @@
       </w:r>
       <w:r>
         <w:rPr>
+          <w:lang w:val="hi_IN" w:bidi="hi_IN"/>
+        </w:rPr>
+        <w:t>עַ֥ם עָנִ֖י וָ⁠דָ֑ל</w:t>
+      </w:r>
+    </w:p>
+    <w:p>
+      <w:pPr/>
+      <w:r>
+        <w:rPr>
+          <w:lang w:val="hi_IN" w:bidi="hi_IN"/>
+        </w:rPr>
+      </w:r>
+      <w:r>
+        <w:rPr>
           <w:b/>
           <w:lang w:val="hi_IN" w:bidi="hi_IN"/>
         </w:rPr>
@@ -29656,6 +33151,20 @@
       </w:r>
       <w:r>
         <w:rPr>
+          <w:lang w:val="hi_IN" w:bidi="hi_IN"/>
+        </w:rPr>
+        <w:t>וְ⁠חָס֖וּ בְּ⁠שֵׁ֥ם יְהוָֽה</w:t>
+      </w:r>
+    </w:p>
+    <w:p>
+      <w:pPr/>
+      <w:r>
+        <w:rPr>
+          <w:lang w:val="hi_IN" w:bidi="hi_IN"/>
+        </w:rPr>
+      </w:r>
+      <w:r>
+        <w:rPr>
           <w:b/>
           <w:lang w:val="hi_IN" w:bidi="hi_IN"/>
         </w:rPr>
@@ -29765,6 +33274,20 @@
       </w:r>
       <w:r>
         <w:rPr>
+          <w:lang w:val="hi_IN" w:bidi="hi_IN"/>
+        </w:rPr>
+        <w:t>וְ⁠חָס֖וּ בְּ⁠שֵׁ֥ם יְהוָֽה</w:t>
+      </w:r>
+    </w:p>
+    <w:p>
+      <w:pPr/>
+      <w:r>
+        <w:rPr>
+          <w:lang w:val="hi_IN" w:bidi="hi_IN"/>
+        </w:rPr>
+      </w:r>
+      <w:r>
+        <w:rPr>
           <w:b/>
           <w:lang w:val="hi_IN" w:bidi="hi_IN"/>
         </w:rPr>
@@ -29887,6 +33410,20 @@
       </w:r>
       <w:r>
         <w:rPr>
+          <w:lang w:val="hi_IN" w:bidi="hi_IN"/>
+        </w:rPr>
+        <w:t>וְ⁠לֹא־יְדַבְּר֣וּ כָזָ֔ב וְ⁠לֹֽא־יִמָּצֵ֥א בְּ⁠פִי⁠הֶ֖ם לְשׁ֣וֹן תַּרְמִ֑ית</w:t>
+      </w:r>
+    </w:p>
+    <w:p>
+      <w:pPr/>
+      <w:r>
+        <w:rPr>
+          <w:lang w:val="hi_IN" w:bidi="hi_IN"/>
+        </w:rPr>
+      </w:r>
+      <w:r>
+        <w:rPr>
           <w:b/>
           <w:lang w:val="hi_IN" w:bidi="hi_IN"/>
         </w:rPr>
@@ -30002,6 +33539,20 @@
       </w:r>
       <w:r>
         <w:rPr>
+          <w:lang w:val="hi_IN" w:bidi="hi_IN"/>
+        </w:rPr>
+        <w:t>וְ⁠לֹא־יְדַבְּר֣וּ כָזָ֔ב וְ⁠לֹֽא־יִמָּצֵ֥א בְּ⁠פִי⁠הֶ֖ם לְשׁ֣וֹן תַּרְמִ֑ית</w:t>
+      </w:r>
+    </w:p>
+    <w:p>
+      <w:pPr/>
+      <w:r>
+        <w:rPr>
+          <w:lang w:val="hi_IN" w:bidi="hi_IN"/>
+        </w:rPr>
+      </w:r>
+      <w:r>
+        <w:rPr>
           <w:b/>
           <w:lang w:val="hi_IN" w:bidi="hi_IN"/>
         </w:rPr>
@@ -30124,6 +33675,20 @@
       </w:r>
       <w:r>
         <w:rPr>
+          <w:lang w:val="hi_IN" w:bidi="hi_IN"/>
+        </w:rPr>
+        <w:t>וְ⁠לֹֽא־יִמָּצֵ֥א בְּ⁠פִי⁠הֶ֖ם לְשׁ֣וֹן תַּרְמִ֑ית</w:t>
+      </w:r>
+    </w:p>
+    <w:p>
+      <w:pPr/>
+      <w:r>
+        <w:rPr>
+          <w:lang w:val="hi_IN" w:bidi="hi_IN"/>
+        </w:rPr>
+      </w:r>
+      <w:r>
+        <w:rPr>
           <w:b/>
           <w:lang w:val="hi_IN" w:bidi="hi_IN"/>
         </w:rPr>
@@ -30245,6 +33810,20 @@
       </w:r>
       <w:r>
         <w:rPr>
+          <w:lang w:val="hi_IN" w:bidi="hi_IN"/>
+        </w:rPr>
+        <w:t>וְ⁠לֹֽא־יִמָּצֵ֥א בְּ⁠פִי⁠הֶ֖ם לְשׁ֣וֹן תַּרְמִ֑ית</w:t>
+      </w:r>
+    </w:p>
+    <w:p>
+      <w:pPr/>
+      <w:r>
+        <w:rPr>
+          <w:lang w:val="hi_IN" w:bidi="hi_IN"/>
+        </w:rPr>
+      </w:r>
+      <w:r>
+        <w:rPr>
           <w:b/>
           <w:lang w:val="hi_IN" w:bidi="hi_IN"/>
         </w:rPr>
@@ -30368,6 +33947,20 @@
       </w:r>
       <w:r>
         <w:rPr>
+          <w:lang w:val="hi_IN" w:bidi="hi_IN"/>
+        </w:rPr>
+        <w:t>וְ⁠לֹֽא־יִמָּצֵ֥א בְּ⁠פִי⁠הֶ֖ם לְשׁ֣וֹן תַּרְמִ֑ית</w:t>
+      </w:r>
+    </w:p>
+    <w:p>
+      <w:pPr/>
+      <w:r>
+        <w:rPr>
+          <w:lang w:val="hi_IN" w:bidi="hi_IN"/>
+        </w:rPr>
+      </w:r>
+      <w:r>
+        <w:rPr>
           <w:b/>
           <w:lang w:val="hi_IN" w:bidi="hi_IN"/>
         </w:rPr>
@@ -30491,6 +34084,20 @@
       </w:r>
       <w:r>
         <w:rPr>
+          <w:lang w:val="hi_IN" w:bidi="hi_IN"/>
+        </w:rPr>
+        <w:t>כִּֽי־הֵ֛מָּה יִרְע֥וּ וְ⁠רָבְצ֖וּ וְ⁠אֵ֥ין מַחֲרִֽיד</w:t>
+      </w:r>
+    </w:p>
+    <w:p>
+      <w:pPr/>
+      <w:r>
+        <w:rPr>
+          <w:lang w:val="hi_IN" w:bidi="hi_IN"/>
+        </w:rPr>
+      </w:r>
+      <w:r>
+        <w:rPr>
           <w:b/>
           <w:lang w:val="hi_IN" w:bidi="hi_IN"/>
         </w:rPr>
@@ -30588,6 +34195,20 @@
       </w:r>
       <w:r>
         <w:rPr>
+          <w:lang w:val="hi_IN" w:bidi="hi_IN"/>
+        </w:rPr>
+        <w:t>כִּֽי־הֵ֛מָּה יִרְע֥וּ וְ⁠רָבְצ֖וּ וְ⁠אֵ֥ין מַחֲרִֽיד</w:t>
+      </w:r>
+    </w:p>
+    <w:p>
+      <w:pPr/>
+      <w:r>
+        <w:rPr>
+          <w:lang w:val="hi_IN" w:bidi="hi_IN"/>
+        </w:rPr>
+      </w:r>
+      <w:r>
+        <w:rPr>
           <w:b/>
           <w:lang w:val="hi_IN" w:bidi="hi_IN"/>
         </w:rPr>
@@ -30711,6 +34332,20 @@
       </w:r>
       <w:r>
         <w:rPr>
+          <w:lang w:val="hi_IN" w:bidi="hi_IN"/>
+        </w:rPr>
+        <w:t>רָנִּי֙ &amp; הָרִ֖יעוּ &amp; שִׂמְחִ֤י וְ⁠עָלְזִי֙</w:t>
+      </w:r>
+    </w:p>
+    <w:p>
+      <w:pPr/>
+      <w:r>
+        <w:rPr>
+          <w:lang w:val="hi_IN" w:bidi="hi_IN"/>
+        </w:rPr>
+      </w:r>
+      <w:r>
+        <w:rPr>
           <w:b/>
           <w:lang w:val="hi_IN" w:bidi="hi_IN"/>
         </w:rPr>
@@ -30888,6 +34523,20 @@
       </w:r>
       <w:r>
         <w:rPr>
+          <w:lang w:val="hi_IN" w:bidi="hi_IN"/>
+        </w:rPr>
+        <w:t>בַּת־צִיּ֔וֹן</w:t>
+      </w:r>
+    </w:p>
+    <w:p>
+      <w:pPr/>
+      <w:r>
+        <w:rPr>
+          <w:lang w:val="hi_IN" w:bidi="hi_IN"/>
+        </w:rPr>
+      </w:r>
+      <w:r>
+        <w:rPr>
           <w:b/>
           <w:lang w:val="hi_IN" w:bidi="hi_IN"/>
         </w:rPr>
@@ -30915,7 +34564,7 @@
           <w:lang w:val="hi_IN" w:bidi="hi_IN"/>
         </w:rPr>
       </w:r>
-      <w:hyperlink r:id="rId34">
+      <w:hyperlink r:id="rId36">
         <w:r>
           <w:rPr>
             <w:lang w:val="hi_IN" w:bidi="hi_IN"/>
@@ -31010,6 +34659,20 @@
       </w:r>
       <w:r>
         <w:rPr>
+          <w:lang w:val="hi_IN" w:bidi="hi_IN"/>
+        </w:rPr>
+        <w:t>בַּת־צִיּ֔וֹן</w:t>
+      </w:r>
+    </w:p>
+    <w:p>
+      <w:pPr/>
+      <w:r>
+        <w:rPr>
+          <w:lang w:val="hi_IN" w:bidi="hi_IN"/>
+        </w:rPr>
+      </w:r>
+      <w:r>
+        <w:rPr>
           <w:b/>
           <w:lang w:val="hi_IN" w:bidi="hi_IN"/>
         </w:rPr>
@@ -31100,6 +34763,20 @@
       </w:r>
       <w:r>
         <w:rPr>
+          <w:lang w:val="hi_IN" w:bidi="hi_IN"/>
+        </w:rPr>
+        <w:t>יִשְׂרָאֵ֑ל</w:t>
+      </w:r>
+    </w:p>
+    <w:p>
+      <w:pPr/>
+      <w:r>
+        <w:rPr>
+          <w:lang w:val="hi_IN" w:bidi="hi_IN"/>
+        </w:rPr>
+      </w:r>
+      <w:r>
+        <w:rPr>
           <w:b/>
           <w:lang w:val="hi_IN" w:bidi="hi_IN"/>
         </w:rPr>
@@ -31196,6 +34873,20 @@
       </w:r>
       <w:r>
         <w:rPr>
+          <w:lang w:val="hi_IN" w:bidi="hi_IN"/>
+        </w:rPr>
+        <w:t>שִׂמְחִ֤י וְ⁠עָלְזִי֙</w:t>
+      </w:r>
+    </w:p>
+    <w:p>
+      <w:pPr/>
+      <w:r>
+        <w:rPr>
+          <w:lang w:val="hi_IN" w:bidi="hi_IN"/>
+        </w:rPr>
+      </w:r>
+      <w:r>
+        <w:rPr>
           <w:b/>
           <w:lang w:val="hi_IN" w:bidi="hi_IN"/>
         </w:rPr>
@@ -31313,6 +35004,20 @@
       </w:r>
       <w:r>
         <w:rPr>
+          <w:lang w:val="hi_IN" w:bidi="hi_IN"/>
+        </w:rPr>
+        <w:t>בְּ⁠כָל־לֵ֔ב</w:t>
+      </w:r>
+    </w:p>
+    <w:p>
+      <w:pPr/>
+      <w:r>
+        <w:rPr>
+          <w:lang w:val="hi_IN" w:bidi="hi_IN"/>
+        </w:rPr>
+      </w:r>
+      <w:r>
+        <w:rPr>
           <w:b/>
           <w:lang w:val="hi_IN" w:bidi="hi_IN"/>
         </w:rPr>
@@ -31423,6 +35128,20 @@
       </w:r>
       <w:r>
         <w:rPr>
+          <w:lang w:val="hi_IN" w:bidi="hi_IN"/>
+        </w:rPr>
+        <w:t>בַּ֖ת יְרוּשָׁלִָֽם</w:t>
+      </w:r>
+    </w:p>
+    <w:p>
+      <w:pPr/>
+      <w:r>
+        <w:rPr>
+          <w:lang w:val="hi_IN" w:bidi="hi_IN"/>
+        </w:rPr>
+      </w:r>
+      <w:r>
+        <w:rPr>
           <w:b/>
           <w:lang w:val="hi_IN" w:bidi="hi_IN"/>
         </w:rPr>
@@ -31519,6 +35238,20 @@
       </w:r>
       <w:r>
         <w:rPr>
+          <w:lang w:val="hi_IN" w:bidi="hi_IN"/>
+        </w:rPr>
+        <w:t>מִשְׁפָּטַ֔יִ⁠ךְ &amp; לֹא־תִֽירְאִ֥י</w:t>
+      </w:r>
+    </w:p>
+    <w:p>
+      <w:pPr/>
+      <w:r>
+        <w:rPr>
+          <w:lang w:val="hi_IN" w:bidi="hi_IN"/>
+        </w:rPr>
+      </w:r>
+      <w:r>
+        <w:rPr>
           <w:b/>
           <w:lang w:val="hi_IN" w:bidi="hi_IN"/>
         </w:rPr>
@@ -31616,6 +35349,20 @@
       </w:r>
       <w:r>
         <w:rPr>
+          <w:lang w:val="hi_IN" w:bidi="hi_IN"/>
+        </w:rPr>
+        <w:t>מִשְׁפָּטַ֔יִ⁠ךְ</w:t>
+      </w:r>
+    </w:p>
+    <w:p>
+      <w:pPr/>
+      <w:r>
+        <w:rPr>
+          <w:lang w:val="hi_IN" w:bidi="hi_IN"/>
+        </w:rPr>
+      </w:r>
+      <w:r>
+        <w:rPr>
           <w:b/>
           <w:lang w:val="hi_IN" w:bidi="hi_IN"/>
         </w:rPr>
@@ -31739,6 +35486,20 @@
       </w:r>
       <w:r>
         <w:rPr>
+          <w:lang w:val="hi_IN" w:bidi="hi_IN"/>
+        </w:rPr>
+        <w:t>מֶ֣לֶךְ יִשְׂרָאֵ֤ל</w:t>
+      </w:r>
+    </w:p>
+    <w:p>
+      <w:pPr/>
+      <w:r>
+        <w:rPr>
+          <w:lang w:val="hi_IN" w:bidi="hi_IN"/>
+        </w:rPr>
+      </w:r>
+      <w:r>
+        <w:rPr>
           <w:b/>
           <w:lang w:val="hi_IN" w:bidi="hi_IN"/>
         </w:rPr>
@@ -31873,6 +35634,20 @@
       </w:r>
       <w:r>
         <w:rPr>
+          <w:lang w:val="hi_IN" w:bidi="hi_IN"/>
+        </w:rPr>
+        <w:t>בַּ⁠יּ֣וֹם הַ⁠ה֔וּא</w:t>
+      </w:r>
+    </w:p>
+    <w:p>
+      <w:pPr/>
+      <w:r>
+        <w:rPr>
+          <w:lang w:val="hi_IN" w:bidi="hi_IN"/>
+        </w:rPr>
+      </w:r>
+      <w:r>
+        <w:rPr>
           <w:b/>
           <w:lang w:val="hi_IN" w:bidi="hi_IN"/>
         </w:rPr>
@@ -31969,6 +35744,20 @@
       </w:r>
       <w:r>
         <w:rPr>
+          <w:lang w:val="hi_IN" w:bidi="hi_IN"/>
+        </w:rPr>
+        <w:t>יֵאָמֵ֥ר</w:t>
+      </w:r>
+    </w:p>
+    <w:p>
+      <w:pPr/>
+      <w:r>
+        <w:rPr>
+          <w:lang w:val="hi_IN" w:bidi="hi_IN"/>
+        </w:rPr>
+      </w:r>
+      <w:r>
+        <w:rPr>
           <w:b/>
           <w:lang w:val="hi_IN" w:bidi="hi_IN"/>
         </w:rPr>
@@ -32052,6 +35841,20 @@
       </w:r>
       <w:r>
         <w:rPr>
+          <w:lang w:val="hi_IN" w:bidi="hi_IN"/>
+        </w:rPr>
+        <w:t>לִירֽוּשָׁלִַ֖ם אַל־תִּירָ֑אִי צִיּ֖וֹן אַל־יִרְפּ֥וּ יָדָֽיִ⁠ךְ</w:t>
+      </w:r>
+    </w:p>
+    <w:p>
+      <w:pPr/>
+      <w:r>
+        <w:rPr>
+          <w:lang w:val="hi_IN" w:bidi="hi_IN"/>
+        </w:rPr>
+      </w:r>
+      <w:r>
+        <w:rPr>
           <w:b/>
           <w:lang w:val="hi_IN" w:bidi="hi_IN"/>
         </w:rPr>
@@ -32187,6 +35990,20 @@
       </w:r>
       <w:r>
         <w:rPr>
+          <w:lang w:val="hi_IN" w:bidi="hi_IN"/>
+        </w:rPr>
+        <w:t>אַל־תִּירָ֑אִי צִיּ֖וֹן אַל־יִרְפּ֥וּ יָדָֽיִ⁠ךְ</w:t>
+      </w:r>
+    </w:p>
+    <w:p>
+      <w:pPr/>
+      <w:r>
+        <w:rPr>
+          <w:lang w:val="hi_IN" w:bidi="hi_IN"/>
+        </w:rPr>
+      </w:r>
+      <w:r>
+        <w:rPr>
           <w:b/>
           <w:lang w:val="hi_IN" w:bidi="hi_IN"/>
         </w:rPr>
@@ -32297,6 +36114,20 @@
       </w:r>
       <w:r>
         <w:rPr>
+          <w:lang w:val="hi_IN" w:bidi="hi_IN"/>
+        </w:rPr>
+        <w:t>יַחֲרִישׁ֙ בְּ⁠אַ֣הֲבָת֔⁠וֹ</w:t>
+      </w:r>
+    </w:p>
+    <w:p>
+      <w:pPr/>
+      <w:r>
+        <w:rPr>
+          <w:lang w:val="hi_IN" w:bidi="hi_IN"/>
+        </w:rPr>
+      </w:r>
+      <w:r>
+        <w:rPr>
           <w:b/>
           <w:lang w:val="hi_IN" w:bidi="hi_IN"/>
         </w:rPr>
@@ -32433,6 +36264,20 @@
       </w:r>
       <w:r>
         <w:rPr>
+          <w:lang w:val="hi_IN" w:bidi="hi_IN"/>
+        </w:rPr>
+        <w:t>נוּגֵ֧י מִ⁠מּוֹעֵ֛ד אָסַ֖פְתִּי מִמֵּ֣⁠ךְ הָי֑וּ מַשְׂאֵ֥ת עָלֶ֖י⁠הָ חֶרְפָּֽה</w:t>
+      </w:r>
+    </w:p>
+    <w:p>
+      <w:pPr/>
+      <w:r>
+        <w:rPr>
+          <w:lang w:val="hi_IN" w:bidi="hi_IN"/>
+        </w:rPr>
+      </w:r>
+      <w:r>
+        <w:rPr>
           <w:b/>
           <w:lang w:val="hi_IN" w:bidi="hi_IN"/>
         </w:rPr>
@@ -32530,6 +36375,20 @@
       </w:r>
       <w:r>
         <w:rPr>
+          <w:lang w:val="hi_IN" w:bidi="hi_IN"/>
+        </w:rPr>
+        <w:t>נוּגֵ֧י מִ⁠מּוֹעֵ֛ד אָסַ֖פְתִּי מִמֵּ֣⁠ךְ הָי֑וּ</w:t>
+      </w:r>
+    </w:p>
+    <w:p>
+      <w:pPr/>
+      <w:r>
+        <w:rPr>
+          <w:lang w:val="hi_IN" w:bidi="hi_IN"/>
+        </w:rPr>
+      </w:r>
+      <w:r>
+        <w:rPr>
           <w:b/>
           <w:lang w:val="hi_IN" w:bidi="hi_IN"/>
         </w:rPr>
@@ -32666,6 +36525,20 @@
       </w:r>
       <w:r>
         <w:rPr>
+          <w:lang w:val="hi_IN" w:bidi="hi_IN"/>
+        </w:rPr>
+        <w:t>אָסַ֖פְתִּי</w:t>
+      </w:r>
+    </w:p>
+    <w:p>
+      <w:pPr/>
+      <w:r>
+        <w:rPr>
+          <w:lang w:val="hi_IN" w:bidi="hi_IN"/>
+        </w:rPr>
+      </w:r>
+      <w:r>
+        <w:rPr>
           <w:b/>
           <w:lang w:val="hi_IN" w:bidi="hi_IN"/>
         </w:rPr>
@@ -32763,6 +36636,20 @@
       </w:r>
       <w:r>
         <w:rPr>
+          <w:lang w:val="hi_IN" w:bidi="hi_IN"/>
+        </w:rPr>
+        <w:t>מַשְׂאֵ֥ת עָלֶ֖י⁠הָ חֶרְפָּֽה</w:t>
+      </w:r>
+    </w:p>
+    <w:p>
+      <w:pPr/>
+      <w:r>
+        <w:rPr>
+          <w:lang w:val="hi_IN" w:bidi="hi_IN"/>
+        </w:rPr>
+      </w:r>
+      <w:r>
+        <w:rPr>
           <w:b/>
           <w:lang w:val="hi_IN" w:bidi="hi_IN"/>
         </w:rPr>
@@ -32886,6 +36773,20 @@
       </w:r>
       <w:r>
         <w:rPr>
+          <w:lang w:val="hi_IN" w:bidi="hi_IN"/>
+        </w:rPr>
+        <w:t>וְ⁠הוֹשַׁעְתִּ֣י אֶת־הַ⁠צֹּלֵעָ֗ה וְ⁠הַ⁠נִּדָּחָה֙ אֲקַבֵּ֔ץ</w:t>
+      </w:r>
+    </w:p>
+    <w:p>
+      <w:pPr/>
+      <w:r>
+        <w:rPr>
+          <w:lang w:val="hi_IN" w:bidi="hi_IN"/>
+        </w:rPr>
+      </w:r>
+      <w:r>
+        <w:rPr>
           <w:b/>
           <w:lang w:val="hi_IN" w:bidi="hi_IN"/>
         </w:rPr>
@@ -33035,6 +36936,20 @@
       </w:r>
       <w:r>
         <w:rPr>
+          <w:lang w:val="hi_IN" w:bidi="hi_IN"/>
+        </w:rPr>
+        <w:t>אֶת־הַ⁠צֹּלֵעָ֗ה</w:t>
+      </w:r>
+    </w:p>
+    <w:p>
+      <w:pPr/>
+      <w:r>
+        <w:rPr>
+          <w:lang w:val="hi_IN" w:bidi="hi_IN"/>
+        </w:rPr>
+      </w:r>
+      <w:r>
+        <w:rPr>
           <w:b/>
           <w:lang w:val="hi_IN" w:bidi="hi_IN"/>
         </w:rPr>
@@ -33145,6 +37060,20 @@
       </w:r>
       <w:r>
         <w:rPr>
+          <w:lang w:val="hi_IN" w:bidi="hi_IN"/>
+        </w:rPr>
+        <w:t>וְ⁠הַ⁠נִּדָּחָה֙</w:t>
+      </w:r>
+    </w:p>
+    <w:p>
+      <w:pPr/>
+      <w:r>
+        <w:rPr>
+          <w:lang w:val="hi_IN" w:bidi="hi_IN"/>
+        </w:rPr>
+      </w:r>
+      <w:r>
+        <w:rPr>
           <w:b/>
           <w:lang w:val="hi_IN" w:bidi="hi_IN"/>
         </w:rPr>
@@ -33254,6 +37183,20 @@
       </w:r>
       <w:r>
         <w:rPr>
+          <w:lang w:val="hi_IN" w:bidi="hi_IN"/>
+        </w:rPr>
+        <w:t>וְ⁠שַׂמְתִּי⁠ם֙ לִ⁠תְהִלָּ֣ה וּ⁠לְ⁠שֵׁ֔ם בְּ⁠כָל־הָ⁠אָ֖רֶץ בָּשְׁתָּֽ⁠ם</w:t>
+      </w:r>
+    </w:p>
+    <w:p>
+      <w:pPr/>
+      <w:r>
+        <w:rPr>
+          <w:lang w:val="hi_IN" w:bidi="hi_IN"/>
+        </w:rPr>
+      </w:r>
+      <w:r>
+        <w:rPr>
           <w:b/>
           <w:lang w:val="hi_IN" w:bidi="hi_IN"/>
         </w:rPr>
@@ -33363,6 +37306,20 @@
       </w:r>
       <w:r>
         <w:rPr>
+          <w:lang w:val="hi_IN" w:bidi="hi_IN"/>
+        </w:rPr>
+        <w:t>וְ⁠שַׂמְתִּי⁠ם֙ לִ⁠תְהִלָּ֣ה</w:t>
+      </w:r>
+    </w:p>
+    <w:p>
+      <w:pPr/>
+      <w:r>
+        <w:rPr>
+          <w:lang w:val="hi_IN" w:bidi="hi_IN"/>
+        </w:rPr>
+      </w:r>
+      <w:r>
+        <w:rPr>
           <w:b/>
           <w:lang w:val="hi_IN" w:bidi="hi_IN"/>
         </w:rPr>
@@ -33498,6 +37455,20 @@
       </w:r>
       <w:r>
         <w:rPr>
+          <w:lang w:val="hi_IN" w:bidi="hi_IN"/>
+        </w:rPr>
+        <w:t>וּ⁠לְ⁠שֵׁ֔ם בְּ⁠כָל־הָ⁠אָ֖רֶץ בָּשְׁתָּֽ⁠ם</w:t>
+      </w:r>
+    </w:p>
+    <w:p>
+      <w:pPr/>
+      <w:r>
+        <w:rPr>
+          <w:lang w:val="hi_IN" w:bidi="hi_IN"/>
+        </w:rPr>
+      </w:r>
+      <w:r>
+        <w:rPr>
           <w:b/>
           <w:lang w:val="hi_IN" w:bidi="hi_IN"/>
         </w:rPr>
@@ -33608,6 +37579,20 @@
       </w:r>
       <w:r>
         <w:rPr>
+          <w:lang w:val="hi_IN" w:bidi="hi_IN"/>
+        </w:rPr>
+        <w:t>אָבִ֣יא אֶתְ⁠כֶ֔ם</w:t>
+      </w:r>
+    </w:p>
+    <w:p>
+      <w:pPr/>
+      <w:r>
+        <w:rPr>
+          <w:lang w:val="hi_IN" w:bidi="hi_IN"/>
+        </w:rPr>
+      </w:r>
+      <w:r>
+        <w:rPr>
           <w:b/>
           <w:lang w:val="hi_IN" w:bidi="hi_IN"/>
         </w:rPr>
@@ -33757,6 +37742,20 @@
       </w:r>
       <w:r>
         <w:rPr>
+          <w:lang w:val="hi_IN" w:bidi="hi_IN"/>
+        </w:rPr>
+        <w:t>אֶתֵּ֨ן אֶתְ⁠כֶ֜ם לְ⁠שֵׁ֣ם וְ⁠לִ⁠תְהִלָּ֗ה בְּ⁠כֹל֙ עַמֵּ֣י הָ⁠אָ֔רֶץ</w:t>
+      </w:r>
+    </w:p>
+    <w:p>
+      <w:pPr/>
+      <w:r>
+        <w:rPr>
+          <w:lang w:val="hi_IN" w:bidi="hi_IN"/>
+        </w:rPr>
+      </w:r>
+      <w:r>
+        <w:rPr>
           <w:b/>
           <w:lang w:val="hi_IN" w:bidi="hi_IN"/>
         </w:rPr>
@@ -33880,6 +37879,20 @@
       </w:r>
       <w:r>
         <w:rPr>
+          <w:lang w:val="hi_IN" w:bidi="hi_IN"/>
+        </w:rPr>
+        <w:t>בְּ⁠שׁוּבִ֧⁠י אֶת־שְׁבוּתֵי⁠כֶ֛ם לְ⁠עֵינֵי⁠כֶ֖ם</w:t>
+      </w:r>
+    </w:p>
+    <w:p>
+      <w:pPr/>
+      <w:r>
+        <w:rPr>
+          <w:lang w:val="hi_IN" w:bidi="hi_IN"/>
+        </w:rPr>
+      </w:r>
+      <w:r>
+        <w:rPr>
           <w:b/>
           <w:lang w:val="hi_IN" w:bidi="hi_IN"/>
         </w:rPr>
@@ -33992,6 +38005,20 @@
         <w:rPr>
           <w:lang w:val="hi_IN" w:bidi="hi_IN"/>
         </w:rPr>
+      </w:r>
+    </w:p>
+    <w:p>
+      <w:pPr/>
+      <w:r>
+        <w:rPr>
+          <w:lang w:val="hi_IN" w:bidi="hi_IN"/>
+        </w:rPr>
+      </w:r>
+      <w:r>
+        <w:rPr>
+          <w:lang w:val="hi_IN" w:bidi="hi_IN"/>
+        </w:rPr>
+        <w:t>אָמַ֥ר יְהוָֽה</w:t>
       </w:r>
     </w:p>
     <w:p>

--- a/hin/docx/36.content.docx
+++ b/hin/docx/36.content.docx
@@ -227,6 +227,20 @@
       </w:r>
       <w:r>
         <w:rPr>
+          <w:lang w:val="hi_IN" w:bidi="hi_IN"/>
+        </w:rPr>
+        <w:t>דְּבַר־יְהוָ֣ה ׀ אֲשֶׁ֣ר הָיָ֗ה אֶל־צְפַנְיָה֙</w:t>
+      </w:r>
+    </w:p>
+    <w:p>
+      <w:pPr/>
+      <w:r>
+        <w:rPr>
+          <w:lang w:val="hi_IN" w:bidi="hi_IN"/>
+        </w:rPr>
+      </w:r>
+      <w:r>
+        <w:rPr>
           <w:b/>
           <w:lang w:val="hi_IN" w:bidi="hi_IN"/>
         </w:rPr>
@@ -344,6 +358,20 @@
       </w:r>
       <w:r>
         <w:rPr>
+          <w:lang w:val="hi_IN" w:bidi="hi_IN"/>
+        </w:rPr>
+        <w:t>בֶּן־כּוּשִׁ֣י בֶן־גְּדַלְיָ֔ה בֶּן־אֲמַרְיָ֖ה בֶּן־חִזְקִיָּ֑ה</w:t>
+      </w:r>
+    </w:p>
+    <w:p>
+      <w:pPr/>
+      <w:r>
+        <w:rPr>
+          <w:lang w:val="hi_IN" w:bidi="hi_IN"/>
+        </w:rPr>
+      </w:r>
+      <w:r>
+        <w:rPr>
           <w:b/>
           <w:lang w:val="hi_IN" w:bidi="hi_IN"/>
         </w:rPr>
@@ -454,6 +482,20 @@
       </w:r>
       <w:r>
         <w:rPr>
+          <w:lang w:val="hi_IN" w:bidi="hi_IN"/>
+        </w:rPr>
+        <w:t>צְפַנְיָה֙ &amp; כּוּשִׁ֣י &amp; גְּדַלְיָ֔ה &amp; אֲמַרְיָ֖ה &amp; חִזְקִיָּ֑ה &amp; יֹאשִׁיָּ֥הוּ &amp; אָמ֖וֹן</w:t>
+      </w:r>
+    </w:p>
+    <w:p>
+      <w:pPr/>
+      <w:r>
+        <w:rPr>
+          <w:lang w:val="hi_IN" w:bidi="hi_IN"/>
+        </w:rPr>
+      </w:r>
+      <w:r>
+        <w:rPr>
           <w:b/>
           <w:lang w:val="hi_IN" w:bidi="hi_IN"/>
         </w:rPr>
@@ -720,6 +762,20 @@
       </w:r>
       <w:r>
         <w:rPr>
+          <w:lang w:val="hi_IN" w:bidi="hi_IN"/>
+        </w:rPr>
+        <w:t>בִּ⁠ימֵ֛י יֹאשִׁיָּ֥הוּ בֶן־אָמ֖וֹן מֶ֥לֶךְ יְהוּדָֽה</w:t>
+      </w:r>
+    </w:p>
+    <w:p>
+      <w:pPr/>
+      <w:r>
+        <w:rPr>
+          <w:lang w:val="hi_IN" w:bidi="hi_IN"/>
+        </w:rPr>
+      </w:r>
+      <w:r>
+        <w:rPr>
           <w:b/>
           <w:lang w:val="hi_IN" w:bidi="hi_IN"/>
         </w:rPr>
@@ -843,6 +899,20 @@
       </w:r>
       <w:r>
         <w:rPr>
+          <w:lang w:val="hi_IN" w:bidi="hi_IN"/>
+        </w:rPr>
+        <w:t>אָסֹ֨ף אָסֵ֜ף כֹּ֗ל מֵ⁠עַ֛ל פְּנֵ֥י הָ⁠אֲדָמָ֖ה נְאֻם־יְהוָֽה</w:t>
+      </w:r>
+    </w:p>
+    <w:p>
+      <w:pPr/>
+      <w:r>
+        <w:rPr>
+          <w:lang w:val="hi_IN" w:bidi="hi_IN"/>
+        </w:rPr>
+      </w:r>
+      <w:r>
+        <w:rPr>
           <w:b/>
           <w:lang w:val="hi_IN" w:bidi="hi_IN"/>
         </w:rPr>
@@ -989,6 +1059,20 @@
       </w:r>
       <w:r>
         <w:rPr>
+          <w:lang w:val="hi_IN" w:bidi="hi_IN"/>
+        </w:rPr>
+        <w:t>אָסֹ֨ף אָסֵ֜ף כֹּ֗ל מֵ⁠עַ֛ל פְּנֵ֥י הָ⁠אֲדָמָ֖ה</w:t>
+      </w:r>
+    </w:p>
+    <w:p>
+      <w:pPr/>
+      <w:r>
+        <w:rPr>
+          <w:lang w:val="hi_IN" w:bidi="hi_IN"/>
+        </w:rPr>
+      </w:r>
+      <w:r>
+        <w:rPr>
           <w:b/>
           <w:lang w:val="hi_IN" w:bidi="hi_IN"/>
         </w:rPr>
@@ -1099,6 +1183,20 @@
       </w:r>
       <w:r>
         <w:rPr>
+          <w:lang w:val="hi_IN" w:bidi="hi_IN"/>
+        </w:rPr>
+        <w:t>אָסֹ֨ף אָסֵ֜ף כֹּ֗ל</w:t>
+      </w:r>
+    </w:p>
+    <w:p>
+      <w:pPr/>
+      <w:r>
+        <w:rPr>
+          <w:lang w:val="hi_IN" w:bidi="hi_IN"/>
+        </w:rPr>
+      </w:r>
+      <w:r>
+        <w:rPr>
           <w:b/>
           <w:lang w:val="hi_IN" w:bidi="hi_IN"/>
         </w:rPr>
@@ -1208,6 +1306,20 @@
       </w:r>
       <w:r>
         <w:rPr>
+          <w:lang w:val="hi_IN" w:bidi="hi_IN"/>
+        </w:rPr>
+        <w:t>פְּנֵ֥י הָ⁠אֲדָמָ֖ה</w:t>
+      </w:r>
+    </w:p>
+    <w:p>
+      <w:pPr/>
+      <w:r>
+        <w:rPr>
+          <w:lang w:val="hi_IN" w:bidi="hi_IN"/>
+        </w:rPr>
+      </w:r>
+      <w:r>
+        <w:rPr>
           <w:b/>
           <w:lang w:val="hi_IN" w:bidi="hi_IN"/>
         </w:rPr>
@@ -1344,6 +1456,20 @@
       </w:r>
       <w:r>
         <w:rPr>
+          <w:lang w:val="hi_IN" w:bidi="hi_IN"/>
+        </w:rPr>
+        <w:t>נְאֻם־יְהוָֽה</w:t>
+      </w:r>
+    </w:p>
+    <w:p>
+      <w:pPr/>
+      <w:r>
+        <w:rPr>
+          <w:lang w:val="hi_IN" w:bidi="hi_IN"/>
+        </w:rPr>
+      </w:r>
+      <w:r>
+        <w:rPr>
           <w:b/>
           <w:lang w:val="hi_IN" w:bidi="hi_IN"/>
         </w:rPr>
@@ -1454,6 +1580,20 @@
       </w:r>
       <w:r>
         <w:rPr>
+          <w:lang w:val="hi_IN" w:bidi="hi_IN"/>
+        </w:rPr>
+        <w:t>אָסֵ֨ף אָדָ֜ם וּ⁠בְהֵמָ֗ה אָסֵ֤ף עוֹף־הַ⁠שָּׁמַ֨יִם֙ וּ⁠דְגֵ֣י הַ⁠יָּ֔ם</w:t>
+      </w:r>
+    </w:p>
+    <w:p>
+      <w:pPr/>
+      <w:r>
+        <w:rPr>
+          <w:lang w:val="hi_IN" w:bidi="hi_IN"/>
+        </w:rPr>
+      </w:r>
+      <w:r>
+        <w:rPr>
           <w:b/>
           <w:lang w:val="hi_IN" w:bidi="hi_IN"/>
         </w:rPr>
@@ -1576,6 +1716,20 @@
       </w:r>
       <w:r>
         <w:rPr>
+          <w:lang w:val="hi_IN" w:bidi="hi_IN"/>
+        </w:rPr>
+        <w:t>אָדָ֜ם וּ⁠בְהֵמָ֗ה &amp; אֶת־הָ⁠אָדָ֗ם</w:t>
+      </w:r>
+    </w:p>
+    <w:p>
+      <w:pPr/>
+      <w:r>
+        <w:rPr>
+          <w:lang w:val="hi_IN" w:bidi="hi_IN"/>
+        </w:rPr>
+      </w:r>
+      <w:r>
+        <w:rPr>
           <w:b/>
           <w:lang w:val="hi_IN" w:bidi="hi_IN"/>
         </w:rPr>
@@ -1686,6 +1840,20 @@
       </w:r>
       <w:r>
         <w:rPr>
+          <w:lang w:val="hi_IN" w:bidi="hi_IN"/>
+        </w:rPr>
+        <w:t>אָדָ֜ם וּ⁠בְהֵמָ֗ה</w:t>
+      </w:r>
+    </w:p>
+    <w:p>
+      <w:pPr/>
+      <w:r>
+        <w:rPr>
+          <w:lang w:val="hi_IN" w:bidi="hi_IN"/>
+        </w:rPr>
+      </w:r>
+      <w:r>
+        <w:rPr>
           <w:b/>
           <w:lang w:val="hi_IN" w:bidi="hi_IN"/>
         </w:rPr>
@@ -1795,6 +1963,20 @@
       </w:r>
       <w:r>
         <w:rPr>
+          <w:lang w:val="hi_IN" w:bidi="hi_IN"/>
+        </w:rPr>
+        <w:t>וְ⁠הַ⁠מַּכְשֵׁל֖וֹת אֶת־הָ⁠רְשָׁעִ֑ים</w:t>
+      </w:r>
+    </w:p>
+    <w:p>
+      <w:pPr/>
+      <w:r>
+        <w:rPr>
+          <w:lang w:val="hi_IN" w:bidi="hi_IN"/>
+        </w:rPr>
+      </w:r>
+      <w:r>
+        <w:rPr>
           <w:b/>
           <w:lang w:val="hi_IN" w:bidi="hi_IN"/>
         </w:rPr>
@@ -1905,6 +2087,20 @@
       </w:r>
       <w:r>
         <w:rPr>
+          <w:lang w:val="hi_IN" w:bidi="hi_IN"/>
+        </w:rPr>
+        <w:t>וְ⁠הַ⁠מַּכְשֵׁל֖וֹת</w:t>
+      </w:r>
+    </w:p>
+    <w:p>
+      <w:pPr/>
+      <w:r>
+        <w:rPr>
+          <w:lang w:val="hi_IN" w:bidi="hi_IN"/>
+        </w:rPr>
+      </w:r>
+      <w:r>
+        <w:rPr>
           <w:b/>
           <w:lang w:val="hi_IN" w:bidi="hi_IN"/>
         </w:rPr>
@@ -2015,6 +2211,20 @@
       </w:r>
       <w:r>
         <w:rPr>
+          <w:lang w:val="hi_IN" w:bidi="hi_IN"/>
+        </w:rPr>
+        <w:t>אֶת־הָ⁠רְשָׁעִ֑ים</w:t>
+      </w:r>
+    </w:p>
+    <w:p>
+      <w:pPr/>
+      <w:r>
+        <w:rPr>
+          <w:lang w:val="hi_IN" w:bidi="hi_IN"/>
+        </w:rPr>
+      </w:r>
+      <w:r>
+        <w:rPr>
           <w:b/>
           <w:lang w:val="hi_IN" w:bidi="hi_IN"/>
         </w:rPr>
@@ -2125,6 +2335,20 @@
       </w:r>
       <w:r>
         <w:rPr>
+          <w:lang w:val="hi_IN" w:bidi="hi_IN"/>
+        </w:rPr>
+        <w:t>וְ⁠הִכְרַתִּ֣י אֶת־הָ⁠אָדָ֗ם מֵ⁠עַ֛ל פְּנֵ֥י הָ⁠אֲדָמָ֖ה</w:t>
+      </w:r>
+    </w:p>
+    <w:p>
+      <w:pPr/>
+      <w:r>
+        <w:rPr>
+          <w:lang w:val="hi_IN" w:bidi="hi_IN"/>
+        </w:rPr>
+      </w:r>
+      <w:r>
+        <w:rPr>
           <w:b/>
           <w:lang w:val="hi_IN" w:bidi="hi_IN"/>
         </w:rPr>
@@ -2222,6 +2446,20 @@
       </w:r>
       <w:r>
         <w:rPr>
+          <w:lang w:val="hi_IN" w:bidi="hi_IN"/>
+        </w:rPr>
+        <w:t>וְ⁠הִכְרַתִּ֣י אֶת־הָ⁠אָדָ֗ם</w:t>
+      </w:r>
+    </w:p>
+    <w:p>
+      <w:pPr/>
+      <w:r>
+        <w:rPr>
+          <w:lang w:val="hi_IN" w:bidi="hi_IN"/>
+        </w:rPr>
+      </w:r>
+      <w:r>
+        <w:rPr>
           <w:b/>
           <w:lang w:val="hi_IN" w:bidi="hi_IN"/>
         </w:rPr>
@@ -2344,6 +2582,20 @@
       </w:r>
       <w:r>
         <w:rPr>
+          <w:lang w:val="hi_IN" w:bidi="hi_IN"/>
+        </w:rPr>
+        <w:t>וְ⁠הִכְרַתִּ֣י אֶת־הָ⁠אָדָ֗ם</w:t>
+      </w:r>
+    </w:p>
+    <w:p>
+      <w:pPr/>
+      <w:r>
+        <w:rPr>
+          <w:lang w:val="hi_IN" w:bidi="hi_IN"/>
+        </w:rPr>
+      </w:r>
+      <w:r>
+        <w:rPr>
           <w:b/>
           <w:lang w:val="hi_IN" w:bidi="hi_IN"/>
         </w:rPr>
@@ -2478,6 +2730,20 @@
       </w:r>
       <w:r>
         <w:rPr>
+          <w:lang w:val="hi_IN" w:bidi="hi_IN"/>
+        </w:rPr>
+        <w:t>פְּנֵ֥י הָ⁠אֲדָמָ֖ה</w:t>
+      </w:r>
+    </w:p>
+    <w:p>
+      <w:pPr/>
+      <w:r>
+        <w:rPr>
+          <w:lang w:val="hi_IN" w:bidi="hi_IN"/>
+        </w:rPr>
+      </w:r>
+      <w:r>
+        <w:rPr>
           <w:b/>
           <w:lang w:val="hi_IN" w:bidi="hi_IN"/>
         </w:rPr>
@@ -2575,6 +2841,20 @@
       </w:r>
       <w:r>
         <w:rPr>
+          <w:lang w:val="hi_IN" w:bidi="hi_IN"/>
+        </w:rPr>
+        <w:t>וְ⁠נָטִ֤יתִי יָדִ⁠י֙</w:t>
+      </w:r>
+    </w:p>
+    <w:p>
+      <w:pPr/>
+      <w:r>
+        <w:rPr>
+          <w:lang w:val="hi_IN" w:bidi="hi_IN"/>
+        </w:rPr>
+      </w:r>
+      <w:r>
+        <w:rPr>
           <w:b/>
           <w:lang w:val="hi_IN" w:bidi="hi_IN"/>
         </w:rPr>
@@ -2685,6 +2965,20 @@
       </w:r>
       <w:r>
         <w:rPr>
+          <w:lang w:val="hi_IN" w:bidi="hi_IN"/>
+        </w:rPr>
+        <w:t>וְ⁠הִכְרַתִּ֞י מִן־הַ⁠מָּק֤וֹם הַ⁠זֶּה֙</w:t>
+      </w:r>
+    </w:p>
+    <w:p>
+      <w:pPr/>
+      <w:r>
+        <w:rPr>
+          <w:lang w:val="hi_IN" w:bidi="hi_IN"/>
+        </w:rPr>
+      </w:r>
+      <w:r>
+        <w:rPr>
           <w:b/>
           <w:lang w:val="hi_IN" w:bidi="hi_IN"/>
         </w:rPr>
@@ -2808,6 +3102,20 @@
       </w:r>
       <w:r>
         <w:rPr>
+          <w:lang w:val="hi_IN" w:bidi="hi_IN"/>
+        </w:rPr>
+        <w:t>וְ⁠הִכְרַתִּ֞י מִן־הַ⁠מָּק֤וֹם הַ⁠זֶּה֙</w:t>
+      </w:r>
+    </w:p>
+    <w:p>
+      <w:pPr/>
+      <w:r>
+        <w:rPr>
+          <w:lang w:val="hi_IN" w:bidi="hi_IN"/>
+        </w:rPr>
+      </w:r>
+      <w:r>
+        <w:rPr>
           <w:b/>
           <w:lang w:val="hi_IN" w:bidi="hi_IN"/>
         </w:rPr>
@@ -2905,6 +3213,20 @@
       </w:r>
       <w:r>
         <w:rPr>
+          <w:lang w:val="hi_IN" w:bidi="hi_IN"/>
+        </w:rPr>
+        <w:t>אֶת־שְׁאָ֣ר הַ⁠בַּ֔עַל</w:t>
+      </w:r>
+    </w:p>
+    <w:p>
+      <w:pPr/>
+      <w:r>
+        <w:rPr>
+          <w:lang w:val="hi_IN" w:bidi="hi_IN"/>
+        </w:rPr>
+      </w:r>
+      <w:r>
+        <w:rPr>
           <w:b/>
           <w:lang w:val="hi_IN" w:bidi="hi_IN"/>
         </w:rPr>
@@ -3002,6 +3324,20 @@
       </w:r>
       <w:r>
         <w:rPr>
+          <w:lang w:val="hi_IN" w:bidi="hi_IN"/>
+        </w:rPr>
+        <w:t>אֶת־שְׁאָ֣ר הַ⁠בַּ֔עַל</w:t>
+      </w:r>
+    </w:p>
+    <w:p>
+      <w:pPr/>
+      <w:r>
+        <w:rPr>
+          <w:lang w:val="hi_IN" w:bidi="hi_IN"/>
+        </w:rPr>
+      </w:r>
+      <w:r>
+        <w:rPr>
           <w:b/>
           <w:lang w:val="hi_IN" w:bidi="hi_IN"/>
         </w:rPr>
@@ -3125,6 +3461,20 @@
       </w:r>
       <w:r>
         <w:rPr>
+          <w:lang w:val="hi_IN" w:bidi="hi_IN"/>
+        </w:rPr>
+        <w:t>אֶת־שֵׁ֥ם הַ⁠כְּמָרִ֖ים עִם־הַ⁠כֹּהֲנִֽים</w:t>
+      </w:r>
+    </w:p>
+    <w:p>
+      <w:pPr/>
+      <w:r>
+        <w:rPr>
+          <w:lang w:val="hi_IN" w:bidi="hi_IN"/>
+        </w:rPr>
+      </w:r>
+      <w:r>
+        <w:rPr>
           <w:b/>
           <w:lang w:val="hi_IN" w:bidi="hi_IN"/>
         </w:rPr>
@@ -3246,6 +3596,20 @@
       </w:r>
       <w:r>
         <w:rPr>
+          <w:lang w:val="hi_IN" w:bidi="hi_IN"/>
+        </w:rPr>
+        <w:t>אֶת־שֵׁ֥ם</w:t>
+      </w:r>
+    </w:p>
+    <w:p>
+      <w:pPr/>
+      <w:r>
+        <w:rPr>
+          <w:lang w:val="hi_IN" w:bidi="hi_IN"/>
+        </w:rPr>
+      </w:r>
+      <w:r>
+        <w:rPr>
           <w:b/>
           <w:lang w:val="hi_IN" w:bidi="hi_IN"/>
         </w:rPr>
@@ -3358,6 +3722,20 @@
         <w:rPr>
           <w:lang w:val="hi_IN" w:bidi="hi_IN"/>
         </w:rPr>
+      </w:r>
+    </w:p>
+    <w:p>
+      <w:pPr/>
+      <w:r>
+        <w:rPr>
+          <w:lang w:val="hi_IN" w:bidi="hi_IN"/>
+        </w:rPr>
+      </w:r>
+      <w:r>
+        <w:rPr>
+          <w:lang w:val="hi_IN" w:bidi="hi_IN"/>
+        </w:rPr>
+        <w:t>עִם־הַ⁠כֹּהֲנִֽים</w:t>
       </w:r>
     </w:p>
     <w:p>
@@ -3497,6 +3875,20 @@
       </w:r>
       <w:r>
         <w:rPr>
+          <w:lang w:val="hi_IN" w:bidi="hi_IN"/>
+        </w:rPr>
+        <w:t>וְ⁠אֶת־הַ⁠מִּשְׁתַּחֲוִ֥ים עַל־הַ⁠גַּגּ֖וֹת לִ⁠צְבָ֣א הַ⁠שָּׁמָ֑יִם וְ⁠אֶת־הַ⁠מִּֽשְׁתַּחֲוִים֙ הַ⁠נִּשְׁבָּעִ֣ים לַֽ⁠יהוָ֔ה וְ⁠הַ⁠נִּשְׁבָּעִ֖ים בְּ⁠מַלְכָּֽ⁠ם</w:t>
+      </w:r>
+    </w:p>
+    <w:p>
+      <w:pPr/>
+      <w:r>
+        <w:rPr>
+          <w:lang w:val="hi_IN" w:bidi="hi_IN"/>
+        </w:rPr>
+      </w:r>
+      <w:r>
+        <w:rPr>
           <w:b/>
           <w:lang w:val="hi_IN" w:bidi="hi_IN"/>
         </w:rPr>
@@ -3594,6 +3986,20 @@
       </w:r>
       <w:r>
         <w:rPr>
+          <w:lang w:val="hi_IN" w:bidi="hi_IN"/>
+        </w:rPr>
+        <w:t>וְ⁠אֶת־הַ⁠מִּשְׁתַּחֲוִ֥ים עַל־הַ⁠גַּגּ֖וֹת לִ⁠צְבָ֣א</w:t>
+      </w:r>
+    </w:p>
+    <w:p>
+      <w:pPr/>
+      <w:r>
+        <w:rPr>
+          <w:lang w:val="hi_IN" w:bidi="hi_IN"/>
+        </w:rPr>
+      </w:r>
+      <w:r>
+        <w:rPr>
           <w:b/>
           <w:lang w:val="hi_IN" w:bidi="hi_IN"/>
         </w:rPr>
@@ -3704,6 +4110,20 @@
       </w:r>
       <w:r>
         <w:rPr>
+          <w:lang w:val="hi_IN" w:bidi="hi_IN"/>
+        </w:rPr>
+        <w:t>לִ⁠צְבָ֣א הַ⁠שָּׁמָ֑יִם</w:t>
+      </w:r>
+    </w:p>
+    <w:p>
+      <w:pPr/>
+      <w:r>
+        <w:rPr>
+          <w:lang w:val="hi_IN" w:bidi="hi_IN"/>
+        </w:rPr>
+      </w:r>
+      <w:r>
+        <w:rPr>
           <w:b/>
           <w:lang w:val="hi_IN" w:bidi="hi_IN"/>
         </w:rPr>
@@ -3839,6 +4259,20 @@
       </w:r>
       <w:r>
         <w:rPr>
+          <w:lang w:val="hi_IN" w:bidi="hi_IN"/>
+        </w:rPr>
+        <w:t>וְ⁠אֶת־הַ⁠מִּֽשְׁתַּחֲוִים֙ הַ⁠נִּשְׁבָּעִ֣ים לַֽ⁠יהוָ֔ה</w:t>
+      </w:r>
+    </w:p>
+    <w:p>
+      <w:pPr/>
+      <w:r>
+        <w:rPr>
+          <w:lang w:val="hi_IN" w:bidi="hi_IN"/>
+        </w:rPr>
+      </w:r>
+      <w:r>
+        <w:rPr>
           <w:b/>
           <w:lang w:val="hi_IN" w:bidi="hi_IN"/>
         </w:rPr>
@@ -3936,6 +4370,20 @@
       </w:r>
       <w:r>
         <w:rPr>
+          <w:lang w:val="hi_IN" w:bidi="hi_IN"/>
+        </w:rPr>
+        <w:t>וְ⁠אֶת־הַ⁠מִּֽשְׁתַּחֲוִים֙ הַ⁠נִּשְׁבָּעִ֣ים לַֽ⁠יהוָ֔ה</w:t>
+      </w:r>
+    </w:p>
+    <w:p>
+      <w:pPr/>
+      <w:r>
+        <w:rPr>
+          <w:lang w:val="hi_IN" w:bidi="hi_IN"/>
+        </w:rPr>
+      </w:r>
+      <w:r>
+        <w:rPr>
           <w:b/>
           <w:lang w:val="hi_IN" w:bidi="hi_IN"/>
         </w:rPr>
@@ -4085,6 +4533,20 @@
       </w:r>
       <w:r>
         <w:rPr>
+          <w:lang w:val="hi_IN" w:bidi="hi_IN"/>
+        </w:rPr>
+        <w:t>הַ⁠נִּשְׁבָּעִ֣ים לַֽ⁠יהוָ֔ה וְ⁠הַ⁠נִּשְׁבָּעִ֖ים בְּ⁠מַלְכָּֽ⁠ם</w:t>
+      </w:r>
+    </w:p>
+    <w:p>
+      <w:pPr/>
+      <w:r>
+        <w:rPr>
+          <w:lang w:val="hi_IN" w:bidi="hi_IN"/>
+        </w:rPr>
+      </w:r>
+      <w:r>
+        <w:rPr>
           <w:b/>
           <w:lang w:val="hi_IN" w:bidi="hi_IN"/>
         </w:rPr>
@@ -4233,6 +4695,20 @@
       </w:r>
       <w:r>
         <w:rPr>
+          <w:lang w:val="hi_IN" w:bidi="hi_IN"/>
+        </w:rPr>
+        <w:t>הַ⁠נִּשְׁבָּעִ֣ים לַֽ⁠יהוָ֔ה וְ⁠הַ⁠נִּשְׁבָּעִ֖ים בְּ⁠מַלְכָּֽ⁠ם</w:t>
+      </w:r>
+    </w:p>
+    <w:p>
+      <w:pPr/>
+      <w:r>
+        <w:rPr>
+          <w:lang w:val="hi_IN" w:bidi="hi_IN"/>
+        </w:rPr>
+      </w:r>
+      <w:r>
+        <w:rPr>
           <w:b/>
           <w:lang w:val="hi_IN" w:bidi="hi_IN"/>
         </w:rPr>
@@ -4369,6 +4845,20 @@
       </w:r>
       <w:r>
         <w:rPr>
+          <w:lang w:val="hi_IN" w:bidi="hi_IN"/>
+        </w:rPr>
+        <w:t>וְ⁠אֶת־הַ⁠נְּסוֹגִ֖ים מֵ⁠אַחֲרֵ֣י יְהוָ֑ה וַ⁠אֲשֶׁ֛ר לֹֽא־בִקְשׁ֥וּ אֶת־יְהוָ֖ה וְ⁠לֹ֥א דְרָשֻֽׁ⁠הוּ</w:t>
+      </w:r>
+    </w:p>
+    <w:p>
+      <w:pPr/>
+      <w:r>
+        <w:rPr>
+          <w:lang w:val="hi_IN" w:bidi="hi_IN"/>
+        </w:rPr>
+      </w:r>
+      <w:r>
+        <w:rPr>
           <w:b/>
           <w:lang w:val="hi_IN" w:bidi="hi_IN"/>
         </w:rPr>
@@ -4490,6 +4980,20 @@
       </w:r>
       <w:r>
         <w:rPr>
+          <w:lang w:val="hi_IN" w:bidi="hi_IN"/>
+        </w:rPr>
+        <w:t>וְ⁠אֶת־הַ⁠נְּסוֹגִ֖ים מֵ⁠אַחֲרֵ֣י יְהוָ֑ה וַ⁠אֲשֶׁ֛ר לֹֽא־בִקְשׁ֥וּ אֶת־יְהוָ֖ה וְ⁠לֹ֥א דְרָשֻֽׁ⁠הוּ</w:t>
+      </w:r>
+    </w:p>
+    <w:p>
+      <w:pPr/>
+      <w:r>
+        <w:rPr>
+          <w:lang w:val="hi_IN" w:bidi="hi_IN"/>
+        </w:rPr>
+      </w:r>
+      <w:r>
+        <w:rPr>
           <w:b/>
           <w:lang w:val="hi_IN" w:bidi="hi_IN"/>
         </w:rPr>
@@ -4587,6 +5091,20 @@
       </w:r>
       <w:r>
         <w:rPr>
+          <w:lang w:val="hi_IN" w:bidi="hi_IN"/>
+        </w:rPr>
+        <w:t>וְ⁠אֶת־הַ⁠נְּסוֹגִ֖ים מֵ⁠אַחֲרֵ֣י יְהוָ֑ה</w:t>
+      </w:r>
+    </w:p>
+    <w:p>
+      <w:pPr/>
+      <w:r>
+        <w:rPr>
+          <w:lang w:val="hi_IN" w:bidi="hi_IN"/>
+        </w:rPr>
+      </w:r>
+      <w:r>
+        <w:rPr>
           <w:b/>
           <w:lang w:val="hi_IN" w:bidi="hi_IN"/>
         </w:rPr>
@@ -4697,6 +5215,20 @@
       </w:r>
       <w:r>
         <w:rPr>
+          <w:lang w:val="hi_IN" w:bidi="hi_IN"/>
+        </w:rPr>
+        <w:t>וַ⁠אֲשֶׁ֛ר לֹֽא־בִקְשׁ֥וּ אֶת־יְהוָ֖ה וְ⁠לֹ֥א דְרָשֻֽׁ⁠הוּ</w:t>
+      </w:r>
+    </w:p>
+    <w:p>
+      <w:pPr/>
+      <w:r>
+        <w:rPr>
+          <w:lang w:val="hi_IN" w:bidi="hi_IN"/>
+        </w:rPr>
+      </w:r>
+      <w:r>
+        <w:rPr>
           <w:b/>
           <w:lang w:val="hi_IN" w:bidi="hi_IN"/>
         </w:rPr>
@@ -4858,6 +5390,20 @@
       </w:r>
       <w:r>
         <w:rPr>
+          <w:lang w:val="hi_IN" w:bidi="hi_IN"/>
+        </w:rPr>
+        <w:t>הַ֕ס מִ⁠פְּנֵ֖י אֲדֹנָ֣⁠י יְהוִ֑ה</w:t>
+      </w:r>
+    </w:p>
+    <w:p>
+      <w:pPr/>
+      <w:r>
+        <w:rPr>
+          <w:lang w:val="hi_IN" w:bidi="hi_IN"/>
+        </w:rPr>
+      </w:r>
+      <w:r>
+        <w:rPr>
           <w:b/>
           <w:lang w:val="hi_IN" w:bidi="hi_IN"/>
         </w:rPr>
@@ -4994,6 +5540,20 @@
       </w:r>
       <w:r>
         <w:rPr>
+          <w:lang w:val="hi_IN" w:bidi="hi_IN"/>
+        </w:rPr>
+        <w:t>הַ֕ס מִ⁠פְּנֵ֖י אֲדֹנָ֣⁠י יְהוִ֑ה</w:t>
+      </w:r>
+    </w:p>
+    <w:p>
+      <w:pPr/>
+      <w:r>
+        <w:rPr>
+          <w:lang w:val="hi_IN" w:bidi="hi_IN"/>
+        </w:rPr>
+      </w:r>
+      <w:r>
+        <w:rPr>
           <w:b/>
           <w:lang w:val="hi_IN" w:bidi="hi_IN"/>
         </w:rPr>
@@ -5116,6 +5676,20 @@
       </w:r>
       <w:r>
         <w:rPr>
+          <w:lang w:val="hi_IN" w:bidi="hi_IN"/>
+        </w:rPr>
+        <w:t>קָרוֹב֙ י֣וֹם יְהוָ֔ה</w:t>
+      </w:r>
+    </w:p>
+    <w:p>
+      <w:pPr/>
+      <w:r>
+        <w:rPr>
+          <w:lang w:val="hi_IN" w:bidi="hi_IN"/>
+        </w:rPr>
+      </w:r>
+      <w:r>
+        <w:rPr>
           <w:b/>
           <w:lang w:val="hi_IN" w:bidi="hi_IN"/>
         </w:rPr>
@@ -5226,6 +5800,20 @@
       </w:r>
       <w:r>
         <w:rPr>
+          <w:lang w:val="hi_IN" w:bidi="hi_IN"/>
+        </w:rPr>
+        <w:t>הֵכִ֧ין יְהוָ֛ה זֶ֖בַח הִקְדִּ֥ישׁ קְרֻאָֽי⁠ו</w:t>
+      </w:r>
+    </w:p>
+    <w:p>
+      <w:pPr/>
+      <w:r>
+        <w:rPr>
+          <w:lang w:val="hi_IN" w:bidi="hi_IN"/>
+        </w:rPr>
+      </w:r>
+      <w:r>
+        <w:rPr>
           <w:b/>
           <w:lang w:val="hi_IN" w:bidi="hi_IN"/>
         </w:rPr>
@@ -5362,6 +5950,20 @@
       </w:r>
       <w:r>
         <w:rPr>
+          <w:lang w:val="hi_IN" w:bidi="hi_IN"/>
+        </w:rPr>
+        <w:t>קְרֻאָֽי⁠ו</w:t>
+      </w:r>
+    </w:p>
+    <w:p>
+      <w:pPr/>
+      <w:r>
+        <w:rPr>
+          <w:lang w:val="hi_IN" w:bidi="hi_IN"/>
+        </w:rPr>
+      </w:r>
+      <w:r>
+        <w:rPr>
           <w:b/>
           <w:lang w:val="hi_IN" w:bidi="hi_IN"/>
         </w:rPr>
@@ -5459,6 +6061,20 @@
       </w:r>
       <w:r>
         <w:rPr>
+          <w:lang w:val="hi_IN" w:bidi="hi_IN"/>
+        </w:rPr>
+        <w:t>וְ⁠הָיָ֗ה בְּ⁠יוֹם֙ זֶ֣בַח יְהוָ֔ה</w:t>
+      </w:r>
+    </w:p>
+    <w:p>
+      <w:pPr/>
+      <w:r>
+        <w:rPr>
+          <w:lang w:val="hi_IN" w:bidi="hi_IN"/>
+        </w:rPr>
+      </w:r>
+      <w:r>
+        <w:rPr>
           <w:b/>
           <w:lang w:val="hi_IN" w:bidi="hi_IN"/>
         </w:rPr>
@@ -5556,6 +6172,20 @@
       </w:r>
       <w:r>
         <w:rPr>
+          <w:lang w:val="hi_IN" w:bidi="hi_IN"/>
+        </w:rPr>
+        <w:t>בְּ⁠יוֹם֙ זֶ֣בַח יְהוָ֔ה</w:t>
+      </w:r>
+    </w:p>
+    <w:p>
+      <w:pPr/>
+      <w:r>
+        <w:rPr>
+          <w:lang w:val="hi_IN" w:bidi="hi_IN"/>
+        </w:rPr>
+      </w:r>
+      <w:r>
+        <w:rPr>
           <w:b/>
           <w:lang w:val="hi_IN" w:bidi="hi_IN"/>
         </w:rPr>
@@ -5653,6 +6283,20 @@
       </w:r>
       <w:r>
         <w:rPr>
+          <w:lang w:val="hi_IN" w:bidi="hi_IN"/>
+        </w:rPr>
+        <w:t>בְּ⁠יוֹם֙ זֶ֣בַח יְהוָ֔ה</w:t>
+      </w:r>
+    </w:p>
+    <w:p>
+      <w:pPr/>
+      <w:r>
+        <w:rPr>
+          <w:lang w:val="hi_IN" w:bidi="hi_IN"/>
+        </w:rPr>
+      </w:r>
+      <w:r>
+        <w:rPr>
           <w:b/>
           <w:lang w:val="hi_IN" w:bidi="hi_IN"/>
         </w:rPr>
@@ -5750,6 +6394,20 @@
       </w:r>
       <w:r>
         <w:rPr>
+          <w:lang w:val="hi_IN" w:bidi="hi_IN"/>
+        </w:rPr>
+        <w:t>בְּ⁠יוֹם֙ זֶ֣בַח יְהוָ֔ה</w:t>
+      </w:r>
+    </w:p>
+    <w:p>
+      <w:pPr/>
+      <w:r>
+        <w:rPr>
+          <w:lang w:val="hi_IN" w:bidi="hi_IN"/>
+        </w:rPr>
+      </w:r>
+      <w:r>
+        <w:rPr>
           <w:b/>
           <w:lang w:val="hi_IN" w:bidi="hi_IN"/>
         </w:rPr>
@@ -5871,6 +6529,20 @@
       </w:r>
       <w:r>
         <w:rPr>
+          <w:lang w:val="hi_IN" w:bidi="hi_IN"/>
+        </w:rPr>
+        <w:t>וּ⁠פָקַדְתִּ֥י עַל־הַ⁠שָּׂרִ֖ים וְ⁠עַל־בְּנֵ֣י הַ⁠מֶּ֑לֶךְ וְ⁠עַ֥ל כָּל־הַ⁠לֹּבְשִׁ֖ים מַלְבּ֥וּשׁ נָכְרִֽי</w:t>
+      </w:r>
+    </w:p>
+    <w:p>
+      <w:pPr/>
+      <w:r>
+        <w:rPr>
+          <w:lang w:val="hi_IN" w:bidi="hi_IN"/>
+        </w:rPr>
+      </w:r>
+      <w:r>
+        <w:rPr>
           <w:b/>
           <w:lang w:val="hi_IN" w:bidi="hi_IN"/>
         </w:rPr>
@@ -6018,6 +6690,20 @@
       </w:r>
       <w:r>
         <w:rPr>
+          <w:lang w:val="hi_IN" w:bidi="hi_IN"/>
+        </w:rPr>
+        <w:t>הַ⁠שָּׂרִ֖ים</w:t>
+      </w:r>
+    </w:p>
+    <w:p>
+      <w:pPr/>
+      <w:r>
+        <w:rPr>
+          <w:lang w:val="hi_IN" w:bidi="hi_IN"/>
+        </w:rPr>
+      </w:r>
+      <w:r>
+        <w:rPr>
           <w:b/>
           <w:lang w:val="hi_IN" w:bidi="hi_IN"/>
         </w:rPr>
@@ -6140,6 +6826,20 @@
       </w:r>
       <w:r>
         <w:rPr>
+          <w:lang w:val="hi_IN" w:bidi="hi_IN"/>
+        </w:rPr>
+        <w:t>בְּנֵ֣י הַ⁠מֶּ֑לֶךְ</w:t>
+      </w:r>
+    </w:p>
+    <w:p>
+      <w:pPr/>
+      <w:r>
+        <w:rPr>
+          <w:lang w:val="hi_IN" w:bidi="hi_IN"/>
+        </w:rPr>
+      </w:r>
+      <w:r>
+        <w:rPr>
           <w:b/>
           <w:lang w:val="hi_IN" w:bidi="hi_IN"/>
         </w:rPr>
@@ -6262,6 +6962,20 @@
       </w:r>
       <w:r>
         <w:rPr>
+          <w:lang w:val="hi_IN" w:bidi="hi_IN"/>
+        </w:rPr>
+        <w:t>כָּל־הַ⁠לֹּבְשִׁ֖ים מַלְבּ֥וּשׁ נָכְרִֽי</w:t>
+      </w:r>
+    </w:p>
+    <w:p>
+      <w:pPr/>
+      <w:r>
+        <w:rPr>
+          <w:lang w:val="hi_IN" w:bidi="hi_IN"/>
+        </w:rPr>
+      </w:r>
+      <w:r>
+        <w:rPr>
           <w:b/>
           <w:lang w:val="hi_IN" w:bidi="hi_IN"/>
         </w:rPr>
@@ -6372,6 +7086,20 @@
       </w:r>
       <w:r>
         <w:rPr>
+          <w:lang w:val="hi_IN" w:bidi="hi_IN"/>
+        </w:rPr>
+        <w:t>וּ⁠פָקַדְתִּ֗י עַ֧ל &amp; בַּ⁠יּ֣וֹם הַ⁠ה֑וּא</w:t>
+      </w:r>
+    </w:p>
+    <w:p>
+      <w:pPr/>
+      <w:r>
+        <w:rPr>
+          <w:lang w:val="hi_IN" w:bidi="hi_IN"/>
+        </w:rPr>
+      </w:r>
+      <w:r>
+        <w:rPr>
           <w:b/>
           <w:lang w:val="hi_IN" w:bidi="hi_IN"/>
         </w:rPr>
@@ -6505,6 +7233,20 @@
       </w:r>
       <w:r>
         <w:rPr>
+          <w:lang w:val="hi_IN" w:bidi="hi_IN"/>
+        </w:rPr>
+        <w:t>כָּל־הַ⁠דּוֹלֵ֛ג עַל־הַ⁠מִּפְתָּ֖ן</w:t>
+      </w:r>
+    </w:p>
+    <w:p>
+      <w:pPr/>
+      <w:r>
+        <w:rPr>
+          <w:lang w:val="hi_IN" w:bidi="hi_IN"/>
+        </w:rPr>
+      </w:r>
+      <w:r>
+        <w:rPr>
           <w:b/>
           <w:lang w:val="hi_IN" w:bidi="hi_IN"/>
         </w:rPr>
@@ -6641,6 +7383,20 @@
       </w:r>
       <w:r>
         <w:rPr>
+          <w:lang w:val="hi_IN" w:bidi="hi_IN"/>
+        </w:rPr>
+        <w:t>הַֽ⁠מְמַלְאִ֛ים בֵּ֥ית אֲדֹנֵי⁠הֶ֖ם חָמָ֥ס וּ⁠מִרְמָֽה</w:t>
+      </w:r>
+    </w:p>
+    <w:p>
+      <w:pPr/>
+      <w:r>
+        <w:rPr>
+          <w:lang w:val="hi_IN" w:bidi="hi_IN"/>
+        </w:rPr>
+      </w:r>
+      <w:r>
+        <w:rPr>
           <w:b/>
           <w:lang w:val="hi_IN" w:bidi="hi_IN"/>
         </w:rPr>
@@ -6777,6 +7533,20 @@
       </w:r>
       <w:r>
         <w:rPr>
+          <w:lang w:val="hi_IN" w:bidi="hi_IN"/>
+        </w:rPr>
+        <w:t>חָמָ֥ס וּ⁠מִרְמָֽה</w:t>
+      </w:r>
+    </w:p>
+    <w:p>
+      <w:pPr/>
+      <w:r>
+        <w:rPr>
+          <w:lang w:val="hi_IN" w:bidi="hi_IN"/>
+        </w:rPr>
+      </w:r>
+      <w:r>
+        <w:rPr>
           <w:b/>
           <w:lang w:val="hi_IN" w:bidi="hi_IN"/>
         </w:rPr>
@@ -6912,6 +7682,20 @@
       </w:r>
       <w:r>
         <w:rPr>
+          <w:lang w:val="hi_IN" w:bidi="hi_IN"/>
+        </w:rPr>
+        <w:t>וְ⁠הָיָה֩ בַ⁠יּ֨וֹם הַ⁠ה֜וּא נְאֻם־יְהוָ֗ה ק֤וֹל</w:t>
+      </w:r>
+    </w:p>
+    <w:p>
+      <w:pPr/>
+      <w:r>
+        <w:rPr>
+          <w:lang w:val="hi_IN" w:bidi="hi_IN"/>
+        </w:rPr>
+      </w:r>
+      <w:r>
+        <w:rPr>
           <w:b/>
           <w:lang w:val="hi_IN" w:bidi="hi_IN"/>
         </w:rPr>
@@ -7034,6 +7818,20 @@
       </w:r>
       <w:r>
         <w:rPr>
+          <w:lang w:val="hi_IN" w:bidi="hi_IN"/>
+        </w:rPr>
+        <w:t>בַ⁠יּ֨וֹם הַ⁠ה֜וּא</w:t>
+      </w:r>
+    </w:p>
+    <w:p>
+      <w:pPr/>
+      <w:r>
+        <w:rPr>
+          <w:lang w:val="hi_IN" w:bidi="hi_IN"/>
+        </w:rPr>
+      </w:r>
+      <w:r>
+        <w:rPr>
           <w:b/>
           <w:lang w:val="hi_IN" w:bidi="hi_IN"/>
         </w:rPr>
@@ -7117,6 +7915,20 @@
       </w:r>
       <w:r>
         <w:rPr>
+          <w:lang w:val="hi_IN" w:bidi="hi_IN"/>
+        </w:rPr>
+        <w:t>ק֤וֹל</w:t>
+      </w:r>
+    </w:p>
+    <w:p>
+      <w:pPr/>
+      <w:r>
+        <w:rPr>
+          <w:lang w:val="hi_IN" w:bidi="hi_IN"/>
+        </w:rPr>
+      </w:r>
+      <w:r>
+        <w:rPr>
           <w:b/>
           <w:lang w:val="hi_IN" w:bidi="hi_IN"/>
         </w:rPr>
@@ -7214,6 +8026,20 @@
       </w:r>
       <w:r>
         <w:rPr>
+          <w:lang w:val="hi_IN" w:bidi="hi_IN"/>
+        </w:rPr>
+        <w:t>מִ⁠שַּׁ֣עַר הַ⁠דָּגִ֔ים</w:t>
+      </w:r>
+    </w:p>
+    <w:p>
+      <w:pPr/>
+      <w:r>
+        <w:rPr>
+          <w:lang w:val="hi_IN" w:bidi="hi_IN"/>
+        </w:rPr>
+      </w:r>
+      <w:r>
+        <w:rPr>
           <w:b/>
           <w:lang w:val="hi_IN" w:bidi="hi_IN"/>
         </w:rPr>
@@ -7324,6 +8150,20 @@
       </w:r>
       <w:r>
         <w:rPr>
+          <w:lang w:val="hi_IN" w:bidi="hi_IN"/>
+        </w:rPr>
+        <w:t>הַ⁠מִּשְׁנֶ֑ה</w:t>
+      </w:r>
+    </w:p>
+    <w:p>
+      <w:pPr/>
+      <w:r>
+        <w:rPr>
+          <w:lang w:val="hi_IN" w:bidi="hi_IN"/>
+        </w:rPr>
+      </w:r>
+      <w:r>
+        <w:rPr>
           <w:b/>
           <w:lang w:val="hi_IN" w:bidi="hi_IN"/>
         </w:rPr>
@@ -7473,6 +8313,20 @@
       </w:r>
       <w:r>
         <w:rPr>
+          <w:lang w:val="hi_IN" w:bidi="hi_IN"/>
+        </w:rPr>
+        <w:t>מֵ⁠הַ⁠גְּבָעֽוֹת</w:t>
+      </w:r>
+    </w:p>
+    <w:p>
+      <w:pPr/>
+      <w:r>
+        <w:rPr>
+          <w:lang w:val="hi_IN" w:bidi="hi_IN"/>
+        </w:rPr>
+      </w:r>
+      <w:r>
+        <w:rPr>
           <w:b/>
           <w:lang w:val="hi_IN" w:bidi="hi_IN"/>
         </w:rPr>
@@ -7583,6 +8437,20 @@
       </w:r>
       <w:r>
         <w:rPr>
+          <w:lang w:val="hi_IN" w:bidi="hi_IN"/>
+        </w:rPr>
+        <w:t>הַ⁠מַּכְתֵּ֑שׁ</w:t>
+      </w:r>
+    </w:p>
+    <w:p>
+      <w:pPr/>
+      <w:r>
+        <w:rPr>
+          <w:lang w:val="hi_IN" w:bidi="hi_IN"/>
+        </w:rPr>
+      </w:r>
+      <w:r>
+        <w:rPr>
           <w:b/>
           <w:lang w:val="hi_IN" w:bidi="hi_IN"/>
         </w:rPr>
@@ -7693,6 +8561,20 @@
       </w:r>
       <w:r>
         <w:rPr>
+          <w:lang w:val="hi_IN" w:bidi="hi_IN"/>
+        </w:rPr>
+        <w:t>נִדְמָה֙ כָּל־עַ֣ם כְּנַ֔עַן נִכְרְת֖וּ כָּל־נְטִ֥ילֵי כָֽסֶף</w:t>
+      </w:r>
+    </w:p>
+    <w:p>
+      <w:pPr/>
+      <w:r>
+        <w:rPr>
+          <w:lang w:val="hi_IN" w:bidi="hi_IN"/>
+        </w:rPr>
+      </w:r>
+      <w:r>
+        <w:rPr>
           <w:b/>
           <w:lang w:val="hi_IN" w:bidi="hi_IN"/>
         </w:rPr>
@@ -7790,6 +8672,20 @@
       </w:r>
       <w:r>
         <w:rPr>
+          <w:lang w:val="hi_IN" w:bidi="hi_IN"/>
+        </w:rPr>
+        <w:t>נִדְמָה֙ כָּל־עַ֣ם כְּנַ֔עַן נִכְרְת֖וּ כָּל־נְטִ֥ילֵי כָֽסֶף</w:t>
+      </w:r>
+    </w:p>
+    <w:p>
+      <w:pPr/>
+      <w:r>
+        <w:rPr>
+          <w:lang w:val="hi_IN" w:bidi="hi_IN"/>
+        </w:rPr>
+      </w:r>
+      <w:r>
+        <w:rPr>
           <w:b/>
           <w:lang w:val="hi_IN" w:bidi="hi_IN"/>
         </w:rPr>
@@ -7887,6 +8783,20 @@
       </w:r>
       <w:r>
         <w:rPr>
+          <w:lang w:val="hi_IN" w:bidi="hi_IN"/>
+        </w:rPr>
+        <w:t>עַ֣ם כְּנַ֔עַן</w:t>
+      </w:r>
+    </w:p>
+    <w:p>
+      <w:pPr/>
+      <w:r>
+        <w:rPr>
+          <w:lang w:val="hi_IN" w:bidi="hi_IN"/>
+        </w:rPr>
+      </w:r>
+      <w:r>
+        <w:rPr>
           <w:b/>
           <w:lang w:val="hi_IN" w:bidi="hi_IN"/>
         </w:rPr>
@@ -8023,6 +8933,20 @@
       </w:r>
       <w:r>
         <w:rPr>
+          <w:lang w:val="hi_IN" w:bidi="hi_IN"/>
+        </w:rPr>
+        <w:t>נְטִ֥ילֵי כָֽסֶף</w:t>
+      </w:r>
+    </w:p>
+    <w:p>
+      <w:pPr/>
+      <w:r>
+        <w:rPr>
+          <w:lang w:val="hi_IN" w:bidi="hi_IN"/>
+        </w:rPr>
+      </w:r>
+      <w:r>
+        <w:rPr>
           <w:b/>
           <w:lang w:val="hi_IN" w:bidi="hi_IN"/>
         </w:rPr>
@@ -8133,6 +9057,20 @@
       </w:r>
       <w:r>
         <w:rPr>
+          <w:lang w:val="hi_IN" w:bidi="hi_IN"/>
+        </w:rPr>
+        <w:t>נִכְרְת֖וּ</w:t>
+      </w:r>
+    </w:p>
+    <w:p>
+      <w:pPr/>
+      <w:r>
+        <w:rPr>
+          <w:lang w:val="hi_IN" w:bidi="hi_IN"/>
+        </w:rPr>
+      </w:r>
+      <w:r>
+        <w:rPr>
           <w:b/>
           <w:lang w:val="hi_IN" w:bidi="hi_IN"/>
         </w:rPr>
@@ -8242,6 +9180,20 @@
       </w:r>
       <w:r>
         <w:rPr>
+          <w:lang w:val="hi_IN" w:bidi="hi_IN"/>
+        </w:rPr>
+        <w:t>בַּ⁠נֵּר֑וֹת</w:t>
+      </w:r>
+    </w:p>
+    <w:p>
+      <w:pPr/>
+      <w:r>
+        <w:rPr>
+          <w:lang w:val="hi_IN" w:bidi="hi_IN"/>
+        </w:rPr>
+      </w:r>
+      <w:r>
+        <w:rPr>
           <w:b/>
           <w:lang w:val="hi_IN" w:bidi="hi_IN"/>
         </w:rPr>
@@ -8383,6 +9335,20 @@
       </w:r>
       <w:r>
         <w:rPr>
+          <w:lang w:val="hi_IN" w:bidi="hi_IN"/>
+        </w:rPr>
+        <w:t>וּ⁠פָקַדְתִּ֣י עַל</w:t>
+      </w:r>
+    </w:p>
+    <w:p>
+      <w:pPr/>
+      <w:r>
+        <w:rPr>
+          <w:lang w:val="hi_IN" w:bidi="hi_IN"/>
+        </w:rPr>
+      </w:r>
+      <w:r>
+        <w:rPr>
           <w:b/>
           <w:lang w:val="hi_IN" w:bidi="hi_IN"/>
         </w:rPr>
@@ -8504,6 +9470,20 @@
       </w:r>
       <w:r>
         <w:rPr>
+          <w:lang w:val="hi_IN" w:bidi="hi_IN"/>
+        </w:rPr>
+        <w:t>הָ⁠אֲנָשִׁ֗ים הַ⁠קֹּֽפְאִים֙ עַל־שִׁמְרֵי⁠הֶ֔ם</w:t>
+      </w:r>
+    </w:p>
+    <w:p>
+      <w:pPr/>
+      <w:r>
+        <w:rPr>
+          <w:lang w:val="hi_IN" w:bidi="hi_IN"/>
+        </w:rPr>
+      </w:r>
+      <w:r>
+        <w:rPr>
           <w:b/>
           <w:lang w:val="hi_IN" w:bidi="hi_IN"/>
         </w:rPr>
@@ -8614,6 +9594,20 @@
       </w:r>
       <w:r>
         <w:rPr>
+          <w:lang w:val="hi_IN" w:bidi="hi_IN"/>
+        </w:rPr>
+        <w:t>הָ⁠אֲנָשִׁ֗ים הַ⁠קֹּֽפְאִים֙ עַל־שִׁמְרֵי⁠הֶ֔ם</w:t>
+      </w:r>
+    </w:p>
+    <w:p>
+      <w:pPr/>
+      <w:r>
+        <w:rPr>
+          <w:lang w:val="hi_IN" w:bidi="hi_IN"/>
+        </w:rPr>
+      </w:r>
+      <w:r>
+        <w:rPr>
           <w:b/>
           <w:lang w:val="hi_IN" w:bidi="hi_IN"/>
         </w:rPr>
@@ -8737,6 +9731,20 @@
       </w:r>
       <w:r>
         <w:rPr>
+          <w:lang w:val="hi_IN" w:bidi="hi_IN"/>
+        </w:rPr>
+        <w:t>הָ⁠אֹֽמְרִים֙ בִּ⁠לְבָבָ֔⁠ם לֹֽא־יֵיטִ֥יב יְהוָ֖ה וְ⁠לֹ֥א יָרֵֽעַ</w:t>
+      </w:r>
+    </w:p>
+    <w:p>
+      <w:pPr/>
+      <w:r>
+        <w:rPr>
+          <w:lang w:val="hi_IN" w:bidi="hi_IN"/>
+        </w:rPr>
+      </w:r>
+      <w:r>
+        <w:rPr>
           <w:b/>
           <w:lang w:val="hi_IN" w:bidi="hi_IN"/>
         </w:rPr>
@@ -8834,6 +9842,20 @@
       </w:r>
       <w:r>
         <w:rPr>
+          <w:lang w:val="hi_IN" w:bidi="hi_IN"/>
+        </w:rPr>
+        <w:t>הָ⁠אֹֽמְרִים֙ בִּ⁠לְבָבָ֔⁠ם לֹֽא־יֵיטִ֥יב יְהוָ֖ה וְ⁠לֹ֥א יָרֵֽעַ</w:t>
+      </w:r>
+    </w:p>
+    <w:p>
+      <w:pPr/>
+      <w:r>
+        <w:rPr>
+          <w:lang w:val="hi_IN" w:bidi="hi_IN"/>
+        </w:rPr>
+      </w:r>
+      <w:r>
+        <w:rPr>
           <w:b/>
           <w:lang w:val="hi_IN" w:bidi="hi_IN"/>
         </w:rPr>
@@ -8931,6 +9953,20 @@
       </w:r>
       <w:r>
         <w:rPr>
+          <w:lang w:val="hi_IN" w:bidi="hi_IN"/>
+        </w:rPr>
+        <w:t>בִּ⁠לְבָבָ֔⁠ם</w:t>
+      </w:r>
+    </w:p>
+    <w:p>
+      <w:pPr/>
+      <w:r>
+        <w:rPr>
+          <w:lang w:val="hi_IN" w:bidi="hi_IN"/>
+        </w:rPr>
+      </w:r>
+      <w:r>
+        <w:rPr>
           <w:b/>
           <w:lang w:val="hi_IN" w:bidi="hi_IN"/>
         </w:rPr>
@@ -9041,6 +10077,20 @@
       </w:r>
       <w:r>
         <w:rPr>
+          <w:lang w:val="hi_IN" w:bidi="hi_IN"/>
+        </w:rPr>
+        <w:t>בִּ⁠לְבָבָ֔⁠ם</w:t>
+      </w:r>
+    </w:p>
+    <w:p>
+      <w:pPr/>
+      <w:r>
+        <w:rPr>
+          <w:lang w:val="hi_IN" w:bidi="hi_IN"/>
+        </w:rPr>
+      </w:r>
+      <w:r>
+        <w:rPr>
           <w:b/>
           <w:lang w:val="hi_IN" w:bidi="hi_IN"/>
         </w:rPr>
@@ -9151,6 +10201,20 @@
       </w:r>
       <w:r>
         <w:rPr>
+          <w:lang w:val="hi_IN" w:bidi="hi_IN"/>
+        </w:rPr>
+        <w:t>לֹֽא־יֵיטִ֥יב יְהוָ֖ה וְ⁠לֹ֥א יָרֵֽעַ</w:t>
+      </w:r>
+    </w:p>
+    <w:p>
+      <w:pPr/>
+      <w:r>
+        <w:rPr>
+          <w:lang w:val="hi_IN" w:bidi="hi_IN"/>
+        </w:rPr>
+      </w:r>
+      <w:r>
+        <w:rPr>
           <w:b/>
           <w:lang w:val="hi_IN" w:bidi="hi_IN"/>
         </w:rPr>
@@ -9268,6 +10332,20 @@
       </w:r>
       <w:r>
         <w:rPr>
+          <w:lang w:val="hi_IN" w:bidi="hi_IN"/>
+        </w:rPr>
+        <w:t>וְ⁠הָיָ֤ה חֵילָ⁠ם֙ לִ⁠מְשִׁסָּ֔ה וּ⁠בָתֵּי⁠הֶ֖ם לִ⁠שְׁמָמָ֑ה</w:t>
+      </w:r>
+    </w:p>
+    <w:p>
+      <w:pPr/>
+      <w:r>
+        <w:rPr>
+          <w:lang w:val="hi_IN" w:bidi="hi_IN"/>
+        </w:rPr>
+      </w:r>
+      <w:r>
+        <w:rPr>
           <w:b/>
           <w:lang w:val="hi_IN" w:bidi="hi_IN"/>
         </w:rPr>
@@ -9354,6 +10432,20 @@
         <w:rPr>
           <w:lang w:val="hi_IN" w:bidi="hi_IN"/>
         </w:rPr>
+      </w:r>
+    </w:p>
+    <w:p>
+      <w:pPr/>
+      <w:r>
+        <w:rPr>
+          <w:lang w:val="hi_IN" w:bidi="hi_IN"/>
+        </w:rPr>
+      </w:r>
+      <w:r>
+        <w:rPr>
+          <w:lang w:val="hi_IN" w:bidi="hi_IN"/>
+        </w:rPr>
+        <w:t>וְ⁠הָיָ֤ה חֵילָ⁠ם֙ לִ⁠מְשִׁסָּ֔ה וּ⁠בָתֵּי⁠הֶ֖ם לִ⁠שְׁמָמָ֑ה</w:t>
       </w:r>
     </w:p>
     <w:p>
@@ -9589,6 +10681,20 @@
       </w:r>
       <w:r>
         <w:rPr>
+          <w:lang w:val="hi_IN" w:bidi="hi_IN"/>
+        </w:rPr>
+        <w:t>יוֹם־יְהוָה֙ הַ⁠גָּד֔וֹל &amp; י֣וֹם יְהוָ֔ה</w:t>
+      </w:r>
+    </w:p>
+    <w:p>
+      <w:pPr/>
+      <w:r>
+        <w:rPr>
+          <w:lang w:val="hi_IN" w:bidi="hi_IN"/>
+        </w:rPr>
+      </w:r>
+      <w:r>
+        <w:rPr>
           <w:b/>
           <w:lang w:val="hi_IN" w:bidi="hi_IN"/>
         </w:rPr>
@@ -9712,6 +10818,20 @@
       </w:r>
       <w:r>
         <w:rPr>
+          <w:lang w:val="hi_IN" w:bidi="hi_IN"/>
+        </w:rPr>
+        <w:t>יוֹם־יְהוָה֙ הַ⁠גָּד֔וֹל &amp; י֣וֹם יְהוָ֔ה</w:t>
+      </w:r>
+    </w:p>
+    <w:p>
+      <w:pPr/>
+      <w:r>
+        <w:rPr>
+          <w:lang w:val="hi_IN" w:bidi="hi_IN"/>
+        </w:rPr>
+      </w:r>
+      <w:r>
+        <w:rPr>
           <w:b/>
           <w:lang w:val="hi_IN" w:bidi="hi_IN"/>
         </w:rPr>
@@ -9823,6 +10943,20 @@
       </w:r>
       <w:r>
         <w:rPr>
+          <w:lang w:val="hi_IN" w:bidi="hi_IN"/>
+        </w:rPr>
+        <w:t>קָר֤וֹב &amp; קָר֖וֹב וּ⁠מַהֵ֣ר מְאֹ֑ד</w:t>
+      </w:r>
+    </w:p>
+    <w:p>
+      <w:pPr/>
+      <w:r>
+        <w:rPr>
+          <w:lang w:val="hi_IN" w:bidi="hi_IN"/>
+        </w:rPr>
+      </w:r>
+      <w:r>
+        <w:rPr>
           <w:b/>
           <w:lang w:val="hi_IN" w:bidi="hi_IN"/>
         </w:rPr>
@@ -9919,6 +11053,20 @@
       </w:r>
       <w:r>
         <w:rPr>
+          <w:lang w:val="hi_IN" w:bidi="hi_IN"/>
+        </w:rPr>
+        <w:t>קָר֤וֹב &amp; קָר֖וֹב וּ⁠מַהֵ֣ר מְאֹ֑ד</w:t>
+      </w:r>
+    </w:p>
+    <w:p>
+      <w:pPr/>
+      <w:r>
+        <w:rPr>
+          <w:lang w:val="hi_IN" w:bidi="hi_IN"/>
+        </w:rPr>
+      </w:r>
+      <w:r>
+        <w:rPr>
           <w:b/>
           <w:lang w:val="hi_IN" w:bidi="hi_IN"/>
         </w:rPr>
@@ -10034,6 +11182,20 @@
       </w:r>
       <w:r>
         <w:rPr>
+          <w:lang w:val="hi_IN" w:bidi="hi_IN"/>
+        </w:rPr>
+        <w:t>ק֚וֹל י֣וֹם יְהוָ֔ה מַ֥ר</w:t>
+      </w:r>
+    </w:p>
+    <w:p>
+      <w:pPr/>
+      <w:r>
+        <w:rPr>
+          <w:lang w:val="hi_IN" w:bidi="hi_IN"/>
+        </w:rPr>
+      </w:r>
+      <w:r>
+        <w:rPr>
           <w:b/>
           <w:lang w:val="hi_IN" w:bidi="hi_IN"/>
         </w:rPr>
@@ -10157,6 +11319,20 @@
       </w:r>
       <w:r>
         <w:rPr>
+          <w:lang w:val="hi_IN" w:bidi="hi_IN"/>
+        </w:rPr>
+        <w:t>צֹרֵ֖חַ &amp; גִּבּֽוֹר</w:t>
+      </w:r>
+    </w:p>
+    <w:p>
+      <w:pPr/>
+      <w:r>
+        <w:rPr>
+          <w:lang w:val="hi_IN" w:bidi="hi_IN"/>
+        </w:rPr>
+      </w:r>
+      <w:r>
+        <w:rPr>
           <w:b/>
           <w:lang w:val="hi_IN" w:bidi="hi_IN"/>
         </w:rPr>
@@ -10267,6 +11443,20 @@
       </w:r>
       <w:r>
         <w:rPr>
+          <w:lang w:val="hi_IN" w:bidi="hi_IN"/>
+        </w:rPr>
+        <w:t>הַ⁠יּ֣וֹם הַ⁠ה֑וּא</w:t>
+      </w:r>
+    </w:p>
+    <w:p>
+      <w:pPr/>
+      <w:r>
+        <w:rPr>
+          <w:lang w:val="hi_IN" w:bidi="hi_IN"/>
+        </w:rPr>
+      </w:r>
+      <w:r>
+        <w:rPr>
           <w:b/>
           <w:lang w:val="hi_IN" w:bidi="hi_IN"/>
         </w:rPr>
@@ -10363,6 +11553,20 @@
       </w:r>
       <w:r>
         <w:rPr>
+          <w:lang w:val="hi_IN" w:bidi="hi_IN"/>
+        </w:rPr>
+        <w:t>י֧וֹם צָרָ֣ה וּ⁠מְצוּקָ֗ה י֤וֹם שֹׁאָה֙ וּ⁠מְשׁוֹאָ֔ה י֥וֹם חֹ֨שֶׁךְ֙ וַ⁠אֲפֵלָ֔ה י֥וֹם עָנָ֖ן וַ⁠עֲרָפֶֽל</w:t>
+      </w:r>
+    </w:p>
+    <w:p>
+      <w:pPr/>
+      <w:r>
+        <w:rPr>
+          <w:lang w:val="hi_IN" w:bidi="hi_IN"/>
+        </w:rPr>
+      </w:r>
+      <w:r>
+        <w:rPr>
           <w:b/>
           <w:lang w:val="hi_IN" w:bidi="hi_IN"/>
         </w:rPr>
@@ -10460,6 +11664,20 @@
       </w:r>
       <w:r>
         <w:rPr>
+          <w:lang w:val="hi_IN" w:bidi="hi_IN"/>
+        </w:rPr>
+        <w:t>י֥וֹם חֹ֨שֶׁךְ֙ וַ⁠אֲפֵלָ֔ה י֥וֹם עָנָ֖ן וַ⁠עֲרָפֶֽל</w:t>
+      </w:r>
+    </w:p>
+    <w:p>
+      <w:pPr/>
+      <w:r>
+        <w:rPr>
+          <w:lang w:val="hi_IN" w:bidi="hi_IN"/>
+        </w:rPr>
+      </w:r>
+      <w:r>
+        <w:rPr>
           <w:b/>
           <w:lang w:val="hi_IN" w:bidi="hi_IN"/>
         </w:rPr>
@@ -10557,6 +11775,20 @@
       </w:r>
       <w:r>
         <w:rPr>
+          <w:lang w:val="hi_IN" w:bidi="hi_IN"/>
+        </w:rPr>
+        <w:t>י֥וֹם</w:t>
+      </w:r>
+    </w:p>
+    <w:p>
+      <w:pPr/>
+      <w:r>
+        <w:rPr>
+          <w:lang w:val="hi_IN" w:bidi="hi_IN"/>
+        </w:rPr>
+      </w:r>
+      <w:r>
+        <w:rPr>
           <w:b/>
           <w:lang w:val="hi_IN" w:bidi="hi_IN"/>
         </w:rPr>
@@ -10654,6 +11886,20 @@
       </w:r>
       <w:r>
         <w:rPr>
+          <w:lang w:val="hi_IN" w:bidi="hi_IN"/>
+        </w:rPr>
+        <w:t>שׁוֹפָ֖ר וּ⁠תְרוּעָ֑ה</w:t>
+      </w:r>
+    </w:p>
+    <w:p>
+      <w:pPr/>
+      <w:r>
+        <w:rPr>
+          <w:lang w:val="hi_IN" w:bidi="hi_IN"/>
+        </w:rPr>
+      </w:r>
+      <w:r>
+        <w:rPr>
           <w:b/>
           <w:lang w:val="hi_IN" w:bidi="hi_IN"/>
         </w:rPr>
@@ -10764,6 +12010,20 @@
       </w:r>
       <w:r>
         <w:rPr>
+          <w:lang w:val="hi_IN" w:bidi="hi_IN"/>
+        </w:rPr>
+        <w:t>עַ֚ל הֶ⁠עָרִ֣ים הַ⁠בְּצֻר֔וֹת וְ⁠עַ֖ל הַ⁠פִּנּ֥וֹת הַ⁠גְּבֹהֽוֹת</w:t>
+      </w:r>
+    </w:p>
+    <w:p>
+      <w:pPr/>
+      <w:r>
+        <w:rPr>
+          <w:lang w:val="hi_IN" w:bidi="hi_IN"/>
+        </w:rPr>
+      </w:r>
+      <w:r>
+        <w:rPr>
           <w:b/>
           <w:lang w:val="hi_IN" w:bidi="hi_IN"/>
         </w:rPr>
@@ -10898,6 +12158,20 @@
       </w:r>
       <w:r>
         <w:rPr>
+          <w:lang w:val="hi_IN" w:bidi="hi_IN"/>
+        </w:rPr>
+        <w:t>עַ֚ל הֶ⁠עָרִ֣ים הַ⁠בְּצֻר֔וֹת וְ⁠עַ֖ל הַ⁠פִּנּ֥וֹת הַ⁠גְּבֹהֽוֹת</w:t>
+      </w:r>
+    </w:p>
+    <w:p>
+      <w:pPr/>
+      <w:r>
+        <w:rPr>
+          <w:lang w:val="hi_IN" w:bidi="hi_IN"/>
+        </w:rPr>
+      </w:r>
+      <w:r>
+        <w:rPr>
           <w:b/>
           <w:lang w:val="hi_IN" w:bidi="hi_IN"/>
         </w:rPr>
@@ -11010,6 +12284,20 @@
         <w:rPr>
           <w:lang w:val="hi_IN" w:bidi="hi_IN"/>
         </w:rPr>
+      </w:r>
+    </w:p>
+    <w:p>
+      <w:pPr/>
+      <w:r>
+        <w:rPr>
+          <w:lang w:val="hi_IN" w:bidi="hi_IN"/>
+        </w:rPr>
+      </w:r>
+      <w:r>
+        <w:rPr>
+          <w:lang w:val="hi_IN" w:bidi="hi_IN"/>
+        </w:rPr>
+        <w:t>לָ⁠אָדָ֗ם</w:t>
       </w:r>
     </w:p>
     <w:p>
@@ -11258,6 +12546,20 @@
       </w:r>
       <w:r>
         <w:rPr>
+          <w:lang w:val="hi_IN" w:bidi="hi_IN"/>
+        </w:rPr>
+        <w:t>וְ⁠הָֽלְכוּ֙ כַּֽ⁠עִוְרִ֔ים</w:t>
+      </w:r>
+    </w:p>
+    <w:p>
+      <w:pPr/>
+      <w:r>
+        <w:rPr>
+          <w:lang w:val="hi_IN" w:bidi="hi_IN"/>
+        </w:rPr>
+      </w:r>
+      <w:r>
+        <w:rPr>
           <w:b/>
           <w:lang w:val="hi_IN" w:bidi="hi_IN"/>
         </w:rPr>
@@ -11381,6 +12683,20 @@
       </w:r>
       <w:r>
         <w:rPr>
+          <w:lang w:val="hi_IN" w:bidi="hi_IN"/>
+        </w:rPr>
+        <w:t>כַּֽ⁠עִוְרִ֔ים</w:t>
+      </w:r>
+    </w:p>
+    <w:p>
+      <w:pPr/>
+      <w:r>
+        <w:rPr>
+          <w:lang w:val="hi_IN" w:bidi="hi_IN"/>
+        </w:rPr>
+      </w:r>
+      <w:r>
+        <w:rPr>
           <w:b/>
           <w:lang w:val="hi_IN" w:bidi="hi_IN"/>
         </w:rPr>
@@ -11477,6 +12793,20 @@
       </w:r>
       <w:r>
         <w:rPr>
+          <w:lang w:val="hi_IN" w:bidi="hi_IN"/>
+        </w:rPr>
+        <w:t>וְ⁠שֻׁפַּ֤ךְ דָּמָ⁠ם֙ כֶּֽ⁠עָפָ֔ר וּ⁠לְחֻמָ֖⁠ם כַּ⁠גְּלָלִֽים</w:t>
+      </w:r>
+    </w:p>
+    <w:p>
+      <w:pPr/>
+      <w:r>
+        <w:rPr>
+          <w:lang w:val="hi_IN" w:bidi="hi_IN"/>
+        </w:rPr>
+      </w:r>
+      <w:r>
+        <w:rPr>
           <w:b/>
           <w:lang w:val="hi_IN" w:bidi="hi_IN"/>
         </w:rPr>
@@ -11622,6 +12952,20 @@
       </w:r>
       <w:r>
         <w:rPr>
+          <w:lang w:val="hi_IN" w:bidi="hi_IN"/>
+        </w:rPr>
+        <w:t>וְ⁠שֻׁפַּ֤ךְ דָּמָ⁠ם֙ כֶּֽ⁠עָפָ֔ר וּ⁠לְחֻמָ֖⁠ם כַּ⁠גְּלָלִֽים</w:t>
+      </w:r>
+    </w:p>
+    <w:p>
+      <w:pPr/>
+      <w:r>
+        <w:rPr>
+          <w:lang w:val="hi_IN" w:bidi="hi_IN"/>
+        </w:rPr>
+      </w:r>
+      <w:r>
+        <w:rPr>
           <w:b/>
           <w:lang w:val="hi_IN" w:bidi="hi_IN"/>
         </w:rPr>
@@ -11755,6 +13099,20 @@
       </w:r>
       <w:r>
         <w:rPr>
+          <w:lang w:val="hi_IN" w:bidi="hi_IN"/>
+        </w:rPr>
+        <w:t>וְ⁠שֻׁפַּ֤ךְ דָּמָ⁠ם֙ כֶּֽ⁠עָפָ֔ר וּ⁠לְחֻמָ֖⁠ם כַּ⁠גְּלָלִֽים</w:t>
+      </w:r>
+    </w:p>
+    <w:p>
+      <w:pPr/>
+      <w:r>
+        <w:rPr>
+          <w:lang w:val="hi_IN" w:bidi="hi_IN"/>
+        </w:rPr>
+      </w:r>
+      <w:r>
+        <w:rPr>
           <w:b/>
           <w:lang w:val="hi_IN" w:bidi="hi_IN"/>
         </w:rPr>
@@ -11928,6 +13286,20 @@
       </w:r>
       <w:r>
         <w:rPr>
+          <w:lang w:val="hi_IN" w:bidi="hi_IN"/>
+        </w:rPr>
+        <w:t>גַּם־כַּסְפָּ֨⁠ם גַּם־זְהָבָ֜⁠ם לֹֽא־יוּכַ֣ל לְ⁠הַצִּילָ֗⁠ם</w:t>
+      </w:r>
+    </w:p>
+    <w:p>
+      <w:pPr/>
+      <w:r>
+        <w:rPr>
+          <w:lang w:val="hi_IN" w:bidi="hi_IN"/>
+        </w:rPr>
+      </w:r>
+      <w:r>
+        <w:rPr>
           <w:b/>
           <w:lang w:val="hi_IN" w:bidi="hi_IN"/>
         </w:rPr>
@@ -12051,6 +13423,20 @@
       </w:r>
       <w:r>
         <w:rPr>
+          <w:lang w:val="hi_IN" w:bidi="hi_IN"/>
+        </w:rPr>
+        <w:t>וּ⁠בְ⁠אֵשׁ֙ קִנְאָת֔⁠וֹ תֵּאָכֵ֖ל כָּל־הָ⁠אָ֑רֶץ</w:t>
+      </w:r>
+    </w:p>
+    <w:p>
+      <w:pPr/>
+      <w:r>
+        <w:rPr>
+          <w:lang w:val="hi_IN" w:bidi="hi_IN"/>
+        </w:rPr>
+      </w:r>
+      <w:r>
+        <w:rPr>
           <w:b/>
           <w:lang w:val="hi_IN" w:bidi="hi_IN"/>
         </w:rPr>
@@ -12148,6 +13534,20 @@
       </w:r>
       <w:r>
         <w:rPr>
+          <w:lang w:val="hi_IN" w:bidi="hi_IN"/>
+        </w:rPr>
+        <w:t>וּ⁠בְ⁠אֵשׁ֙ קִנְאָת֔⁠וֹ תֵּאָכֵ֖ל כָּל־הָ⁠אָ֑רֶץ</w:t>
+      </w:r>
+    </w:p>
+    <w:p>
+      <w:pPr/>
+      <w:r>
+        <w:rPr>
+          <w:lang w:val="hi_IN" w:bidi="hi_IN"/>
+        </w:rPr>
+      </w:r>
+      <w:r>
+        <w:rPr>
           <w:b/>
           <w:lang w:val="hi_IN" w:bidi="hi_IN"/>
         </w:rPr>
@@ -12284,6 +13684,20 @@
       </w:r>
       <w:r>
         <w:rPr>
+          <w:lang w:val="hi_IN" w:bidi="hi_IN"/>
+        </w:rPr>
+        <w:t>וּ⁠בְ⁠אֵשׁ֙ קִנְאָת֔⁠וֹ תֵּאָכֵ֖ל כָּל־הָ⁠אָ֑רֶץ</w:t>
+      </w:r>
+    </w:p>
+    <w:p>
+      <w:pPr/>
+      <w:r>
+        <w:rPr>
+          <w:lang w:val="hi_IN" w:bidi="hi_IN"/>
+        </w:rPr>
+      </w:r>
+      <w:r>
+        <w:rPr>
           <w:b/>
           <w:lang w:val="hi_IN" w:bidi="hi_IN"/>
         </w:rPr>
@@ -12394,6 +13808,20 @@
       </w:r>
       <w:r>
         <w:rPr>
+          <w:lang w:val="hi_IN" w:bidi="hi_IN"/>
+        </w:rPr>
+        <w:t>כָלָ֤ה אַךְ־נִבְהָלָה֙ יַֽעֲשֶׂ֔ה אֵ֥ת כָּל־יֹשְׁבֵ֖י הָ⁠אָֽרֶץ</w:t>
+      </w:r>
+    </w:p>
+    <w:p>
+      <w:pPr/>
+      <w:r>
+        <w:rPr>
+          <w:lang w:val="hi_IN" w:bidi="hi_IN"/>
+        </w:rPr>
+      </w:r>
+      <w:r>
+        <w:rPr>
           <w:b/>
           <w:lang w:val="hi_IN" w:bidi="hi_IN"/>
         </w:rPr>
@@ -12504,6 +13932,20 @@
       </w:r>
       <w:r>
         <w:rPr>
+          <w:lang w:val="hi_IN" w:bidi="hi_IN"/>
+        </w:rPr>
+        <w:t>אֵ֥ת כָּל־יֹשְׁבֵ֖י הָ⁠אָֽרֶץ</w:t>
+      </w:r>
+    </w:p>
+    <w:p>
+      <w:pPr/>
+      <w:r>
+        <w:rPr>
+          <w:lang w:val="hi_IN" w:bidi="hi_IN"/>
+        </w:rPr>
+      </w:r>
+      <w:r>
+        <w:rPr>
           <w:b/>
           <w:lang w:val="hi_IN" w:bidi="hi_IN"/>
         </w:rPr>
@@ -12627,6 +14069,20 @@
       </w:r>
       <w:r>
         <w:rPr>
+          <w:lang w:val="hi_IN" w:bidi="hi_IN"/>
+        </w:rPr>
+        <w:t>נִבְהָלָה֙</w:t>
+      </w:r>
+    </w:p>
+    <w:p>
+      <w:pPr/>
+      <w:r>
+        <w:rPr>
+          <w:lang w:val="hi_IN" w:bidi="hi_IN"/>
+        </w:rPr>
+      </w:r>
+      <w:r>
+        <w:rPr>
           <w:b/>
           <w:lang w:val="hi_IN" w:bidi="hi_IN"/>
         </w:rPr>
@@ -12749,6 +14205,20 @@
       </w:r>
       <w:r>
         <w:rPr>
+          <w:lang w:val="hi_IN" w:bidi="hi_IN"/>
+        </w:rPr>
+        <w:t>הִֽתְקוֹשְׁשׁ֖וּ וָ⁠ק֑וֹשּׁוּ</w:t>
+      </w:r>
+    </w:p>
+    <w:p>
+      <w:pPr/>
+      <w:r>
+        <w:rPr>
+          <w:lang w:val="hi_IN" w:bidi="hi_IN"/>
+        </w:rPr>
+      </w:r>
+      <w:r>
+        <w:rPr>
           <w:b/>
           <w:lang w:val="hi_IN" w:bidi="hi_IN"/>
         </w:rPr>
@@ -12859,6 +14329,20 @@
       </w:r>
       <w:r>
         <w:rPr>
+          <w:lang w:val="hi_IN" w:bidi="hi_IN"/>
+        </w:rPr>
+        <w:t>הִֽתְקוֹשְׁשׁ֖וּ וָ⁠ק֑וֹשּׁוּ</w:t>
+      </w:r>
+    </w:p>
+    <w:p>
+      <w:pPr/>
+      <w:r>
+        <w:rPr>
+          <w:lang w:val="hi_IN" w:bidi="hi_IN"/>
+        </w:rPr>
+      </w:r>
+      <w:r>
+        <w:rPr>
           <w:b/>
           <w:lang w:val="hi_IN" w:bidi="hi_IN"/>
         </w:rPr>
@@ -12988,6 +14472,20 @@
       </w:r>
       <w:r>
         <w:rPr>
+          <w:lang w:val="hi_IN" w:bidi="hi_IN"/>
+        </w:rPr>
+        <w:t>הִֽתְקוֹשְׁשׁ֖וּ</w:t>
+      </w:r>
+    </w:p>
+    <w:p>
+      <w:pPr/>
+      <w:r>
+        <w:rPr>
+          <w:lang w:val="hi_IN" w:bidi="hi_IN"/>
+        </w:rPr>
+      </w:r>
+      <w:r>
+        <w:rPr>
           <w:b/>
           <w:lang w:val="hi_IN" w:bidi="hi_IN"/>
         </w:rPr>
@@ -13098,6 +14596,20 @@
       </w:r>
       <w:r>
         <w:rPr>
+          <w:lang w:val="hi_IN" w:bidi="hi_IN"/>
+        </w:rPr>
+        <w:t>הַ⁠גּ֖וֹי לֹ֥א נִכְסָֽף</w:t>
+      </w:r>
+    </w:p>
+    <w:p>
+      <w:pPr/>
+      <w:r>
+        <w:rPr>
+          <w:lang w:val="hi_IN" w:bidi="hi_IN"/>
+        </w:rPr>
+      </w:r>
+      <w:r>
+        <w:rPr>
           <w:b/>
           <w:lang w:val="hi_IN" w:bidi="hi_IN"/>
         </w:rPr>
@@ -13208,6 +14720,20 @@
       </w:r>
       <w:r>
         <w:rPr>
+          <w:lang w:val="hi_IN" w:bidi="hi_IN"/>
+        </w:rPr>
+        <w:t>הַ⁠גּ֖וֹי לֹ֥א נִכְסָֽף</w:t>
+      </w:r>
+    </w:p>
+    <w:p>
+      <w:pPr/>
+      <w:r>
+        <w:rPr>
+          <w:lang w:val="hi_IN" w:bidi="hi_IN"/>
+        </w:rPr>
+      </w:r>
+      <w:r>
+        <w:rPr>
           <w:b/>
           <w:lang w:val="hi_IN" w:bidi="hi_IN"/>
         </w:rPr>
@@ -13318,6 +14844,20 @@
       </w:r>
       <w:r>
         <w:rPr>
+          <w:lang w:val="hi_IN" w:bidi="hi_IN"/>
+        </w:rPr>
+        <w:t>בְּ⁠טֶ֨רֶם֙ לֶ֣דֶת חֹ֔ק</w:t>
+      </w:r>
+    </w:p>
+    <w:p>
+      <w:pPr/>
+      <w:r>
+        <w:rPr>
+          <w:lang w:val="hi_IN" w:bidi="hi_IN"/>
+        </w:rPr>
+      </w:r>
+      <w:r>
+        <w:rPr>
           <w:b/>
           <w:lang w:val="hi_IN" w:bidi="hi_IN"/>
         </w:rPr>
@@ -13479,6 +15019,20 @@
       </w:r>
       <w:r>
         <w:rPr>
+          <w:lang w:val="hi_IN" w:bidi="hi_IN"/>
+        </w:rPr>
+        <w:t>בְּ⁠טֶ֨רֶם֙ לֶ֣דֶת חֹ֔ק</w:t>
+      </w:r>
+    </w:p>
+    <w:p>
+      <w:pPr/>
+      <w:r>
+        <w:rPr>
+          <w:lang w:val="hi_IN" w:bidi="hi_IN"/>
+        </w:rPr>
+      </w:r>
+      <w:r>
+        <w:rPr>
           <w:b/>
           <w:lang w:val="hi_IN" w:bidi="hi_IN"/>
         </w:rPr>
@@ -13589,6 +15143,20 @@
       </w:r>
       <w:r>
         <w:rPr>
+          <w:lang w:val="hi_IN" w:bidi="hi_IN"/>
+        </w:rPr>
+        <w:t>י֑וֹם</w:t>
+      </w:r>
+    </w:p>
+    <w:p>
+      <w:pPr/>
+      <w:r>
+        <w:rPr>
+          <w:lang w:val="hi_IN" w:bidi="hi_IN"/>
+        </w:rPr>
+      </w:r>
+      <w:r>
+        <w:rPr>
           <w:b/>
           <w:lang w:val="hi_IN" w:bidi="hi_IN"/>
         </w:rPr>
@@ -13691,6 +15259,20 @@
       </w:r>
       <w:r>
         <w:rPr>
+          <w:lang w:val="hi_IN" w:bidi="hi_IN"/>
+        </w:rPr>
+        <w:t>כְּ⁠מֹ֖ץ עָ֣בַר</w:t>
+      </w:r>
+    </w:p>
+    <w:p>
+      <w:pPr/>
+      <w:r>
+        <w:rPr>
+          <w:lang w:val="hi_IN" w:bidi="hi_IN"/>
+        </w:rPr>
+      </w:r>
+      <w:r>
+        <w:rPr>
           <w:b/>
           <w:lang w:val="hi_IN" w:bidi="hi_IN"/>
         </w:rPr>
@@ -13815,6 +15397,20 @@
       </w:r>
       <w:r>
         <w:rPr>
+          <w:lang w:val="hi_IN" w:bidi="hi_IN"/>
+        </w:rPr>
+        <w:t>בְּ⁠טֶ֣רֶם ׀ לֹא־יָב֣וֹא עֲלֵי⁠כֶ֗ם חֲרוֹן֙ אַף־יְהוָ֔ה בְּ⁠טֶ֨רֶם֙ לֹא־יָב֣וֹא עֲלֵי⁠כֶ֔ם י֖וֹם אַף־יְהוָֽה</w:t>
+      </w:r>
+    </w:p>
+    <w:p>
+      <w:pPr/>
+      <w:r>
+        <w:rPr>
+          <w:lang w:val="hi_IN" w:bidi="hi_IN"/>
+        </w:rPr>
+      </w:r>
+      <w:r>
+        <w:rPr>
           <w:b/>
           <w:lang w:val="hi_IN" w:bidi="hi_IN"/>
         </w:rPr>
@@ -13912,6 +15508,20 @@
       </w:r>
       <w:r>
         <w:rPr>
+          <w:lang w:val="hi_IN" w:bidi="hi_IN"/>
+        </w:rPr>
+        <w:t>בְּ⁠טֶ֣רֶם ׀ לֹא־יָב֣וֹא עֲלֵי⁠כֶ֗ם חֲרוֹן֙ אַף־יְהוָ֔ה</w:t>
+      </w:r>
+    </w:p>
+    <w:p>
+      <w:pPr/>
+      <w:r>
+        <w:rPr>
+          <w:lang w:val="hi_IN" w:bidi="hi_IN"/>
+        </w:rPr>
+      </w:r>
+      <w:r>
+        <w:rPr>
           <w:b/>
           <w:lang w:val="hi_IN" w:bidi="hi_IN"/>
         </w:rPr>
@@ -14009,6 +15619,20 @@
       </w:r>
       <w:r>
         <w:rPr>
+          <w:lang w:val="hi_IN" w:bidi="hi_IN"/>
+        </w:rPr>
+        <w:t>בְּ⁠טֶ֣רֶם ׀ לֹא־יָב֣וֹא עֲלֵי⁠כֶ֗ם חֲרוֹן֙ אַף־יְהוָ֔ה</w:t>
+      </w:r>
+    </w:p>
+    <w:p>
+      <w:pPr/>
+      <w:r>
+        <w:rPr>
+          <w:lang w:val="hi_IN" w:bidi="hi_IN"/>
+        </w:rPr>
+      </w:r>
+      <w:r>
+        <w:rPr>
           <w:b/>
           <w:lang w:val="hi_IN" w:bidi="hi_IN"/>
         </w:rPr>
@@ -14171,6 +15795,20 @@
       </w:r>
       <w:r>
         <w:rPr>
+          <w:lang w:val="hi_IN" w:bidi="hi_IN"/>
+        </w:rPr>
+        <w:t>בְּ⁠טֶ֣רֶם ׀ לֹא־יָב֣וֹא עֲלֵי⁠כֶ֗ם חֲרוֹן֙ אַף־יְהוָ֔ה</w:t>
+      </w:r>
+    </w:p>
+    <w:p>
+      <w:pPr/>
+      <w:r>
+        <w:rPr>
+          <w:lang w:val="hi_IN" w:bidi="hi_IN"/>
+        </w:rPr>
+      </w:r>
+      <w:r>
+        <w:rPr>
           <w:b/>
           <w:lang w:val="hi_IN" w:bidi="hi_IN"/>
         </w:rPr>
@@ -14294,6 +15932,20 @@
       </w:r>
       <w:r>
         <w:rPr>
+          <w:lang w:val="hi_IN" w:bidi="hi_IN"/>
+        </w:rPr>
+        <w:t>בְּ⁠טֶ֨רֶם֙ לֹא־יָב֣וֹא עֲלֵי⁠כֶ֔ם י֖וֹם אַף־יְהוָֽה</w:t>
+      </w:r>
+    </w:p>
+    <w:p>
+      <w:pPr/>
+      <w:r>
+        <w:rPr>
+          <w:lang w:val="hi_IN" w:bidi="hi_IN"/>
+        </w:rPr>
+      </w:r>
+      <w:r>
+        <w:rPr>
           <w:b/>
           <w:lang w:val="hi_IN" w:bidi="hi_IN"/>
         </w:rPr>
@@ -14393,6 +16045,20 @@
         <w:rPr>
           <w:lang w:val="hi_IN" w:bidi="hi_IN"/>
         </w:rPr>
+      </w:r>
+    </w:p>
+    <w:p>
+      <w:pPr/>
+      <w:r>
+        <w:rPr>
+          <w:lang w:val="hi_IN" w:bidi="hi_IN"/>
+        </w:rPr>
+      </w:r>
+      <w:r>
+        <w:rPr>
+          <w:lang w:val="hi_IN" w:bidi="hi_IN"/>
+        </w:rPr>
+        <w:t>בַּקְּשׁ֤וּ אֶת־יְהוָה֙</w:t>
       </w:r>
     </w:p>
     <w:p>
@@ -14558,6 +16224,20 @@
       </w:r>
       <w:r>
         <w:rPr>
+          <w:lang w:val="hi_IN" w:bidi="hi_IN"/>
+        </w:rPr>
+        <w:t>כָּל־עַנְוֵ֣י הָ⁠אָ֔רֶץ</w:t>
+      </w:r>
+    </w:p>
+    <w:p>
+      <w:pPr/>
+      <w:r>
+        <w:rPr>
+          <w:lang w:val="hi_IN" w:bidi="hi_IN"/>
+        </w:rPr>
+      </w:r>
+      <w:r>
+        <w:rPr>
           <w:b/>
           <w:lang w:val="hi_IN" w:bidi="hi_IN"/>
         </w:rPr>
@@ -14669,6 +16349,20 @@
         <w:rPr>
           <w:lang w:val="hi_IN" w:bidi="hi_IN"/>
         </w:rPr>
+      </w:r>
+    </w:p>
+    <w:p>
+      <w:pPr/>
+      <w:r>
+        <w:rPr>
+          <w:lang w:val="hi_IN" w:bidi="hi_IN"/>
+        </w:rPr>
+      </w:r>
+      <w:r>
+        <w:rPr>
+          <w:lang w:val="hi_IN" w:bidi="hi_IN"/>
+        </w:rPr>
+        <w:t>כָּל־עַנְוֵ֣י הָ⁠אָ֔רֶץ</w:t>
       </w:r>
     </w:p>
     <w:p>
@@ -14808,6 +16502,20 @@
       </w:r>
       <w:r>
         <w:rPr>
+          <w:lang w:val="hi_IN" w:bidi="hi_IN"/>
+        </w:rPr>
+        <w:t>אֲשֶׁ֥ר מִשְׁפָּט֖⁠וֹ פָּעָ֑לוּ</w:t>
+      </w:r>
+    </w:p>
+    <w:p>
+      <w:pPr/>
+      <w:r>
+        <w:rPr>
+          <w:lang w:val="hi_IN" w:bidi="hi_IN"/>
+        </w:rPr>
+      </w:r>
+      <w:r>
+        <w:rPr>
           <w:b/>
           <w:lang w:val="hi_IN" w:bidi="hi_IN"/>
         </w:rPr>
@@ -14907,6 +16615,20 @@
         <w:rPr>
           <w:lang w:val="hi_IN" w:bidi="hi_IN"/>
         </w:rPr>
+      </w:r>
+    </w:p>
+    <w:p>
+      <w:pPr/>
+      <w:r>
+        <w:rPr>
+          <w:lang w:val="hi_IN" w:bidi="hi_IN"/>
+        </w:rPr>
+      </w:r>
+      <w:r>
+        <w:rPr>
+          <w:lang w:val="hi_IN" w:bidi="hi_IN"/>
+        </w:rPr>
+        <w:t>בַּקְּשׁוּ־צֶ֨דֶק֙ בַּקְּשׁ֣וּ עֲנָוָ֔ה</w:t>
       </w:r>
     </w:p>
     <w:p>
@@ -15059,6 +16781,20 @@
       </w:r>
       <w:r>
         <w:rPr>
+          <w:lang w:val="hi_IN" w:bidi="hi_IN"/>
+        </w:rPr>
+        <w:t>בַּקְּשׁוּ־צֶ֨דֶק֙ בַּקְּשׁ֣וּ עֲנָוָ֔ה</w:t>
+      </w:r>
+    </w:p>
+    <w:p>
+      <w:pPr/>
+      <w:r>
+        <w:rPr>
+          <w:lang w:val="hi_IN" w:bidi="hi_IN"/>
+        </w:rPr>
+      </w:r>
+      <w:r>
+        <w:rPr>
           <w:b/>
           <w:lang w:val="hi_IN" w:bidi="hi_IN"/>
         </w:rPr>
@@ -15182,6 +16918,20 @@
       </w:r>
       <w:r>
         <w:rPr>
+          <w:lang w:val="hi_IN" w:bidi="hi_IN"/>
+        </w:rPr>
+        <w:t>תִּסָּ֣תְר֔וּ</w:t>
+      </w:r>
+    </w:p>
+    <w:p>
+      <w:pPr/>
+      <w:r>
+        <w:rPr>
+          <w:lang w:val="hi_IN" w:bidi="hi_IN"/>
+        </w:rPr>
+      </w:r>
+      <w:r>
+        <w:rPr>
           <w:b/>
           <w:lang w:val="hi_IN" w:bidi="hi_IN"/>
         </w:rPr>
@@ -15279,6 +17029,20 @@
       </w:r>
       <w:r>
         <w:rPr>
+          <w:lang w:val="hi_IN" w:bidi="hi_IN"/>
+        </w:rPr>
+        <w:t>תִּסָּ֣תְר֔וּ</w:t>
+      </w:r>
+    </w:p>
+    <w:p>
+      <w:pPr/>
+      <w:r>
+        <w:rPr>
+          <w:lang w:val="hi_IN" w:bidi="hi_IN"/>
+        </w:rPr>
+      </w:r>
+      <w:r>
+        <w:rPr>
           <w:b/>
           <w:lang w:val="hi_IN" w:bidi="hi_IN"/>
         </w:rPr>
@@ -15389,6 +17153,20 @@
       </w:r>
       <w:r>
         <w:rPr>
+          <w:lang w:val="hi_IN" w:bidi="hi_IN"/>
+        </w:rPr>
+        <w:t>בְּ⁠י֖וֹם אַף־יְהוָֽה</w:t>
+      </w:r>
+    </w:p>
+    <w:p>
+      <w:pPr/>
+      <w:r>
+        <w:rPr>
+          <w:lang w:val="hi_IN" w:bidi="hi_IN"/>
+        </w:rPr>
+      </w:r>
+      <w:r>
+        <w:rPr>
           <w:b/>
           <w:lang w:val="hi_IN" w:bidi="hi_IN"/>
         </w:rPr>
@@ -15486,6 +17264,20 @@
       </w:r>
       <w:r>
         <w:rPr>
+          <w:lang w:val="hi_IN" w:bidi="hi_IN"/>
+        </w:rPr>
+        <w:t>עַזָּה֙ עֲזוּבָ֣ה תִֽהְיֶ֔ה &amp; וְ⁠עֶקְר֖וֹן תֵּעָקֵֽר</w:t>
+      </w:r>
+    </w:p>
+    <w:p>
+      <w:pPr/>
+      <w:r>
+        <w:rPr>
+          <w:lang w:val="hi_IN" w:bidi="hi_IN"/>
+        </w:rPr>
+      </w:r>
+      <w:r>
+        <w:rPr>
           <w:b/>
           <w:lang w:val="hi_IN" w:bidi="hi_IN"/>
         </w:rPr>
@@ -15583,6 +17375,20 @@
       </w:r>
       <w:r>
         <w:rPr>
+          <w:lang w:val="hi_IN" w:bidi="hi_IN"/>
+        </w:rPr>
+        <w:t>עַזָּה֙ עֲזוּבָ֣ה תִֽהְיֶ֔ה</w:t>
+      </w:r>
+    </w:p>
+    <w:p>
+      <w:pPr/>
+      <w:r>
+        <w:rPr>
+          <w:lang w:val="hi_IN" w:bidi="hi_IN"/>
+        </w:rPr>
+      </w:r>
+      <w:r>
+        <w:rPr>
           <w:b/>
           <w:lang w:val="hi_IN" w:bidi="hi_IN"/>
         </w:rPr>
@@ -15680,6 +17486,20 @@
       </w:r>
       <w:r>
         <w:rPr>
+          <w:lang w:val="hi_IN" w:bidi="hi_IN"/>
+        </w:rPr>
+        <w:t>וְ⁠אַשְׁקְל֖וֹן לִ⁠שְׁמָמָ֑ה</w:t>
+      </w:r>
+    </w:p>
+    <w:p>
+      <w:pPr/>
+      <w:r>
+        <w:rPr>
+          <w:lang w:val="hi_IN" w:bidi="hi_IN"/>
+        </w:rPr>
+      </w:r>
+      <w:r>
+        <w:rPr>
           <w:b/>
           <w:lang w:val="hi_IN" w:bidi="hi_IN"/>
         </w:rPr>
@@ -15777,6 +17597,20 @@
       </w:r>
       <w:r>
         <w:rPr>
+          <w:lang w:val="hi_IN" w:bidi="hi_IN"/>
+        </w:rPr>
+        <w:t>אַשְׁדּ֗וֹד &amp; יְגָ֣רְשׁ֔וּ⁠הָ</w:t>
+      </w:r>
+    </w:p>
+    <w:p>
+      <w:pPr/>
+      <w:r>
+        <w:rPr>
+          <w:lang w:val="hi_IN" w:bidi="hi_IN"/>
+        </w:rPr>
+      </w:r>
+      <w:r>
+        <w:rPr>
           <w:b/>
           <w:lang w:val="hi_IN" w:bidi="hi_IN"/>
         </w:rPr>
@@ -15900,6 +17734,20 @@
       </w:r>
       <w:r>
         <w:rPr>
+          <w:lang w:val="hi_IN" w:bidi="hi_IN"/>
+        </w:rPr>
+        <w:t>אַשְׁדּ֗וֹד &amp; יְגָ֣רְשׁ֔וּ⁠הָ</w:t>
+      </w:r>
+    </w:p>
+    <w:p>
+      <w:pPr/>
+      <w:r>
+        <w:rPr>
+          <w:lang w:val="hi_IN" w:bidi="hi_IN"/>
+        </w:rPr>
+      </w:r>
+      <w:r>
+        <w:rPr>
           <w:b/>
           <w:lang w:val="hi_IN" w:bidi="hi_IN"/>
         </w:rPr>
@@ -16036,6 +17884,20 @@
       </w:r>
       <w:r>
         <w:rPr>
+          <w:lang w:val="hi_IN" w:bidi="hi_IN"/>
+        </w:rPr>
+        <w:t>בַּֽ⁠צָּהֳרַ֨יִם֙</w:t>
+      </w:r>
+    </w:p>
+    <w:p>
+      <w:pPr/>
+      <w:r>
+        <w:rPr>
+          <w:lang w:val="hi_IN" w:bidi="hi_IN"/>
+        </w:rPr>
+      </w:r>
+      <w:r>
+        <w:rPr>
           <w:b/>
           <w:lang w:val="hi_IN" w:bidi="hi_IN"/>
         </w:rPr>
@@ -16146,6 +18008,20 @@
       </w:r>
       <w:r>
         <w:rPr>
+          <w:lang w:val="hi_IN" w:bidi="hi_IN"/>
+        </w:rPr>
+        <w:t>וְ⁠עֶקְר֖וֹן תֵּעָקֵֽר</w:t>
+      </w:r>
+    </w:p>
+    <w:p>
+      <w:pPr/>
+      <w:r>
+        <w:rPr>
+          <w:lang w:val="hi_IN" w:bidi="hi_IN"/>
+        </w:rPr>
+      </w:r>
+      <w:r>
+        <w:rPr>
           <w:b/>
           <w:lang w:val="hi_IN" w:bidi="hi_IN"/>
         </w:rPr>
@@ -16269,6 +18145,20 @@
       </w:r>
       <w:r>
         <w:rPr>
+          <w:lang w:val="hi_IN" w:bidi="hi_IN"/>
+        </w:rPr>
+        <w:t>וְ⁠עֶקְר֖וֹן תֵּעָקֵֽר</w:t>
+      </w:r>
+    </w:p>
+    <w:p>
+      <w:pPr/>
+      <w:r>
+        <w:rPr>
+          <w:lang w:val="hi_IN" w:bidi="hi_IN"/>
+        </w:rPr>
+      </w:r>
+      <w:r>
+        <w:rPr>
           <w:b/>
           <w:lang w:val="hi_IN" w:bidi="hi_IN"/>
         </w:rPr>
@@ -16366,6 +18256,20 @@
       </w:r>
       <w:r>
         <w:rPr>
+          <w:lang w:val="hi_IN" w:bidi="hi_IN"/>
+        </w:rPr>
+        <w:t>חֶ֥בֶל הַ⁠יָּ֖ם</w:t>
+      </w:r>
+    </w:p>
+    <w:p>
+      <w:pPr/>
+      <w:r>
+        <w:rPr>
+          <w:lang w:val="hi_IN" w:bidi="hi_IN"/>
+        </w:rPr>
+      </w:r>
+      <w:r>
+        <w:rPr>
           <w:b/>
           <w:lang w:val="hi_IN" w:bidi="hi_IN"/>
         </w:rPr>
@@ -16489,6 +18393,20 @@
       </w:r>
       <w:r>
         <w:rPr>
+          <w:lang w:val="hi_IN" w:bidi="hi_IN"/>
+        </w:rPr>
+        <w:t>כְּרֵתִ֑ים</w:t>
+      </w:r>
+    </w:p>
+    <w:p>
+      <w:pPr/>
+      <w:r>
+        <w:rPr>
+          <w:lang w:val="hi_IN" w:bidi="hi_IN"/>
+        </w:rPr>
+      </w:r>
+      <w:r>
+        <w:rPr>
           <w:b/>
           <w:lang w:val="hi_IN" w:bidi="hi_IN"/>
         </w:rPr>
@@ -16612,6 +18530,20 @@
       </w:r>
       <w:r>
         <w:rPr>
+          <w:lang w:val="hi_IN" w:bidi="hi_IN"/>
+        </w:rPr>
+        <w:t>דְּבַר־יְהוָ֣ה עֲלֵי⁠כֶ֗ם</w:t>
+      </w:r>
+    </w:p>
+    <w:p>
+      <w:pPr/>
+      <w:r>
+        <w:rPr>
+          <w:lang w:val="hi_IN" w:bidi="hi_IN"/>
+        </w:rPr>
+      </w:r>
+      <w:r>
+        <w:rPr>
           <w:b/>
           <w:lang w:val="hi_IN" w:bidi="hi_IN"/>
         </w:rPr>
@@ -16722,6 +18654,20 @@
       </w:r>
       <w:r>
         <w:rPr>
+          <w:lang w:val="hi_IN" w:bidi="hi_IN"/>
+        </w:rPr>
+        <w:t>עֲלֵי⁠כֶ֗ם כְּנַ֨עַן֙ אֶ֣רֶץ פְּלִשְׁתִּ֔ים</w:t>
+      </w:r>
+    </w:p>
+    <w:p>
+      <w:pPr/>
+      <w:r>
+        <w:rPr>
+          <w:lang w:val="hi_IN" w:bidi="hi_IN"/>
+        </w:rPr>
+      </w:r>
+      <w:r>
+        <w:rPr>
           <w:b/>
           <w:lang w:val="hi_IN" w:bidi="hi_IN"/>
         </w:rPr>
@@ -16832,6 +18778,20 @@
       </w:r>
       <w:r>
         <w:rPr>
+          <w:lang w:val="hi_IN" w:bidi="hi_IN"/>
+        </w:rPr>
+        <w:t>עֲלֵי⁠כֶ֗ם</w:t>
+      </w:r>
+    </w:p>
+    <w:p>
+      <w:pPr/>
+      <w:r>
+        <w:rPr>
+          <w:lang w:val="hi_IN" w:bidi="hi_IN"/>
+        </w:rPr>
+      </w:r>
+      <w:r>
+        <w:rPr>
           <w:b/>
           <w:lang w:val="hi_IN" w:bidi="hi_IN"/>
         </w:rPr>
@@ -16980,6 +18940,20 @@
       </w:r>
       <w:r>
         <w:rPr>
+          <w:lang w:val="hi_IN" w:bidi="hi_IN"/>
+        </w:rPr>
+        <w:t>וְ⁠הַאֲבַדְתִּ֖י⁠ךְ מֵ⁠אֵ֥ין יוֹשֵֽׁב</w:t>
+      </w:r>
+    </w:p>
+    <w:p>
+      <w:pPr/>
+      <w:r>
+        <w:rPr>
+          <w:lang w:val="hi_IN" w:bidi="hi_IN"/>
+        </w:rPr>
+      </w:r>
+      <w:r>
+        <w:rPr>
           <w:b/>
           <w:lang w:val="hi_IN" w:bidi="hi_IN"/>
         </w:rPr>
@@ -17077,6 +19051,20 @@
       </w:r>
       <w:r>
         <w:rPr>
+          <w:lang w:val="hi_IN" w:bidi="hi_IN"/>
+        </w:rPr>
+        <w:t>וְ⁠הַאֲבַדְתִּ֖י⁠ךְ מֵ⁠אֵ֥ין יוֹשֵֽׁב</w:t>
+      </w:r>
+    </w:p>
+    <w:p>
+      <w:pPr/>
+      <w:r>
+        <w:rPr>
+          <w:lang w:val="hi_IN" w:bidi="hi_IN"/>
+        </w:rPr>
+      </w:r>
+      <w:r>
+        <w:rPr>
           <w:b/>
           <w:lang w:val="hi_IN" w:bidi="hi_IN"/>
         </w:rPr>
@@ -17187,6 +19175,20 @@
       </w:r>
       <w:r>
         <w:rPr>
+          <w:lang w:val="hi_IN" w:bidi="hi_IN"/>
+        </w:rPr>
+        <w:t>חֶ֣בֶל הַ⁠יָּ֗ם</w:t>
+      </w:r>
+    </w:p>
+    <w:p>
+      <w:pPr/>
+      <w:r>
+        <w:rPr>
+          <w:lang w:val="hi_IN" w:bidi="hi_IN"/>
+        </w:rPr>
+      </w:r>
+      <w:r>
+        <w:rPr>
           <w:b/>
           <w:lang w:val="hi_IN" w:bidi="hi_IN"/>
         </w:rPr>
@@ -17284,6 +19286,20 @@
       </w:r>
       <w:r>
         <w:rPr>
+          <w:lang w:val="hi_IN" w:bidi="hi_IN"/>
+        </w:rPr>
+        <w:t>נְוֺ֛ת כְּרֹ֥ת רֹעִ֖ים וְ⁠גִדְר֥וֹת צֹֽאן</w:t>
+      </w:r>
+    </w:p>
+    <w:p>
+      <w:pPr/>
+      <w:r>
+        <w:rPr>
+          <w:lang w:val="hi_IN" w:bidi="hi_IN"/>
+        </w:rPr>
+      </w:r>
+      <w:r>
+        <w:rPr>
           <w:b/>
           <w:lang w:val="hi_IN" w:bidi="hi_IN"/>
         </w:rPr>
@@ -17420,6 +19436,20 @@
       </w:r>
       <w:r>
         <w:rPr>
+          <w:lang w:val="hi_IN" w:bidi="hi_IN"/>
+        </w:rPr>
+        <w:t>בֵּ֥ית יְהוּדָ֖ה</w:t>
+      </w:r>
+    </w:p>
+    <w:p>
+      <w:pPr/>
+      <w:r>
+        <w:rPr>
+          <w:lang w:val="hi_IN" w:bidi="hi_IN"/>
+        </w:rPr>
+      </w:r>
+      <w:r>
+        <w:rPr>
           <w:b/>
           <w:lang w:val="hi_IN" w:bidi="hi_IN"/>
         </w:rPr>
@@ -17530,6 +19560,20 @@
       </w:r>
       <w:r>
         <w:rPr>
+          <w:lang w:val="hi_IN" w:bidi="hi_IN"/>
+        </w:rPr>
+        <w:t>בְּ⁠בָתֵּ֣י אַשְׁקְל֗וֹן בָּ⁠עֶ֨רֶב֙ יִרְבָּצ֔וּ⁠ן</w:t>
+      </w:r>
+    </w:p>
+    <w:p>
+      <w:pPr/>
+      <w:r>
+        <w:rPr>
+          <w:lang w:val="hi_IN" w:bidi="hi_IN"/>
+        </w:rPr>
+      </w:r>
+      <w:r>
+        <w:rPr>
           <w:b/>
           <w:lang w:val="hi_IN" w:bidi="hi_IN"/>
         </w:rPr>
@@ -17616,6 +19660,20 @@
         <w:rPr>
           <w:lang w:val="hi_IN" w:bidi="hi_IN"/>
         </w:rPr>
+      </w:r>
+    </w:p>
+    <w:p>
+      <w:pPr/>
+      <w:r>
+        <w:rPr>
+          <w:lang w:val="hi_IN" w:bidi="hi_IN"/>
+        </w:rPr>
+      </w:r>
+      <w:r>
+        <w:rPr>
+          <w:lang w:val="hi_IN" w:bidi="hi_IN"/>
+        </w:rPr>
+        <w:t>יִפְקְדֵ֛⁠ם</w:t>
       </w:r>
     </w:p>
     <w:p>
@@ -17791,6 +19849,20 @@
       </w:r>
       <w:r>
         <w:rPr>
+          <w:lang w:val="hi_IN" w:bidi="hi_IN"/>
+        </w:rPr>
+        <w:t>שָׁמַ֨עְתִּי֙ חֶרְפַּ֣ת</w:t>
+      </w:r>
+    </w:p>
+    <w:p>
+      <w:pPr/>
+      <w:r>
+        <w:rPr>
+          <w:lang w:val="hi_IN" w:bidi="hi_IN"/>
+        </w:rPr>
+      </w:r>
+      <w:r>
+        <w:rPr>
           <w:b/>
           <w:lang w:val="hi_IN" w:bidi="hi_IN"/>
         </w:rPr>
@@ -17948,6 +20020,20 @@
       </w:r>
       <w:r>
         <w:rPr>
+          <w:lang w:val="hi_IN" w:bidi="hi_IN"/>
+        </w:rPr>
+        <w:t>מוֹאָ֔ב</w:t>
+      </w:r>
+    </w:p>
+    <w:p>
+      <w:pPr/>
+      <w:r>
+        <w:rPr>
+          <w:lang w:val="hi_IN" w:bidi="hi_IN"/>
+        </w:rPr>
+      </w:r>
+      <w:r>
+        <w:rPr>
           <w:b/>
           <w:lang w:val="hi_IN" w:bidi="hi_IN"/>
         </w:rPr>
@@ -18057,6 +20143,20 @@
       </w:r>
       <w:r>
         <w:rPr>
+          <w:lang w:val="hi_IN" w:bidi="hi_IN"/>
+        </w:rPr>
+        <w:t>בְּנֵ֣י עַמּ֑וֹן</w:t>
+      </w:r>
+    </w:p>
+    <w:p>
+      <w:pPr/>
+      <w:r>
+        <w:rPr>
+          <w:lang w:val="hi_IN" w:bidi="hi_IN"/>
+        </w:rPr>
+      </w:r>
+      <w:r>
+        <w:rPr>
           <w:b/>
           <w:lang w:val="hi_IN" w:bidi="hi_IN"/>
         </w:rPr>
@@ -18218,6 +20318,20 @@
       </w:r>
       <w:r>
         <w:rPr>
+          <w:lang w:val="hi_IN" w:bidi="hi_IN"/>
+        </w:rPr>
+        <w:t>וַ⁠יַּגְדִּ֖ילוּ עַל־גְּבוּלָֽ⁠ם</w:t>
+      </w:r>
+    </w:p>
+    <w:p>
+      <w:pPr/>
+      <w:r>
+        <w:rPr>
+          <w:lang w:val="hi_IN" w:bidi="hi_IN"/>
+        </w:rPr>
+      </w:r>
+      <w:r>
+        <w:rPr>
           <w:b/>
           <w:lang w:val="hi_IN" w:bidi="hi_IN"/>
         </w:rPr>
@@ -18315,6 +20429,20 @@
       </w:r>
       <w:r>
         <w:rPr>
+          <w:lang w:val="hi_IN" w:bidi="hi_IN"/>
+        </w:rPr>
+        <w:t>לָ⁠כֵ֣ן חַי־אָ֡נִי &amp; כִּֽי</w:t>
+      </w:r>
+    </w:p>
+    <w:p>
+      <w:pPr/>
+      <w:r>
+        <w:rPr>
+          <w:lang w:val="hi_IN" w:bidi="hi_IN"/>
+        </w:rPr>
+      </w:r>
+      <w:r>
+        <w:rPr>
           <w:b/>
           <w:lang w:val="hi_IN" w:bidi="hi_IN"/>
         </w:rPr>
@@ -18438,6 +20566,20 @@
       </w:r>
       <w:r>
         <w:rPr>
+          <w:lang w:val="hi_IN" w:bidi="hi_IN"/>
+        </w:rPr>
+        <w:t>נְאֻם֩ יְהוָ֨ה צְבָא֜וֹת אֱלֹהֵ֣י יִשְׂרָאֵ֗ל</w:t>
+      </w:r>
+    </w:p>
+    <w:p>
+      <w:pPr/>
+      <w:r>
+        <w:rPr>
+          <w:lang w:val="hi_IN" w:bidi="hi_IN"/>
+        </w:rPr>
+      </w:r>
+      <w:r>
+        <w:rPr>
           <w:b/>
           <w:lang w:val="hi_IN" w:bidi="hi_IN"/>
         </w:rPr>
@@ -18535,6 +20677,20 @@
       </w:r>
       <w:r>
         <w:rPr>
+          <w:lang w:val="hi_IN" w:bidi="hi_IN"/>
+        </w:rPr>
+        <w:t>יְהוָ֨ה צְבָא֜וֹת</w:t>
+      </w:r>
+    </w:p>
+    <w:p>
+      <w:pPr/>
+      <w:r>
+        <w:rPr>
+          <w:lang w:val="hi_IN" w:bidi="hi_IN"/>
+        </w:rPr>
+      </w:r>
+      <w:r>
+        <w:rPr>
           <w:b/>
           <w:lang w:val="hi_IN" w:bidi="hi_IN"/>
         </w:rPr>
@@ -18620,6 +20776,20 @@
         <w:rPr>
           <w:lang w:val="hi_IN" w:bidi="hi_IN"/>
         </w:rPr>
+      </w:r>
+    </w:p>
+    <w:p>
+      <w:pPr/>
+      <w:r>
+        <w:rPr>
+          <w:lang w:val="hi_IN" w:bidi="hi_IN"/>
+        </w:rPr>
+      </w:r>
+      <w:r>
+        <w:rPr>
+          <w:lang w:val="hi_IN" w:bidi="hi_IN"/>
+        </w:rPr>
+        <w:t>מוֹאָ֞ב כִּ⁠סְדֹ֤ם תִּֽהְיֶה֙ וּ⁠בְנֵ֤י עַמּוֹן֙ כַּֽ⁠עֲמֹרָ֔ה</w:t>
       </w:r>
     </w:p>
     <w:p>
@@ -18798,6 +20968,20 @@
       </w:r>
       <w:r>
         <w:rPr>
+          <w:lang w:val="hi_IN" w:bidi="hi_IN"/>
+        </w:rPr>
+        <w:t>מִמְשַׁ֥ק חָר֛וּל וּ⁠מִכְרֵה־מֶ֥לַח וּ⁠שְׁמָמָ֖ה עַד־עוֹלָ֑ם</w:t>
+      </w:r>
+    </w:p>
+    <w:p>
+      <w:pPr/>
+      <w:r>
+        <w:rPr>
+          <w:lang w:val="hi_IN" w:bidi="hi_IN"/>
+        </w:rPr>
+      </w:r>
+      <w:r>
+        <w:rPr>
           <w:b/>
           <w:lang w:val="hi_IN" w:bidi="hi_IN"/>
         </w:rPr>
@@ -18895,6 +21079,20 @@
       </w:r>
       <w:r>
         <w:rPr>
+          <w:lang w:val="hi_IN" w:bidi="hi_IN"/>
+        </w:rPr>
+        <w:t>מִמְשַׁ֥ק חָר֛וּל וּ⁠מִכְרֵה־מֶ֥לַח וּ⁠שְׁמָמָ֖ה עַד־עוֹלָ֑ם</w:t>
+      </w:r>
+    </w:p>
+    <w:p>
+      <w:pPr/>
+      <w:r>
+        <w:rPr>
+          <w:lang w:val="hi_IN" w:bidi="hi_IN"/>
+        </w:rPr>
+      </w:r>
+      <w:r>
+        <w:rPr>
           <w:b/>
           <w:lang w:val="hi_IN" w:bidi="hi_IN"/>
         </w:rPr>
@@ -19042,6 +21240,20 @@
       </w:r>
       <w:r>
         <w:rPr>
+          <w:lang w:val="hi_IN" w:bidi="hi_IN"/>
+        </w:rPr>
+        <w:t>מִמְשַׁ֥ק חָר֛וּל וּ⁠מִכְרֵה־מֶ֥לַח וּ⁠שְׁמָמָ֖ה עַד־עוֹלָ֑ם</w:t>
+      </w:r>
+    </w:p>
+    <w:p>
+      <w:pPr/>
+      <w:r>
+        <w:rPr>
+          <w:lang w:val="hi_IN" w:bidi="hi_IN"/>
+        </w:rPr>
+      </w:r>
+      <w:r>
+        <w:rPr>
           <w:b/>
           <w:lang w:val="hi_IN" w:bidi="hi_IN"/>
         </w:rPr>
@@ -19163,6 +21375,20 @@
       </w:r>
       <w:r>
         <w:rPr>
+          <w:lang w:val="hi_IN" w:bidi="hi_IN"/>
+        </w:rPr>
+        <w:t>שְׁאֵרִ֤ית עַמִּ⁠י֙ יְבָזּ֔וּ⁠ם וְ⁠יֶ֥תֶר גּוֹיִ֖י יִנְחָלֽוּ⁠ם</w:t>
+      </w:r>
+    </w:p>
+    <w:p>
+      <w:pPr/>
+      <w:r>
+        <w:rPr>
+          <w:lang w:val="hi_IN" w:bidi="hi_IN"/>
+        </w:rPr>
+      </w:r>
+      <w:r>
+        <w:rPr>
           <w:b/>
           <w:lang w:val="hi_IN" w:bidi="hi_IN"/>
         </w:rPr>
@@ -19273,6 +21499,20 @@
       </w:r>
       <w:r>
         <w:rPr>
+          <w:lang w:val="hi_IN" w:bidi="hi_IN"/>
+        </w:rPr>
+        <w:t>זֹ֥את לָ⁠הֶ֖ם תַּ֣חַת גְּאוֹנָ֑⁠ם כִּ֤י חֵֽרְפוּ֙ וַ⁠יַּגְדִּ֔לוּ עַל־עַ֖ם יְהוָ֥ה צְבָאֽוֹת</w:t>
+      </w:r>
+    </w:p>
+    <w:p>
+      <w:pPr/>
+      <w:r>
+        <w:rPr>
+          <w:lang w:val="hi_IN" w:bidi="hi_IN"/>
+        </w:rPr>
+      </w:r>
+      <w:r>
+        <w:rPr>
           <w:b/>
           <w:lang w:val="hi_IN" w:bidi="hi_IN"/>
         </w:rPr>
@@ -19382,6 +21622,20 @@
       </w:r>
       <w:r>
         <w:rPr>
+          <w:lang w:val="hi_IN" w:bidi="hi_IN"/>
+        </w:rPr>
+        <w:t>זֹ֥את לָ⁠הֶ֖ם תַּ֣חַת גְּאוֹנָ֑⁠ם</w:t>
+      </w:r>
+    </w:p>
+    <w:p>
+      <w:pPr/>
+      <w:r>
+        <w:rPr>
+          <w:lang w:val="hi_IN" w:bidi="hi_IN"/>
+        </w:rPr>
+      </w:r>
+      <w:r>
+        <w:rPr>
           <w:b/>
           <w:lang w:val="hi_IN" w:bidi="hi_IN"/>
         </w:rPr>
@@ -19481,6 +21735,20 @@
         <w:rPr>
           <w:lang w:val="hi_IN" w:bidi="hi_IN"/>
         </w:rPr>
+      </w:r>
+    </w:p>
+    <w:p>
+      <w:pPr/>
+      <w:r>
+        <w:rPr>
+          <w:lang w:val="hi_IN" w:bidi="hi_IN"/>
+        </w:rPr>
+      </w:r>
+      <w:r>
+        <w:rPr>
+          <w:lang w:val="hi_IN" w:bidi="hi_IN"/>
+        </w:rPr>
+        <w:t>וַ⁠יַּגְדִּ֔לוּ עַל</w:t>
       </w:r>
     </w:p>
     <w:p>
@@ -19607,6 +21875,20 @@
       </w:r>
       <w:r>
         <w:rPr>
+          <w:lang w:val="hi_IN" w:bidi="hi_IN"/>
+        </w:rPr>
+        <w:t>יְהוָ֥ה צְבָאֽוֹת</w:t>
+      </w:r>
+    </w:p>
+    <w:p>
+      <w:pPr/>
+      <w:r>
+        <w:rPr>
+          <w:lang w:val="hi_IN" w:bidi="hi_IN"/>
+        </w:rPr>
+      </w:r>
+      <w:r>
+        <w:rPr>
           <w:b/>
           <w:lang w:val="hi_IN" w:bidi="hi_IN"/>
         </w:rPr>
@@ -19690,6 +21972,20 @@
       </w:r>
       <w:r>
         <w:rPr>
+          <w:lang w:val="hi_IN" w:bidi="hi_IN"/>
+        </w:rPr>
+        <w:t>רָזָ֔ה אֵ֖ת כָּל־אֱלֹהֵ֣י הָ⁠אָ֑רֶץ</w:t>
+      </w:r>
+    </w:p>
+    <w:p>
+      <w:pPr/>
+      <w:r>
+        <w:rPr>
+          <w:lang w:val="hi_IN" w:bidi="hi_IN"/>
+        </w:rPr>
+      </w:r>
+      <w:r>
+        <w:rPr>
           <w:b/>
           <w:lang w:val="hi_IN" w:bidi="hi_IN"/>
         </w:rPr>
@@ -19813,6 +22109,20 @@
       </w:r>
       <w:r>
         <w:rPr>
+          <w:lang w:val="hi_IN" w:bidi="hi_IN"/>
+        </w:rPr>
+        <w:t>וְ⁠יִשְׁתַּֽחֲווּ־ל⁠וֹ֙ &amp; כֹּ֖ל אִיֵּ֥י הַ⁠גּוֹיִֽם</w:t>
+      </w:r>
+    </w:p>
+    <w:p>
+      <w:pPr/>
+      <w:r>
+        <w:rPr>
+          <w:lang w:val="hi_IN" w:bidi="hi_IN"/>
+        </w:rPr>
+      </w:r>
+      <w:r>
+        <w:rPr>
           <w:b/>
           <w:lang w:val="hi_IN" w:bidi="hi_IN"/>
         </w:rPr>
@@ -19961,6 +22271,20 @@
       </w:r>
       <w:r>
         <w:rPr>
+          <w:lang w:val="hi_IN" w:bidi="hi_IN"/>
+        </w:rPr>
+        <w:t>וְ⁠יִשְׁתַּֽחֲווּ־ל⁠וֹ֙ &amp; כֹּ֖ל אִיֵּ֥י הַ⁠גּוֹיִֽם</w:t>
+      </w:r>
+    </w:p>
+    <w:p>
+      <w:pPr/>
+      <w:r>
+        <w:rPr>
+          <w:lang w:val="hi_IN" w:bidi="hi_IN"/>
+        </w:rPr>
+      </w:r>
+      <w:r>
+        <w:rPr>
           <w:b/>
           <w:lang w:val="hi_IN" w:bidi="hi_IN"/>
         </w:rPr>
@@ -20084,6 +22408,20 @@
       </w:r>
       <w:r>
         <w:rPr>
+          <w:lang w:val="hi_IN" w:bidi="hi_IN"/>
+        </w:rPr>
+        <w:t>אִ֣ישׁ מִ⁠מְּקוֹמ֔⁠וֹ</w:t>
+      </w:r>
+    </w:p>
+    <w:p>
+      <w:pPr/>
+      <w:r>
+        <w:rPr>
+          <w:lang w:val="hi_IN" w:bidi="hi_IN"/>
+        </w:rPr>
+      </w:r>
+      <w:r>
+        <w:rPr>
           <w:b/>
           <w:lang w:val="hi_IN" w:bidi="hi_IN"/>
         </w:rPr>
@@ -20206,6 +22544,20 @@
       </w:r>
       <w:r>
         <w:rPr>
+          <w:lang w:val="hi_IN" w:bidi="hi_IN"/>
+        </w:rPr>
+        <w:t>גַּם־אַתֶּ֣ם כּוּשִׁ֔ים</w:t>
+      </w:r>
+    </w:p>
+    <w:p>
+      <w:pPr/>
+      <w:r>
+        <w:rPr>
+          <w:lang w:val="hi_IN" w:bidi="hi_IN"/>
+        </w:rPr>
+      </w:r>
+      <w:r>
+        <w:rPr>
           <w:b/>
           <w:lang w:val="hi_IN" w:bidi="hi_IN"/>
         </w:rPr>
@@ -20303,6 +22655,20 @@
       </w:r>
       <w:r>
         <w:rPr>
+          <w:lang w:val="hi_IN" w:bidi="hi_IN"/>
+        </w:rPr>
+        <w:t>חַֽלְלֵ֥י חַרְבִּ֖⁠י הֵֽמָּה</w:t>
+      </w:r>
+    </w:p>
+    <w:p>
+      <w:pPr/>
+      <w:r>
+        <w:rPr>
+          <w:lang w:val="hi_IN" w:bidi="hi_IN"/>
+        </w:rPr>
+      </w:r>
+      <w:r>
+        <w:rPr>
           <w:b/>
           <w:lang w:val="hi_IN" w:bidi="hi_IN"/>
         </w:rPr>
@@ -20400,6 +22766,20 @@
       </w:r>
       <w:r>
         <w:rPr>
+          <w:lang w:val="hi_IN" w:bidi="hi_IN"/>
+        </w:rPr>
+        <w:t>חַֽלְלֵ֥י חַרְבִּ֖⁠י הֵֽמָּה</w:t>
+      </w:r>
+    </w:p>
+    <w:p>
+      <w:pPr/>
+      <w:r>
+        <w:rPr>
+          <w:lang w:val="hi_IN" w:bidi="hi_IN"/>
+        </w:rPr>
+      </w:r>
+      <w:r>
+        <w:rPr>
           <w:b/>
           <w:lang w:val="hi_IN" w:bidi="hi_IN"/>
         </w:rPr>
@@ -20497,6 +22877,20 @@
       </w:r>
       <w:r>
         <w:rPr>
+          <w:lang w:val="hi_IN" w:bidi="hi_IN"/>
+        </w:rPr>
+        <w:t>חַֽלְלֵ֥י חַרְבִּ֖⁠י הֵֽמָּה</w:t>
+      </w:r>
+    </w:p>
+    <w:p>
+      <w:pPr/>
+      <w:r>
+        <w:rPr>
+          <w:lang w:val="hi_IN" w:bidi="hi_IN"/>
+        </w:rPr>
+      </w:r>
+      <w:r>
+        <w:rPr>
           <w:b/>
           <w:lang w:val="hi_IN" w:bidi="hi_IN"/>
         </w:rPr>
@@ -20607,6 +23001,20 @@
       </w:r>
       <w:r>
         <w:rPr>
+          <w:lang w:val="hi_IN" w:bidi="hi_IN"/>
+        </w:rPr>
+        <w:t>וְ⁠יֵ֤ט יָד⁠וֹ֙ עַל־צָפ֔וֹן וִֽ⁠יאַבֵּ֖ד אֶת־אַשּׁ֑וּר</w:t>
+      </w:r>
+    </w:p>
+    <w:p>
+      <w:pPr/>
+      <w:r>
+        <w:rPr>
+          <w:lang w:val="hi_IN" w:bidi="hi_IN"/>
+        </w:rPr>
+      </w:r>
+      <w:r>
+        <w:rPr>
           <w:b/>
           <w:lang w:val="hi_IN" w:bidi="hi_IN"/>
         </w:rPr>
@@ -20706,6 +23114,20 @@
         <w:rPr>
           <w:lang w:val="hi_IN" w:bidi="hi_IN"/>
         </w:rPr>
+      </w:r>
+    </w:p>
+    <w:p>
+      <w:pPr/>
+      <w:r>
+        <w:rPr>
+          <w:lang w:val="hi_IN" w:bidi="hi_IN"/>
+        </w:rPr>
+      </w:r>
+      <w:r>
+        <w:rPr>
+          <w:lang w:val="hi_IN" w:bidi="hi_IN"/>
+        </w:rPr>
+        <w:t>וְ⁠יֵ֤ט יָד⁠וֹ֙</w:t>
       </w:r>
     </w:p>
     <w:p>
@@ -20844,6 +23266,20 @@
       </w:r>
       <w:r>
         <w:rPr>
+          <w:lang w:val="hi_IN" w:bidi="hi_IN"/>
+        </w:rPr>
+        <w:t>צָפ֔וֹן</w:t>
+      </w:r>
+    </w:p>
+    <w:p>
+      <w:pPr/>
+      <w:r>
+        <w:rPr>
+          <w:lang w:val="hi_IN" w:bidi="hi_IN"/>
+        </w:rPr>
+      </w:r>
+      <w:r>
+        <w:rPr>
           <w:b/>
           <w:lang w:val="hi_IN" w:bidi="hi_IN"/>
         </w:rPr>
@@ -20967,6 +23403,20 @@
       </w:r>
       <w:r>
         <w:rPr>
+          <w:lang w:val="hi_IN" w:bidi="hi_IN"/>
+        </w:rPr>
+        <w:t>בְ⁠תוֹכָ֤⁠הּ</w:t>
+      </w:r>
+    </w:p>
+    <w:p>
+      <w:pPr/>
+      <w:r>
+        <w:rPr>
+          <w:lang w:val="hi_IN" w:bidi="hi_IN"/>
+        </w:rPr>
+      </w:r>
+      <w:r>
+        <w:rPr>
           <w:b/>
           <w:lang w:val="hi_IN" w:bidi="hi_IN"/>
         </w:rPr>
@@ -21077,6 +23527,20 @@
       </w:r>
       <w:r>
         <w:rPr>
+          <w:lang w:val="hi_IN" w:bidi="hi_IN"/>
+        </w:rPr>
+        <w:t>כָּל־חַיְת⁠וֹ־ג֔וֹי</w:t>
+      </w:r>
+    </w:p>
+    <w:p>
+      <w:pPr/>
+      <w:r>
+        <w:rPr>
+          <w:lang w:val="hi_IN" w:bidi="hi_IN"/>
+        </w:rPr>
+      </w:r>
+      <w:r>
+        <w:rPr>
           <w:b/>
           <w:lang w:val="hi_IN" w:bidi="hi_IN"/>
         </w:rPr>
@@ -21200,6 +23664,20 @@
       </w:r>
       <w:r>
         <w:rPr>
+          <w:lang w:val="hi_IN" w:bidi="hi_IN"/>
+        </w:rPr>
+        <w:t>גַּם־קָאַת֙ גַּם־קִפֹּ֔ד</w:t>
+      </w:r>
+    </w:p>
+    <w:p>
+      <w:pPr/>
+      <w:r>
+        <w:rPr>
+          <w:lang w:val="hi_IN" w:bidi="hi_IN"/>
+        </w:rPr>
+      </w:r>
+      <w:r>
+        <w:rPr>
           <w:b/>
           <w:lang w:val="hi_IN" w:bidi="hi_IN"/>
         </w:rPr>
@@ -21335,6 +23813,20 @@
       </w:r>
       <w:r>
         <w:rPr>
+          <w:lang w:val="hi_IN" w:bidi="hi_IN"/>
+        </w:rPr>
+        <w:t>בְּ⁠כַפְתֹּרֶ֖י⁠הָ יָלִ֑ינוּ</w:t>
+      </w:r>
+    </w:p>
+    <w:p>
+      <w:pPr/>
+      <w:r>
+        <w:rPr>
+          <w:lang w:val="hi_IN" w:bidi="hi_IN"/>
+        </w:rPr>
+      </w:r>
+      <w:r>
+        <w:rPr>
           <w:b/>
           <w:lang w:val="hi_IN" w:bidi="hi_IN"/>
         </w:rPr>
@@ -21445,6 +23937,20 @@
       </w:r>
       <w:r>
         <w:rPr>
+          <w:lang w:val="hi_IN" w:bidi="hi_IN"/>
+        </w:rPr>
+        <w:t>ק֠וֹל יְשׁוֹרֵ֤ר בַּֽ⁠חַלּוֹן֙ חֹ֣רֶב בַּ⁠סַּ֔ף כִּ֥י אַרְזָ֖ה עֵרָֽה</w:t>
+      </w:r>
+    </w:p>
+    <w:p>
+      <w:pPr/>
+      <w:r>
+        <w:rPr>
+          <w:lang w:val="hi_IN" w:bidi="hi_IN"/>
+        </w:rPr>
+      </w:r>
+      <w:r>
+        <w:rPr>
           <w:b/>
           <w:lang w:val="hi_IN" w:bidi="hi_IN"/>
         </w:rPr>
@@ -21567,6 +24073,20 @@
       </w:r>
       <w:r>
         <w:rPr>
+          <w:lang w:val="hi_IN" w:bidi="hi_IN"/>
+        </w:rPr>
+        <w:t>ק֠וֹל יְשׁוֹרֵ֤ר בַּֽ⁠חַלּוֹן֙</w:t>
+      </w:r>
+    </w:p>
+    <w:p>
+      <w:pPr/>
+      <w:r>
+        <w:rPr>
+          <w:lang w:val="hi_IN" w:bidi="hi_IN"/>
+        </w:rPr>
+      </w:r>
+      <w:r>
+        <w:rPr>
           <w:b/>
           <w:lang w:val="hi_IN" w:bidi="hi_IN"/>
         </w:rPr>
@@ -21697,6 +24217,20 @@
       </w:r>
       <w:r>
         <w:rPr>
+          <w:lang w:val="hi_IN" w:bidi="hi_IN"/>
+        </w:rPr>
+        <w:t>חֹ֣רֶב בַּ⁠סַּ֔ף</w:t>
+      </w:r>
+    </w:p>
+    <w:p>
+      <w:pPr/>
+      <w:r>
+        <w:rPr>
+          <w:lang w:val="hi_IN" w:bidi="hi_IN"/>
+        </w:rPr>
+      </w:r>
+      <w:r>
+        <w:rPr>
           <w:b/>
           <w:lang w:val="hi_IN" w:bidi="hi_IN"/>
         </w:rPr>
@@ -21819,6 +24353,20 @@
       </w:r>
       <w:r>
         <w:rPr>
+          <w:lang w:val="hi_IN" w:bidi="hi_IN"/>
+        </w:rPr>
+        <w:t>זֹ֞֠את הָ⁠עִ֤יר הָ⁠עַלִּיזָה֙ הַ⁠יּוֹשֶׁ֣בֶת לָ⁠בֶ֔טַח הָ⁠אֹֽמְרָה֙ בִּ⁠לְבָבָ֔⁠הּ אֲנִ֖י וְ⁠אַפְסִ֣⁠י ע֑וֹד</w:t>
+      </w:r>
+    </w:p>
+    <w:p>
+      <w:pPr/>
+      <w:r>
+        <w:rPr>
+          <w:lang w:val="hi_IN" w:bidi="hi_IN"/>
+        </w:rPr>
+      </w:r>
+      <w:r>
+        <w:rPr>
           <w:b/>
           <w:lang w:val="hi_IN" w:bidi="hi_IN"/>
         </w:rPr>
@@ -21942,6 +24490,20 @@
       </w:r>
       <w:r>
         <w:rPr>
+          <w:lang w:val="hi_IN" w:bidi="hi_IN"/>
+        </w:rPr>
+        <w:t>הָ⁠אֹֽמְרָה֙ בִּ⁠לְבָבָ֔⁠הּ אֲנִ֖י וְ⁠אַפְסִ֣⁠י ע֑וֹד</w:t>
+      </w:r>
+    </w:p>
+    <w:p>
+      <w:pPr/>
+      <w:r>
+        <w:rPr>
+          <w:lang w:val="hi_IN" w:bidi="hi_IN"/>
+        </w:rPr>
+      </w:r>
+      <w:r>
+        <w:rPr>
           <w:b/>
           <w:lang w:val="hi_IN" w:bidi="hi_IN"/>
         </w:rPr>
@@ -22066,6 +24628,20 @@
       </w:r>
       <w:r>
         <w:rPr>
+          <w:lang w:val="hi_IN" w:bidi="hi_IN"/>
+        </w:rPr>
+        <w:t>הָ⁠אֹֽמְרָה֙ בִּ⁠לְבָבָ֔⁠הּ אֲנִ֖י וְ⁠אַפְסִ֣⁠י ע֑וֹד</w:t>
+      </w:r>
+    </w:p>
+    <w:p>
+      <w:pPr/>
+      <w:r>
+        <w:rPr>
+          <w:lang w:val="hi_IN" w:bidi="hi_IN"/>
+        </w:rPr>
+      </w:r>
+      <w:r>
+        <w:rPr>
           <w:b/>
           <w:lang w:val="hi_IN" w:bidi="hi_IN"/>
         </w:rPr>
@@ -22177,6 +24753,20 @@
       </w:r>
       <w:r>
         <w:rPr>
+          <w:lang w:val="hi_IN" w:bidi="hi_IN"/>
+        </w:rPr>
+        <w:t>הָ⁠אֹֽמְרָה֙ בִּ⁠לְבָבָ֔⁠הּ אֲנִ֖י וְ⁠אַפְסִ֣⁠י ע֑וֹד</w:t>
+      </w:r>
+    </w:p>
+    <w:p>
+      <w:pPr/>
+      <w:r>
+        <w:rPr>
+          <w:lang w:val="hi_IN" w:bidi="hi_IN"/>
+        </w:rPr>
+      </w:r>
+      <w:r>
+        <w:rPr>
           <w:b/>
           <w:lang w:val="hi_IN" w:bidi="hi_IN"/>
         </w:rPr>
@@ -22288,6 +24878,20 @@
       </w:r>
       <w:r>
         <w:rPr>
+          <w:lang w:val="hi_IN" w:bidi="hi_IN"/>
+        </w:rPr>
+        <w:t>אֵ֣יךְ ׀ הָיְתָ֣ה לְ⁠שַׁמָּ֗ה</w:t>
+      </w:r>
+    </w:p>
+    <w:p>
+      <w:pPr/>
+      <w:r>
+        <w:rPr>
+          <w:lang w:val="hi_IN" w:bidi="hi_IN"/>
+        </w:rPr>
+      </w:r>
+      <w:r>
+        <w:rPr>
           <w:b/>
           <w:lang w:val="hi_IN" w:bidi="hi_IN"/>
         </w:rPr>
@@ -22385,6 +24989,20 @@
       </w:r>
       <w:r>
         <w:rPr>
+          <w:lang w:val="hi_IN" w:bidi="hi_IN"/>
+        </w:rPr>
+        <w:t>מַרְבֵּץ֙ לַֽ⁠חַיָּ֔ה</w:t>
+      </w:r>
+    </w:p>
+    <w:p>
+      <w:pPr/>
+      <w:r>
+        <w:rPr>
+          <w:lang w:val="hi_IN" w:bidi="hi_IN"/>
+        </w:rPr>
+      </w:r>
+      <w:r>
+        <w:rPr>
           <w:b/>
           <w:lang w:val="hi_IN" w:bidi="hi_IN"/>
         </w:rPr>
@@ -22495,6 +25113,20 @@
       </w:r>
       <w:r>
         <w:rPr>
+          <w:lang w:val="hi_IN" w:bidi="hi_IN"/>
+        </w:rPr>
+        <w:t>כֹּ֚ל עוֹבֵ֣ר עָלֶ֔י⁠הָ יִשְׁרֹ֖ק יָנִ֥יעַ יָדֽ⁠וֹ</w:t>
+      </w:r>
+    </w:p>
+    <w:p>
+      <w:pPr/>
+      <w:r>
+        <w:rPr>
+          <w:lang w:val="hi_IN" w:bidi="hi_IN"/>
+        </w:rPr>
+      </w:r>
+      <w:r>
+        <w:rPr>
           <w:b/>
           <w:lang w:val="hi_IN" w:bidi="hi_IN"/>
         </w:rPr>
@@ -22655,6 +25287,20 @@
       </w:r>
       <w:r>
         <w:rPr>
+          <w:lang w:val="hi_IN" w:bidi="hi_IN"/>
+        </w:rPr>
+        <w:t>ה֥וֹי מֹרְאָ֖ה וְ⁠נִגְאָלָ֑ה הָ⁠עִ֖יר הַ⁠יּוֹנָֽה</w:t>
+      </w:r>
+    </w:p>
+    <w:p>
+      <w:pPr/>
+      <w:r>
+        <w:rPr>
+          <w:lang w:val="hi_IN" w:bidi="hi_IN"/>
+        </w:rPr>
+      </w:r>
+      <w:r>
+        <w:rPr>
           <w:b/>
           <w:lang w:val="hi_IN" w:bidi="hi_IN"/>
         </w:rPr>
@@ -22765,6 +25411,20 @@
       </w:r>
       <w:r>
         <w:rPr>
+          <w:lang w:val="hi_IN" w:bidi="hi_IN"/>
+        </w:rPr>
+        <w:t>מֹרְאָ֖ה וְ⁠נִגְאָלָ֑ה הָ⁠עִ֖יר הַ⁠יּוֹנָֽה</w:t>
+      </w:r>
+    </w:p>
+    <w:p>
+      <w:pPr/>
+      <w:r>
+        <w:rPr>
+          <w:lang w:val="hi_IN" w:bidi="hi_IN"/>
+        </w:rPr>
+      </w:r>
+      <w:r>
+        <w:rPr>
           <w:b/>
           <w:lang w:val="hi_IN" w:bidi="hi_IN"/>
         </w:rPr>
@@ -22914,6 +25574,20 @@
       </w:r>
       <w:r>
         <w:rPr>
+          <w:lang w:val="hi_IN" w:bidi="hi_IN"/>
+        </w:rPr>
+        <w:t>מֹרְאָ֖ה וְ⁠נִגְאָלָ֑ה הָ⁠עִ֖יר הַ⁠יּוֹנָֽה</w:t>
+      </w:r>
+    </w:p>
+    <w:p>
+      <w:pPr/>
+      <w:r>
+        <w:rPr>
+          <w:lang w:val="hi_IN" w:bidi="hi_IN"/>
+        </w:rPr>
+      </w:r>
+      <w:r>
+        <w:rPr>
           <w:b/>
           <w:lang w:val="hi_IN" w:bidi="hi_IN"/>
         </w:rPr>
@@ -23024,6 +25698,20 @@
       </w:r>
       <w:r>
         <w:rPr>
+          <w:lang w:val="hi_IN" w:bidi="hi_IN"/>
+        </w:rPr>
+        <w:t>מֹרְאָ֖ה וְ⁠נִגְאָלָ֑ה</w:t>
+      </w:r>
+    </w:p>
+    <w:p>
+      <w:pPr/>
+      <w:r>
+        <w:rPr>
+          <w:lang w:val="hi_IN" w:bidi="hi_IN"/>
+        </w:rPr>
+      </w:r>
+      <w:r>
+        <w:rPr>
           <w:b/>
           <w:lang w:val="hi_IN" w:bidi="hi_IN"/>
         </w:rPr>
@@ -23121,6 +25809,20 @@
       </w:r>
       <w:r>
         <w:rPr>
+          <w:lang w:val="hi_IN" w:bidi="hi_IN"/>
+        </w:rPr>
+        <w:t>לֹ֤א שָֽׁמְעָה֙ בְּ⁠ק֔וֹל</w:t>
+      </w:r>
+    </w:p>
+    <w:p>
+      <w:pPr/>
+      <w:r>
+        <w:rPr>
+          <w:lang w:val="hi_IN" w:bidi="hi_IN"/>
+        </w:rPr>
+      </w:r>
+      <w:r>
+        <w:rPr>
           <w:b/>
           <w:lang w:val="hi_IN" w:bidi="hi_IN"/>
         </w:rPr>
@@ -23231,6 +25933,20 @@
       </w:r>
       <w:r>
         <w:rPr>
+          <w:lang w:val="hi_IN" w:bidi="hi_IN"/>
+        </w:rPr>
+        <w:t>לֹ֤א שָֽׁמְעָה֙ בְּ⁠ק֔וֹל</w:t>
+      </w:r>
+    </w:p>
+    <w:p>
+      <w:pPr/>
+      <w:r>
+        <w:rPr>
+          <w:lang w:val="hi_IN" w:bidi="hi_IN"/>
+        </w:rPr>
+      </w:r>
+      <w:r>
+        <w:rPr>
           <w:b/>
           <w:lang w:val="hi_IN" w:bidi="hi_IN"/>
         </w:rPr>
@@ -23328,6 +26044,20 @@
       </w:r>
       <w:r>
         <w:rPr>
+          <w:lang w:val="hi_IN" w:bidi="hi_IN"/>
+        </w:rPr>
+        <w:t>אֶל־אֱלֹהֶ֖י⁠הָ לֹ֥א קָרֵֽבָה</w:t>
+      </w:r>
+    </w:p>
+    <w:p>
+      <w:pPr/>
+      <w:r>
+        <w:rPr>
+          <w:lang w:val="hi_IN" w:bidi="hi_IN"/>
+        </w:rPr>
+      </w:r>
+      <w:r>
+        <w:rPr>
           <w:b/>
           <w:lang w:val="hi_IN" w:bidi="hi_IN"/>
         </w:rPr>
@@ -23413,6 +26143,20 @@
         <w:rPr>
           <w:lang w:val="hi_IN" w:bidi="hi_IN"/>
         </w:rPr>
+      </w:r>
+    </w:p>
+    <w:p>
+      <w:pPr/>
+      <w:r>
+        <w:rPr>
+          <w:lang w:val="hi_IN" w:bidi="hi_IN"/>
+        </w:rPr>
+      </w:r>
+      <w:r>
+        <w:rPr>
+          <w:lang w:val="hi_IN" w:bidi="hi_IN"/>
+        </w:rPr>
+        <w:t>שָׂרֶ֣י⁠הָ</w:t>
       </w:r>
     </w:p>
     <w:p>
@@ -23551,6 +26295,20 @@
       </w:r>
       <w:r>
         <w:rPr>
+          <w:lang w:val="hi_IN" w:bidi="hi_IN"/>
+        </w:rPr>
+        <w:t>בְ⁠קִרְבָּ֔⁠הּ אֲרָי֖וֹת שֹֽׁאֲגִ֑ים</w:t>
+      </w:r>
+    </w:p>
+    <w:p>
+      <w:pPr/>
+      <w:r>
+        <w:rPr>
+          <w:lang w:val="hi_IN" w:bidi="hi_IN"/>
+        </w:rPr>
+      </w:r>
+      <w:r>
+        <w:rPr>
           <w:b/>
           <w:lang w:val="hi_IN" w:bidi="hi_IN"/>
         </w:rPr>
@@ -23674,6 +26432,20 @@
       </w:r>
       <w:r>
         <w:rPr>
+          <w:lang w:val="hi_IN" w:bidi="hi_IN"/>
+        </w:rPr>
+        <w:t>זְאֵ֣בֵי עֶ֔רֶב</w:t>
+      </w:r>
+    </w:p>
+    <w:p>
+      <w:pPr/>
+      <w:r>
+        <w:rPr>
+          <w:lang w:val="hi_IN" w:bidi="hi_IN"/>
+        </w:rPr>
+      </w:r>
+      <w:r>
+        <w:rPr>
           <w:b/>
           <w:lang w:val="hi_IN" w:bidi="hi_IN"/>
         </w:rPr>
@@ -23810,6 +26582,20 @@
       </w:r>
       <w:r>
         <w:rPr>
+          <w:lang w:val="hi_IN" w:bidi="hi_IN"/>
+        </w:rPr>
+        <w:t>לֹ֥א גָרְמ֖וּ לַ⁠בֹּֽקֶר</w:t>
+      </w:r>
+    </w:p>
+    <w:p>
+      <w:pPr/>
+      <w:r>
+        <w:rPr>
+          <w:lang w:val="hi_IN" w:bidi="hi_IN"/>
+        </w:rPr>
+      </w:r>
+      <w:r>
+        <w:rPr>
           <w:b/>
           <w:lang w:val="hi_IN" w:bidi="hi_IN"/>
         </w:rPr>
@@ -23946,6 +26732,20 @@
       </w:r>
       <w:r>
         <w:rPr>
+          <w:lang w:val="hi_IN" w:bidi="hi_IN"/>
+        </w:rPr>
+        <w:t>פֹּֽחֲזִ֔ים</w:t>
+      </w:r>
+    </w:p>
+    <w:p>
+      <w:pPr/>
+      <w:r>
+        <w:rPr>
+          <w:lang w:val="hi_IN" w:bidi="hi_IN"/>
+        </w:rPr>
+      </w:r>
+      <w:r>
+        <w:rPr>
           <w:b/>
           <w:lang w:val="hi_IN" w:bidi="hi_IN"/>
         </w:rPr>
@@ -24094,6 +26894,20 @@
       </w:r>
       <w:r>
         <w:rPr>
+          <w:lang w:val="hi_IN" w:bidi="hi_IN"/>
+        </w:rPr>
+        <w:t>אַנְשֵׁ֖י בֹּֽגְד֑וֹת</w:t>
+      </w:r>
+    </w:p>
+    <w:p>
+      <w:pPr/>
+      <w:r>
+        <w:rPr>
+          <w:lang w:val="hi_IN" w:bidi="hi_IN"/>
+        </w:rPr>
+      </w:r>
+      <w:r>
+        <w:rPr>
           <w:b/>
           <w:lang w:val="hi_IN" w:bidi="hi_IN"/>
         </w:rPr>
@@ -24217,6 +27031,20 @@
       </w:r>
       <w:r>
         <w:rPr>
+          <w:lang w:val="hi_IN" w:bidi="hi_IN"/>
+        </w:rPr>
+        <w:t>אַנְשֵׁ֖י בֹּֽגְד֑וֹת</w:t>
+      </w:r>
+    </w:p>
+    <w:p>
+      <w:pPr/>
+      <w:r>
+        <w:rPr>
+          <w:lang w:val="hi_IN" w:bidi="hi_IN"/>
+        </w:rPr>
+      </w:r>
+      <w:r>
+        <w:rPr>
           <w:b/>
           <w:lang w:val="hi_IN" w:bidi="hi_IN"/>
         </w:rPr>
@@ -24325,6 +27153,20 @@
       </w:r>
       <w:r>
         <w:rPr>
+          <w:lang w:val="hi_IN" w:bidi="hi_IN"/>
+        </w:rPr>
+        <w:t>חִלְּלוּ־קֹ֔דֶשׁ</w:t>
+      </w:r>
+    </w:p>
+    <w:p>
+      <w:pPr/>
+      <w:r>
+        <w:rPr>
+          <w:lang w:val="hi_IN" w:bidi="hi_IN"/>
+        </w:rPr>
+      </w:r>
+      <w:r>
+        <w:rPr>
           <w:b/>
           <w:lang w:val="hi_IN" w:bidi="hi_IN"/>
         </w:rPr>
@@ -24484,6 +27326,20 @@
       </w:r>
       <w:r>
         <w:rPr>
+          <w:lang w:val="hi_IN" w:bidi="hi_IN"/>
+        </w:rPr>
+        <w:t>לֹ֥א יַעֲשֶׂ֖ה עַוְלָ֑ה</w:t>
+      </w:r>
+    </w:p>
+    <w:p>
+      <w:pPr/>
+      <w:r>
+        <w:rPr>
+          <w:lang w:val="hi_IN" w:bidi="hi_IN"/>
+        </w:rPr>
+      </w:r>
+      <w:r>
+        <w:rPr>
           <w:b/>
           <w:lang w:val="hi_IN" w:bidi="hi_IN"/>
         </w:rPr>
@@ -24607,6 +27463,20 @@
       </w:r>
       <w:r>
         <w:rPr>
+          <w:lang w:val="hi_IN" w:bidi="hi_IN"/>
+        </w:rPr>
+        <w:t>בַּ⁠בֹּ֨קֶר בַּ⁠בֹּ֜קֶר מִשְׁפָּט֨⁠וֹ יִתֵּ֤ן לָ⁠אוֹר֙ לֹ֣א נֶעְדָּ֔ר</w:t>
+      </w:r>
+    </w:p>
+    <w:p>
+      <w:pPr/>
+      <w:r>
+        <w:rPr>
+          <w:lang w:val="hi_IN" w:bidi="hi_IN"/>
+        </w:rPr>
+      </w:r>
+      <w:r>
+        <w:rPr>
           <w:b/>
           <w:lang w:val="hi_IN" w:bidi="hi_IN"/>
         </w:rPr>
@@ -24750,6 +27620,20 @@
       </w:r>
       <w:r>
         <w:rPr>
+          <w:lang w:val="hi_IN" w:bidi="hi_IN"/>
+        </w:rPr>
+        <w:t>בַּ⁠בֹּ֨קֶר בַּ⁠בֹּ֜קֶר</w:t>
+      </w:r>
+    </w:p>
+    <w:p>
+      <w:pPr/>
+      <w:r>
+        <w:rPr>
+          <w:lang w:val="hi_IN" w:bidi="hi_IN"/>
+        </w:rPr>
+      </w:r>
+      <w:r>
+        <w:rPr>
           <w:b/>
           <w:lang w:val="hi_IN" w:bidi="hi_IN"/>
         </w:rPr>
@@ -24884,6 +27768,20 @@
       </w:r>
       <w:r>
         <w:rPr>
+          <w:lang w:val="hi_IN" w:bidi="hi_IN"/>
+        </w:rPr>
+        <w:t>בַּ⁠בֹּ֨קֶר בַּ⁠בֹּ֜קֶר</w:t>
+      </w:r>
+    </w:p>
+    <w:p>
+      <w:pPr/>
+      <w:r>
+        <w:rPr>
+          <w:lang w:val="hi_IN" w:bidi="hi_IN"/>
+        </w:rPr>
+      </w:r>
+      <w:r>
+        <w:rPr>
           <w:b/>
           <w:lang w:val="hi_IN" w:bidi="hi_IN"/>
         </w:rPr>
@@ -24980,6 +27878,20 @@
       </w:r>
       <w:r>
         <w:rPr>
+          <w:lang w:val="hi_IN" w:bidi="hi_IN"/>
+        </w:rPr>
+        <w:t>מִשְׁפָּט֨⁠וֹ יִתֵּ֤ן</w:t>
+      </w:r>
+    </w:p>
+    <w:p>
+      <w:pPr/>
+      <w:r>
+        <w:rPr>
+          <w:lang w:val="hi_IN" w:bidi="hi_IN"/>
+        </w:rPr>
+      </w:r>
+      <w:r>
+        <w:rPr>
           <w:b/>
           <w:lang w:val="hi_IN" w:bidi="hi_IN"/>
         </w:rPr>
@@ -25090,6 +28002,20 @@
       </w:r>
       <w:r>
         <w:rPr>
+          <w:lang w:val="hi_IN" w:bidi="hi_IN"/>
+        </w:rPr>
+        <w:t>לֹ֣א נֶעְדָּ֔ר</w:t>
+      </w:r>
+    </w:p>
+    <w:p>
+      <w:pPr/>
+      <w:r>
+        <w:rPr>
+          <w:lang w:val="hi_IN" w:bidi="hi_IN"/>
+        </w:rPr>
+      </w:r>
+      <w:r>
+        <w:rPr>
           <w:b/>
           <w:lang w:val="hi_IN" w:bidi="hi_IN"/>
         </w:rPr>
@@ -25199,6 +28125,20 @@
       </w:r>
       <w:r>
         <w:rPr>
+          <w:lang w:val="hi_IN" w:bidi="hi_IN"/>
+        </w:rPr>
+        <w:t>לֹ֣א נֶעְדָּ֔ר</w:t>
+      </w:r>
+    </w:p>
+    <w:p>
+      <w:pPr/>
+      <w:r>
+        <w:rPr>
+          <w:lang w:val="hi_IN" w:bidi="hi_IN"/>
+        </w:rPr>
+      </w:r>
+      <w:r>
+        <w:rPr>
           <w:b/>
           <w:lang w:val="hi_IN" w:bidi="hi_IN"/>
         </w:rPr>
@@ -25308,6 +28248,20 @@
       </w:r>
       <w:r>
         <w:rPr>
+          <w:lang w:val="hi_IN" w:bidi="hi_IN"/>
+        </w:rPr>
+        <w:t>וְ⁠לֹֽא־יוֹדֵ֥עַ עַוָּ֖ל בֹּֽשֶׁת</w:t>
+      </w:r>
+    </w:p>
+    <w:p>
+      <w:pPr/>
+      <w:r>
+        <w:rPr>
+          <w:lang w:val="hi_IN" w:bidi="hi_IN"/>
+        </w:rPr>
+      </w:r>
+      <w:r>
+        <w:rPr>
           <w:b/>
           <w:lang w:val="hi_IN" w:bidi="hi_IN"/>
         </w:rPr>
@@ -25418,6 +28372,20 @@
       </w:r>
       <w:r>
         <w:rPr>
+          <w:lang w:val="hi_IN" w:bidi="hi_IN"/>
+        </w:rPr>
+        <w:t>וְ⁠לֹֽא־יוֹדֵ֥עַ עַוָּ֖ל בֹּֽשֶׁת</w:t>
+      </w:r>
+    </w:p>
+    <w:p>
+      <w:pPr/>
+      <w:r>
+        <w:rPr>
+          <w:lang w:val="hi_IN" w:bidi="hi_IN"/>
+        </w:rPr>
+      </w:r>
+      <w:r>
+        <w:rPr>
           <w:b/>
           <w:lang w:val="hi_IN" w:bidi="hi_IN"/>
         </w:rPr>
@@ -25528,6 +28496,20 @@
       </w:r>
       <w:r>
         <w:rPr>
+          <w:lang w:val="hi_IN" w:bidi="hi_IN"/>
+        </w:rPr>
+        <w:t>הִכְרַ֣תִּי גוֹיִ֗ם נָשַׁ֨מּוּ֙ פִּנּוֹתָ֔⁠ם הֶחֱרַ֥בְתִּי חֽוּצוֹתָ֖⁠ם</w:t>
+      </w:r>
+    </w:p>
+    <w:p>
+      <w:pPr/>
+      <w:r>
+        <w:rPr>
+          <w:lang w:val="hi_IN" w:bidi="hi_IN"/>
+        </w:rPr>
+      </w:r>
+      <w:r>
+        <w:rPr>
           <w:b/>
           <w:lang w:val="hi_IN" w:bidi="hi_IN"/>
         </w:rPr>
@@ -25637,6 +28619,20 @@
       </w:r>
       <w:r>
         <w:rPr>
+          <w:lang w:val="hi_IN" w:bidi="hi_IN"/>
+        </w:rPr>
+        <w:t>הִכְרַ֣תִּי גוֹיִ֗ם נָשַׁ֨מּוּ֙ פִּנּוֹתָ֔⁠ם הֶחֱרַ֥בְתִּי חֽוּצוֹתָ֖⁠ם</w:t>
+      </w:r>
+    </w:p>
+    <w:p>
+      <w:pPr/>
+      <w:r>
+        <w:rPr>
+          <w:lang w:val="hi_IN" w:bidi="hi_IN"/>
+        </w:rPr>
+      </w:r>
+      <w:r>
+        <w:rPr>
           <w:b/>
           <w:lang w:val="hi_IN" w:bidi="hi_IN"/>
         </w:rPr>
@@ -25723,6 +28719,20 @@
         <w:rPr>
           <w:lang w:val="hi_IN" w:bidi="hi_IN"/>
         </w:rPr>
+      </w:r>
+    </w:p>
+    <w:p>
+      <w:pPr/>
+      <w:r>
+        <w:rPr>
+          <w:lang w:val="hi_IN" w:bidi="hi_IN"/>
+        </w:rPr>
+      </w:r>
+      <w:r>
+        <w:rPr>
+          <w:lang w:val="hi_IN" w:bidi="hi_IN"/>
+        </w:rPr>
+        <w:t>הִכְרַ֣תִּי</w:t>
       </w:r>
     </w:p>
     <w:p>
@@ -25855,6 +28865,20 @@
       </w:r>
       <w:r>
         <w:rPr>
+          <w:lang w:val="hi_IN" w:bidi="hi_IN"/>
+        </w:rPr>
+        <w:t>נָשַׁ֨מּוּ֙ פִּנּוֹתָ֔⁠ם</w:t>
+      </w:r>
+    </w:p>
+    <w:p>
+      <w:pPr/>
+      <w:r>
+        <w:rPr>
+          <w:lang w:val="hi_IN" w:bidi="hi_IN"/>
+        </w:rPr>
+      </w:r>
+      <w:r>
+        <w:rPr>
           <w:b/>
           <w:lang w:val="hi_IN" w:bidi="hi_IN"/>
         </w:rPr>
@@ -25941,6 +28965,20 @@
         <w:rPr>
           <w:lang w:val="hi_IN" w:bidi="hi_IN"/>
         </w:rPr>
+      </w:r>
+    </w:p>
+    <w:p>
+      <w:pPr/>
+      <w:r>
+        <w:rPr>
+          <w:lang w:val="hi_IN" w:bidi="hi_IN"/>
+        </w:rPr>
+      </w:r>
+      <w:r>
+        <w:rPr>
+          <w:lang w:val="hi_IN" w:bidi="hi_IN"/>
+        </w:rPr>
+        <w:t>פִּנּוֹתָ֔⁠ם</w:t>
       </w:r>
     </w:p>
     <w:p>
@@ -26060,6 +29098,20 @@
       </w:r>
       <w:r>
         <w:rPr>
+          <w:lang w:val="hi_IN" w:bidi="hi_IN"/>
+        </w:rPr>
+        <w:t>נִצְדּ֧וּ עָרֵי⁠הֶ֛ם</w:t>
+      </w:r>
+    </w:p>
+    <w:p>
+      <w:pPr/>
+      <w:r>
+        <w:rPr>
+          <w:lang w:val="hi_IN" w:bidi="hi_IN"/>
+        </w:rPr>
+      </w:r>
+      <w:r>
+        <w:rPr>
           <w:b/>
           <w:lang w:val="hi_IN" w:bidi="hi_IN"/>
         </w:rPr>
@@ -26169,6 +29221,20 @@
       </w:r>
       <w:r>
         <w:rPr>
+          <w:lang w:val="hi_IN" w:bidi="hi_IN"/>
+        </w:rPr>
+        <w:t>מִ⁠בְּלִי־אִ֖ישׁ מֵ⁠אֵ֥ין יוֹשֵֽׁב</w:t>
+      </w:r>
+    </w:p>
+    <w:p>
+      <w:pPr/>
+      <w:r>
+        <w:rPr>
+          <w:lang w:val="hi_IN" w:bidi="hi_IN"/>
+        </w:rPr>
+      </w:r>
+      <w:r>
+        <w:rPr>
           <w:b/>
           <w:lang w:val="hi_IN" w:bidi="hi_IN"/>
         </w:rPr>
@@ -26266,6 +29332,20 @@
       </w:r>
       <w:r>
         <w:rPr>
+          <w:lang w:val="hi_IN" w:bidi="hi_IN"/>
+        </w:rPr>
+        <w:t>אָמַ֜רְתִּי אַךְ־תִּירְאִ֤י אוֹתִ⁠י֙ תִּקְחִ֣י מוּסָ֔ר וְ⁠לֹֽא־יִכָּרֵ֣ת מְעוֹנָ֔⁠הּ כֹּ֥ל אֲשֶׁר־פָּקַ֖דְתִּי עָלֶ֑י⁠הָ</w:t>
+      </w:r>
+    </w:p>
+    <w:p>
+      <w:pPr/>
+      <w:r>
+        <w:rPr>
+          <w:lang w:val="hi_IN" w:bidi="hi_IN"/>
+        </w:rPr>
+      </w:r>
+      <w:r>
+        <w:rPr>
           <w:b/>
           <w:lang w:val="hi_IN" w:bidi="hi_IN"/>
         </w:rPr>
@@ -26363,6 +29443,20 @@
       </w:r>
       <w:r>
         <w:rPr>
+          <w:lang w:val="hi_IN" w:bidi="hi_IN"/>
+        </w:rPr>
+        <w:t>אָמַ֜רְתִּי אַךְ־תִּירְאִ֤י אוֹתִ⁠י֙ תִּקְחִ֣י מוּסָ֔ר וְ⁠לֹֽא־יִכָּרֵ֣ת מְעוֹנָ֔⁠הּ כֹּ֥ל אֲשֶׁר־פָּקַ֖דְתִּי עָלֶ֑י⁠הָ</w:t>
+      </w:r>
+    </w:p>
+    <w:p>
+      <w:pPr/>
+      <w:r>
+        <w:rPr>
+          <w:lang w:val="hi_IN" w:bidi="hi_IN"/>
+        </w:rPr>
+      </w:r>
+      <w:r>
+        <w:rPr>
           <w:b/>
           <w:lang w:val="hi_IN" w:bidi="hi_IN"/>
         </w:rPr>
@@ -26449,6 +29543,20 @@
         <w:rPr>
           <w:lang w:val="hi_IN" w:bidi="hi_IN"/>
         </w:rPr>
+      </w:r>
+    </w:p>
+    <w:p>
+      <w:pPr/>
+      <w:r>
+        <w:rPr>
+          <w:lang w:val="hi_IN" w:bidi="hi_IN"/>
+        </w:rPr>
+      </w:r>
+      <w:r>
+        <w:rPr>
+          <w:lang w:val="hi_IN" w:bidi="hi_IN"/>
+        </w:rPr>
+        <w:t>אָמַ֜רְתִּי אַךְ־תִּירְאִ֤י אוֹתִ⁠י֙ תִּקְחִ֣י מוּסָ֔ר וְ⁠לֹֽא־יִכָּרֵ֣ת מְעוֹנָ֔⁠הּ כֹּ֥ל אֲשֶׁר־פָּקַ֖דְתִּי עָלֶ֑י⁠הָ</w:t>
       </w:r>
     </w:p>
     <w:p>
@@ -26601,6 +29709,20 @@
       </w:r>
       <w:r>
         <w:rPr>
+          <w:lang w:val="hi_IN" w:bidi="hi_IN"/>
+        </w:rPr>
+        <w:t>כֹּ֥ל אֲשֶׁר־פָּקַ֖דְתִּי עָלֶ֑י⁠הָ</w:t>
+      </w:r>
+    </w:p>
+    <w:p>
+      <w:pPr/>
+      <w:r>
+        <w:rPr>
+          <w:lang w:val="hi_IN" w:bidi="hi_IN"/>
+        </w:rPr>
+      </w:r>
+      <w:r>
+        <w:rPr>
           <w:b/>
           <w:lang w:val="hi_IN" w:bidi="hi_IN"/>
         </w:rPr>
@@ -26722,6 +29844,20 @@
       </w:r>
       <w:r>
         <w:rPr>
+          <w:lang w:val="hi_IN" w:bidi="hi_IN"/>
+        </w:rPr>
+        <w:t>הִשְׁכִּ֣ימוּ הִשְׁחִ֔יתוּ כֹּ֖ל עֲלִילוֹתָֽ⁠ם</w:t>
+      </w:r>
+    </w:p>
+    <w:p>
+      <w:pPr/>
+      <w:r>
+        <w:rPr>
+          <w:lang w:val="hi_IN" w:bidi="hi_IN"/>
+        </w:rPr>
+      </w:r>
+      <w:r>
+        <w:rPr>
           <w:b/>
           <w:lang w:val="hi_IN" w:bidi="hi_IN"/>
         </w:rPr>
@@ -26821,6 +29957,20 @@
         <w:rPr>
           <w:lang w:val="hi_IN" w:bidi="hi_IN"/>
         </w:rPr>
+      </w:r>
+    </w:p>
+    <w:p>
+      <w:pPr/>
+      <w:r>
+        <w:rPr>
+          <w:lang w:val="hi_IN" w:bidi="hi_IN"/>
+        </w:rPr>
+      </w:r>
+      <w:r>
+        <w:rPr>
+          <w:lang w:val="hi_IN" w:bidi="hi_IN"/>
+        </w:rPr>
+        <w:t>הִשְׁכִּ֣ימוּ הִשְׁחִ֔יתוּ כֹּ֖ל עֲלִילוֹתָֽ⁠ם</w:t>
       </w:r>
     </w:p>
     <w:p>
@@ -27128,6 +30278,20 @@
       </w:r>
       <w:r>
         <w:rPr>
+          <w:lang w:val="hi_IN" w:bidi="hi_IN"/>
+        </w:rPr>
+        <w:t>לָ⁠כֵ֤ן חַכּוּ־לִ⁠י֙ נְאֻם־יְהוָ֔ה לְ⁠י֖וֹם קוּמִ֣⁠י לְ⁠עַ֑ד</w:t>
+      </w:r>
+    </w:p>
+    <w:p>
+      <w:pPr/>
+      <w:r>
+        <w:rPr>
+          <w:lang w:val="hi_IN" w:bidi="hi_IN"/>
+        </w:rPr>
+      </w:r>
+      <w:r>
+        <w:rPr>
           <w:b/>
           <w:lang w:val="hi_IN" w:bidi="hi_IN"/>
         </w:rPr>
@@ -27336,6 +30500,20 @@
       </w:r>
       <w:r>
         <w:rPr>
+          <w:lang w:val="hi_IN" w:bidi="hi_IN"/>
+        </w:rPr>
+        <w:t>לְ⁠י֖וֹם קוּמִ֣⁠י</w:t>
+      </w:r>
+    </w:p>
+    <w:p>
+      <w:pPr/>
+      <w:r>
+        <w:rPr>
+          <w:lang w:val="hi_IN" w:bidi="hi_IN"/>
+        </w:rPr>
+      </w:r>
+      <w:r>
+        <w:rPr>
           <w:b/>
           <w:lang w:val="hi_IN" w:bidi="hi_IN"/>
         </w:rPr>
@@ -27435,6 +30613,20 @@
         <w:rPr>
           <w:lang w:val="hi_IN" w:bidi="hi_IN"/>
         </w:rPr>
+      </w:r>
+    </w:p>
+    <w:p>
+      <w:pPr/>
+      <w:r>
+        <w:rPr>
+          <w:lang w:val="hi_IN" w:bidi="hi_IN"/>
+        </w:rPr>
+      </w:r>
+      <w:r>
+        <w:rPr>
+          <w:lang w:val="hi_IN" w:bidi="hi_IN"/>
+        </w:rPr>
+        <w:t>לְ⁠עַ֑ד</w:t>
       </w:r>
     </w:p>
     <w:p>
@@ -27636,6 +30828,20 @@
       </w:r>
       <w:r>
         <w:rPr>
+          <w:lang w:val="hi_IN" w:bidi="hi_IN"/>
+        </w:rPr>
+        <w:t>לְ⁠עַ֑ד</w:t>
+      </w:r>
+    </w:p>
+    <w:p>
+      <w:pPr/>
+      <w:r>
+        <w:rPr>
+          <w:lang w:val="hi_IN" w:bidi="hi_IN"/>
+        </w:rPr>
+      </w:r>
+      <w:r>
+        <w:rPr>
           <w:b/>
           <w:lang w:val="hi_IN" w:bidi="hi_IN"/>
         </w:rPr>
@@ -27772,6 +30978,20 @@
       </w:r>
       <w:r>
         <w:rPr>
+          <w:lang w:val="hi_IN" w:bidi="hi_IN"/>
+        </w:rPr>
+        <w:t>לִ⁠שְׁפֹּ֨ךְ עֲלֵי⁠הֶ֤ם זַעְמִ⁠י֙</w:t>
+      </w:r>
+    </w:p>
+    <w:p>
+      <w:pPr/>
+      <w:r>
+        <w:rPr>
+          <w:lang w:val="hi_IN" w:bidi="hi_IN"/>
+        </w:rPr>
+      </w:r>
+      <w:r>
+        <w:rPr>
           <w:b/>
           <w:lang w:val="hi_IN" w:bidi="hi_IN"/>
         </w:rPr>
@@ -27896,6 +31116,20 @@
         <w:rPr>
           <w:lang w:val="hi_IN" w:bidi="hi_IN"/>
         </w:rPr>
+      </w:r>
+    </w:p>
+    <w:p>
+      <w:pPr/>
+      <w:r>
+        <w:rPr>
+          <w:lang w:val="hi_IN" w:bidi="hi_IN"/>
+        </w:rPr>
+      </w:r>
+      <w:r>
+        <w:rPr>
+          <w:lang w:val="hi_IN" w:bidi="hi_IN"/>
+        </w:rPr>
+        <w:t>כֹּ֚ל חֲר֣וֹן אַפִּ֔⁠י</w:t>
       </w:r>
     </w:p>
     <w:p>
@@ -28055,6 +31289,20 @@
       </w:r>
       <w:r>
         <w:rPr>
+          <w:lang w:val="hi_IN" w:bidi="hi_IN"/>
+        </w:rPr>
+        <w:t>בְּ⁠אֵ֣שׁ קִנְאָתִ֔⁠י תֵּאָכֵ֖ל כָּל־הָ⁠אָֽרֶץ</w:t>
+      </w:r>
+    </w:p>
+    <w:p>
+      <w:pPr/>
+      <w:r>
+        <w:rPr>
+          <w:lang w:val="hi_IN" w:bidi="hi_IN"/>
+        </w:rPr>
+      </w:r>
+      <w:r>
+        <w:rPr>
           <w:b/>
           <w:lang w:val="hi_IN" w:bidi="hi_IN"/>
         </w:rPr>
@@ -28156,6 +31404,20 @@
       </w:r>
       <w:r>
         <w:rPr>
+          <w:lang w:val="hi_IN" w:bidi="hi_IN"/>
+        </w:rPr>
+        <w:t>כִּֽי &amp; אֶהְפֹּ֥ךְ אֶל־עַמִּ֖ים שָׂפָ֣ה בְרוּרָ֑ה לִ⁠קְרֹ֤א כֻלָּ⁠ם֙ בְּ⁠שֵׁ֣ם יְהוָ֔ה</w:t>
+      </w:r>
+    </w:p>
+    <w:p>
+      <w:pPr/>
+      <w:r>
+        <w:rPr>
+          <w:lang w:val="hi_IN" w:bidi="hi_IN"/>
+        </w:rPr>
+      </w:r>
+      <w:r>
+        <w:rPr>
           <w:b/>
           <w:lang w:val="hi_IN" w:bidi="hi_IN"/>
         </w:rPr>
@@ -28266,6 +31528,20 @@
       </w:r>
       <w:r>
         <w:rPr>
+          <w:lang w:val="hi_IN" w:bidi="hi_IN"/>
+        </w:rPr>
+        <w:t>כִּֽי &amp; אֶהְפֹּ֥ךְ אֶל־עַמִּ֖ים שָׂפָ֣ה בְרוּרָ֑ה</w:t>
+      </w:r>
+    </w:p>
+    <w:p>
+      <w:pPr/>
+      <w:r>
+        <w:rPr>
+          <w:lang w:val="hi_IN" w:bidi="hi_IN"/>
+        </w:rPr>
+      </w:r>
+      <w:r>
+        <w:rPr>
           <w:b/>
           <w:lang w:val="hi_IN" w:bidi="hi_IN"/>
         </w:rPr>
@@ -28376,6 +31652,20 @@
       </w:r>
       <w:r>
         <w:rPr>
+          <w:lang w:val="hi_IN" w:bidi="hi_IN"/>
+        </w:rPr>
+        <w:t>לִ⁠קְרֹ֤א כֻלָּ⁠ם֙ בְּ⁠שֵׁ֣ם יְהוָ֔ה</w:t>
+      </w:r>
+    </w:p>
+    <w:p>
+      <w:pPr/>
+      <w:r>
+        <w:rPr>
+          <w:lang w:val="hi_IN" w:bidi="hi_IN"/>
+        </w:rPr>
+      </w:r>
+      <w:r>
+        <w:rPr>
           <w:b/>
           <w:lang w:val="hi_IN" w:bidi="hi_IN"/>
         </w:rPr>
@@ -28498,6 +31788,20 @@
       </w:r>
       <w:r>
         <w:rPr>
+          <w:lang w:val="hi_IN" w:bidi="hi_IN"/>
+        </w:rPr>
+        <w:t>בְּ⁠שֵׁ֣ם יְהוָ֔ה לְ⁠עָבְד֖⁠וֹ</w:t>
+      </w:r>
+    </w:p>
+    <w:p>
+      <w:pPr/>
+      <w:r>
+        <w:rPr>
+          <w:lang w:val="hi_IN" w:bidi="hi_IN"/>
+        </w:rPr>
+      </w:r>
+      <w:r>
+        <w:rPr>
           <w:b/>
           <w:lang w:val="hi_IN" w:bidi="hi_IN"/>
         </w:rPr>
@@ -28581,6 +31885,20 @@
       </w:r>
       <w:r>
         <w:rPr>
+          <w:lang w:val="hi_IN" w:bidi="hi_IN"/>
+        </w:rPr>
+        <w:t>שְׁכֶ֥ם אֶחָֽד</w:t>
+      </w:r>
+    </w:p>
+    <w:p>
+      <w:pPr/>
+      <w:r>
+        <w:rPr>
+          <w:lang w:val="hi_IN" w:bidi="hi_IN"/>
+        </w:rPr>
+      </w:r>
+      <w:r>
+        <w:rPr>
           <w:b/>
           <w:lang w:val="hi_IN" w:bidi="hi_IN"/>
         </w:rPr>
@@ -28678,6 +31996,20 @@
       </w:r>
       <w:r>
         <w:rPr>
+          <w:lang w:val="hi_IN" w:bidi="hi_IN"/>
+        </w:rPr>
+        <w:t>מֵ⁠עֵ֖בֶר לְ⁠נַֽהֲרֵי־כ֑וּשׁ</w:t>
+      </w:r>
+    </w:p>
+    <w:p>
+      <w:pPr/>
+      <w:r>
+        <w:rPr>
+          <w:lang w:val="hi_IN" w:bidi="hi_IN"/>
+        </w:rPr>
+      </w:r>
+      <w:r>
+        <w:rPr>
           <w:b/>
           <w:lang w:val="hi_IN" w:bidi="hi_IN"/>
         </w:rPr>
@@ -28774,6 +32106,20 @@
       </w:r>
       <w:r>
         <w:rPr>
+          <w:lang w:val="hi_IN" w:bidi="hi_IN"/>
+        </w:rPr>
+        <w:t>בַּת־פוּצַ֔⁠י</w:t>
+      </w:r>
+    </w:p>
+    <w:p>
+      <w:pPr/>
+      <w:r>
+        <w:rPr>
+          <w:lang w:val="hi_IN" w:bidi="hi_IN"/>
+        </w:rPr>
+      </w:r>
+      <w:r>
+        <w:rPr>
           <w:b/>
           <w:lang w:val="hi_IN" w:bidi="hi_IN"/>
         </w:rPr>
@@ -28910,6 +32256,20 @@
       </w:r>
       <w:r>
         <w:rPr>
+          <w:lang w:val="hi_IN" w:bidi="hi_IN"/>
+        </w:rPr>
+        <w:t>בַּת־פוּצַ֔⁠י</w:t>
+      </w:r>
+    </w:p>
+    <w:p>
+      <w:pPr/>
+      <w:r>
+        <w:rPr>
+          <w:lang w:val="hi_IN" w:bidi="hi_IN"/>
+        </w:rPr>
+      </w:r>
+      <w:r>
+        <w:rPr>
           <w:b/>
           <w:lang w:val="hi_IN" w:bidi="hi_IN"/>
         </w:rPr>
@@ -29020,6 +32380,20 @@
       </w:r>
       <w:r>
         <w:rPr>
+          <w:lang w:val="hi_IN" w:bidi="hi_IN"/>
+        </w:rPr>
+        <w:t>יוֹבִל֖וּ⁠ן מִנְחָתִֽ⁠י</w:t>
+      </w:r>
+    </w:p>
+    <w:p>
+      <w:pPr/>
+      <w:r>
+        <w:rPr>
+          <w:lang w:val="hi_IN" w:bidi="hi_IN"/>
+        </w:rPr>
+      </w:r>
+      <w:r>
+        <w:rPr>
           <w:b/>
           <w:lang w:val="hi_IN" w:bidi="hi_IN"/>
         </w:rPr>
@@ -29156,6 +32530,20 @@
         <w:rPr>
           <w:lang w:val="hi_IN" w:bidi="hi_IN"/>
         </w:rPr>
+      </w:r>
+    </w:p>
+    <w:p>
+      <w:pPr/>
+      <w:r>
+        <w:rPr>
+          <w:lang w:val="hi_IN" w:bidi="hi_IN"/>
+        </w:rPr>
+      </w:r>
+      <w:r>
+        <w:rPr>
+          <w:lang w:val="hi_IN" w:bidi="hi_IN"/>
+        </w:rPr>
+        <w:t>לֹ֤א תֵב֨וֹשִׁי֙ &amp; עֲלִילֹתַ֔יִ⁠ךְ</w:t>
       </w:r>
     </w:p>
     <w:p>
@@ -29320,6 +32708,20 @@
       </w:r>
       <w:r>
         <w:rPr>
+          <w:lang w:val="hi_IN" w:bidi="hi_IN"/>
+        </w:rPr>
+        <w:t>עַלִּיזֵי֙ גַּאֲוָתֵ֔⁠ךְ</w:t>
+      </w:r>
+    </w:p>
+    <w:p>
+      <w:pPr/>
+      <w:r>
+        <w:rPr>
+          <w:lang w:val="hi_IN" w:bidi="hi_IN"/>
+        </w:rPr>
+      </w:r>
+      <w:r>
+        <w:rPr>
           <w:b/>
           <w:lang w:val="hi_IN" w:bidi="hi_IN"/>
         </w:rPr>
@@ -29430,6 +32832,20 @@
       </w:r>
       <w:r>
         <w:rPr>
+          <w:lang w:val="hi_IN" w:bidi="hi_IN"/>
+        </w:rPr>
+        <w:t>בְ⁠קִרְבֵּ֔⁠ךְ</w:t>
+      </w:r>
+    </w:p>
+    <w:p>
+      <w:pPr/>
+      <w:r>
+        <w:rPr>
+          <w:lang w:val="hi_IN" w:bidi="hi_IN"/>
+        </w:rPr>
+      </w:r>
+      <w:r>
+        <w:rPr>
           <w:b/>
           <w:lang w:val="hi_IN" w:bidi="hi_IN"/>
         </w:rPr>
@@ -29527,6 +32943,20 @@
       </w:r>
       <w:r>
         <w:rPr>
+          <w:lang w:val="hi_IN" w:bidi="hi_IN"/>
+        </w:rPr>
+        <w:t>עַ֥ם עָנִ֖י וָ⁠דָ֑ל</w:t>
+      </w:r>
+    </w:p>
+    <w:p>
+      <w:pPr/>
+      <w:r>
+        <w:rPr>
+          <w:lang w:val="hi_IN" w:bidi="hi_IN"/>
+        </w:rPr>
+      </w:r>
+      <w:r>
+        <w:rPr>
           <w:b/>
           <w:lang w:val="hi_IN" w:bidi="hi_IN"/>
         </w:rPr>
@@ -29656,6 +33086,20 @@
       </w:r>
       <w:r>
         <w:rPr>
+          <w:lang w:val="hi_IN" w:bidi="hi_IN"/>
+        </w:rPr>
+        <w:t>וְ⁠חָס֖וּ בְּ⁠שֵׁ֥ם יְהוָֽה</w:t>
+      </w:r>
+    </w:p>
+    <w:p>
+      <w:pPr/>
+      <w:r>
+        <w:rPr>
+          <w:lang w:val="hi_IN" w:bidi="hi_IN"/>
+        </w:rPr>
+      </w:r>
+      <w:r>
+        <w:rPr>
           <w:b/>
           <w:lang w:val="hi_IN" w:bidi="hi_IN"/>
         </w:rPr>
@@ -29765,6 +33209,20 @@
       </w:r>
       <w:r>
         <w:rPr>
+          <w:lang w:val="hi_IN" w:bidi="hi_IN"/>
+        </w:rPr>
+        <w:t>וְ⁠חָס֖וּ בְּ⁠שֵׁ֥ם יְהוָֽה</w:t>
+      </w:r>
+    </w:p>
+    <w:p>
+      <w:pPr/>
+      <w:r>
+        <w:rPr>
+          <w:lang w:val="hi_IN" w:bidi="hi_IN"/>
+        </w:rPr>
+      </w:r>
+      <w:r>
+        <w:rPr>
           <w:b/>
           <w:lang w:val="hi_IN" w:bidi="hi_IN"/>
         </w:rPr>
@@ -29887,6 +33345,20 @@
       </w:r>
       <w:r>
         <w:rPr>
+          <w:lang w:val="hi_IN" w:bidi="hi_IN"/>
+        </w:rPr>
+        <w:t>וְ⁠לֹא־יְדַבְּר֣וּ כָזָ֔ב וְ⁠לֹֽא־יִמָּצֵ֥א בְּ⁠פִי⁠הֶ֖ם לְשׁ֣וֹן תַּרְמִ֑ית</w:t>
+      </w:r>
+    </w:p>
+    <w:p>
+      <w:pPr/>
+      <w:r>
+        <w:rPr>
+          <w:lang w:val="hi_IN" w:bidi="hi_IN"/>
+        </w:rPr>
+      </w:r>
+      <w:r>
+        <w:rPr>
           <w:b/>
           <w:lang w:val="hi_IN" w:bidi="hi_IN"/>
         </w:rPr>
@@ -30002,6 +33474,20 @@
       </w:r>
       <w:r>
         <w:rPr>
+          <w:lang w:val="hi_IN" w:bidi="hi_IN"/>
+        </w:rPr>
+        <w:t>וְ⁠לֹא־יְדַבְּר֣וּ כָזָ֔ב וְ⁠לֹֽא־יִמָּצֵ֥א בְּ⁠פִי⁠הֶ֖ם לְשׁ֣וֹן תַּרְמִ֑ית</w:t>
+      </w:r>
+    </w:p>
+    <w:p>
+      <w:pPr/>
+      <w:r>
+        <w:rPr>
+          <w:lang w:val="hi_IN" w:bidi="hi_IN"/>
+        </w:rPr>
+      </w:r>
+      <w:r>
+        <w:rPr>
           <w:b/>
           <w:lang w:val="hi_IN" w:bidi="hi_IN"/>
         </w:rPr>
@@ -30124,6 +33610,20 @@
       </w:r>
       <w:r>
         <w:rPr>
+          <w:lang w:val="hi_IN" w:bidi="hi_IN"/>
+        </w:rPr>
+        <w:t>וְ⁠לֹֽא־יִמָּצֵ֥א בְּ⁠פִי⁠הֶ֖ם לְשׁ֣וֹן תַּרְמִ֑ית</w:t>
+      </w:r>
+    </w:p>
+    <w:p>
+      <w:pPr/>
+      <w:r>
+        <w:rPr>
+          <w:lang w:val="hi_IN" w:bidi="hi_IN"/>
+        </w:rPr>
+      </w:r>
+      <w:r>
+        <w:rPr>
           <w:b/>
           <w:lang w:val="hi_IN" w:bidi="hi_IN"/>
         </w:rPr>
@@ -30245,6 +33745,20 @@
       </w:r>
       <w:r>
         <w:rPr>
+          <w:lang w:val="hi_IN" w:bidi="hi_IN"/>
+        </w:rPr>
+        <w:t>וְ⁠לֹֽא־יִמָּצֵ֥א בְּ⁠פִי⁠הֶ֖ם לְשׁ֣וֹן תַּרְמִ֑ית</w:t>
+      </w:r>
+    </w:p>
+    <w:p>
+      <w:pPr/>
+      <w:r>
+        <w:rPr>
+          <w:lang w:val="hi_IN" w:bidi="hi_IN"/>
+        </w:rPr>
+      </w:r>
+      <w:r>
+        <w:rPr>
           <w:b/>
           <w:lang w:val="hi_IN" w:bidi="hi_IN"/>
         </w:rPr>
@@ -30368,6 +33882,20 @@
       </w:r>
       <w:r>
         <w:rPr>
+          <w:lang w:val="hi_IN" w:bidi="hi_IN"/>
+        </w:rPr>
+        <w:t>וְ⁠לֹֽא־יִמָּצֵ֥א בְּ⁠פִי⁠הֶ֖ם לְשׁ֣וֹן תַּרְמִ֑ית</w:t>
+      </w:r>
+    </w:p>
+    <w:p>
+      <w:pPr/>
+      <w:r>
+        <w:rPr>
+          <w:lang w:val="hi_IN" w:bidi="hi_IN"/>
+        </w:rPr>
+      </w:r>
+      <w:r>
+        <w:rPr>
           <w:b/>
           <w:lang w:val="hi_IN" w:bidi="hi_IN"/>
         </w:rPr>
@@ -30491,6 +34019,20 @@
       </w:r>
       <w:r>
         <w:rPr>
+          <w:lang w:val="hi_IN" w:bidi="hi_IN"/>
+        </w:rPr>
+        <w:t>כִּֽי־הֵ֛מָּה יִרְע֥וּ וְ⁠רָבְצ֖וּ וְ⁠אֵ֥ין מַחֲרִֽיד</w:t>
+      </w:r>
+    </w:p>
+    <w:p>
+      <w:pPr/>
+      <w:r>
+        <w:rPr>
+          <w:lang w:val="hi_IN" w:bidi="hi_IN"/>
+        </w:rPr>
+      </w:r>
+      <w:r>
+        <w:rPr>
           <w:b/>
           <w:lang w:val="hi_IN" w:bidi="hi_IN"/>
         </w:rPr>
@@ -30588,6 +34130,20 @@
       </w:r>
       <w:r>
         <w:rPr>
+          <w:lang w:val="hi_IN" w:bidi="hi_IN"/>
+        </w:rPr>
+        <w:t>כִּֽי־הֵ֛מָּה יִרְע֥וּ וְ⁠רָבְצ֖וּ וְ⁠אֵ֥ין מַחֲרִֽיד</w:t>
+      </w:r>
+    </w:p>
+    <w:p>
+      <w:pPr/>
+      <w:r>
+        <w:rPr>
+          <w:lang w:val="hi_IN" w:bidi="hi_IN"/>
+        </w:rPr>
+      </w:r>
+      <w:r>
+        <w:rPr>
           <w:b/>
           <w:lang w:val="hi_IN" w:bidi="hi_IN"/>
         </w:rPr>
@@ -30711,6 +34267,20 @@
       </w:r>
       <w:r>
         <w:rPr>
+          <w:lang w:val="hi_IN" w:bidi="hi_IN"/>
+        </w:rPr>
+        <w:t>רָנִּי֙ &amp; הָרִ֖יעוּ &amp; שִׂמְחִ֤י וְ⁠עָלְזִי֙</w:t>
+      </w:r>
+    </w:p>
+    <w:p>
+      <w:pPr/>
+      <w:r>
+        <w:rPr>
+          <w:lang w:val="hi_IN" w:bidi="hi_IN"/>
+        </w:rPr>
+      </w:r>
+      <w:r>
+        <w:rPr>
           <w:b/>
           <w:lang w:val="hi_IN" w:bidi="hi_IN"/>
         </w:rPr>
@@ -30877,6 +34447,20 @@
         <w:rPr>
           <w:lang w:val="hi_IN" w:bidi="hi_IN"/>
         </w:rPr>
+      </w:r>
+    </w:p>
+    <w:p>
+      <w:pPr/>
+      <w:r>
+        <w:rPr>
+          <w:lang w:val="hi_IN" w:bidi="hi_IN"/>
+        </w:rPr>
+      </w:r>
+      <w:r>
+        <w:rPr>
+          <w:lang w:val="hi_IN" w:bidi="hi_IN"/>
+        </w:rPr>
+        <w:t>בַּת־צִיּ֔וֹן</w:t>
       </w:r>
     </w:p>
     <w:p>
@@ -31010,6 +34594,20 @@
       </w:r>
       <w:r>
         <w:rPr>
+          <w:lang w:val="hi_IN" w:bidi="hi_IN"/>
+        </w:rPr>
+        <w:t>בַּת־צִיּ֔וֹן</w:t>
+      </w:r>
+    </w:p>
+    <w:p>
+      <w:pPr/>
+      <w:r>
+        <w:rPr>
+          <w:lang w:val="hi_IN" w:bidi="hi_IN"/>
+        </w:rPr>
+      </w:r>
+      <w:r>
+        <w:rPr>
           <w:b/>
           <w:lang w:val="hi_IN" w:bidi="hi_IN"/>
         </w:rPr>
@@ -31100,6 +34698,20 @@
       </w:r>
       <w:r>
         <w:rPr>
+          <w:lang w:val="hi_IN" w:bidi="hi_IN"/>
+        </w:rPr>
+        <w:t>יִשְׂרָאֵ֑ל</w:t>
+      </w:r>
+    </w:p>
+    <w:p>
+      <w:pPr/>
+      <w:r>
+        <w:rPr>
+          <w:lang w:val="hi_IN" w:bidi="hi_IN"/>
+        </w:rPr>
+      </w:r>
+      <w:r>
+        <w:rPr>
           <w:b/>
           <w:lang w:val="hi_IN" w:bidi="hi_IN"/>
         </w:rPr>
@@ -31196,6 +34808,20 @@
       </w:r>
       <w:r>
         <w:rPr>
+          <w:lang w:val="hi_IN" w:bidi="hi_IN"/>
+        </w:rPr>
+        <w:t>שִׂמְחִ֤י וְ⁠עָלְזִי֙</w:t>
+      </w:r>
+    </w:p>
+    <w:p>
+      <w:pPr/>
+      <w:r>
+        <w:rPr>
+          <w:lang w:val="hi_IN" w:bidi="hi_IN"/>
+        </w:rPr>
+      </w:r>
+      <w:r>
+        <w:rPr>
           <w:b/>
           <w:lang w:val="hi_IN" w:bidi="hi_IN"/>
         </w:rPr>
@@ -31313,6 +34939,20 @@
       </w:r>
       <w:r>
         <w:rPr>
+          <w:lang w:val="hi_IN" w:bidi="hi_IN"/>
+        </w:rPr>
+        <w:t>בְּ⁠כָל־לֵ֔ב</w:t>
+      </w:r>
+    </w:p>
+    <w:p>
+      <w:pPr/>
+      <w:r>
+        <w:rPr>
+          <w:lang w:val="hi_IN" w:bidi="hi_IN"/>
+        </w:rPr>
+      </w:r>
+      <w:r>
+        <w:rPr>
           <w:b/>
           <w:lang w:val="hi_IN" w:bidi="hi_IN"/>
         </w:rPr>
@@ -31423,6 +35063,20 @@
       </w:r>
       <w:r>
         <w:rPr>
+          <w:lang w:val="hi_IN" w:bidi="hi_IN"/>
+        </w:rPr>
+        <w:t>בַּ֖ת יְרוּשָׁלִָֽם</w:t>
+      </w:r>
+    </w:p>
+    <w:p>
+      <w:pPr/>
+      <w:r>
+        <w:rPr>
+          <w:lang w:val="hi_IN" w:bidi="hi_IN"/>
+        </w:rPr>
+      </w:r>
+      <w:r>
+        <w:rPr>
           <w:b/>
           <w:lang w:val="hi_IN" w:bidi="hi_IN"/>
         </w:rPr>
@@ -31519,6 +35173,20 @@
       </w:r>
       <w:r>
         <w:rPr>
+          <w:lang w:val="hi_IN" w:bidi="hi_IN"/>
+        </w:rPr>
+        <w:t>מִשְׁפָּטַ֔יִ⁠ךְ &amp; לֹא־תִֽירְאִ֥י</w:t>
+      </w:r>
+    </w:p>
+    <w:p>
+      <w:pPr/>
+      <w:r>
+        <w:rPr>
+          <w:lang w:val="hi_IN" w:bidi="hi_IN"/>
+        </w:rPr>
+      </w:r>
+      <w:r>
+        <w:rPr>
           <w:b/>
           <w:lang w:val="hi_IN" w:bidi="hi_IN"/>
         </w:rPr>
@@ -31616,6 +35284,20 @@
       </w:r>
       <w:r>
         <w:rPr>
+          <w:lang w:val="hi_IN" w:bidi="hi_IN"/>
+        </w:rPr>
+        <w:t>מִשְׁפָּטַ֔יִ⁠ךְ</w:t>
+      </w:r>
+    </w:p>
+    <w:p>
+      <w:pPr/>
+      <w:r>
+        <w:rPr>
+          <w:lang w:val="hi_IN" w:bidi="hi_IN"/>
+        </w:rPr>
+      </w:r>
+      <w:r>
+        <w:rPr>
           <w:b/>
           <w:lang w:val="hi_IN" w:bidi="hi_IN"/>
         </w:rPr>
@@ -31739,6 +35421,20 @@
       </w:r>
       <w:r>
         <w:rPr>
+          <w:lang w:val="hi_IN" w:bidi="hi_IN"/>
+        </w:rPr>
+        <w:t>מֶ֣לֶךְ יִשְׂרָאֵ֤ל</w:t>
+      </w:r>
+    </w:p>
+    <w:p>
+      <w:pPr/>
+      <w:r>
+        <w:rPr>
+          <w:lang w:val="hi_IN" w:bidi="hi_IN"/>
+        </w:rPr>
+      </w:r>
+      <w:r>
+        <w:rPr>
           <w:b/>
           <w:lang w:val="hi_IN" w:bidi="hi_IN"/>
         </w:rPr>
@@ -31873,6 +35569,20 @@
       </w:r>
       <w:r>
         <w:rPr>
+          <w:lang w:val="hi_IN" w:bidi="hi_IN"/>
+        </w:rPr>
+        <w:t>בַּ⁠יּ֣וֹם הַ⁠ה֔וּא</w:t>
+      </w:r>
+    </w:p>
+    <w:p>
+      <w:pPr/>
+      <w:r>
+        <w:rPr>
+          <w:lang w:val="hi_IN" w:bidi="hi_IN"/>
+        </w:rPr>
+      </w:r>
+      <w:r>
+        <w:rPr>
           <w:b/>
           <w:lang w:val="hi_IN" w:bidi="hi_IN"/>
         </w:rPr>
@@ -31969,6 +35679,20 @@
       </w:r>
       <w:r>
         <w:rPr>
+          <w:lang w:val="hi_IN" w:bidi="hi_IN"/>
+        </w:rPr>
+        <w:t>יֵאָמֵ֥ר</w:t>
+      </w:r>
+    </w:p>
+    <w:p>
+      <w:pPr/>
+      <w:r>
+        <w:rPr>
+          <w:lang w:val="hi_IN" w:bidi="hi_IN"/>
+        </w:rPr>
+      </w:r>
+      <w:r>
+        <w:rPr>
           <w:b/>
           <w:lang w:val="hi_IN" w:bidi="hi_IN"/>
         </w:rPr>
@@ -32052,6 +35776,20 @@
       </w:r>
       <w:r>
         <w:rPr>
+          <w:lang w:val="hi_IN" w:bidi="hi_IN"/>
+        </w:rPr>
+        <w:t>לִירֽוּשָׁלִַ֖ם אַל־תִּירָ֑אִי צִיּ֖וֹן אַל־יִרְפּ֥וּ יָדָֽיִ⁠ךְ</w:t>
+      </w:r>
+    </w:p>
+    <w:p>
+      <w:pPr/>
+      <w:r>
+        <w:rPr>
+          <w:lang w:val="hi_IN" w:bidi="hi_IN"/>
+        </w:rPr>
+      </w:r>
+      <w:r>
+        <w:rPr>
           <w:b/>
           <w:lang w:val="hi_IN" w:bidi="hi_IN"/>
         </w:rPr>
@@ -32187,6 +35925,20 @@
       </w:r>
       <w:r>
         <w:rPr>
+          <w:lang w:val="hi_IN" w:bidi="hi_IN"/>
+        </w:rPr>
+        <w:t>אַל־תִּירָ֑אִי צִיּ֖וֹן אַל־יִרְפּ֥וּ יָדָֽיִ⁠ךְ</w:t>
+      </w:r>
+    </w:p>
+    <w:p>
+      <w:pPr/>
+      <w:r>
+        <w:rPr>
+          <w:lang w:val="hi_IN" w:bidi="hi_IN"/>
+        </w:rPr>
+      </w:r>
+      <w:r>
+        <w:rPr>
           <w:b/>
           <w:lang w:val="hi_IN" w:bidi="hi_IN"/>
         </w:rPr>
@@ -32297,6 +36049,20 @@
       </w:r>
       <w:r>
         <w:rPr>
+          <w:lang w:val="hi_IN" w:bidi="hi_IN"/>
+        </w:rPr>
+        <w:t>יַחֲרִישׁ֙ בְּ⁠אַ֣הֲבָת֔⁠וֹ</w:t>
+      </w:r>
+    </w:p>
+    <w:p>
+      <w:pPr/>
+      <w:r>
+        <w:rPr>
+          <w:lang w:val="hi_IN" w:bidi="hi_IN"/>
+        </w:rPr>
+      </w:r>
+      <w:r>
+        <w:rPr>
           <w:b/>
           <w:lang w:val="hi_IN" w:bidi="hi_IN"/>
         </w:rPr>
@@ -32433,6 +36199,20 @@
       </w:r>
       <w:r>
         <w:rPr>
+          <w:lang w:val="hi_IN" w:bidi="hi_IN"/>
+        </w:rPr>
+        <w:t>נוּגֵ֧י מִ⁠מּוֹעֵ֛ד אָסַ֖פְתִּי מִמֵּ֣⁠ךְ הָי֑וּ מַשְׂאֵ֥ת עָלֶ֖י⁠הָ חֶרְפָּֽה</w:t>
+      </w:r>
+    </w:p>
+    <w:p>
+      <w:pPr/>
+      <w:r>
+        <w:rPr>
+          <w:lang w:val="hi_IN" w:bidi="hi_IN"/>
+        </w:rPr>
+      </w:r>
+      <w:r>
+        <w:rPr>
           <w:b/>
           <w:lang w:val="hi_IN" w:bidi="hi_IN"/>
         </w:rPr>
@@ -32530,6 +36310,20 @@
       </w:r>
       <w:r>
         <w:rPr>
+          <w:lang w:val="hi_IN" w:bidi="hi_IN"/>
+        </w:rPr>
+        <w:t>נוּגֵ֧י מִ⁠מּוֹעֵ֛ד אָסַ֖פְתִּי מִמֵּ֣⁠ךְ הָי֑וּ</w:t>
+      </w:r>
+    </w:p>
+    <w:p>
+      <w:pPr/>
+      <w:r>
+        <w:rPr>
+          <w:lang w:val="hi_IN" w:bidi="hi_IN"/>
+        </w:rPr>
+      </w:r>
+      <w:r>
+        <w:rPr>
           <w:b/>
           <w:lang w:val="hi_IN" w:bidi="hi_IN"/>
         </w:rPr>
@@ -32666,6 +36460,20 @@
       </w:r>
       <w:r>
         <w:rPr>
+          <w:lang w:val="hi_IN" w:bidi="hi_IN"/>
+        </w:rPr>
+        <w:t>אָסַ֖פְתִּי</w:t>
+      </w:r>
+    </w:p>
+    <w:p>
+      <w:pPr/>
+      <w:r>
+        <w:rPr>
+          <w:lang w:val="hi_IN" w:bidi="hi_IN"/>
+        </w:rPr>
+      </w:r>
+      <w:r>
+        <w:rPr>
           <w:b/>
           <w:lang w:val="hi_IN" w:bidi="hi_IN"/>
         </w:rPr>
@@ -32763,6 +36571,20 @@
       </w:r>
       <w:r>
         <w:rPr>
+          <w:lang w:val="hi_IN" w:bidi="hi_IN"/>
+        </w:rPr>
+        <w:t>מַשְׂאֵ֥ת עָלֶ֖י⁠הָ חֶרְפָּֽה</w:t>
+      </w:r>
+    </w:p>
+    <w:p>
+      <w:pPr/>
+      <w:r>
+        <w:rPr>
+          <w:lang w:val="hi_IN" w:bidi="hi_IN"/>
+        </w:rPr>
+      </w:r>
+      <w:r>
+        <w:rPr>
           <w:b/>
           <w:lang w:val="hi_IN" w:bidi="hi_IN"/>
         </w:rPr>
@@ -32886,6 +36708,20 @@
       </w:r>
       <w:r>
         <w:rPr>
+          <w:lang w:val="hi_IN" w:bidi="hi_IN"/>
+        </w:rPr>
+        <w:t>וְ⁠הוֹשַׁעְתִּ֣י אֶת־הַ⁠צֹּלֵעָ֗ה וְ⁠הַ⁠נִּדָּחָה֙ אֲקַבֵּ֔ץ</w:t>
+      </w:r>
+    </w:p>
+    <w:p>
+      <w:pPr/>
+      <w:r>
+        <w:rPr>
+          <w:lang w:val="hi_IN" w:bidi="hi_IN"/>
+        </w:rPr>
+      </w:r>
+      <w:r>
+        <w:rPr>
           <w:b/>
           <w:lang w:val="hi_IN" w:bidi="hi_IN"/>
         </w:rPr>
@@ -33035,6 +36871,20 @@
       </w:r>
       <w:r>
         <w:rPr>
+          <w:lang w:val="hi_IN" w:bidi="hi_IN"/>
+        </w:rPr>
+        <w:t>אֶת־הַ⁠צֹּלֵעָ֗ה</w:t>
+      </w:r>
+    </w:p>
+    <w:p>
+      <w:pPr/>
+      <w:r>
+        <w:rPr>
+          <w:lang w:val="hi_IN" w:bidi="hi_IN"/>
+        </w:rPr>
+      </w:r>
+      <w:r>
+        <w:rPr>
           <w:b/>
           <w:lang w:val="hi_IN" w:bidi="hi_IN"/>
         </w:rPr>
@@ -33145,6 +36995,20 @@
       </w:r>
       <w:r>
         <w:rPr>
+          <w:lang w:val="hi_IN" w:bidi="hi_IN"/>
+        </w:rPr>
+        <w:t>וְ⁠הַ⁠נִּדָּחָה֙</w:t>
+      </w:r>
+    </w:p>
+    <w:p>
+      <w:pPr/>
+      <w:r>
+        <w:rPr>
+          <w:lang w:val="hi_IN" w:bidi="hi_IN"/>
+        </w:rPr>
+      </w:r>
+      <w:r>
+        <w:rPr>
           <w:b/>
           <w:lang w:val="hi_IN" w:bidi="hi_IN"/>
         </w:rPr>
@@ -33254,6 +37118,20 @@
       </w:r>
       <w:r>
         <w:rPr>
+          <w:lang w:val="hi_IN" w:bidi="hi_IN"/>
+        </w:rPr>
+        <w:t>וְ⁠שַׂמְתִּי⁠ם֙ לִ⁠תְהִלָּ֣ה וּ⁠לְ⁠שֵׁ֔ם בְּ⁠כָל־הָ⁠אָ֖רֶץ בָּשְׁתָּֽ⁠ם</w:t>
+      </w:r>
+    </w:p>
+    <w:p>
+      <w:pPr/>
+      <w:r>
+        <w:rPr>
+          <w:lang w:val="hi_IN" w:bidi="hi_IN"/>
+        </w:rPr>
+      </w:r>
+      <w:r>
+        <w:rPr>
           <w:b/>
           <w:lang w:val="hi_IN" w:bidi="hi_IN"/>
         </w:rPr>
@@ -33363,6 +37241,20 @@
       </w:r>
       <w:r>
         <w:rPr>
+          <w:lang w:val="hi_IN" w:bidi="hi_IN"/>
+        </w:rPr>
+        <w:t>וְ⁠שַׂמְתִּי⁠ם֙ לִ⁠תְהִלָּ֣ה</w:t>
+      </w:r>
+    </w:p>
+    <w:p>
+      <w:pPr/>
+      <w:r>
+        <w:rPr>
+          <w:lang w:val="hi_IN" w:bidi="hi_IN"/>
+        </w:rPr>
+      </w:r>
+      <w:r>
+        <w:rPr>
           <w:b/>
           <w:lang w:val="hi_IN" w:bidi="hi_IN"/>
         </w:rPr>
@@ -33498,6 +37390,20 @@
       </w:r>
       <w:r>
         <w:rPr>
+          <w:lang w:val="hi_IN" w:bidi="hi_IN"/>
+        </w:rPr>
+        <w:t>וּ⁠לְ⁠שֵׁ֔ם בְּ⁠כָל־הָ⁠אָ֖רֶץ בָּשְׁתָּֽ⁠ם</w:t>
+      </w:r>
+    </w:p>
+    <w:p>
+      <w:pPr/>
+      <w:r>
+        <w:rPr>
+          <w:lang w:val="hi_IN" w:bidi="hi_IN"/>
+        </w:rPr>
+      </w:r>
+      <w:r>
+        <w:rPr>
           <w:b/>
           <w:lang w:val="hi_IN" w:bidi="hi_IN"/>
         </w:rPr>
@@ -33608,6 +37514,20 @@
       </w:r>
       <w:r>
         <w:rPr>
+          <w:lang w:val="hi_IN" w:bidi="hi_IN"/>
+        </w:rPr>
+        <w:t>אָבִ֣יא אֶתְ⁠כֶ֔ם</w:t>
+      </w:r>
+    </w:p>
+    <w:p>
+      <w:pPr/>
+      <w:r>
+        <w:rPr>
+          <w:lang w:val="hi_IN" w:bidi="hi_IN"/>
+        </w:rPr>
+      </w:r>
+      <w:r>
+        <w:rPr>
           <w:b/>
           <w:lang w:val="hi_IN" w:bidi="hi_IN"/>
         </w:rPr>
@@ -33757,6 +37677,20 @@
       </w:r>
       <w:r>
         <w:rPr>
+          <w:lang w:val="hi_IN" w:bidi="hi_IN"/>
+        </w:rPr>
+        <w:t>אֶתֵּ֨ן אֶתְ⁠כֶ֜ם לְ⁠שֵׁ֣ם וְ⁠לִ⁠תְהִלָּ֗ה בְּ⁠כֹל֙ עַמֵּ֣י הָ⁠אָ֔רֶץ</w:t>
+      </w:r>
+    </w:p>
+    <w:p>
+      <w:pPr/>
+      <w:r>
+        <w:rPr>
+          <w:lang w:val="hi_IN" w:bidi="hi_IN"/>
+        </w:rPr>
+      </w:r>
+      <w:r>
+        <w:rPr>
           <w:b/>
           <w:lang w:val="hi_IN" w:bidi="hi_IN"/>
         </w:rPr>
@@ -33880,6 +37814,20 @@
       </w:r>
       <w:r>
         <w:rPr>
+          <w:lang w:val="hi_IN" w:bidi="hi_IN"/>
+        </w:rPr>
+        <w:t>בְּ⁠שׁוּבִ֧⁠י אֶת־שְׁבוּתֵי⁠כֶ֛ם לְ⁠עֵינֵי⁠כֶ֖ם</w:t>
+      </w:r>
+    </w:p>
+    <w:p>
+      <w:pPr/>
+      <w:r>
+        <w:rPr>
+          <w:lang w:val="hi_IN" w:bidi="hi_IN"/>
+        </w:rPr>
+      </w:r>
+      <w:r>
+        <w:rPr>
           <w:b/>
           <w:lang w:val="hi_IN" w:bidi="hi_IN"/>
         </w:rPr>
@@ -33992,6 +37940,20 @@
         <w:rPr>
           <w:lang w:val="hi_IN" w:bidi="hi_IN"/>
         </w:rPr>
+      </w:r>
+    </w:p>
+    <w:p>
+      <w:pPr/>
+      <w:r>
+        <w:rPr>
+          <w:lang w:val="hi_IN" w:bidi="hi_IN"/>
+        </w:rPr>
+      </w:r>
+      <w:r>
+        <w:rPr>
+          <w:lang w:val="hi_IN" w:bidi="hi_IN"/>
+        </w:rPr>
+        <w:t>אָמַ֥ר יְהוָֽה</w:t>
       </w:r>
     </w:p>
     <w:p>

--- a/hin/docx/36.content.docx
+++ b/hin/docx/36.content.docx
@@ -28,49 +28,15 @@
       </w:r>
     </w:p>
     <w:p>
-      <w:pPr>
-        <w:pStyle w:val="Heading2"/>
-      </w:pPr>
-      <w:r>
-        <w:rPr>
-          <w:lang w:val="hi_IN" w:bidi="hi_IN"/>
-        </w:rPr>
-        <w:t>License Information</w:t>
-      </w:r>
-      <w:r>
-        <w:rPr>
-          <w:lang w:val="hi_IN" w:bidi="hi_IN"/>
-        </w:rPr>
-      </w:r>
-    </w:p>
-    <w:p>
-      <w:pPr/>
-      <w:r>
-        <w:rPr>
-          <w:lang w:val="hi_IN" w:bidi="hi_IN"/>
-        </w:rPr>
-      </w:r>
-      <w:r>
-        <w:rPr>
-          <w:b/>
-          <w:lang w:val="hi_IN" w:bidi="hi_IN"/>
-        </w:rPr>
-        <w:t>अनुवाद नोट्स (अनफोल्डिंग वर्ड)</w:t>
-      </w:r>
-      <w:r>
-        <w:rPr>
-          <w:lang w:val="hi_IN" w:bidi="hi_IN"/>
-        </w:rPr>
-        <w:t xml:space="preserve"> (Hindi) is based on</w:t>
-      </w:r>
-      <w:r>
-        <w:rPr>
-          <w:lang w:val="hi_IN" w:bidi="hi_IN"/>
-        </w:rPr>
-        <w:t xml:space="preserve">: </w:t>
-      </w:r>
-      <w:r>
-        <w:rPr>
+      <w:pPr/>
+      <w:r>
+        <w:rPr>
+          <w:lang w:val="hi_IN" w:bidi="hi_IN"/>
+        </w:rPr>
+      </w:r>
+      <w:r>
+        <w:rPr>
+          <w:b/>
           <w:lang w:val="hi_IN" w:bidi="hi_IN"/>
         </w:rPr>
         <w:t>unfoldingWord® Translation Notes</w:t>
@@ -79,62 +45,31 @@
         <w:rPr>
           <w:lang w:val="hi_IN" w:bidi="hi_IN"/>
         </w:rPr>
-        <w:t xml:space="preserve">, </w:t>
-      </w:r>
-      <w:hyperlink r:id="rId13">
-        <w:r>
-          <w:rPr>
-            <w:lang w:val="hi_IN" w:bidi="hi_IN"/>
-          </w:rPr>
-          <w:rPr>
-            <w:color w:val="0000EE"/>
-            <w:u w:val="single"/>
-          </w:rPr>
-          <w:t>unfoldingWord</w:t>
-        </w:r>
-      </w:hyperlink>
-      <w:r>
-        <w:rPr>
-          <w:lang w:val="hi_IN" w:bidi="hi_IN"/>
-        </w:rPr>
-        <w:t xml:space="preserve">, 2022, which is licensed under a </w:t>
-      </w:r>
-      <w:hyperlink r:id="rId14">
-        <w:r>
-          <w:rPr>
-            <w:lang w:val="hi_IN" w:bidi="hi_IN"/>
-          </w:rPr>
-          <w:rPr>
-            <w:color w:val="0000EE"/>
-            <w:u w:val="single"/>
-          </w:rPr>
-          <w:t>CC BY-SA 4.0 license</w:t>
-        </w:r>
-      </w:hyperlink>
-      <w:r>
-        <w:rPr>
-          <w:lang w:val="hi_IN" w:bidi="hi_IN"/>
-        </w:rPr>
-        <w:t>.</w:t>
-      </w:r>
-      <w:r>
-        <w:rPr>
-          <w:lang w:val="hi_IN" w:bidi="hi_IN"/>
-        </w:rPr>
-      </w:r>
-    </w:p>
-    <w:p>
-      <w:pPr/>
-      <w:r>
-        <w:rPr>
-          <w:lang w:val="hi_IN" w:bidi="hi_IN"/>
-        </w:rPr>
-      </w:r>
-      <w:r>
-        <w:rPr>
-          <w:lang w:val="hi_IN" w:bidi="hi_IN"/>
-        </w:rPr>
-        <w:t>This PDF version is provided under the same license.</w:t>
+        <w:t xml:space="preserve"> © 2022 unfoldingWord. Released under CC BY-SA 4.0 license. </w:t>
+      </w:r>
+      <w:r>
+        <w:rPr>
+          <w:lang w:val="hi_IN" w:bidi="hi_IN"/>
+        </w:rPr>
+        <w:t>unfoldingWord® Translation Notes</w:t>
+      </w:r>
+      <w:r>
+        <w:rPr>
+          <w:lang w:val="hi_IN" w:bidi="hi_IN"/>
+        </w:rPr>
+        <w:t xml:space="preserve"> has been adapted in the following languages: Tok Pisin, Arabic (عربي), French (Français), Hindi (हिंदी), Indonesian (Bahasa Indonesia), Portuguese (Português), Russian (Русский), Spanish (Español), Swahili (Kiswahili), and Simplified Chinese (简体中文) from </w:t>
+      </w:r>
+      <w:r>
+        <w:rPr>
+          <w:lang w:val="hi_IN" w:bidi="hi_IN"/>
+        </w:rPr>
+        <w:t>unfoldingWord® Translation Notes</w:t>
+      </w:r>
+      <w:r>
+        <w:rPr>
+          <w:lang w:val="hi_IN" w:bidi="hi_IN"/>
+        </w:rPr>
+        <w:t xml:space="preserve"> © 2022 unfoldingWord. Released under CC BY-SA 4.0 license by Mission Mutual</w:t>
       </w:r>
       <w:r>
         <w:rPr>
@@ -3858,7 +3793,7 @@
         </w:rPr>
         <w:t xml:space="preserve">सम्भवतः हारून के वंशज याजकों को सन्दर्भित करता है, जिन्हें इस्राएलियों को यहोवा की आराधना में अगुआई करना था। दुर्भाग्यवश, इस समय वे यहोवा की विश्वासपूर्वक सेवा नहीं कर रहे थे, जैसा कि सपन्याह </w:t>
       </w:r>
-      <w:hyperlink r:id="rId15">
+      <w:hyperlink r:id="rId13">
         <w:r>
           <w:rPr>
             <w:lang w:val="hi_IN" w:bidi="hi_IN"/>
@@ -10664,7 +10599,7 @@
         </w:rPr>
         <w:t>” (</w:t>
       </w:r>
-      <w:hyperlink r:id="rId16">
+      <w:hyperlink r:id="rId14">
         <w:r>
           <w:rPr>
             <w:lang w:val="hi_IN" w:bidi="hi_IN"/>
@@ -12517,7 +12452,7 @@
         </w:rPr>
         <w:t xml:space="preserve">यह यहोवा द्वारा इस्राएलियों को मिस्र छोड़ने के समय कही गई बात का एक और संकेत है, जैसा कि पद 13 में संकेत किया गया है। </w:t>
       </w:r>
-      <w:hyperlink r:id="rId17">
+      <w:hyperlink r:id="rId15">
         <w:r>
           <w:rPr>
             <w:lang w:val="hi_IN" w:bidi="hi_IN"/>
@@ -16207,7 +16142,7 @@
         </w:rPr>
         <w:t xml:space="preserve">ढें। यदि यह आपकी भाषा में अधिक स्पष्ट होगा, तो आप इसका अर्थ सीधे तौर पर बता सकते हैं। देखें कि आपने </w:t>
       </w:r>
-      <w:hyperlink r:id="rId18">
+      <w:hyperlink r:id="rId16">
         <w:r>
           <w:rPr>
             <w:lang w:val="hi_IN" w:bidi="hi_IN"/>
@@ -16485,7 +16420,7 @@
         </w:rPr>
         <w:t xml:space="preserve"> शब्द का अर्थ हो सकता है: (1) यहूदा की भूमि, क्योंकि सपन्याह एक विशेष “देश,” यहूदा का देश, को सम्बोधित कर रहे हैं, पद 1–3 में। वैकल्पिक अनुवाद: “सभी भूमि के नम्र लोग” या “सभी यहूदी जो स्वयं को नम्र करने के लिए तैयार हैं” (2) पूरा संसार, क्योंकि यही अर्थ </w:t>
       </w:r>
-      <w:hyperlink r:id="rId19">
+      <w:hyperlink r:id="rId17">
         <w:r>
           <w:rPr>
             <w:lang w:val="hi_IN" w:bidi="hi_IN"/>
@@ -16764,7 +16699,7 @@
         </w:rPr>
         <w:t xml:space="preserve"> की खोज करने या उन्हें देखने के लिए कह रहे हों। यदि आपकी भाषा में यह अधिक स्पष्ट होगा, तो आप अर्थ को सीधे तौर पर बता सकते हैं। इस छवि का अर्थ </w:t>
       </w:r>
-      <w:hyperlink r:id="rId18">
+      <w:hyperlink r:id="rId16">
         <w:r>
           <w:rPr>
             <w:lang w:val="hi_IN" w:bidi="hi_IN"/>
@@ -19796,7 +19731,7 @@
         </w:rPr>
         <w:t xml:space="preserve">शब्द का उपयोग कर रहे हैं, जिसका मतलब किसी के सम्बन्ध में कार्रवाई करना है। </w:t>
       </w:r>
-      <w:hyperlink r:id="rId20">
+      <w:hyperlink r:id="rId18">
         <w:r>
           <w:rPr>
             <w:lang w:val="hi_IN" w:bidi="hi_IN"/>
@@ -19814,7 +19749,7 @@
         </w:rPr>
         <w:t xml:space="preserve">, </w:t>
       </w:r>
-      <w:hyperlink r:id="rId21">
+      <w:hyperlink r:id="rId19">
         <w:r>
           <w:rPr>
             <w:lang w:val="hi_IN" w:bidi="hi_IN"/>
@@ -19832,7 +19767,7 @@
         </w:rPr>
         <w:t xml:space="preserve">, और </w:t>
       </w:r>
-      <w:hyperlink r:id="rId22">
+      <w:hyperlink r:id="rId20">
         <w:r>
           <w:rPr>
             <w:lang w:val="hi_IN" w:bidi="hi_IN"/>
@@ -19973,7 +19908,7 @@
         </w:rPr>
         <w:t xml:space="preserve">” वाक्यांश से संकेत मिलता है। देखें कि आपने </w:t>
       </w:r>
-      <w:hyperlink r:id="rId23">
+      <w:hyperlink r:id="rId21">
         <w:r>
           <w:rPr>
             <w:lang w:val="hi_IN" w:bidi="hi_IN"/>
@@ -20003,7 +19938,7 @@
         </w:rPr>
         <w:t xml:space="preserve">" वाक्यांश का अनुवाद कैसे किया। यदि आपने वहाँ उद्धरण की शुरुआत के लिए इसका उपयोग किया था, तो आप यहाँ उद्धरण की शुरुआत के लिए </w:t>
       </w:r>
-      <w:hyperlink r:id="rId24">
+      <w:hyperlink r:id="rId22">
         <w:r>
           <w:rPr>
             <w:lang w:val="hi_IN" w:bidi="hi_IN"/>
@@ -20925,7 +20860,7 @@
         </w:rPr>
         <w:t xml:space="preserve"> पूरी तरह से नष्ट हो गए थे (देखें </w:t>
       </w:r>
-      <w:hyperlink r:id="rId25">
+      <w:hyperlink r:id="rId23">
         <w:r>
           <w:rPr>
             <w:lang w:val="hi_IN" w:bidi="hi_IN"/>
@@ -21858,7 +21793,7 @@
         </w:rPr>
         <w:t xml:space="preserve">देखें कि आपने </w:t>
       </w:r>
-      <w:hyperlink r:id="rId26">
+      <w:hyperlink r:id="rId24">
         <w:r>
           <w:rPr>
             <w:lang w:val="hi_IN" w:bidi="hi_IN"/>
@@ -23249,7 +23184,7 @@
         </w:rPr>
         <w:t xml:space="preserve">” वाक्यांश का </w:t>
       </w:r>
-      <w:hyperlink r:id="rId27">
+      <w:hyperlink r:id="rId25">
         <w:r>
           <w:rPr>
             <w:lang w:val="hi_IN" w:bidi="hi_IN"/>
@@ -26266,7 +26201,7 @@
         </w:rPr>
         <w:t xml:space="preserve">मूल भाषा में यहाँ राजकुमारों शब्द उपयोग हुआ है जबकि हिन्दी अनुवाद में यहाँ हाकिम शब्द उपयोग हुआ है। </w:t>
       </w:r>
-      <w:hyperlink r:id="rId20">
+      <w:hyperlink r:id="rId18">
         <w:r>
           <w:rPr>
             <w:lang w:val="hi_IN" w:bidi="hi_IN"/>
@@ -28836,7 +28771,7 @@
           <w:lang w:val="hi_IN" w:bidi="hi_IN"/>
         </w:rPr>
       </w:r>
-      <w:hyperlink r:id="rId28">
+      <w:hyperlink r:id="rId26">
         <w:r>
           <w:rPr>
             <w:lang w:val="hi_IN" w:bidi="hi_IN"/>
@@ -29068,7 +29003,7 @@
           <w:lang w:val="hi_IN" w:bidi="hi_IN"/>
         </w:rPr>
       </w:r>
-      <w:hyperlink r:id="rId29">
+      <w:hyperlink r:id="rId27">
         <w:r>
           <w:rPr>
             <w:lang w:val="hi_IN" w:bidi="hi_IN"/>
@@ -29692,7 +29627,7 @@
         </w:rPr>
         <w:t xml:space="preserve">कर सकती है। वास्तव में, वह यरूशलेम में रहने वाले लोगों से और उनके बारे में बात कर रहे हैं। यदि आपकी भाषा में यह सहायक हो, तो आप अर्थ को स्पष्ट रूप से बता सकते हैं। </w:t>
       </w:r>
-      <w:hyperlink r:id="rId30">
+      <w:hyperlink r:id="rId28">
         <w:r>
           <w:rPr>
             <w:lang w:val="hi_IN" w:bidi="hi_IN"/>
@@ -29815,7 +29750,7 @@
           <w:lang w:val="hi_IN" w:bidi="hi_IN"/>
         </w:rPr>
       </w:r>
-      <w:hyperlink r:id="rId20">
+      <w:hyperlink r:id="rId18">
         <w:r>
           <w:rPr>
             <w:lang w:val="hi_IN" w:bidi="hi_IN"/>
@@ -30183,7 +30118,7 @@
           <w:lang w:val="hi_IN" w:bidi="hi_IN"/>
         </w:rPr>
       </w:r>
-      <w:hyperlink r:id="rId23">
+      <w:hyperlink r:id="rId21">
         <w:r>
           <w:rPr>
             <w:lang w:val="hi_IN" w:bidi="hi_IN"/>
@@ -30201,7 +30136,7 @@
         </w:rPr>
         <w:t xml:space="preserve">, </w:t>
       </w:r>
-      <w:hyperlink r:id="rId28">
+      <w:hyperlink r:id="rId26">
         <w:r>
           <w:rPr>
             <w:lang w:val="hi_IN" w:bidi="hi_IN"/>
@@ -30219,7 +30154,7 @@
         </w:rPr>
         <w:t xml:space="preserve">, </w:t>
       </w:r>
-      <w:hyperlink r:id="rId31">
+      <w:hyperlink r:id="rId29">
         <w:r>
           <w:rPr>
             <w:lang w:val="hi_IN" w:bidi="hi_IN"/>
@@ -30237,7 +30172,7 @@
         </w:rPr>
         <w:t xml:space="preserve">, और </w:t>
       </w:r>
-      <w:hyperlink r:id="rId24">
+      <w:hyperlink r:id="rId22">
         <w:r>
           <w:rPr>
             <w:lang w:val="hi_IN" w:bidi="hi_IN"/>
@@ -30470,7 +30405,7 @@
         </w:rPr>
         <w:t xml:space="preserve">" जिन्हें सपन्याह </w:t>
       </w:r>
-      <w:hyperlink r:id="rId32">
+      <w:hyperlink r:id="rId30">
         <w:r>
           <w:rPr>
             <w:lang w:val="hi_IN" w:bidi="hi_IN"/>
@@ -30787,7 +30722,7 @@
         </w:rPr>
         <w:t xml:space="preserve"> (</w:t>
       </w:r>
-      <w:hyperlink r:id="rId33">
+      <w:hyperlink r:id="rId31">
         <w:r>
           <w:rPr>
             <w:lang w:val="hi_IN" w:bidi="hi_IN"/>
@@ -31272,7 +31207,7 @@
         </w:rPr>
         <w:t xml:space="preserve"> का एक और वर्णन है। </w:t>
       </w:r>
-      <w:hyperlink r:id="rId34">
+      <w:hyperlink r:id="rId32">
         <w:r>
           <w:rPr>
             <w:lang w:val="hi_IN" w:bidi="hi_IN"/>
@@ -31387,7 +31322,7 @@
         </w:rPr>
         <w:t xml:space="preserve">देखें कि आपने </w:t>
       </w:r>
-      <w:hyperlink r:id="rId19">
+      <w:hyperlink r:id="rId17">
         <w:r>
           <w:rPr>
             <w:lang w:val="hi_IN" w:bidi="hi_IN"/>
@@ -32679,7 +32614,7 @@
         </w:rPr>
         <w:t xml:space="preserve"> शब्द एकवचन हैं क्योंकि यहोवा यरूशलेम नगर से ऐसे बात कर रहे हैं जैसे वह एक व्यक्ति हो, जैसा कि उन्होंने </w:t>
       </w:r>
-      <w:hyperlink r:id="rId35">
+      <w:hyperlink r:id="rId33">
         <w:r>
           <w:rPr>
             <w:lang w:val="hi_IN" w:bidi="hi_IN"/>
@@ -34564,7 +34499,7 @@
           <w:lang w:val="hi_IN" w:bidi="hi_IN"/>
         </w:rPr>
       </w:r>
-      <w:hyperlink r:id="rId36">
+      <w:hyperlink r:id="rId34">
         <w:r>
           <w:rPr>
             <w:lang w:val="hi_IN" w:bidi="hi_IN"/>

--- a/hin/docx/36.content.docx
+++ b/hin/docx/36.content.docx
@@ -141,13 +141,6 @@
         <w:rPr>
           <w:lang w:val="hi_IN" w:bidi="hi_IN"/>
         </w:rPr>
-      </w:r>
-      <w:r>
-        <w:rPr>
-          <w:i/>
-          <w:lang w:val="hi_IN" w:bidi="hi_IN"/>
-        </w:rPr>
-        <w:t>सपन्याह 1:1 (#1), सपन्याह 1:1 (#2), सपन्याह 1:1 (#3), सपन्याह 1:1 (#4), सपन्याह 1:2 (#1), सपन्याह 1:2 (#2), सपन्याह 1:2 (#3), सपन्याह 1:2 (#4), सपन्याह 1:3 (#1), सपन्याह 1:3 (#2), सपन्याह 1:3 (#3), सपन्याह 1:3 (#4), सपन्याह 1:3 (#5), सपन्याह 1:3 (#6), सपन्याह 1:3 (#7), सपन्याह 1:3 (#8), सपन्याह 1:3 (#9), सपन्याह 1:3 (#10), सपन्याह 1:3 (#11), सपन्याह 1:4 (#1), सपन्याह 1:4 (#2), सपन्याह 1:4 (#3), सपन्याह 1:4 (#4), सपन्याह 1:4 (#5), सपन्याह 1:4 (#6), सपन्याह 1:4 (#7), सपन्याह 1:4 (#8), सपन्याह 1:5 (#1), सपन्याह 1:5 (#2), सपन्याह 1:5 (#3), सपन्याह 1:5 (#4), सपन्याह 1:5 (#5), सपन्याह 1:5 (#6), सपन्याह 1:5 (#7), सपन्याह 1:6 (#1), सपन्याह 1:6 (#2), सपन्याह 1:6 (#3), सपन्याह 1:6 (#4), सपन्याह 1:7 (#1), सपन्याह 1:7 (#2), सपन्याह 1:7 (#3), सपन्याह 1:7 (#4), सपन्याह 1:7 (#5), सपन्याह 1:8 (#1), सपन्याह 1:8 (#2), सपन्याह 1:8 (#3), सपन्याह 1:8 (#4), सपन्याह 1:8 (#5), सपन्याह 1:8 (#6), सपन्याह 1:8 (#7), सपन्याह 1:8 (#8), सपन्याह 1:9 (#1), सपन्याह 1:9 (#2), सपन्याह 1:9 (#3), सपन्याह 1:9 (#4), सपन्याह 1:10 (#1), सपन्याह 1:10 (#2), सपन्याह 1:10 (#3), सपन्याह 1:10 (#4), सपन्याह 1:10 (#5), सपन्याह 1:10 (#6), सपन्याह 1:11 (#1), सपन्याह 1:11 (#2), सपन्याह 1:11 (#3), सपन्याह 1:11 (#4), सपन्याह 1:11 (#5), सपन्याह 1:11 (#6), सपन्याह 1:12 (#1), सपन्याह 1:12 (#2), सपन्याह 1:12 (#3), सपन्याह 1:12 (#4), सपन्याह 1:12 (#5), सपन्याह 1:12 (#6), सपन्याह 1:12 (#7), सपन्याह 1:12 (#8), सपन्याह 1:12 (#9), सपन्याह 1:13 (#1), सपन्याह 1:13 (#2), सपन्याह 1:13 (#3), सपन्याह 1:14 (#1), सपन्याह 1:14 (#2), सपन्याह 1:14 (#3), सपन्याह 1:14 (#4), सपन्याह 1:14 (#5), सपन्याह 1:14 (#6), सपन्याह 1:15 (#1), सपन्याह 1:15 (#2), सपन्याह 1:15 (#3), सपन्याह 1:16 (#1), सपन्याह 1:16 (#2), सपन्याह 1:16 (#3), सपन्याह 1:16 (#4), सपन्याह 1:17 (#1), सपन्याह 1:17 (#2), सपन्याह 1:17 (#3), सपन्याह 1:17 (#4), सपन्याह 1:17 (#5), सपन्याह 1:17 (#6), सपन्याह 1:17 (#7), सपन्याह 1:18 (#1), सपन्याह 1:18 (#2), सपन्याह 1:18 (#3), सपन्याह 1:18 (#4), सपन्याह 1:18 (#5), सपन्याह 1:18 (#6), सपन्याह 1:18 (#7), सपन्याह 2:1 (#1), सपन्याह 2:1 (#2), सपन्याह 2:1 (#3), सपन्याह 2:1 (#4), सपन्याह 2:1 (#5), सपन्याह 2:2 (#1), सपन्याह 2:2 (#2), सपन्याह 2:2 (#3), सपन्याह 2:2 (#4), सपन्याह 2:2 (#5), सपन्याह 2:2 (#6), सपन्याह 2:2 (#7), सपन्याह 2:2 (#8), सपन्याह 2:2 (#9), सपन्याह 2:3 (#1), सपन्याह 2:3 (#2), सपन्याह 2:3 (#3), सपन्याह 2:3 (#4), सपन्याह 2:3 (#5), सपन्याह 2:3 (#6), सपन्याह 2:3 (#7), सपन्याह 2:3 (#8), सपन्याह 2:3 (#9), सपन्याह 2:4 (#1), सपन्याह 2:4 (#2), सपन्याह 2:4 (#3), सपन्याह 2:4 (#4), सपन्याह 2:4 (#5), सपन्याह 2:4 (#6), सपन्याह 2:4 (#7), सपन्याह 2:4 (#8), सपन्याह 2:5 (#1), सपन्याह 2:5 (#2), सपन्याह 2:5 (#3), सपन्याह 2:5 (#4), सपन्याह 2:5 (#5), सपन्याह 2:5 (#6), सपन्याह 2:5 (#7), सपन्याह 2:6 (#1), सपन्याह 2:6 (#2), सपन्याह 2:7 (#1), सपन्याह 2:7 (#2), सपन्याह 2:7 (#3), सपन्याह 2:8 (#1), सपन्याह 2:8 (#2), सपन्याह 2:8 (#3), सपन्याह 2:8 (#4), सपन्याह 2:9 (#1), सपन्याह 2:9 (#2), सपन्याह 2:9 (#3), सपन्याह 2:9 (#4), सपन्याह 2:9 (#5), सपन्याह 2:9 (#6), सपन्याह 2:9 (#7), सपन्याह 2:9 (#8), सपन्याह 2:10 (#1), सपन्याह 2:10 (#2), सपन्याह 2:10 (#3), सपन्याह 2:10 (#4), सपन्याह 2:11 (#1), सपन्याह 2:11 (#2), सपन्याह 2:11 (#3), सपन्याह 2:11 (#4), सपन्याह 2:12 (#1), सपन्याह 2:12 (#2), सपन्याह 2:12 (#3), सपन्याह 2:12 (#4), सपन्याह 2:13 (#1), सपन्याह 2:13 (#2), सपन्याह 2:13 (#3), सपन्याह 2:14 (#1), सपन्याह 2:14 (#2), सपन्याह 2:14 (#3), सपन्याह 2:14 (#4), सपन्याह 2:14 (#5), सपन्याह 2:14 (#6), सपन्याह 2:14 (#7), सपन्याह 2:15 (#1), सपन्याह 2:15 (#2), सपन्याह 2:15 (#3), सपन्याह 2:15 (#4), सपन्याह 2:15 (#5), सपन्याह 2:15 (#6), सपन्याह 2:15 (#7), सपन्याह 3:1 (#1), सपन्याह 3:1 (#2), सपन्याह 3:1 (#3), सपन्याह 3:1 (#4), सपन्याह 3:2 (#1), सपन्याह 3:2 (#2), सपन्याह 3:2 (#3), सपन्याह 3:3 (#1), सपन्याह 3:3 (#2), सपन्याह 3:3 (#3), सपन्याह 3:3 (#4), सपन्याह 3:4 (#1), सपन्याह 3:4 (#2), सपन्याह 3:4 (#3), सपन्याह 3:4 (#4), सपन्याह 3:5 (#1), सपन्याह 3:5 (#2), सपन्याह 3:5 (#3), सपन्याह 3:5 (#4), सपन्याह 3:5 (#5), सपन्याह 3:5 (#6), सपन्याह 3:5 (#7), सपन्याह 3:5 (#8), सपन्याह 3:5 (#9), सपन्याह 3:6 (#1), सपन्याह 3:6 (#2), सपन्याह 3:6 (#3), सपन्याह 3:6 (#4), सपन्याह 3:6 (#5), सपन्याह 3:6 (#6), सपन्याह 3:6 (#7), सपन्याह 3:7 (#1), सपन्याह 3:7 (#2), सपन्याह 3:7 (#3), सपन्याह 3:7 (#4), सपन्याह 3:7 (#5), सपन्याह 3:7 (#6), सपन्याह 3:8 (#1), सपन्याह 3:8 (#2), सपन्याह 3:8 (#3), सपन्याह 3:8 (#4), सपन्याह 3:8 (#5), सपन्याह 3:8 (#6), सपन्याह 3:8 (#7), सपन्याह 3:8 (#8), सपन्याह 3:9 (#1), सपन्याह 3:9 (#2), सपन्याह 3:9 (#3), सपन्याह 3:9 (#4), सपन्याह 3:9 (#5), सपन्याह 3:10 (#1), सपन्याह 3:10 (#2), सपन्याह 3:10 (#3), सपन्याह 3:10 (#4), सपन्याह 3:11 (#1), सपन्याह 3:11 (#2), सपन्याह 3:12 (#1), सपन्याह 3:12 (#2), सपन्याह 3:12 (#3), सपन्याह 3:12 (#4), सपन्याह 3:13 (#1), सपन्याह 3:13 (#2), सपन्याह 3:13 (#3), सपन्याह 3:13 (#4), सपन्याह 3:13 (#5), सपन्याह 3:13 (#6), सपन्याह 3:13 (#7), सपन्याह 3:14 (#1), सपन्याह 3:14 (#2), सपन्याह 3:14 (#3), सपन्याह 3:14 (#4), सपन्याह 3:14 (#5), सपन्याह 3:14 (#6), सपन्याह 3:14 (#7), सपन्याह 3:15 (#1), सपन्याह 3:15 (#2), सपन्याह 3:15 (#3), सपन्याह 3:16 (#1), सपन्याह 3:16 (#2), सपन्याह 3:16 (#3), सपन्याह 3:16 (#4), सपन्याह 3:17 (#1), सपन्याह 3:18 (#1), सपन्याह 3:18 (#2), सपन्याह 3:18 (#3), सपन्याह 3:18 (#4), सपन्याह 3:19 (#1), सपन्याह 3:19 (#2), सपन्याह 3:19 (#3), सपन्याह 3:19 (#4), सपन्याह 3:19 (#5), सपन्याह 3:19 (#6), सपन्याह 3:20 (#1), सपन्याह 3:20 (#2), सपन्याह 3:20 (#3), सपन्याह 3:20 (#4)</w:t>
       </w:r>
       <w:r>
         <w:rPr>

--- a/hin/docx/36.content.docx
+++ b/hin/docx/36.content.docx
@@ -146,19 +146,6 @@
         <w:rPr>
           <w:lang w:val="hi_IN" w:bidi="hi_IN"/>
         </w:rPr>
-      </w:r>
-    </w:p>
-    <w:p>
-      <w:pPr/>
-      <w:r>
-        <w:rPr>
-          <w:lang w:val="hi_IN" w:bidi="hi_IN"/>
-        </w:rPr>
-      </w:r>
-      <w:r>
-        <w:rPr>
-          <w:lang w:val="hi_IN" w:bidi="hi_IN"/>
-        </w:rPr>
         <w:t xml:space="preserve"> </w:t>
       </w:r>
       <w:r>
@@ -220,20 +207,6 @@
       </w:r>
       <w:r>
         <w:rPr>
-          <w:lang w:val="hi_IN" w:bidi="hi_IN"/>
-        </w:rPr>
-        <w:t>דְּבַר־יְהוָ֣ה ׀ אֲשֶׁ֣ר הָיָ֗ה אֶל־צְפַנְיָה֙</w:t>
-      </w:r>
-    </w:p>
-    <w:p>
-      <w:pPr/>
-      <w:r>
-        <w:rPr>
-          <w:lang w:val="hi_IN" w:bidi="hi_IN"/>
-        </w:rPr>
-      </w:r>
-      <w:r>
-        <w:rPr>
           <w:b/>
           <w:lang w:val="hi_IN" w:bidi="hi_IN"/>
         </w:rPr>
@@ -351,20 +324,6 @@
       </w:r>
       <w:r>
         <w:rPr>
-          <w:lang w:val="hi_IN" w:bidi="hi_IN"/>
-        </w:rPr>
-        <w:t>בֶּן־כּוּשִׁ֣י בֶן־גְּדַלְיָ֔ה בֶּן־אֲמַרְיָ֖ה בֶּן־חִזְקִיָּ֑ה</w:t>
-      </w:r>
-    </w:p>
-    <w:p>
-      <w:pPr/>
-      <w:r>
-        <w:rPr>
-          <w:lang w:val="hi_IN" w:bidi="hi_IN"/>
-        </w:rPr>
-      </w:r>
-      <w:r>
-        <w:rPr>
           <w:b/>
           <w:lang w:val="hi_IN" w:bidi="hi_IN"/>
         </w:rPr>
@@ -475,20 +434,6 @@
       </w:r>
       <w:r>
         <w:rPr>
-          <w:lang w:val="hi_IN" w:bidi="hi_IN"/>
-        </w:rPr>
-        <w:t>צְפַנְיָה֙ &amp; כּוּשִׁ֣י &amp; גְּדַלְיָ֔ה &amp; אֲמַרְיָ֖ה &amp; חִזְקִיָּ֑ה &amp; יֹאשִׁיָּ֥הוּ &amp; אָמ֖וֹן</w:t>
-      </w:r>
-    </w:p>
-    <w:p>
-      <w:pPr/>
-      <w:r>
-        <w:rPr>
-          <w:lang w:val="hi_IN" w:bidi="hi_IN"/>
-        </w:rPr>
-      </w:r>
-      <w:r>
-        <w:rPr>
           <w:b/>
           <w:lang w:val="hi_IN" w:bidi="hi_IN"/>
         </w:rPr>
@@ -755,20 +700,6 @@
       </w:r>
       <w:r>
         <w:rPr>
-          <w:lang w:val="hi_IN" w:bidi="hi_IN"/>
-        </w:rPr>
-        <w:t>בִּ⁠ימֵ֛י יֹאשִׁיָּ֥הוּ בֶן־אָמ֖וֹן מֶ֥לֶךְ יְהוּדָֽה</w:t>
-      </w:r>
-    </w:p>
-    <w:p>
-      <w:pPr/>
-      <w:r>
-        <w:rPr>
-          <w:lang w:val="hi_IN" w:bidi="hi_IN"/>
-        </w:rPr>
-      </w:r>
-      <w:r>
-        <w:rPr>
           <w:b/>
           <w:lang w:val="hi_IN" w:bidi="hi_IN"/>
         </w:rPr>
@@ -892,20 +823,6 @@
       </w:r>
       <w:r>
         <w:rPr>
-          <w:lang w:val="hi_IN" w:bidi="hi_IN"/>
-        </w:rPr>
-        <w:t>אָסֹ֨ף אָסֵ֜ף כֹּ֗ל מֵ⁠עַ֛ל פְּנֵ֥י הָ⁠אֲדָמָ֖ה נְאֻם־יְהוָֽה</w:t>
-      </w:r>
-    </w:p>
-    <w:p>
-      <w:pPr/>
-      <w:r>
-        <w:rPr>
-          <w:lang w:val="hi_IN" w:bidi="hi_IN"/>
-        </w:rPr>
-      </w:r>
-      <w:r>
-        <w:rPr>
           <w:b/>
           <w:lang w:val="hi_IN" w:bidi="hi_IN"/>
         </w:rPr>
@@ -1052,20 +969,6 @@
       </w:r>
       <w:r>
         <w:rPr>
-          <w:lang w:val="hi_IN" w:bidi="hi_IN"/>
-        </w:rPr>
-        <w:t>אָסֹ֨ף אָסֵ֜ף כֹּ֗ל מֵ⁠עַ֛ל פְּנֵ֥י הָ⁠אֲדָמָ֖ה</w:t>
-      </w:r>
-    </w:p>
-    <w:p>
-      <w:pPr/>
-      <w:r>
-        <w:rPr>
-          <w:lang w:val="hi_IN" w:bidi="hi_IN"/>
-        </w:rPr>
-      </w:r>
-      <w:r>
-        <w:rPr>
           <w:b/>
           <w:lang w:val="hi_IN" w:bidi="hi_IN"/>
         </w:rPr>
@@ -1176,20 +1079,6 @@
       </w:r>
       <w:r>
         <w:rPr>
-          <w:lang w:val="hi_IN" w:bidi="hi_IN"/>
-        </w:rPr>
-        <w:t>אָסֹ֨ף אָסֵ֜ף כֹּ֗ל</w:t>
-      </w:r>
-    </w:p>
-    <w:p>
-      <w:pPr/>
-      <w:r>
-        <w:rPr>
-          <w:lang w:val="hi_IN" w:bidi="hi_IN"/>
-        </w:rPr>
-      </w:r>
-      <w:r>
-        <w:rPr>
           <w:b/>
           <w:lang w:val="hi_IN" w:bidi="hi_IN"/>
         </w:rPr>
@@ -1299,20 +1188,6 @@
       </w:r>
       <w:r>
         <w:rPr>
-          <w:lang w:val="hi_IN" w:bidi="hi_IN"/>
-        </w:rPr>
-        <w:t>פְּנֵ֥י הָ⁠אֲדָמָ֖ה</w:t>
-      </w:r>
-    </w:p>
-    <w:p>
-      <w:pPr/>
-      <w:r>
-        <w:rPr>
-          <w:lang w:val="hi_IN" w:bidi="hi_IN"/>
-        </w:rPr>
-      </w:r>
-      <w:r>
-        <w:rPr>
           <w:b/>
           <w:lang w:val="hi_IN" w:bidi="hi_IN"/>
         </w:rPr>
@@ -1449,20 +1324,6 @@
       </w:r>
       <w:r>
         <w:rPr>
-          <w:lang w:val="hi_IN" w:bidi="hi_IN"/>
-        </w:rPr>
-        <w:t>נְאֻם־יְהוָֽה</w:t>
-      </w:r>
-    </w:p>
-    <w:p>
-      <w:pPr/>
-      <w:r>
-        <w:rPr>
-          <w:lang w:val="hi_IN" w:bidi="hi_IN"/>
-        </w:rPr>
-      </w:r>
-      <w:r>
-        <w:rPr>
           <w:b/>
           <w:lang w:val="hi_IN" w:bidi="hi_IN"/>
         </w:rPr>
@@ -1573,20 +1434,6 @@
       </w:r>
       <w:r>
         <w:rPr>
-          <w:lang w:val="hi_IN" w:bidi="hi_IN"/>
-        </w:rPr>
-        <w:t>אָסֵ֨ף אָדָ֜ם וּ⁠בְהֵמָ֗ה אָסֵ֤ף עוֹף־הַ⁠שָּׁמַ֨יִם֙ וּ⁠דְגֵ֣י הַ⁠יָּ֔ם</w:t>
-      </w:r>
-    </w:p>
-    <w:p>
-      <w:pPr/>
-      <w:r>
-        <w:rPr>
-          <w:lang w:val="hi_IN" w:bidi="hi_IN"/>
-        </w:rPr>
-      </w:r>
-      <w:r>
-        <w:rPr>
           <w:b/>
           <w:lang w:val="hi_IN" w:bidi="hi_IN"/>
         </w:rPr>
@@ -1709,20 +1556,6 @@
       </w:r>
       <w:r>
         <w:rPr>
-          <w:lang w:val="hi_IN" w:bidi="hi_IN"/>
-        </w:rPr>
-        <w:t>אָדָ֜ם וּ⁠בְהֵמָ֗ה &amp; אֶת־הָ⁠אָדָ֗ם</w:t>
-      </w:r>
-    </w:p>
-    <w:p>
-      <w:pPr/>
-      <w:r>
-        <w:rPr>
-          <w:lang w:val="hi_IN" w:bidi="hi_IN"/>
-        </w:rPr>
-      </w:r>
-      <w:r>
-        <w:rPr>
           <w:b/>
           <w:lang w:val="hi_IN" w:bidi="hi_IN"/>
         </w:rPr>
@@ -1833,20 +1666,6 @@
       </w:r>
       <w:r>
         <w:rPr>
-          <w:lang w:val="hi_IN" w:bidi="hi_IN"/>
-        </w:rPr>
-        <w:t>אָדָ֜ם וּ⁠בְהֵמָ֗ה</w:t>
-      </w:r>
-    </w:p>
-    <w:p>
-      <w:pPr/>
-      <w:r>
-        <w:rPr>
-          <w:lang w:val="hi_IN" w:bidi="hi_IN"/>
-        </w:rPr>
-      </w:r>
-      <w:r>
-        <w:rPr>
           <w:b/>
           <w:lang w:val="hi_IN" w:bidi="hi_IN"/>
         </w:rPr>
@@ -1956,20 +1775,6 @@
       </w:r>
       <w:r>
         <w:rPr>
-          <w:lang w:val="hi_IN" w:bidi="hi_IN"/>
-        </w:rPr>
-        <w:t>וְ⁠הַ⁠מַּכְשֵׁל֖וֹת אֶת־הָ⁠רְשָׁעִ֑ים</w:t>
-      </w:r>
-    </w:p>
-    <w:p>
-      <w:pPr/>
-      <w:r>
-        <w:rPr>
-          <w:lang w:val="hi_IN" w:bidi="hi_IN"/>
-        </w:rPr>
-      </w:r>
-      <w:r>
-        <w:rPr>
           <w:b/>
           <w:lang w:val="hi_IN" w:bidi="hi_IN"/>
         </w:rPr>
@@ -2080,20 +1885,6 @@
       </w:r>
       <w:r>
         <w:rPr>
-          <w:lang w:val="hi_IN" w:bidi="hi_IN"/>
-        </w:rPr>
-        <w:t>וְ⁠הַ⁠מַּכְשֵׁל֖וֹת</w:t>
-      </w:r>
-    </w:p>
-    <w:p>
-      <w:pPr/>
-      <w:r>
-        <w:rPr>
-          <w:lang w:val="hi_IN" w:bidi="hi_IN"/>
-        </w:rPr>
-      </w:r>
-      <w:r>
-        <w:rPr>
           <w:b/>
           <w:lang w:val="hi_IN" w:bidi="hi_IN"/>
         </w:rPr>
@@ -2204,20 +1995,6 @@
       </w:r>
       <w:r>
         <w:rPr>
-          <w:lang w:val="hi_IN" w:bidi="hi_IN"/>
-        </w:rPr>
-        <w:t>אֶת־הָ⁠רְשָׁעִ֑ים</w:t>
-      </w:r>
-    </w:p>
-    <w:p>
-      <w:pPr/>
-      <w:r>
-        <w:rPr>
-          <w:lang w:val="hi_IN" w:bidi="hi_IN"/>
-        </w:rPr>
-      </w:r>
-      <w:r>
-        <w:rPr>
           <w:b/>
           <w:lang w:val="hi_IN" w:bidi="hi_IN"/>
         </w:rPr>
@@ -2328,20 +2105,6 @@
       </w:r>
       <w:r>
         <w:rPr>
-          <w:lang w:val="hi_IN" w:bidi="hi_IN"/>
-        </w:rPr>
-        <w:t>וְ⁠הִכְרַתִּ֣י אֶת־הָ⁠אָדָ֗ם מֵ⁠עַ֛ל פְּנֵ֥י הָ⁠אֲדָמָ֖ה</w:t>
-      </w:r>
-    </w:p>
-    <w:p>
-      <w:pPr/>
-      <w:r>
-        <w:rPr>
-          <w:lang w:val="hi_IN" w:bidi="hi_IN"/>
-        </w:rPr>
-      </w:r>
-      <w:r>
-        <w:rPr>
           <w:b/>
           <w:lang w:val="hi_IN" w:bidi="hi_IN"/>
         </w:rPr>
@@ -2439,20 +2202,6 @@
       </w:r>
       <w:r>
         <w:rPr>
-          <w:lang w:val="hi_IN" w:bidi="hi_IN"/>
-        </w:rPr>
-        <w:t>וְ⁠הִכְרַתִּ֣י אֶת־הָ⁠אָדָ֗ם</w:t>
-      </w:r>
-    </w:p>
-    <w:p>
-      <w:pPr/>
-      <w:r>
-        <w:rPr>
-          <w:lang w:val="hi_IN" w:bidi="hi_IN"/>
-        </w:rPr>
-      </w:r>
-      <w:r>
-        <w:rPr>
           <w:b/>
           <w:lang w:val="hi_IN" w:bidi="hi_IN"/>
         </w:rPr>
@@ -2575,20 +2324,6 @@
       </w:r>
       <w:r>
         <w:rPr>
-          <w:lang w:val="hi_IN" w:bidi="hi_IN"/>
-        </w:rPr>
-        <w:t>וְ⁠הִכְרַתִּ֣י אֶת־הָ⁠אָדָ֗ם</w:t>
-      </w:r>
-    </w:p>
-    <w:p>
-      <w:pPr/>
-      <w:r>
-        <w:rPr>
-          <w:lang w:val="hi_IN" w:bidi="hi_IN"/>
-        </w:rPr>
-      </w:r>
-      <w:r>
-        <w:rPr>
           <w:b/>
           <w:lang w:val="hi_IN" w:bidi="hi_IN"/>
         </w:rPr>
@@ -2723,20 +2458,6 @@
       </w:r>
       <w:r>
         <w:rPr>
-          <w:lang w:val="hi_IN" w:bidi="hi_IN"/>
-        </w:rPr>
-        <w:t>פְּנֵ֥י הָ⁠אֲדָמָ֖ה</w:t>
-      </w:r>
-    </w:p>
-    <w:p>
-      <w:pPr/>
-      <w:r>
-        <w:rPr>
-          <w:lang w:val="hi_IN" w:bidi="hi_IN"/>
-        </w:rPr>
-      </w:r>
-      <w:r>
-        <w:rPr>
           <w:b/>
           <w:lang w:val="hi_IN" w:bidi="hi_IN"/>
         </w:rPr>
@@ -2834,20 +2555,6 @@
       </w:r>
       <w:r>
         <w:rPr>
-          <w:lang w:val="hi_IN" w:bidi="hi_IN"/>
-        </w:rPr>
-        <w:t>וְ⁠נָטִ֤יתִי יָדִ⁠י֙</w:t>
-      </w:r>
-    </w:p>
-    <w:p>
-      <w:pPr/>
-      <w:r>
-        <w:rPr>
-          <w:lang w:val="hi_IN" w:bidi="hi_IN"/>
-        </w:rPr>
-      </w:r>
-      <w:r>
-        <w:rPr>
           <w:b/>
           <w:lang w:val="hi_IN" w:bidi="hi_IN"/>
         </w:rPr>
@@ -2958,20 +2665,6 @@
       </w:r>
       <w:r>
         <w:rPr>
-          <w:lang w:val="hi_IN" w:bidi="hi_IN"/>
-        </w:rPr>
-        <w:t>וְ⁠הִכְרַתִּ֞י מִן־הַ⁠מָּק֤וֹם הַ⁠זֶּה֙</w:t>
-      </w:r>
-    </w:p>
-    <w:p>
-      <w:pPr/>
-      <w:r>
-        <w:rPr>
-          <w:lang w:val="hi_IN" w:bidi="hi_IN"/>
-        </w:rPr>
-      </w:r>
-      <w:r>
-        <w:rPr>
           <w:b/>
           <w:lang w:val="hi_IN" w:bidi="hi_IN"/>
         </w:rPr>
@@ -3095,20 +2788,6 @@
       </w:r>
       <w:r>
         <w:rPr>
-          <w:lang w:val="hi_IN" w:bidi="hi_IN"/>
-        </w:rPr>
-        <w:t>וְ⁠הִכְרַתִּ֞י מִן־הַ⁠מָּק֤וֹם הַ⁠זֶּה֙</w:t>
-      </w:r>
-    </w:p>
-    <w:p>
-      <w:pPr/>
-      <w:r>
-        <w:rPr>
-          <w:lang w:val="hi_IN" w:bidi="hi_IN"/>
-        </w:rPr>
-      </w:r>
-      <w:r>
-        <w:rPr>
           <w:b/>
           <w:lang w:val="hi_IN" w:bidi="hi_IN"/>
         </w:rPr>
@@ -3206,20 +2885,6 @@
       </w:r>
       <w:r>
         <w:rPr>
-          <w:lang w:val="hi_IN" w:bidi="hi_IN"/>
-        </w:rPr>
-        <w:t>אֶת־שְׁאָ֣ר הַ⁠בַּ֔עַל</w:t>
-      </w:r>
-    </w:p>
-    <w:p>
-      <w:pPr/>
-      <w:r>
-        <w:rPr>
-          <w:lang w:val="hi_IN" w:bidi="hi_IN"/>
-        </w:rPr>
-      </w:r>
-      <w:r>
-        <w:rPr>
           <w:b/>
           <w:lang w:val="hi_IN" w:bidi="hi_IN"/>
         </w:rPr>
@@ -3317,20 +2982,6 @@
       </w:r>
       <w:r>
         <w:rPr>
-          <w:lang w:val="hi_IN" w:bidi="hi_IN"/>
-        </w:rPr>
-        <w:t>אֶת־שְׁאָ֣ר הַ⁠בַּ֔עַל</w:t>
-      </w:r>
-    </w:p>
-    <w:p>
-      <w:pPr/>
-      <w:r>
-        <w:rPr>
-          <w:lang w:val="hi_IN" w:bidi="hi_IN"/>
-        </w:rPr>
-      </w:r>
-      <w:r>
-        <w:rPr>
           <w:b/>
           <w:lang w:val="hi_IN" w:bidi="hi_IN"/>
         </w:rPr>
@@ -3454,20 +3105,6 @@
       </w:r>
       <w:r>
         <w:rPr>
-          <w:lang w:val="hi_IN" w:bidi="hi_IN"/>
-        </w:rPr>
-        <w:t>אֶת־שֵׁ֥ם הַ⁠כְּמָרִ֖ים עִם־הַ⁠כֹּהֲנִֽים</w:t>
-      </w:r>
-    </w:p>
-    <w:p>
-      <w:pPr/>
-      <w:r>
-        <w:rPr>
-          <w:lang w:val="hi_IN" w:bidi="hi_IN"/>
-        </w:rPr>
-      </w:r>
-      <w:r>
-        <w:rPr>
           <w:b/>
           <w:lang w:val="hi_IN" w:bidi="hi_IN"/>
         </w:rPr>
@@ -3589,20 +3226,6 @@
       </w:r>
       <w:r>
         <w:rPr>
-          <w:lang w:val="hi_IN" w:bidi="hi_IN"/>
-        </w:rPr>
-        <w:t>אֶת־שֵׁ֥ם</w:t>
-      </w:r>
-    </w:p>
-    <w:p>
-      <w:pPr/>
-      <w:r>
-        <w:rPr>
-          <w:lang w:val="hi_IN" w:bidi="hi_IN"/>
-        </w:rPr>
-      </w:r>
-      <w:r>
-        <w:rPr>
           <w:b/>
           <w:lang w:val="hi_IN" w:bidi="hi_IN"/>
         </w:rPr>
@@ -3715,20 +3338,6 @@
         <w:rPr>
           <w:lang w:val="hi_IN" w:bidi="hi_IN"/>
         </w:rPr>
-      </w:r>
-    </w:p>
-    <w:p>
-      <w:pPr/>
-      <w:r>
-        <w:rPr>
-          <w:lang w:val="hi_IN" w:bidi="hi_IN"/>
-        </w:rPr>
-      </w:r>
-      <w:r>
-        <w:rPr>
-          <w:lang w:val="hi_IN" w:bidi="hi_IN"/>
-        </w:rPr>
-        <w:t>עִם־הַ⁠כֹּהֲנִֽים</w:t>
       </w:r>
     </w:p>
     <w:p>
@@ -3868,20 +3477,6 @@
       </w:r>
       <w:r>
         <w:rPr>
-          <w:lang w:val="hi_IN" w:bidi="hi_IN"/>
-        </w:rPr>
-        <w:t>וְ⁠אֶת־הַ⁠מִּשְׁתַּחֲוִ֥ים עַל־הַ⁠גַּגּ֖וֹת לִ⁠צְבָ֣א הַ⁠שָּׁמָ֑יִם וְ⁠אֶת־הַ⁠מִּֽשְׁתַּחֲוִים֙ הַ⁠נִּשְׁבָּעִ֣ים לַֽ⁠יהוָ֔ה וְ⁠הַ⁠נִּשְׁבָּעִ֖ים בְּ⁠מַלְכָּֽ⁠ם</w:t>
-      </w:r>
-    </w:p>
-    <w:p>
-      <w:pPr/>
-      <w:r>
-        <w:rPr>
-          <w:lang w:val="hi_IN" w:bidi="hi_IN"/>
-        </w:rPr>
-      </w:r>
-      <w:r>
-        <w:rPr>
           <w:b/>
           <w:lang w:val="hi_IN" w:bidi="hi_IN"/>
         </w:rPr>
@@ -3979,20 +3574,6 @@
       </w:r>
       <w:r>
         <w:rPr>
-          <w:lang w:val="hi_IN" w:bidi="hi_IN"/>
-        </w:rPr>
-        <w:t>וְ⁠אֶת־הַ⁠מִּשְׁתַּחֲוִ֥ים עַל־הַ⁠גַּגּ֖וֹת לִ⁠צְבָ֣א</w:t>
-      </w:r>
-    </w:p>
-    <w:p>
-      <w:pPr/>
-      <w:r>
-        <w:rPr>
-          <w:lang w:val="hi_IN" w:bidi="hi_IN"/>
-        </w:rPr>
-      </w:r>
-      <w:r>
-        <w:rPr>
           <w:b/>
           <w:lang w:val="hi_IN" w:bidi="hi_IN"/>
         </w:rPr>
@@ -4103,20 +3684,6 @@
       </w:r>
       <w:r>
         <w:rPr>
-          <w:lang w:val="hi_IN" w:bidi="hi_IN"/>
-        </w:rPr>
-        <w:t>לִ⁠צְבָ֣א הַ⁠שָּׁמָ֑יִם</w:t>
-      </w:r>
-    </w:p>
-    <w:p>
-      <w:pPr/>
-      <w:r>
-        <w:rPr>
-          <w:lang w:val="hi_IN" w:bidi="hi_IN"/>
-        </w:rPr>
-      </w:r>
-      <w:r>
-        <w:rPr>
           <w:b/>
           <w:lang w:val="hi_IN" w:bidi="hi_IN"/>
         </w:rPr>
@@ -4252,20 +3819,6 @@
       </w:r>
       <w:r>
         <w:rPr>
-          <w:lang w:val="hi_IN" w:bidi="hi_IN"/>
-        </w:rPr>
-        <w:t>וְ⁠אֶת־הַ⁠מִּֽשְׁתַּחֲוִים֙ הַ⁠נִּשְׁבָּעִ֣ים לַֽ⁠יהוָ֔ה</w:t>
-      </w:r>
-    </w:p>
-    <w:p>
-      <w:pPr/>
-      <w:r>
-        <w:rPr>
-          <w:lang w:val="hi_IN" w:bidi="hi_IN"/>
-        </w:rPr>
-      </w:r>
-      <w:r>
-        <w:rPr>
           <w:b/>
           <w:lang w:val="hi_IN" w:bidi="hi_IN"/>
         </w:rPr>
@@ -4363,20 +3916,6 @@
       </w:r>
       <w:r>
         <w:rPr>
-          <w:lang w:val="hi_IN" w:bidi="hi_IN"/>
-        </w:rPr>
-        <w:t>וְ⁠אֶת־הַ⁠מִּֽשְׁתַּחֲוִים֙ הַ⁠נִּשְׁבָּעִ֣ים לַֽ⁠יהוָ֔ה</w:t>
-      </w:r>
-    </w:p>
-    <w:p>
-      <w:pPr/>
-      <w:r>
-        <w:rPr>
-          <w:lang w:val="hi_IN" w:bidi="hi_IN"/>
-        </w:rPr>
-      </w:r>
-      <w:r>
-        <w:rPr>
           <w:b/>
           <w:lang w:val="hi_IN" w:bidi="hi_IN"/>
         </w:rPr>
@@ -4526,20 +4065,6 @@
       </w:r>
       <w:r>
         <w:rPr>
-          <w:lang w:val="hi_IN" w:bidi="hi_IN"/>
-        </w:rPr>
-        <w:t>הַ⁠נִּשְׁבָּעִ֣ים לַֽ⁠יהוָ֔ה וְ⁠הַ⁠נִּשְׁבָּעִ֖ים בְּ⁠מַלְכָּֽ⁠ם</w:t>
-      </w:r>
-    </w:p>
-    <w:p>
-      <w:pPr/>
-      <w:r>
-        <w:rPr>
-          <w:lang w:val="hi_IN" w:bidi="hi_IN"/>
-        </w:rPr>
-      </w:r>
-      <w:r>
-        <w:rPr>
           <w:b/>
           <w:lang w:val="hi_IN" w:bidi="hi_IN"/>
         </w:rPr>
@@ -4688,20 +4213,6 @@
       </w:r>
       <w:r>
         <w:rPr>
-          <w:lang w:val="hi_IN" w:bidi="hi_IN"/>
-        </w:rPr>
-        <w:t>הַ⁠נִּשְׁבָּעִ֣ים לַֽ⁠יהוָ֔ה וְ⁠הַ⁠נִּשְׁבָּעִ֖ים בְּ⁠מַלְכָּֽ⁠ם</w:t>
-      </w:r>
-    </w:p>
-    <w:p>
-      <w:pPr/>
-      <w:r>
-        <w:rPr>
-          <w:lang w:val="hi_IN" w:bidi="hi_IN"/>
-        </w:rPr>
-      </w:r>
-      <w:r>
-        <w:rPr>
           <w:b/>
           <w:lang w:val="hi_IN" w:bidi="hi_IN"/>
         </w:rPr>
@@ -4838,20 +4349,6 @@
       </w:r>
       <w:r>
         <w:rPr>
-          <w:lang w:val="hi_IN" w:bidi="hi_IN"/>
-        </w:rPr>
-        <w:t>וְ⁠אֶת־הַ⁠נְּסוֹגִ֖ים מֵ⁠אַחֲרֵ֣י יְהוָ֑ה וַ⁠אֲשֶׁ֛ר לֹֽא־בִקְשׁ֥וּ אֶת־יְהוָ֖ה וְ⁠לֹ֥א דְרָשֻֽׁ⁠הוּ</w:t>
-      </w:r>
-    </w:p>
-    <w:p>
-      <w:pPr/>
-      <w:r>
-        <w:rPr>
-          <w:lang w:val="hi_IN" w:bidi="hi_IN"/>
-        </w:rPr>
-      </w:r>
-      <w:r>
-        <w:rPr>
           <w:b/>
           <w:lang w:val="hi_IN" w:bidi="hi_IN"/>
         </w:rPr>
@@ -4973,20 +4470,6 @@
       </w:r>
       <w:r>
         <w:rPr>
-          <w:lang w:val="hi_IN" w:bidi="hi_IN"/>
-        </w:rPr>
-        <w:t>וְ⁠אֶת־הַ⁠נְּסוֹגִ֖ים מֵ⁠אַחֲרֵ֣י יְהוָ֑ה וַ⁠אֲשֶׁ֛ר לֹֽא־בִקְשׁ֥וּ אֶת־יְהוָ֖ה וְ⁠לֹ֥א דְרָשֻֽׁ⁠הוּ</w:t>
-      </w:r>
-    </w:p>
-    <w:p>
-      <w:pPr/>
-      <w:r>
-        <w:rPr>
-          <w:lang w:val="hi_IN" w:bidi="hi_IN"/>
-        </w:rPr>
-      </w:r>
-      <w:r>
-        <w:rPr>
           <w:b/>
           <w:lang w:val="hi_IN" w:bidi="hi_IN"/>
         </w:rPr>
@@ -5084,20 +4567,6 @@
       </w:r>
       <w:r>
         <w:rPr>
-          <w:lang w:val="hi_IN" w:bidi="hi_IN"/>
-        </w:rPr>
-        <w:t>וְ⁠אֶת־הַ⁠נְּסוֹגִ֖ים מֵ⁠אַחֲרֵ֣י יְהוָ֑ה</w:t>
-      </w:r>
-    </w:p>
-    <w:p>
-      <w:pPr/>
-      <w:r>
-        <w:rPr>
-          <w:lang w:val="hi_IN" w:bidi="hi_IN"/>
-        </w:rPr>
-      </w:r>
-      <w:r>
-        <w:rPr>
           <w:b/>
           <w:lang w:val="hi_IN" w:bidi="hi_IN"/>
         </w:rPr>
@@ -5208,20 +4677,6 @@
       </w:r>
       <w:r>
         <w:rPr>
-          <w:lang w:val="hi_IN" w:bidi="hi_IN"/>
-        </w:rPr>
-        <w:t>וַ⁠אֲשֶׁ֛ר לֹֽא־בִקְשׁ֥וּ אֶת־יְהוָ֖ה וְ⁠לֹ֥א דְרָשֻֽׁ⁠הוּ</w:t>
-      </w:r>
-    </w:p>
-    <w:p>
-      <w:pPr/>
-      <w:r>
-        <w:rPr>
-          <w:lang w:val="hi_IN" w:bidi="hi_IN"/>
-        </w:rPr>
-      </w:r>
-      <w:r>
-        <w:rPr>
           <w:b/>
           <w:lang w:val="hi_IN" w:bidi="hi_IN"/>
         </w:rPr>
@@ -5383,20 +4838,6 @@
       </w:r>
       <w:r>
         <w:rPr>
-          <w:lang w:val="hi_IN" w:bidi="hi_IN"/>
-        </w:rPr>
-        <w:t>הַ֕ס מִ⁠פְּנֵ֖י אֲדֹנָ֣⁠י יְהוִ֑ה</w:t>
-      </w:r>
-    </w:p>
-    <w:p>
-      <w:pPr/>
-      <w:r>
-        <w:rPr>
-          <w:lang w:val="hi_IN" w:bidi="hi_IN"/>
-        </w:rPr>
-      </w:r>
-      <w:r>
-        <w:rPr>
           <w:b/>
           <w:lang w:val="hi_IN" w:bidi="hi_IN"/>
         </w:rPr>
@@ -5533,20 +4974,6 @@
       </w:r>
       <w:r>
         <w:rPr>
-          <w:lang w:val="hi_IN" w:bidi="hi_IN"/>
-        </w:rPr>
-        <w:t>הַ֕ס מִ⁠פְּנֵ֖י אֲדֹנָ֣⁠י יְהוִ֑ה</w:t>
-      </w:r>
-    </w:p>
-    <w:p>
-      <w:pPr/>
-      <w:r>
-        <w:rPr>
-          <w:lang w:val="hi_IN" w:bidi="hi_IN"/>
-        </w:rPr>
-      </w:r>
-      <w:r>
-        <w:rPr>
           <w:b/>
           <w:lang w:val="hi_IN" w:bidi="hi_IN"/>
         </w:rPr>
@@ -5669,20 +5096,6 @@
       </w:r>
       <w:r>
         <w:rPr>
-          <w:lang w:val="hi_IN" w:bidi="hi_IN"/>
-        </w:rPr>
-        <w:t>קָרוֹב֙ י֣וֹם יְהוָ֔ה</w:t>
-      </w:r>
-    </w:p>
-    <w:p>
-      <w:pPr/>
-      <w:r>
-        <w:rPr>
-          <w:lang w:val="hi_IN" w:bidi="hi_IN"/>
-        </w:rPr>
-      </w:r>
-      <w:r>
-        <w:rPr>
           <w:b/>
           <w:lang w:val="hi_IN" w:bidi="hi_IN"/>
         </w:rPr>
@@ -5793,20 +5206,6 @@
       </w:r>
       <w:r>
         <w:rPr>
-          <w:lang w:val="hi_IN" w:bidi="hi_IN"/>
-        </w:rPr>
-        <w:t>הֵכִ֧ין יְהוָ֛ה זֶ֖בַח הִקְדִּ֥ישׁ קְרֻאָֽי⁠ו</w:t>
-      </w:r>
-    </w:p>
-    <w:p>
-      <w:pPr/>
-      <w:r>
-        <w:rPr>
-          <w:lang w:val="hi_IN" w:bidi="hi_IN"/>
-        </w:rPr>
-      </w:r>
-      <w:r>
-        <w:rPr>
           <w:b/>
           <w:lang w:val="hi_IN" w:bidi="hi_IN"/>
         </w:rPr>
@@ -5943,20 +5342,6 @@
       </w:r>
       <w:r>
         <w:rPr>
-          <w:lang w:val="hi_IN" w:bidi="hi_IN"/>
-        </w:rPr>
-        <w:t>קְרֻאָֽי⁠ו</w:t>
-      </w:r>
-    </w:p>
-    <w:p>
-      <w:pPr/>
-      <w:r>
-        <w:rPr>
-          <w:lang w:val="hi_IN" w:bidi="hi_IN"/>
-        </w:rPr>
-      </w:r>
-      <w:r>
-        <w:rPr>
           <w:b/>
           <w:lang w:val="hi_IN" w:bidi="hi_IN"/>
         </w:rPr>
@@ -6054,20 +5439,6 @@
       </w:r>
       <w:r>
         <w:rPr>
-          <w:lang w:val="hi_IN" w:bidi="hi_IN"/>
-        </w:rPr>
-        <w:t>וְ⁠הָיָ֗ה בְּ⁠יוֹם֙ זֶ֣בַח יְהוָ֔ה</w:t>
-      </w:r>
-    </w:p>
-    <w:p>
-      <w:pPr/>
-      <w:r>
-        <w:rPr>
-          <w:lang w:val="hi_IN" w:bidi="hi_IN"/>
-        </w:rPr>
-      </w:r>
-      <w:r>
-        <w:rPr>
           <w:b/>
           <w:lang w:val="hi_IN" w:bidi="hi_IN"/>
         </w:rPr>
@@ -6165,20 +5536,6 @@
       </w:r>
       <w:r>
         <w:rPr>
-          <w:lang w:val="hi_IN" w:bidi="hi_IN"/>
-        </w:rPr>
-        <w:t>בְּ⁠יוֹם֙ זֶ֣בַח יְהוָ֔ה</w:t>
-      </w:r>
-    </w:p>
-    <w:p>
-      <w:pPr/>
-      <w:r>
-        <w:rPr>
-          <w:lang w:val="hi_IN" w:bidi="hi_IN"/>
-        </w:rPr>
-      </w:r>
-      <w:r>
-        <w:rPr>
           <w:b/>
           <w:lang w:val="hi_IN" w:bidi="hi_IN"/>
         </w:rPr>
@@ -6276,20 +5633,6 @@
       </w:r>
       <w:r>
         <w:rPr>
-          <w:lang w:val="hi_IN" w:bidi="hi_IN"/>
-        </w:rPr>
-        <w:t>בְּ⁠יוֹם֙ זֶ֣בַח יְהוָ֔ה</w:t>
-      </w:r>
-    </w:p>
-    <w:p>
-      <w:pPr/>
-      <w:r>
-        <w:rPr>
-          <w:lang w:val="hi_IN" w:bidi="hi_IN"/>
-        </w:rPr>
-      </w:r>
-      <w:r>
-        <w:rPr>
           <w:b/>
           <w:lang w:val="hi_IN" w:bidi="hi_IN"/>
         </w:rPr>
@@ -6387,20 +5730,6 @@
       </w:r>
       <w:r>
         <w:rPr>
-          <w:lang w:val="hi_IN" w:bidi="hi_IN"/>
-        </w:rPr>
-        <w:t>בְּ⁠יוֹם֙ זֶ֣בַח יְהוָ֔ה</w:t>
-      </w:r>
-    </w:p>
-    <w:p>
-      <w:pPr/>
-      <w:r>
-        <w:rPr>
-          <w:lang w:val="hi_IN" w:bidi="hi_IN"/>
-        </w:rPr>
-      </w:r>
-      <w:r>
-        <w:rPr>
           <w:b/>
           <w:lang w:val="hi_IN" w:bidi="hi_IN"/>
         </w:rPr>
@@ -6522,20 +5851,6 @@
       </w:r>
       <w:r>
         <w:rPr>
-          <w:lang w:val="hi_IN" w:bidi="hi_IN"/>
-        </w:rPr>
-        <w:t>וּ⁠פָקַדְתִּ֥י עַל־הַ⁠שָּׂרִ֖ים וְ⁠עַל־בְּנֵ֣י הַ⁠מֶּ֑לֶךְ וְ⁠עַ֥ל כָּל־הַ⁠לֹּבְשִׁ֖ים מַלְבּ֥וּשׁ נָכְרִֽי</w:t>
-      </w:r>
-    </w:p>
-    <w:p>
-      <w:pPr/>
-      <w:r>
-        <w:rPr>
-          <w:lang w:val="hi_IN" w:bidi="hi_IN"/>
-        </w:rPr>
-      </w:r>
-      <w:r>
-        <w:rPr>
           <w:b/>
           <w:lang w:val="hi_IN" w:bidi="hi_IN"/>
         </w:rPr>
@@ -6683,20 +5998,6 @@
       </w:r>
       <w:r>
         <w:rPr>
-          <w:lang w:val="hi_IN" w:bidi="hi_IN"/>
-        </w:rPr>
-        <w:t>הַ⁠שָּׂרִ֖ים</w:t>
-      </w:r>
-    </w:p>
-    <w:p>
-      <w:pPr/>
-      <w:r>
-        <w:rPr>
-          <w:lang w:val="hi_IN" w:bidi="hi_IN"/>
-        </w:rPr>
-      </w:r>
-      <w:r>
-        <w:rPr>
           <w:b/>
           <w:lang w:val="hi_IN" w:bidi="hi_IN"/>
         </w:rPr>
@@ -6819,20 +6120,6 @@
       </w:r>
       <w:r>
         <w:rPr>
-          <w:lang w:val="hi_IN" w:bidi="hi_IN"/>
-        </w:rPr>
-        <w:t>בְּנֵ֣י הַ⁠מֶּ֑לֶךְ</w:t>
-      </w:r>
-    </w:p>
-    <w:p>
-      <w:pPr/>
-      <w:r>
-        <w:rPr>
-          <w:lang w:val="hi_IN" w:bidi="hi_IN"/>
-        </w:rPr>
-      </w:r>
-      <w:r>
-        <w:rPr>
           <w:b/>
           <w:lang w:val="hi_IN" w:bidi="hi_IN"/>
         </w:rPr>
@@ -6955,20 +6242,6 @@
       </w:r>
       <w:r>
         <w:rPr>
-          <w:lang w:val="hi_IN" w:bidi="hi_IN"/>
-        </w:rPr>
-        <w:t>כָּל־הַ⁠לֹּבְשִׁ֖ים מַלְבּ֥וּשׁ נָכְרִֽי</w:t>
-      </w:r>
-    </w:p>
-    <w:p>
-      <w:pPr/>
-      <w:r>
-        <w:rPr>
-          <w:lang w:val="hi_IN" w:bidi="hi_IN"/>
-        </w:rPr>
-      </w:r>
-      <w:r>
-        <w:rPr>
           <w:b/>
           <w:lang w:val="hi_IN" w:bidi="hi_IN"/>
         </w:rPr>
@@ -7079,20 +6352,6 @@
       </w:r>
       <w:r>
         <w:rPr>
-          <w:lang w:val="hi_IN" w:bidi="hi_IN"/>
-        </w:rPr>
-        <w:t>וּ⁠פָקַדְתִּ֗י עַ֧ל &amp; בַּ⁠יּ֣וֹם הַ⁠ה֑וּא</w:t>
-      </w:r>
-    </w:p>
-    <w:p>
-      <w:pPr/>
-      <w:r>
-        <w:rPr>
-          <w:lang w:val="hi_IN" w:bidi="hi_IN"/>
-        </w:rPr>
-      </w:r>
-      <w:r>
-        <w:rPr>
           <w:b/>
           <w:lang w:val="hi_IN" w:bidi="hi_IN"/>
         </w:rPr>
@@ -7226,20 +6485,6 @@
       </w:r>
       <w:r>
         <w:rPr>
-          <w:lang w:val="hi_IN" w:bidi="hi_IN"/>
-        </w:rPr>
-        <w:t>כָּל־הַ⁠דּוֹלֵ֛ג עַל־הַ⁠מִּפְתָּ֖ן</w:t>
-      </w:r>
-    </w:p>
-    <w:p>
-      <w:pPr/>
-      <w:r>
-        <w:rPr>
-          <w:lang w:val="hi_IN" w:bidi="hi_IN"/>
-        </w:rPr>
-      </w:r>
-      <w:r>
-        <w:rPr>
           <w:b/>
           <w:lang w:val="hi_IN" w:bidi="hi_IN"/>
         </w:rPr>
@@ -7376,20 +6621,6 @@
       </w:r>
       <w:r>
         <w:rPr>
-          <w:lang w:val="hi_IN" w:bidi="hi_IN"/>
-        </w:rPr>
-        <w:t>הַֽ⁠מְמַלְאִ֛ים בֵּ֥ית אֲדֹנֵי⁠הֶ֖ם חָמָ֥ס וּ⁠מִרְמָֽה</w:t>
-      </w:r>
-    </w:p>
-    <w:p>
-      <w:pPr/>
-      <w:r>
-        <w:rPr>
-          <w:lang w:val="hi_IN" w:bidi="hi_IN"/>
-        </w:rPr>
-      </w:r>
-      <w:r>
-        <w:rPr>
           <w:b/>
           <w:lang w:val="hi_IN" w:bidi="hi_IN"/>
         </w:rPr>
@@ -7526,20 +6757,6 @@
       </w:r>
       <w:r>
         <w:rPr>
-          <w:lang w:val="hi_IN" w:bidi="hi_IN"/>
-        </w:rPr>
-        <w:t>חָמָ֥ס וּ⁠מִרְמָֽה</w:t>
-      </w:r>
-    </w:p>
-    <w:p>
-      <w:pPr/>
-      <w:r>
-        <w:rPr>
-          <w:lang w:val="hi_IN" w:bidi="hi_IN"/>
-        </w:rPr>
-      </w:r>
-      <w:r>
-        <w:rPr>
           <w:b/>
           <w:lang w:val="hi_IN" w:bidi="hi_IN"/>
         </w:rPr>
@@ -7675,20 +6892,6 @@
       </w:r>
       <w:r>
         <w:rPr>
-          <w:lang w:val="hi_IN" w:bidi="hi_IN"/>
-        </w:rPr>
-        <w:t>וְ⁠הָיָה֩ בַ⁠יּ֨וֹם הַ⁠ה֜וּא נְאֻם־יְהוָ֗ה ק֤וֹל</w:t>
-      </w:r>
-    </w:p>
-    <w:p>
-      <w:pPr/>
-      <w:r>
-        <w:rPr>
-          <w:lang w:val="hi_IN" w:bidi="hi_IN"/>
-        </w:rPr>
-      </w:r>
-      <w:r>
-        <w:rPr>
           <w:b/>
           <w:lang w:val="hi_IN" w:bidi="hi_IN"/>
         </w:rPr>
@@ -7811,20 +7014,6 @@
       </w:r>
       <w:r>
         <w:rPr>
-          <w:lang w:val="hi_IN" w:bidi="hi_IN"/>
-        </w:rPr>
-        <w:t>בַ⁠יּ֨וֹם הַ⁠ה֜וּא</w:t>
-      </w:r>
-    </w:p>
-    <w:p>
-      <w:pPr/>
-      <w:r>
-        <w:rPr>
-          <w:lang w:val="hi_IN" w:bidi="hi_IN"/>
-        </w:rPr>
-      </w:r>
-      <w:r>
-        <w:rPr>
           <w:b/>
           <w:lang w:val="hi_IN" w:bidi="hi_IN"/>
         </w:rPr>
@@ -7908,20 +7097,6 @@
       </w:r>
       <w:r>
         <w:rPr>
-          <w:lang w:val="hi_IN" w:bidi="hi_IN"/>
-        </w:rPr>
-        <w:t>ק֤וֹל</w:t>
-      </w:r>
-    </w:p>
-    <w:p>
-      <w:pPr/>
-      <w:r>
-        <w:rPr>
-          <w:lang w:val="hi_IN" w:bidi="hi_IN"/>
-        </w:rPr>
-      </w:r>
-      <w:r>
-        <w:rPr>
           <w:b/>
           <w:lang w:val="hi_IN" w:bidi="hi_IN"/>
         </w:rPr>
@@ -8019,20 +7194,6 @@
       </w:r>
       <w:r>
         <w:rPr>
-          <w:lang w:val="hi_IN" w:bidi="hi_IN"/>
-        </w:rPr>
-        <w:t>מִ⁠שַּׁ֣עַר הַ⁠דָּגִ֔ים</w:t>
-      </w:r>
-    </w:p>
-    <w:p>
-      <w:pPr/>
-      <w:r>
-        <w:rPr>
-          <w:lang w:val="hi_IN" w:bidi="hi_IN"/>
-        </w:rPr>
-      </w:r>
-      <w:r>
-        <w:rPr>
           <w:b/>
           <w:lang w:val="hi_IN" w:bidi="hi_IN"/>
         </w:rPr>
@@ -8143,20 +7304,6 @@
       </w:r>
       <w:r>
         <w:rPr>
-          <w:lang w:val="hi_IN" w:bidi="hi_IN"/>
-        </w:rPr>
-        <w:t>הַ⁠מִּשְׁנֶ֑ה</w:t>
-      </w:r>
-    </w:p>
-    <w:p>
-      <w:pPr/>
-      <w:r>
-        <w:rPr>
-          <w:lang w:val="hi_IN" w:bidi="hi_IN"/>
-        </w:rPr>
-      </w:r>
-      <w:r>
-        <w:rPr>
           <w:b/>
           <w:lang w:val="hi_IN" w:bidi="hi_IN"/>
         </w:rPr>
@@ -8306,20 +7453,6 @@
       </w:r>
       <w:r>
         <w:rPr>
-          <w:lang w:val="hi_IN" w:bidi="hi_IN"/>
-        </w:rPr>
-        <w:t>מֵ⁠הַ⁠גְּבָעֽוֹת</w:t>
-      </w:r>
-    </w:p>
-    <w:p>
-      <w:pPr/>
-      <w:r>
-        <w:rPr>
-          <w:lang w:val="hi_IN" w:bidi="hi_IN"/>
-        </w:rPr>
-      </w:r>
-      <w:r>
-        <w:rPr>
           <w:b/>
           <w:lang w:val="hi_IN" w:bidi="hi_IN"/>
         </w:rPr>
@@ -8430,20 +7563,6 @@
       </w:r>
       <w:r>
         <w:rPr>
-          <w:lang w:val="hi_IN" w:bidi="hi_IN"/>
-        </w:rPr>
-        <w:t>הַ⁠מַּכְתֵּ֑שׁ</w:t>
-      </w:r>
-    </w:p>
-    <w:p>
-      <w:pPr/>
-      <w:r>
-        <w:rPr>
-          <w:lang w:val="hi_IN" w:bidi="hi_IN"/>
-        </w:rPr>
-      </w:r>
-      <w:r>
-        <w:rPr>
           <w:b/>
           <w:lang w:val="hi_IN" w:bidi="hi_IN"/>
         </w:rPr>
@@ -8554,20 +7673,6 @@
       </w:r>
       <w:r>
         <w:rPr>
-          <w:lang w:val="hi_IN" w:bidi="hi_IN"/>
-        </w:rPr>
-        <w:t>נִדְמָה֙ כָּל־עַ֣ם כְּנַ֔עַן נִכְרְת֖וּ כָּל־נְטִ֥ילֵי כָֽסֶף</w:t>
-      </w:r>
-    </w:p>
-    <w:p>
-      <w:pPr/>
-      <w:r>
-        <w:rPr>
-          <w:lang w:val="hi_IN" w:bidi="hi_IN"/>
-        </w:rPr>
-      </w:r>
-      <w:r>
-        <w:rPr>
           <w:b/>
           <w:lang w:val="hi_IN" w:bidi="hi_IN"/>
         </w:rPr>
@@ -8665,20 +7770,6 @@
       </w:r>
       <w:r>
         <w:rPr>
-          <w:lang w:val="hi_IN" w:bidi="hi_IN"/>
-        </w:rPr>
-        <w:t>נִדְמָה֙ כָּל־עַ֣ם כְּנַ֔עַן נִכְרְת֖וּ כָּל־נְטִ֥ילֵי כָֽסֶף</w:t>
-      </w:r>
-    </w:p>
-    <w:p>
-      <w:pPr/>
-      <w:r>
-        <w:rPr>
-          <w:lang w:val="hi_IN" w:bidi="hi_IN"/>
-        </w:rPr>
-      </w:r>
-      <w:r>
-        <w:rPr>
           <w:b/>
           <w:lang w:val="hi_IN" w:bidi="hi_IN"/>
         </w:rPr>
@@ -8776,20 +7867,6 @@
       </w:r>
       <w:r>
         <w:rPr>
-          <w:lang w:val="hi_IN" w:bidi="hi_IN"/>
-        </w:rPr>
-        <w:t>עַ֣ם כְּנַ֔עַן</w:t>
-      </w:r>
-    </w:p>
-    <w:p>
-      <w:pPr/>
-      <w:r>
-        <w:rPr>
-          <w:lang w:val="hi_IN" w:bidi="hi_IN"/>
-        </w:rPr>
-      </w:r>
-      <w:r>
-        <w:rPr>
           <w:b/>
           <w:lang w:val="hi_IN" w:bidi="hi_IN"/>
         </w:rPr>
@@ -8926,20 +8003,6 @@
       </w:r>
       <w:r>
         <w:rPr>
-          <w:lang w:val="hi_IN" w:bidi="hi_IN"/>
-        </w:rPr>
-        <w:t>נְטִ֥ילֵי כָֽסֶף</w:t>
-      </w:r>
-    </w:p>
-    <w:p>
-      <w:pPr/>
-      <w:r>
-        <w:rPr>
-          <w:lang w:val="hi_IN" w:bidi="hi_IN"/>
-        </w:rPr>
-      </w:r>
-      <w:r>
-        <w:rPr>
           <w:b/>
           <w:lang w:val="hi_IN" w:bidi="hi_IN"/>
         </w:rPr>
@@ -9050,20 +8113,6 @@
       </w:r>
       <w:r>
         <w:rPr>
-          <w:lang w:val="hi_IN" w:bidi="hi_IN"/>
-        </w:rPr>
-        <w:t>נִכְרְת֖וּ</w:t>
-      </w:r>
-    </w:p>
-    <w:p>
-      <w:pPr/>
-      <w:r>
-        <w:rPr>
-          <w:lang w:val="hi_IN" w:bidi="hi_IN"/>
-        </w:rPr>
-      </w:r>
-      <w:r>
-        <w:rPr>
           <w:b/>
           <w:lang w:val="hi_IN" w:bidi="hi_IN"/>
         </w:rPr>
@@ -9173,20 +8222,6 @@
       </w:r>
       <w:r>
         <w:rPr>
-          <w:lang w:val="hi_IN" w:bidi="hi_IN"/>
-        </w:rPr>
-        <w:t>בַּ⁠נֵּר֑וֹת</w:t>
-      </w:r>
-    </w:p>
-    <w:p>
-      <w:pPr/>
-      <w:r>
-        <w:rPr>
-          <w:lang w:val="hi_IN" w:bidi="hi_IN"/>
-        </w:rPr>
-      </w:r>
-      <w:r>
-        <w:rPr>
           <w:b/>
           <w:lang w:val="hi_IN" w:bidi="hi_IN"/>
         </w:rPr>
@@ -9328,20 +8363,6 @@
       </w:r>
       <w:r>
         <w:rPr>
-          <w:lang w:val="hi_IN" w:bidi="hi_IN"/>
-        </w:rPr>
-        <w:t>וּ⁠פָקַדְתִּ֣י עַל</w:t>
-      </w:r>
-    </w:p>
-    <w:p>
-      <w:pPr/>
-      <w:r>
-        <w:rPr>
-          <w:lang w:val="hi_IN" w:bidi="hi_IN"/>
-        </w:rPr>
-      </w:r>
-      <w:r>
-        <w:rPr>
           <w:b/>
           <w:lang w:val="hi_IN" w:bidi="hi_IN"/>
         </w:rPr>
@@ -9463,20 +8484,6 @@
       </w:r>
       <w:r>
         <w:rPr>
-          <w:lang w:val="hi_IN" w:bidi="hi_IN"/>
-        </w:rPr>
-        <w:t>הָ⁠אֲנָשִׁ֗ים הַ⁠קֹּֽפְאִים֙ עַל־שִׁמְרֵי⁠הֶ֔ם</w:t>
-      </w:r>
-    </w:p>
-    <w:p>
-      <w:pPr/>
-      <w:r>
-        <w:rPr>
-          <w:lang w:val="hi_IN" w:bidi="hi_IN"/>
-        </w:rPr>
-      </w:r>
-      <w:r>
-        <w:rPr>
           <w:b/>
           <w:lang w:val="hi_IN" w:bidi="hi_IN"/>
         </w:rPr>
@@ -9587,20 +8594,6 @@
       </w:r>
       <w:r>
         <w:rPr>
-          <w:lang w:val="hi_IN" w:bidi="hi_IN"/>
-        </w:rPr>
-        <w:t>הָ⁠אֲנָשִׁ֗ים הַ⁠קֹּֽפְאִים֙ עַל־שִׁמְרֵי⁠הֶ֔ם</w:t>
-      </w:r>
-    </w:p>
-    <w:p>
-      <w:pPr/>
-      <w:r>
-        <w:rPr>
-          <w:lang w:val="hi_IN" w:bidi="hi_IN"/>
-        </w:rPr>
-      </w:r>
-      <w:r>
-        <w:rPr>
           <w:b/>
           <w:lang w:val="hi_IN" w:bidi="hi_IN"/>
         </w:rPr>
@@ -9724,20 +8717,6 @@
       </w:r>
       <w:r>
         <w:rPr>
-          <w:lang w:val="hi_IN" w:bidi="hi_IN"/>
-        </w:rPr>
-        <w:t>הָ⁠אֹֽמְרִים֙ בִּ⁠לְבָבָ֔⁠ם לֹֽא־יֵיטִ֥יב יְהוָ֖ה וְ⁠לֹ֥א יָרֵֽעַ</w:t>
-      </w:r>
-    </w:p>
-    <w:p>
-      <w:pPr/>
-      <w:r>
-        <w:rPr>
-          <w:lang w:val="hi_IN" w:bidi="hi_IN"/>
-        </w:rPr>
-      </w:r>
-      <w:r>
-        <w:rPr>
           <w:b/>
           <w:lang w:val="hi_IN" w:bidi="hi_IN"/>
         </w:rPr>
@@ -9835,20 +8814,6 @@
       </w:r>
       <w:r>
         <w:rPr>
-          <w:lang w:val="hi_IN" w:bidi="hi_IN"/>
-        </w:rPr>
-        <w:t>הָ⁠אֹֽמְרִים֙ בִּ⁠לְבָבָ֔⁠ם לֹֽא־יֵיטִ֥יב יְהוָ֖ה וְ⁠לֹ֥א יָרֵֽעַ</w:t>
-      </w:r>
-    </w:p>
-    <w:p>
-      <w:pPr/>
-      <w:r>
-        <w:rPr>
-          <w:lang w:val="hi_IN" w:bidi="hi_IN"/>
-        </w:rPr>
-      </w:r>
-      <w:r>
-        <w:rPr>
           <w:b/>
           <w:lang w:val="hi_IN" w:bidi="hi_IN"/>
         </w:rPr>
@@ -9946,20 +8911,6 @@
       </w:r>
       <w:r>
         <w:rPr>
-          <w:lang w:val="hi_IN" w:bidi="hi_IN"/>
-        </w:rPr>
-        <w:t>בִּ⁠לְבָבָ֔⁠ם</w:t>
-      </w:r>
-    </w:p>
-    <w:p>
-      <w:pPr/>
-      <w:r>
-        <w:rPr>
-          <w:lang w:val="hi_IN" w:bidi="hi_IN"/>
-        </w:rPr>
-      </w:r>
-      <w:r>
-        <w:rPr>
           <w:b/>
           <w:lang w:val="hi_IN" w:bidi="hi_IN"/>
         </w:rPr>
@@ -10070,20 +9021,6 @@
       </w:r>
       <w:r>
         <w:rPr>
-          <w:lang w:val="hi_IN" w:bidi="hi_IN"/>
-        </w:rPr>
-        <w:t>בִּ⁠לְבָבָ֔⁠ם</w:t>
-      </w:r>
-    </w:p>
-    <w:p>
-      <w:pPr/>
-      <w:r>
-        <w:rPr>
-          <w:lang w:val="hi_IN" w:bidi="hi_IN"/>
-        </w:rPr>
-      </w:r>
-      <w:r>
-        <w:rPr>
           <w:b/>
           <w:lang w:val="hi_IN" w:bidi="hi_IN"/>
         </w:rPr>
@@ -10194,20 +9131,6 @@
       </w:r>
       <w:r>
         <w:rPr>
-          <w:lang w:val="hi_IN" w:bidi="hi_IN"/>
-        </w:rPr>
-        <w:t>לֹֽא־יֵיטִ֥יב יְהוָ֖ה וְ⁠לֹ֥א יָרֵֽעַ</w:t>
-      </w:r>
-    </w:p>
-    <w:p>
-      <w:pPr/>
-      <w:r>
-        <w:rPr>
-          <w:lang w:val="hi_IN" w:bidi="hi_IN"/>
-        </w:rPr>
-      </w:r>
-      <w:r>
-        <w:rPr>
           <w:b/>
           <w:lang w:val="hi_IN" w:bidi="hi_IN"/>
         </w:rPr>
@@ -10325,20 +9248,6 @@
       </w:r>
       <w:r>
         <w:rPr>
-          <w:lang w:val="hi_IN" w:bidi="hi_IN"/>
-        </w:rPr>
-        <w:t>וְ⁠הָיָ֤ה חֵילָ⁠ם֙ לִ⁠מְשִׁסָּ֔ה וּ⁠בָתֵּי⁠הֶ֖ם לִ⁠שְׁמָמָ֑ה</w:t>
-      </w:r>
-    </w:p>
-    <w:p>
-      <w:pPr/>
-      <w:r>
-        <w:rPr>
-          <w:lang w:val="hi_IN" w:bidi="hi_IN"/>
-        </w:rPr>
-      </w:r>
-      <w:r>
-        <w:rPr>
           <w:b/>
           <w:lang w:val="hi_IN" w:bidi="hi_IN"/>
         </w:rPr>
@@ -10425,20 +9334,6 @@
         <w:rPr>
           <w:lang w:val="hi_IN" w:bidi="hi_IN"/>
         </w:rPr>
-      </w:r>
-    </w:p>
-    <w:p>
-      <w:pPr/>
-      <w:r>
-        <w:rPr>
-          <w:lang w:val="hi_IN" w:bidi="hi_IN"/>
-        </w:rPr>
-      </w:r>
-      <w:r>
-        <w:rPr>
-          <w:lang w:val="hi_IN" w:bidi="hi_IN"/>
-        </w:rPr>
-        <w:t>וְ⁠הָיָ֤ה חֵילָ⁠ם֙ לִ⁠מְשִׁסָּ֔ה וּ⁠בָתֵּי⁠הֶ֖ם לִ⁠שְׁמָמָ֑ה</w:t>
       </w:r>
     </w:p>
     <w:p>
@@ -10674,20 +9569,6 @@
       </w:r>
       <w:r>
         <w:rPr>
-          <w:lang w:val="hi_IN" w:bidi="hi_IN"/>
-        </w:rPr>
-        <w:t>יוֹם־יְהוָה֙ הַ⁠גָּד֔וֹל &amp; י֣וֹם יְהוָ֔ה</w:t>
-      </w:r>
-    </w:p>
-    <w:p>
-      <w:pPr/>
-      <w:r>
-        <w:rPr>
-          <w:lang w:val="hi_IN" w:bidi="hi_IN"/>
-        </w:rPr>
-      </w:r>
-      <w:r>
-        <w:rPr>
           <w:b/>
           <w:lang w:val="hi_IN" w:bidi="hi_IN"/>
         </w:rPr>
@@ -10811,20 +9692,6 @@
       </w:r>
       <w:r>
         <w:rPr>
-          <w:lang w:val="hi_IN" w:bidi="hi_IN"/>
-        </w:rPr>
-        <w:t>יוֹם־יְהוָה֙ הַ⁠גָּד֔וֹל &amp; י֣וֹם יְהוָ֔ה</w:t>
-      </w:r>
-    </w:p>
-    <w:p>
-      <w:pPr/>
-      <w:r>
-        <w:rPr>
-          <w:lang w:val="hi_IN" w:bidi="hi_IN"/>
-        </w:rPr>
-      </w:r>
-      <w:r>
-        <w:rPr>
           <w:b/>
           <w:lang w:val="hi_IN" w:bidi="hi_IN"/>
         </w:rPr>
@@ -10936,20 +9803,6 @@
       </w:r>
       <w:r>
         <w:rPr>
-          <w:lang w:val="hi_IN" w:bidi="hi_IN"/>
-        </w:rPr>
-        <w:t>קָר֤וֹב &amp; קָר֖וֹב וּ⁠מַהֵ֣ר מְאֹ֑ד</w:t>
-      </w:r>
-    </w:p>
-    <w:p>
-      <w:pPr/>
-      <w:r>
-        <w:rPr>
-          <w:lang w:val="hi_IN" w:bidi="hi_IN"/>
-        </w:rPr>
-      </w:r>
-      <w:r>
-        <w:rPr>
           <w:b/>
           <w:lang w:val="hi_IN" w:bidi="hi_IN"/>
         </w:rPr>
@@ -11046,20 +9899,6 @@
       </w:r>
       <w:r>
         <w:rPr>
-          <w:lang w:val="hi_IN" w:bidi="hi_IN"/>
-        </w:rPr>
-        <w:t>קָר֤וֹב &amp; קָר֖וֹב וּ⁠מַהֵ֣ר מְאֹ֑ד</w:t>
-      </w:r>
-    </w:p>
-    <w:p>
-      <w:pPr/>
-      <w:r>
-        <w:rPr>
-          <w:lang w:val="hi_IN" w:bidi="hi_IN"/>
-        </w:rPr>
-      </w:r>
-      <w:r>
-        <w:rPr>
           <w:b/>
           <w:lang w:val="hi_IN" w:bidi="hi_IN"/>
         </w:rPr>
@@ -11175,20 +10014,6 @@
       </w:r>
       <w:r>
         <w:rPr>
-          <w:lang w:val="hi_IN" w:bidi="hi_IN"/>
-        </w:rPr>
-        <w:t>ק֚וֹל י֣וֹם יְהוָ֔ה מַ֥ר</w:t>
-      </w:r>
-    </w:p>
-    <w:p>
-      <w:pPr/>
-      <w:r>
-        <w:rPr>
-          <w:lang w:val="hi_IN" w:bidi="hi_IN"/>
-        </w:rPr>
-      </w:r>
-      <w:r>
-        <w:rPr>
           <w:b/>
           <w:lang w:val="hi_IN" w:bidi="hi_IN"/>
         </w:rPr>
@@ -11312,20 +10137,6 @@
       </w:r>
       <w:r>
         <w:rPr>
-          <w:lang w:val="hi_IN" w:bidi="hi_IN"/>
-        </w:rPr>
-        <w:t>צֹרֵ֖חַ &amp; גִּבּֽוֹר</w:t>
-      </w:r>
-    </w:p>
-    <w:p>
-      <w:pPr/>
-      <w:r>
-        <w:rPr>
-          <w:lang w:val="hi_IN" w:bidi="hi_IN"/>
-        </w:rPr>
-      </w:r>
-      <w:r>
-        <w:rPr>
           <w:b/>
           <w:lang w:val="hi_IN" w:bidi="hi_IN"/>
         </w:rPr>
@@ -11436,20 +10247,6 @@
       </w:r>
       <w:r>
         <w:rPr>
-          <w:lang w:val="hi_IN" w:bidi="hi_IN"/>
-        </w:rPr>
-        <w:t>הַ⁠יּ֣וֹם הַ⁠ה֑וּא</w:t>
-      </w:r>
-    </w:p>
-    <w:p>
-      <w:pPr/>
-      <w:r>
-        <w:rPr>
-          <w:lang w:val="hi_IN" w:bidi="hi_IN"/>
-        </w:rPr>
-      </w:r>
-      <w:r>
-        <w:rPr>
           <w:b/>
           <w:lang w:val="hi_IN" w:bidi="hi_IN"/>
         </w:rPr>
@@ -11546,20 +10343,6 @@
       </w:r>
       <w:r>
         <w:rPr>
-          <w:lang w:val="hi_IN" w:bidi="hi_IN"/>
-        </w:rPr>
-        <w:t>י֧וֹם צָרָ֣ה וּ⁠מְצוּקָ֗ה י֤וֹם שֹׁאָה֙ וּ⁠מְשׁוֹאָ֔ה י֥וֹם חֹ֨שֶׁךְ֙ וַ⁠אֲפֵלָ֔ה י֥וֹם עָנָ֖ן וַ⁠עֲרָפֶֽל</w:t>
-      </w:r>
-    </w:p>
-    <w:p>
-      <w:pPr/>
-      <w:r>
-        <w:rPr>
-          <w:lang w:val="hi_IN" w:bidi="hi_IN"/>
-        </w:rPr>
-      </w:r>
-      <w:r>
-        <w:rPr>
           <w:b/>
           <w:lang w:val="hi_IN" w:bidi="hi_IN"/>
         </w:rPr>
@@ -11657,20 +10440,6 @@
       </w:r>
       <w:r>
         <w:rPr>
-          <w:lang w:val="hi_IN" w:bidi="hi_IN"/>
-        </w:rPr>
-        <w:t>י֥וֹם חֹ֨שֶׁךְ֙ וַ⁠אֲפֵלָ֔ה י֥וֹם עָנָ֖ן וַ⁠עֲרָפֶֽל</w:t>
-      </w:r>
-    </w:p>
-    <w:p>
-      <w:pPr/>
-      <w:r>
-        <w:rPr>
-          <w:lang w:val="hi_IN" w:bidi="hi_IN"/>
-        </w:rPr>
-      </w:r>
-      <w:r>
-        <w:rPr>
           <w:b/>
           <w:lang w:val="hi_IN" w:bidi="hi_IN"/>
         </w:rPr>
@@ -11768,20 +10537,6 @@
       </w:r>
       <w:r>
         <w:rPr>
-          <w:lang w:val="hi_IN" w:bidi="hi_IN"/>
-        </w:rPr>
-        <w:t>י֥וֹם</w:t>
-      </w:r>
-    </w:p>
-    <w:p>
-      <w:pPr/>
-      <w:r>
-        <w:rPr>
-          <w:lang w:val="hi_IN" w:bidi="hi_IN"/>
-        </w:rPr>
-      </w:r>
-      <w:r>
-        <w:rPr>
           <w:b/>
           <w:lang w:val="hi_IN" w:bidi="hi_IN"/>
         </w:rPr>
@@ -11879,20 +10634,6 @@
       </w:r>
       <w:r>
         <w:rPr>
-          <w:lang w:val="hi_IN" w:bidi="hi_IN"/>
-        </w:rPr>
-        <w:t>שׁוֹפָ֖ר וּ⁠תְרוּעָ֑ה</w:t>
-      </w:r>
-    </w:p>
-    <w:p>
-      <w:pPr/>
-      <w:r>
-        <w:rPr>
-          <w:lang w:val="hi_IN" w:bidi="hi_IN"/>
-        </w:rPr>
-      </w:r>
-      <w:r>
-        <w:rPr>
           <w:b/>
           <w:lang w:val="hi_IN" w:bidi="hi_IN"/>
         </w:rPr>
@@ -12003,20 +10744,6 @@
       </w:r>
       <w:r>
         <w:rPr>
-          <w:lang w:val="hi_IN" w:bidi="hi_IN"/>
-        </w:rPr>
-        <w:t>עַ֚ל הֶ⁠עָרִ֣ים הַ⁠בְּצֻר֔וֹת וְ⁠עַ֖ל הַ⁠פִּנּ֥וֹת הַ⁠גְּבֹהֽוֹת</w:t>
-      </w:r>
-    </w:p>
-    <w:p>
-      <w:pPr/>
-      <w:r>
-        <w:rPr>
-          <w:lang w:val="hi_IN" w:bidi="hi_IN"/>
-        </w:rPr>
-      </w:r>
-      <w:r>
-        <w:rPr>
           <w:b/>
           <w:lang w:val="hi_IN" w:bidi="hi_IN"/>
         </w:rPr>
@@ -12151,20 +10878,6 @@
       </w:r>
       <w:r>
         <w:rPr>
-          <w:lang w:val="hi_IN" w:bidi="hi_IN"/>
-        </w:rPr>
-        <w:t>עַ֚ל הֶ⁠עָרִ֣ים הַ⁠בְּצֻר֔וֹת וְ⁠עַ֖ל הַ⁠פִּנּ֥וֹת הַ⁠גְּבֹהֽוֹת</w:t>
-      </w:r>
-    </w:p>
-    <w:p>
-      <w:pPr/>
-      <w:r>
-        <w:rPr>
-          <w:lang w:val="hi_IN" w:bidi="hi_IN"/>
-        </w:rPr>
-      </w:r>
-      <w:r>
-        <w:rPr>
           <w:b/>
           <w:lang w:val="hi_IN" w:bidi="hi_IN"/>
         </w:rPr>
@@ -12277,20 +10990,6 @@
         <w:rPr>
           <w:lang w:val="hi_IN" w:bidi="hi_IN"/>
         </w:rPr>
-      </w:r>
-    </w:p>
-    <w:p>
-      <w:pPr/>
-      <w:r>
-        <w:rPr>
-          <w:lang w:val="hi_IN" w:bidi="hi_IN"/>
-        </w:rPr>
-      </w:r>
-      <w:r>
-        <w:rPr>
-          <w:lang w:val="hi_IN" w:bidi="hi_IN"/>
-        </w:rPr>
-        <w:t>לָ⁠אָדָ֗ם</w:t>
       </w:r>
     </w:p>
     <w:p>
@@ -12539,20 +11238,6 @@
       </w:r>
       <w:r>
         <w:rPr>
-          <w:lang w:val="hi_IN" w:bidi="hi_IN"/>
-        </w:rPr>
-        <w:t>וְ⁠הָֽלְכוּ֙ כַּֽ⁠עִוְרִ֔ים</w:t>
-      </w:r>
-    </w:p>
-    <w:p>
-      <w:pPr/>
-      <w:r>
-        <w:rPr>
-          <w:lang w:val="hi_IN" w:bidi="hi_IN"/>
-        </w:rPr>
-      </w:r>
-      <w:r>
-        <w:rPr>
           <w:b/>
           <w:lang w:val="hi_IN" w:bidi="hi_IN"/>
         </w:rPr>
@@ -12676,20 +11361,6 @@
       </w:r>
       <w:r>
         <w:rPr>
-          <w:lang w:val="hi_IN" w:bidi="hi_IN"/>
-        </w:rPr>
-        <w:t>כַּֽ⁠עִוְרִ֔ים</w:t>
-      </w:r>
-    </w:p>
-    <w:p>
-      <w:pPr/>
-      <w:r>
-        <w:rPr>
-          <w:lang w:val="hi_IN" w:bidi="hi_IN"/>
-        </w:rPr>
-      </w:r>
-      <w:r>
-        <w:rPr>
           <w:b/>
           <w:lang w:val="hi_IN" w:bidi="hi_IN"/>
         </w:rPr>
@@ -12786,20 +11457,6 @@
       </w:r>
       <w:r>
         <w:rPr>
-          <w:lang w:val="hi_IN" w:bidi="hi_IN"/>
-        </w:rPr>
-        <w:t>וְ⁠שֻׁפַּ֤ךְ דָּמָ⁠ם֙ כֶּֽ⁠עָפָ֔ר וּ⁠לְחֻמָ֖⁠ם כַּ⁠גְּלָלִֽים</w:t>
-      </w:r>
-    </w:p>
-    <w:p>
-      <w:pPr/>
-      <w:r>
-        <w:rPr>
-          <w:lang w:val="hi_IN" w:bidi="hi_IN"/>
-        </w:rPr>
-      </w:r>
-      <w:r>
-        <w:rPr>
           <w:b/>
           <w:lang w:val="hi_IN" w:bidi="hi_IN"/>
         </w:rPr>
@@ -12945,20 +11602,6 @@
       </w:r>
       <w:r>
         <w:rPr>
-          <w:lang w:val="hi_IN" w:bidi="hi_IN"/>
-        </w:rPr>
-        <w:t>וְ⁠שֻׁפַּ֤ךְ דָּמָ⁠ם֙ כֶּֽ⁠עָפָ֔ר וּ⁠לְחֻמָ֖⁠ם כַּ⁠גְּלָלִֽים</w:t>
-      </w:r>
-    </w:p>
-    <w:p>
-      <w:pPr/>
-      <w:r>
-        <w:rPr>
-          <w:lang w:val="hi_IN" w:bidi="hi_IN"/>
-        </w:rPr>
-      </w:r>
-      <w:r>
-        <w:rPr>
           <w:b/>
           <w:lang w:val="hi_IN" w:bidi="hi_IN"/>
         </w:rPr>
@@ -13092,20 +11735,6 @@
       </w:r>
       <w:r>
         <w:rPr>
-          <w:lang w:val="hi_IN" w:bidi="hi_IN"/>
-        </w:rPr>
-        <w:t>וְ⁠שֻׁפַּ֤ךְ דָּמָ⁠ם֙ כֶּֽ⁠עָפָ֔ר וּ⁠לְחֻמָ֖⁠ם כַּ⁠גְּלָלִֽים</w:t>
-      </w:r>
-    </w:p>
-    <w:p>
-      <w:pPr/>
-      <w:r>
-        <w:rPr>
-          <w:lang w:val="hi_IN" w:bidi="hi_IN"/>
-        </w:rPr>
-      </w:r>
-      <w:r>
-        <w:rPr>
           <w:b/>
           <w:lang w:val="hi_IN" w:bidi="hi_IN"/>
         </w:rPr>
@@ -13279,20 +11908,6 @@
       </w:r>
       <w:r>
         <w:rPr>
-          <w:lang w:val="hi_IN" w:bidi="hi_IN"/>
-        </w:rPr>
-        <w:t>גַּם־כַּסְפָּ֨⁠ם גַּם־זְהָבָ֜⁠ם לֹֽא־יוּכַ֣ל לְ⁠הַצִּילָ֗⁠ם</w:t>
-      </w:r>
-    </w:p>
-    <w:p>
-      <w:pPr/>
-      <w:r>
-        <w:rPr>
-          <w:lang w:val="hi_IN" w:bidi="hi_IN"/>
-        </w:rPr>
-      </w:r>
-      <w:r>
-        <w:rPr>
           <w:b/>
           <w:lang w:val="hi_IN" w:bidi="hi_IN"/>
         </w:rPr>
@@ -13416,20 +12031,6 @@
       </w:r>
       <w:r>
         <w:rPr>
-          <w:lang w:val="hi_IN" w:bidi="hi_IN"/>
-        </w:rPr>
-        <w:t>וּ⁠בְ⁠אֵשׁ֙ קִנְאָת֔⁠וֹ תֵּאָכֵ֖ל כָּל־הָ⁠אָ֑רֶץ</w:t>
-      </w:r>
-    </w:p>
-    <w:p>
-      <w:pPr/>
-      <w:r>
-        <w:rPr>
-          <w:lang w:val="hi_IN" w:bidi="hi_IN"/>
-        </w:rPr>
-      </w:r>
-      <w:r>
-        <w:rPr>
           <w:b/>
           <w:lang w:val="hi_IN" w:bidi="hi_IN"/>
         </w:rPr>
@@ -13527,20 +12128,6 @@
       </w:r>
       <w:r>
         <w:rPr>
-          <w:lang w:val="hi_IN" w:bidi="hi_IN"/>
-        </w:rPr>
-        <w:t>וּ⁠בְ⁠אֵשׁ֙ קִנְאָת֔⁠וֹ תֵּאָכֵ֖ל כָּל־הָ⁠אָ֑רֶץ</w:t>
-      </w:r>
-    </w:p>
-    <w:p>
-      <w:pPr/>
-      <w:r>
-        <w:rPr>
-          <w:lang w:val="hi_IN" w:bidi="hi_IN"/>
-        </w:rPr>
-      </w:r>
-      <w:r>
-        <w:rPr>
           <w:b/>
           <w:lang w:val="hi_IN" w:bidi="hi_IN"/>
         </w:rPr>
@@ -13677,20 +12264,6 @@
       </w:r>
       <w:r>
         <w:rPr>
-          <w:lang w:val="hi_IN" w:bidi="hi_IN"/>
-        </w:rPr>
-        <w:t>וּ⁠בְ⁠אֵשׁ֙ קִנְאָת֔⁠וֹ תֵּאָכֵ֖ל כָּל־הָ⁠אָ֑רֶץ</w:t>
-      </w:r>
-    </w:p>
-    <w:p>
-      <w:pPr/>
-      <w:r>
-        <w:rPr>
-          <w:lang w:val="hi_IN" w:bidi="hi_IN"/>
-        </w:rPr>
-      </w:r>
-      <w:r>
-        <w:rPr>
           <w:b/>
           <w:lang w:val="hi_IN" w:bidi="hi_IN"/>
         </w:rPr>
@@ -13801,20 +12374,6 @@
       </w:r>
       <w:r>
         <w:rPr>
-          <w:lang w:val="hi_IN" w:bidi="hi_IN"/>
-        </w:rPr>
-        <w:t>כָלָ֤ה אַךְ־נִבְהָלָה֙ יַֽעֲשֶׂ֔ה אֵ֥ת כָּל־יֹשְׁבֵ֖י הָ⁠אָֽרֶץ</w:t>
-      </w:r>
-    </w:p>
-    <w:p>
-      <w:pPr/>
-      <w:r>
-        <w:rPr>
-          <w:lang w:val="hi_IN" w:bidi="hi_IN"/>
-        </w:rPr>
-      </w:r>
-      <w:r>
-        <w:rPr>
           <w:b/>
           <w:lang w:val="hi_IN" w:bidi="hi_IN"/>
         </w:rPr>
@@ -13925,20 +12484,6 @@
       </w:r>
       <w:r>
         <w:rPr>
-          <w:lang w:val="hi_IN" w:bidi="hi_IN"/>
-        </w:rPr>
-        <w:t>אֵ֥ת כָּל־יֹשְׁבֵ֖י הָ⁠אָֽרֶץ</w:t>
-      </w:r>
-    </w:p>
-    <w:p>
-      <w:pPr/>
-      <w:r>
-        <w:rPr>
-          <w:lang w:val="hi_IN" w:bidi="hi_IN"/>
-        </w:rPr>
-      </w:r>
-      <w:r>
-        <w:rPr>
           <w:b/>
           <w:lang w:val="hi_IN" w:bidi="hi_IN"/>
         </w:rPr>
@@ -14062,20 +12607,6 @@
       </w:r>
       <w:r>
         <w:rPr>
-          <w:lang w:val="hi_IN" w:bidi="hi_IN"/>
-        </w:rPr>
-        <w:t>נִבְהָלָה֙</w:t>
-      </w:r>
-    </w:p>
-    <w:p>
-      <w:pPr/>
-      <w:r>
-        <w:rPr>
-          <w:lang w:val="hi_IN" w:bidi="hi_IN"/>
-        </w:rPr>
-      </w:r>
-      <w:r>
-        <w:rPr>
           <w:b/>
           <w:lang w:val="hi_IN" w:bidi="hi_IN"/>
         </w:rPr>
@@ -14198,20 +12729,6 @@
       </w:r>
       <w:r>
         <w:rPr>
-          <w:lang w:val="hi_IN" w:bidi="hi_IN"/>
-        </w:rPr>
-        <w:t>הִֽתְקוֹשְׁשׁ֖וּ וָ⁠ק֑וֹשּׁוּ</w:t>
-      </w:r>
-    </w:p>
-    <w:p>
-      <w:pPr/>
-      <w:r>
-        <w:rPr>
-          <w:lang w:val="hi_IN" w:bidi="hi_IN"/>
-        </w:rPr>
-      </w:r>
-      <w:r>
-        <w:rPr>
           <w:b/>
           <w:lang w:val="hi_IN" w:bidi="hi_IN"/>
         </w:rPr>
@@ -14322,20 +12839,6 @@
       </w:r>
       <w:r>
         <w:rPr>
-          <w:lang w:val="hi_IN" w:bidi="hi_IN"/>
-        </w:rPr>
-        <w:t>הִֽתְקוֹשְׁשׁ֖וּ וָ⁠ק֑וֹשּׁוּ</w:t>
-      </w:r>
-    </w:p>
-    <w:p>
-      <w:pPr/>
-      <w:r>
-        <w:rPr>
-          <w:lang w:val="hi_IN" w:bidi="hi_IN"/>
-        </w:rPr>
-      </w:r>
-      <w:r>
-        <w:rPr>
           <w:b/>
           <w:lang w:val="hi_IN" w:bidi="hi_IN"/>
         </w:rPr>
@@ -14465,20 +12968,6 @@
       </w:r>
       <w:r>
         <w:rPr>
-          <w:lang w:val="hi_IN" w:bidi="hi_IN"/>
-        </w:rPr>
-        <w:t>הִֽתְקוֹשְׁשׁ֖וּ</w:t>
-      </w:r>
-    </w:p>
-    <w:p>
-      <w:pPr/>
-      <w:r>
-        <w:rPr>
-          <w:lang w:val="hi_IN" w:bidi="hi_IN"/>
-        </w:rPr>
-      </w:r>
-      <w:r>
-        <w:rPr>
           <w:b/>
           <w:lang w:val="hi_IN" w:bidi="hi_IN"/>
         </w:rPr>
@@ -14589,20 +13078,6 @@
       </w:r>
       <w:r>
         <w:rPr>
-          <w:lang w:val="hi_IN" w:bidi="hi_IN"/>
-        </w:rPr>
-        <w:t>הַ⁠גּ֖וֹי לֹ֥א נִכְסָֽף</w:t>
-      </w:r>
-    </w:p>
-    <w:p>
-      <w:pPr/>
-      <w:r>
-        <w:rPr>
-          <w:lang w:val="hi_IN" w:bidi="hi_IN"/>
-        </w:rPr>
-      </w:r>
-      <w:r>
-        <w:rPr>
           <w:b/>
           <w:lang w:val="hi_IN" w:bidi="hi_IN"/>
         </w:rPr>
@@ -14713,20 +13188,6 @@
       </w:r>
       <w:r>
         <w:rPr>
-          <w:lang w:val="hi_IN" w:bidi="hi_IN"/>
-        </w:rPr>
-        <w:t>הַ⁠גּ֖וֹי לֹ֥א נִכְסָֽף</w:t>
-      </w:r>
-    </w:p>
-    <w:p>
-      <w:pPr/>
-      <w:r>
-        <w:rPr>
-          <w:lang w:val="hi_IN" w:bidi="hi_IN"/>
-        </w:rPr>
-      </w:r>
-      <w:r>
-        <w:rPr>
           <w:b/>
           <w:lang w:val="hi_IN" w:bidi="hi_IN"/>
         </w:rPr>
@@ -14837,20 +13298,6 @@
       </w:r>
       <w:r>
         <w:rPr>
-          <w:lang w:val="hi_IN" w:bidi="hi_IN"/>
-        </w:rPr>
-        <w:t>בְּ⁠טֶ֨רֶם֙ לֶ֣דֶת חֹ֔ק</w:t>
-      </w:r>
-    </w:p>
-    <w:p>
-      <w:pPr/>
-      <w:r>
-        <w:rPr>
-          <w:lang w:val="hi_IN" w:bidi="hi_IN"/>
-        </w:rPr>
-      </w:r>
-      <w:r>
-        <w:rPr>
           <w:b/>
           <w:lang w:val="hi_IN" w:bidi="hi_IN"/>
         </w:rPr>
@@ -15012,20 +13459,6 @@
       </w:r>
       <w:r>
         <w:rPr>
-          <w:lang w:val="hi_IN" w:bidi="hi_IN"/>
-        </w:rPr>
-        <w:t>בְּ⁠טֶ֨רֶם֙ לֶ֣דֶת חֹ֔ק</w:t>
-      </w:r>
-    </w:p>
-    <w:p>
-      <w:pPr/>
-      <w:r>
-        <w:rPr>
-          <w:lang w:val="hi_IN" w:bidi="hi_IN"/>
-        </w:rPr>
-      </w:r>
-      <w:r>
-        <w:rPr>
           <w:b/>
           <w:lang w:val="hi_IN" w:bidi="hi_IN"/>
         </w:rPr>
@@ -15136,20 +13569,6 @@
       </w:r>
       <w:r>
         <w:rPr>
-          <w:lang w:val="hi_IN" w:bidi="hi_IN"/>
-        </w:rPr>
-        <w:t>י֑וֹם</w:t>
-      </w:r>
-    </w:p>
-    <w:p>
-      <w:pPr/>
-      <w:r>
-        <w:rPr>
-          <w:lang w:val="hi_IN" w:bidi="hi_IN"/>
-        </w:rPr>
-      </w:r>
-      <w:r>
-        <w:rPr>
           <w:b/>
           <w:lang w:val="hi_IN" w:bidi="hi_IN"/>
         </w:rPr>
@@ -15252,20 +13671,6 @@
       </w:r>
       <w:r>
         <w:rPr>
-          <w:lang w:val="hi_IN" w:bidi="hi_IN"/>
-        </w:rPr>
-        <w:t>כְּ⁠מֹ֖ץ עָ֣בַר</w:t>
-      </w:r>
-    </w:p>
-    <w:p>
-      <w:pPr/>
-      <w:r>
-        <w:rPr>
-          <w:lang w:val="hi_IN" w:bidi="hi_IN"/>
-        </w:rPr>
-      </w:r>
-      <w:r>
-        <w:rPr>
           <w:b/>
           <w:lang w:val="hi_IN" w:bidi="hi_IN"/>
         </w:rPr>
@@ -15390,20 +13795,6 @@
       </w:r>
       <w:r>
         <w:rPr>
-          <w:lang w:val="hi_IN" w:bidi="hi_IN"/>
-        </w:rPr>
-        <w:t>בְּ⁠טֶ֣רֶם ׀ לֹא־יָב֣וֹא עֲלֵי⁠כֶ֗ם חֲרוֹן֙ אַף־יְהוָ֔ה בְּ⁠טֶ֨רֶם֙ לֹא־יָב֣וֹא עֲלֵי⁠כֶ֔ם י֖וֹם אַף־יְהוָֽה</w:t>
-      </w:r>
-    </w:p>
-    <w:p>
-      <w:pPr/>
-      <w:r>
-        <w:rPr>
-          <w:lang w:val="hi_IN" w:bidi="hi_IN"/>
-        </w:rPr>
-      </w:r>
-      <w:r>
-        <w:rPr>
           <w:b/>
           <w:lang w:val="hi_IN" w:bidi="hi_IN"/>
         </w:rPr>
@@ -15501,20 +13892,6 @@
       </w:r>
       <w:r>
         <w:rPr>
-          <w:lang w:val="hi_IN" w:bidi="hi_IN"/>
-        </w:rPr>
-        <w:t>בְּ⁠טֶ֣רֶם ׀ לֹא־יָב֣וֹא עֲלֵי⁠כֶ֗ם חֲרוֹן֙ אַף־יְהוָ֔ה</w:t>
-      </w:r>
-    </w:p>
-    <w:p>
-      <w:pPr/>
-      <w:r>
-        <w:rPr>
-          <w:lang w:val="hi_IN" w:bidi="hi_IN"/>
-        </w:rPr>
-      </w:r>
-      <w:r>
-        <w:rPr>
           <w:b/>
           <w:lang w:val="hi_IN" w:bidi="hi_IN"/>
         </w:rPr>
@@ -15612,20 +13989,6 @@
       </w:r>
       <w:r>
         <w:rPr>
-          <w:lang w:val="hi_IN" w:bidi="hi_IN"/>
-        </w:rPr>
-        <w:t>בְּ⁠טֶ֣רֶם ׀ לֹא־יָב֣וֹא עֲלֵי⁠כֶ֗ם חֲרוֹן֙ אַף־יְהוָ֔ה</w:t>
-      </w:r>
-    </w:p>
-    <w:p>
-      <w:pPr/>
-      <w:r>
-        <w:rPr>
-          <w:lang w:val="hi_IN" w:bidi="hi_IN"/>
-        </w:rPr>
-      </w:r>
-      <w:r>
-        <w:rPr>
           <w:b/>
           <w:lang w:val="hi_IN" w:bidi="hi_IN"/>
         </w:rPr>
@@ -15788,20 +14151,6 @@
       </w:r>
       <w:r>
         <w:rPr>
-          <w:lang w:val="hi_IN" w:bidi="hi_IN"/>
-        </w:rPr>
-        <w:t>בְּ⁠טֶ֣רֶם ׀ לֹא־יָב֣וֹא עֲלֵי⁠כֶ֗ם חֲרוֹן֙ אַף־יְהוָ֔ה</w:t>
-      </w:r>
-    </w:p>
-    <w:p>
-      <w:pPr/>
-      <w:r>
-        <w:rPr>
-          <w:lang w:val="hi_IN" w:bidi="hi_IN"/>
-        </w:rPr>
-      </w:r>
-      <w:r>
-        <w:rPr>
           <w:b/>
           <w:lang w:val="hi_IN" w:bidi="hi_IN"/>
         </w:rPr>
@@ -15925,20 +14274,6 @@
       </w:r>
       <w:r>
         <w:rPr>
-          <w:lang w:val="hi_IN" w:bidi="hi_IN"/>
-        </w:rPr>
-        <w:t>בְּ⁠טֶ֨רֶם֙ לֹא־יָב֣וֹא עֲלֵי⁠כֶ֔ם י֖וֹם אַף־יְהוָֽה</w:t>
-      </w:r>
-    </w:p>
-    <w:p>
-      <w:pPr/>
-      <w:r>
-        <w:rPr>
-          <w:lang w:val="hi_IN" w:bidi="hi_IN"/>
-        </w:rPr>
-      </w:r>
-      <w:r>
-        <w:rPr>
           <w:b/>
           <w:lang w:val="hi_IN" w:bidi="hi_IN"/>
         </w:rPr>
@@ -16038,20 +14373,6 @@
         <w:rPr>
           <w:lang w:val="hi_IN" w:bidi="hi_IN"/>
         </w:rPr>
-      </w:r>
-    </w:p>
-    <w:p>
-      <w:pPr/>
-      <w:r>
-        <w:rPr>
-          <w:lang w:val="hi_IN" w:bidi="hi_IN"/>
-        </w:rPr>
-      </w:r>
-      <w:r>
-        <w:rPr>
-          <w:lang w:val="hi_IN" w:bidi="hi_IN"/>
-        </w:rPr>
-        <w:t>בַּקְּשׁ֤וּ אֶת־יְהוָה֙</w:t>
       </w:r>
     </w:p>
     <w:p>
@@ -16217,20 +14538,6 @@
       </w:r>
       <w:r>
         <w:rPr>
-          <w:lang w:val="hi_IN" w:bidi="hi_IN"/>
-        </w:rPr>
-        <w:t>כָּל־עַנְוֵ֣י הָ⁠אָ֔רֶץ</w:t>
-      </w:r>
-    </w:p>
-    <w:p>
-      <w:pPr/>
-      <w:r>
-        <w:rPr>
-          <w:lang w:val="hi_IN" w:bidi="hi_IN"/>
-        </w:rPr>
-      </w:r>
-      <w:r>
-        <w:rPr>
           <w:b/>
           <w:lang w:val="hi_IN" w:bidi="hi_IN"/>
         </w:rPr>
@@ -16342,20 +14649,6 @@
         <w:rPr>
           <w:lang w:val="hi_IN" w:bidi="hi_IN"/>
         </w:rPr>
-      </w:r>
-    </w:p>
-    <w:p>
-      <w:pPr/>
-      <w:r>
-        <w:rPr>
-          <w:lang w:val="hi_IN" w:bidi="hi_IN"/>
-        </w:rPr>
-      </w:r>
-      <w:r>
-        <w:rPr>
-          <w:lang w:val="hi_IN" w:bidi="hi_IN"/>
-        </w:rPr>
-        <w:t>כָּל־עַנְוֵ֣י הָ⁠אָ֔רֶץ</w:t>
       </w:r>
     </w:p>
     <w:p>
@@ -16495,20 +14788,6 @@
       </w:r>
       <w:r>
         <w:rPr>
-          <w:lang w:val="hi_IN" w:bidi="hi_IN"/>
-        </w:rPr>
-        <w:t>אֲשֶׁ֥ר מִשְׁפָּט֖⁠וֹ פָּעָ֑לוּ</w:t>
-      </w:r>
-    </w:p>
-    <w:p>
-      <w:pPr/>
-      <w:r>
-        <w:rPr>
-          <w:lang w:val="hi_IN" w:bidi="hi_IN"/>
-        </w:rPr>
-      </w:r>
-      <w:r>
-        <w:rPr>
           <w:b/>
           <w:lang w:val="hi_IN" w:bidi="hi_IN"/>
         </w:rPr>
@@ -16608,20 +14887,6 @@
         <w:rPr>
           <w:lang w:val="hi_IN" w:bidi="hi_IN"/>
         </w:rPr>
-      </w:r>
-    </w:p>
-    <w:p>
-      <w:pPr/>
-      <w:r>
-        <w:rPr>
-          <w:lang w:val="hi_IN" w:bidi="hi_IN"/>
-        </w:rPr>
-      </w:r>
-      <w:r>
-        <w:rPr>
-          <w:lang w:val="hi_IN" w:bidi="hi_IN"/>
-        </w:rPr>
-        <w:t>בַּקְּשׁוּ־צֶ֨דֶק֙ בַּקְּשׁ֣וּ עֲנָוָ֔ה</w:t>
       </w:r>
     </w:p>
     <w:p>
@@ -16774,20 +15039,6 @@
       </w:r>
       <w:r>
         <w:rPr>
-          <w:lang w:val="hi_IN" w:bidi="hi_IN"/>
-        </w:rPr>
-        <w:t>בַּקְּשׁוּ־צֶ֨דֶק֙ בַּקְּשׁ֣וּ עֲנָוָ֔ה</w:t>
-      </w:r>
-    </w:p>
-    <w:p>
-      <w:pPr/>
-      <w:r>
-        <w:rPr>
-          <w:lang w:val="hi_IN" w:bidi="hi_IN"/>
-        </w:rPr>
-      </w:r>
-      <w:r>
-        <w:rPr>
           <w:b/>
           <w:lang w:val="hi_IN" w:bidi="hi_IN"/>
         </w:rPr>
@@ -16911,20 +15162,6 @@
       </w:r>
       <w:r>
         <w:rPr>
-          <w:lang w:val="hi_IN" w:bidi="hi_IN"/>
-        </w:rPr>
-        <w:t>תִּסָּ֣תְר֔וּ</w:t>
-      </w:r>
-    </w:p>
-    <w:p>
-      <w:pPr/>
-      <w:r>
-        <w:rPr>
-          <w:lang w:val="hi_IN" w:bidi="hi_IN"/>
-        </w:rPr>
-      </w:r>
-      <w:r>
-        <w:rPr>
           <w:b/>
           <w:lang w:val="hi_IN" w:bidi="hi_IN"/>
         </w:rPr>
@@ -17022,20 +15259,6 @@
       </w:r>
       <w:r>
         <w:rPr>
-          <w:lang w:val="hi_IN" w:bidi="hi_IN"/>
-        </w:rPr>
-        <w:t>תִּסָּ֣תְר֔וּ</w:t>
-      </w:r>
-    </w:p>
-    <w:p>
-      <w:pPr/>
-      <w:r>
-        <w:rPr>
-          <w:lang w:val="hi_IN" w:bidi="hi_IN"/>
-        </w:rPr>
-      </w:r>
-      <w:r>
-        <w:rPr>
           <w:b/>
           <w:lang w:val="hi_IN" w:bidi="hi_IN"/>
         </w:rPr>
@@ -17146,20 +15369,6 @@
       </w:r>
       <w:r>
         <w:rPr>
-          <w:lang w:val="hi_IN" w:bidi="hi_IN"/>
-        </w:rPr>
-        <w:t>בְּ⁠י֖וֹם אַף־יְהוָֽה</w:t>
-      </w:r>
-    </w:p>
-    <w:p>
-      <w:pPr/>
-      <w:r>
-        <w:rPr>
-          <w:lang w:val="hi_IN" w:bidi="hi_IN"/>
-        </w:rPr>
-      </w:r>
-      <w:r>
-        <w:rPr>
           <w:b/>
           <w:lang w:val="hi_IN" w:bidi="hi_IN"/>
         </w:rPr>
@@ -17257,20 +15466,6 @@
       </w:r>
       <w:r>
         <w:rPr>
-          <w:lang w:val="hi_IN" w:bidi="hi_IN"/>
-        </w:rPr>
-        <w:t>עַזָּה֙ עֲזוּבָ֣ה תִֽהְיֶ֔ה &amp; וְ⁠עֶקְר֖וֹן תֵּעָקֵֽר</w:t>
-      </w:r>
-    </w:p>
-    <w:p>
-      <w:pPr/>
-      <w:r>
-        <w:rPr>
-          <w:lang w:val="hi_IN" w:bidi="hi_IN"/>
-        </w:rPr>
-      </w:r>
-      <w:r>
-        <w:rPr>
           <w:b/>
           <w:lang w:val="hi_IN" w:bidi="hi_IN"/>
         </w:rPr>
@@ -17368,20 +15563,6 @@
       </w:r>
       <w:r>
         <w:rPr>
-          <w:lang w:val="hi_IN" w:bidi="hi_IN"/>
-        </w:rPr>
-        <w:t>עַזָּה֙ עֲזוּבָ֣ה תִֽהְיֶ֔ה</w:t>
-      </w:r>
-    </w:p>
-    <w:p>
-      <w:pPr/>
-      <w:r>
-        <w:rPr>
-          <w:lang w:val="hi_IN" w:bidi="hi_IN"/>
-        </w:rPr>
-      </w:r>
-      <w:r>
-        <w:rPr>
           <w:b/>
           <w:lang w:val="hi_IN" w:bidi="hi_IN"/>
         </w:rPr>
@@ -17479,20 +15660,6 @@
       </w:r>
       <w:r>
         <w:rPr>
-          <w:lang w:val="hi_IN" w:bidi="hi_IN"/>
-        </w:rPr>
-        <w:t>וְ⁠אַשְׁקְל֖וֹן לִ⁠שְׁמָמָ֑ה</w:t>
-      </w:r>
-    </w:p>
-    <w:p>
-      <w:pPr/>
-      <w:r>
-        <w:rPr>
-          <w:lang w:val="hi_IN" w:bidi="hi_IN"/>
-        </w:rPr>
-      </w:r>
-      <w:r>
-        <w:rPr>
           <w:b/>
           <w:lang w:val="hi_IN" w:bidi="hi_IN"/>
         </w:rPr>
@@ -17590,20 +15757,6 @@
       </w:r>
       <w:r>
         <w:rPr>
-          <w:lang w:val="hi_IN" w:bidi="hi_IN"/>
-        </w:rPr>
-        <w:t>אַשְׁדּ֗וֹד &amp; יְגָ֣רְשׁ֔וּ⁠הָ</w:t>
-      </w:r>
-    </w:p>
-    <w:p>
-      <w:pPr/>
-      <w:r>
-        <w:rPr>
-          <w:lang w:val="hi_IN" w:bidi="hi_IN"/>
-        </w:rPr>
-      </w:r>
-      <w:r>
-        <w:rPr>
           <w:b/>
           <w:lang w:val="hi_IN" w:bidi="hi_IN"/>
         </w:rPr>
@@ -17727,20 +15880,6 @@
       </w:r>
       <w:r>
         <w:rPr>
-          <w:lang w:val="hi_IN" w:bidi="hi_IN"/>
-        </w:rPr>
-        <w:t>אַשְׁדּ֗וֹד &amp; יְגָ֣רְשׁ֔וּ⁠הָ</w:t>
-      </w:r>
-    </w:p>
-    <w:p>
-      <w:pPr/>
-      <w:r>
-        <w:rPr>
-          <w:lang w:val="hi_IN" w:bidi="hi_IN"/>
-        </w:rPr>
-      </w:r>
-      <w:r>
-        <w:rPr>
           <w:b/>
           <w:lang w:val="hi_IN" w:bidi="hi_IN"/>
         </w:rPr>
@@ -17877,20 +16016,6 @@
       </w:r>
       <w:r>
         <w:rPr>
-          <w:lang w:val="hi_IN" w:bidi="hi_IN"/>
-        </w:rPr>
-        <w:t>בַּֽ⁠צָּהֳרַ֨יִם֙</w:t>
-      </w:r>
-    </w:p>
-    <w:p>
-      <w:pPr/>
-      <w:r>
-        <w:rPr>
-          <w:lang w:val="hi_IN" w:bidi="hi_IN"/>
-        </w:rPr>
-      </w:r>
-      <w:r>
-        <w:rPr>
           <w:b/>
           <w:lang w:val="hi_IN" w:bidi="hi_IN"/>
         </w:rPr>
@@ -18001,20 +16126,6 @@
       </w:r>
       <w:r>
         <w:rPr>
-          <w:lang w:val="hi_IN" w:bidi="hi_IN"/>
-        </w:rPr>
-        <w:t>וְ⁠עֶקְר֖וֹן תֵּעָקֵֽר</w:t>
-      </w:r>
-    </w:p>
-    <w:p>
-      <w:pPr/>
-      <w:r>
-        <w:rPr>
-          <w:lang w:val="hi_IN" w:bidi="hi_IN"/>
-        </w:rPr>
-      </w:r>
-      <w:r>
-        <w:rPr>
           <w:b/>
           <w:lang w:val="hi_IN" w:bidi="hi_IN"/>
         </w:rPr>
@@ -18138,20 +16249,6 @@
       </w:r>
       <w:r>
         <w:rPr>
-          <w:lang w:val="hi_IN" w:bidi="hi_IN"/>
-        </w:rPr>
-        <w:t>וְ⁠עֶקְר֖וֹן תֵּעָקֵֽר</w:t>
-      </w:r>
-    </w:p>
-    <w:p>
-      <w:pPr/>
-      <w:r>
-        <w:rPr>
-          <w:lang w:val="hi_IN" w:bidi="hi_IN"/>
-        </w:rPr>
-      </w:r>
-      <w:r>
-        <w:rPr>
           <w:b/>
           <w:lang w:val="hi_IN" w:bidi="hi_IN"/>
         </w:rPr>
@@ -18249,20 +16346,6 @@
       </w:r>
       <w:r>
         <w:rPr>
-          <w:lang w:val="hi_IN" w:bidi="hi_IN"/>
-        </w:rPr>
-        <w:t>חֶ֥בֶל הַ⁠יָּ֖ם</w:t>
-      </w:r>
-    </w:p>
-    <w:p>
-      <w:pPr/>
-      <w:r>
-        <w:rPr>
-          <w:lang w:val="hi_IN" w:bidi="hi_IN"/>
-        </w:rPr>
-      </w:r>
-      <w:r>
-        <w:rPr>
           <w:b/>
           <w:lang w:val="hi_IN" w:bidi="hi_IN"/>
         </w:rPr>
@@ -18386,20 +16469,6 @@
       </w:r>
       <w:r>
         <w:rPr>
-          <w:lang w:val="hi_IN" w:bidi="hi_IN"/>
-        </w:rPr>
-        <w:t>כְּרֵתִ֑ים</w:t>
-      </w:r>
-    </w:p>
-    <w:p>
-      <w:pPr/>
-      <w:r>
-        <w:rPr>
-          <w:lang w:val="hi_IN" w:bidi="hi_IN"/>
-        </w:rPr>
-      </w:r>
-      <w:r>
-        <w:rPr>
           <w:b/>
           <w:lang w:val="hi_IN" w:bidi="hi_IN"/>
         </w:rPr>
@@ -18523,20 +16592,6 @@
       </w:r>
       <w:r>
         <w:rPr>
-          <w:lang w:val="hi_IN" w:bidi="hi_IN"/>
-        </w:rPr>
-        <w:t>דְּבַר־יְהוָ֣ה עֲלֵי⁠כֶ֗ם</w:t>
-      </w:r>
-    </w:p>
-    <w:p>
-      <w:pPr/>
-      <w:r>
-        <w:rPr>
-          <w:lang w:val="hi_IN" w:bidi="hi_IN"/>
-        </w:rPr>
-      </w:r>
-      <w:r>
-        <w:rPr>
           <w:b/>
           <w:lang w:val="hi_IN" w:bidi="hi_IN"/>
         </w:rPr>
@@ -18647,20 +16702,6 @@
       </w:r>
       <w:r>
         <w:rPr>
-          <w:lang w:val="hi_IN" w:bidi="hi_IN"/>
-        </w:rPr>
-        <w:t>עֲלֵי⁠כֶ֗ם כְּנַ֨עַן֙ אֶ֣רֶץ פְּלִשְׁתִּ֔ים</w:t>
-      </w:r>
-    </w:p>
-    <w:p>
-      <w:pPr/>
-      <w:r>
-        <w:rPr>
-          <w:lang w:val="hi_IN" w:bidi="hi_IN"/>
-        </w:rPr>
-      </w:r>
-      <w:r>
-        <w:rPr>
           <w:b/>
           <w:lang w:val="hi_IN" w:bidi="hi_IN"/>
         </w:rPr>
@@ -18771,20 +16812,6 @@
       </w:r>
       <w:r>
         <w:rPr>
-          <w:lang w:val="hi_IN" w:bidi="hi_IN"/>
-        </w:rPr>
-        <w:t>עֲלֵי⁠כֶ֗ם</w:t>
-      </w:r>
-    </w:p>
-    <w:p>
-      <w:pPr/>
-      <w:r>
-        <w:rPr>
-          <w:lang w:val="hi_IN" w:bidi="hi_IN"/>
-        </w:rPr>
-      </w:r>
-      <w:r>
-        <w:rPr>
           <w:b/>
           <w:lang w:val="hi_IN" w:bidi="hi_IN"/>
         </w:rPr>
@@ -18933,20 +16960,6 @@
       </w:r>
       <w:r>
         <w:rPr>
-          <w:lang w:val="hi_IN" w:bidi="hi_IN"/>
-        </w:rPr>
-        <w:t>וְ⁠הַאֲבַדְתִּ֖י⁠ךְ מֵ⁠אֵ֥ין יוֹשֵֽׁב</w:t>
-      </w:r>
-    </w:p>
-    <w:p>
-      <w:pPr/>
-      <w:r>
-        <w:rPr>
-          <w:lang w:val="hi_IN" w:bidi="hi_IN"/>
-        </w:rPr>
-      </w:r>
-      <w:r>
-        <w:rPr>
           <w:b/>
           <w:lang w:val="hi_IN" w:bidi="hi_IN"/>
         </w:rPr>
@@ -19044,20 +17057,6 @@
       </w:r>
       <w:r>
         <w:rPr>
-          <w:lang w:val="hi_IN" w:bidi="hi_IN"/>
-        </w:rPr>
-        <w:t>וְ⁠הַאֲבַדְתִּ֖י⁠ךְ מֵ⁠אֵ֥ין יוֹשֵֽׁב</w:t>
-      </w:r>
-    </w:p>
-    <w:p>
-      <w:pPr/>
-      <w:r>
-        <w:rPr>
-          <w:lang w:val="hi_IN" w:bidi="hi_IN"/>
-        </w:rPr>
-      </w:r>
-      <w:r>
-        <w:rPr>
           <w:b/>
           <w:lang w:val="hi_IN" w:bidi="hi_IN"/>
         </w:rPr>
@@ -19168,20 +17167,6 @@
       </w:r>
       <w:r>
         <w:rPr>
-          <w:lang w:val="hi_IN" w:bidi="hi_IN"/>
-        </w:rPr>
-        <w:t>חֶ֣בֶל הַ⁠יָּ֗ם</w:t>
-      </w:r>
-    </w:p>
-    <w:p>
-      <w:pPr/>
-      <w:r>
-        <w:rPr>
-          <w:lang w:val="hi_IN" w:bidi="hi_IN"/>
-        </w:rPr>
-      </w:r>
-      <w:r>
-        <w:rPr>
           <w:b/>
           <w:lang w:val="hi_IN" w:bidi="hi_IN"/>
         </w:rPr>
@@ -19279,20 +17264,6 @@
       </w:r>
       <w:r>
         <w:rPr>
-          <w:lang w:val="hi_IN" w:bidi="hi_IN"/>
-        </w:rPr>
-        <w:t>נְוֺ֛ת כְּרֹ֥ת רֹעִ֖ים וְ⁠גִדְר֥וֹת צֹֽאן</w:t>
-      </w:r>
-    </w:p>
-    <w:p>
-      <w:pPr/>
-      <w:r>
-        <w:rPr>
-          <w:lang w:val="hi_IN" w:bidi="hi_IN"/>
-        </w:rPr>
-      </w:r>
-      <w:r>
-        <w:rPr>
           <w:b/>
           <w:lang w:val="hi_IN" w:bidi="hi_IN"/>
         </w:rPr>
@@ -19429,20 +17400,6 @@
       </w:r>
       <w:r>
         <w:rPr>
-          <w:lang w:val="hi_IN" w:bidi="hi_IN"/>
-        </w:rPr>
-        <w:t>בֵּ֥ית יְהוּדָ֖ה</w:t>
-      </w:r>
-    </w:p>
-    <w:p>
-      <w:pPr/>
-      <w:r>
-        <w:rPr>
-          <w:lang w:val="hi_IN" w:bidi="hi_IN"/>
-        </w:rPr>
-      </w:r>
-      <w:r>
-        <w:rPr>
           <w:b/>
           <w:lang w:val="hi_IN" w:bidi="hi_IN"/>
         </w:rPr>
@@ -19553,20 +17510,6 @@
       </w:r>
       <w:r>
         <w:rPr>
-          <w:lang w:val="hi_IN" w:bidi="hi_IN"/>
-        </w:rPr>
-        <w:t>בְּ⁠בָתֵּ֣י אַשְׁקְל֗וֹן בָּ⁠עֶ֨רֶב֙ יִרְבָּצ֔וּ⁠ן</w:t>
-      </w:r>
-    </w:p>
-    <w:p>
-      <w:pPr/>
-      <w:r>
-        <w:rPr>
-          <w:lang w:val="hi_IN" w:bidi="hi_IN"/>
-        </w:rPr>
-      </w:r>
-      <w:r>
-        <w:rPr>
           <w:b/>
           <w:lang w:val="hi_IN" w:bidi="hi_IN"/>
         </w:rPr>
@@ -19653,20 +17596,6 @@
         <w:rPr>
           <w:lang w:val="hi_IN" w:bidi="hi_IN"/>
         </w:rPr>
-      </w:r>
-    </w:p>
-    <w:p>
-      <w:pPr/>
-      <w:r>
-        <w:rPr>
-          <w:lang w:val="hi_IN" w:bidi="hi_IN"/>
-        </w:rPr>
-      </w:r>
-      <w:r>
-        <w:rPr>
-          <w:lang w:val="hi_IN" w:bidi="hi_IN"/>
-        </w:rPr>
-        <w:t>יִפְקְדֵ֛⁠ם</w:t>
       </w:r>
     </w:p>
     <w:p>
@@ -19842,20 +17771,6 @@
       </w:r>
       <w:r>
         <w:rPr>
-          <w:lang w:val="hi_IN" w:bidi="hi_IN"/>
-        </w:rPr>
-        <w:t>שָׁמַ֨עְתִּי֙ חֶרְפַּ֣ת</w:t>
-      </w:r>
-    </w:p>
-    <w:p>
-      <w:pPr/>
-      <w:r>
-        <w:rPr>
-          <w:lang w:val="hi_IN" w:bidi="hi_IN"/>
-        </w:rPr>
-      </w:r>
-      <w:r>
-        <w:rPr>
           <w:b/>
           <w:lang w:val="hi_IN" w:bidi="hi_IN"/>
         </w:rPr>
@@ -20013,20 +17928,6 @@
       </w:r>
       <w:r>
         <w:rPr>
-          <w:lang w:val="hi_IN" w:bidi="hi_IN"/>
-        </w:rPr>
-        <w:t>מוֹאָ֔ב</w:t>
-      </w:r>
-    </w:p>
-    <w:p>
-      <w:pPr/>
-      <w:r>
-        <w:rPr>
-          <w:lang w:val="hi_IN" w:bidi="hi_IN"/>
-        </w:rPr>
-      </w:r>
-      <w:r>
-        <w:rPr>
           <w:b/>
           <w:lang w:val="hi_IN" w:bidi="hi_IN"/>
         </w:rPr>
@@ -20136,20 +18037,6 @@
       </w:r>
       <w:r>
         <w:rPr>
-          <w:lang w:val="hi_IN" w:bidi="hi_IN"/>
-        </w:rPr>
-        <w:t>בְּנֵ֣י עַמּ֑וֹן</w:t>
-      </w:r>
-    </w:p>
-    <w:p>
-      <w:pPr/>
-      <w:r>
-        <w:rPr>
-          <w:lang w:val="hi_IN" w:bidi="hi_IN"/>
-        </w:rPr>
-      </w:r>
-      <w:r>
-        <w:rPr>
           <w:b/>
           <w:lang w:val="hi_IN" w:bidi="hi_IN"/>
         </w:rPr>
@@ -20311,20 +18198,6 @@
       </w:r>
       <w:r>
         <w:rPr>
-          <w:lang w:val="hi_IN" w:bidi="hi_IN"/>
-        </w:rPr>
-        <w:t>וַ⁠יַּגְדִּ֖ילוּ עַל־גְּבוּלָֽ⁠ם</w:t>
-      </w:r>
-    </w:p>
-    <w:p>
-      <w:pPr/>
-      <w:r>
-        <w:rPr>
-          <w:lang w:val="hi_IN" w:bidi="hi_IN"/>
-        </w:rPr>
-      </w:r>
-      <w:r>
-        <w:rPr>
           <w:b/>
           <w:lang w:val="hi_IN" w:bidi="hi_IN"/>
         </w:rPr>
@@ -20422,20 +18295,6 @@
       </w:r>
       <w:r>
         <w:rPr>
-          <w:lang w:val="hi_IN" w:bidi="hi_IN"/>
-        </w:rPr>
-        <w:t>לָ⁠כֵ֣ן חַי־אָ֡נִי &amp; כִּֽי</w:t>
-      </w:r>
-    </w:p>
-    <w:p>
-      <w:pPr/>
-      <w:r>
-        <w:rPr>
-          <w:lang w:val="hi_IN" w:bidi="hi_IN"/>
-        </w:rPr>
-      </w:r>
-      <w:r>
-        <w:rPr>
           <w:b/>
           <w:lang w:val="hi_IN" w:bidi="hi_IN"/>
         </w:rPr>
@@ -20559,20 +18418,6 @@
       </w:r>
       <w:r>
         <w:rPr>
-          <w:lang w:val="hi_IN" w:bidi="hi_IN"/>
-        </w:rPr>
-        <w:t>נְאֻם֩ יְהוָ֨ה צְבָא֜וֹת אֱלֹהֵ֣י יִשְׂרָאֵ֗ל</w:t>
-      </w:r>
-    </w:p>
-    <w:p>
-      <w:pPr/>
-      <w:r>
-        <w:rPr>
-          <w:lang w:val="hi_IN" w:bidi="hi_IN"/>
-        </w:rPr>
-      </w:r>
-      <w:r>
-        <w:rPr>
           <w:b/>
           <w:lang w:val="hi_IN" w:bidi="hi_IN"/>
         </w:rPr>
@@ -20670,20 +18515,6 @@
       </w:r>
       <w:r>
         <w:rPr>
-          <w:lang w:val="hi_IN" w:bidi="hi_IN"/>
-        </w:rPr>
-        <w:t>יְהוָ֨ה צְבָא֜וֹת</w:t>
-      </w:r>
-    </w:p>
-    <w:p>
-      <w:pPr/>
-      <w:r>
-        <w:rPr>
-          <w:lang w:val="hi_IN" w:bidi="hi_IN"/>
-        </w:rPr>
-      </w:r>
-      <w:r>
-        <w:rPr>
           <w:b/>
           <w:lang w:val="hi_IN" w:bidi="hi_IN"/>
         </w:rPr>
@@ -20769,20 +18600,6 @@
         <w:rPr>
           <w:lang w:val="hi_IN" w:bidi="hi_IN"/>
         </w:rPr>
-      </w:r>
-    </w:p>
-    <w:p>
-      <w:pPr/>
-      <w:r>
-        <w:rPr>
-          <w:lang w:val="hi_IN" w:bidi="hi_IN"/>
-        </w:rPr>
-      </w:r>
-      <w:r>
-        <w:rPr>
-          <w:lang w:val="hi_IN" w:bidi="hi_IN"/>
-        </w:rPr>
-        <w:t>מוֹאָ֞ב כִּ⁠סְדֹ֤ם תִּֽהְיֶה֙ וּ⁠בְנֵ֤י עַמּוֹן֙ כַּֽ⁠עֲמֹרָ֔ה</w:t>
       </w:r>
     </w:p>
     <w:p>
@@ -20961,20 +18778,6 @@
       </w:r>
       <w:r>
         <w:rPr>
-          <w:lang w:val="hi_IN" w:bidi="hi_IN"/>
-        </w:rPr>
-        <w:t>מִמְשַׁ֥ק חָר֛וּל וּ⁠מִכְרֵה־מֶ֥לַח וּ⁠שְׁמָמָ֖ה עַד־עוֹלָ֑ם</w:t>
-      </w:r>
-    </w:p>
-    <w:p>
-      <w:pPr/>
-      <w:r>
-        <w:rPr>
-          <w:lang w:val="hi_IN" w:bidi="hi_IN"/>
-        </w:rPr>
-      </w:r>
-      <w:r>
-        <w:rPr>
           <w:b/>
           <w:lang w:val="hi_IN" w:bidi="hi_IN"/>
         </w:rPr>
@@ -21072,20 +18875,6 @@
       </w:r>
       <w:r>
         <w:rPr>
-          <w:lang w:val="hi_IN" w:bidi="hi_IN"/>
-        </w:rPr>
-        <w:t>מִמְשַׁ֥ק חָר֛וּל וּ⁠מִכְרֵה־מֶ֥לַח וּ⁠שְׁמָמָ֖ה עַד־עוֹלָ֑ם</w:t>
-      </w:r>
-    </w:p>
-    <w:p>
-      <w:pPr/>
-      <w:r>
-        <w:rPr>
-          <w:lang w:val="hi_IN" w:bidi="hi_IN"/>
-        </w:rPr>
-      </w:r>
-      <w:r>
-        <w:rPr>
           <w:b/>
           <w:lang w:val="hi_IN" w:bidi="hi_IN"/>
         </w:rPr>
@@ -21233,20 +19022,6 @@
       </w:r>
       <w:r>
         <w:rPr>
-          <w:lang w:val="hi_IN" w:bidi="hi_IN"/>
-        </w:rPr>
-        <w:t>מִמְשַׁ֥ק חָר֛וּל וּ⁠מִכְרֵה־מֶ֥לַח וּ⁠שְׁמָמָ֖ה עַד־עוֹלָ֑ם</w:t>
-      </w:r>
-    </w:p>
-    <w:p>
-      <w:pPr/>
-      <w:r>
-        <w:rPr>
-          <w:lang w:val="hi_IN" w:bidi="hi_IN"/>
-        </w:rPr>
-      </w:r>
-      <w:r>
-        <w:rPr>
           <w:b/>
           <w:lang w:val="hi_IN" w:bidi="hi_IN"/>
         </w:rPr>
@@ -21368,20 +19143,6 @@
       </w:r>
       <w:r>
         <w:rPr>
-          <w:lang w:val="hi_IN" w:bidi="hi_IN"/>
-        </w:rPr>
-        <w:t>שְׁאֵרִ֤ית עַמִּ⁠י֙ יְבָזּ֔וּ⁠ם וְ⁠יֶ֥תֶר גּוֹיִ֖י יִנְחָלֽוּ⁠ם</w:t>
-      </w:r>
-    </w:p>
-    <w:p>
-      <w:pPr/>
-      <w:r>
-        <w:rPr>
-          <w:lang w:val="hi_IN" w:bidi="hi_IN"/>
-        </w:rPr>
-      </w:r>
-      <w:r>
-        <w:rPr>
           <w:b/>
           <w:lang w:val="hi_IN" w:bidi="hi_IN"/>
         </w:rPr>
@@ -21492,20 +19253,6 @@
       </w:r>
       <w:r>
         <w:rPr>
-          <w:lang w:val="hi_IN" w:bidi="hi_IN"/>
-        </w:rPr>
-        <w:t>זֹ֥את לָ⁠הֶ֖ם תַּ֣חַת גְּאוֹנָ֑⁠ם כִּ֤י חֵֽרְפוּ֙ וַ⁠יַּגְדִּ֔לוּ עַל־עַ֖ם יְהוָ֥ה צְבָאֽוֹת</w:t>
-      </w:r>
-    </w:p>
-    <w:p>
-      <w:pPr/>
-      <w:r>
-        <w:rPr>
-          <w:lang w:val="hi_IN" w:bidi="hi_IN"/>
-        </w:rPr>
-      </w:r>
-      <w:r>
-        <w:rPr>
           <w:b/>
           <w:lang w:val="hi_IN" w:bidi="hi_IN"/>
         </w:rPr>
@@ -21615,20 +19362,6 @@
       </w:r>
       <w:r>
         <w:rPr>
-          <w:lang w:val="hi_IN" w:bidi="hi_IN"/>
-        </w:rPr>
-        <w:t>זֹ֥את לָ⁠הֶ֖ם תַּ֣חַת גְּאוֹנָ֑⁠ם</w:t>
-      </w:r>
-    </w:p>
-    <w:p>
-      <w:pPr/>
-      <w:r>
-        <w:rPr>
-          <w:lang w:val="hi_IN" w:bidi="hi_IN"/>
-        </w:rPr>
-      </w:r>
-      <w:r>
-        <w:rPr>
           <w:b/>
           <w:lang w:val="hi_IN" w:bidi="hi_IN"/>
         </w:rPr>
@@ -21728,20 +19461,6 @@
         <w:rPr>
           <w:lang w:val="hi_IN" w:bidi="hi_IN"/>
         </w:rPr>
-      </w:r>
-    </w:p>
-    <w:p>
-      <w:pPr/>
-      <w:r>
-        <w:rPr>
-          <w:lang w:val="hi_IN" w:bidi="hi_IN"/>
-        </w:rPr>
-      </w:r>
-      <w:r>
-        <w:rPr>
-          <w:lang w:val="hi_IN" w:bidi="hi_IN"/>
-        </w:rPr>
-        <w:t>וַ⁠יַּגְדִּ֔לוּ עַל</w:t>
       </w:r>
     </w:p>
     <w:p>
@@ -21868,20 +19587,6 @@
       </w:r>
       <w:r>
         <w:rPr>
-          <w:lang w:val="hi_IN" w:bidi="hi_IN"/>
-        </w:rPr>
-        <w:t>יְהוָ֥ה צְבָאֽוֹת</w:t>
-      </w:r>
-    </w:p>
-    <w:p>
-      <w:pPr/>
-      <w:r>
-        <w:rPr>
-          <w:lang w:val="hi_IN" w:bidi="hi_IN"/>
-        </w:rPr>
-      </w:r>
-      <w:r>
-        <w:rPr>
           <w:b/>
           <w:lang w:val="hi_IN" w:bidi="hi_IN"/>
         </w:rPr>
@@ -21965,20 +19670,6 @@
       </w:r>
       <w:r>
         <w:rPr>
-          <w:lang w:val="hi_IN" w:bidi="hi_IN"/>
-        </w:rPr>
-        <w:t>רָזָ֔ה אֵ֖ת כָּל־אֱלֹהֵ֣י הָ⁠אָ֑רֶץ</w:t>
-      </w:r>
-    </w:p>
-    <w:p>
-      <w:pPr/>
-      <w:r>
-        <w:rPr>
-          <w:lang w:val="hi_IN" w:bidi="hi_IN"/>
-        </w:rPr>
-      </w:r>
-      <w:r>
-        <w:rPr>
           <w:b/>
           <w:lang w:val="hi_IN" w:bidi="hi_IN"/>
         </w:rPr>
@@ -22102,20 +19793,6 @@
       </w:r>
       <w:r>
         <w:rPr>
-          <w:lang w:val="hi_IN" w:bidi="hi_IN"/>
-        </w:rPr>
-        <w:t>וְ⁠יִשְׁתַּֽחֲווּ־ל⁠וֹ֙ &amp; כֹּ֖ל אִיֵּ֥י הַ⁠גּוֹיִֽם</w:t>
-      </w:r>
-    </w:p>
-    <w:p>
-      <w:pPr/>
-      <w:r>
-        <w:rPr>
-          <w:lang w:val="hi_IN" w:bidi="hi_IN"/>
-        </w:rPr>
-      </w:r>
-      <w:r>
-        <w:rPr>
           <w:b/>
           <w:lang w:val="hi_IN" w:bidi="hi_IN"/>
         </w:rPr>
@@ -22264,20 +19941,6 @@
       </w:r>
       <w:r>
         <w:rPr>
-          <w:lang w:val="hi_IN" w:bidi="hi_IN"/>
-        </w:rPr>
-        <w:t>וְ⁠יִשְׁתַּֽחֲווּ־ל⁠וֹ֙ &amp; כֹּ֖ל אִיֵּ֥י הַ⁠גּוֹיִֽם</w:t>
-      </w:r>
-    </w:p>
-    <w:p>
-      <w:pPr/>
-      <w:r>
-        <w:rPr>
-          <w:lang w:val="hi_IN" w:bidi="hi_IN"/>
-        </w:rPr>
-      </w:r>
-      <w:r>
-        <w:rPr>
           <w:b/>
           <w:lang w:val="hi_IN" w:bidi="hi_IN"/>
         </w:rPr>
@@ -22401,20 +20064,6 @@
       </w:r>
       <w:r>
         <w:rPr>
-          <w:lang w:val="hi_IN" w:bidi="hi_IN"/>
-        </w:rPr>
-        <w:t>אִ֣ישׁ מִ⁠מְּקוֹמ֔⁠וֹ</w:t>
-      </w:r>
-    </w:p>
-    <w:p>
-      <w:pPr/>
-      <w:r>
-        <w:rPr>
-          <w:lang w:val="hi_IN" w:bidi="hi_IN"/>
-        </w:rPr>
-      </w:r>
-      <w:r>
-        <w:rPr>
           <w:b/>
           <w:lang w:val="hi_IN" w:bidi="hi_IN"/>
         </w:rPr>
@@ -22537,20 +20186,6 @@
       </w:r>
       <w:r>
         <w:rPr>
-          <w:lang w:val="hi_IN" w:bidi="hi_IN"/>
-        </w:rPr>
-        <w:t>גַּם־אַתֶּ֣ם כּוּשִׁ֔ים</w:t>
-      </w:r>
-    </w:p>
-    <w:p>
-      <w:pPr/>
-      <w:r>
-        <w:rPr>
-          <w:lang w:val="hi_IN" w:bidi="hi_IN"/>
-        </w:rPr>
-      </w:r>
-      <w:r>
-        <w:rPr>
           <w:b/>
           <w:lang w:val="hi_IN" w:bidi="hi_IN"/>
         </w:rPr>
@@ -22648,20 +20283,6 @@
       </w:r>
       <w:r>
         <w:rPr>
-          <w:lang w:val="hi_IN" w:bidi="hi_IN"/>
-        </w:rPr>
-        <w:t>חַֽלְלֵ֥י חַרְבִּ֖⁠י הֵֽמָּה</w:t>
-      </w:r>
-    </w:p>
-    <w:p>
-      <w:pPr/>
-      <w:r>
-        <w:rPr>
-          <w:lang w:val="hi_IN" w:bidi="hi_IN"/>
-        </w:rPr>
-      </w:r>
-      <w:r>
-        <w:rPr>
           <w:b/>
           <w:lang w:val="hi_IN" w:bidi="hi_IN"/>
         </w:rPr>
@@ -22759,20 +20380,6 @@
       </w:r>
       <w:r>
         <w:rPr>
-          <w:lang w:val="hi_IN" w:bidi="hi_IN"/>
-        </w:rPr>
-        <w:t>חַֽלְלֵ֥י חַרְבִּ֖⁠י הֵֽמָּה</w:t>
-      </w:r>
-    </w:p>
-    <w:p>
-      <w:pPr/>
-      <w:r>
-        <w:rPr>
-          <w:lang w:val="hi_IN" w:bidi="hi_IN"/>
-        </w:rPr>
-      </w:r>
-      <w:r>
-        <w:rPr>
           <w:b/>
           <w:lang w:val="hi_IN" w:bidi="hi_IN"/>
         </w:rPr>
@@ -22870,20 +20477,6 @@
       </w:r>
       <w:r>
         <w:rPr>
-          <w:lang w:val="hi_IN" w:bidi="hi_IN"/>
-        </w:rPr>
-        <w:t>חַֽלְלֵ֥י חַרְבִּ֖⁠י הֵֽמָּה</w:t>
-      </w:r>
-    </w:p>
-    <w:p>
-      <w:pPr/>
-      <w:r>
-        <w:rPr>
-          <w:lang w:val="hi_IN" w:bidi="hi_IN"/>
-        </w:rPr>
-      </w:r>
-      <w:r>
-        <w:rPr>
           <w:b/>
           <w:lang w:val="hi_IN" w:bidi="hi_IN"/>
         </w:rPr>
@@ -22994,20 +20587,6 @@
       </w:r>
       <w:r>
         <w:rPr>
-          <w:lang w:val="hi_IN" w:bidi="hi_IN"/>
-        </w:rPr>
-        <w:t>וְ⁠יֵ֤ט יָד⁠וֹ֙ עַל־צָפ֔וֹן וִֽ⁠יאַבֵּ֖ד אֶת־אַשּׁ֑וּר</w:t>
-      </w:r>
-    </w:p>
-    <w:p>
-      <w:pPr/>
-      <w:r>
-        <w:rPr>
-          <w:lang w:val="hi_IN" w:bidi="hi_IN"/>
-        </w:rPr>
-      </w:r>
-      <w:r>
-        <w:rPr>
           <w:b/>
           <w:lang w:val="hi_IN" w:bidi="hi_IN"/>
         </w:rPr>
@@ -23107,20 +20686,6 @@
         <w:rPr>
           <w:lang w:val="hi_IN" w:bidi="hi_IN"/>
         </w:rPr>
-      </w:r>
-    </w:p>
-    <w:p>
-      <w:pPr/>
-      <w:r>
-        <w:rPr>
-          <w:lang w:val="hi_IN" w:bidi="hi_IN"/>
-        </w:rPr>
-      </w:r>
-      <w:r>
-        <w:rPr>
-          <w:lang w:val="hi_IN" w:bidi="hi_IN"/>
-        </w:rPr>
-        <w:t>וְ⁠יֵ֤ט יָד⁠וֹ֙</w:t>
       </w:r>
     </w:p>
     <w:p>
@@ -23259,20 +20824,6 @@
       </w:r>
       <w:r>
         <w:rPr>
-          <w:lang w:val="hi_IN" w:bidi="hi_IN"/>
-        </w:rPr>
-        <w:t>צָפ֔וֹן</w:t>
-      </w:r>
-    </w:p>
-    <w:p>
-      <w:pPr/>
-      <w:r>
-        <w:rPr>
-          <w:lang w:val="hi_IN" w:bidi="hi_IN"/>
-        </w:rPr>
-      </w:r>
-      <w:r>
-        <w:rPr>
           <w:b/>
           <w:lang w:val="hi_IN" w:bidi="hi_IN"/>
         </w:rPr>
@@ -23396,20 +20947,6 @@
       </w:r>
       <w:r>
         <w:rPr>
-          <w:lang w:val="hi_IN" w:bidi="hi_IN"/>
-        </w:rPr>
-        <w:t>בְ⁠תוֹכָ֤⁠הּ</w:t>
-      </w:r>
-    </w:p>
-    <w:p>
-      <w:pPr/>
-      <w:r>
-        <w:rPr>
-          <w:lang w:val="hi_IN" w:bidi="hi_IN"/>
-        </w:rPr>
-      </w:r>
-      <w:r>
-        <w:rPr>
           <w:b/>
           <w:lang w:val="hi_IN" w:bidi="hi_IN"/>
         </w:rPr>
@@ -23520,20 +21057,6 @@
       </w:r>
       <w:r>
         <w:rPr>
-          <w:lang w:val="hi_IN" w:bidi="hi_IN"/>
-        </w:rPr>
-        <w:t>כָּל־חַיְת⁠וֹ־ג֔וֹי</w:t>
-      </w:r>
-    </w:p>
-    <w:p>
-      <w:pPr/>
-      <w:r>
-        <w:rPr>
-          <w:lang w:val="hi_IN" w:bidi="hi_IN"/>
-        </w:rPr>
-      </w:r>
-      <w:r>
-        <w:rPr>
           <w:b/>
           <w:lang w:val="hi_IN" w:bidi="hi_IN"/>
         </w:rPr>
@@ -23657,20 +21180,6 @@
       </w:r>
       <w:r>
         <w:rPr>
-          <w:lang w:val="hi_IN" w:bidi="hi_IN"/>
-        </w:rPr>
-        <w:t>גַּם־קָאַת֙ גַּם־קִפֹּ֔ד</w:t>
-      </w:r>
-    </w:p>
-    <w:p>
-      <w:pPr/>
-      <w:r>
-        <w:rPr>
-          <w:lang w:val="hi_IN" w:bidi="hi_IN"/>
-        </w:rPr>
-      </w:r>
-      <w:r>
-        <w:rPr>
           <w:b/>
           <w:lang w:val="hi_IN" w:bidi="hi_IN"/>
         </w:rPr>
@@ -23806,20 +21315,6 @@
       </w:r>
       <w:r>
         <w:rPr>
-          <w:lang w:val="hi_IN" w:bidi="hi_IN"/>
-        </w:rPr>
-        <w:t>בְּ⁠כַפְתֹּרֶ֖י⁠הָ יָלִ֑ינוּ</w:t>
-      </w:r>
-    </w:p>
-    <w:p>
-      <w:pPr/>
-      <w:r>
-        <w:rPr>
-          <w:lang w:val="hi_IN" w:bidi="hi_IN"/>
-        </w:rPr>
-      </w:r>
-      <w:r>
-        <w:rPr>
           <w:b/>
           <w:lang w:val="hi_IN" w:bidi="hi_IN"/>
         </w:rPr>
@@ -23930,20 +21425,6 @@
       </w:r>
       <w:r>
         <w:rPr>
-          <w:lang w:val="hi_IN" w:bidi="hi_IN"/>
-        </w:rPr>
-        <w:t>ק֠וֹל יְשׁוֹרֵ֤ר בַּֽ⁠חַלּוֹן֙ חֹ֣רֶב בַּ⁠סַּ֔ף כִּ֥י אַרְזָ֖ה עֵרָֽה</w:t>
-      </w:r>
-    </w:p>
-    <w:p>
-      <w:pPr/>
-      <w:r>
-        <w:rPr>
-          <w:lang w:val="hi_IN" w:bidi="hi_IN"/>
-        </w:rPr>
-      </w:r>
-      <w:r>
-        <w:rPr>
           <w:b/>
           <w:lang w:val="hi_IN" w:bidi="hi_IN"/>
         </w:rPr>
@@ -24066,20 +21547,6 @@
       </w:r>
       <w:r>
         <w:rPr>
-          <w:lang w:val="hi_IN" w:bidi="hi_IN"/>
-        </w:rPr>
-        <w:t>ק֠וֹל יְשׁוֹרֵ֤ר בַּֽ⁠חַלּוֹן֙</w:t>
-      </w:r>
-    </w:p>
-    <w:p>
-      <w:pPr/>
-      <w:r>
-        <w:rPr>
-          <w:lang w:val="hi_IN" w:bidi="hi_IN"/>
-        </w:rPr>
-      </w:r>
-      <w:r>
-        <w:rPr>
           <w:b/>
           <w:lang w:val="hi_IN" w:bidi="hi_IN"/>
         </w:rPr>
@@ -24210,20 +21677,6 @@
       </w:r>
       <w:r>
         <w:rPr>
-          <w:lang w:val="hi_IN" w:bidi="hi_IN"/>
-        </w:rPr>
-        <w:t>חֹ֣רֶב בַּ⁠סַּ֔ף</w:t>
-      </w:r>
-    </w:p>
-    <w:p>
-      <w:pPr/>
-      <w:r>
-        <w:rPr>
-          <w:lang w:val="hi_IN" w:bidi="hi_IN"/>
-        </w:rPr>
-      </w:r>
-      <w:r>
-        <w:rPr>
           <w:b/>
           <w:lang w:val="hi_IN" w:bidi="hi_IN"/>
         </w:rPr>
@@ -24346,20 +21799,6 @@
       </w:r>
       <w:r>
         <w:rPr>
-          <w:lang w:val="hi_IN" w:bidi="hi_IN"/>
-        </w:rPr>
-        <w:t>זֹ֞֠את הָ⁠עִ֤יר הָ⁠עַלִּיזָה֙ הַ⁠יּוֹשֶׁ֣בֶת לָ⁠בֶ֔טַח הָ⁠אֹֽמְרָה֙ בִּ⁠לְבָבָ֔⁠הּ אֲנִ֖י וְ⁠אַפְסִ֣⁠י ע֑וֹד</w:t>
-      </w:r>
-    </w:p>
-    <w:p>
-      <w:pPr/>
-      <w:r>
-        <w:rPr>
-          <w:lang w:val="hi_IN" w:bidi="hi_IN"/>
-        </w:rPr>
-      </w:r>
-      <w:r>
-        <w:rPr>
           <w:b/>
           <w:lang w:val="hi_IN" w:bidi="hi_IN"/>
         </w:rPr>
@@ -24483,20 +21922,6 @@
       </w:r>
       <w:r>
         <w:rPr>
-          <w:lang w:val="hi_IN" w:bidi="hi_IN"/>
-        </w:rPr>
-        <w:t>הָ⁠אֹֽמְרָה֙ בִּ⁠לְבָבָ֔⁠הּ אֲנִ֖י וְ⁠אַפְסִ֣⁠י ע֑וֹד</w:t>
-      </w:r>
-    </w:p>
-    <w:p>
-      <w:pPr/>
-      <w:r>
-        <w:rPr>
-          <w:lang w:val="hi_IN" w:bidi="hi_IN"/>
-        </w:rPr>
-      </w:r>
-      <w:r>
-        <w:rPr>
           <w:b/>
           <w:lang w:val="hi_IN" w:bidi="hi_IN"/>
         </w:rPr>
@@ -24621,20 +22046,6 @@
       </w:r>
       <w:r>
         <w:rPr>
-          <w:lang w:val="hi_IN" w:bidi="hi_IN"/>
-        </w:rPr>
-        <w:t>הָ⁠אֹֽמְרָה֙ בִּ⁠לְבָבָ֔⁠הּ אֲנִ֖י וְ⁠אַפְסִ֣⁠י ע֑וֹד</w:t>
-      </w:r>
-    </w:p>
-    <w:p>
-      <w:pPr/>
-      <w:r>
-        <w:rPr>
-          <w:lang w:val="hi_IN" w:bidi="hi_IN"/>
-        </w:rPr>
-      </w:r>
-      <w:r>
-        <w:rPr>
           <w:b/>
           <w:lang w:val="hi_IN" w:bidi="hi_IN"/>
         </w:rPr>
@@ -24746,20 +22157,6 @@
       </w:r>
       <w:r>
         <w:rPr>
-          <w:lang w:val="hi_IN" w:bidi="hi_IN"/>
-        </w:rPr>
-        <w:t>הָ⁠אֹֽמְרָה֙ בִּ⁠לְבָבָ֔⁠הּ אֲנִ֖י וְ⁠אַפְסִ֣⁠י ע֑וֹד</w:t>
-      </w:r>
-    </w:p>
-    <w:p>
-      <w:pPr/>
-      <w:r>
-        <w:rPr>
-          <w:lang w:val="hi_IN" w:bidi="hi_IN"/>
-        </w:rPr>
-      </w:r>
-      <w:r>
-        <w:rPr>
           <w:b/>
           <w:lang w:val="hi_IN" w:bidi="hi_IN"/>
         </w:rPr>
@@ -24871,20 +22268,6 @@
       </w:r>
       <w:r>
         <w:rPr>
-          <w:lang w:val="hi_IN" w:bidi="hi_IN"/>
-        </w:rPr>
-        <w:t>אֵ֣יךְ ׀ הָיְתָ֣ה לְ⁠שַׁמָּ֗ה</w:t>
-      </w:r>
-    </w:p>
-    <w:p>
-      <w:pPr/>
-      <w:r>
-        <w:rPr>
-          <w:lang w:val="hi_IN" w:bidi="hi_IN"/>
-        </w:rPr>
-      </w:r>
-      <w:r>
-        <w:rPr>
           <w:b/>
           <w:lang w:val="hi_IN" w:bidi="hi_IN"/>
         </w:rPr>
@@ -24982,20 +22365,6 @@
       </w:r>
       <w:r>
         <w:rPr>
-          <w:lang w:val="hi_IN" w:bidi="hi_IN"/>
-        </w:rPr>
-        <w:t>מַרְבֵּץ֙ לַֽ⁠חַיָּ֔ה</w:t>
-      </w:r>
-    </w:p>
-    <w:p>
-      <w:pPr/>
-      <w:r>
-        <w:rPr>
-          <w:lang w:val="hi_IN" w:bidi="hi_IN"/>
-        </w:rPr>
-      </w:r>
-      <w:r>
-        <w:rPr>
           <w:b/>
           <w:lang w:val="hi_IN" w:bidi="hi_IN"/>
         </w:rPr>
@@ -25106,20 +22475,6 @@
       </w:r>
       <w:r>
         <w:rPr>
-          <w:lang w:val="hi_IN" w:bidi="hi_IN"/>
-        </w:rPr>
-        <w:t>כֹּ֚ל עוֹבֵ֣ר עָלֶ֔י⁠הָ יִשְׁרֹ֖ק יָנִ֥יעַ יָדֽ⁠וֹ</w:t>
-      </w:r>
-    </w:p>
-    <w:p>
-      <w:pPr/>
-      <w:r>
-        <w:rPr>
-          <w:lang w:val="hi_IN" w:bidi="hi_IN"/>
-        </w:rPr>
-      </w:r>
-      <w:r>
-        <w:rPr>
           <w:b/>
           <w:lang w:val="hi_IN" w:bidi="hi_IN"/>
         </w:rPr>
@@ -25280,20 +22635,6 @@
       </w:r>
       <w:r>
         <w:rPr>
-          <w:lang w:val="hi_IN" w:bidi="hi_IN"/>
-        </w:rPr>
-        <w:t>ה֥וֹי מֹרְאָ֖ה וְ⁠נִגְאָלָ֑ה הָ⁠עִ֖יר הַ⁠יּוֹנָֽה</w:t>
-      </w:r>
-    </w:p>
-    <w:p>
-      <w:pPr/>
-      <w:r>
-        <w:rPr>
-          <w:lang w:val="hi_IN" w:bidi="hi_IN"/>
-        </w:rPr>
-      </w:r>
-      <w:r>
-        <w:rPr>
           <w:b/>
           <w:lang w:val="hi_IN" w:bidi="hi_IN"/>
         </w:rPr>
@@ -25404,20 +22745,6 @@
       </w:r>
       <w:r>
         <w:rPr>
-          <w:lang w:val="hi_IN" w:bidi="hi_IN"/>
-        </w:rPr>
-        <w:t>מֹרְאָ֖ה וְ⁠נִגְאָלָ֑ה הָ⁠עִ֖יר הַ⁠יּוֹנָֽה</w:t>
-      </w:r>
-    </w:p>
-    <w:p>
-      <w:pPr/>
-      <w:r>
-        <w:rPr>
-          <w:lang w:val="hi_IN" w:bidi="hi_IN"/>
-        </w:rPr>
-      </w:r>
-      <w:r>
-        <w:rPr>
           <w:b/>
           <w:lang w:val="hi_IN" w:bidi="hi_IN"/>
         </w:rPr>
@@ -25567,20 +22894,6 @@
       </w:r>
       <w:r>
         <w:rPr>
-          <w:lang w:val="hi_IN" w:bidi="hi_IN"/>
-        </w:rPr>
-        <w:t>מֹרְאָ֖ה וְ⁠נִגְאָלָ֑ה הָ⁠עִ֖יר הַ⁠יּוֹנָֽה</w:t>
-      </w:r>
-    </w:p>
-    <w:p>
-      <w:pPr/>
-      <w:r>
-        <w:rPr>
-          <w:lang w:val="hi_IN" w:bidi="hi_IN"/>
-        </w:rPr>
-      </w:r>
-      <w:r>
-        <w:rPr>
           <w:b/>
           <w:lang w:val="hi_IN" w:bidi="hi_IN"/>
         </w:rPr>
@@ -25691,20 +23004,6 @@
       </w:r>
       <w:r>
         <w:rPr>
-          <w:lang w:val="hi_IN" w:bidi="hi_IN"/>
-        </w:rPr>
-        <w:t>מֹרְאָ֖ה וְ⁠נִגְאָלָ֑ה</w:t>
-      </w:r>
-    </w:p>
-    <w:p>
-      <w:pPr/>
-      <w:r>
-        <w:rPr>
-          <w:lang w:val="hi_IN" w:bidi="hi_IN"/>
-        </w:rPr>
-      </w:r>
-      <w:r>
-        <w:rPr>
           <w:b/>
           <w:lang w:val="hi_IN" w:bidi="hi_IN"/>
         </w:rPr>
@@ -25802,20 +23101,6 @@
       </w:r>
       <w:r>
         <w:rPr>
-          <w:lang w:val="hi_IN" w:bidi="hi_IN"/>
-        </w:rPr>
-        <w:t>לֹ֤א שָֽׁמְעָה֙ בְּ⁠ק֔וֹל</w:t>
-      </w:r>
-    </w:p>
-    <w:p>
-      <w:pPr/>
-      <w:r>
-        <w:rPr>
-          <w:lang w:val="hi_IN" w:bidi="hi_IN"/>
-        </w:rPr>
-      </w:r>
-      <w:r>
-        <w:rPr>
           <w:b/>
           <w:lang w:val="hi_IN" w:bidi="hi_IN"/>
         </w:rPr>
@@ -25926,20 +23211,6 @@
       </w:r>
       <w:r>
         <w:rPr>
-          <w:lang w:val="hi_IN" w:bidi="hi_IN"/>
-        </w:rPr>
-        <w:t>לֹ֤א שָֽׁמְעָה֙ בְּ⁠ק֔וֹל</w:t>
-      </w:r>
-    </w:p>
-    <w:p>
-      <w:pPr/>
-      <w:r>
-        <w:rPr>
-          <w:lang w:val="hi_IN" w:bidi="hi_IN"/>
-        </w:rPr>
-      </w:r>
-      <w:r>
-        <w:rPr>
           <w:b/>
           <w:lang w:val="hi_IN" w:bidi="hi_IN"/>
         </w:rPr>
@@ -26037,20 +23308,6 @@
       </w:r>
       <w:r>
         <w:rPr>
-          <w:lang w:val="hi_IN" w:bidi="hi_IN"/>
-        </w:rPr>
-        <w:t>אֶל־אֱלֹהֶ֖י⁠הָ לֹ֥א קָרֵֽבָה</w:t>
-      </w:r>
-    </w:p>
-    <w:p>
-      <w:pPr/>
-      <w:r>
-        <w:rPr>
-          <w:lang w:val="hi_IN" w:bidi="hi_IN"/>
-        </w:rPr>
-      </w:r>
-      <w:r>
-        <w:rPr>
           <w:b/>
           <w:lang w:val="hi_IN" w:bidi="hi_IN"/>
         </w:rPr>
@@ -26136,20 +23393,6 @@
         <w:rPr>
           <w:lang w:val="hi_IN" w:bidi="hi_IN"/>
         </w:rPr>
-      </w:r>
-    </w:p>
-    <w:p>
-      <w:pPr/>
-      <w:r>
-        <w:rPr>
-          <w:lang w:val="hi_IN" w:bidi="hi_IN"/>
-        </w:rPr>
-      </w:r>
-      <w:r>
-        <w:rPr>
-          <w:lang w:val="hi_IN" w:bidi="hi_IN"/>
-        </w:rPr>
-        <w:t>שָׂרֶ֣י⁠הָ</w:t>
       </w:r>
     </w:p>
     <w:p>
@@ -26288,20 +23531,6 @@
       </w:r>
       <w:r>
         <w:rPr>
-          <w:lang w:val="hi_IN" w:bidi="hi_IN"/>
-        </w:rPr>
-        <w:t>בְ⁠קִרְבָּ֔⁠הּ אֲרָי֖וֹת שֹֽׁאֲגִ֑ים</w:t>
-      </w:r>
-    </w:p>
-    <w:p>
-      <w:pPr/>
-      <w:r>
-        <w:rPr>
-          <w:lang w:val="hi_IN" w:bidi="hi_IN"/>
-        </w:rPr>
-      </w:r>
-      <w:r>
-        <w:rPr>
           <w:b/>
           <w:lang w:val="hi_IN" w:bidi="hi_IN"/>
         </w:rPr>
@@ -26425,20 +23654,6 @@
       </w:r>
       <w:r>
         <w:rPr>
-          <w:lang w:val="hi_IN" w:bidi="hi_IN"/>
-        </w:rPr>
-        <w:t>זְאֵ֣בֵי עֶ֔רֶב</w:t>
-      </w:r>
-    </w:p>
-    <w:p>
-      <w:pPr/>
-      <w:r>
-        <w:rPr>
-          <w:lang w:val="hi_IN" w:bidi="hi_IN"/>
-        </w:rPr>
-      </w:r>
-      <w:r>
-        <w:rPr>
           <w:b/>
           <w:lang w:val="hi_IN" w:bidi="hi_IN"/>
         </w:rPr>
@@ -26575,20 +23790,6 @@
       </w:r>
       <w:r>
         <w:rPr>
-          <w:lang w:val="hi_IN" w:bidi="hi_IN"/>
-        </w:rPr>
-        <w:t>לֹ֥א גָרְמ֖וּ לַ⁠בֹּֽקֶר</w:t>
-      </w:r>
-    </w:p>
-    <w:p>
-      <w:pPr/>
-      <w:r>
-        <w:rPr>
-          <w:lang w:val="hi_IN" w:bidi="hi_IN"/>
-        </w:rPr>
-      </w:r>
-      <w:r>
-        <w:rPr>
           <w:b/>
           <w:lang w:val="hi_IN" w:bidi="hi_IN"/>
         </w:rPr>
@@ -26725,20 +23926,6 @@
       </w:r>
       <w:r>
         <w:rPr>
-          <w:lang w:val="hi_IN" w:bidi="hi_IN"/>
-        </w:rPr>
-        <w:t>פֹּֽחֲזִ֔ים</w:t>
-      </w:r>
-    </w:p>
-    <w:p>
-      <w:pPr/>
-      <w:r>
-        <w:rPr>
-          <w:lang w:val="hi_IN" w:bidi="hi_IN"/>
-        </w:rPr>
-      </w:r>
-      <w:r>
-        <w:rPr>
           <w:b/>
           <w:lang w:val="hi_IN" w:bidi="hi_IN"/>
         </w:rPr>
@@ -26887,20 +24074,6 @@
       </w:r>
       <w:r>
         <w:rPr>
-          <w:lang w:val="hi_IN" w:bidi="hi_IN"/>
-        </w:rPr>
-        <w:t>אַנְשֵׁ֖י בֹּֽגְד֑וֹת</w:t>
-      </w:r>
-    </w:p>
-    <w:p>
-      <w:pPr/>
-      <w:r>
-        <w:rPr>
-          <w:lang w:val="hi_IN" w:bidi="hi_IN"/>
-        </w:rPr>
-      </w:r>
-      <w:r>
-        <w:rPr>
           <w:b/>
           <w:lang w:val="hi_IN" w:bidi="hi_IN"/>
         </w:rPr>
@@ -27024,20 +24197,6 @@
       </w:r>
       <w:r>
         <w:rPr>
-          <w:lang w:val="hi_IN" w:bidi="hi_IN"/>
-        </w:rPr>
-        <w:t>אַנְשֵׁ֖י בֹּֽגְד֑וֹת</w:t>
-      </w:r>
-    </w:p>
-    <w:p>
-      <w:pPr/>
-      <w:r>
-        <w:rPr>
-          <w:lang w:val="hi_IN" w:bidi="hi_IN"/>
-        </w:rPr>
-      </w:r>
-      <w:r>
-        <w:rPr>
           <w:b/>
           <w:lang w:val="hi_IN" w:bidi="hi_IN"/>
         </w:rPr>
@@ -27146,20 +24305,6 @@
       </w:r>
       <w:r>
         <w:rPr>
-          <w:lang w:val="hi_IN" w:bidi="hi_IN"/>
-        </w:rPr>
-        <w:t>חִלְּלוּ־קֹ֔דֶשׁ</w:t>
-      </w:r>
-    </w:p>
-    <w:p>
-      <w:pPr/>
-      <w:r>
-        <w:rPr>
-          <w:lang w:val="hi_IN" w:bidi="hi_IN"/>
-        </w:rPr>
-      </w:r>
-      <w:r>
-        <w:rPr>
           <w:b/>
           <w:lang w:val="hi_IN" w:bidi="hi_IN"/>
         </w:rPr>
@@ -27319,20 +24464,6 @@
       </w:r>
       <w:r>
         <w:rPr>
-          <w:lang w:val="hi_IN" w:bidi="hi_IN"/>
-        </w:rPr>
-        <w:t>לֹ֥א יַעֲשֶׂ֖ה עַוְלָ֑ה</w:t>
-      </w:r>
-    </w:p>
-    <w:p>
-      <w:pPr/>
-      <w:r>
-        <w:rPr>
-          <w:lang w:val="hi_IN" w:bidi="hi_IN"/>
-        </w:rPr>
-      </w:r>
-      <w:r>
-        <w:rPr>
           <w:b/>
           <w:lang w:val="hi_IN" w:bidi="hi_IN"/>
         </w:rPr>
@@ -27456,20 +24587,6 @@
       </w:r>
       <w:r>
         <w:rPr>
-          <w:lang w:val="hi_IN" w:bidi="hi_IN"/>
-        </w:rPr>
-        <w:t>בַּ⁠בֹּ֨קֶר בַּ⁠בֹּ֜קֶר מִשְׁפָּט֨⁠וֹ יִתֵּ֤ן לָ⁠אוֹר֙ לֹ֣א נֶעְדָּ֔ר</w:t>
-      </w:r>
-    </w:p>
-    <w:p>
-      <w:pPr/>
-      <w:r>
-        <w:rPr>
-          <w:lang w:val="hi_IN" w:bidi="hi_IN"/>
-        </w:rPr>
-      </w:r>
-      <w:r>
-        <w:rPr>
           <w:b/>
           <w:lang w:val="hi_IN" w:bidi="hi_IN"/>
         </w:rPr>
@@ -27613,20 +24730,6 @@
       </w:r>
       <w:r>
         <w:rPr>
-          <w:lang w:val="hi_IN" w:bidi="hi_IN"/>
-        </w:rPr>
-        <w:t>בַּ⁠בֹּ֨קֶר בַּ⁠בֹּ֜קֶר</w:t>
-      </w:r>
-    </w:p>
-    <w:p>
-      <w:pPr/>
-      <w:r>
-        <w:rPr>
-          <w:lang w:val="hi_IN" w:bidi="hi_IN"/>
-        </w:rPr>
-      </w:r>
-      <w:r>
-        <w:rPr>
           <w:b/>
           <w:lang w:val="hi_IN" w:bidi="hi_IN"/>
         </w:rPr>
@@ -27761,20 +24864,6 @@
       </w:r>
       <w:r>
         <w:rPr>
-          <w:lang w:val="hi_IN" w:bidi="hi_IN"/>
-        </w:rPr>
-        <w:t>בַּ⁠בֹּ֨קֶר בַּ⁠בֹּ֜קֶר</w:t>
-      </w:r>
-    </w:p>
-    <w:p>
-      <w:pPr/>
-      <w:r>
-        <w:rPr>
-          <w:lang w:val="hi_IN" w:bidi="hi_IN"/>
-        </w:rPr>
-      </w:r>
-      <w:r>
-        <w:rPr>
           <w:b/>
           <w:lang w:val="hi_IN" w:bidi="hi_IN"/>
         </w:rPr>
@@ -27871,20 +24960,6 @@
       </w:r>
       <w:r>
         <w:rPr>
-          <w:lang w:val="hi_IN" w:bidi="hi_IN"/>
-        </w:rPr>
-        <w:t>מִשְׁפָּט֨⁠וֹ יִתֵּ֤ן</w:t>
-      </w:r>
-    </w:p>
-    <w:p>
-      <w:pPr/>
-      <w:r>
-        <w:rPr>
-          <w:lang w:val="hi_IN" w:bidi="hi_IN"/>
-        </w:rPr>
-      </w:r>
-      <w:r>
-        <w:rPr>
           <w:b/>
           <w:lang w:val="hi_IN" w:bidi="hi_IN"/>
         </w:rPr>
@@ -27995,20 +25070,6 @@
       </w:r>
       <w:r>
         <w:rPr>
-          <w:lang w:val="hi_IN" w:bidi="hi_IN"/>
-        </w:rPr>
-        <w:t>לֹ֣א נֶעְדָּ֔ר</w:t>
-      </w:r>
-    </w:p>
-    <w:p>
-      <w:pPr/>
-      <w:r>
-        <w:rPr>
-          <w:lang w:val="hi_IN" w:bidi="hi_IN"/>
-        </w:rPr>
-      </w:r>
-      <w:r>
-        <w:rPr>
           <w:b/>
           <w:lang w:val="hi_IN" w:bidi="hi_IN"/>
         </w:rPr>
@@ -28118,20 +25179,6 @@
       </w:r>
       <w:r>
         <w:rPr>
-          <w:lang w:val="hi_IN" w:bidi="hi_IN"/>
-        </w:rPr>
-        <w:t>לֹ֣א נֶעְדָּ֔ר</w:t>
-      </w:r>
-    </w:p>
-    <w:p>
-      <w:pPr/>
-      <w:r>
-        <w:rPr>
-          <w:lang w:val="hi_IN" w:bidi="hi_IN"/>
-        </w:rPr>
-      </w:r>
-      <w:r>
-        <w:rPr>
           <w:b/>
           <w:lang w:val="hi_IN" w:bidi="hi_IN"/>
         </w:rPr>
@@ -28241,20 +25288,6 @@
       </w:r>
       <w:r>
         <w:rPr>
-          <w:lang w:val="hi_IN" w:bidi="hi_IN"/>
-        </w:rPr>
-        <w:t>וְ⁠לֹֽא־יוֹדֵ֥עַ עַוָּ֖ל בֹּֽשֶׁת</w:t>
-      </w:r>
-    </w:p>
-    <w:p>
-      <w:pPr/>
-      <w:r>
-        <w:rPr>
-          <w:lang w:val="hi_IN" w:bidi="hi_IN"/>
-        </w:rPr>
-      </w:r>
-      <w:r>
-        <w:rPr>
           <w:b/>
           <w:lang w:val="hi_IN" w:bidi="hi_IN"/>
         </w:rPr>
@@ -28365,20 +25398,6 @@
       </w:r>
       <w:r>
         <w:rPr>
-          <w:lang w:val="hi_IN" w:bidi="hi_IN"/>
-        </w:rPr>
-        <w:t>וְ⁠לֹֽא־יוֹדֵ֥עַ עַוָּ֖ל בֹּֽשֶׁת</w:t>
-      </w:r>
-    </w:p>
-    <w:p>
-      <w:pPr/>
-      <w:r>
-        <w:rPr>
-          <w:lang w:val="hi_IN" w:bidi="hi_IN"/>
-        </w:rPr>
-      </w:r>
-      <w:r>
-        <w:rPr>
           <w:b/>
           <w:lang w:val="hi_IN" w:bidi="hi_IN"/>
         </w:rPr>
@@ -28489,20 +25508,6 @@
       </w:r>
       <w:r>
         <w:rPr>
-          <w:lang w:val="hi_IN" w:bidi="hi_IN"/>
-        </w:rPr>
-        <w:t>הִכְרַ֣תִּי גוֹיִ֗ם נָשַׁ֨מּוּ֙ פִּנּוֹתָ֔⁠ם הֶחֱרַ֥בְתִּי חֽוּצוֹתָ֖⁠ם</w:t>
-      </w:r>
-    </w:p>
-    <w:p>
-      <w:pPr/>
-      <w:r>
-        <w:rPr>
-          <w:lang w:val="hi_IN" w:bidi="hi_IN"/>
-        </w:rPr>
-      </w:r>
-      <w:r>
-        <w:rPr>
           <w:b/>
           <w:lang w:val="hi_IN" w:bidi="hi_IN"/>
         </w:rPr>
@@ -28612,20 +25617,6 @@
       </w:r>
       <w:r>
         <w:rPr>
-          <w:lang w:val="hi_IN" w:bidi="hi_IN"/>
-        </w:rPr>
-        <w:t>הִכְרַ֣תִּי גוֹיִ֗ם נָשַׁ֨מּוּ֙ פִּנּוֹתָ֔⁠ם הֶחֱרַ֥בְתִּי חֽוּצוֹתָ֖⁠ם</w:t>
-      </w:r>
-    </w:p>
-    <w:p>
-      <w:pPr/>
-      <w:r>
-        <w:rPr>
-          <w:lang w:val="hi_IN" w:bidi="hi_IN"/>
-        </w:rPr>
-      </w:r>
-      <w:r>
-        <w:rPr>
           <w:b/>
           <w:lang w:val="hi_IN" w:bidi="hi_IN"/>
         </w:rPr>
@@ -28712,20 +25703,6 @@
         <w:rPr>
           <w:lang w:val="hi_IN" w:bidi="hi_IN"/>
         </w:rPr>
-      </w:r>
-    </w:p>
-    <w:p>
-      <w:pPr/>
-      <w:r>
-        <w:rPr>
-          <w:lang w:val="hi_IN" w:bidi="hi_IN"/>
-        </w:rPr>
-      </w:r>
-      <w:r>
-        <w:rPr>
-          <w:lang w:val="hi_IN" w:bidi="hi_IN"/>
-        </w:rPr>
-        <w:t>הִכְרַ֣תִּי</w:t>
       </w:r>
     </w:p>
     <w:p>
@@ -28858,20 +25835,6 @@
       </w:r>
       <w:r>
         <w:rPr>
-          <w:lang w:val="hi_IN" w:bidi="hi_IN"/>
-        </w:rPr>
-        <w:t>נָשַׁ֨מּוּ֙ פִּנּוֹתָ֔⁠ם</w:t>
-      </w:r>
-    </w:p>
-    <w:p>
-      <w:pPr/>
-      <w:r>
-        <w:rPr>
-          <w:lang w:val="hi_IN" w:bidi="hi_IN"/>
-        </w:rPr>
-      </w:r>
-      <w:r>
-        <w:rPr>
           <w:b/>
           <w:lang w:val="hi_IN" w:bidi="hi_IN"/>
         </w:rPr>
@@ -28958,20 +25921,6 @@
         <w:rPr>
           <w:lang w:val="hi_IN" w:bidi="hi_IN"/>
         </w:rPr>
-      </w:r>
-    </w:p>
-    <w:p>
-      <w:pPr/>
-      <w:r>
-        <w:rPr>
-          <w:lang w:val="hi_IN" w:bidi="hi_IN"/>
-        </w:rPr>
-      </w:r>
-      <w:r>
-        <w:rPr>
-          <w:lang w:val="hi_IN" w:bidi="hi_IN"/>
-        </w:rPr>
-        <w:t>פִּנּוֹתָ֔⁠ם</w:t>
       </w:r>
     </w:p>
     <w:p>
@@ -29091,20 +26040,6 @@
       </w:r>
       <w:r>
         <w:rPr>
-          <w:lang w:val="hi_IN" w:bidi="hi_IN"/>
-        </w:rPr>
-        <w:t>נִצְדּ֧וּ עָרֵי⁠הֶ֛ם</w:t>
-      </w:r>
-    </w:p>
-    <w:p>
-      <w:pPr/>
-      <w:r>
-        <w:rPr>
-          <w:lang w:val="hi_IN" w:bidi="hi_IN"/>
-        </w:rPr>
-      </w:r>
-      <w:r>
-        <w:rPr>
           <w:b/>
           <w:lang w:val="hi_IN" w:bidi="hi_IN"/>
         </w:rPr>
@@ -29214,20 +26149,6 @@
       </w:r>
       <w:r>
         <w:rPr>
-          <w:lang w:val="hi_IN" w:bidi="hi_IN"/>
-        </w:rPr>
-        <w:t>מִ⁠בְּלִי־אִ֖ישׁ מֵ⁠אֵ֥ין יוֹשֵֽׁב</w:t>
-      </w:r>
-    </w:p>
-    <w:p>
-      <w:pPr/>
-      <w:r>
-        <w:rPr>
-          <w:lang w:val="hi_IN" w:bidi="hi_IN"/>
-        </w:rPr>
-      </w:r>
-      <w:r>
-        <w:rPr>
           <w:b/>
           <w:lang w:val="hi_IN" w:bidi="hi_IN"/>
         </w:rPr>
@@ -29325,20 +26246,6 @@
       </w:r>
       <w:r>
         <w:rPr>
-          <w:lang w:val="hi_IN" w:bidi="hi_IN"/>
-        </w:rPr>
-        <w:t>אָמַ֜רְתִּי אַךְ־תִּירְאִ֤י אוֹתִ⁠י֙ תִּקְחִ֣י מוּסָ֔ר וְ⁠לֹֽא־יִכָּרֵ֣ת מְעוֹנָ֔⁠הּ כֹּ֥ל אֲשֶׁר־פָּקַ֖דְתִּי עָלֶ֑י⁠הָ</w:t>
-      </w:r>
-    </w:p>
-    <w:p>
-      <w:pPr/>
-      <w:r>
-        <w:rPr>
-          <w:lang w:val="hi_IN" w:bidi="hi_IN"/>
-        </w:rPr>
-      </w:r>
-      <w:r>
-        <w:rPr>
           <w:b/>
           <w:lang w:val="hi_IN" w:bidi="hi_IN"/>
         </w:rPr>
@@ -29436,20 +26343,6 @@
       </w:r>
       <w:r>
         <w:rPr>
-          <w:lang w:val="hi_IN" w:bidi="hi_IN"/>
-        </w:rPr>
-        <w:t>אָמַ֜רְתִּי אַךְ־תִּירְאִ֤י אוֹתִ⁠י֙ תִּקְחִ֣י מוּסָ֔ר וְ⁠לֹֽא־יִכָּרֵ֣ת מְעוֹנָ֔⁠הּ כֹּ֥ל אֲשֶׁר־פָּקַ֖דְתִּי עָלֶ֑י⁠הָ</w:t>
-      </w:r>
-    </w:p>
-    <w:p>
-      <w:pPr/>
-      <w:r>
-        <w:rPr>
-          <w:lang w:val="hi_IN" w:bidi="hi_IN"/>
-        </w:rPr>
-      </w:r>
-      <w:r>
-        <w:rPr>
           <w:b/>
           <w:lang w:val="hi_IN" w:bidi="hi_IN"/>
         </w:rPr>
@@ -29536,20 +26429,6 @@
         <w:rPr>
           <w:lang w:val="hi_IN" w:bidi="hi_IN"/>
         </w:rPr>
-      </w:r>
-    </w:p>
-    <w:p>
-      <w:pPr/>
-      <w:r>
-        <w:rPr>
-          <w:lang w:val="hi_IN" w:bidi="hi_IN"/>
-        </w:rPr>
-      </w:r>
-      <w:r>
-        <w:rPr>
-          <w:lang w:val="hi_IN" w:bidi="hi_IN"/>
-        </w:rPr>
-        <w:t>אָמַ֜רְתִּי אַךְ־תִּירְאִ֤י אוֹתִ⁠י֙ תִּקְחִ֣י מוּסָ֔ר וְ⁠לֹֽא־יִכָּרֵ֣ת מְעוֹנָ֔⁠הּ כֹּ֥ל אֲשֶׁר־פָּקַ֖דְתִּי עָלֶ֑י⁠הָ</w:t>
       </w:r>
     </w:p>
     <w:p>
@@ -29702,20 +26581,6 @@
       </w:r>
       <w:r>
         <w:rPr>
-          <w:lang w:val="hi_IN" w:bidi="hi_IN"/>
-        </w:rPr>
-        <w:t>כֹּ֥ל אֲשֶׁר־פָּקַ֖דְתִּי עָלֶ֑י⁠הָ</w:t>
-      </w:r>
-    </w:p>
-    <w:p>
-      <w:pPr/>
-      <w:r>
-        <w:rPr>
-          <w:lang w:val="hi_IN" w:bidi="hi_IN"/>
-        </w:rPr>
-      </w:r>
-      <w:r>
-        <w:rPr>
           <w:b/>
           <w:lang w:val="hi_IN" w:bidi="hi_IN"/>
         </w:rPr>
@@ -29837,20 +26702,6 @@
       </w:r>
       <w:r>
         <w:rPr>
-          <w:lang w:val="hi_IN" w:bidi="hi_IN"/>
-        </w:rPr>
-        <w:t>הִשְׁכִּ֣ימוּ הִשְׁחִ֔יתוּ כֹּ֖ל עֲלִילוֹתָֽ⁠ם</w:t>
-      </w:r>
-    </w:p>
-    <w:p>
-      <w:pPr/>
-      <w:r>
-        <w:rPr>
-          <w:lang w:val="hi_IN" w:bidi="hi_IN"/>
-        </w:rPr>
-      </w:r>
-      <w:r>
-        <w:rPr>
           <w:b/>
           <w:lang w:val="hi_IN" w:bidi="hi_IN"/>
         </w:rPr>
@@ -29950,20 +26801,6 @@
         <w:rPr>
           <w:lang w:val="hi_IN" w:bidi="hi_IN"/>
         </w:rPr>
-      </w:r>
-    </w:p>
-    <w:p>
-      <w:pPr/>
-      <w:r>
-        <w:rPr>
-          <w:lang w:val="hi_IN" w:bidi="hi_IN"/>
-        </w:rPr>
-      </w:r>
-      <w:r>
-        <w:rPr>
-          <w:lang w:val="hi_IN" w:bidi="hi_IN"/>
-        </w:rPr>
-        <w:t>הִשְׁכִּ֣ימוּ הִשְׁחִ֔יתוּ כֹּ֖ל עֲלִילוֹתָֽ⁠ם</w:t>
       </w:r>
     </w:p>
     <w:p>
@@ -30271,20 +27108,6 @@
       </w:r>
       <w:r>
         <w:rPr>
-          <w:lang w:val="hi_IN" w:bidi="hi_IN"/>
-        </w:rPr>
-        <w:t>לָ⁠כֵ֤ן חַכּוּ־לִ⁠י֙ נְאֻם־יְהוָ֔ה לְ⁠י֖וֹם קוּמִ֣⁠י לְ⁠עַ֑ד</w:t>
-      </w:r>
-    </w:p>
-    <w:p>
-      <w:pPr/>
-      <w:r>
-        <w:rPr>
-          <w:lang w:val="hi_IN" w:bidi="hi_IN"/>
-        </w:rPr>
-      </w:r>
-      <w:r>
-        <w:rPr>
           <w:b/>
           <w:lang w:val="hi_IN" w:bidi="hi_IN"/>
         </w:rPr>
@@ -30493,20 +27316,6 @@
       </w:r>
       <w:r>
         <w:rPr>
-          <w:lang w:val="hi_IN" w:bidi="hi_IN"/>
-        </w:rPr>
-        <w:t>לְ⁠י֖וֹם קוּמִ֣⁠י</w:t>
-      </w:r>
-    </w:p>
-    <w:p>
-      <w:pPr/>
-      <w:r>
-        <w:rPr>
-          <w:lang w:val="hi_IN" w:bidi="hi_IN"/>
-        </w:rPr>
-      </w:r>
-      <w:r>
-        <w:rPr>
           <w:b/>
           <w:lang w:val="hi_IN" w:bidi="hi_IN"/>
         </w:rPr>
@@ -30606,20 +27415,6 @@
         <w:rPr>
           <w:lang w:val="hi_IN" w:bidi="hi_IN"/>
         </w:rPr>
-      </w:r>
-    </w:p>
-    <w:p>
-      <w:pPr/>
-      <w:r>
-        <w:rPr>
-          <w:lang w:val="hi_IN" w:bidi="hi_IN"/>
-        </w:rPr>
-      </w:r>
-      <w:r>
-        <w:rPr>
-          <w:lang w:val="hi_IN" w:bidi="hi_IN"/>
-        </w:rPr>
-        <w:t>לְ⁠עַ֑ד</w:t>
       </w:r>
     </w:p>
     <w:p>
@@ -30821,20 +27616,6 @@
       </w:r>
       <w:r>
         <w:rPr>
-          <w:lang w:val="hi_IN" w:bidi="hi_IN"/>
-        </w:rPr>
-        <w:t>לְ⁠עַ֑ד</w:t>
-      </w:r>
-    </w:p>
-    <w:p>
-      <w:pPr/>
-      <w:r>
-        <w:rPr>
-          <w:lang w:val="hi_IN" w:bidi="hi_IN"/>
-        </w:rPr>
-      </w:r>
-      <w:r>
-        <w:rPr>
           <w:b/>
           <w:lang w:val="hi_IN" w:bidi="hi_IN"/>
         </w:rPr>
@@ -30971,20 +27752,6 @@
       </w:r>
       <w:r>
         <w:rPr>
-          <w:lang w:val="hi_IN" w:bidi="hi_IN"/>
-        </w:rPr>
-        <w:t>לִ⁠שְׁפֹּ֨ךְ עֲלֵי⁠הֶ֤ם זַעְמִ⁠י֙</w:t>
-      </w:r>
-    </w:p>
-    <w:p>
-      <w:pPr/>
-      <w:r>
-        <w:rPr>
-          <w:lang w:val="hi_IN" w:bidi="hi_IN"/>
-        </w:rPr>
-      </w:r>
-      <w:r>
-        <w:rPr>
           <w:b/>
           <w:lang w:val="hi_IN" w:bidi="hi_IN"/>
         </w:rPr>
@@ -31109,20 +27876,6 @@
         <w:rPr>
           <w:lang w:val="hi_IN" w:bidi="hi_IN"/>
         </w:rPr>
-      </w:r>
-    </w:p>
-    <w:p>
-      <w:pPr/>
-      <w:r>
-        <w:rPr>
-          <w:lang w:val="hi_IN" w:bidi="hi_IN"/>
-        </w:rPr>
-      </w:r>
-      <w:r>
-        <w:rPr>
-          <w:lang w:val="hi_IN" w:bidi="hi_IN"/>
-        </w:rPr>
-        <w:t>כֹּ֚ל חֲר֣וֹן אַפִּ֔⁠י</w:t>
       </w:r>
     </w:p>
     <w:p>
@@ -31282,20 +28035,6 @@
       </w:r>
       <w:r>
         <w:rPr>
-          <w:lang w:val="hi_IN" w:bidi="hi_IN"/>
-        </w:rPr>
-        <w:t>בְּ⁠אֵ֣שׁ קִנְאָתִ֔⁠י תֵּאָכֵ֖ל כָּל־הָ⁠אָֽרֶץ</w:t>
-      </w:r>
-    </w:p>
-    <w:p>
-      <w:pPr/>
-      <w:r>
-        <w:rPr>
-          <w:lang w:val="hi_IN" w:bidi="hi_IN"/>
-        </w:rPr>
-      </w:r>
-      <w:r>
-        <w:rPr>
           <w:b/>
           <w:lang w:val="hi_IN" w:bidi="hi_IN"/>
         </w:rPr>
@@ -31397,20 +28136,6 @@
       </w:r>
       <w:r>
         <w:rPr>
-          <w:lang w:val="hi_IN" w:bidi="hi_IN"/>
-        </w:rPr>
-        <w:t>כִּֽי &amp; אֶהְפֹּ֥ךְ אֶל־עַמִּ֖ים שָׂפָ֣ה בְרוּרָ֑ה לִ⁠קְרֹ֤א כֻלָּ⁠ם֙ בְּ⁠שֵׁ֣ם יְהוָ֔ה</w:t>
-      </w:r>
-    </w:p>
-    <w:p>
-      <w:pPr/>
-      <w:r>
-        <w:rPr>
-          <w:lang w:val="hi_IN" w:bidi="hi_IN"/>
-        </w:rPr>
-      </w:r>
-      <w:r>
-        <w:rPr>
           <w:b/>
           <w:lang w:val="hi_IN" w:bidi="hi_IN"/>
         </w:rPr>
@@ -31521,20 +28246,6 @@
       </w:r>
       <w:r>
         <w:rPr>
-          <w:lang w:val="hi_IN" w:bidi="hi_IN"/>
-        </w:rPr>
-        <w:t>כִּֽי &amp; אֶהְפֹּ֥ךְ אֶל־עַמִּ֖ים שָׂפָ֣ה בְרוּרָ֑ה</w:t>
-      </w:r>
-    </w:p>
-    <w:p>
-      <w:pPr/>
-      <w:r>
-        <w:rPr>
-          <w:lang w:val="hi_IN" w:bidi="hi_IN"/>
-        </w:rPr>
-      </w:r>
-      <w:r>
-        <w:rPr>
           <w:b/>
           <w:lang w:val="hi_IN" w:bidi="hi_IN"/>
         </w:rPr>
@@ -31645,20 +28356,6 @@
       </w:r>
       <w:r>
         <w:rPr>
-          <w:lang w:val="hi_IN" w:bidi="hi_IN"/>
-        </w:rPr>
-        <w:t>לִ⁠קְרֹ֤א כֻלָּ⁠ם֙ בְּ⁠שֵׁ֣ם יְהוָ֔ה</w:t>
-      </w:r>
-    </w:p>
-    <w:p>
-      <w:pPr/>
-      <w:r>
-        <w:rPr>
-          <w:lang w:val="hi_IN" w:bidi="hi_IN"/>
-        </w:rPr>
-      </w:r>
-      <w:r>
-        <w:rPr>
           <w:b/>
           <w:lang w:val="hi_IN" w:bidi="hi_IN"/>
         </w:rPr>
@@ -31781,20 +28478,6 @@
       </w:r>
       <w:r>
         <w:rPr>
-          <w:lang w:val="hi_IN" w:bidi="hi_IN"/>
-        </w:rPr>
-        <w:t>בְּ⁠שֵׁ֣ם יְהוָ֔ה לְ⁠עָבְד֖⁠וֹ</w:t>
-      </w:r>
-    </w:p>
-    <w:p>
-      <w:pPr/>
-      <w:r>
-        <w:rPr>
-          <w:lang w:val="hi_IN" w:bidi="hi_IN"/>
-        </w:rPr>
-      </w:r>
-      <w:r>
-        <w:rPr>
           <w:b/>
           <w:lang w:val="hi_IN" w:bidi="hi_IN"/>
         </w:rPr>
@@ -31878,20 +28561,6 @@
       </w:r>
       <w:r>
         <w:rPr>
-          <w:lang w:val="hi_IN" w:bidi="hi_IN"/>
-        </w:rPr>
-        <w:t>שְׁכֶ֥ם אֶחָֽד</w:t>
-      </w:r>
-    </w:p>
-    <w:p>
-      <w:pPr/>
-      <w:r>
-        <w:rPr>
-          <w:lang w:val="hi_IN" w:bidi="hi_IN"/>
-        </w:rPr>
-      </w:r>
-      <w:r>
-        <w:rPr>
           <w:b/>
           <w:lang w:val="hi_IN" w:bidi="hi_IN"/>
         </w:rPr>
@@ -31989,20 +28658,6 @@
       </w:r>
       <w:r>
         <w:rPr>
-          <w:lang w:val="hi_IN" w:bidi="hi_IN"/>
-        </w:rPr>
-        <w:t>מֵ⁠עֵ֖בֶר לְ⁠נַֽהֲרֵי־כ֑וּשׁ</w:t>
-      </w:r>
-    </w:p>
-    <w:p>
-      <w:pPr/>
-      <w:r>
-        <w:rPr>
-          <w:lang w:val="hi_IN" w:bidi="hi_IN"/>
-        </w:rPr>
-      </w:r>
-      <w:r>
-        <w:rPr>
           <w:b/>
           <w:lang w:val="hi_IN" w:bidi="hi_IN"/>
         </w:rPr>
@@ -32099,20 +28754,6 @@
       </w:r>
       <w:r>
         <w:rPr>
-          <w:lang w:val="hi_IN" w:bidi="hi_IN"/>
-        </w:rPr>
-        <w:t>בַּת־פוּצַ֔⁠י</w:t>
-      </w:r>
-    </w:p>
-    <w:p>
-      <w:pPr/>
-      <w:r>
-        <w:rPr>
-          <w:lang w:val="hi_IN" w:bidi="hi_IN"/>
-        </w:rPr>
-      </w:r>
-      <w:r>
-        <w:rPr>
           <w:b/>
           <w:lang w:val="hi_IN" w:bidi="hi_IN"/>
         </w:rPr>
@@ -32249,20 +28890,6 @@
       </w:r>
       <w:r>
         <w:rPr>
-          <w:lang w:val="hi_IN" w:bidi="hi_IN"/>
-        </w:rPr>
-        <w:t>בַּת־פוּצַ֔⁠י</w:t>
-      </w:r>
-    </w:p>
-    <w:p>
-      <w:pPr/>
-      <w:r>
-        <w:rPr>
-          <w:lang w:val="hi_IN" w:bidi="hi_IN"/>
-        </w:rPr>
-      </w:r>
-      <w:r>
-        <w:rPr>
           <w:b/>
           <w:lang w:val="hi_IN" w:bidi="hi_IN"/>
         </w:rPr>
@@ -32373,20 +29000,6 @@
       </w:r>
       <w:r>
         <w:rPr>
-          <w:lang w:val="hi_IN" w:bidi="hi_IN"/>
-        </w:rPr>
-        <w:t>יוֹבִל֖וּ⁠ן מִנְחָתִֽ⁠י</w:t>
-      </w:r>
-    </w:p>
-    <w:p>
-      <w:pPr/>
-      <w:r>
-        <w:rPr>
-          <w:lang w:val="hi_IN" w:bidi="hi_IN"/>
-        </w:rPr>
-      </w:r>
-      <w:r>
-        <w:rPr>
           <w:b/>
           <w:lang w:val="hi_IN" w:bidi="hi_IN"/>
         </w:rPr>
@@ -32523,20 +29136,6 @@
         <w:rPr>
           <w:lang w:val="hi_IN" w:bidi="hi_IN"/>
         </w:rPr>
-      </w:r>
-    </w:p>
-    <w:p>
-      <w:pPr/>
-      <w:r>
-        <w:rPr>
-          <w:lang w:val="hi_IN" w:bidi="hi_IN"/>
-        </w:rPr>
-      </w:r>
-      <w:r>
-        <w:rPr>
-          <w:lang w:val="hi_IN" w:bidi="hi_IN"/>
-        </w:rPr>
-        <w:t>לֹ֤א תֵב֨וֹשִׁי֙ &amp; עֲלִילֹתַ֔יִ⁠ךְ</w:t>
       </w:r>
     </w:p>
     <w:p>
@@ -32701,20 +29300,6 @@
       </w:r>
       <w:r>
         <w:rPr>
-          <w:lang w:val="hi_IN" w:bidi="hi_IN"/>
-        </w:rPr>
-        <w:t>עַלִּיזֵי֙ גַּאֲוָתֵ֔⁠ךְ</w:t>
-      </w:r>
-    </w:p>
-    <w:p>
-      <w:pPr/>
-      <w:r>
-        <w:rPr>
-          <w:lang w:val="hi_IN" w:bidi="hi_IN"/>
-        </w:rPr>
-      </w:r>
-      <w:r>
-        <w:rPr>
           <w:b/>
           <w:lang w:val="hi_IN" w:bidi="hi_IN"/>
         </w:rPr>
@@ -32825,20 +29410,6 @@
       </w:r>
       <w:r>
         <w:rPr>
-          <w:lang w:val="hi_IN" w:bidi="hi_IN"/>
-        </w:rPr>
-        <w:t>בְ⁠קִרְבֵּ֔⁠ךְ</w:t>
-      </w:r>
-    </w:p>
-    <w:p>
-      <w:pPr/>
-      <w:r>
-        <w:rPr>
-          <w:lang w:val="hi_IN" w:bidi="hi_IN"/>
-        </w:rPr>
-      </w:r>
-      <w:r>
-        <w:rPr>
           <w:b/>
           <w:lang w:val="hi_IN" w:bidi="hi_IN"/>
         </w:rPr>
@@ -32936,20 +29507,6 @@
       </w:r>
       <w:r>
         <w:rPr>
-          <w:lang w:val="hi_IN" w:bidi="hi_IN"/>
-        </w:rPr>
-        <w:t>עַ֥ם עָנִ֖י וָ⁠דָ֑ל</w:t>
-      </w:r>
-    </w:p>
-    <w:p>
-      <w:pPr/>
-      <w:r>
-        <w:rPr>
-          <w:lang w:val="hi_IN" w:bidi="hi_IN"/>
-        </w:rPr>
-      </w:r>
-      <w:r>
-        <w:rPr>
           <w:b/>
           <w:lang w:val="hi_IN" w:bidi="hi_IN"/>
         </w:rPr>
@@ -33079,20 +29636,6 @@
       </w:r>
       <w:r>
         <w:rPr>
-          <w:lang w:val="hi_IN" w:bidi="hi_IN"/>
-        </w:rPr>
-        <w:t>וְ⁠חָס֖וּ בְּ⁠שֵׁ֥ם יְהוָֽה</w:t>
-      </w:r>
-    </w:p>
-    <w:p>
-      <w:pPr/>
-      <w:r>
-        <w:rPr>
-          <w:lang w:val="hi_IN" w:bidi="hi_IN"/>
-        </w:rPr>
-      </w:r>
-      <w:r>
-        <w:rPr>
           <w:b/>
           <w:lang w:val="hi_IN" w:bidi="hi_IN"/>
         </w:rPr>
@@ -33202,20 +29745,6 @@
       </w:r>
       <w:r>
         <w:rPr>
-          <w:lang w:val="hi_IN" w:bidi="hi_IN"/>
-        </w:rPr>
-        <w:t>וְ⁠חָס֖וּ בְּ⁠שֵׁ֥ם יְהוָֽה</w:t>
-      </w:r>
-    </w:p>
-    <w:p>
-      <w:pPr/>
-      <w:r>
-        <w:rPr>
-          <w:lang w:val="hi_IN" w:bidi="hi_IN"/>
-        </w:rPr>
-      </w:r>
-      <w:r>
-        <w:rPr>
           <w:b/>
           <w:lang w:val="hi_IN" w:bidi="hi_IN"/>
         </w:rPr>
@@ -33338,20 +29867,6 @@
       </w:r>
       <w:r>
         <w:rPr>
-          <w:lang w:val="hi_IN" w:bidi="hi_IN"/>
-        </w:rPr>
-        <w:t>וְ⁠לֹא־יְדַבְּר֣וּ כָזָ֔ב וְ⁠לֹֽא־יִמָּצֵ֥א בְּ⁠פִי⁠הֶ֖ם לְשׁ֣וֹן תַּרְמִ֑ית</w:t>
-      </w:r>
-    </w:p>
-    <w:p>
-      <w:pPr/>
-      <w:r>
-        <w:rPr>
-          <w:lang w:val="hi_IN" w:bidi="hi_IN"/>
-        </w:rPr>
-      </w:r>
-      <w:r>
-        <w:rPr>
           <w:b/>
           <w:lang w:val="hi_IN" w:bidi="hi_IN"/>
         </w:rPr>
@@ -33467,20 +29982,6 @@
       </w:r>
       <w:r>
         <w:rPr>
-          <w:lang w:val="hi_IN" w:bidi="hi_IN"/>
-        </w:rPr>
-        <w:t>וְ⁠לֹא־יְדַבְּר֣וּ כָזָ֔ב וְ⁠לֹֽא־יִמָּצֵ֥א בְּ⁠פִי⁠הֶ֖ם לְשׁ֣וֹן תַּרְמִ֑ית</w:t>
-      </w:r>
-    </w:p>
-    <w:p>
-      <w:pPr/>
-      <w:r>
-        <w:rPr>
-          <w:lang w:val="hi_IN" w:bidi="hi_IN"/>
-        </w:rPr>
-      </w:r>
-      <w:r>
-        <w:rPr>
           <w:b/>
           <w:lang w:val="hi_IN" w:bidi="hi_IN"/>
         </w:rPr>
@@ -33603,20 +30104,6 @@
       </w:r>
       <w:r>
         <w:rPr>
-          <w:lang w:val="hi_IN" w:bidi="hi_IN"/>
-        </w:rPr>
-        <w:t>וְ⁠לֹֽא־יִמָּצֵ֥א בְּ⁠פִי⁠הֶ֖ם לְשׁ֣וֹן תַּרְמִ֑ית</w:t>
-      </w:r>
-    </w:p>
-    <w:p>
-      <w:pPr/>
-      <w:r>
-        <w:rPr>
-          <w:lang w:val="hi_IN" w:bidi="hi_IN"/>
-        </w:rPr>
-      </w:r>
-      <w:r>
-        <w:rPr>
           <w:b/>
           <w:lang w:val="hi_IN" w:bidi="hi_IN"/>
         </w:rPr>
@@ -33738,20 +30225,6 @@
       </w:r>
       <w:r>
         <w:rPr>
-          <w:lang w:val="hi_IN" w:bidi="hi_IN"/>
-        </w:rPr>
-        <w:t>וְ⁠לֹֽא־יִמָּצֵ֥א בְּ⁠פִי⁠הֶ֖ם לְשׁ֣וֹן תַּרְמִ֑ית</w:t>
-      </w:r>
-    </w:p>
-    <w:p>
-      <w:pPr/>
-      <w:r>
-        <w:rPr>
-          <w:lang w:val="hi_IN" w:bidi="hi_IN"/>
-        </w:rPr>
-      </w:r>
-      <w:r>
-        <w:rPr>
           <w:b/>
           <w:lang w:val="hi_IN" w:bidi="hi_IN"/>
         </w:rPr>
@@ -33875,20 +30348,6 @@
       </w:r>
       <w:r>
         <w:rPr>
-          <w:lang w:val="hi_IN" w:bidi="hi_IN"/>
-        </w:rPr>
-        <w:t>וְ⁠לֹֽא־יִמָּצֵ֥א בְּ⁠פִי⁠הֶ֖ם לְשׁ֣וֹן תַּרְמִ֑ית</w:t>
-      </w:r>
-    </w:p>
-    <w:p>
-      <w:pPr/>
-      <w:r>
-        <w:rPr>
-          <w:lang w:val="hi_IN" w:bidi="hi_IN"/>
-        </w:rPr>
-      </w:r>
-      <w:r>
-        <w:rPr>
           <w:b/>
           <w:lang w:val="hi_IN" w:bidi="hi_IN"/>
         </w:rPr>
@@ -34012,20 +30471,6 @@
       </w:r>
       <w:r>
         <w:rPr>
-          <w:lang w:val="hi_IN" w:bidi="hi_IN"/>
-        </w:rPr>
-        <w:t>כִּֽי־הֵ֛מָּה יִרְע֥וּ וְ⁠רָבְצ֖וּ וְ⁠אֵ֥ין מַחֲרִֽיד</w:t>
-      </w:r>
-    </w:p>
-    <w:p>
-      <w:pPr/>
-      <w:r>
-        <w:rPr>
-          <w:lang w:val="hi_IN" w:bidi="hi_IN"/>
-        </w:rPr>
-      </w:r>
-      <w:r>
-        <w:rPr>
           <w:b/>
           <w:lang w:val="hi_IN" w:bidi="hi_IN"/>
         </w:rPr>
@@ -34123,20 +30568,6 @@
       </w:r>
       <w:r>
         <w:rPr>
-          <w:lang w:val="hi_IN" w:bidi="hi_IN"/>
-        </w:rPr>
-        <w:t>כִּֽי־הֵ֛מָּה יִרְע֥וּ וְ⁠רָבְצ֖וּ וְ⁠אֵ֥ין מַחֲרִֽיד</w:t>
-      </w:r>
-    </w:p>
-    <w:p>
-      <w:pPr/>
-      <w:r>
-        <w:rPr>
-          <w:lang w:val="hi_IN" w:bidi="hi_IN"/>
-        </w:rPr>
-      </w:r>
-      <w:r>
-        <w:rPr>
           <w:b/>
           <w:lang w:val="hi_IN" w:bidi="hi_IN"/>
         </w:rPr>
@@ -34260,20 +30691,6 @@
       </w:r>
       <w:r>
         <w:rPr>
-          <w:lang w:val="hi_IN" w:bidi="hi_IN"/>
-        </w:rPr>
-        <w:t>רָנִּי֙ &amp; הָרִ֖יעוּ &amp; שִׂמְחִ֤י וְ⁠עָלְזִי֙</w:t>
-      </w:r>
-    </w:p>
-    <w:p>
-      <w:pPr/>
-      <w:r>
-        <w:rPr>
-          <w:lang w:val="hi_IN" w:bidi="hi_IN"/>
-        </w:rPr>
-      </w:r>
-      <w:r>
-        <w:rPr>
           <w:b/>
           <w:lang w:val="hi_IN" w:bidi="hi_IN"/>
         </w:rPr>
@@ -34440,20 +30857,6 @@
         <w:rPr>
           <w:lang w:val="hi_IN" w:bidi="hi_IN"/>
         </w:rPr>
-      </w:r>
-    </w:p>
-    <w:p>
-      <w:pPr/>
-      <w:r>
-        <w:rPr>
-          <w:lang w:val="hi_IN" w:bidi="hi_IN"/>
-        </w:rPr>
-      </w:r>
-      <w:r>
-        <w:rPr>
-          <w:lang w:val="hi_IN" w:bidi="hi_IN"/>
-        </w:rPr>
-        <w:t>בַּת־צִיּ֔וֹן</w:t>
       </w:r>
     </w:p>
     <w:p>
@@ -34587,20 +30990,6 @@
       </w:r>
       <w:r>
         <w:rPr>
-          <w:lang w:val="hi_IN" w:bidi="hi_IN"/>
-        </w:rPr>
-        <w:t>בַּת־צִיּ֔וֹן</w:t>
-      </w:r>
-    </w:p>
-    <w:p>
-      <w:pPr/>
-      <w:r>
-        <w:rPr>
-          <w:lang w:val="hi_IN" w:bidi="hi_IN"/>
-        </w:rPr>
-      </w:r>
-      <w:r>
-        <w:rPr>
           <w:b/>
           <w:lang w:val="hi_IN" w:bidi="hi_IN"/>
         </w:rPr>
@@ -34691,20 +31080,6 @@
       </w:r>
       <w:r>
         <w:rPr>
-          <w:lang w:val="hi_IN" w:bidi="hi_IN"/>
-        </w:rPr>
-        <w:t>יִשְׂרָאֵ֑ל</w:t>
-      </w:r>
-    </w:p>
-    <w:p>
-      <w:pPr/>
-      <w:r>
-        <w:rPr>
-          <w:lang w:val="hi_IN" w:bidi="hi_IN"/>
-        </w:rPr>
-      </w:r>
-      <w:r>
-        <w:rPr>
           <w:b/>
           <w:lang w:val="hi_IN" w:bidi="hi_IN"/>
         </w:rPr>
@@ -34801,20 +31176,6 @@
       </w:r>
       <w:r>
         <w:rPr>
-          <w:lang w:val="hi_IN" w:bidi="hi_IN"/>
-        </w:rPr>
-        <w:t>שִׂמְחִ֤י וְ⁠עָלְזִי֙</w:t>
-      </w:r>
-    </w:p>
-    <w:p>
-      <w:pPr/>
-      <w:r>
-        <w:rPr>
-          <w:lang w:val="hi_IN" w:bidi="hi_IN"/>
-        </w:rPr>
-      </w:r>
-      <w:r>
-        <w:rPr>
           <w:b/>
           <w:lang w:val="hi_IN" w:bidi="hi_IN"/>
         </w:rPr>
@@ -34932,20 +31293,6 @@
       </w:r>
       <w:r>
         <w:rPr>
-          <w:lang w:val="hi_IN" w:bidi="hi_IN"/>
-        </w:rPr>
-        <w:t>בְּ⁠כָל־לֵ֔ב</w:t>
-      </w:r>
-    </w:p>
-    <w:p>
-      <w:pPr/>
-      <w:r>
-        <w:rPr>
-          <w:lang w:val="hi_IN" w:bidi="hi_IN"/>
-        </w:rPr>
-      </w:r>
-      <w:r>
-        <w:rPr>
           <w:b/>
           <w:lang w:val="hi_IN" w:bidi="hi_IN"/>
         </w:rPr>
@@ -35056,20 +31403,6 @@
       </w:r>
       <w:r>
         <w:rPr>
-          <w:lang w:val="hi_IN" w:bidi="hi_IN"/>
-        </w:rPr>
-        <w:t>בַּ֖ת יְרוּשָׁלִָֽם</w:t>
-      </w:r>
-    </w:p>
-    <w:p>
-      <w:pPr/>
-      <w:r>
-        <w:rPr>
-          <w:lang w:val="hi_IN" w:bidi="hi_IN"/>
-        </w:rPr>
-      </w:r>
-      <w:r>
-        <w:rPr>
           <w:b/>
           <w:lang w:val="hi_IN" w:bidi="hi_IN"/>
         </w:rPr>
@@ -35166,20 +31499,6 @@
       </w:r>
       <w:r>
         <w:rPr>
-          <w:lang w:val="hi_IN" w:bidi="hi_IN"/>
-        </w:rPr>
-        <w:t>מִשְׁפָּטַ֔יִ⁠ךְ &amp; לֹא־תִֽירְאִ֥י</w:t>
-      </w:r>
-    </w:p>
-    <w:p>
-      <w:pPr/>
-      <w:r>
-        <w:rPr>
-          <w:lang w:val="hi_IN" w:bidi="hi_IN"/>
-        </w:rPr>
-      </w:r>
-      <w:r>
-        <w:rPr>
           <w:b/>
           <w:lang w:val="hi_IN" w:bidi="hi_IN"/>
         </w:rPr>
@@ -35277,20 +31596,6 @@
       </w:r>
       <w:r>
         <w:rPr>
-          <w:lang w:val="hi_IN" w:bidi="hi_IN"/>
-        </w:rPr>
-        <w:t>מִשְׁפָּטַ֔יִ⁠ךְ</w:t>
-      </w:r>
-    </w:p>
-    <w:p>
-      <w:pPr/>
-      <w:r>
-        <w:rPr>
-          <w:lang w:val="hi_IN" w:bidi="hi_IN"/>
-        </w:rPr>
-      </w:r>
-      <w:r>
-        <w:rPr>
           <w:b/>
           <w:lang w:val="hi_IN" w:bidi="hi_IN"/>
         </w:rPr>
@@ -35414,20 +31719,6 @@
       </w:r>
       <w:r>
         <w:rPr>
-          <w:lang w:val="hi_IN" w:bidi="hi_IN"/>
-        </w:rPr>
-        <w:t>מֶ֣לֶךְ יִשְׂרָאֵ֤ל</w:t>
-      </w:r>
-    </w:p>
-    <w:p>
-      <w:pPr/>
-      <w:r>
-        <w:rPr>
-          <w:lang w:val="hi_IN" w:bidi="hi_IN"/>
-        </w:rPr>
-      </w:r>
-      <w:r>
-        <w:rPr>
           <w:b/>
           <w:lang w:val="hi_IN" w:bidi="hi_IN"/>
         </w:rPr>
@@ -35562,20 +31853,6 @@
       </w:r>
       <w:r>
         <w:rPr>
-          <w:lang w:val="hi_IN" w:bidi="hi_IN"/>
-        </w:rPr>
-        <w:t>בַּ⁠יּ֣וֹם הַ⁠ה֔וּא</w:t>
-      </w:r>
-    </w:p>
-    <w:p>
-      <w:pPr/>
-      <w:r>
-        <w:rPr>
-          <w:lang w:val="hi_IN" w:bidi="hi_IN"/>
-        </w:rPr>
-      </w:r>
-      <w:r>
-        <w:rPr>
           <w:b/>
           <w:lang w:val="hi_IN" w:bidi="hi_IN"/>
         </w:rPr>
@@ -35672,20 +31949,6 @@
       </w:r>
       <w:r>
         <w:rPr>
-          <w:lang w:val="hi_IN" w:bidi="hi_IN"/>
-        </w:rPr>
-        <w:t>יֵאָמֵ֥ר</w:t>
-      </w:r>
-    </w:p>
-    <w:p>
-      <w:pPr/>
-      <w:r>
-        <w:rPr>
-          <w:lang w:val="hi_IN" w:bidi="hi_IN"/>
-        </w:rPr>
-      </w:r>
-      <w:r>
-        <w:rPr>
           <w:b/>
           <w:lang w:val="hi_IN" w:bidi="hi_IN"/>
         </w:rPr>
@@ -35769,20 +32032,6 @@
       </w:r>
       <w:r>
         <w:rPr>
-          <w:lang w:val="hi_IN" w:bidi="hi_IN"/>
-        </w:rPr>
-        <w:t>לִירֽוּשָׁלִַ֖ם אַל־תִּירָ֑אִי צִיּ֖וֹן אַל־יִרְפּ֥וּ יָדָֽיִ⁠ךְ</w:t>
-      </w:r>
-    </w:p>
-    <w:p>
-      <w:pPr/>
-      <w:r>
-        <w:rPr>
-          <w:lang w:val="hi_IN" w:bidi="hi_IN"/>
-        </w:rPr>
-      </w:r>
-      <w:r>
-        <w:rPr>
           <w:b/>
           <w:lang w:val="hi_IN" w:bidi="hi_IN"/>
         </w:rPr>
@@ -35918,20 +32167,6 @@
       </w:r>
       <w:r>
         <w:rPr>
-          <w:lang w:val="hi_IN" w:bidi="hi_IN"/>
-        </w:rPr>
-        <w:t>אַל־תִּירָ֑אִי צִיּ֖וֹן אַל־יִרְפּ֥וּ יָדָֽיִ⁠ךְ</w:t>
-      </w:r>
-    </w:p>
-    <w:p>
-      <w:pPr/>
-      <w:r>
-        <w:rPr>
-          <w:lang w:val="hi_IN" w:bidi="hi_IN"/>
-        </w:rPr>
-      </w:r>
-      <w:r>
-        <w:rPr>
           <w:b/>
           <w:lang w:val="hi_IN" w:bidi="hi_IN"/>
         </w:rPr>
@@ -36042,20 +32277,6 @@
       </w:r>
       <w:r>
         <w:rPr>
-          <w:lang w:val="hi_IN" w:bidi="hi_IN"/>
-        </w:rPr>
-        <w:t>יַחֲרִישׁ֙ בְּ⁠אַ֣הֲבָת֔⁠וֹ</w:t>
-      </w:r>
-    </w:p>
-    <w:p>
-      <w:pPr/>
-      <w:r>
-        <w:rPr>
-          <w:lang w:val="hi_IN" w:bidi="hi_IN"/>
-        </w:rPr>
-      </w:r>
-      <w:r>
-        <w:rPr>
           <w:b/>
           <w:lang w:val="hi_IN" w:bidi="hi_IN"/>
         </w:rPr>
@@ -36192,20 +32413,6 @@
       </w:r>
       <w:r>
         <w:rPr>
-          <w:lang w:val="hi_IN" w:bidi="hi_IN"/>
-        </w:rPr>
-        <w:t>נוּגֵ֧י מִ⁠מּוֹעֵ֛ד אָסַ֖פְתִּי מִמֵּ֣⁠ךְ הָי֑וּ מַשְׂאֵ֥ת עָלֶ֖י⁠הָ חֶרְפָּֽה</w:t>
-      </w:r>
-    </w:p>
-    <w:p>
-      <w:pPr/>
-      <w:r>
-        <w:rPr>
-          <w:lang w:val="hi_IN" w:bidi="hi_IN"/>
-        </w:rPr>
-      </w:r>
-      <w:r>
-        <w:rPr>
           <w:b/>
           <w:lang w:val="hi_IN" w:bidi="hi_IN"/>
         </w:rPr>
@@ -36303,20 +32510,6 @@
       </w:r>
       <w:r>
         <w:rPr>
-          <w:lang w:val="hi_IN" w:bidi="hi_IN"/>
-        </w:rPr>
-        <w:t>נוּגֵ֧י מִ⁠מּוֹעֵ֛ד אָסַ֖פְתִּי מִמֵּ֣⁠ךְ הָי֑וּ</w:t>
-      </w:r>
-    </w:p>
-    <w:p>
-      <w:pPr/>
-      <w:r>
-        <w:rPr>
-          <w:lang w:val="hi_IN" w:bidi="hi_IN"/>
-        </w:rPr>
-      </w:r>
-      <w:r>
-        <w:rPr>
           <w:b/>
           <w:lang w:val="hi_IN" w:bidi="hi_IN"/>
         </w:rPr>
@@ -36453,20 +32646,6 @@
       </w:r>
       <w:r>
         <w:rPr>
-          <w:lang w:val="hi_IN" w:bidi="hi_IN"/>
-        </w:rPr>
-        <w:t>אָסַ֖פְתִּי</w:t>
-      </w:r>
-    </w:p>
-    <w:p>
-      <w:pPr/>
-      <w:r>
-        <w:rPr>
-          <w:lang w:val="hi_IN" w:bidi="hi_IN"/>
-        </w:rPr>
-      </w:r>
-      <w:r>
-        <w:rPr>
           <w:b/>
           <w:lang w:val="hi_IN" w:bidi="hi_IN"/>
         </w:rPr>
@@ -36564,20 +32743,6 @@
       </w:r>
       <w:r>
         <w:rPr>
-          <w:lang w:val="hi_IN" w:bidi="hi_IN"/>
-        </w:rPr>
-        <w:t>מַשְׂאֵ֥ת עָלֶ֖י⁠הָ חֶרְפָּֽה</w:t>
-      </w:r>
-    </w:p>
-    <w:p>
-      <w:pPr/>
-      <w:r>
-        <w:rPr>
-          <w:lang w:val="hi_IN" w:bidi="hi_IN"/>
-        </w:rPr>
-      </w:r>
-      <w:r>
-        <w:rPr>
           <w:b/>
           <w:lang w:val="hi_IN" w:bidi="hi_IN"/>
         </w:rPr>
@@ -36701,20 +32866,6 @@
       </w:r>
       <w:r>
         <w:rPr>
-          <w:lang w:val="hi_IN" w:bidi="hi_IN"/>
-        </w:rPr>
-        <w:t>וְ⁠הוֹשַׁעְתִּ֣י אֶת־הַ⁠צֹּלֵעָ֗ה וְ⁠הַ⁠נִּדָּחָה֙ אֲקַבֵּ֔ץ</w:t>
-      </w:r>
-    </w:p>
-    <w:p>
-      <w:pPr/>
-      <w:r>
-        <w:rPr>
-          <w:lang w:val="hi_IN" w:bidi="hi_IN"/>
-        </w:rPr>
-      </w:r>
-      <w:r>
-        <w:rPr>
           <w:b/>
           <w:lang w:val="hi_IN" w:bidi="hi_IN"/>
         </w:rPr>
@@ -36864,20 +33015,6 @@
       </w:r>
       <w:r>
         <w:rPr>
-          <w:lang w:val="hi_IN" w:bidi="hi_IN"/>
-        </w:rPr>
-        <w:t>אֶת־הַ⁠צֹּלֵעָ֗ה</w:t>
-      </w:r>
-    </w:p>
-    <w:p>
-      <w:pPr/>
-      <w:r>
-        <w:rPr>
-          <w:lang w:val="hi_IN" w:bidi="hi_IN"/>
-        </w:rPr>
-      </w:r>
-      <w:r>
-        <w:rPr>
           <w:b/>
           <w:lang w:val="hi_IN" w:bidi="hi_IN"/>
         </w:rPr>
@@ -36988,20 +33125,6 @@
       </w:r>
       <w:r>
         <w:rPr>
-          <w:lang w:val="hi_IN" w:bidi="hi_IN"/>
-        </w:rPr>
-        <w:t>וְ⁠הַ⁠נִּדָּחָה֙</w:t>
-      </w:r>
-    </w:p>
-    <w:p>
-      <w:pPr/>
-      <w:r>
-        <w:rPr>
-          <w:lang w:val="hi_IN" w:bidi="hi_IN"/>
-        </w:rPr>
-      </w:r>
-      <w:r>
-        <w:rPr>
           <w:b/>
           <w:lang w:val="hi_IN" w:bidi="hi_IN"/>
         </w:rPr>
@@ -37111,20 +33234,6 @@
       </w:r>
       <w:r>
         <w:rPr>
-          <w:lang w:val="hi_IN" w:bidi="hi_IN"/>
-        </w:rPr>
-        <w:t>וְ⁠שַׂמְתִּי⁠ם֙ לִ⁠תְהִלָּ֣ה וּ⁠לְ⁠שֵׁ֔ם בְּ⁠כָל־הָ⁠אָ֖רֶץ בָּשְׁתָּֽ⁠ם</w:t>
-      </w:r>
-    </w:p>
-    <w:p>
-      <w:pPr/>
-      <w:r>
-        <w:rPr>
-          <w:lang w:val="hi_IN" w:bidi="hi_IN"/>
-        </w:rPr>
-      </w:r>
-      <w:r>
-        <w:rPr>
           <w:b/>
           <w:lang w:val="hi_IN" w:bidi="hi_IN"/>
         </w:rPr>
@@ -37234,20 +33343,6 @@
       </w:r>
       <w:r>
         <w:rPr>
-          <w:lang w:val="hi_IN" w:bidi="hi_IN"/>
-        </w:rPr>
-        <w:t>וְ⁠שַׂמְתִּי⁠ם֙ לִ⁠תְהִלָּ֣ה</w:t>
-      </w:r>
-    </w:p>
-    <w:p>
-      <w:pPr/>
-      <w:r>
-        <w:rPr>
-          <w:lang w:val="hi_IN" w:bidi="hi_IN"/>
-        </w:rPr>
-      </w:r>
-      <w:r>
-        <w:rPr>
           <w:b/>
           <w:lang w:val="hi_IN" w:bidi="hi_IN"/>
         </w:rPr>
@@ -37383,20 +33478,6 @@
       </w:r>
       <w:r>
         <w:rPr>
-          <w:lang w:val="hi_IN" w:bidi="hi_IN"/>
-        </w:rPr>
-        <w:t>וּ⁠לְ⁠שֵׁ֔ם בְּ⁠כָל־הָ⁠אָ֖רֶץ בָּשְׁתָּֽ⁠ם</w:t>
-      </w:r>
-    </w:p>
-    <w:p>
-      <w:pPr/>
-      <w:r>
-        <w:rPr>
-          <w:lang w:val="hi_IN" w:bidi="hi_IN"/>
-        </w:rPr>
-      </w:r>
-      <w:r>
-        <w:rPr>
           <w:b/>
           <w:lang w:val="hi_IN" w:bidi="hi_IN"/>
         </w:rPr>
@@ -37507,20 +33588,6 @@
       </w:r>
       <w:r>
         <w:rPr>
-          <w:lang w:val="hi_IN" w:bidi="hi_IN"/>
-        </w:rPr>
-        <w:t>אָבִ֣יא אֶתְ⁠כֶ֔ם</w:t>
-      </w:r>
-    </w:p>
-    <w:p>
-      <w:pPr/>
-      <w:r>
-        <w:rPr>
-          <w:lang w:val="hi_IN" w:bidi="hi_IN"/>
-        </w:rPr>
-      </w:r>
-      <w:r>
-        <w:rPr>
           <w:b/>
           <w:lang w:val="hi_IN" w:bidi="hi_IN"/>
         </w:rPr>
@@ -37670,20 +33737,6 @@
       </w:r>
       <w:r>
         <w:rPr>
-          <w:lang w:val="hi_IN" w:bidi="hi_IN"/>
-        </w:rPr>
-        <w:t>אֶתֵּ֨ן אֶתְ⁠כֶ֜ם לְ⁠שֵׁ֣ם וְ⁠לִ⁠תְהִלָּ֗ה בְּ⁠כֹל֙ עַמֵּ֣י הָ⁠אָ֔רֶץ</w:t>
-      </w:r>
-    </w:p>
-    <w:p>
-      <w:pPr/>
-      <w:r>
-        <w:rPr>
-          <w:lang w:val="hi_IN" w:bidi="hi_IN"/>
-        </w:rPr>
-      </w:r>
-      <w:r>
-        <w:rPr>
           <w:b/>
           <w:lang w:val="hi_IN" w:bidi="hi_IN"/>
         </w:rPr>
@@ -37807,20 +33860,6 @@
       </w:r>
       <w:r>
         <w:rPr>
-          <w:lang w:val="hi_IN" w:bidi="hi_IN"/>
-        </w:rPr>
-        <w:t>בְּ⁠שׁוּבִ֧⁠י אֶת־שְׁבוּתֵי⁠כֶ֛ם לְ⁠עֵינֵי⁠כֶ֖ם</w:t>
-      </w:r>
-    </w:p>
-    <w:p>
-      <w:pPr/>
-      <w:r>
-        <w:rPr>
-          <w:lang w:val="hi_IN" w:bidi="hi_IN"/>
-        </w:rPr>
-      </w:r>
-      <w:r>
-        <w:rPr>
           <w:b/>
           <w:lang w:val="hi_IN" w:bidi="hi_IN"/>
         </w:rPr>
@@ -37933,20 +33972,6 @@
         <w:rPr>
           <w:lang w:val="hi_IN" w:bidi="hi_IN"/>
         </w:rPr>
-      </w:r>
-    </w:p>
-    <w:p>
-      <w:pPr/>
-      <w:r>
-        <w:rPr>
-          <w:lang w:val="hi_IN" w:bidi="hi_IN"/>
-        </w:rPr>
-      </w:r>
-      <w:r>
-        <w:rPr>
-          <w:lang w:val="hi_IN" w:bidi="hi_IN"/>
-        </w:rPr>
-        <w:t>אָמַ֥ר יְהוָֽה</w:t>
       </w:r>
     </w:p>
     <w:p>

--- a/hin/docx/36.content.docx
+++ b/hin/docx/36.content.docx
@@ -19,7 +19,7 @@
         <w:rPr>
           <w:lang w:val="hi_IN" w:bidi="hi_IN"/>
         </w:rPr>
-        <w:t>Resource: अनुवाद नोट्स (अनफोल्डिंग वर्ड)</w:t>
+        <w:t>Resource: unfoldingWord® Translation Notes</w:t>
       </w:r>
       <w:r>
         <w:rPr>
@@ -90,7 +90,7 @@
         <w:rPr>
           <w:lang w:val="hi_IN" w:bidi="hi_IN"/>
         </w:rPr>
-        <w:t>अनुवाद नोट्स (अनफोल्डिंग वर्ड)</w:t>
+        <w:t>unfoldingWord® Translation Notes</w:t>
       </w:r>
     </w:p>
     <w:p>

--- a/hin/docx/36.content.docx
+++ b/hin/docx/36.content.docx
@@ -207,6 +207,20 @@
       </w:r>
       <w:r>
         <w:rPr>
+          <w:lang w:val="hi_IN" w:bidi="hi_IN"/>
+        </w:rPr>
+        <w:t>דְּבַר־יְהוָ֣ה ׀ אֲשֶׁ֣ר הָיָ֗ה אֶל־צְפַנְיָה֙</w:t>
+      </w:r>
+    </w:p>
+    <w:p>
+      <w:pPr/>
+      <w:r>
+        <w:rPr>
+          <w:lang w:val="hi_IN" w:bidi="hi_IN"/>
+        </w:rPr>
+      </w:r>
+      <w:r>
+        <w:rPr>
           <w:b/>
           <w:lang w:val="hi_IN" w:bidi="hi_IN"/>
         </w:rPr>
@@ -324,6 +338,20 @@
       </w:r>
       <w:r>
         <w:rPr>
+          <w:lang w:val="hi_IN" w:bidi="hi_IN"/>
+        </w:rPr>
+        <w:t>בֶּן־כּוּשִׁ֣י בֶן־גְּדַלְיָ֔ה בֶּן־אֲמַרְיָ֖ה בֶּן־חִזְקִיָּ֑ה</w:t>
+      </w:r>
+    </w:p>
+    <w:p>
+      <w:pPr/>
+      <w:r>
+        <w:rPr>
+          <w:lang w:val="hi_IN" w:bidi="hi_IN"/>
+        </w:rPr>
+      </w:r>
+      <w:r>
+        <w:rPr>
           <w:b/>
           <w:lang w:val="hi_IN" w:bidi="hi_IN"/>
         </w:rPr>
@@ -434,6 +462,20 @@
       </w:r>
       <w:r>
         <w:rPr>
+          <w:lang w:val="hi_IN" w:bidi="hi_IN"/>
+        </w:rPr>
+        <w:t>צְפַנְיָה֙ &amp; כּוּשִׁ֣י &amp; גְּדַלְיָ֔ה &amp; אֲמַרְיָ֖ה &amp; חִזְקִיָּ֑ה &amp; יֹאשִׁיָּ֥הוּ &amp; אָמ֖וֹן</w:t>
+      </w:r>
+    </w:p>
+    <w:p>
+      <w:pPr/>
+      <w:r>
+        <w:rPr>
+          <w:lang w:val="hi_IN" w:bidi="hi_IN"/>
+        </w:rPr>
+      </w:r>
+      <w:r>
+        <w:rPr>
           <w:b/>
           <w:lang w:val="hi_IN" w:bidi="hi_IN"/>
         </w:rPr>
@@ -700,6 +742,20 @@
       </w:r>
       <w:r>
         <w:rPr>
+          <w:lang w:val="hi_IN" w:bidi="hi_IN"/>
+        </w:rPr>
+        <w:t>בִּ⁠ימֵ֛י יֹאשִׁיָּ֥הוּ בֶן־אָמ֖וֹן מֶ֥לֶךְ יְהוּדָֽה</w:t>
+      </w:r>
+    </w:p>
+    <w:p>
+      <w:pPr/>
+      <w:r>
+        <w:rPr>
+          <w:lang w:val="hi_IN" w:bidi="hi_IN"/>
+        </w:rPr>
+      </w:r>
+      <w:r>
+        <w:rPr>
           <w:b/>
           <w:lang w:val="hi_IN" w:bidi="hi_IN"/>
         </w:rPr>
@@ -823,6 +879,20 @@
       </w:r>
       <w:r>
         <w:rPr>
+          <w:lang w:val="hi_IN" w:bidi="hi_IN"/>
+        </w:rPr>
+        <w:t>אָסֹ֨ף אָסֵ֜ף כֹּ֗ל מֵ⁠עַ֛ל פְּנֵ֥י הָ⁠אֲדָמָ֖ה נְאֻם־יְהוָֽה</w:t>
+      </w:r>
+    </w:p>
+    <w:p>
+      <w:pPr/>
+      <w:r>
+        <w:rPr>
+          <w:lang w:val="hi_IN" w:bidi="hi_IN"/>
+        </w:rPr>
+      </w:r>
+      <w:r>
+        <w:rPr>
           <w:b/>
           <w:lang w:val="hi_IN" w:bidi="hi_IN"/>
         </w:rPr>
@@ -969,6 +1039,20 @@
       </w:r>
       <w:r>
         <w:rPr>
+          <w:lang w:val="hi_IN" w:bidi="hi_IN"/>
+        </w:rPr>
+        <w:t>אָסֹ֨ף אָסֵ֜ף כֹּ֗ל מֵ⁠עַ֛ל פְּנֵ֥י הָ⁠אֲדָמָ֖ה</w:t>
+      </w:r>
+    </w:p>
+    <w:p>
+      <w:pPr/>
+      <w:r>
+        <w:rPr>
+          <w:lang w:val="hi_IN" w:bidi="hi_IN"/>
+        </w:rPr>
+      </w:r>
+      <w:r>
+        <w:rPr>
           <w:b/>
           <w:lang w:val="hi_IN" w:bidi="hi_IN"/>
         </w:rPr>
@@ -1079,6 +1163,20 @@
       </w:r>
       <w:r>
         <w:rPr>
+          <w:lang w:val="hi_IN" w:bidi="hi_IN"/>
+        </w:rPr>
+        <w:t>אָסֹ֨ף אָסֵ֜ף כֹּ֗ל</w:t>
+      </w:r>
+    </w:p>
+    <w:p>
+      <w:pPr/>
+      <w:r>
+        <w:rPr>
+          <w:lang w:val="hi_IN" w:bidi="hi_IN"/>
+        </w:rPr>
+      </w:r>
+      <w:r>
+        <w:rPr>
           <w:b/>
           <w:lang w:val="hi_IN" w:bidi="hi_IN"/>
         </w:rPr>
@@ -1188,6 +1286,20 @@
       </w:r>
       <w:r>
         <w:rPr>
+          <w:lang w:val="hi_IN" w:bidi="hi_IN"/>
+        </w:rPr>
+        <w:t>פְּנֵ֥י הָ⁠אֲדָמָ֖ה</w:t>
+      </w:r>
+    </w:p>
+    <w:p>
+      <w:pPr/>
+      <w:r>
+        <w:rPr>
+          <w:lang w:val="hi_IN" w:bidi="hi_IN"/>
+        </w:rPr>
+      </w:r>
+      <w:r>
+        <w:rPr>
           <w:b/>
           <w:lang w:val="hi_IN" w:bidi="hi_IN"/>
         </w:rPr>
@@ -1324,6 +1436,20 @@
       </w:r>
       <w:r>
         <w:rPr>
+          <w:lang w:val="hi_IN" w:bidi="hi_IN"/>
+        </w:rPr>
+        <w:t>נְאֻם־יְהוָֽה</w:t>
+      </w:r>
+    </w:p>
+    <w:p>
+      <w:pPr/>
+      <w:r>
+        <w:rPr>
+          <w:lang w:val="hi_IN" w:bidi="hi_IN"/>
+        </w:rPr>
+      </w:r>
+      <w:r>
+        <w:rPr>
           <w:b/>
           <w:lang w:val="hi_IN" w:bidi="hi_IN"/>
         </w:rPr>
@@ -1434,6 +1560,20 @@
       </w:r>
       <w:r>
         <w:rPr>
+          <w:lang w:val="hi_IN" w:bidi="hi_IN"/>
+        </w:rPr>
+        <w:t>אָסֵ֨ף אָדָ֜ם וּ⁠בְהֵמָ֗ה אָסֵ֤ף עוֹף־הַ⁠שָּׁמַ֨יִם֙ וּ⁠דְגֵ֣י הַ⁠יָּ֔ם</w:t>
+      </w:r>
+    </w:p>
+    <w:p>
+      <w:pPr/>
+      <w:r>
+        <w:rPr>
+          <w:lang w:val="hi_IN" w:bidi="hi_IN"/>
+        </w:rPr>
+      </w:r>
+      <w:r>
+        <w:rPr>
           <w:b/>
           <w:lang w:val="hi_IN" w:bidi="hi_IN"/>
         </w:rPr>
@@ -1556,6 +1696,20 @@
       </w:r>
       <w:r>
         <w:rPr>
+          <w:lang w:val="hi_IN" w:bidi="hi_IN"/>
+        </w:rPr>
+        <w:t>אָדָ֜ם וּ⁠בְהֵמָ֗ה &amp; אֶת־הָ⁠אָדָ֗ם</w:t>
+      </w:r>
+    </w:p>
+    <w:p>
+      <w:pPr/>
+      <w:r>
+        <w:rPr>
+          <w:lang w:val="hi_IN" w:bidi="hi_IN"/>
+        </w:rPr>
+      </w:r>
+      <w:r>
+        <w:rPr>
           <w:b/>
           <w:lang w:val="hi_IN" w:bidi="hi_IN"/>
         </w:rPr>
@@ -1666,6 +1820,20 @@
       </w:r>
       <w:r>
         <w:rPr>
+          <w:lang w:val="hi_IN" w:bidi="hi_IN"/>
+        </w:rPr>
+        <w:t>אָדָ֜ם וּ⁠בְהֵמָ֗ה</w:t>
+      </w:r>
+    </w:p>
+    <w:p>
+      <w:pPr/>
+      <w:r>
+        <w:rPr>
+          <w:lang w:val="hi_IN" w:bidi="hi_IN"/>
+        </w:rPr>
+      </w:r>
+      <w:r>
+        <w:rPr>
           <w:b/>
           <w:lang w:val="hi_IN" w:bidi="hi_IN"/>
         </w:rPr>
@@ -1775,6 +1943,20 @@
       </w:r>
       <w:r>
         <w:rPr>
+          <w:lang w:val="hi_IN" w:bidi="hi_IN"/>
+        </w:rPr>
+        <w:t>וְ⁠הַ⁠מַּכְשֵׁל֖וֹת אֶת־הָ⁠רְשָׁעִ֑ים</w:t>
+      </w:r>
+    </w:p>
+    <w:p>
+      <w:pPr/>
+      <w:r>
+        <w:rPr>
+          <w:lang w:val="hi_IN" w:bidi="hi_IN"/>
+        </w:rPr>
+      </w:r>
+      <w:r>
+        <w:rPr>
           <w:b/>
           <w:lang w:val="hi_IN" w:bidi="hi_IN"/>
         </w:rPr>
@@ -1885,6 +2067,20 @@
       </w:r>
       <w:r>
         <w:rPr>
+          <w:lang w:val="hi_IN" w:bidi="hi_IN"/>
+        </w:rPr>
+        <w:t>וְ⁠הַ⁠מַּכְשֵׁל֖וֹת</w:t>
+      </w:r>
+    </w:p>
+    <w:p>
+      <w:pPr/>
+      <w:r>
+        <w:rPr>
+          <w:lang w:val="hi_IN" w:bidi="hi_IN"/>
+        </w:rPr>
+      </w:r>
+      <w:r>
+        <w:rPr>
           <w:b/>
           <w:lang w:val="hi_IN" w:bidi="hi_IN"/>
         </w:rPr>
@@ -1995,6 +2191,20 @@
       </w:r>
       <w:r>
         <w:rPr>
+          <w:lang w:val="hi_IN" w:bidi="hi_IN"/>
+        </w:rPr>
+        <w:t>אֶת־הָ⁠רְשָׁעִ֑ים</w:t>
+      </w:r>
+    </w:p>
+    <w:p>
+      <w:pPr/>
+      <w:r>
+        <w:rPr>
+          <w:lang w:val="hi_IN" w:bidi="hi_IN"/>
+        </w:rPr>
+      </w:r>
+      <w:r>
+        <w:rPr>
           <w:b/>
           <w:lang w:val="hi_IN" w:bidi="hi_IN"/>
         </w:rPr>
@@ -2105,6 +2315,20 @@
       </w:r>
       <w:r>
         <w:rPr>
+          <w:lang w:val="hi_IN" w:bidi="hi_IN"/>
+        </w:rPr>
+        <w:t>וְ⁠הִכְרַתִּ֣י אֶת־הָ⁠אָדָ֗ם מֵ⁠עַ֛ל פְּנֵ֥י הָ⁠אֲדָמָ֖ה</w:t>
+      </w:r>
+    </w:p>
+    <w:p>
+      <w:pPr/>
+      <w:r>
+        <w:rPr>
+          <w:lang w:val="hi_IN" w:bidi="hi_IN"/>
+        </w:rPr>
+      </w:r>
+      <w:r>
+        <w:rPr>
           <w:b/>
           <w:lang w:val="hi_IN" w:bidi="hi_IN"/>
         </w:rPr>
@@ -2202,6 +2426,20 @@
       </w:r>
       <w:r>
         <w:rPr>
+          <w:lang w:val="hi_IN" w:bidi="hi_IN"/>
+        </w:rPr>
+        <w:t>וְ⁠הִכְרַתִּ֣י אֶת־הָ⁠אָדָ֗ם</w:t>
+      </w:r>
+    </w:p>
+    <w:p>
+      <w:pPr/>
+      <w:r>
+        <w:rPr>
+          <w:lang w:val="hi_IN" w:bidi="hi_IN"/>
+        </w:rPr>
+      </w:r>
+      <w:r>
+        <w:rPr>
           <w:b/>
           <w:lang w:val="hi_IN" w:bidi="hi_IN"/>
         </w:rPr>
@@ -2324,6 +2562,20 @@
       </w:r>
       <w:r>
         <w:rPr>
+          <w:lang w:val="hi_IN" w:bidi="hi_IN"/>
+        </w:rPr>
+        <w:t>וְ⁠הִכְרַתִּ֣י אֶת־הָ⁠אָדָ֗ם</w:t>
+      </w:r>
+    </w:p>
+    <w:p>
+      <w:pPr/>
+      <w:r>
+        <w:rPr>
+          <w:lang w:val="hi_IN" w:bidi="hi_IN"/>
+        </w:rPr>
+      </w:r>
+      <w:r>
+        <w:rPr>
           <w:b/>
           <w:lang w:val="hi_IN" w:bidi="hi_IN"/>
         </w:rPr>
@@ -2458,6 +2710,20 @@
       </w:r>
       <w:r>
         <w:rPr>
+          <w:lang w:val="hi_IN" w:bidi="hi_IN"/>
+        </w:rPr>
+        <w:t>פְּנֵ֥י הָ⁠אֲדָמָ֖ה</w:t>
+      </w:r>
+    </w:p>
+    <w:p>
+      <w:pPr/>
+      <w:r>
+        <w:rPr>
+          <w:lang w:val="hi_IN" w:bidi="hi_IN"/>
+        </w:rPr>
+      </w:r>
+      <w:r>
+        <w:rPr>
           <w:b/>
           <w:lang w:val="hi_IN" w:bidi="hi_IN"/>
         </w:rPr>
@@ -2555,6 +2821,20 @@
       </w:r>
       <w:r>
         <w:rPr>
+          <w:lang w:val="hi_IN" w:bidi="hi_IN"/>
+        </w:rPr>
+        <w:t>וְ⁠נָטִ֤יתִי יָדִ⁠י֙</w:t>
+      </w:r>
+    </w:p>
+    <w:p>
+      <w:pPr/>
+      <w:r>
+        <w:rPr>
+          <w:lang w:val="hi_IN" w:bidi="hi_IN"/>
+        </w:rPr>
+      </w:r>
+      <w:r>
+        <w:rPr>
           <w:b/>
           <w:lang w:val="hi_IN" w:bidi="hi_IN"/>
         </w:rPr>
@@ -2665,6 +2945,20 @@
       </w:r>
       <w:r>
         <w:rPr>
+          <w:lang w:val="hi_IN" w:bidi="hi_IN"/>
+        </w:rPr>
+        <w:t>וְ⁠הִכְרַתִּ֞י מִן־הַ⁠מָּק֤וֹם הַ⁠זֶּה֙</w:t>
+      </w:r>
+    </w:p>
+    <w:p>
+      <w:pPr/>
+      <w:r>
+        <w:rPr>
+          <w:lang w:val="hi_IN" w:bidi="hi_IN"/>
+        </w:rPr>
+      </w:r>
+      <w:r>
+        <w:rPr>
           <w:b/>
           <w:lang w:val="hi_IN" w:bidi="hi_IN"/>
         </w:rPr>
@@ -2788,6 +3082,20 @@
       </w:r>
       <w:r>
         <w:rPr>
+          <w:lang w:val="hi_IN" w:bidi="hi_IN"/>
+        </w:rPr>
+        <w:t>וְ⁠הִכְרַתִּ֞י מִן־הַ⁠מָּק֤וֹם הַ⁠זֶּה֙</w:t>
+      </w:r>
+    </w:p>
+    <w:p>
+      <w:pPr/>
+      <w:r>
+        <w:rPr>
+          <w:lang w:val="hi_IN" w:bidi="hi_IN"/>
+        </w:rPr>
+      </w:r>
+      <w:r>
+        <w:rPr>
           <w:b/>
           <w:lang w:val="hi_IN" w:bidi="hi_IN"/>
         </w:rPr>
@@ -2885,6 +3193,20 @@
       </w:r>
       <w:r>
         <w:rPr>
+          <w:lang w:val="hi_IN" w:bidi="hi_IN"/>
+        </w:rPr>
+        <w:t>אֶת־שְׁאָ֣ר הַ⁠בַּ֔עַל</w:t>
+      </w:r>
+    </w:p>
+    <w:p>
+      <w:pPr/>
+      <w:r>
+        <w:rPr>
+          <w:lang w:val="hi_IN" w:bidi="hi_IN"/>
+        </w:rPr>
+      </w:r>
+      <w:r>
+        <w:rPr>
           <w:b/>
           <w:lang w:val="hi_IN" w:bidi="hi_IN"/>
         </w:rPr>
@@ -2982,6 +3304,20 @@
       </w:r>
       <w:r>
         <w:rPr>
+          <w:lang w:val="hi_IN" w:bidi="hi_IN"/>
+        </w:rPr>
+        <w:t>אֶת־שְׁאָ֣ר הַ⁠בַּ֔עַל</w:t>
+      </w:r>
+    </w:p>
+    <w:p>
+      <w:pPr/>
+      <w:r>
+        <w:rPr>
+          <w:lang w:val="hi_IN" w:bidi="hi_IN"/>
+        </w:rPr>
+      </w:r>
+      <w:r>
+        <w:rPr>
           <w:b/>
           <w:lang w:val="hi_IN" w:bidi="hi_IN"/>
         </w:rPr>
@@ -3105,6 +3441,20 @@
       </w:r>
       <w:r>
         <w:rPr>
+          <w:lang w:val="hi_IN" w:bidi="hi_IN"/>
+        </w:rPr>
+        <w:t>אֶת־שֵׁ֥ם הַ⁠כְּמָרִ֖ים עִם־הַ⁠כֹּהֲנִֽים</w:t>
+      </w:r>
+    </w:p>
+    <w:p>
+      <w:pPr/>
+      <w:r>
+        <w:rPr>
+          <w:lang w:val="hi_IN" w:bidi="hi_IN"/>
+        </w:rPr>
+      </w:r>
+      <w:r>
+        <w:rPr>
           <w:b/>
           <w:lang w:val="hi_IN" w:bidi="hi_IN"/>
         </w:rPr>
@@ -3226,6 +3576,20 @@
       </w:r>
       <w:r>
         <w:rPr>
+          <w:lang w:val="hi_IN" w:bidi="hi_IN"/>
+        </w:rPr>
+        <w:t>אֶת־שֵׁ֥ם</w:t>
+      </w:r>
+    </w:p>
+    <w:p>
+      <w:pPr/>
+      <w:r>
+        <w:rPr>
+          <w:lang w:val="hi_IN" w:bidi="hi_IN"/>
+        </w:rPr>
+      </w:r>
+      <w:r>
+        <w:rPr>
           <w:b/>
           <w:lang w:val="hi_IN" w:bidi="hi_IN"/>
         </w:rPr>
@@ -3338,6 +3702,20 @@
         <w:rPr>
           <w:lang w:val="hi_IN" w:bidi="hi_IN"/>
         </w:rPr>
+      </w:r>
+    </w:p>
+    <w:p>
+      <w:pPr/>
+      <w:r>
+        <w:rPr>
+          <w:lang w:val="hi_IN" w:bidi="hi_IN"/>
+        </w:rPr>
+      </w:r>
+      <w:r>
+        <w:rPr>
+          <w:lang w:val="hi_IN" w:bidi="hi_IN"/>
+        </w:rPr>
+        <w:t>עִם־הַ⁠כֹּהֲנִֽים</w:t>
       </w:r>
     </w:p>
     <w:p>
@@ -3477,6 +3855,20 @@
       </w:r>
       <w:r>
         <w:rPr>
+          <w:lang w:val="hi_IN" w:bidi="hi_IN"/>
+        </w:rPr>
+        <w:t>וְ⁠אֶת־הַ⁠מִּשְׁתַּחֲוִ֥ים עַל־הַ⁠גַּגּ֖וֹת לִ⁠צְבָ֣א הַ⁠שָּׁמָ֑יִם וְ⁠אֶת־הַ⁠מִּֽשְׁתַּחֲוִים֙ הַ⁠נִּשְׁבָּעִ֣ים לַֽ⁠יהוָ֔ה וְ⁠הַ⁠נִּשְׁבָּעִ֖ים בְּ⁠מַלְכָּֽ⁠ם</w:t>
+      </w:r>
+    </w:p>
+    <w:p>
+      <w:pPr/>
+      <w:r>
+        <w:rPr>
+          <w:lang w:val="hi_IN" w:bidi="hi_IN"/>
+        </w:rPr>
+      </w:r>
+      <w:r>
+        <w:rPr>
           <w:b/>
           <w:lang w:val="hi_IN" w:bidi="hi_IN"/>
         </w:rPr>
@@ -3574,6 +3966,20 @@
       </w:r>
       <w:r>
         <w:rPr>
+          <w:lang w:val="hi_IN" w:bidi="hi_IN"/>
+        </w:rPr>
+        <w:t>וְ⁠אֶת־הַ⁠מִּשְׁתַּחֲוִ֥ים עַל־הַ⁠גַּגּ֖וֹת לִ⁠צְבָ֣א</w:t>
+      </w:r>
+    </w:p>
+    <w:p>
+      <w:pPr/>
+      <w:r>
+        <w:rPr>
+          <w:lang w:val="hi_IN" w:bidi="hi_IN"/>
+        </w:rPr>
+      </w:r>
+      <w:r>
+        <w:rPr>
           <w:b/>
           <w:lang w:val="hi_IN" w:bidi="hi_IN"/>
         </w:rPr>
@@ -3684,6 +4090,20 @@
       </w:r>
       <w:r>
         <w:rPr>
+          <w:lang w:val="hi_IN" w:bidi="hi_IN"/>
+        </w:rPr>
+        <w:t>לִ⁠צְבָ֣א הַ⁠שָּׁמָ֑יִם</w:t>
+      </w:r>
+    </w:p>
+    <w:p>
+      <w:pPr/>
+      <w:r>
+        <w:rPr>
+          <w:lang w:val="hi_IN" w:bidi="hi_IN"/>
+        </w:rPr>
+      </w:r>
+      <w:r>
+        <w:rPr>
           <w:b/>
           <w:lang w:val="hi_IN" w:bidi="hi_IN"/>
         </w:rPr>
@@ -3819,6 +4239,20 @@
       </w:r>
       <w:r>
         <w:rPr>
+          <w:lang w:val="hi_IN" w:bidi="hi_IN"/>
+        </w:rPr>
+        <w:t>וְ⁠אֶת־הַ⁠מִּֽשְׁתַּחֲוִים֙ הַ⁠נִּשְׁבָּעִ֣ים לַֽ⁠יהוָ֔ה</w:t>
+      </w:r>
+    </w:p>
+    <w:p>
+      <w:pPr/>
+      <w:r>
+        <w:rPr>
+          <w:lang w:val="hi_IN" w:bidi="hi_IN"/>
+        </w:rPr>
+      </w:r>
+      <w:r>
+        <w:rPr>
           <w:b/>
           <w:lang w:val="hi_IN" w:bidi="hi_IN"/>
         </w:rPr>
@@ -3916,6 +4350,20 @@
       </w:r>
       <w:r>
         <w:rPr>
+          <w:lang w:val="hi_IN" w:bidi="hi_IN"/>
+        </w:rPr>
+        <w:t>וְ⁠אֶת־הַ⁠מִּֽשְׁתַּחֲוִים֙ הַ⁠נִּשְׁבָּעִ֣ים לַֽ⁠יהוָ֔ה</w:t>
+      </w:r>
+    </w:p>
+    <w:p>
+      <w:pPr/>
+      <w:r>
+        <w:rPr>
+          <w:lang w:val="hi_IN" w:bidi="hi_IN"/>
+        </w:rPr>
+      </w:r>
+      <w:r>
+        <w:rPr>
           <w:b/>
           <w:lang w:val="hi_IN" w:bidi="hi_IN"/>
         </w:rPr>
@@ -4065,6 +4513,20 @@
       </w:r>
       <w:r>
         <w:rPr>
+          <w:lang w:val="hi_IN" w:bidi="hi_IN"/>
+        </w:rPr>
+        <w:t>הַ⁠נִּשְׁבָּעִ֣ים לַֽ⁠יהוָ֔ה וְ⁠הַ⁠נִּשְׁבָּעִ֖ים בְּ⁠מַלְכָּֽ⁠ם</w:t>
+      </w:r>
+    </w:p>
+    <w:p>
+      <w:pPr/>
+      <w:r>
+        <w:rPr>
+          <w:lang w:val="hi_IN" w:bidi="hi_IN"/>
+        </w:rPr>
+      </w:r>
+      <w:r>
+        <w:rPr>
           <w:b/>
           <w:lang w:val="hi_IN" w:bidi="hi_IN"/>
         </w:rPr>
@@ -4213,6 +4675,20 @@
       </w:r>
       <w:r>
         <w:rPr>
+          <w:lang w:val="hi_IN" w:bidi="hi_IN"/>
+        </w:rPr>
+        <w:t>הַ⁠נִּשְׁבָּעִ֣ים לַֽ⁠יהוָ֔ה וְ⁠הַ⁠נִּשְׁבָּעִ֖ים בְּ⁠מַלְכָּֽ⁠ם</w:t>
+      </w:r>
+    </w:p>
+    <w:p>
+      <w:pPr/>
+      <w:r>
+        <w:rPr>
+          <w:lang w:val="hi_IN" w:bidi="hi_IN"/>
+        </w:rPr>
+      </w:r>
+      <w:r>
+        <w:rPr>
           <w:b/>
           <w:lang w:val="hi_IN" w:bidi="hi_IN"/>
         </w:rPr>
@@ -4349,6 +4825,20 @@
       </w:r>
       <w:r>
         <w:rPr>
+          <w:lang w:val="hi_IN" w:bidi="hi_IN"/>
+        </w:rPr>
+        <w:t>וְ⁠אֶת־הַ⁠נְּסוֹגִ֖ים מֵ⁠אַחֲרֵ֣י יְהוָ֑ה וַ⁠אֲשֶׁ֛ר לֹֽא־בִקְשׁ֥וּ אֶת־יְהוָ֖ה וְ⁠לֹ֥א דְרָשֻֽׁ⁠הוּ</w:t>
+      </w:r>
+    </w:p>
+    <w:p>
+      <w:pPr/>
+      <w:r>
+        <w:rPr>
+          <w:lang w:val="hi_IN" w:bidi="hi_IN"/>
+        </w:rPr>
+      </w:r>
+      <w:r>
+        <w:rPr>
           <w:b/>
           <w:lang w:val="hi_IN" w:bidi="hi_IN"/>
         </w:rPr>
@@ -4470,6 +4960,20 @@
       </w:r>
       <w:r>
         <w:rPr>
+          <w:lang w:val="hi_IN" w:bidi="hi_IN"/>
+        </w:rPr>
+        <w:t>וְ⁠אֶת־הַ⁠נְּסוֹגִ֖ים מֵ⁠אַחֲרֵ֣י יְהוָ֑ה וַ⁠אֲשֶׁ֛ר לֹֽא־בִקְשׁ֥וּ אֶת־יְהוָ֖ה וְ⁠לֹ֥א דְרָשֻֽׁ⁠הוּ</w:t>
+      </w:r>
+    </w:p>
+    <w:p>
+      <w:pPr/>
+      <w:r>
+        <w:rPr>
+          <w:lang w:val="hi_IN" w:bidi="hi_IN"/>
+        </w:rPr>
+      </w:r>
+      <w:r>
+        <w:rPr>
           <w:b/>
           <w:lang w:val="hi_IN" w:bidi="hi_IN"/>
         </w:rPr>
@@ -4567,6 +5071,20 @@
       </w:r>
       <w:r>
         <w:rPr>
+          <w:lang w:val="hi_IN" w:bidi="hi_IN"/>
+        </w:rPr>
+        <w:t>וְ⁠אֶת־הַ⁠נְּסוֹגִ֖ים מֵ⁠אַחֲרֵ֣י יְהוָ֑ה</w:t>
+      </w:r>
+    </w:p>
+    <w:p>
+      <w:pPr/>
+      <w:r>
+        <w:rPr>
+          <w:lang w:val="hi_IN" w:bidi="hi_IN"/>
+        </w:rPr>
+      </w:r>
+      <w:r>
+        <w:rPr>
           <w:b/>
           <w:lang w:val="hi_IN" w:bidi="hi_IN"/>
         </w:rPr>
@@ -4677,6 +5195,20 @@
       </w:r>
       <w:r>
         <w:rPr>
+          <w:lang w:val="hi_IN" w:bidi="hi_IN"/>
+        </w:rPr>
+        <w:t>וַ⁠אֲשֶׁ֛ר לֹֽא־בִקְשׁ֥וּ אֶת־יְהוָ֖ה וְ⁠לֹ֥א דְרָשֻֽׁ⁠הוּ</w:t>
+      </w:r>
+    </w:p>
+    <w:p>
+      <w:pPr/>
+      <w:r>
+        <w:rPr>
+          <w:lang w:val="hi_IN" w:bidi="hi_IN"/>
+        </w:rPr>
+      </w:r>
+      <w:r>
+        <w:rPr>
           <w:b/>
           <w:lang w:val="hi_IN" w:bidi="hi_IN"/>
         </w:rPr>
@@ -4838,6 +5370,20 @@
       </w:r>
       <w:r>
         <w:rPr>
+          <w:lang w:val="hi_IN" w:bidi="hi_IN"/>
+        </w:rPr>
+        <w:t>הַ֕ס מִ⁠פְּנֵ֖י אֲדֹנָ֣⁠י יְהוִ֑ה</w:t>
+      </w:r>
+    </w:p>
+    <w:p>
+      <w:pPr/>
+      <w:r>
+        <w:rPr>
+          <w:lang w:val="hi_IN" w:bidi="hi_IN"/>
+        </w:rPr>
+      </w:r>
+      <w:r>
+        <w:rPr>
           <w:b/>
           <w:lang w:val="hi_IN" w:bidi="hi_IN"/>
         </w:rPr>
@@ -4974,6 +5520,20 @@
       </w:r>
       <w:r>
         <w:rPr>
+          <w:lang w:val="hi_IN" w:bidi="hi_IN"/>
+        </w:rPr>
+        <w:t>הַ֕ס מִ⁠פְּנֵ֖י אֲדֹנָ֣⁠י יְהוִ֑ה</w:t>
+      </w:r>
+    </w:p>
+    <w:p>
+      <w:pPr/>
+      <w:r>
+        <w:rPr>
+          <w:lang w:val="hi_IN" w:bidi="hi_IN"/>
+        </w:rPr>
+      </w:r>
+      <w:r>
+        <w:rPr>
           <w:b/>
           <w:lang w:val="hi_IN" w:bidi="hi_IN"/>
         </w:rPr>
@@ -5096,6 +5656,20 @@
       </w:r>
       <w:r>
         <w:rPr>
+          <w:lang w:val="hi_IN" w:bidi="hi_IN"/>
+        </w:rPr>
+        <w:t>קָרוֹב֙ י֣וֹם יְהוָ֔ה</w:t>
+      </w:r>
+    </w:p>
+    <w:p>
+      <w:pPr/>
+      <w:r>
+        <w:rPr>
+          <w:lang w:val="hi_IN" w:bidi="hi_IN"/>
+        </w:rPr>
+      </w:r>
+      <w:r>
+        <w:rPr>
           <w:b/>
           <w:lang w:val="hi_IN" w:bidi="hi_IN"/>
         </w:rPr>
@@ -5206,6 +5780,20 @@
       </w:r>
       <w:r>
         <w:rPr>
+          <w:lang w:val="hi_IN" w:bidi="hi_IN"/>
+        </w:rPr>
+        <w:t>הֵכִ֧ין יְהוָ֛ה זֶ֖בַח הִקְדִּ֥ישׁ קְרֻאָֽי⁠ו</w:t>
+      </w:r>
+    </w:p>
+    <w:p>
+      <w:pPr/>
+      <w:r>
+        <w:rPr>
+          <w:lang w:val="hi_IN" w:bidi="hi_IN"/>
+        </w:rPr>
+      </w:r>
+      <w:r>
+        <w:rPr>
           <w:b/>
           <w:lang w:val="hi_IN" w:bidi="hi_IN"/>
         </w:rPr>
@@ -5342,6 +5930,20 @@
       </w:r>
       <w:r>
         <w:rPr>
+          <w:lang w:val="hi_IN" w:bidi="hi_IN"/>
+        </w:rPr>
+        <w:t>קְרֻאָֽי⁠ו</w:t>
+      </w:r>
+    </w:p>
+    <w:p>
+      <w:pPr/>
+      <w:r>
+        <w:rPr>
+          <w:lang w:val="hi_IN" w:bidi="hi_IN"/>
+        </w:rPr>
+      </w:r>
+      <w:r>
+        <w:rPr>
           <w:b/>
           <w:lang w:val="hi_IN" w:bidi="hi_IN"/>
         </w:rPr>
@@ -5439,6 +6041,20 @@
       </w:r>
       <w:r>
         <w:rPr>
+          <w:lang w:val="hi_IN" w:bidi="hi_IN"/>
+        </w:rPr>
+        <w:t>וְ⁠הָיָ֗ה בְּ⁠יוֹם֙ זֶ֣בַח יְהוָ֔ה</w:t>
+      </w:r>
+    </w:p>
+    <w:p>
+      <w:pPr/>
+      <w:r>
+        <w:rPr>
+          <w:lang w:val="hi_IN" w:bidi="hi_IN"/>
+        </w:rPr>
+      </w:r>
+      <w:r>
+        <w:rPr>
           <w:b/>
           <w:lang w:val="hi_IN" w:bidi="hi_IN"/>
         </w:rPr>
@@ -5536,6 +6152,20 @@
       </w:r>
       <w:r>
         <w:rPr>
+          <w:lang w:val="hi_IN" w:bidi="hi_IN"/>
+        </w:rPr>
+        <w:t>בְּ⁠יוֹם֙ זֶ֣בַח יְהוָ֔ה</w:t>
+      </w:r>
+    </w:p>
+    <w:p>
+      <w:pPr/>
+      <w:r>
+        <w:rPr>
+          <w:lang w:val="hi_IN" w:bidi="hi_IN"/>
+        </w:rPr>
+      </w:r>
+      <w:r>
+        <w:rPr>
           <w:b/>
           <w:lang w:val="hi_IN" w:bidi="hi_IN"/>
         </w:rPr>
@@ -5633,6 +6263,20 @@
       </w:r>
       <w:r>
         <w:rPr>
+          <w:lang w:val="hi_IN" w:bidi="hi_IN"/>
+        </w:rPr>
+        <w:t>בְּ⁠יוֹם֙ זֶ֣בַח יְהוָ֔ה</w:t>
+      </w:r>
+    </w:p>
+    <w:p>
+      <w:pPr/>
+      <w:r>
+        <w:rPr>
+          <w:lang w:val="hi_IN" w:bidi="hi_IN"/>
+        </w:rPr>
+      </w:r>
+      <w:r>
+        <w:rPr>
           <w:b/>
           <w:lang w:val="hi_IN" w:bidi="hi_IN"/>
         </w:rPr>
@@ -5730,6 +6374,20 @@
       </w:r>
       <w:r>
         <w:rPr>
+          <w:lang w:val="hi_IN" w:bidi="hi_IN"/>
+        </w:rPr>
+        <w:t>בְּ⁠יוֹם֙ זֶ֣בַח יְהוָ֔ה</w:t>
+      </w:r>
+    </w:p>
+    <w:p>
+      <w:pPr/>
+      <w:r>
+        <w:rPr>
+          <w:lang w:val="hi_IN" w:bidi="hi_IN"/>
+        </w:rPr>
+      </w:r>
+      <w:r>
+        <w:rPr>
           <w:b/>
           <w:lang w:val="hi_IN" w:bidi="hi_IN"/>
         </w:rPr>
@@ -5851,6 +6509,20 @@
       </w:r>
       <w:r>
         <w:rPr>
+          <w:lang w:val="hi_IN" w:bidi="hi_IN"/>
+        </w:rPr>
+        <w:t>וּ⁠פָקַדְתִּ֥י עַל־הַ⁠שָּׂרִ֖ים וְ⁠עַל־בְּנֵ֣י הַ⁠מֶּ֑לֶךְ וְ⁠עַ֥ל כָּל־הַ⁠לֹּבְשִׁ֖ים מַלְבּ֥וּשׁ נָכְרִֽי</w:t>
+      </w:r>
+    </w:p>
+    <w:p>
+      <w:pPr/>
+      <w:r>
+        <w:rPr>
+          <w:lang w:val="hi_IN" w:bidi="hi_IN"/>
+        </w:rPr>
+      </w:r>
+      <w:r>
+        <w:rPr>
           <w:b/>
           <w:lang w:val="hi_IN" w:bidi="hi_IN"/>
         </w:rPr>
@@ -5998,6 +6670,20 @@
       </w:r>
       <w:r>
         <w:rPr>
+          <w:lang w:val="hi_IN" w:bidi="hi_IN"/>
+        </w:rPr>
+        <w:t>הַ⁠שָּׂרִ֖ים</w:t>
+      </w:r>
+    </w:p>
+    <w:p>
+      <w:pPr/>
+      <w:r>
+        <w:rPr>
+          <w:lang w:val="hi_IN" w:bidi="hi_IN"/>
+        </w:rPr>
+      </w:r>
+      <w:r>
+        <w:rPr>
           <w:b/>
           <w:lang w:val="hi_IN" w:bidi="hi_IN"/>
         </w:rPr>
@@ -6120,6 +6806,20 @@
       </w:r>
       <w:r>
         <w:rPr>
+          <w:lang w:val="hi_IN" w:bidi="hi_IN"/>
+        </w:rPr>
+        <w:t>בְּנֵ֣י הַ⁠מֶּ֑לֶךְ</w:t>
+      </w:r>
+    </w:p>
+    <w:p>
+      <w:pPr/>
+      <w:r>
+        <w:rPr>
+          <w:lang w:val="hi_IN" w:bidi="hi_IN"/>
+        </w:rPr>
+      </w:r>
+      <w:r>
+        <w:rPr>
           <w:b/>
           <w:lang w:val="hi_IN" w:bidi="hi_IN"/>
         </w:rPr>
@@ -6242,6 +6942,20 @@
       </w:r>
       <w:r>
         <w:rPr>
+          <w:lang w:val="hi_IN" w:bidi="hi_IN"/>
+        </w:rPr>
+        <w:t>כָּל־הַ⁠לֹּבְשִׁ֖ים מַלְבּ֥וּשׁ נָכְרִֽי</w:t>
+      </w:r>
+    </w:p>
+    <w:p>
+      <w:pPr/>
+      <w:r>
+        <w:rPr>
+          <w:lang w:val="hi_IN" w:bidi="hi_IN"/>
+        </w:rPr>
+      </w:r>
+      <w:r>
+        <w:rPr>
           <w:b/>
           <w:lang w:val="hi_IN" w:bidi="hi_IN"/>
         </w:rPr>
@@ -6352,6 +7066,20 @@
       </w:r>
       <w:r>
         <w:rPr>
+          <w:lang w:val="hi_IN" w:bidi="hi_IN"/>
+        </w:rPr>
+        <w:t>וּ⁠פָקַדְתִּ֗י עַ֧ל &amp; בַּ⁠יּ֣וֹם הַ⁠ה֑וּא</w:t>
+      </w:r>
+    </w:p>
+    <w:p>
+      <w:pPr/>
+      <w:r>
+        <w:rPr>
+          <w:lang w:val="hi_IN" w:bidi="hi_IN"/>
+        </w:rPr>
+      </w:r>
+      <w:r>
+        <w:rPr>
           <w:b/>
           <w:lang w:val="hi_IN" w:bidi="hi_IN"/>
         </w:rPr>
@@ -6485,6 +7213,20 @@
       </w:r>
       <w:r>
         <w:rPr>
+          <w:lang w:val="hi_IN" w:bidi="hi_IN"/>
+        </w:rPr>
+        <w:t>כָּל־הַ⁠דּוֹלֵ֛ג עַל־הַ⁠מִּפְתָּ֖ן</w:t>
+      </w:r>
+    </w:p>
+    <w:p>
+      <w:pPr/>
+      <w:r>
+        <w:rPr>
+          <w:lang w:val="hi_IN" w:bidi="hi_IN"/>
+        </w:rPr>
+      </w:r>
+      <w:r>
+        <w:rPr>
           <w:b/>
           <w:lang w:val="hi_IN" w:bidi="hi_IN"/>
         </w:rPr>
@@ -6621,6 +7363,20 @@
       </w:r>
       <w:r>
         <w:rPr>
+          <w:lang w:val="hi_IN" w:bidi="hi_IN"/>
+        </w:rPr>
+        <w:t>הַֽ⁠מְמַלְאִ֛ים בֵּ֥ית אֲדֹנֵי⁠הֶ֖ם חָמָ֥ס וּ⁠מִרְמָֽה</w:t>
+      </w:r>
+    </w:p>
+    <w:p>
+      <w:pPr/>
+      <w:r>
+        <w:rPr>
+          <w:lang w:val="hi_IN" w:bidi="hi_IN"/>
+        </w:rPr>
+      </w:r>
+      <w:r>
+        <w:rPr>
           <w:b/>
           <w:lang w:val="hi_IN" w:bidi="hi_IN"/>
         </w:rPr>
@@ -6757,6 +7513,20 @@
       </w:r>
       <w:r>
         <w:rPr>
+          <w:lang w:val="hi_IN" w:bidi="hi_IN"/>
+        </w:rPr>
+        <w:t>חָמָ֥ס וּ⁠מִרְמָֽה</w:t>
+      </w:r>
+    </w:p>
+    <w:p>
+      <w:pPr/>
+      <w:r>
+        <w:rPr>
+          <w:lang w:val="hi_IN" w:bidi="hi_IN"/>
+        </w:rPr>
+      </w:r>
+      <w:r>
+        <w:rPr>
           <w:b/>
           <w:lang w:val="hi_IN" w:bidi="hi_IN"/>
         </w:rPr>
@@ -6892,6 +7662,20 @@
       </w:r>
       <w:r>
         <w:rPr>
+          <w:lang w:val="hi_IN" w:bidi="hi_IN"/>
+        </w:rPr>
+        <w:t>וְ⁠הָיָה֩ בַ⁠יּ֨וֹם הַ⁠ה֜וּא נְאֻם־יְהוָ֗ה ק֤וֹל</w:t>
+      </w:r>
+    </w:p>
+    <w:p>
+      <w:pPr/>
+      <w:r>
+        <w:rPr>
+          <w:lang w:val="hi_IN" w:bidi="hi_IN"/>
+        </w:rPr>
+      </w:r>
+      <w:r>
+        <w:rPr>
           <w:b/>
           <w:lang w:val="hi_IN" w:bidi="hi_IN"/>
         </w:rPr>
@@ -7014,6 +7798,20 @@
       </w:r>
       <w:r>
         <w:rPr>
+          <w:lang w:val="hi_IN" w:bidi="hi_IN"/>
+        </w:rPr>
+        <w:t>בַ⁠יּ֨וֹם הַ⁠ה֜וּא</w:t>
+      </w:r>
+    </w:p>
+    <w:p>
+      <w:pPr/>
+      <w:r>
+        <w:rPr>
+          <w:lang w:val="hi_IN" w:bidi="hi_IN"/>
+        </w:rPr>
+      </w:r>
+      <w:r>
+        <w:rPr>
           <w:b/>
           <w:lang w:val="hi_IN" w:bidi="hi_IN"/>
         </w:rPr>
@@ -7097,6 +7895,20 @@
       </w:r>
       <w:r>
         <w:rPr>
+          <w:lang w:val="hi_IN" w:bidi="hi_IN"/>
+        </w:rPr>
+        <w:t>ק֤וֹל</w:t>
+      </w:r>
+    </w:p>
+    <w:p>
+      <w:pPr/>
+      <w:r>
+        <w:rPr>
+          <w:lang w:val="hi_IN" w:bidi="hi_IN"/>
+        </w:rPr>
+      </w:r>
+      <w:r>
+        <w:rPr>
           <w:b/>
           <w:lang w:val="hi_IN" w:bidi="hi_IN"/>
         </w:rPr>
@@ -7194,6 +8006,20 @@
       </w:r>
       <w:r>
         <w:rPr>
+          <w:lang w:val="hi_IN" w:bidi="hi_IN"/>
+        </w:rPr>
+        <w:t>מִ⁠שַּׁ֣עַר הַ⁠דָּגִ֔ים</w:t>
+      </w:r>
+    </w:p>
+    <w:p>
+      <w:pPr/>
+      <w:r>
+        <w:rPr>
+          <w:lang w:val="hi_IN" w:bidi="hi_IN"/>
+        </w:rPr>
+      </w:r>
+      <w:r>
+        <w:rPr>
           <w:b/>
           <w:lang w:val="hi_IN" w:bidi="hi_IN"/>
         </w:rPr>
@@ -7304,6 +8130,20 @@
       </w:r>
       <w:r>
         <w:rPr>
+          <w:lang w:val="hi_IN" w:bidi="hi_IN"/>
+        </w:rPr>
+        <w:t>הַ⁠מִּשְׁנֶ֑ה</w:t>
+      </w:r>
+    </w:p>
+    <w:p>
+      <w:pPr/>
+      <w:r>
+        <w:rPr>
+          <w:lang w:val="hi_IN" w:bidi="hi_IN"/>
+        </w:rPr>
+      </w:r>
+      <w:r>
+        <w:rPr>
           <w:b/>
           <w:lang w:val="hi_IN" w:bidi="hi_IN"/>
         </w:rPr>
@@ -7453,6 +8293,20 @@
       </w:r>
       <w:r>
         <w:rPr>
+          <w:lang w:val="hi_IN" w:bidi="hi_IN"/>
+        </w:rPr>
+        <w:t>מֵ⁠הַ⁠גְּבָעֽוֹת</w:t>
+      </w:r>
+    </w:p>
+    <w:p>
+      <w:pPr/>
+      <w:r>
+        <w:rPr>
+          <w:lang w:val="hi_IN" w:bidi="hi_IN"/>
+        </w:rPr>
+      </w:r>
+      <w:r>
+        <w:rPr>
           <w:b/>
           <w:lang w:val="hi_IN" w:bidi="hi_IN"/>
         </w:rPr>
@@ -7563,6 +8417,20 @@
       </w:r>
       <w:r>
         <w:rPr>
+          <w:lang w:val="hi_IN" w:bidi="hi_IN"/>
+        </w:rPr>
+        <w:t>הַ⁠מַּכְתֵּ֑שׁ</w:t>
+      </w:r>
+    </w:p>
+    <w:p>
+      <w:pPr/>
+      <w:r>
+        <w:rPr>
+          <w:lang w:val="hi_IN" w:bidi="hi_IN"/>
+        </w:rPr>
+      </w:r>
+      <w:r>
+        <w:rPr>
           <w:b/>
           <w:lang w:val="hi_IN" w:bidi="hi_IN"/>
         </w:rPr>
@@ -7673,6 +8541,20 @@
       </w:r>
       <w:r>
         <w:rPr>
+          <w:lang w:val="hi_IN" w:bidi="hi_IN"/>
+        </w:rPr>
+        <w:t>נִדְמָה֙ כָּל־עַ֣ם כְּנַ֔עַן נִכְרְת֖וּ כָּל־נְטִ֥ילֵי כָֽסֶף</w:t>
+      </w:r>
+    </w:p>
+    <w:p>
+      <w:pPr/>
+      <w:r>
+        <w:rPr>
+          <w:lang w:val="hi_IN" w:bidi="hi_IN"/>
+        </w:rPr>
+      </w:r>
+      <w:r>
+        <w:rPr>
           <w:b/>
           <w:lang w:val="hi_IN" w:bidi="hi_IN"/>
         </w:rPr>
@@ -7770,6 +8652,20 @@
       </w:r>
       <w:r>
         <w:rPr>
+          <w:lang w:val="hi_IN" w:bidi="hi_IN"/>
+        </w:rPr>
+        <w:t>נִדְמָה֙ כָּל־עַ֣ם כְּנַ֔עַן נִכְרְת֖וּ כָּל־נְטִ֥ילֵי כָֽסֶף</w:t>
+      </w:r>
+    </w:p>
+    <w:p>
+      <w:pPr/>
+      <w:r>
+        <w:rPr>
+          <w:lang w:val="hi_IN" w:bidi="hi_IN"/>
+        </w:rPr>
+      </w:r>
+      <w:r>
+        <w:rPr>
           <w:b/>
           <w:lang w:val="hi_IN" w:bidi="hi_IN"/>
         </w:rPr>
@@ -7867,6 +8763,20 @@
       </w:r>
       <w:r>
         <w:rPr>
+          <w:lang w:val="hi_IN" w:bidi="hi_IN"/>
+        </w:rPr>
+        <w:t>עַ֣ם כְּנַ֔עַן</w:t>
+      </w:r>
+    </w:p>
+    <w:p>
+      <w:pPr/>
+      <w:r>
+        <w:rPr>
+          <w:lang w:val="hi_IN" w:bidi="hi_IN"/>
+        </w:rPr>
+      </w:r>
+      <w:r>
+        <w:rPr>
           <w:b/>
           <w:lang w:val="hi_IN" w:bidi="hi_IN"/>
         </w:rPr>
@@ -8003,6 +8913,20 @@
       </w:r>
       <w:r>
         <w:rPr>
+          <w:lang w:val="hi_IN" w:bidi="hi_IN"/>
+        </w:rPr>
+        <w:t>נְטִ֥ילֵי כָֽסֶף</w:t>
+      </w:r>
+    </w:p>
+    <w:p>
+      <w:pPr/>
+      <w:r>
+        <w:rPr>
+          <w:lang w:val="hi_IN" w:bidi="hi_IN"/>
+        </w:rPr>
+      </w:r>
+      <w:r>
+        <w:rPr>
           <w:b/>
           <w:lang w:val="hi_IN" w:bidi="hi_IN"/>
         </w:rPr>
@@ -8113,6 +9037,20 @@
       </w:r>
       <w:r>
         <w:rPr>
+          <w:lang w:val="hi_IN" w:bidi="hi_IN"/>
+        </w:rPr>
+        <w:t>נִכְרְת֖וּ</w:t>
+      </w:r>
+    </w:p>
+    <w:p>
+      <w:pPr/>
+      <w:r>
+        <w:rPr>
+          <w:lang w:val="hi_IN" w:bidi="hi_IN"/>
+        </w:rPr>
+      </w:r>
+      <w:r>
+        <w:rPr>
           <w:b/>
           <w:lang w:val="hi_IN" w:bidi="hi_IN"/>
         </w:rPr>
@@ -8222,6 +9160,20 @@
       </w:r>
       <w:r>
         <w:rPr>
+          <w:lang w:val="hi_IN" w:bidi="hi_IN"/>
+        </w:rPr>
+        <w:t>בַּ⁠נֵּר֑וֹת</w:t>
+      </w:r>
+    </w:p>
+    <w:p>
+      <w:pPr/>
+      <w:r>
+        <w:rPr>
+          <w:lang w:val="hi_IN" w:bidi="hi_IN"/>
+        </w:rPr>
+      </w:r>
+      <w:r>
+        <w:rPr>
           <w:b/>
           <w:lang w:val="hi_IN" w:bidi="hi_IN"/>
         </w:rPr>
@@ -8363,6 +9315,20 @@
       </w:r>
       <w:r>
         <w:rPr>
+          <w:lang w:val="hi_IN" w:bidi="hi_IN"/>
+        </w:rPr>
+        <w:t>וּ⁠פָקַדְתִּ֣י עַל</w:t>
+      </w:r>
+    </w:p>
+    <w:p>
+      <w:pPr/>
+      <w:r>
+        <w:rPr>
+          <w:lang w:val="hi_IN" w:bidi="hi_IN"/>
+        </w:rPr>
+      </w:r>
+      <w:r>
+        <w:rPr>
           <w:b/>
           <w:lang w:val="hi_IN" w:bidi="hi_IN"/>
         </w:rPr>
@@ -8484,6 +9450,20 @@
       </w:r>
       <w:r>
         <w:rPr>
+          <w:lang w:val="hi_IN" w:bidi="hi_IN"/>
+        </w:rPr>
+        <w:t>הָ⁠אֲנָשִׁ֗ים הַ⁠קֹּֽפְאִים֙ עַל־שִׁמְרֵי⁠הֶ֔ם</w:t>
+      </w:r>
+    </w:p>
+    <w:p>
+      <w:pPr/>
+      <w:r>
+        <w:rPr>
+          <w:lang w:val="hi_IN" w:bidi="hi_IN"/>
+        </w:rPr>
+      </w:r>
+      <w:r>
+        <w:rPr>
           <w:b/>
           <w:lang w:val="hi_IN" w:bidi="hi_IN"/>
         </w:rPr>
@@ -8594,6 +9574,20 @@
       </w:r>
       <w:r>
         <w:rPr>
+          <w:lang w:val="hi_IN" w:bidi="hi_IN"/>
+        </w:rPr>
+        <w:t>הָ⁠אֲנָשִׁ֗ים הַ⁠קֹּֽפְאִים֙ עַל־שִׁמְרֵי⁠הֶ֔ם</w:t>
+      </w:r>
+    </w:p>
+    <w:p>
+      <w:pPr/>
+      <w:r>
+        <w:rPr>
+          <w:lang w:val="hi_IN" w:bidi="hi_IN"/>
+        </w:rPr>
+      </w:r>
+      <w:r>
+        <w:rPr>
           <w:b/>
           <w:lang w:val="hi_IN" w:bidi="hi_IN"/>
         </w:rPr>
@@ -8717,6 +9711,20 @@
       </w:r>
       <w:r>
         <w:rPr>
+          <w:lang w:val="hi_IN" w:bidi="hi_IN"/>
+        </w:rPr>
+        <w:t>הָ⁠אֹֽמְרִים֙ בִּ⁠לְבָבָ֔⁠ם לֹֽא־יֵיטִ֥יב יְהוָ֖ה וְ⁠לֹ֥א יָרֵֽעַ</w:t>
+      </w:r>
+    </w:p>
+    <w:p>
+      <w:pPr/>
+      <w:r>
+        <w:rPr>
+          <w:lang w:val="hi_IN" w:bidi="hi_IN"/>
+        </w:rPr>
+      </w:r>
+      <w:r>
+        <w:rPr>
           <w:b/>
           <w:lang w:val="hi_IN" w:bidi="hi_IN"/>
         </w:rPr>
@@ -8814,6 +9822,20 @@
       </w:r>
       <w:r>
         <w:rPr>
+          <w:lang w:val="hi_IN" w:bidi="hi_IN"/>
+        </w:rPr>
+        <w:t>הָ⁠אֹֽמְרִים֙ בִּ⁠לְבָבָ֔⁠ם לֹֽא־יֵיטִ֥יב יְהוָ֖ה וְ⁠לֹ֥א יָרֵֽעַ</w:t>
+      </w:r>
+    </w:p>
+    <w:p>
+      <w:pPr/>
+      <w:r>
+        <w:rPr>
+          <w:lang w:val="hi_IN" w:bidi="hi_IN"/>
+        </w:rPr>
+      </w:r>
+      <w:r>
+        <w:rPr>
           <w:b/>
           <w:lang w:val="hi_IN" w:bidi="hi_IN"/>
         </w:rPr>
@@ -8911,6 +9933,20 @@
       </w:r>
       <w:r>
         <w:rPr>
+          <w:lang w:val="hi_IN" w:bidi="hi_IN"/>
+        </w:rPr>
+        <w:t>בִּ⁠לְבָבָ֔⁠ם</w:t>
+      </w:r>
+    </w:p>
+    <w:p>
+      <w:pPr/>
+      <w:r>
+        <w:rPr>
+          <w:lang w:val="hi_IN" w:bidi="hi_IN"/>
+        </w:rPr>
+      </w:r>
+      <w:r>
+        <w:rPr>
           <w:b/>
           <w:lang w:val="hi_IN" w:bidi="hi_IN"/>
         </w:rPr>
@@ -9021,6 +10057,20 @@
       </w:r>
       <w:r>
         <w:rPr>
+          <w:lang w:val="hi_IN" w:bidi="hi_IN"/>
+        </w:rPr>
+        <w:t>בִּ⁠לְבָבָ֔⁠ם</w:t>
+      </w:r>
+    </w:p>
+    <w:p>
+      <w:pPr/>
+      <w:r>
+        <w:rPr>
+          <w:lang w:val="hi_IN" w:bidi="hi_IN"/>
+        </w:rPr>
+      </w:r>
+      <w:r>
+        <w:rPr>
           <w:b/>
           <w:lang w:val="hi_IN" w:bidi="hi_IN"/>
         </w:rPr>
@@ -9131,6 +10181,20 @@
       </w:r>
       <w:r>
         <w:rPr>
+          <w:lang w:val="hi_IN" w:bidi="hi_IN"/>
+        </w:rPr>
+        <w:t>לֹֽא־יֵיטִ֥יב יְהוָ֖ה וְ⁠לֹ֥א יָרֵֽעַ</w:t>
+      </w:r>
+    </w:p>
+    <w:p>
+      <w:pPr/>
+      <w:r>
+        <w:rPr>
+          <w:lang w:val="hi_IN" w:bidi="hi_IN"/>
+        </w:rPr>
+      </w:r>
+      <w:r>
+        <w:rPr>
           <w:b/>
           <w:lang w:val="hi_IN" w:bidi="hi_IN"/>
         </w:rPr>
@@ -9248,6 +10312,20 @@
       </w:r>
       <w:r>
         <w:rPr>
+          <w:lang w:val="hi_IN" w:bidi="hi_IN"/>
+        </w:rPr>
+        <w:t>וְ⁠הָיָ֤ה חֵילָ⁠ם֙ לִ⁠מְשִׁסָּ֔ה וּ⁠בָתֵּי⁠הֶ֖ם לִ⁠שְׁמָמָ֑ה</w:t>
+      </w:r>
+    </w:p>
+    <w:p>
+      <w:pPr/>
+      <w:r>
+        <w:rPr>
+          <w:lang w:val="hi_IN" w:bidi="hi_IN"/>
+        </w:rPr>
+      </w:r>
+      <w:r>
+        <w:rPr>
           <w:b/>
           <w:lang w:val="hi_IN" w:bidi="hi_IN"/>
         </w:rPr>
@@ -9334,6 +10412,20 @@
         <w:rPr>
           <w:lang w:val="hi_IN" w:bidi="hi_IN"/>
         </w:rPr>
+      </w:r>
+    </w:p>
+    <w:p>
+      <w:pPr/>
+      <w:r>
+        <w:rPr>
+          <w:lang w:val="hi_IN" w:bidi="hi_IN"/>
+        </w:rPr>
+      </w:r>
+      <w:r>
+        <w:rPr>
+          <w:lang w:val="hi_IN" w:bidi="hi_IN"/>
+        </w:rPr>
+        <w:t>וְ⁠הָיָ֤ה חֵילָ⁠ם֙ לִ⁠מְשִׁסָּ֔ה וּ⁠בָתֵּי⁠הֶ֖ם לִ⁠שְׁמָמָ֑ה</w:t>
       </w:r>
     </w:p>
     <w:p>
@@ -9569,6 +10661,20 @@
       </w:r>
       <w:r>
         <w:rPr>
+          <w:lang w:val="hi_IN" w:bidi="hi_IN"/>
+        </w:rPr>
+        <w:t>יוֹם־יְהוָה֙ הַ⁠גָּד֔וֹל &amp; י֣וֹם יְהוָ֔ה</w:t>
+      </w:r>
+    </w:p>
+    <w:p>
+      <w:pPr/>
+      <w:r>
+        <w:rPr>
+          <w:lang w:val="hi_IN" w:bidi="hi_IN"/>
+        </w:rPr>
+      </w:r>
+      <w:r>
+        <w:rPr>
           <w:b/>
           <w:lang w:val="hi_IN" w:bidi="hi_IN"/>
         </w:rPr>
@@ -9692,6 +10798,20 @@
       </w:r>
       <w:r>
         <w:rPr>
+          <w:lang w:val="hi_IN" w:bidi="hi_IN"/>
+        </w:rPr>
+        <w:t>יוֹם־יְהוָה֙ הַ⁠גָּד֔וֹל &amp; י֣וֹם יְהוָ֔ה</w:t>
+      </w:r>
+    </w:p>
+    <w:p>
+      <w:pPr/>
+      <w:r>
+        <w:rPr>
+          <w:lang w:val="hi_IN" w:bidi="hi_IN"/>
+        </w:rPr>
+      </w:r>
+      <w:r>
+        <w:rPr>
           <w:b/>
           <w:lang w:val="hi_IN" w:bidi="hi_IN"/>
         </w:rPr>
@@ -9803,6 +10923,20 @@
       </w:r>
       <w:r>
         <w:rPr>
+          <w:lang w:val="hi_IN" w:bidi="hi_IN"/>
+        </w:rPr>
+        <w:t>קָר֤וֹב &amp; קָר֖וֹב וּ⁠מַהֵ֣ר מְאֹ֑ד</w:t>
+      </w:r>
+    </w:p>
+    <w:p>
+      <w:pPr/>
+      <w:r>
+        <w:rPr>
+          <w:lang w:val="hi_IN" w:bidi="hi_IN"/>
+        </w:rPr>
+      </w:r>
+      <w:r>
+        <w:rPr>
           <w:b/>
           <w:lang w:val="hi_IN" w:bidi="hi_IN"/>
         </w:rPr>
@@ -9899,6 +11033,20 @@
       </w:r>
       <w:r>
         <w:rPr>
+          <w:lang w:val="hi_IN" w:bidi="hi_IN"/>
+        </w:rPr>
+        <w:t>קָר֤וֹב &amp; קָר֖וֹב וּ⁠מַהֵ֣ר מְאֹ֑ד</w:t>
+      </w:r>
+    </w:p>
+    <w:p>
+      <w:pPr/>
+      <w:r>
+        <w:rPr>
+          <w:lang w:val="hi_IN" w:bidi="hi_IN"/>
+        </w:rPr>
+      </w:r>
+      <w:r>
+        <w:rPr>
           <w:b/>
           <w:lang w:val="hi_IN" w:bidi="hi_IN"/>
         </w:rPr>
@@ -10014,6 +11162,20 @@
       </w:r>
       <w:r>
         <w:rPr>
+          <w:lang w:val="hi_IN" w:bidi="hi_IN"/>
+        </w:rPr>
+        <w:t>ק֚וֹל י֣וֹם יְהוָ֔ה מַ֥ר</w:t>
+      </w:r>
+    </w:p>
+    <w:p>
+      <w:pPr/>
+      <w:r>
+        <w:rPr>
+          <w:lang w:val="hi_IN" w:bidi="hi_IN"/>
+        </w:rPr>
+      </w:r>
+      <w:r>
+        <w:rPr>
           <w:b/>
           <w:lang w:val="hi_IN" w:bidi="hi_IN"/>
         </w:rPr>
@@ -10137,6 +11299,20 @@
       </w:r>
       <w:r>
         <w:rPr>
+          <w:lang w:val="hi_IN" w:bidi="hi_IN"/>
+        </w:rPr>
+        <w:t>צֹרֵ֖חַ &amp; גִּבּֽוֹר</w:t>
+      </w:r>
+    </w:p>
+    <w:p>
+      <w:pPr/>
+      <w:r>
+        <w:rPr>
+          <w:lang w:val="hi_IN" w:bidi="hi_IN"/>
+        </w:rPr>
+      </w:r>
+      <w:r>
+        <w:rPr>
           <w:b/>
           <w:lang w:val="hi_IN" w:bidi="hi_IN"/>
         </w:rPr>
@@ -10247,6 +11423,20 @@
       </w:r>
       <w:r>
         <w:rPr>
+          <w:lang w:val="hi_IN" w:bidi="hi_IN"/>
+        </w:rPr>
+        <w:t>הַ⁠יּ֣וֹם הַ⁠ה֑וּא</w:t>
+      </w:r>
+    </w:p>
+    <w:p>
+      <w:pPr/>
+      <w:r>
+        <w:rPr>
+          <w:lang w:val="hi_IN" w:bidi="hi_IN"/>
+        </w:rPr>
+      </w:r>
+      <w:r>
+        <w:rPr>
           <w:b/>
           <w:lang w:val="hi_IN" w:bidi="hi_IN"/>
         </w:rPr>
@@ -10343,6 +11533,20 @@
       </w:r>
       <w:r>
         <w:rPr>
+          <w:lang w:val="hi_IN" w:bidi="hi_IN"/>
+        </w:rPr>
+        <w:t>י֧וֹם צָרָ֣ה וּ⁠מְצוּקָ֗ה י֤וֹם שֹׁאָה֙ וּ⁠מְשׁוֹאָ֔ה י֥וֹם חֹ֨שֶׁךְ֙ וַ⁠אֲפֵלָ֔ה י֥וֹם עָנָ֖ן וַ⁠עֲרָפֶֽל</w:t>
+      </w:r>
+    </w:p>
+    <w:p>
+      <w:pPr/>
+      <w:r>
+        <w:rPr>
+          <w:lang w:val="hi_IN" w:bidi="hi_IN"/>
+        </w:rPr>
+      </w:r>
+      <w:r>
+        <w:rPr>
           <w:b/>
           <w:lang w:val="hi_IN" w:bidi="hi_IN"/>
         </w:rPr>
@@ -10440,6 +11644,20 @@
       </w:r>
       <w:r>
         <w:rPr>
+          <w:lang w:val="hi_IN" w:bidi="hi_IN"/>
+        </w:rPr>
+        <w:t>י֥וֹם חֹ֨שֶׁךְ֙ וַ⁠אֲפֵלָ֔ה י֥וֹם עָנָ֖ן וַ⁠עֲרָפֶֽל</w:t>
+      </w:r>
+    </w:p>
+    <w:p>
+      <w:pPr/>
+      <w:r>
+        <w:rPr>
+          <w:lang w:val="hi_IN" w:bidi="hi_IN"/>
+        </w:rPr>
+      </w:r>
+      <w:r>
+        <w:rPr>
           <w:b/>
           <w:lang w:val="hi_IN" w:bidi="hi_IN"/>
         </w:rPr>
@@ -10537,6 +11755,20 @@
       </w:r>
       <w:r>
         <w:rPr>
+          <w:lang w:val="hi_IN" w:bidi="hi_IN"/>
+        </w:rPr>
+        <w:t>י֥וֹם</w:t>
+      </w:r>
+    </w:p>
+    <w:p>
+      <w:pPr/>
+      <w:r>
+        <w:rPr>
+          <w:lang w:val="hi_IN" w:bidi="hi_IN"/>
+        </w:rPr>
+      </w:r>
+      <w:r>
+        <w:rPr>
           <w:b/>
           <w:lang w:val="hi_IN" w:bidi="hi_IN"/>
         </w:rPr>
@@ -10634,6 +11866,20 @@
       </w:r>
       <w:r>
         <w:rPr>
+          <w:lang w:val="hi_IN" w:bidi="hi_IN"/>
+        </w:rPr>
+        <w:t>שׁוֹפָ֖ר וּ⁠תְרוּעָ֑ה</w:t>
+      </w:r>
+    </w:p>
+    <w:p>
+      <w:pPr/>
+      <w:r>
+        <w:rPr>
+          <w:lang w:val="hi_IN" w:bidi="hi_IN"/>
+        </w:rPr>
+      </w:r>
+      <w:r>
+        <w:rPr>
           <w:b/>
           <w:lang w:val="hi_IN" w:bidi="hi_IN"/>
         </w:rPr>
@@ -10744,6 +11990,20 @@
       </w:r>
       <w:r>
         <w:rPr>
+          <w:lang w:val="hi_IN" w:bidi="hi_IN"/>
+        </w:rPr>
+        <w:t>עַ֚ל הֶ⁠עָרִ֣ים הַ⁠בְּצֻר֔וֹת וְ⁠עַ֖ל הַ⁠פִּנּ֥וֹת הַ⁠גְּבֹהֽוֹת</w:t>
+      </w:r>
+    </w:p>
+    <w:p>
+      <w:pPr/>
+      <w:r>
+        <w:rPr>
+          <w:lang w:val="hi_IN" w:bidi="hi_IN"/>
+        </w:rPr>
+      </w:r>
+      <w:r>
+        <w:rPr>
           <w:b/>
           <w:lang w:val="hi_IN" w:bidi="hi_IN"/>
         </w:rPr>
@@ -10878,6 +12138,20 @@
       </w:r>
       <w:r>
         <w:rPr>
+          <w:lang w:val="hi_IN" w:bidi="hi_IN"/>
+        </w:rPr>
+        <w:t>עַ֚ל הֶ⁠עָרִ֣ים הַ⁠בְּצֻר֔וֹת וְ⁠עַ֖ל הַ⁠פִּנּ֥וֹת הַ⁠גְּבֹהֽוֹת</w:t>
+      </w:r>
+    </w:p>
+    <w:p>
+      <w:pPr/>
+      <w:r>
+        <w:rPr>
+          <w:lang w:val="hi_IN" w:bidi="hi_IN"/>
+        </w:rPr>
+      </w:r>
+      <w:r>
+        <w:rPr>
           <w:b/>
           <w:lang w:val="hi_IN" w:bidi="hi_IN"/>
         </w:rPr>
@@ -10990,6 +12264,20 @@
         <w:rPr>
           <w:lang w:val="hi_IN" w:bidi="hi_IN"/>
         </w:rPr>
+      </w:r>
+    </w:p>
+    <w:p>
+      <w:pPr/>
+      <w:r>
+        <w:rPr>
+          <w:lang w:val="hi_IN" w:bidi="hi_IN"/>
+        </w:rPr>
+      </w:r>
+      <w:r>
+        <w:rPr>
+          <w:lang w:val="hi_IN" w:bidi="hi_IN"/>
+        </w:rPr>
+        <w:t>לָ⁠אָדָ֗ם</w:t>
       </w:r>
     </w:p>
     <w:p>
@@ -11238,6 +12526,20 @@
       </w:r>
       <w:r>
         <w:rPr>
+          <w:lang w:val="hi_IN" w:bidi="hi_IN"/>
+        </w:rPr>
+        <w:t>וְ⁠הָֽלְכוּ֙ כַּֽ⁠עִוְרִ֔ים</w:t>
+      </w:r>
+    </w:p>
+    <w:p>
+      <w:pPr/>
+      <w:r>
+        <w:rPr>
+          <w:lang w:val="hi_IN" w:bidi="hi_IN"/>
+        </w:rPr>
+      </w:r>
+      <w:r>
+        <w:rPr>
           <w:b/>
           <w:lang w:val="hi_IN" w:bidi="hi_IN"/>
         </w:rPr>
@@ -11361,6 +12663,20 @@
       </w:r>
       <w:r>
         <w:rPr>
+          <w:lang w:val="hi_IN" w:bidi="hi_IN"/>
+        </w:rPr>
+        <w:t>כַּֽ⁠עִוְרִ֔ים</w:t>
+      </w:r>
+    </w:p>
+    <w:p>
+      <w:pPr/>
+      <w:r>
+        <w:rPr>
+          <w:lang w:val="hi_IN" w:bidi="hi_IN"/>
+        </w:rPr>
+      </w:r>
+      <w:r>
+        <w:rPr>
           <w:b/>
           <w:lang w:val="hi_IN" w:bidi="hi_IN"/>
         </w:rPr>
@@ -11457,6 +12773,20 @@
       </w:r>
       <w:r>
         <w:rPr>
+          <w:lang w:val="hi_IN" w:bidi="hi_IN"/>
+        </w:rPr>
+        <w:t>וְ⁠שֻׁפַּ֤ךְ דָּמָ⁠ם֙ כֶּֽ⁠עָפָ֔ר וּ⁠לְחֻמָ֖⁠ם כַּ⁠גְּלָלִֽים</w:t>
+      </w:r>
+    </w:p>
+    <w:p>
+      <w:pPr/>
+      <w:r>
+        <w:rPr>
+          <w:lang w:val="hi_IN" w:bidi="hi_IN"/>
+        </w:rPr>
+      </w:r>
+      <w:r>
+        <w:rPr>
           <w:b/>
           <w:lang w:val="hi_IN" w:bidi="hi_IN"/>
         </w:rPr>
@@ -11602,6 +12932,20 @@
       </w:r>
       <w:r>
         <w:rPr>
+          <w:lang w:val="hi_IN" w:bidi="hi_IN"/>
+        </w:rPr>
+        <w:t>וְ⁠שֻׁפַּ֤ךְ דָּמָ⁠ם֙ כֶּֽ⁠עָפָ֔ר וּ⁠לְחֻמָ֖⁠ם כַּ⁠גְּלָלִֽים</w:t>
+      </w:r>
+    </w:p>
+    <w:p>
+      <w:pPr/>
+      <w:r>
+        <w:rPr>
+          <w:lang w:val="hi_IN" w:bidi="hi_IN"/>
+        </w:rPr>
+      </w:r>
+      <w:r>
+        <w:rPr>
           <w:b/>
           <w:lang w:val="hi_IN" w:bidi="hi_IN"/>
         </w:rPr>
@@ -11735,6 +13079,20 @@
       </w:r>
       <w:r>
         <w:rPr>
+          <w:lang w:val="hi_IN" w:bidi="hi_IN"/>
+        </w:rPr>
+        <w:t>וְ⁠שֻׁפַּ֤ךְ דָּמָ⁠ם֙ כֶּֽ⁠עָפָ֔ר וּ⁠לְחֻמָ֖⁠ם כַּ⁠גְּלָלִֽים</w:t>
+      </w:r>
+    </w:p>
+    <w:p>
+      <w:pPr/>
+      <w:r>
+        <w:rPr>
+          <w:lang w:val="hi_IN" w:bidi="hi_IN"/>
+        </w:rPr>
+      </w:r>
+      <w:r>
+        <w:rPr>
           <w:b/>
           <w:lang w:val="hi_IN" w:bidi="hi_IN"/>
         </w:rPr>
@@ -11908,6 +13266,20 @@
       </w:r>
       <w:r>
         <w:rPr>
+          <w:lang w:val="hi_IN" w:bidi="hi_IN"/>
+        </w:rPr>
+        <w:t>גַּם־כַּסְפָּ֨⁠ם גַּם־זְהָבָ֜⁠ם לֹֽא־יוּכַ֣ל לְ⁠הַצִּילָ֗⁠ם</w:t>
+      </w:r>
+    </w:p>
+    <w:p>
+      <w:pPr/>
+      <w:r>
+        <w:rPr>
+          <w:lang w:val="hi_IN" w:bidi="hi_IN"/>
+        </w:rPr>
+      </w:r>
+      <w:r>
+        <w:rPr>
           <w:b/>
           <w:lang w:val="hi_IN" w:bidi="hi_IN"/>
         </w:rPr>
@@ -12031,6 +13403,20 @@
       </w:r>
       <w:r>
         <w:rPr>
+          <w:lang w:val="hi_IN" w:bidi="hi_IN"/>
+        </w:rPr>
+        <w:t>וּ⁠בְ⁠אֵשׁ֙ קִנְאָת֔⁠וֹ תֵּאָכֵ֖ל כָּל־הָ⁠אָ֑רֶץ</w:t>
+      </w:r>
+    </w:p>
+    <w:p>
+      <w:pPr/>
+      <w:r>
+        <w:rPr>
+          <w:lang w:val="hi_IN" w:bidi="hi_IN"/>
+        </w:rPr>
+      </w:r>
+      <w:r>
+        <w:rPr>
           <w:b/>
           <w:lang w:val="hi_IN" w:bidi="hi_IN"/>
         </w:rPr>
@@ -12128,6 +13514,20 @@
       </w:r>
       <w:r>
         <w:rPr>
+          <w:lang w:val="hi_IN" w:bidi="hi_IN"/>
+        </w:rPr>
+        <w:t>וּ⁠בְ⁠אֵשׁ֙ קִנְאָת֔⁠וֹ תֵּאָכֵ֖ל כָּל־הָ⁠אָ֑רֶץ</w:t>
+      </w:r>
+    </w:p>
+    <w:p>
+      <w:pPr/>
+      <w:r>
+        <w:rPr>
+          <w:lang w:val="hi_IN" w:bidi="hi_IN"/>
+        </w:rPr>
+      </w:r>
+      <w:r>
+        <w:rPr>
           <w:b/>
           <w:lang w:val="hi_IN" w:bidi="hi_IN"/>
         </w:rPr>
@@ -12264,6 +13664,20 @@
       </w:r>
       <w:r>
         <w:rPr>
+          <w:lang w:val="hi_IN" w:bidi="hi_IN"/>
+        </w:rPr>
+        <w:t>וּ⁠בְ⁠אֵשׁ֙ קִנְאָת֔⁠וֹ תֵּאָכֵ֖ל כָּל־הָ⁠אָ֑רֶץ</w:t>
+      </w:r>
+    </w:p>
+    <w:p>
+      <w:pPr/>
+      <w:r>
+        <w:rPr>
+          <w:lang w:val="hi_IN" w:bidi="hi_IN"/>
+        </w:rPr>
+      </w:r>
+      <w:r>
+        <w:rPr>
           <w:b/>
           <w:lang w:val="hi_IN" w:bidi="hi_IN"/>
         </w:rPr>
@@ -12374,6 +13788,20 @@
       </w:r>
       <w:r>
         <w:rPr>
+          <w:lang w:val="hi_IN" w:bidi="hi_IN"/>
+        </w:rPr>
+        <w:t>כָלָ֤ה אַךְ־נִבְהָלָה֙ יַֽעֲשֶׂ֔ה אֵ֥ת כָּל־יֹשְׁבֵ֖י הָ⁠אָֽרֶץ</w:t>
+      </w:r>
+    </w:p>
+    <w:p>
+      <w:pPr/>
+      <w:r>
+        <w:rPr>
+          <w:lang w:val="hi_IN" w:bidi="hi_IN"/>
+        </w:rPr>
+      </w:r>
+      <w:r>
+        <w:rPr>
           <w:b/>
           <w:lang w:val="hi_IN" w:bidi="hi_IN"/>
         </w:rPr>
@@ -12484,6 +13912,20 @@
       </w:r>
       <w:r>
         <w:rPr>
+          <w:lang w:val="hi_IN" w:bidi="hi_IN"/>
+        </w:rPr>
+        <w:t>אֵ֥ת כָּל־יֹשְׁבֵ֖י הָ⁠אָֽרֶץ</w:t>
+      </w:r>
+    </w:p>
+    <w:p>
+      <w:pPr/>
+      <w:r>
+        <w:rPr>
+          <w:lang w:val="hi_IN" w:bidi="hi_IN"/>
+        </w:rPr>
+      </w:r>
+      <w:r>
+        <w:rPr>
           <w:b/>
           <w:lang w:val="hi_IN" w:bidi="hi_IN"/>
         </w:rPr>
@@ -12607,6 +14049,20 @@
       </w:r>
       <w:r>
         <w:rPr>
+          <w:lang w:val="hi_IN" w:bidi="hi_IN"/>
+        </w:rPr>
+        <w:t>נִבְהָלָה֙</w:t>
+      </w:r>
+    </w:p>
+    <w:p>
+      <w:pPr/>
+      <w:r>
+        <w:rPr>
+          <w:lang w:val="hi_IN" w:bidi="hi_IN"/>
+        </w:rPr>
+      </w:r>
+      <w:r>
+        <w:rPr>
           <w:b/>
           <w:lang w:val="hi_IN" w:bidi="hi_IN"/>
         </w:rPr>
@@ -12729,6 +14185,20 @@
       </w:r>
       <w:r>
         <w:rPr>
+          <w:lang w:val="hi_IN" w:bidi="hi_IN"/>
+        </w:rPr>
+        <w:t>הִֽתְקוֹשְׁשׁ֖וּ וָ⁠ק֑וֹשּׁוּ</w:t>
+      </w:r>
+    </w:p>
+    <w:p>
+      <w:pPr/>
+      <w:r>
+        <w:rPr>
+          <w:lang w:val="hi_IN" w:bidi="hi_IN"/>
+        </w:rPr>
+      </w:r>
+      <w:r>
+        <w:rPr>
           <w:b/>
           <w:lang w:val="hi_IN" w:bidi="hi_IN"/>
         </w:rPr>
@@ -12839,6 +14309,20 @@
       </w:r>
       <w:r>
         <w:rPr>
+          <w:lang w:val="hi_IN" w:bidi="hi_IN"/>
+        </w:rPr>
+        <w:t>הִֽתְקוֹשְׁשׁ֖וּ וָ⁠ק֑וֹשּׁוּ</w:t>
+      </w:r>
+    </w:p>
+    <w:p>
+      <w:pPr/>
+      <w:r>
+        <w:rPr>
+          <w:lang w:val="hi_IN" w:bidi="hi_IN"/>
+        </w:rPr>
+      </w:r>
+      <w:r>
+        <w:rPr>
           <w:b/>
           <w:lang w:val="hi_IN" w:bidi="hi_IN"/>
         </w:rPr>
@@ -12968,6 +14452,20 @@
       </w:r>
       <w:r>
         <w:rPr>
+          <w:lang w:val="hi_IN" w:bidi="hi_IN"/>
+        </w:rPr>
+        <w:t>הִֽתְקוֹשְׁשׁ֖וּ</w:t>
+      </w:r>
+    </w:p>
+    <w:p>
+      <w:pPr/>
+      <w:r>
+        <w:rPr>
+          <w:lang w:val="hi_IN" w:bidi="hi_IN"/>
+        </w:rPr>
+      </w:r>
+      <w:r>
+        <w:rPr>
           <w:b/>
           <w:lang w:val="hi_IN" w:bidi="hi_IN"/>
         </w:rPr>
@@ -13078,6 +14576,20 @@
       </w:r>
       <w:r>
         <w:rPr>
+          <w:lang w:val="hi_IN" w:bidi="hi_IN"/>
+        </w:rPr>
+        <w:t>הַ⁠גּ֖וֹי לֹ֥א נִכְסָֽף</w:t>
+      </w:r>
+    </w:p>
+    <w:p>
+      <w:pPr/>
+      <w:r>
+        <w:rPr>
+          <w:lang w:val="hi_IN" w:bidi="hi_IN"/>
+        </w:rPr>
+      </w:r>
+      <w:r>
+        <w:rPr>
           <w:b/>
           <w:lang w:val="hi_IN" w:bidi="hi_IN"/>
         </w:rPr>
@@ -13188,6 +14700,20 @@
       </w:r>
       <w:r>
         <w:rPr>
+          <w:lang w:val="hi_IN" w:bidi="hi_IN"/>
+        </w:rPr>
+        <w:t>הַ⁠גּ֖וֹי לֹ֥א נִכְסָֽף</w:t>
+      </w:r>
+    </w:p>
+    <w:p>
+      <w:pPr/>
+      <w:r>
+        <w:rPr>
+          <w:lang w:val="hi_IN" w:bidi="hi_IN"/>
+        </w:rPr>
+      </w:r>
+      <w:r>
+        <w:rPr>
           <w:b/>
           <w:lang w:val="hi_IN" w:bidi="hi_IN"/>
         </w:rPr>
@@ -13298,6 +14824,20 @@
       </w:r>
       <w:r>
         <w:rPr>
+          <w:lang w:val="hi_IN" w:bidi="hi_IN"/>
+        </w:rPr>
+        <w:t>בְּ⁠טֶ֨רֶם֙ לֶ֣דֶת חֹ֔ק</w:t>
+      </w:r>
+    </w:p>
+    <w:p>
+      <w:pPr/>
+      <w:r>
+        <w:rPr>
+          <w:lang w:val="hi_IN" w:bidi="hi_IN"/>
+        </w:rPr>
+      </w:r>
+      <w:r>
+        <w:rPr>
           <w:b/>
           <w:lang w:val="hi_IN" w:bidi="hi_IN"/>
         </w:rPr>
@@ -13459,6 +14999,20 @@
       </w:r>
       <w:r>
         <w:rPr>
+          <w:lang w:val="hi_IN" w:bidi="hi_IN"/>
+        </w:rPr>
+        <w:t>בְּ⁠טֶ֨רֶם֙ לֶ֣דֶת חֹ֔ק</w:t>
+      </w:r>
+    </w:p>
+    <w:p>
+      <w:pPr/>
+      <w:r>
+        <w:rPr>
+          <w:lang w:val="hi_IN" w:bidi="hi_IN"/>
+        </w:rPr>
+      </w:r>
+      <w:r>
+        <w:rPr>
           <w:b/>
           <w:lang w:val="hi_IN" w:bidi="hi_IN"/>
         </w:rPr>
@@ -13569,6 +15123,20 @@
       </w:r>
       <w:r>
         <w:rPr>
+          <w:lang w:val="hi_IN" w:bidi="hi_IN"/>
+        </w:rPr>
+        <w:t>י֑וֹם</w:t>
+      </w:r>
+    </w:p>
+    <w:p>
+      <w:pPr/>
+      <w:r>
+        <w:rPr>
+          <w:lang w:val="hi_IN" w:bidi="hi_IN"/>
+        </w:rPr>
+      </w:r>
+      <w:r>
+        <w:rPr>
           <w:b/>
           <w:lang w:val="hi_IN" w:bidi="hi_IN"/>
         </w:rPr>
@@ -13671,6 +15239,20 @@
       </w:r>
       <w:r>
         <w:rPr>
+          <w:lang w:val="hi_IN" w:bidi="hi_IN"/>
+        </w:rPr>
+        <w:t>כְּ⁠מֹ֖ץ עָ֣בַר</w:t>
+      </w:r>
+    </w:p>
+    <w:p>
+      <w:pPr/>
+      <w:r>
+        <w:rPr>
+          <w:lang w:val="hi_IN" w:bidi="hi_IN"/>
+        </w:rPr>
+      </w:r>
+      <w:r>
+        <w:rPr>
           <w:b/>
           <w:lang w:val="hi_IN" w:bidi="hi_IN"/>
         </w:rPr>
@@ -13795,6 +15377,20 @@
       </w:r>
       <w:r>
         <w:rPr>
+          <w:lang w:val="hi_IN" w:bidi="hi_IN"/>
+        </w:rPr>
+        <w:t>בְּ⁠טֶ֣רֶם ׀ לֹא־יָב֣וֹא עֲלֵי⁠כֶ֗ם חֲרוֹן֙ אַף־יְהוָ֔ה בְּ⁠טֶ֨רֶם֙ לֹא־יָב֣וֹא עֲלֵי⁠כֶ֔ם י֖וֹם אַף־יְהוָֽה</w:t>
+      </w:r>
+    </w:p>
+    <w:p>
+      <w:pPr/>
+      <w:r>
+        <w:rPr>
+          <w:lang w:val="hi_IN" w:bidi="hi_IN"/>
+        </w:rPr>
+      </w:r>
+      <w:r>
+        <w:rPr>
           <w:b/>
           <w:lang w:val="hi_IN" w:bidi="hi_IN"/>
         </w:rPr>
@@ -13892,6 +15488,20 @@
       </w:r>
       <w:r>
         <w:rPr>
+          <w:lang w:val="hi_IN" w:bidi="hi_IN"/>
+        </w:rPr>
+        <w:t>בְּ⁠טֶ֣רֶם ׀ לֹא־יָב֣וֹא עֲלֵי⁠כֶ֗ם חֲרוֹן֙ אַף־יְהוָ֔ה</w:t>
+      </w:r>
+    </w:p>
+    <w:p>
+      <w:pPr/>
+      <w:r>
+        <w:rPr>
+          <w:lang w:val="hi_IN" w:bidi="hi_IN"/>
+        </w:rPr>
+      </w:r>
+      <w:r>
+        <w:rPr>
           <w:b/>
           <w:lang w:val="hi_IN" w:bidi="hi_IN"/>
         </w:rPr>
@@ -13989,6 +15599,20 @@
       </w:r>
       <w:r>
         <w:rPr>
+          <w:lang w:val="hi_IN" w:bidi="hi_IN"/>
+        </w:rPr>
+        <w:t>בְּ⁠טֶ֣רֶם ׀ לֹא־יָב֣וֹא עֲלֵי⁠כֶ֗ם חֲרוֹן֙ אַף־יְהוָ֔ה</w:t>
+      </w:r>
+    </w:p>
+    <w:p>
+      <w:pPr/>
+      <w:r>
+        <w:rPr>
+          <w:lang w:val="hi_IN" w:bidi="hi_IN"/>
+        </w:rPr>
+      </w:r>
+      <w:r>
+        <w:rPr>
           <w:b/>
           <w:lang w:val="hi_IN" w:bidi="hi_IN"/>
         </w:rPr>
@@ -14151,6 +15775,20 @@
       </w:r>
       <w:r>
         <w:rPr>
+          <w:lang w:val="hi_IN" w:bidi="hi_IN"/>
+        </w:rPr>
+        <w:t>בְּ⁠טֶ֣רֶם ׀ לֹא־יָב֣וֹא עֲלֵי⁠כֶ֗ם חֲרוֹן֙ אַף־יְהוָ֔ה</w:t>
+      </w:r>
+    </w:p>
+    <w:p>
+      <w:pPr/>
+      <w:r>
+        <w:rPr>
+          <w:lang w:val="hi_IN" w:bidi="hi_IN"/>
+        </w:rPr>
+      </w:r>
+      <w:r>
+        <w:rPr>
           <w:b/>
           <w:lang w:val="hi_IN" w:bidi="hi_IN"/>
         </w:rPr>
@@ -14274,6 +15912,20 @@
       </w:r>
       <w:r>
         <w:rPr>
+          <w:lang w:val="hi_IN" w:bidi="hi_IN"/>
+        </w:rPr>
+        <w:t>בְּ⁠טֶ֨רֶם֙ לֹא־יָב֣וֹא עֲלֵי⁠כֶ֔ם י֖וֹם אַף־יְהוָֽה</w:t>
+      </w:r>
+    </w:p>
+    <w:p>
+      <w:pPr/>
+      <w:r>
+        <w:rPr>
+          <w:lang w:val="hi_IN" w:bidi="hi_IN"/>
+        </w:rPr>
+      </w:r>
+      <w:r>
+        <w:rPr>
           <w:b/>
           <w:lang w:val="hi_IN" w:bidi="hi_IN"/>
         </w:rPr>
@@ -14373,6 +16025,20 @@
         <w:rPr>
           <w:lang w:val="hi_IN" w:bidi="hi_IN"/>
         </w:rPr>
+      </w:r>
+    </w:p>
+    <w:p>
+      <w:pPr/>
+      <w:r>
+        <w:rPr>
+          <w:lang w:val="hi_IN" w:bidi="hi_IN"/>
+        </w:rPr>
+      </w:r>
+      <w:r>
+        <w:rPr>
+          <w:lang w:val="hi_IN" w:bidi="hi_IN"/>
+        </w:rPr>
+        <w:t>בַּקְּשׁ֤וּ אֶת־יְהוָה֙</w:t>
       </w:r>
     </w:p>
     <w:p>
@@ -14538,6 +16204,20 @@
       </w:r>
       <w:r>
         <w:rPr>
+          <w:lang w:val="hi_IN" w:bidi="hi_IN"/>
+        </w:rPr>
+        <w:t>כָּל־עַנְוֵ֣י הָ⁠אָ֔רֶץ</w:t>
+      </w:r>
+    </w:p>
+    <w:p>
+      <w:pPr/>
+      <w:r>
+        <w:rPr>
+          <w:lang w:val="hi_IN" w:bidi="hi_IN"/>
+        </w:rPr>
+      </w:r>
+      <w:r>
+        <w:rPr>
           <w:b/>
           <w:lang w:val="hi_IN" w:bidi="hi_IN"/>
         </w:rPr>
@@ -14649,6 +16329,20 @@
         <w:rPr>
           <w:lang w:val="hi_IN" w:bidi="hi_IN"/>
         </w:rPr>
+      </w:r>
+    </w:p>
+    <w:p>
+      <w:pPr/>
+      <w:r>
+        <w:rPr>
+          <w:lang w:val="hi_IN" w:bidi="hi_IN"/>
+        </w:rPr>
+      </w:r>
+      <w:r>
+        <w:rPr>
+          <w:lang w:val="hi_IN" w:bidi="hi_IN"/>
+        </w:rPr>
+        <w:t>כָּל־עַנְוֵ֣י הָ⁠אָ֔רֶץ</w:t>
       </w:r>
     </w:p>
     <w:p>
@@ -14788,6 +16482,20 @@
       </w:r>
       <w:r>
         <w:rPr>
+          <w:lang w:val="hi_IN" w:bidi="hi_IN"/>
+        </w:rPr>
+        <w:t>אֲשֶׁ֥ר מִשְׁפָּט֖⁠וֹ פָּעָ֑לוּ</w:t>
+      </w:r>
+    </w:p>
+    <w:p>
+      <w:pPr/>
+      <w:r>
+        <w:rPr>
+          <w:lang w:val="hi_IN" w:bidi="hi_IN"/>
+        </w:rPr>
+      </w:r>
+      <w:r>
+        <w:rPr>
           <w:b/>
           <w:lang w:val="hi_IN" w:bidi="hi_IN"/>
         </w:rPr>
@@ -14887,6 +16595,20 @@
         <w:rPr>
           <w:lang w:val="hi_IN" w:bidi="hi_IN"/>
         </w:rPr>
+      </w:r>
+    </w:p>
+    <w:p>
+      <w:pPr/>
+      <w:r>
+        <w:rPr>
+          <w:lang w:val="hi_IN" w:bidi="hi_IN"/>
+        </w:rPr>
+      </w:r>
+      <w:r>
+        <w:rPr>
+          <w:lang w:val="hi_IN" w:bidi="hi_IN"/>
+        </w:rPr>
+        <w:t>בַּקְּשׁוּ־צֶ֨דֶק֙ בַּקְּשׁ֣וּ עֲנָוָ֔ה</w:t>
       </w:r>
     </w:p>
     <w:p>
@@ -15039,6 +16761,20 @@
       </w:r>
       <w:r>
         <w:rPr>
+          <w:lang w:val="hi_IN" w:bidi="hi_IN"/>
+        </w:rPr>
+        <w:t>בַּקְּשׁוּ־צֶ֨דֶק֙ בַּקְּשׁ֣וּ עֲנָוָ֔ה</w:t>
+      </w:r>
+    </w:p>
+    <w:p>
+      <w:pPr/>
+      <w:r>
+        <w:rPr>
+          <w:lang w:val="hi_IN" w:bidi="hi_IN"/>
+        </w:rPr>
+      </w:r>
+      <w:r>
+        <w:rPr>
           <w:b/>
           <w:lang w:val="hi_IN" w:bidi="hi_IN"/>
         </w:rPr>
@@ -15162,6 +16898,20 @@
       </w:r>
       <w:r>
         <w:rPr>
+          <w:lang w:val="hi_IN" w:bidi="hi_IN"/>
+        </w:rPr>
+        <w:t>תִּסָּ֣תְר֔וּ</w:t>
+      </w:r>
+    </w:p>
+    <w:p>
+      <w:pPr/>
+      <w:r>
+        <w:rPr>
+          <w:lang w:val="hi_IN" w:bidi="hi_IN"/>
+        </w:rPr>
+      </w:r>
+      <w:r>
+        <w:rPr>
           <w:b/>
           <w:lang w:val="hi_IN" w:bidi="hi_IN"/>
         </w:rPr>
@@ -15259,6 +17009,20 @@
       </w:r>
       <w:r>
         <w:rPr>
+          <w:lang w:val="hi_IN" w:bidi="hi_IN"/>
+        </w:rPr>
+        <w:t>תִּסָּ֣תְר֔וּ</w:t>
+      </w:r>
+    </w:p>
+    <w:p>
+      <w:pPr/>
+      <w:r>
+        <w:rPr>
+          <w:lang w:val="hi_IN" w:bidi="hi_IN"/>
+        </w:rPr>
+      </w:r>
+      <w:r>
+        <w:rPr>
           <w:b/>
           <w:lang w:val="hi_IN" w:bidi="hi_IN"/>
         </w:rPr>
@@ -15369,6 +17133,20 @@
       </w:r>
       <w:r>
         <w:rPr>
+          <w:lang w:val="hi_IN" w:bidi="hi_IN"/>
+        </w:rPr>
+        <w:t>בְּ⁠י֖וֹם אַף־יְהוָֽה</w:t>
+      </w:r>
+    </w:p>
+    <w:p>
+      <w:pPr/>
+      <w:r>
+        <w:rPr>
+          <w:lang w:val="hi_IN" w:bidi="hi_IN"/>
+        </w:rPr>
+      </w:r>
+      <w:r>
+        <w:rPr>
           <w:b/>
           <w:lang w:val="hi_IN" w:bidi="hi_IN"/>
         </w:rPr>
@@ -15466,6 +17244,20 @@
       </w:r>
       <w:r>
         <w:rPr>
+          <w:lang w:val="hi_IN" w:bidi="hi_IN"/>
+        </w:rPr>
+        <w:t>עַזָּה֙ עֲזוּבָ֣ה תִֽהְיֶ֔ה &amp; וְ⁠עֶקְר֖וֹן תֵּעָקֵֽר</w:t>
+      </w:r>
+    </w:p>
+    <w:p>
+      <w:pPr/>
+      <w:r>
+        <w:rPr>
+          <w:lang w:val="hi_IN" w:bidi="hi_IN"/>
+        </w:rPr>
+      </w:r>
+      <w:r>
+        <w:rPr>
           <w:b/>
           <w:lang w:val="hi_IN" w:bidi="hi_IN"/>
         </w:rPr>
@@ -15563,6 +17355,20 @@
       </w:r>
       <w:r>
         <w:rPr>
+          <w:lang w:val="hi_IN" w:bidi="hi_IN"/>
+        </w:rPr>
+        <w:t>עַזָּה֙ עֲזוּבָ֣ה תִֽהְיֶ֔ה</w:t>
+      </w:r>
+    </w:p>
+    <w:p>
+      <w:pPr/>
+      <w:r>
+        <w:rPr>
+          <w:lang w:val="hi_IN" w:bidi="hi_IN"/>
+        </w:rPr>
+      </w:r>
+      <w:r>
+        <w:rPr>
           <w:b/>
           <w:lang w:val="hi_IN" w:bidi="hi_IN"/>
         </w:rPr>
@@ -15660,6 +17466,20 @@
       </w:r>
       <w:r>
         <w:rPr>
+          <w:lang w:val="hi_IN" w:bidi="hi_IN"/>
+        </w:rPr>
+        <w:t>וְ⁠אַשְׁקְל֖וֹן לִ⁠שְׁמָמָ֑ה</w:t>
+      </w:r>
+    </w:p>
+    <w:p>
+      <w:pPr/>
+      <w:r>
+        <w:rPr>
+          <w:lang w:val="hi_IN" w:bidi="hi_IN"/>
+        </w:rPr>
+      </w:r>
+      <w:r>
+        <w:rPr>
           <w:b/>
           <w:lang w:val="hi_IN" w:bidi="hi_IN"/>
         </w:rPr>
@@ -15757,6 +17577,20 @@
       </w:r>
       <w:r>
         <w:rPr>
+          <w:lang w:val="hi_IN" w:bidi="hi_IN"/>
+        </w:rPr>
+        <w:t>אַשְׁדּ֗וֹד &amp; יְגָ֣רְשׁ֔וּ⁠הָ</w:t>
+      </w:r>
+    </w:p>
+    <w:p>
+      <w:pPr/>
+      <w:r>
+        <w:rPr>
+          <w:lang w:val="hi_IN" w:bidi="hi_IN"/>
+        </w:rPr>
+      </w:r>
+      <w:r>
+        <w:rPr>
           <w:b/>
           <w:lang w:val="hi_IN" w:bidi="hi_IN"/>
         </w:rPr>
@@ -15880,6 +17714,20 @@
       </w:r>
       <w:r>
         <w:rPr>
+          <w:lang w:val="hi_IN" w:bidi="hi_IN"/>
+        </w:rPr>
+        <w:t>אַשְׁדּ֗וֹד &amp; יְגָ֣רְשׁ֔וּ⁠הָ</w:t>
+      </w:r>
+    </w:p>
+    <w:p>
+      <w:pPr/>
+      <w:r>
+        <w:rPr>
+          <w:lang w:val="hi_IN" w:bidi="hi_IN"/>
+        </w:rPr>
+      </w:r>
+      <w:r>
+        <w:rPr>
           <w:b/>
           <w:lang w:val="hi_IN" w:bidi="hi_IN"/>
         </w:rPr>
@@ -16016,6 +17864,20 @@
       </w:r>
       <w:r>
         <w:rPr>
+          <w:lang w:val="hi_IN" w:bidi="hi_IN"/>
+        </w:rPr>
+        <w:t>בַּֽ⁠צָּהֳרַ֨יִם֙</w:t>
+      </w:r>
+    </w:p>
+    <w:p>
+      <w:pPr/>
+      <w:r>
+        <w:rPr>
+          <w:lang w:val="hi_IN" w:bidi="hi_IN"/>
+        </w:rPr>
+      </w:r>
+      <w:r>
+        <w:rPr>
           <w:b/>
           <w:lang w:val="hi_IN" w:bidi="hi_IN"/>
         </w:rPr>
@@ -16126,6 +17988,20 @@
       </w:r>
       <w:r>
         <w:rPr>
+          <w:lang w:val="hi_IN" w:bidi="hi_IN"/>
+        </w:rPr>
+        <w:t>וְ⁠עֶקְר֖וֹן תֵּעָקֵֽר</w:t>
+      </w:r>
+    </w:p>
+    <w:p>
+      <w:pPr/>
+      <w:r>
+        <w:rPr>
+          <w:lang w:val="hi_IN" w:bidi="hi_IN"/>
+        </w:rPr>
+      </w:r>
+      <w:r>
+        <w:rPr>
           <w:b/>
           <w:lang w:val="hi_IN" w:bidi="hi_IN"/>
         </w:rPr>
@@ -16249,6 +18125,20 @@
       </w:r>
       <w:r>
         <w:rPr>
+          <w:lang w:val="hi_IN" w:bidi="hi_IN"/>
+        </w:rPr>
+        <w:t>וְ⁠עֶקְר֖וֹן תֵּעָקֵֽר</w:t>
+      </w:r>
+    </w:p>
+    <w:p>
+      <w:pPr/>
+      <w:r>
+        <w:rPr>
+          <w:lang w:val="hi_IN" w:bidi="hi_IN"/>
+        </w:rPr>
+      </w:r>
+      <w:r>
+        <w:rPr>
           <w:b/>
           <w:lang w:val="hi_IN" w:bidi="hi_IN"/>
         </w:rPr>
@@ -16346,6 +18236,20 @@
       </w:r>
       <w:r>
         <w:rPr>
+          <w:lang w:val="hi_IN" w:bidi="hi_IN"/>
+        </w:rPr>
+        <w:t>חֶ֥בֶל הַ⁠יָּ֖ם</w:t>
+      </w:r>
+    </w:p>
+    <w:p>
+      <w:pPr/>
+      <w:r>
+        <w:rPr>
+          <w:lang w:val="hi_IN" w:bidi="hi_IN"/>
+        </w:rPr>
+      </w:r>
+      <w:r>
+        <w:rPr>
           <w:b/>
           <w:lang w:val="hi_IN" w:bidi="hi_IN"/>
         </w:rPr>
@@ -16469,6 +18373,20 @@
       </w:r>
       <w:r>
         <w:rPr>
+          <w:lang w:val="hi_IN" w:bidi="hi_IN"/>
+        </w:rPr>
+        <w:t>כְּרֵתִ֑ים</w:t>
+      </w:r>
+    </w:p>
+    <w:p>
+      <w:pPr/>
+      <w:r>
+        <w:rPr>
+          <w:lang w:val="hi_IN" w:bidi="hi_IN"/>
+        </w:rPr>
+      </w:r>
+      <w:r>
+        <w:rPr>
           <w:b/>
           <w:lang w:val="hi_IN" w:bidi="hi_IN"/>
         </w:rPr>
@@ -16592,6 +18510,20 @@
       </w:r>
       <w:r>
         <w:rPr>
+          <w:lang w:val="hi_IN" w:bidi="hi_IN"/>
+        </w:rPr>
+        <w:t>דְּבַר־יְהוָ֣ה עֲלֵי⁠כֶ֗ם</w:t>
+      </w:r>
+    </w:p>
+    <w:p>
+      <w:pPr/>
+      <w:r>
+        <w:rPr>
+          <w:lang w:val="hi_IN" w:bidi="hi_IN"/>
+        </w:rPr>
+      </w:r>
+      <w:r>
+        <w:rPr>
           <w:b/>
           <w:lang w:val="hi_IN" w:bidi="hi_IN"/>
         </w:rPr>
@@ -16702,6 +18634,20 @@
       </w:r>
       <w:r>
         <w:rPr>
+          <w:lang w:val="hi_IN" w:bidi="hi_IN"/>
+        </w:rPr>
+        <w:t>עֲלֵי⁠כֶ֗ם כְּנַ֨עַן֙ אֶ֣רֶץ פְּלִשְׁתִּ֔ים</w:t>
+      </w:r>
+    </w:p>
+    <w:p>
+      <w:pPr/>
+      <w:r>
+        <w:rPr>
+          <w:lang w:val="hi_IN" w:bidi="hi_IN"/>
+        </w:rPr>
+      </w:r>
+      <w:r>
+        <w:rPr>
           <w:b/>
           <w:lang w:val="hi_IN" w:bidi="hi_IN"/>
         </w:rPr>
@@ -16812,6 +18758,20 @@
       </w:r>
       <w:r>
         <w:rPr>
+          <w:lang w:val="hi_IN" w:bidi="hi_IN"/>
+        </w:rPr>
+        <w:t>עֲלֵי⁠כֶ֗ם</w:t>
+      </w:r>
+    </w:p>
+    <w:p>
+      <w:pPr/>
+      <w:r>
+        <w:rPr>
+          <w:lang w:val="hi_IN" w:bidi="hi_IN"/>
+        </w:rPr>
+      </w:r>
+      <w:r>
+        <w:rPr>
           <w:b/>
           <w:lang w:val="hi_IN" w:bidi="hi_IN"/>
         </w:rPr>
@@ -16960,6 +18920,20 @@
       </w:r>
       <w:r>
         <w:rPr>
+          <w:lang w:val="hi_IN" w:bidi="hi_IN"/>
+        </w:rPr>
+        <w:t>וְ⁠הַאֲבַדְתִּ֖י⁠ךְ מֵ⁠אֵ֥ין יוֹשֵֽׁב</w:t>
+      </w:r>
+    </w:p>
+    <w:p>
+      <w:pPr/>
+      <w:r>
+        <w:rPr>
+          <w:lang w:val="hi_IN" w:bidi="hi_IN"/>
+        </w:rPr>
+      </w:r>
+      <w:r>
+        <w:rPr>
           <w:b/>
           <w:lang w:val="hi_IN" w:bidi="hi_IN"/>
         </w:rPr>
@@ -17057,6 +19031,20 @@
       </w:r>
       <w:r>
         <w:rPr>
+          <w:lang w:val="hi_IN" w:bidi="hi_IN"/>
+        </w:rPr>
+        <w:t>וְ⁠הַאֲבַדְתִּ֖י⁠ךְ מֵ⁠אֵ֥ין יוֹשֵֽׁב</w:t>
+      </w:r>
+    </w:p>
+    <w:p>
+      <w:pPr/>
+      <w:r>
+        <w:rPr>
+          <w:lang w:val="hi_IN" w:bidi="hi_IN"/>
+        </w:rPr>
+      </w:r>
+      <w:r>
+        <w:rPr>
           <w:b/>
           <w:lang w:val="hi_IN" w:bidi="hi_IN"/>
         </w:rPr>
@@ -17167,6 +19155,20 @@
       </w:r>
       <w:r>
         <w:rPr>
+          <w:lang w:val="hi_IN" w:bidi="hi_IN"/>
+        </w:rPr>
+        <w:t>חֶ֣בֶל הַ⁠יָּ֗ם</w:t>
+      </w:r>
+    </w:p>
+    <w:p>
+      <w:pPr/>
+      <w:r>
+        <w:rPr>
+          <w:lang w:val="hi_IN" w:bidi="hi_IN"/>
+        </w:rPr>
+      </w:r>
+      <w:r>
+        <w:rPr>
           <w:b/>
           <w:lang w:val="hi_IN" w:bidi="hi_IN"/>
         </w:rPr>
@@ -17264,6 +19266,20 @@
       </w:r>
       <w:r>
         <w:rPr>
+          <w:lang w:val="hi_IN" w:bidi="hi_IN"/>
+        </w:rPr>
+        <w:t>נְוֺ֛ת כְּרֹ֥ת רֹעִ֖ים וְ⁠גִדְר֥וֹת צֹֽאן</w:t>
+      </w:r>
+    </w:p>
+    <w:p>
+      <w:pPr/>
+      <w:r>
+        <w:rPr>
+          <w:lang w:val="hi_IN" w:bidi="hi_IN"/>
+        </w:rPr>
+      </w:r>
+      <w:r>
+        <w:rPr>
           <w:b/>
           <w:lang w:val="hi_IN" w:bidi="hi_IN"/>
         </w:rPr>
@@ -17400,6 +19416,20 @@
       </w:r>
       <w:r>
         <w:rPr>
+          <w:lang w:val="hi_IN" w:bidi="hi_IN"/>
+        </w:rPr>
+        <w:t>בֵּ֥ית יְהוּדָ֖ה</w:t>
+      </w:r>
+    </w:p>
+    <w:p>
+      <w:pPr/>
+      <w:r>
+        <w:rPr>
+          <w:lang w:val="hi_IN" w:bidi="hi_IN"/>
+        </w:rPr>
+      </w:r>
+      <w:r>
+        <w:rPr>
           <w:b/>
           <w:lang w:val="hi_IN" w:bidi="hi_IN"/>
         </w:rPr>
@@ -17510,6 +19540,20 @@
       </w:r>
       <w:r>
         <w:rPr>
+          <w:lang w:val="hi_IN" w:bidi="hi_IN"/>
+        </w:rPr>
+        <w:t>בְּ⁠בָתֵּ֣י אַשְׁקְל֗וֹן בָּ⁠עֶ֨רֶב֙ יִרְבָּצ֔וּ⁠ן</w:t>
+      </w:r>
+    </w:p>
+    <w:p>
+      <w:pPr/>
+      <w:r>
+        <w:rPr>
+          <w:lang w:val="hi_IN" w:bidi="hi_IN"/>
+        </w:rPr>
+      </w:r>
+      <w:r>
+        <w:rPr>
           <w:b/>
           <w:lang w:val="hi_IN" w:bidi="hi_IN"/>
         </w:rPr>
@@ -17596,6 +19640,20 @@
         <w:rPr>
           <w:lang w:val="hi_IN" w:bidi="hi_IN"/>
         </w:rPr>
+      </w:r>
+    </w:p>
+    <w:p>
+      <w:pPr/>
+      <w:r>
+        <w:rPr>
+          <w:lang w:val="hi_IN" w:bidi="hi_IN"/>
+        </w:rPr>
+      </w:r>
+      <w:r>
+        <w:rPr>
+          <w:lang w:val="hi_IN" w:bidi="hi_IN"/>
+        </w:rPr>
+        <w:t>יִפְקְדֵ֛⁠ם</w:t>
       </w:r>
     </w:p>
     <w:p>
@@ -17771,6 +19829,20 @@
       </w:r>
       <w:r>
         <w:rPr>
+          <w:lang w:val="hi_IN" w:bidi="hi_IN"/>
+        </w:rPr>
+        <w:t>שָׁמַ֨עְתִּי֙ חֶרְפַּ֣ת</w:t>
+      </w:r>
+    </w:p>
+    <w:p>
+      <w:pPr/>
+      <w:r>
+        <w:rPr>
+          <w:lang w:val="hi_IN" w:bidi="hi_IN"/>
+        </w:rPr>
+      </w:r>
+      <w:r>
+        <w:rPr>
           <w:b/>
           <w:lang w:val="hi_IN" w:bidi="hi_IN"/>
         </w:rPr>
@@ -17928,6 +20000,20 @@
       </w:r>
       <w:r>
         <w:rPr>
+          <w:lang w:val="hi_IN" w:bidi="hi_IN"/>
+        </w:rPr>
+        <w:t>מוֹאָ֔ב</w:t>
+      </w:r>
+    </w:p>
+    <w:p>
+      <w:pPr/>
+      <w:r>
+        <w:rPr>
+          <w:lang w:val="hi_IN" w:bidi="hi_IN"/>
+        </w:rPr>
+      </w:r>
+      <w:r>
+        <w:rPr>
           <w:b/>
           <w:lang w:val="hi_IN" w:bidi="hi_IN"/>
         </w:rPr>
@@ -18037,6 +20123,20 @@
       </w:r>
       <w:r>
         <w:rPr>
+          <w:lang w:val="hi_IN" w:bidi="hi_IN"/>
+        </w:rPr>
+        <w:t>בְּנֵ֣י עַמּ֑וֹן</w:t>
+      </w:r>
+    </w:p>
+    <w:p>
+      <w:pPr/>
+      <w:r>
+        <w:rPr>
+          <w:lang w:val="hi_IN" w:bidi="hi_IN"/>
+        </w:rPr>
+      </w:r>
+      <w:r>
+        <w:rPr>
           <w:b/>
           <w:lang w:val="hi_IN" w:bidi="hi_IN"/>
         </w:rPr>
@@ -18198,6 +20298,20 @@
       </w:r>
       <w:r>
         <w:rPr>
+          <w:lang w:val="hi_IN" w:bidi="hi_IN"/>
+        </w:rPr>
+        <w:t>וַ⁠יַּגְדִּ֖ילוּ עַל־גְּבוּלָֽ⁠ם</w:t>
+      </w:r>
+    </w:p>
+    <w:p>
+      <w:pPr/>
+      <w:r>
+        <w:rPr>
+          <w:lang w:val="hi_IN" w:bidi="hi_IN"/>
+        </w:rPr>
+      </w:r>
+      <w:r>
+        <w:rPr>
           <w:b/>
           <w:lang w:val="hi_IN" w:bidi="hi_IN"/>
         </w:rPr>
@@ -18295,6 +20409,20 @@
       </w:r>
       <w:r>
         <w:rPr>
+          <w:lang w:val="hi_IN" w:bidi="hi_IN"/>
+        </w:rPr>
+        <w:t>לָ⁠כֵ֣ן חַי־אָ֡נִי &amp; כִּֽי</w:t>
+      </w:r>
+    </w:p>
+    <w:p>
+      <w:pPr/>
+      <w:r>
+        <w:rPr>
+          <w:lang w:val="hi_IN" w:bidi="hi_IN"/>
+        </w:rPr>
+      </w:r>
+      <w:r>
+        <w:rPr>
           <w:b/>
           <w:lang w:val="hi_IN" w:bidi="hi_IN"/>
         </w:rPr>
@@ -18418,6 +20546,20 @@
       </w:r>
       <w:r>
         <w:rPr>
+          <w:lang w:val="hi_IN" w:bidi="hi_IN"/>
+        </w:rPr>
+        <w:t>נְאֻם֩ יְהוָ֨ה צְבָא֜וֹת אֱלֹהֵ֣י יִשְׂרָאֵ֗ל</w:t>
+      </w:r>
+    </w:p>
+    <w:p>
+      <w:pPr/>
+      <w:r>
+        <w:rPr>
+          <w:lang w:val="hi_IN" w:bidi="hi_IN"/>
+        </w:rPr>
+      </w:r>
+      <w:r>
+        <w:rPr>
           <w:b/>
           <w:lang w:val="hi_IN" w:bidi="hi_IN"/>
         </w:rPr>
@@ -18515,6 +20657,20 @@
       </w:r>
       <w:r>
         <w:rPr>
+          <w:lang w:val="hi_IN" w:bidi="hi_IN"/>
+        </w:rPr>
+        <w:t>יְהוָ֨ה צְבָא֜וֹת</w:t>
+      </w:r>
+    </w:p>
+    <w:p>
+      <w:pPr/>
+      <w:r>
+        <w:rPr>
+          <w:lang w:val="hi_IN" w:bidi="hi_IN"/>
+        </w:rPr>
+      </w:r>
+      <w:r>
+        <w:rPr>
           <w:b/>
           <w:lang w:val="hi_IN" w:bidi="hi_IN"/>
         </w:rPr>
@@ -18600,6 +20756,20 @@
         <w:rPr>
           <w:lang w:val="hi_IN" w:bidi="hi_IN"/>
         </w:rPr>
+      </w:r>
+    </w:p>
+    <w:p>
+      <w:pPr/>
+      <w:r>
+        <w:rPr>
+          <w:lang w:val="hi_IN" w:bidi="hi_IN"/>
+        </w:rPr>
+      </w:r>
+      <w:r>
+        <w:rPr>
+          <w:lang w:val="hi_IN" w:bidi="hi_IN"/>
+        </w:rPr>
+        <w:t>מוֹאָ֞ב כִּ⁠סְדֹ֤ם תִּֽהְיֶה֙ וּ⁠בְנֵ֤י עַמּוֹן֙ כַּֽ⁠עֲמֹרָ֔ה</w:t>
       </w:r>
     </w:p>
     <w:p>
@@ -18778,6 +20948,20 @@
       </w:r>
       <w:r>
         <w:rPr>
+          <w:lang w:val="hi_IN" w:bidi="hi_IN"/>
+        </w:rPr>
+        <w:t>מִמְשַׁ֥ק חָר֛וּל וּ⁠מִכְרֵה־מֶ֥לַח וּ⁠שְׁמָמָ֖ה עַד־עוֹלָ֑ם</w:t>
+      </w:r>
+    </w:p>
+    <w:p>
+      <w:pPr/>
+      <w:r>
+        <w:rPr>
+          <w:lang w:val="hi_IN" w:bidi="hi_IN"/>
+        </w:rPr>
+      </w:r>
+      <w:r>
+        <w:rPr>
           <w:b/>
           <w:lang w:val="hi_IN" w:bidi="hi_IN"/>
         </w:rPr>
@@ -18875,6 +21059,20 @@
       </w:r>
       <w:r>
         <w:rPr>
+          <w:lang w:val="hi_IN" w:bidi="hi_IN"/>
+        </w:rPr>
+        <w:t>מִמְשַׁ֥ק חָר֛וּל וּ⁠מִכְרֵה־מֶ֥לַח וּ⁠שְׁמָמָ֖ה עַד־עוֹלָ֑ם</w:t>
+      </w:r>
+    </w:p>
+    <w:p>
+      <w:pPr/>
+      <w:r>
+        <w:rPr>
+          <w:lang w:val="hi_IN" w:bidi="hi_IN"/>
+        </w:rPr>
+      </w:r>
+      <w:r>
+        <w:rPr>
           <w:b/>
           <w:lang w:val="hi_IN" w:bidi="hi_IN"/>
         </w:rPr>
@@ -19022,6 +21220,20 @@
       </w:r>
       <w:r>
         <w:rPr>
+          <w:lang w:val="hi_IN" w:bidi="hi_IN"/>
+        </w:rPr>
+        <w:t>מִמְשַׁ֥ק חָר֛וּל וּ⁠מִכְרֵה־מֶ֥לַח וּ⁠שְׁמָמָ֖ה עַד־עוֹלָ֑ם</w:t>
+      </w:r>
+    </w:p>
+    <w:p>
+      <w:pPr/>
+      <w:r>
+        <w:rPr>
+          <w:lang w:val="hi_IN" w:bidi="hi_IN"/>
+        </w:rPr>
+      </w:r>
+      <w:r>
+        <w:rPr>
           <w:b/>
           <w:lang w:val="hi_IN" w:bidi="hi_IN"/>
         </w:rPr>
@@ -19143,6 +21355,20 @@
       </w:r>
       <w:r>
         <w:rPr>
+          <w:lang w:val="hi_IN" w:bidi="hi_IN"/>
+        </w:rPr>
+        <w:t>שְׁאֵרִ֤ית עַמִּ⁠י֙ יְבָזּ֔וּ⁠ם וְ⁠יֶ֥תֶר גּוֹיִ֖י יִנְחָלֽוּ⁠ם</w:t>
+      </w:r>
+    </w:p>
+    <w:p>
+      <w:pPr/>
+      <w:r>
+        <w:rPr>
+          <w:lang w:val="hi_IN" w:bidi="hi_IN"/>
+        </w:rPr>
+      </w:r>
+      <w:r>
+        <w:rPr>
           <w:b/>
           <w:lang w:val="hi_IN" w:bidi="hi_IN"/>
         </w:rPr>
@@ -19253,6 +21479,20 @@
       </w:r>
       <w:r>
         <w:rPr>
+          <w:lang w:val="hi_IN" w:bidi="hi_IN"/>
+        </w:rPr>
+        <w:t>זֹ֥את לָ⁠הֶ֖ם תַּ֣חַת גְּאוֹנָ֑⁠ם כִּ֤י חֵֽרְפוּ֙ וַ⁠יַּגְדִּ֔לוּ עַל־עַ֖ם יְהוָ֥ה צְבָאֽוֹת</w:t>
+      </w:r>
+    </w:p>
+    <w:p>
+      <w:pPr/>
+      <w:r>
+        <w:rPr>
+          <w:lang w:val="hi_IN" w:bidi="hi_IN"/>
+        </w:rPr>
+      </w:r>
+      <w:r>
+        <w:rPr>
           <w:b/>
           <w:lang w:val="hi_IN" w:bidi="hi_IN"/>
         </w:rPr>
@@ -19362,6 +21602,20 @@
       </w:r>
       <w:r>
         <w:rPr>
+          <w:lang w:val="hi_IN" w:bidi="hi_IN"/>
+        </w:rPr>
+        <w:t>זֹ֥את לָ⁠הֶ֖ם תַּ֣חַת גְּאוֹנָ֑⁠ם</w:t>
+      </w:r>
+    </w:p>
+    <w:p>
+      <w:pPr/>
+      <w:r>
+        <w:rPr>
+          <w:lang w:val="hi_IN" w:bidi="hi_IN"/>
+        </w:rPr>
+      </w:r>
+      <w:r>
+        <w:rPr>
           <w:b/>
           <w:lang w:val="hi_IN" w:bidi="hi_IN"/>
         </w:rPr>
@@ -19461,6 +21715,20 @@
         <w:rPr>
           <w:lang w:val="hi_IN" w:bidi="hi_IN"/>
         </w:rPr>
+      </w:r>
+    </w:p>
+    <w:p>
+      <w:pPr/>
+      <w:r>
+        <w:rPr>
+          <w:lang w:val="hi_IN" w:bidi="hi_IN"/>
+        </w:rPr>
+      </w:r>
+      <w:r>
+        <w:rPr>
+          <w:lang w:val="hi_IN" w:bidi="hi_IN"/>
+        </w:rPr>
+        <w:t>וַ⁠יַּגְדִּ֔לוּ עַל</w:t>
       </w:r>
     </w:p>
     <w:p>
@@ -19587,6 +21855,20 @@
       </w:r>
       <w:r>
         <w:rPr>
+          <w:lang w:val="hi_IN" w:bidi="hi_IN"/>
+        </w:rPr>
+        <w:t>יְהוָ֥ה צְבָאֽוֹת</w:t>
+      </w:r>
+    </w:p>
+    <w:p>
+      <w:pPr/>
+      <w:r>
+        <w:rPr>
+          <w:lang w:val="hi_IN" w:bidi="hi_IN"/>
+        </w:rPr>
+      </w:r>
+      <w:r>
+        <w:rPr>
           <w:b/>
           <w:lang w:val="hi_IN" w:bidi="hi_IN"/>
         </w:rPr>
@@ -19670,6 +21952,20 @@
       </w:r>
       <w:r>
         <w:rPr>
+          <w:lang w:val="hi_IN" w:bidi="hi_IN"/>
+        </w:rPr>
+        <w:t>רָזָ֔ה אֵ֖ת כָּל־אֱלֹהֵ֣י הָ⁠אָ֑רֶץ</w:t>
+      </w:r>
+    </w:p>
+    <w:p>
+      <w:pPr/>
+      <w:r>
+        <w:rPr>
+          <w:lang w:val="hi_IN" w:bidi="hi_IN"/>
+        </w:rPr>
+      </w:r>
+      <w:r>
+        <w:rPr>
           <w:b/>
           <w:lang w:val="hi_IN" w:bidi="hi_IN"/>
         </w:rPr>
@@ -19793,6 +22089,20 @@
       </w:r>
       <w:r>
         <w:rPr>
+          <w:lang w:val="hi_IN" w:bidi="hi_IN"/>
+        </w:rPr>
+        <w:t>וְ⁠יִשְׁתַּֽחֲווּ־ל⁠וֹ֙ &amp; כֹּ֖ל אִיֵּ֥י הַ⁠גּוֹיִֽם</w:t>
+      </w:r>
+    </w:p>
+    <w:p>
+      <w:pPr/>
+      <w:r>
+        <w:rPr>
+          <w:lang w:val="hi_IN" w:bidi="hi_IN"/>
+        </w:rPr>
+      </w:r>
+      <w:r>
+        <w:rPr>
           <w:b/>
           <w:lang w:val="hi_IN" w:bidi="hi_IN"/>
         </w:rPr>
@@ -19941,6 +22251,20 @@
       </w:r>
       <w:r>
         <w:rPr>
+          <w:lang w:val="hi_IN" w:bidi="hi_IN"/>
+        </w:rPr>
+        <w:t>וְ⁠יִשְׁתַּֽחֲווּ־ל⁠וֹ֙ &amp; כֹּ֖ל אִיֵּ֥י הַ⁠גּוֹיִֽם</w:t>
+      </w:r>
+    </w:p>
+    <w:p>
+      <w:pPr/>
+      <w:r>
+        <w:rPr>
+          <w:lang w:val="hi_IN" w:bidi="hi_IN"/>
+        </w:rPr>
+      </w:r>
+      <w:r>
+        <w:rPr>
           <w:b/>
           <w:lang w:val="hi_IN" w:bidi="hi_IN"/>
         </w:rPr>
@@ -20064,6 +22388,20 @@
       </w:r>
       <w:r>
         <w:rPr>
+          <w:lang w:val="hi_IN" w:bidi="hi_IN"/>
+        </w:rPr>
+        <w:t>אִ֣ישׁ מִ⁠מְּקוֹמ֔⁠וֹ</w:t>
+      </w:r>
+    </w:p>
+    <w:p>
+      <w:pPr/>
+      <w:r>
+        <w:rPr>
+          <w:lang w:val="hi_IN" w:bidi="hi_IN"/>
+        </w:rPr>
+      </w:r>
+      <w:r>
+        <w:rPr>
           <w:b/>
           <w:lang w:val="hi_IN" w:bidi="hi_IN"/>
         </w:rPr>
@@ -20186,6 +22524,20 @@
       </w:r>
       <w:r>
         <w:rPr>
+          <w:lang w:val="hi_IN" w:bidi="hi_IN"/>
+        </w:rPr>
+        <w:t>גַּם־אַתֶּ֣ם כּוּשִׁ֔ים</w:t>
+      </w:r>
+    </w:p>
+    <w:p>
+      <w:pPr/>
+      <w:r>
+        <w:rPr>
+          <w:lang w:val="hi_IN" w:bidi="hi_IN"/>
+        </w:rPr>
+      </w:r>
+      <w:r>
+        <w:rPr>
           <w:b/>
           <w:lang w:val="hi_IN" w:bidi="hi_IN"/>
         </w:rPr>
@@ -20283,6 +22635,20 @@
       </w:r>
       <w:r>
         <w:rPr>
+          <w:lang w:val="hi_IN" w:bidi="hi_IN"/>
+        </w:rPr>
+        <w:t>חַֽלְלֵ֥י חַרְבִּ֖⁠י הֵֽמָּה</w:t>
+      </w:r>
+    </w:p>
+    <w:p>
+      <w:pPr/>
+      <w:r>
+        <w:rPr>
+          <w:lang w:val="hi_IN" w:bidi="hi_IN"/>
+        </w:rPr>
+      </w:r>
+      <w:r>
+        <w:rPr>
           <w:b/>
           <w:lang w:val="hi_IN" w:bidi="hi_IN"/>
         </w:rPr>
@@ -20380,6 +22746,20 @@
       </w:r>
       <w:r>
         <w:rPr>
+          <w:lang w:val="hi_IN" w:bidi="hi_IN"/>
+        </w:rPr>
+        <w:t>חַֽלְלֵ֥י חַרְבִּ֖⁠י הֵֽמָּה</w:t>
+      </w:r>
+    </w:p>
+    <w:p>
+      <w:pPr/>
+      <w:r>
+        <w:rPr>
+          <w:lang w:val="hi_IN" w:bidi="hi_IN"/>
+        </w:rPr>
+      </w:r>
+      <w:r>
+        <w:rPr>
           <w:b/>
           <w:lang w:val="hi_IN" w:bidi="hi_IN"/>
         </w:rPr>
@@ -20477,6 +22857,20 @@
       </w:r>
       <w:r>
         <w:rPr>
+          <w:lang w:val="hi_IN" w:bidi="hi_IN"/>
+        </w:rPr>
+        <w:t>חַֽלְלֵ֥י חַרְבִּ֖⁠י הֵֽמָּה</w:t>
+      </w:r>
+    </w:p>
+    <w:p>
+      <w:pPr/>
+      <w:r>
+        <w:rPr>
+          <w:lang w:val="hi_IN" w:bidi="hi_IN"/>
+        </w:rPr>
+      </w:r>
+      <w:r>
+        <w:rPr>
           <w:b/>
           <w:lang w:val="hi_IN" w:bidi="hi_IN"/>
         </w:rPr>
@@ -20587,6 +22981,20 @@
       </w:r>
       <w:r>
         <w:rPr>
+          <w:lang w:val="hi_IN" w:bidi="hi_IN"/>
+        </w:rPr>
+        <w:t>וְ⁠יֵ֤ט יָד⁠וֹ֙ עַל־צָפ֔וֹן וִֽ⁠יאַבֵּ֖ד אֶת־אַשּׁ֑וּר</w:t>
+      </w:r>
+    </w:p>
+    <w:p>
+      <w:pPr/>
+      <w:r>
+        <w:rPr>
+          <w:lang w:val="hi_IN" w:bidi="hi_IN"/>
+        </w:rPr>
+      </w:r>
+      <w:r>
+        <w:rPr>
           <w:b/>
           <w:lang w:val="hi_IN" w:bidi="hi_IN"/>
         </w:rPr>
@@ -20686,6 +23094,20 @@
         <w:rPr>
           <w:lang w:val="hi_IN" w:bidi="hi_IN"/>
         </w:rPr>
+      </w:r>
+    </w:p>
+    <w:p>
+      <w:pPr/>
+      <w:r>
+        <w:rPr>
+          <w:lang w:val="hi_IN" w:bidi="hi_IN"/>
+        </w:rPr>
+      </w:r>
+      <w:r>
+        <w:rPr>
+          <w:lang w:val="hi_IN" w:bidi="hi_IN"/>
+        </w:rPr>
+        <w:t>וְ⁠יֵ֤ט יָד⁠וֹ֙</w:t>
       </w:r>
     </w:p>
     <w:p>
@@ -20824,6 +23246,20 @@
       </w:r>
       <w:r>
         <w:rPr>
+          <w:lang w:val="hi_IN" w:bidi="hi_IN"/>
+        </w:rPr>
+        <w:t>צָפ֔וֹן</w:t>
+      </w:r>
+    </w:p>
+    <w:p>
+      <w:pPr/>
+      <w:r>
+        <w:rPr>
+          <w:lang w:val="hi_IN" w:bidi="hi_IN"/>
+        </w:rPr>
+      </w:r>
+      <w:r>
+        <w:rPr>
           <w:b/>
           <w:lang w:val="hi_IN" w:bidi="hi_IN"/>
         </w:rPr>
@@ -20947,6 +23383,20 @@
       </w:r>
       <w:r>
         <w:rPr>
+          <w:lang w:val="hi_IN" w:bidi="hi_IN"/>
+        </w:rPr>
+        <w:t>בְ⁠תוֹכָ֤⁠הּ</w:t>
+      </w:r>
+    </w:p>
+    <w:p>
+      <w:pPr/>
+      <w:r>
+        <w:rPr>
+          <w:lang w:val="hi_IN" w:bidi="hi_IN"/>
+        </w:rPr>
+      </w:r>
+      <w:r>
+        <w:rPr>
           <w:b/>
           <w:lang w:val="hi_IN" w:bidi="hi_IN"/>
         </w:rPr>
@@ -21057,6 +23507,20 @@
       </w:r>
       <w:r>
         <w:rPr>
+          <w:lang w:val="hi_IN" w:bidi="hi_IN"/>
+        </w:rPr>
+        <w:t>כָּל־חַיְת⁠וֹ־ג֔וֹי</w:t>
+      </w:r>
+    </w:p>
+    <w:p>
+      <w:pPr/>
+      <w:r>
+        <w:rPr>
+          <w:lang w:val="hi_IN" w:bidi="hi_IN"/>
+        </w:rPr>
+      </w:r>
+      <w:r>
+        <w:rPr>
           <w:b/>
           <w:lang w:val="hi_IN" w:bidi="hi_IN"/>
         </w:rPr>
@@ -21180,6 +23644,20 @@
       </w:r>
       <w:r>
         <w:rPr>
+          <w:lang w:val="hi_IN" w:bidi="hi_IN"/>
+        </w:rPr>
+        <w:t>גַּם־קָאַת֙ גַּם־קִפֹּ֔ד</w:t>
+      </w:r>
+    </w:p>
+    <w:p>
+      <w:pPr/>
+      <w:r>
+        <w:rPr>
+          <w:lang w:val="hi_IN" w:bidi="hi_IN"/>
+        </w:rPr>
+      </w:r>
+      <w:r>
+        <w:rPr>
           <w:b/>
           <w:lang w:val="hi_IN" w:bidi="hi_IN"/>
         </w:rPr>
@@ -21315,6 +23793,20 @@
       </w:r>
       <w:r>
         <w:rPr>
+          <w:lang w:val="hi_IN" w:bidi="hi_IN"/>
+        </w:rPr>
+        <w:t>בְּ⁠כַפְתֹּרֶ֖י⁠הָ יָלִ֑ינוּ</w:t>
+      </w:r>
+    </w:p>
+    <w:p>
+      <w:pPr/>
+      <w:r>
+        <w:rPr>
+          <w:lang w:val="hi_IN" w:bidi="hi_IN"/>
+        </w:rPr>
+      </w:r>
+      <w:r>
+        <w:rPr>
           <w:b/>
           <w:lang w:val="hi_IN" w:bidi="hi_IN"/>
         </w:rPr>
@@ -21425,6 +23917,20 @@
       </w:r>
       <w:r>
         <w:rPr>
+          <w:lang w:val="hi_IN" w:bidi="hi_IN"/>
+        </w:rPr>
+        <w:t>ק֠וֹל יְשׁוֹרֵ֤ר בַּֽ⁠חַלּוֹן֙ חֹ֣רֶב בַּ⁠סַּ֔ף כִּ֥י אַרְזָ֖ה עֵרָֽה</w:t>
+      </w:r>
+    </w:p>
+    <w:p>
+      <w:pPr/>
+      <w:r>
+        <w:rPr>
+          <w:lang w:val="hi_IN" w:bidi="hi_IN"/>
+        </w:rPr>
+      </w:r>
+      <w:r>
+        <w:rPr>
           <w:b/>
           <w:lang w:val="hi_IN" w:bidi="hi_IN"/>
         </w:rPr>
@@ -21547,6 +24053,20 @@
       </w:r>
       <w:r>
         <w:rPr>
+          <w:lang w:val="hi_IN" w:bidi="hi_IN"/>
+        </w:rPr>
+        <w:t>ק֠וֹל יְשׁוֹרֵ֤ר בַּֽ⁠חַלּוֹן֙</w:t>
+      </w:r>
+    </w:p>
+    <w:p>
+      <w:pPr/>
+      <w:r>
+        <w:rPr>
+          <w:lang w:val="hi_IN" w:bidi="hi_IN"/>
+        </w:rPr>
+      </w:r>
+      <w:r>
+        <w:rPr>
           <w:b/>
           <w:lang w:val="hi_IN" w:bidi="hi_IN"/>
         </w:rPr>
@@ -21677,6 +24197,20 @@
       </w:r>
       <w:r>
         <w:rPr>
+          <w:lang w:val="hi_IN" w:bidi="hi_IN"/>
+        </w:rPr>
+        <w:t>חֹ֣רֶב בַּ⁠סַּ֔ף</w:t>
+      </w:r>
+    </w:p>
+    <w:p>
+      <w:pPr/>
+      <w:r>
+        <w:rPr>
+          <w:lang w:val="hi_IN" w:bidi="hi_IN"/>
+        </w:rPr>
+      </w:r>
+      <w:r>
+        <w:rPr>
           <w:b/>
           <w:lang w:val="hi_IN" w:bidi="hi_IN"/>
         </w:rPr>
@@ -21799,6 +24333,20 @@
       </w:r>
       <w:r>
         <w:rPr>
+          <w:lang w:val="hi_IN" w:bidi="hi_IN"/>
+        </w:rPr>
+        <w:t>זֹ֞֠את הָ⁠עִ֤יר הָ⁠עַלִּיזָה֙ הַ⁠יּוֹשֶׁ֣בֶת לָ⁠בֶ֔טַח הָ⁠אֹֽמְרָה֙ בִּ⁠לְבָבָ֔⁠הּ אֲנִ֖י וְ⁠אַפְסִ֣⁠י ע֑וֹד</w:t>
+      </w:r>
+    </w:p>
+    <w:p>
+      <w:pPr/>
+      <w:r>
+        <w:rPr>
+          <w:lang w:val="hi_IN" w:bidi="hi_IN"/>
+        </w:rPr>
+      </w:r>
+      <w:r>
+        <w:rPr>
           <w:b/>
           <w:lang w:val="hi_IN" w:bidi="hi_IN"/>
         </w:rPr>
@@ -21922,6 +24470,20 @@
       </w:r>
       <w:r>
         <w:rPr>
+          <w:lang w:val="hi_IN" w:bidi="hi_IN"/>
+        </w:rPr>
+        <w:t>הָ⁠אֹֽמְרָה֙ בִּ⁠לְבָבָ֔⁠הּ אֲנִ֖י וְ⁠אַפְסִ֣⁠י ע֑וֹד</w:t>
+      </w:r>
+    </w:p>
+    <w:p>
+      <w:pPr/>
+      <w:r>
+        <w:rPr>
+          <w:lang w:val="hi_IN" w:bidi="hi_IN"/>
+        </w:rPr>
+      </w:r>
+      <w:r>
+        <w:rPr>
           <w:b/>
           <w:lang w:val="hi_IN" w:bidi="hi_IN"/>
         </w:rPr>
@@ -22046,6 +24608,20 @@
       </w:r>
       <w:r>
         <w:rPr>
+          <w:lang w:val="hi_IN" w:bidi="hi_IN"/>
+        </w:rPr>
+        <w:t>הָ⁠אֹֽמְרָה֙ בִּ⁠לְבָבָ֔⁠הּ אֲנִ֖י וְ⁠אַפְסִ֣⁠י ע֑וֹד</w:t>
+      </w:r>
+    </w:p>
+    <w:p>
+      <w:pPr/>
+      <w:r>
+        <w:rPr>
+          <w:lang w:val="hi_IN" w:bidi="hi_IN"/>
+        </w:rPr>
+      </w:r>
+      <w:r>
+        <w:rPr>
           <w:b/>
           <w:lang w:val="hi_IN" w:bidi="hi_IN"/>
         </w:rPr>
@@ -22157,6 +24733,20 @@
       </w:r>
       <w:r>
         <w:rPr>
+          <w:lang w:val="hi_IN" w:bidi="hi_IN"/>
+        </w:rPr>
+        <w:t>הָ⁠אֹֽמְרָה֙ בִּ⁠לְבָבָ֔⁠הּ אֲנִ֖י וְ⁠אַפְסִ֣⁠י ע֑וֹד</w:t>
+      </w:r>
+    </w:p>
+    <w:p>
+      <w:pPr/>
+      <w:r>
+        <w:rPr>
+          <w:lang w:val="hi_IN" w:bidi="hi_IN"/>
+        </w:rPr>
+      </w:r>
+      <w:r>
+        <w:rPr>
           <w:b/>
           <w:lang w:val="hi_IN" w:bidi="hi_IN"/>
         </w:rPr>
@@ -22268,6 +24858,20 @@
       </w:r>
       <w:r>
         <w:rPr>
+          <w:lang w:val="hi_IN" w:bidi="hi_IN"/>
+        </w:rPr>
+        <w:t>אֵ֣יךְ ׀ הָיְתָ֣ה לְ⁠שַׁמָּ֗ה</w:t>
+      </w:r>
+    </w:p>
+    <w:p>
+      <w:pPr/>
+      <w:r>
+        <w:rPr>
+          <w:lang w:val="hi_IN" w:bidi="hi_IN"/>
+        </w:rPr>
+      </w:r>
+      <w:r>
+        <w:rPr>
           <w:b/>
           <w:lang w:val="hi_IN" w:bidi="hi_IN"/>
         </w:rPr>
@@ -22365,6 +24969,20 @@
       </w:r>
       <w:r>
         <w:rPr>
+          <w:lang w:val="hi_IN" w:bidi="hi_IN"/>
+        </w:rPr>
+        <w:t>מַרְבֵּץ֙ לַֽ⁠חַיָּ֔ה</w:t>
+      </w:r>
+    </w:p>
+    <w:p>
+      <w:pPr/>
+      <w:r>
+        <w:rPr>
+          <w:lang w:val="hi_IN" w:bidi="hi_IN"/>
+        </w:rPr>
+      </w:r>
+      <w:r>
+        <w:rPr>
           <w:b/>
           <w:lang w:val="hi_IN" w:bidi="hi_IN"/>
         </w:rPr>
@@ -22475,6 +25093,20 @@
       </w:r>
       <w:r>
         <w:rPr>
+          <w:lang w:val="hi_IN" w:bidi="hi_IN"/>
+        </w:rPr>
+        <w:t>כֹּ֚ל עוֹבֵ֣ר עָלֶ֔י⁠הָ יִשְׁרֹ֖ק יָנִ֥יעַ יָדֽ⁠וֹ</w:t>
+      </w:r>
+    </w:p>
+    <w:p>
+      <w:pPr/>
+      <w:r>
+        <w:rPr>
+          <w:lang w:val="hi_IN" w:bidi="hi_IN"/>
+        </w:rPr>
+      </w:r>
+      <w:r>
+        <w:rPr>
           <w:b/>
           <w:lang w:val="hi_IN" w:bidi="hi_IN"/>
         </w:rPr>
@@ -22635,6 +25267,20 @@
       </w:r>
       <w:r>
         <w:rPr>
+          <w:lang w:val="hi_IN" w:bidi="hi_IN"/>
+        </w:rPr>
+        <w:t>ה֥וֹי מֹרְאָ֖ה וְ⁠נִגְאָלָ֑ה הָ⁠עִ֖יר הַ⁠יּוֹנָֽה</w:t>
+      </w:r>
+    </w:p>
+    <w:p>
+      <w:pPr/>
+      <w:r>
+        <w:rPr>
+          <w:lang w:val="hi_IN" w:bidi="hi_IN"/>
+        </w:rPr>
+      </w:r>
+      <w:r>
+        <w:rPr>
           <w:b/>
           <w:lang w:val="hi_IN" w:bidi="hi_IN"/>
         </w:rPr>
@@ -22745,6 +25391,20 @@
       </w:r>
       <w:r>
         <w:rPr>
+          <w:lang w:val="hi_IN" w:bidi="hi_IN"/>
+        </w:rPr>
+        <w:t>מֹרְאָ֖ה וְ⁠נִגְאָלָ֑ה הָ⁠עִ֖יר הַ⁠יּוֹנָֽה</w:t>
+      </w:r>
+    </w:p>
+    <w:p>
+      <w:pPr/>
+      <w:r>
+        <w:rPr>
+          <w:lang w:val="hi_IN" w:bidi="hi_IN"/>
+        </w:rPr>
+      </w:r>
+      <w:r>
+        <w:rPr>
           <w:b/>
           <w:lang w:val="hi_IN" w:bidi="hi_IN"/>
         </w:rPr>
@@ -22894,6 +25554,20 @@
       </w:r>
       <w:r>
         <w:rPr>
+          <w:lang w:val="hi_IN" w:bidi="hi_IN"/>
+        </w:rPr>
+        <w:t>מֹרְאָ֖ה וְ⁠נִגְאָלָ֑ה הָ⁠עִ֖יר הַ⁠יּוֹנָֽה</w:t>
+      </w:r>
+    </w:p>
+    <w:p>
+      <w:pPr/>
+      <w:r>
+        <w:rPr>
+          <w:lang w:val="hi_IN" w:bidi="hi_IN"/>
+        </w:rPr>
+      </w:r>
+      <w:r>
+        <w:rPr>
           <w:b/>
           <w:lang w:val="hi_IN" w:bidi="hi_IN"/>
         </w:rPr>
@@ -23004,6 +25678,20 @@
       </w:r>
       <w:r>
         <w:rPr>
+          <w:lang w:val="hi_IN" w:bidi="hi_IN"/>
+        </w:rPr>
+        <w:t>מֹרְאָ֖ה וְ⁠נִגְאָלָ֑ה</w:t>
+      </w:r>
+    </w:p>
+    <w:p>
+      <w:pPr/>
+      <w:r>
+        <w:rPr>
+          <w:lang w:val="hi_IN" w:bidi="hi_IN"/>
+        </w:rPr>
+      </w:r>
+      <w:r>
+        <w:rPr>
           <w:b/>
           <w:lang w:val="hi_IN" w:bidi="hi_IN"/>
         </w:rPr>
@@ -23101,6 +25789,20 @@
       </w:r>
       <w:r>
         <w:rPr>
+          <w:lang w:val="hi_IN" w:bidi="hi_IN"/>
+        </w:rPr>
+        <w:t>לֹ֤א שָֽׁמְעָה֙ בְּ⁠ק֔וֹל</w:t>
+      </w:r>
+    </w:p>
+    <w:p>
+      <w:pPr/>
+      <w:r>
+        <w:rPr>
+          <w:lang w:val="hi_IN" w:bidi="hi_IN"/>
+        </w:rPr>
+      </w:r>
+      <w:r>
+        <w:rPr>
           <w:b/>
           <w:lang w:val="hi_IN" w:bidi="hi_IN"/>
         </w:rPr>
@@ -23211,6 +25913,20 @@
       </w:r>
       <w:r>
         <w:rPr>
+          <w:lang w:val="hi_IN" w:bidi="hi_IN"/>
+        </w:rPr>
+        <w:t>לֹ֤א שָֽׁמְעָה֙ בְּ⁠ק֔וֹל</w:t>
+      </w:r>
+    </w:p>
+    <w:p>
+      <w:pPr/>
+      <w:r>
+        <w:rPr>
+          <w:lang w:val="hi_IN" w:bidi="hi_IN"/>
+        </w:rPr>
+      </w:r>
+      <w:r>
+        <w:rPr>
           <w:b/>
           <w:lang w:val="hi_IN" w:bidi="hi_IN"/>
         </w:rPr>
@@ -23308,6 +26024,20 @@
       </w:r>
       <w:r>
         <w:rPr>
+          <w:lang w:val="hi_IN" w:bidi="hi_IN"/>
+        </w:rPr>
+        <w:t>אֶל־אֱלֹהֶ֖י⁠הָ לֹ֥א קָרֵֽבָה</w:t>
+      </w:r>
+    </w:p>
+    <w:p>
+      <w:pPr/>
+      <w:r>
+        <w:rPr>
+          <w:lang w:val="hi_IN" w:bidi="hi_IN"/>
+        </w:rPr>
+      </w:r>
+      <w:r>
+        <w:rPr>
           <w:b/>
           <w:lang w:val="hi_IN" w:bidi="hi_IN"/>
         </w:rPr>
@@ -23393,6 +26123,20 @@
         <w:rPr>
           <w:lang w:val="hi_IN" w:bidi="hi_IN"/>
         </w:rPr>
+      </w:r>
+    </w:p>
+    <w:p>
+      <w:pPr/>
+      <w:r>
+        <w:rPr>
+          <w:lang w:val="hi_IN" w:bidi="hi_IN"/>
+        </w:rPr>
+      </w:r>
+      <w:r>
+        <w:rPr>
+          <w:lang w:val="hi_IN" w:bidi="hi_IN"/>
+        </w:rPr>
+        <w:t>שָׂרֶ֣י⁠הָ</w:t>
       </w:r>
     </w:p>
     <w:p>
@@ -23531,6 +26275,20 @@
       </w:r>
       <w:r>
         <w:rPr>
+          <w:lang w:val="hi_IN" w:bidi="hi_IN"/>
+        </w:rPr>
+        <w:t>בְ⁠קִרְבָּ֔⁠הּ אֲרָי֖וֹת שֹֽׁאֲגִ֑ים</w:t>
+      </w:r>
+    </w:p>
+    <w:p>
+      <w:pPr/>
+      <w:r>
+        <w:rPr>
+          <w:lang w:val="hi_IN" w:bidi="hi_IN"/>
+        </w:rPr>
+      </w:r>
+      <w:r>
+        <w:rPr>
           <w:b/>
           <w:lang w:val="hi_IN" w:bidi="hi_IN"/>
         </w:rPr>
@@ -23654,6 +26412,20 @@
       </w:r>
       <w:r>
         <w:rPr>
+          <w:lang w:val="hi_IN" w:bidi="hi_IN"/>
+        </w:rPr>
+        <w:t>זְאֵ֣בֵי עֶ֔רֶב</w:t>
+      </w:r>
+    </w:p>
+    <w:p>
+      <w:pPr/>
+      <w:r>
+        <w:rPr>
+          <w:lang w:val="hi_IN" w:bidi="hi_IN"/>
+        </w:rPr>
+      </w:r>
+      <w:r>
+        <w:rPr>
           <w:b/>
           <w:lang w:val="hi_IN" w:bidi="hi_IN"/>
         </w:rPr>
@@ -23790,6 +26562,20 @@
       </w:r>
       <w:r>
         <w:rPr>
+          <w:lang w:val="hi_IN" w:bidi="hi_IN"/>
+        </w:rPr>
+        <w:t>לֹ֥א גָרְמ֖וּ לַ⁠בֹּֽקֶר</w:t>
+      </w:r>
+    </w:p>
+    <w:p>
+      <w:pPr/>
+      <w:r>
+        <w:rPr>
+          <w:lang w:val="hi_IN" w:bidi="hi_IN"/>
+        </w:rPr>
+      </w:r>
+      <w:r>
+        <w:rPr>
           <w:b/>
           <w:lang w:val="hi_IN" w:bidi="hi_IN"/>
         </w:rPr>
@@ -23926,6 +26712,20 @@
       </w:r>
       <w:r>
         <w:rPr>
+          <w:lang w:val="hi_IN" w:bidi="hi_IN"/>
+        </w:rPr>
+        <w:t>פֹּֽחֲזִ֔ים</w:t>
+      </w:r>
+    </w:p>
+    <w:p>
+      <w:pPr/>
+      <w:r>
+        <w:rPr>
+          <w:lang w:val="hi_IN" w:bidi="hi_IN"/>
+        </w:rPr>
+      </w:r>
+      <w:r>
+        <w:rPr>
           <w:b/>
           <w:lang w:val="hi_IN" w:bidi="hi_IN"/>
         </w:rPr>
@@ -24074,6 +26874,20 @@
       </w:r>
       <w:r>
         <w:rPr>
+          <w:lang w:val="hi_IN" w:bidi="hi_IN"/>
+        </w:rPr>
+        <w:t>אַנְשֵׁ֖י בֹּֽגְד֑וֹת</w:t>
+      </w:r>
+    </w:p>
+    <w:p>
+      <w:pPr/>
+      <w:r>
+        <w:rPr>
+          <w:lang w:val="hi_IN" w:bidi="hi_IN"/>
+        </w:rPr>
+      </w:r>
+      <w:r>
+        <w:rPr>
           <w:b/>
           <w:lang w:val="hi_IN" w:bidi="hi_IN"/>
         </w:rPr>
@@ -24197,6 +27011,20 @@
       </w:r>
       <w:r>
         <w:rPr>
+          <w:lang w:val="hi_IN" w:bidi="hi_IN"/>
+        </w:rPr>
+        <w:t>אַנְשֵׁ֖י בֹּֽגְד֑וֹת</w:t>
+      </w:r>
+    </w:p>
+    <w:p>
+      <w:pPr/>
+      <w:r>
+        <w:rPr>
+          <w:lang w:val="hi_IN" w:bidi="hi_IN"/>
+        </w:rPr>
+      </w:r>
+      <w:r>
+        <w:rPr>
           <w:b/>
           <w:lang w:val="hi_IN" w:bidi="hi_IN"/>
         </w:rPr>
@@ -24305,6 +27133,20 @@
       </w:r>
       <w:r>
         <w:rPr>
+          <w:lang w:val="hi_IN" w:bidi="hi_IN"/>
+        </w:rPr>
+        <w:t>חִלְּלוּ־קֹ֔דֶשׁ</w:t>
+      </w:r>
+    </w:p>
+    <w:p>
+      <w:pPr/>
+      <w:r>
+        <w:rPr>
+          <w:lang w:val="hi_IN" w:bidi="hi_IN"/>
+        </w:rPr>
+      </w:r>
+      <w:r>
+        <w:rPr>
           <w:b/>
           <w:lang w:val="hi_IN" w:bidi="hi_IN"/>
         </w:rPr>
@@ -24464,6 +27306,20 @@
       </w:r>
       <w:r>
         <w:rPr>
+          <w:lang w:val="hi_IN" w:bidi="hi_IN"/>
+        </w:rPr>
+        <w:t>לֹ֥א יַעֲשֶׂ֖ה עַוְלָ֑ה</w:t>
+      </w:r>
+    </w:p>
+    <w:p>
+      <w:pPr/>
+      <w:r>
+        <w:rPr>
+          <w:lang w:val="hi_IN" w:bidi="hi_IN"/>
+        </w:rPr>
+      </w:r>
+      <w:r>
+        <w:rPr>
           <w:b/>
           <w:lang w:val="hi_IN" w:bidi="hi_IN"/>
         </w:rPr>
@@ -24587,6 +27443,20 @@
       </w:r>
       <w:r>
         <w:rPr>
+          <w:lang w:val="hi_IN" w:bidi="hi_IN"/>
+        </w:rPr>
+        <w:t>בַּ⁠בֹּ֨קֶר בַּ⁠בֹּ֜קֶר מִשְׁפָּט֨⁠וֹ יִתֵּ֤ן לָ⁠אוֹר֙ לֹ֣א נֶעְדָּ֔ר</w:t>
+      </w:r>
+    </w:p>
+    <w:p>
+      <w:pPr/>
+      <w:r>
+        <w:rPr>
+          <w:lang w:val="hi_IN" w:bidi="hi_IN"/>
+        </w:rPr>
+      </w:r>
+      <w:r>
+        <w:rPr>
           <w:b/>
           <w:lang w:val="hi_IN" w:bidi="hi_IN"/>
         </w:rPr>
@@ -24730,6 +27600,20 @@
       </w:r>
       <w:r>
         <w:rPr>
+          <w:lang w:val="hi_IN" w:bidi="hi_IN"/>
+        </w:rPr>
+        <w:t>בַּ⁠בֹּ֨קֶר בַּ⁠בֹּ֜קֶר</w:t>
+      </w:r>
+    </w:p>
+    <w:p>
+      <w:pPr/>
+      <w:r>
+        <w:rPr>
+          <w:lang w:val="hi_IN" w:bidi="hi_IN"/>
+        </w:rPr>
+      </w:r>
+      <w:r>
+        <w:rPr>
           <w:b/>
           <w:lang w:val="hi_IN" w:bidi="hi_IN"/>
         </w:rPr>
@@ -24864,6 +27748,20 @@
       </w:r>
       <w:r>
         <w:rPr>
+          <w:lang w:val="hi_IN" w:bidi="hi_IN"/>
+        </w:rPr>
+        <w:t>בַּ⁠בֹּ֨קֶר בַּ⁠בֹּ֜קֶר</w:t>
+      </w:r>
+    </w:p>
+    <w:p>
+      <w:pPr/>
+      <w:r>
+        <w:rPr>
+          <w:lang w:val="hi_IN" w:bidi="hi_IN"/>
+        </w:rPr>
+      </w:r>
+      <w:r>
+        <w:rPr>
           <w:b/>
           <w:lang w:val="hi_IN" w:bidi="hi_IN"/>
         </w:rPr>
@@ -24960,6 +27858,20 @@
       </w:r>
       <w:r>
         <w:rPr>
+          <w:lang w:val="hi_IN" w:bidi="hi_IN"/>
+        </w:rPr>
+        <w:t>מִשְׁפָּט֨⁠וֹ יִתֵּ֤ן</w:t>
+      </w:r>
+    </w:p>
+    <w:p>
+      <w:pPr/>
+      <w:r>
+        <w:rPr>
+          <w:lang w:val="hi_IN" w:bidi="hi_IN"/>
+        </w:rPr>
+      </w:r>
+      <w:r>
+        <w:rPr>
           <w:b/>
           <w:lang w:val="hi_IN" w:bidi="hi_IN"/>
         </w:rPr>
@@ -25070,6 +27982,20 @@
       </w:r>
       <w:r>
         <w:rPr>
+          <w:lang w:val="hi_IN" w:bidi="hi_IN"/>
+        </w:rPr>
+        <w:t>לֹ֣א נֶעְדָּ֔ר</w:t>
+      </w:r>
+    </w:p>
+    <w:p>
+      <w:pPr/>
+      <w:r>
+        <w:rPr>
+          <w:lang w:val="hi_IN" w:bidi="hi_IN"/>
+        </w:rPr>
+      </w:r>
+      <w:r>
+        <w:rPr>
           <w:b/>
           <w:lang w:val="hi_IN" w:bidi="hi_IN"/>
         </w:rPr>
@@ -25179,6 +28105,20 @@
       </w:r>
       <w:r>
         <w:rPr>
+          <w:lang w:val="hi_IN" w:bidi="hi_IN"/>
+        </w:rPr>
+        <w:t>לֹ֣א נֶעְדָּ֔ר</w:t>
+      </w:r>
+    </w:p>
+    <w:p>
+      <w:pPr/>
+      <w:r>
+        <w:rPr>
+          <w:lang w:val="hi_IN" w:bidi="hi_IN"/>
+        </w:rPr>
+      </w:r>
+      <w:r>
+        <w:rPr>
           <w:b/>
           <w:lang w:val="hi_IN" w:bidi="hi_IN"/>
         </w:rPr>
@@ -25288,6 +28228,20 @@
       </w:r>
       <w:r>
         <w:rPr>
+          <w:lang w:val="hi_IN" w:bidi="hi_IN"/>
+        </w:rPr>
+        <w:t>וְ⁠לֹֽא־יוֹדֵ֥עַ עַוָּ֖ל בֹּֽשֶׁת</w:t>
+      </w:r>
+    </w:p>
+    <w:p>
+      <w:pPr/>
+      <w:r>
+        <w:rPr>
+          <w:lang w:val="hi_IN" w:bidi="hi_IN"/>
+        </w:rPr>
+      </w:r>
+      <w:r>
+        <w:rPr>
           <w:b/>
           <w:lang w:val="hi_IN" w:bidi="hi_IN"/>
         </w:rPr>
@@ -25398,6 +28352,20 @@
       </w:r>
       <w:r>
         <w:rPr>
+          <w:lang w:val="hi_IN" w:bidi="hi_IN"/>
+        </w:rPr>
+        <w:t>וְ⁠לֹֽא־יוֹדֵ֥עַ עַוָּ֖ל בֹּֽשֶׁת</w:t>
+      </w:r>
+    </w:p>
+    <w:p>
+      <w:pPr/>
+      <w:r>
+        <w:rPr>
+          <w:lang w:val="hi_IN" w:bidi="hi_IN"/>
+        </w:rPr>
+      </w:r>
+      <w:r>
+        <w:rPr>
           <w:b/>
           <w:lang w:val="hi_IN" w:bidi="hi_IN"/>
         </w:rPr>
@@ -25508,6 +28476,20 @@
       </w:r>
       <w:r>
         <w:rPr>
+          <w:lang w:val="hi_IN" w:bidi="hi_IN"/>
+        </w:rPr>
+        <w:t>הִכְרַ֣תִּי גוֹיִ֗ם נָשַׁ֨מּוּ֙ פִּנּוֹתָ֔⁠ם הֶחֱרַ֥בְתִּי חֽוּצוֹתָ֖⁠ם</w:t>
+      </w:r>
+    </w:p>
+    <w:p>
+      <w:pPr/>
+      <w:r>
+        <w:rPr>
+          <w:lang w:val="hi_IN" w:bidi="hi_IN"/>
+        </w:rPr>
+      </w:r>
+      <w:r>
+        <w:rPr>
           <w:b/>
           <w:lang w:val="hi_IN" w:bidi="hi_IN"/>
         </w:rPr>
@@ -25617,6 +28599,20 @@
       </w:r>
       <w:r>
         <w:rPr>
+          <w:lang w:val="hi_IN" w:bidi="hi_IN"/>
+        </w:rPr>
+        <w:t>הִכְרַ֣תִּי גוֹיִ֗ם נָשַׁ֨מּוּ֙ פִּנּוֹתָ֔⁠ם הֶחֱרַ֥בְתִּי חֽוּצוֹתָ֖⁠ם</w:t>
+      </w:r>
+    </w:p>
+    <w:p>
+      <w:pPr/>
+      <w:r>
+        <w:rPr>
+          <w:lang w:val="hi_IN" w:bidi="hi_IN"/>
+        </w:rPr>
+      </w:r>
+      <w:r>
+        <w:rPr>
           <w:b/>
           <w:lang w:val="hi_IN" w:bidi="hi_IN"/>
         </w:rPr>
@@ -25703,6 +28699,20 @@
         <w:rPr>
           <w:lang w:val="hi_IN" w:bidi="hi_IN"/>
         </w:rPr>
+      </w:r>
+    </w:p>
+    <w:p>
+      <w:pPr/>
+      <w:r>
+        <w:rPr>
+          <w:lang w:val="hi_IN" w:bidi="hi_IN"/>
+        </w:rPr>
+      </w:r>
+      <w:r>
+        <w:rPr>
+          <w:lang w:val="hi_IN" w:bidi="hi_IN"/>
+        </w:rPr>
+        <w:t>הִכְרַ֣תִּי</w:t>
       </w:r>
     </w:p>
     <w:p>
@@ -25835,6 +28845,20 @@
       </w:r>
       <w:r>
         <w:rPr>
+          <w:lang w:val="hi_IN" w:bidi="hi_IN"/>
+        </w:rPr>
+        <w:t>נָשַׁ֨מּוּ֙ פִּנּוֹתָ֔⁠ם</w:t>
+      </w:r>
+    </w:p>
+    <w:p>
+      <w:pPr/>
+      <w:r>
+        <w:rPr>
+          <w:lang w:val="hi_IN" w:bidi="hi_IN"/>
+        </w:rPr>
+      </w:r>
+      <w:r>
+        <w:rPr>
           <w:b/>
           <w:lang w:val="hi_IN" w:bidi="hi_IN"/>
         </w:rPr>
@@ -25921,6 +28945,20 @@
         <w:rPr>
           <w:lang w:val="hi_IN" w:bidi="hi_IN"/>
         </w:rPr>
+      </w:r>
+    </w:p>
+    <w:p>
+      <w:pPr/>
+      <w:r>
+        <w:rPr>
+          <w:lang w:val="hi_IN" w:bidi="hi_IN"/>
+        </w:rPr>
+      </w:r>
+      <w:r>
+        <w:rPr>
+          <w:lang w:val="hi_IN" w:bidi="hi_IN"/>
+        </w:rPr>
+        <w:t>פִּנּוֹתָ֔⁠ם</w:t>
       </w:r>
     </w:p>
     <w:p>
@@ -26040,6 +29078,20 @@
       </w:r>
       <w:r>
         <w:rPr>
+          <w:lang w:val="hi_IN" w:bidi="hi_IN"/>
+        </w:rPr>
+        <w:t>נִצְדּ֧וּ עָרֵי⁠הֶ֛ם</w:t>
+      </w:r>
+    </w:p>
+    <w:p>
+      <w:pPr/>
+      <w:r>
+        <w:rPr>
+          <w:lang w:val="hi_IN" w:bidi="hi_IN"/>
+        </w:rPr>
+      </w:r>
+      <w:r>
+        <w:rPr>
           <w:b/>
           <w:lang w:val="hi_IN" w:bidi="hi_IN"/>
         </w:rPr>
@@ -26149,6 +29201,20 @@
       </w:r>
       <w:r>
         <w:rPr>
+          <w:lang w:val="hi_IN" w:bidi="hi_IN"/>
+        </w:rPr>
+        <w:t>מִ⁠בְּלִי־אִ֖ישׁ מֵ⁠אֵ֥ין יוֹשֵֽׁב</w:t>
+      </w:r>
+    </w:p>
+    <w:p>
+      <w:pPr/>
+      <w:r>
+        <w:rPr>
+          <w:lang w:val="hi_IN" w:bidi="hi_IN"/>
+        </w:rPr>
+      </w:r>
+      <w:r>
+        <w:rPr>
           <w:b/>
           <w:lang w:val="hi_IN" w:bidi="hi_IN"/>
         </w:rPr>
@@ -26246,6 +29312,20 @@
       </w:r>
       <w:r>
         <w:rPr>
+          <w:lang w:val="hi_IN" w:bidi="hi_IN"/>
+        </w:rPr>
+        <w:t>אָמַ֜רְתִּי אַךְ־תִּירְאִ֤י אוֹתִ⁠י֙ תִּקְחִ֣י מוּסָ֔ר וְ⁠לֹֽא־יִכָּרֵ֣ת מְעוֹנָ֔⁠הּ כֹּ֥ל אֲשֶׁר־פָּקַ֖דְתִּי עָלֶ֑י⁠הָ</w:t>
+      </w:r>
+    </w:p>
+    <w:p>
+      <w:pPr/>
+      <w:r>
+        <w:rPr>
+          <w:lang w:val="hi_IN" w:bidi="hi_IN"/>
+        </w:rPr>
+      </w:r>
+      <w:r>
+        <w:rPr>
           <w:b/>
           <w:lang w:val="hi_IN" w:bidi="hi_IN"/>
         </w:rPr>
@@ -26343,6 +29423,20 @@
       </w:r>
       <w:r>
         <w:rPr>
+          <w:lang w:val="hi_IN" w:bidi="hi_IN"/>
+        </w:rPr>
+        <w:t>אָמַ֜רְתִּי אַךְ־תִּירְאִ֤י אוֹתִ⁠י֙ תִּקְחִ֣י מוּסָ֔ר וְ⁠לֹֽא־יִכָּרֵ֣ת מְעוֹנָ֔⁠הּ כֹּ֥ל אֲשֶׁר־פָּקַ֖דְתִּי עָלֶ֑י⁠הָ</w:t>
+      </w:r>
+    </w:p>
+    <w:p>
+      <w:pPr/>
+      <w:r>
+        <w:rPr>
+          <w:lang w:val="hi_IN" w:bidi="hi_IN"/>
+        </w:rPr>
+      </w:r>
+      <w:r>
+        <w:rPr>
           <w:b/>
           <w:lang w:val="hi_IN" w:bidi="hi_IN"/>
         </w:rPr>
@@ -26429,6 +29523,20 @@
         <w:rPr>
           <w:lang w:val="hi_IN" w:bidi="hi_IN"/>
         </w:rPr>
+      </w:r>
+    </w:p>
+    <w:p>
+      <w:pPr/>
+      <w:r>
+        <w:rPr>
+          <w:lang w:val="hi_IN" w:bidi="hi_IN"/>
+        </w:rPr>
+      </w:r>
+      <w:r>
+        <w:rPr>
+          <w:lang w:val="hi_IN" w:bidi="hi_IN"/>
+        </w:rPr>
+        <w:t>אָמַ֜רְתִּי אַךְ־תִּירְאִ֤י אוֹתִ⁠י֙ תִּקְחִ֣י מוּסָ֔ר וְ⁠לֹֽא־יִכָּרֵ֣ת מְעוֹנָ֔⁠הּ כֹּ֥ל אֲשֶׁר־פָּקַ֖דְתִּי עָלֶ֑י⁠הָ</w:t>
       </w:r>
     </w:p>
     <w:p>
@@ -26581,6 +29689,20 @@
       </w:r>
       <w:r>
         <w:rPr>
+          <w:lang w:val="hi_IN" w:bidi="hi_IN"/>
+        </w:rPr>
+        <w:t>כֹּ֥ל אֲשֶׁר־פָּקַ֖דְתִּי עָלֶ֑י⁠הָ</w:t>
+      </w:r>
+    </w:p>
+    <w:p>
+      <w:pPr/>
+      <w:r>
+        <w:rPr>
+          <w:lang w:val="hi_IN" w:bidi="hi_IN"/>
+        </w:rPr>
+      </w:r>
+      <w:r>
+        <w:rPr>
           <w:b/>
           <w:lang w:val="hi_IN" w:bidi="hi_IN"/>
         </w:rPr>
@@ -26702,6 +29824,20 @@
       </w:r>
       <w:r>
         <w:rPr>
+          <w:lang w:val="hi_IN" w:bidi="hi_IN"/>
+        </w:rPr>
+        <w:t>הִשְׁכִּ֣ימוּ הִשְׁחִ֔יתוּ כֹּ֖ל עֲלִילוֹתָֽ⁠ם</w:t>
+      </w:r>
+    </w:p>
+    <w:p>
+      <w:pPr/>
+      <w:r>
+        <w:rPr>
+          <w:lang w:val="hi_IN" w:bidi="hi_IN"/>
+        </w:rPr>
+      </w:r>
+      <w:r>
+        <w:rPr>
           <w:b/>
           <w:lang w:val="hi_IN" w:bidi="hi_IN"/>
         </w:rPr>
@@ -26801,6 +29937,20 @@
         <w:rPr>
           <w:lang w:val="hi_IN" w:bidi="hi_IN"/>
         </w:rPr>
+      </w:r>
+    </w:p>
+    <w:p>
+      <w:pPr/>
+      <w:r>
+        <w:rPr>
+          <w:lang w:val="hi_IN" w:bidi="hi_IN"/>
+        </w:rPr>
+      </w:r>
+      <w:r>
+        <w:rPr>
+          <w:lang w:val="hi_IN" w:bidi="hi_IN"/>
+        </w:rPr>
+        <w:t>הִשְׁכִּ֣ימוּ הִשְׁחִ֔יתוּ כֹּ֖ל עֲלִילוֹתָֽ⁠ם</w:t>
       </w:r>
     </w:p>
     <w:p>
@@ -27108,6 +30258,20 @@
       </w:r>
       <w:r>
         <w:rPr>
+          <w:lang w:val="hi_IN" w:bidi="hi_IN"/>
+        </w:rPr>
+        <w:t>לָ⁠כֵ֤ן חַכּוּ־לִ⁠י֙ נְאֻם־יְהוָ֔ה לְ⁠י֖וֹם קוּמִ֣⁠י לְ⁠עַ֑ד</w:t>
+      </w:r>
+    </w:p>
+    <w:p>
+      <w:pPr/>
+      <w:r>
+        <w:rPr>
+          <w:lang w:val="hi_IN" w:bidi="hi_IN"/>
+        </w:rPr>
+      </w:r>
+      <w:r>
+        <w:rPr>
           <w:b/>
           <w:lang w:val="hi_IN" w:bidi="hi_IN"/>
         </w:rPr>
@@ -27316,6 +30480,20 @@
       </w:r>
       <w:r>
         <w:rPr>
+          <w:lang w:val="hi_IN" w:bidi="hi_IN"/>
+        </w:rPr>
+        <w:t>לְ⁠י֖וֹם קוּמִ֣⁠י</w:t>
+      </w:r>
+    </w:p>
+    <w:p>
+      <w:pPr/>
+      <w:r>
+        <w:rPr>
+          <w:lang w:val="hi_IN" w:bidi="hi_IN"/>
+        </w:rPr>
+      </w:r>
+      <w:r>
+        <w:rPr>
           <w:b/>
           <w:lang w:val="hi_IN" w:bidi="hi_IN"/>
         </w:rPr>
@@ -27415,6 +30593,20 @@
         <w:rPr>
           <w:lang w:val="hi_IN" w:bidi="hi_IN"/>
         </w:rPr>
+      </w:r>
+    </w:p>
+    <w:p>
+      <w:pPr/>
+      <w:r>
+        <w:rPr>
+          <w:lang w:val="hi_IN" w:bidi="hi_IN"/>
+        </w:rPr>
+      </w:r>
+      <w:r>
+        <w:rPr>
+          <w:lang w:val="hi_IN" w:bidi="hi_IN"/>
+        </w:rPr>
+        <w:t>לְ⁠עַ֑ד</w:t>
       </w:r>
     </w:p>
     <w:p>
@@ -27616,6 +30808,20 @@
       </w:r>
       <w:r>
         <w:rPr>
+          <w:lang w:val="hi_IN" w:bidi="hi_IN"/>
+        </w:rPr>
+        <w:t>לְ⁠עַ֑ד</w:t>
+      </w:r>
+    </w:p>
+    <w:p>
+      <w:pPr/>
+      <w:r>
+        <w:rPr>
+          <w:lang w:val="hi_IN" w:bidi="hi_IN"/>
+        </w:rPr>
+      </w:r>
+      <w:r>
+        <w:rPr>
           <w:b/>
           <w:lang w:val="hi_IN" w:bidi="hi_IN"/>
         </w:rPr>
@@ -27752,6 +30958,20 @@
       </w:r>
       <w:r>
         <w:rPr>
+          <w:lang w:val="hi_IN" w:bidi="hi_IN"/>
+        </w:rPr>
+        <w:t>לִ⁠שְׁפֹּ֨ךְ עֲלֵי⁠הֶ֤ם זַעְמִ⁠י֙</w:t>
+      </w:r>
+    </w:p>
+    <w:p>
+      <w:pPr/>
+      <w:r>
+        <w:rPr>
+          <w:lang w:val="hi_IN" w:bidi="hi_IN"/>
+        </w:rPr>
+      </w:r>
+      <w:r>
+        <w:rPr>
           <w:b/>
           <w:lang w:val="hi_IN" w:bidi="hi_IN"/>
         </w:rPr>
@@ -27876,6 +31096,20 @@
         <w:rPr>
           <w:lang w:val="hi_IN" w:bidi="hi_IN"/>
         </w:rPr>
+      </w:r>
+    </w:p>
+    <w:p>
+      <w:pPr/>
+      <w:r>
+        <w:rPr>
+          <w:lang w:val="hi_IN" w:bidi="hi_IN"/>
+        </w:rPr>
+      </w:r>
+      <w:r>
+        <w:rPr>
+          <w:lang w:val="hi_IN" w:bidi="hi_IN"/>
+        </w:rPr>
+        <w:t>כֹּ֚ל חֲר֣וֹן אַפִּ֔⁠י</w:t>
       </w:r>
     </w:p>
     <w:p>
@@ -28035,6 +31269,20 @@
       </w:r>
       <w:r>
         <w:rPr>
+          <w:lang w:val="hi_IN" w:bidi="hi_IN"/>
+        </w:rPr>
+        <w:t>בְּ⁠אֵ֣שׁ קִנְאָתִ֔⁠י תֵּאָכֵ֖ל כָּל־הָ⁠אָֽרֶץ</w:t>
+      </w:r>
+    </w:p>
+    <w:p>
+      <w:pPr/>
+      <w:r>
+        <w:rPr>
+          <w:lang w:val="hi_IN" w:bidi="hi_IN"/>
+        </w:rPr>
+      </w:r>
+      <w:r>
+        <w:rPr>
           <w:b/>
           <w:lang w:val="hi_IN" w:bidi="hi_IN"/>
         </w:rPr>
@@ -28136,6 +31384,20 @@
       </w:r>
       <w:r>
         <w:rPr>
+          <w:lang w:val="hi_IN" w:bidi="hi_IN"/>
+        </w:rPr>
+        <w:t>כִּֽי &amp; אֶהְפֹּ֥ךְ אֶל־עַמִּ֖ים שָׂפָ֣ה בְרוּרָ֑ה לִ⁠קְרֹ֤א כֻלָּ⁠ם֙ בְּ⁠שֵׁ֣ם יְהוָ֔ה</w:t>
+      </w:r>
+    </w:p>
+    <w:p>
+      <w:pPr/>
+      <w:r>
+        <w:rPr>
+          <w:lang w:val="hi_IN" w:bidi="hi_IN"/>
+        </w:rPr>
+      </w:r>
+      <w:r>
+        <w:rPr>
           <w:b/>
           <w:lang w:val="hi_IN" w:bidi="hi_IN"/>
         </w:rPr>
@@ -28246,6 +31508,20 @@
       </w:r>
       <w:r>
         <w:rPr>
+          <w:lang w:val="hi_IN" w:bidi="hi_IN"/>
+        </w:rPr>
+        <w:t>כִּֽי &amp; אֶהְפֹּ֥ךְ אֶל־עַמִּ֖ים שָׂפָ֣ה בְרוּרָ֑ה</w:t>
+      </w:r>
+    </w:p>
+    <w:p>
+      <w:pPr/>
+      <w:r>
+        <w:rPr>
+          <w:lang w:val="hi_IN" w:bidi="hi_IN"/>
+        </w:rPr>
+      </w:r>
+      <w:r>
+        <w:rPr>
           <w:b/>
           <w:lang w:val="hi_IN" w:bidi="hi_IN"/>
         </w:rPr>
@@ -28356,6 +31632,20 @@
       </w:r>
       <w:r>
         <w:rPr>
+          <w:lang w:val="hi_IN" w:bidi="hi_IN"/>
+        </w:rPr>
+        <w:t>לִ⁠קְרֹ֤א כֻלָּ⁠ם֙ בְּ⁠שֵׁ֣ם יְהוָ֔ה</w:t>
+      </w:r>
+    </w:p>
+    <w:p>
+      <w:pPr/>
+      <w:r>
+        <w:rPr>
+          <w:lang w:val="hi_IN" w:bidi="hi_IN"/>
+        </w:rPr>
+      </w:r>
+      <w:r>
+        <w:rPr>
           <w:b/>
           <w:lang w:val="hi_IN" w:bidi="hi_IN"/>
         </w:rPr>
@@ -28478,6 +31768,20 @@
       </w:r>
       <w:r>
         <w:rPr>
+          <w:lang w:val="hi_IN" w:bidi="hi_IN"/>
+        </w:rPr>
+        <w:t>בְּ⁠שֵׁ֣ם יְהוָ֔ה לְ⁠עָבְד֖⁠וֹ</w:t>
+      </w:r>
+    </w:p>
+    <w:p>
+      <w:pPr/>
+      <w:r>
+        <w:rPr>
+          <w:lang w:val="hi_IN" w:bidi="hi_IN"/>
+        </w:rPr>
+      </w:r>
+      <w:r>
+        <w:rPr>
           <w:b/>
           <w:lang w:val="hi_IN" w:bidi="hi_IN"/>
         </w:rPr>
@@ -28561,6 +31865,20 @@
       </w:r>
       <w:r>
         <w:rPr>
+          <w:lang w:val="hi_IN" w:bidi="hi_IN"/>
+        </w:rPr>
+        <w:t>שְׁכֶ֥ם אֶחָֽד</w:t>
+      </w:r>
+    </w:p>
+    <w:p>
+      <w:pPr/>
+      <w:r>
+        <w:rPr>
+          <w:lang w:val="hi_IN" w:bidi="hi_IN"/>
+        </w:rPr>
+      </w:r>
+      <w:r>
+        <w:rPr>
           <w:b/>
           <w:lang w:val="hi_IN" w:bidi="hi_IN"/>
         </w:rPr>
@@ -28658,6 +31976,20 @@
       </w:r>
       <w:r>
         <w:rPr>
+          <w:lang w:val="hi_IN" w:bidi="hi_IN"/>
+        </w:rPr>
+        <w:t>מֵ⁠עֵ֖בֶר לְ⁠נַֽהֲרֵי־כ֑וּשׁ</w:t>
+      </w:r>
+    </w:p>
+    <w:p>
+      <w:pPr/>
+      <w:r>
+        <w:rPr>
+          <w:lang w:val="hi_IN" w:bidi="hi_IN"/>
+        </w:rPr>
+      </w:r>
+      <w:r>
+        <w:rPr>
           <w:b/>
           <w:lang w:val="hi_IN" w:bidi="hi_IN"/>
         </w:rPr>
@@ -28754,6 +32086,20 @@
       </w:r>
       <w:r>
         <w:rPr>
+          <w:lang w:val="hi_IN" w:bidi="hi_IN"/>
+        </w:rPr>
+        <w:t>בַּת־פוּצַ֔⁠י</w:t>
+      </w:r>
+    </w:p>
+    <w:p>
+      <w:pPr/>
+      <w:r>
+        <w:rPr>
+          <w:lang w:val="hi_IN" w:bidi="hi_IN"/>
+        </w:rPr>
+      </w:r>
+      <w:r>
+        <w:rPr>
           <w:b/>
           <w:lang w:val="hi_IN" w:bidi="hi_IN"/>
         </w:rPr>
@@ -28890,6 +32236,20 @@
       </w:r>
       <w:r>
         <w:rPr>
+          <w:lang w:val="hi_IN" w:bidi="hi_IN"/>
+        </w:rPr>
+        <w:t>בַּת־פוּצַ֔⁠י</w:t>
+      </w:r>
+    </w:p>
+    <w:p>
+      <w:pPr/>
+      <w:r>
+        <w:rPr>
+          <w:lang w:val="hi_IN" w:bidi="hi_IN"/>
+        </w:rPr>
+      </w:r>
+      <w:r>
+        <w:rPr>
           <w:b/>
           <w:lang w:val="hi_IN" w:bidi="hi_IN"/>
         </w:rPr>
@@ -29000,6 +32360,20 @@
       </w:r>
       <w:r>
         <w:rPr>
+          <w:lang w:val="hi_IN" w:bidi="hi_IN"/>
+        </w:rPr>
+        <w:t>יוֹבִל֖וּ⁠ן מִנְחָתִֽ⁠י</w:t>
+      </w:r>
+    </w:p>
+    <w:p>
+      <w:pPr/>
+      <w:r>
+        <w:rPr>
+          <w:lang w:val="hi_IN" w:bidi="hi_IN"/>
+        </w:rPr>
+      </w:r>
+      <w:r>
+        <w:rPr>
           <w:b/>
           <w:lang w:val="hi_IN" w:bidi="hi_IN"/>
         </w:rPr>
@@ -29136,6 +32510,20 @@
         <w:rPr>
           <w:lang w:val="hi_IN" w:bidi="hi_IN"/>
         </w:rPr>
+      </w:r>
+    </w:p>
+    <w:p>
+      <w:pPr/>
+      <w:r>
+        <w:rPr>
+          <w:lang w:val="hi_IN" w:bidi="hi_IN"/>
+        </w:rPr>
+      </w:r>
+      <w:r>
+        <w:rPr>
+          <w:lang w:val="hi_IN" w:bidi="hi_IN"/>
+        </w:rPr>
+        <w:t>לֹ֤א תֵב֨וֹשִׁי֙ &amp; עֲלִילֹתַ֔יִ⁠ךְ</w:t>
       </w:r>
     </w:p>
     <w:p>
@@ -29300,6 +32688,20 @@
       </w:r>
       <w:r>
         <w:rPr>
+          <w:lang w:val="hi_IN" w:bidi="hi_IN"/>
+        </w:rPr>
+        <w:t>עַלִּיזֵי֙ גַּאֲוָתֵ֔⁠ךְ</w:t>
+      </w:r>
+    </w:p>
+    <w:p>
+      <w:pPr/>
+      <w:r>
+        <w:rPr>
+          <w:lang w:val="hi_IN" w:bidi="hi_IN"/>
+        </w:rPr>
+      </w:r>
+      <w:r>
+        <w:rPr>
           <w:b/>
           <w:lang w:val="hi_IN" w:bidi="hi_IN"/>
         </w:rPr>
@@ -29410,6 +32812,20 @@
       </w:r>
       <w:r>
         <w:rPr>
+          <w:lang w:val="hi_IN" w:bidi="hi_IN"/>
+        </w:rPr>
+        <w:t>בְ⁠קִרְבֵּ֔⁠ךְ</w:t>
+      </w:r>
+    </w:p>
+    <w:p>
+      <w:pPr/>
+      <w:r>
+        <w:rPr>
+          <w:lang w:val="hi_IN" w:bidi="hi_IN"/>
+        </w:rPr>
+      </w:r>
+      <w:r>
+        <w:rPr>
           <w:b/>
           <w:lang w:val="hi_IN" w:bidi="hi_IN"/>
         </w:rPr>
@@ -29507,6 +32923,20 @@
       </w:r>
       <w:r>
         <w:rPr>
+          <w:lang w:val="hi_IN" w:bidi="hi_IN"/>
+        </w:rPr>
+        <w:t>עַ֥ם עָנִ֖י וָ⁠דָ֑ל</w:t>
+      </w:r>
+    </w:p>
+    <w:p>
+      <w:pPr/>
+      <w:r>
+        <w:rPr>
+          <w:lang w:val="hi_IN" w:bidi="hi_IN"/>
+        </w:rPr>
+      </w:r>
+      <w:r>
+        <w:rPr>
           <w:b/>
           <w:lang w:val="hi_IN" w:bidi="hi_IN"/>
         </w:rPr>
@@ -29636,6 +33066,20 @@
       </w:r>
       <w:r>
         <w:rPr>
+          <w:lang w:val="hi_IN" w:bidi="hi_IN"/>
+        </w:rPr>
+        <w:t>וְ⁠חָס֖וּ בְּ⁠שֵׁ֥ם יְהוָֽה</w:t>
+      </w:r>
+    </w:p>
+    <w:p>
+      <w:pPr/>
+      <w:r>
+        <w:rPr>
+          <w:lang w:val="hi_IN" w:bidi="hi_IN"/>
+        </w:rPr>
+      </w:r>
+      <w:r>
+        <w:rPr>
           <w:b/>
           <w:lang w:val="hi_IN" w:bidi="hi_IN"/>
         </w:rPr>
@@ -29745,6 +33189,20 @@
       </w:r>
       <w:r>
         <w:rPr>
+          <w:lang w:val="hi_IN" w:bidi="hi_IN"/>
+        </w:rPr>
+        <w:t>וְ⁠חָס֖וּ בְּ⁠שֵׁ֥ם יְהוָֽה</w:t>
+      </w:r>
+    </w:p>
+    <w:p>
+      <w:pPr/>
+      <w:r>
+        <w:rPr>
+          <w:lang w:val="hi_IN" w:bidi="hi_IN"/>
+        </w:rPr>
+      </w:r>
+      <w:r>
+        <w:rPr>
           <w:b/>
           <w:lang w:val="hi_IN" w:bidi="hi_IN"/>
         </w:rPr>
@@ -29867,6 +33325,20 @@
       </w:r>
       <w:r>
         <w:rPr>
+          <w:lang w:val="hi_IN" w:bidi="hi_IN"/>
+        </w:rPr>
+        <w:t>וְ⁠לֹא־יְדַבְּר֣וּ כָזָ֔ב וְ⁠לֹֽא־יִמָּצֵ֥א בְּ⁠פִי⁠הֶ֖ם לְשׁ֣וֹן תַּרְמִ֑ית</w:t>
+      </w:r>
+    </w:p>
+    <w:p>
+      <w:pPr/>
+      <w:r>
+        <w:rPr>
+          <w:lang w:val="hi_IN" w:bidi="hi_IN"/>
+        </w:rPr>
+      </w:r>
+      <w:r>
+        <w:rPr>
           <w:b/>
           <w:lang w:val="hi_IN" w:bidi="hi_IN"/>
         </w:rPr>
@@ -29982,6 +33454,20 @@
       </w:r>
       <w:r>
         <w:rPr>
+          <w:lang w:val="hi_IN" w:bidi="hi_IN"/>
+        </w:rPr>
+        <w:t>וְ⁠לֹא־יְדַבְּר֣וּ כָזָ֔ב וְ⁠לֹֽא־יִמָּצֵ֥א בְּ⁠פִי⁠הֶ֖ם לְשׁ֣וֹן תַּרְמִ֑ית</w:t>
+      </w:r>
+    </w:p>
+    <w:p>
+      <w:pPr/>
+      <w:r>
+        <w:rPr>
+          <w:lang w:val="hi_IN" w:bidi="hi_IN"/>
+        </w:rPr>
+      </w:r>
+      <w:r>
+        <w:rPr>
           <w:b/>
           <w:lang w:val="hi_IN" w:bidi="hi_IN"/>
         </w:rPr>
@@ -30104,6 +33590,20 @@
       </w:r>
       <w:r>
         <w:rPr>
+          <w:lang w:val="hi_IN" w:bidi="hi_IN"/>
+        </w:rPr>
+        <w:t>וְ⁠לֹֽא־יִמָּצֵ֥א בְּ⁠פִי⁠הֶ֖ם לְשׁ֣וֹן תַּרְמִ֑ית</w:t>
+      </w:r>
+    </w:p>
+    <w:p>
+      <w:pPr/>
+      <w:r>
+        <w:rPr>
+          <w:lang w:val="hi_IN" w:bidi="hi_IN"/>
+        </w:rPr>
+      </w:r>
+      <w:r>
+        <w:rPr>
           <w:b/>
           <w:lang w:val="hi_IN" w:bidi="hi_IN"/>
         </w:rPr>
@@ -30225,6 +33725,20 @@
       </w:r>
       <w:r>
         <w:rPr>
+          <w:lang w:val="hi_IN" w:bidi="hi_IN"/>
+        </w:rPr>
+        <w:t>וְ⁠לֹֽא־יִמָּצֵ֥א בְּ⁠פִי⁠הֶ֖ם לְשׁ֣וֹן תַּרְמִ֑ית</w:t>
+      </w:r>
+    </w:p>
+    <w:p>
+      <w:pPr/>
+      <w:r>
+        <w:rPr>
+          <w:lang w:val="hi_IN" w:bidi="hi_IN"/>
+        </w:rPr>
+      </w:r>
+      <w:r>
+        <w:rPr>
           <w:b/>
           <w:lang w:val="hi_IN" w:bidi="hi_IN"/>
         </w:rPr>
@@ -30348,6 +33862,20 @@
       </w:r>
       <w:r>
         <w:rPr>
+          <w:lang w:val="hi_IN" w:bidi="hi_IN"/>
+        </w:rPr>
+        <w:t>וְ⁠לֹֽא־יִמָּצֵ֥א בְּ⁠פִי⁠הֶ֖ם לְשׁ֣וֹן תַּרְמִ֑ית</w:t>
+      </w:r>
+    </w:p>
+    <w:p>
+      <w:pPr/>
+      <w:r>
+        <w:rPr>
+          <w:lang w:val="hi_IN" w:bidi="hi_IN"/>
+        </w:rPr>
+      </w:r>
+      <w:r>
+        <w:rPr>
           <w:b/>
           <w:lang w:val="hi_IN" w:bidi="hi_IN"/>
         </w:rPr>
@@ -30471,6 +33999,20 @@
       </w:r>
       <w:r>
         <w:rPr>
+          <w:lang w:val="hi_IN" w:bidi="hi_IN"/>
+        </w:rPr>
+        <w:t>כִּֽי־הֵ֛מָּה יִרְע֥וּ וְ⁠רָבְצ֖וּ וְ⁠אֵ֥ין מַחֲרִֽיד</w:t>
+      </w:r>
+    </w:p>
+    <w:p>
+      <w:pPr/>
+      <w:r>
+        <w:rPr>
+          <w:lang w:val="hi_IN" w:bidi="hi_IN"/>
+        </w:rPr>
+      </w:r>
+      <w:r>
+        <w:rPr>
           <w:b/>
           <w:lang w:val="hi_IN" w:bidi="hi_IN"/>
         </w:rPr>
@@ -30568,6 +34110,20 @@
       </w:r>
       <w:r>
         <w:rPr>
+          <w:lang w:val="hi_IN" w:bidi="hi_IN"/>
+        </w:rPr>
+        <w:t>כִּֽי־הֵ֛מָּה יִרְע֥וּ וְ⁠רָבְצ֖וּ וְ⁠אֵ֥ין מַחֲרִֽיד</w:t>
+      </w:r>
+    </w:p>
+    <w:p>
+      <w:pPr/>
+      <w:r>
+        <w:rPr>
+          <w:lang w:val="hi_IN" w:bidi="hi_IN"/>
+        </w:rPr>
+      </w:r>
+      <w:r>
+        <w:rPr>
           <w:b/>
           <w:lang w:val="hi_IN" w:bidi="hi_IN"/>
         </w:rPr>
@@ -30691,6 +34247,20 @@
       </w:r>
       <w:r>
         <w:rPr>
+          <w:lang w:val="hi_IN" w:bidi="hi_IN"/>
+        </w:rPr>
+        <w:t>רָנִּי֙ &amp; הָרִ֖יעוּ &amp; שִׂמְחִ֤י וְ⁠עָלְזִי֙</w:t>
+      </w:r>
+    </w:p>
+    <w:p>
+      <w:pPr/>
+      <w:r>
+        <w:rPr>
+          <w:lang w:val="hi_IN" w:bidi="hi_IN"/>
+        </w:rPr>
+      </w:r>
+      <w:r>
+        <w:rPr>
           <w:b/>
           <w:lang w:val="hi_IN" w:bidi="hi_IN"/>
         </w:rPr>
@@ -30857,6 +34427,20 @@
         <w:rPr>
           <w:lang w:val="hi_IN" w:bidi="hi_IN"/>
         </w:rPr>
+      </w:r>
+    </w:p>
+    <w:p>
+      <w:pPr/>
+      <w:r>
+        <w:rPr>
+          <w:lang w:val="hi_IN" w:bidi="hi_IN"/>
+        </w:rPr>
+      </w:r>
+      <w:r>
+        <w:rPr>
+          <w:lang w:val="hi_IN" w:bidi="hi_IN"/>
+        </w:rPr>
+        <w:t>בַּת־צִיּ֔וֹן</w:t>
       </w:r>
     </w:p>
     <w:p>
@@ -30990,6 +34574,20 @@
       </w:r>
       <w:r>
         <w:rPr>
+          <w:lang w:val="hi_IN" w:bidi="hi_IN"/>
+        </w:rPr>
+        <w:t>בַּת־צִיּ֔וֹן</w:t>
+      </w:r>
+    </w:p>
+    <w:p>
+      <w:pPr/>
+      <w:r>
+        <w:rPr>
+          <w:lang w:val="hi_IN" w:bidi="hi_IN"/>
+        </w:rPr>
+      </w:r>
+      <w:r>
+        <w:rPr>
           <w:b/>
           <w:lang w:val="hi_IN" w:bidi="hi_IN"/>
         </w:rPr>
@@ -31080,6 +34678,20 @@
       </w:r>
       <w:r>
         <w:rPr>
+          <w:lang w:val="hi_IN" w:bidi="hi_IN"/>
+        </w:rPr>
+        <w:t>יִשְׂרָאֵ֑ל</w:t>
+      </w:r>
+    </w:p>
+    <w:p>
+      <w:pPr/>
+      <w:r>
+        <w:rPr>
+          <w:lang w:val="hi_IN" w:bidi="hi_IN"/>
+        </w:rPr>
+      </w:r>
+      <w:r>
+        <w:rPr>
           <w:b/>
           <w:lang w:val="hi_IN" w:bidi="hi_IN"/>
         </w:rPr>
@@ -31176,6 +34788,20 @@
       </w:r>
       <w:r>
         <w:rPr>
+          <w:lang w:val="hi_IN" w:bidi="hi_IN"/>
+        </w:rPr>
+        <w:t>שִׂמְחִ֤י וְ⁠עָלְזִי֙</w:t>
+      </w:r>
+    </w:p>
+    <w:p>
+      <w:pPr/>
+      <w:r>
+        <w:rPr>
+          <w:lang w:val="hi_IN" w:bidi="hi_IN"/>
+        </w:rPr>
+      </w:r>
+      <w:r>
+        <w:rPr>
           <w:b/>
           <w:lang w:val="hi_IN" w:bidi="hi_IN"/>
         </w:rPr>
@@ -31293,6 +34919,20 @@
       </w:r>
       <w:r>
         <w:rPr>
+          <w:lang w:val="hi_IN" w:bidi="hi_IN"/>
+        </w:rPr>
+        <w:t>בְּ⁠כָל־לֵ֔ב</w:t>
+      </w:r>
+    </w:p>
+    <w:p>
+      <w:pPr/>
+      <w:r>
+        <w:rPr>
+          <w:lang w:val="hi_IN" w:bidi="hi_IN"/>
+        </w:rPr>
+      </w:r>
+      <w:r>
+        <w:rPr>
           <w:b/>
           <w:lang w:val="hi_IN" w:bidi="hi_IN"/>
         </w:rPr>
@@ -31403,6 +35043,20 @@
       </w:r>
       <w:r>
         <w:rPr>
+          <w:lang w:val="hi_IN" w:bidi="hi_IN"/>
+        </w:rPr>
+        <w:t>בַּ֖ת יְרוּשָׁלִָֽם</w:t>
+      </w:r>
+    </w:p>
+    <w:p>
+      <w:pPr/>
+      <w:r>
+        <w:rPr>
+          <w:lang w:val="hi_IN" w:bidi="hi_IN"/>
+        </w:rPr>
+      </w:r>
+      <w:r>
+        <w:rPr>
           <w:b/>
           <w:lang w:val="hi_IN" w:bidi="hi_IN"/>
         </w:rPr>
@@ -31499,6 +35153,20 @@
       </w:r>
       <w:r>
         <w:rPr>
+          <w:lang w:val="hi_IN" w:bidi="hi_IN"/>
+        </w:rPr>
+        <w:t>מִשְׁפָּטַ֔יִ⁠ךְ &amp; לֹא־תִֽירְאִ֥י</w:t>
+      </w:r>
+    </w:p>
+    <w:p>
+      <w:pPr/>
+      <w:r>
+        <w:rPr>
+          <w:lang w:val="hi_IN" w:bidi="hi_IN"/>
+        </w:rPr>
+      </w:r>
+      <w:r>
+        <w:rPr>
           <w:b/>
           <w:lang w:val="hi_IN" w:bidi="hi_IN"/>
         </w:rPr>
@@ -31596,6 +35264,20 @@
       </w:r>
       <w:r>
         <w:rPr>
+          <w:lang w:val="hi_IN" w:bidi="hi_IN"/>
+        </w:rPr>
+        <w:t>מִשְׁפָּטַ֔יִ⁠ךְ</w:t>
+      </w:r>
+    </w:p>
+    <w:p>
+      <w:pPr/>
+      <w:r>
+        <w:rPr>
+          <w:lang w:val="hi_IN" w:bidi="hi_IN"/>
+        </w:rPr>
+      </w:r>
+      <w:r>
+        <w:rPr>
           <w:b/>
           <w:lang w:val="hi_IN" w:bidi="hi_IN"/>
         </w:rPr>
@@ -31719,6 +35401,20 @@
       </w:r>
       <w:r>
         <w:rPr>
+          <w:lang w:val="hi_IN" w:bidi="hi_IN"/>
+        </w:rPr>
+        <w:t>מֶ֣לֶךְ יִשְׂרָאֵ֤ל</w:t>
+      </w:r>
+    </w:p>
+    <w:p>
+      <w:pPr/>
+      <w:r>
+        <w:rPr>
+          <w:lang w:val="hi_IN" w:bidi="hi_IN"/>
+        </w:rPr>
+      </w:r>
+      <w:r>
+        <w:rPr>
           <w:b/>
           <w:lang w:val="hi_IN" w:bidi="hi_IN"/>
         </w:rPr>
@@ -31853,6 +35549,20 @@
       </w:r>
       <w:r>
         <w:rPr>
+          <w:lang w:val="hi_IN" w:bidi="hi_IN"/>
+        </w:rPr>
+        <w:t>בַּ⁠יּ֣וֹם הַ⁠ה֔וּא</w:t>
+      </w:r>
+    </w:p>
+    <w:p>
+      <w:pPr/>
+      <w:r>
+        <w:rPr>
+          <w:lang w:val="hi_IN" w:bidi="hi_IN"/>
+        </w:rPr>
+      </w:r>
+      <w:r>
+        <w:rPr>
           <w:b/>
           <w:lang w:val="hi_IN" w:bidi="hi_IN"/>
         </w:rPr>
@@ -31949,6 +35659,20 @@
       </w:r>
       <w:r>
         <w:rPr>
+          <w:lang w:val="hi_IN" w:bidi="hi_IN"/>
+        </w:rPr>
+        <w:t>יֵאָמֵ֥ר</w:t>
+      </w:r>
+    </w:p>
+    <w:p>
+      <w:pPr/>
+      <w:r>
+        <w:rPr>
+          <w:lang w:val="hi_IN" w:bidi="hi_IN"/>
+        </w:rPr>
+      </w:r>
+      <w:r>
+        <w:rPr>
           <w:b/>
           <w:lang w:val="hi_IN" w:bidi="hi_IN"/>
         </w:rPr>
@@ -32032,6 +35756,20 @@
       </w:r>
       <w:r>
         <w:rPr>
+          <w:lang w:val="hi_IN" w:bidi="hi_IN"/>
+        </w:rPr>
+        <w:t>לִירֽוּשָׁלִַ֖ם אַל־תִּירָ֑אִי צִיּ֖וֹן אַל־יִרְפּ֥וּ יָדָֽיִ⁠ךְ</w:t>
+      </w:r>
+    </w:p>
+    <w:p>
+      <w:pPr/>
+      <w:r>
+        <w:rPr>
+          <w:lang w:val="hi_IN" w:bidi="hi_IN"/>
+        </w:rPr>
+      </w:r>
+      <w:r>
+        <w:rPr>
           <w:b/>
           <w:lang w:val="hi_IN" w:bidi="hi_IN"/>
         </w:rPr>
@@ -32167,6 +35905,20 @@
       </w:r>
       <w:r>
         <w:rPr>
+          <w:lang w:val="hi_IN" w:bidi="hi_IN"/>
+        </w:rPr>
+        <w:t>אַל־תִּירָ֑אִי צִיּ֖וֹן אַל־יִרְפּ֥וּ יָדָֽיִ⁠ךְ</w:t>
+      </w:r>
+    </w:p>
+    <w:p>
+      <w:pPr/>
+      <w:r>
+        <w:rPr>
+          <w:lang w:val="hi_IN" w:bidi="hi_IN"/>
+        </w:rPr>
+      </w:r>
+      <w:r>
+        <w:rPr>
           <w:b/>
           <w:lang w:val="hi_IN" w:bidi="hi_IN"/>
         </w:rPr>
@@ -32277,6 +36029,20 @@
       </w:r>
       <w:r>
         <w:rPr>
+          <w:lang w:val="hi_IN" w:bidi="hi_IN"/>
+        </w:rPr>
+        <w:t>יַחֲרִישׁ֙ בְּ⁠אַ֣הֲבָת֔⁠וֹ</w:t>
+      </w:r>
+    </w:p>
+    <w:p>
+      <w:pPr/>
+      <w:r>
+        <w:rPr>
+          <w:lang w:val="hi_IN" w:bidi="hi_IN"/>
+        </w:rPr>
+      </w:r>
+      <w:r>
+        <w:rPr>
           <w:b/>
           <w:lang w:val="hi_IN" w:bidi="hi_IN"/>
         </w:rPr>
@@ -32413,6 +36179,20 @@
       </w:r>
       <w:r>
         <w:rPr>
+          <w:lang w:val="hi_IN" w:bidi="hi_IN"/>
+        </w:rPr>
+        <w:t>נוּגֵ֧י מִ⁠מּוֹעֵ֛ד אָסַ֖פְתִּי מִמֵּ֣⁠ךְ הָי֑וּ מַשְׂאֵ֥ת עָלֶ֖י⁠הָ חֶרְפָּֽה</w:t>
+      </w:r>
+    </w:p>
+    <w:p>
+      <w:pPr/>
+      <w:r>
+        <w:rPr>
+          <w:lang w:val="hi_IN" w:bidi="hi_IN"/>
+        </w:rPr>
+      </w:r>
+      <w:r>
+        <w:rPr>
           <w:b/>
           <w:lang w:val="hi_IN" w:bidi="hi_IN"/>
         </w:rPr>
@@ -32510,6 +36290,20 @@
       </w:r>
       <w:r>
         <w:rPr>
+          <w:lang w:val="hi_IN" w:bidi="hi_IN"/>
+        </w:rPr>
+        <w:t>נוּגֵ֧י מִ⁠מּוֹעֵ֛ד אָסַ֖פְתִּי מִמֵּ֣⁠ךְ הָי֑וּ</w:t>
+      </w:r>
+    </w:p>
+    <w:p>
+      <w:pPr/>
+      <w:r>
+        <w:rPr>
+          <w:lang w:val="hi_IN" w:bidi="hi_IN"/>
+        </w:rPr>
+      </w:r>
+      <w:r>
+        <w:rPr>
           <w:b/>
           <w:lang w:val="hi_IN" w:bidi="hi_IN"/>
         </w:rPr>
@@ -32646,6 +36440,20 @@
       </w:r>
       <w:r>
         <w:rPr>
+          <w:lang w:val="hi_IN" w:bidi="hi_IN"/>
+        </w:rPr>
+        <w:t>אָסַ֖פְתִּי</w:t>
+      </w:r>
+    </w:p>
+    <w:p>
+      <w:pPr/>
+      <w:r>
+        <w:rPr>
+          <w:lang w:val="hi_IN" w:bidi="hi_IN"/>
+        </w:rPr>
+      </w:r>
+      <w:r>
+        <w:rPr>
           <w:b/>
           <w:lang w:val="hi_IN" w:bidi="hi_IN"/>
         </w:rPr>
@@ -32743,6 +36551,20 @@
       </w:r>
       <w:r>
         <w:rPr>
+          <w:lang w:val="hi_IN" w:bidi="hi_IN"/>
+        </w:rPr>
+        <w:t>מַשְׂאֵ֥ת עָלֶ֖י⁠הָ חֶרְפָּֽה</w:t>
+      </w:r>
+    </w:p>
+    <w:p>
+      <w:pPr/>
+      <w:r>
+        <w:rPr>
+          <w:lang w:val="hi_IN" w:bidi="hi_IN"/>
+        </w:rPr>
+      </w:r>
+      <w:r>
+        <w:rPr>
           <w:b/>
           <w:lang w:val="hi_IN" w:bidi="hi_IN"/>
         </w:rPr>
@@ -32866,6 +36688,20 @@
       </w:r>
       <w:r>
         <w:rPr>
+          <w:lang w:val="hi_IN" w:bidi="hi_IN"/>
+        </w:rPr>
+        <w:t>וְ⁠הוֹשַׁעְתִּ֣י אֶת־הַ⁠צֹּלֵעָ֗ה וְ⁠הַ⁠נִּדָּחָה֙ אֲקַבֵּ֔ץ</w:t>
+      </w:r>
+    </w:p>
+    <w:p>
+      <w:pPr/>
+      <w:r>
+        <w:rPr>
+          <w:lang w:val="hi_IN" w:bidi="hi_IN"/>
+        </w:rPr>
+      </w:r>
+      <w:r>
+        <w:rPr>
           <w:b/>
           <w:lang w:val="hi_IN" w:bidi="hi_IN"/>
         </w:rPr>
@@ -33015,6 +36851,20 @@
       </w:r>
       <w:r>
         <w:rPr>
+          <w:lang w:val="hi_IN" w:bidi="hi_IN"/>
+        </w:rPr>
+        <w:t>אֶת־הַ⁠צֹּלֵעָ֗ה</w:t>
+      </w:r>
+    </w:p>
+    <w:p>
+      <w:pPr/>
+      <w:r>
+        <w:rPr>
+          <w:lang w:val="hi_IN" w:bidi="hi_IN"/>
+        </w:rPr>
+      </w:r>
+      <w:r>
+        <w:rPr>
           <w:b/>
           <w:lang w:val="hi_IN" w:bidi="hi_IN"/>
         </w:rPr>
@@ -33125,6 +36975,20 @@
       </w:r>
       <w:r>
         <w:rPr>
+          <w:lang w:val="hi_IN" w:bidi="hi_IN"/>
+        </w:rPr>
+        <w:t>וְ⁠הַ⁠נִּדָּחָה֙</w:t>
+      </w:r>
+    </w:p>
+    <w:p>
+      <w:pPr/>
+      <w:r>
+        <w:rPr>
+          <w:lang w:val="hi_IN" w:bidi="hi_IN"/>
+        </w:rPr>
+      </w:r>
+      <w:r>
+        <w:rPr>
           <w:b/>
           <w:lang w:val="hi_IN" w:bidi="hi_IN"/>
         </w:rPr>
@@ -33234,6 +37098,20 @@
       </w:r>
       <w:r>
         <w:rPr>
+          <w:lang w:val="hi_IN" w:bidi="hi_IN"/>
+        </w:rPr>
+        <w:t>וְ⁠שַׂמְתִּי⁠ם֙ לִ⁠תְהִלָּ֣ה וּ⁠לְ⁠שֵׁ֔ם בְּ⁠כָל־הָ⁠אָ֖רֶץ בָּשְׁתָּֽ⁠ם</w:t>
+      </w:r>
+    </w:p>
+    <w:p>
+      <w:pPr/>
+      <w:r>
+        <w:rPr>
+          <w:lang w:val="hi_IN" w:bidi="hi_IN"/>
+        </w:rPr>
+      </w:r>
+      <w:r>
+        <w:rPr>
           <w:b/>
           <w:lang w:val="hi_IN" w:bidi="hi_IN"/>
         </w:rPr>
@@ -33343,6 +37221,20 @@
       </w:r>
       <w:r>
         <w:rPr>
+          <w:lang w:val="hi_IN" w:bidi="hi_IN"/>
+        </w:rPr>
+        <w:t>וְ⁠שַׂמְתִּי⁠ם֙ לִ⁠תְהִלָּ֣ה</w:t>
+      </w:r>
+    </w:p>
+    <w:p>
+      <w:pPr/>
+      <w:r>
+        <w:rPr>
+          <w:lang w:val="hi_IN" w:bidi="hi_IN"/>
+        </w:rPr>
+      </w:r>
+      <w:r>
+        <w:rPr>
           <w:b/>
           <w:lang w:val="hi_IN" w:bidi="hi_IN"/>
         </w:rPr>
@@ -33478,6 +37370,20 @@
       </w:r>
       <w:r>
         <w:rPr>
+          <w:lang w:val="hi_IN" w:bidi="hi_IN"/>
+        </w:rPr>
+        <w:t>וּ⁠לְ⁠שֵׁ֔ם בְּ⁠כָל־הָ⁠אָ֖רֶץ בָּשְׁתָּֽ⁠ם</w:t>
+      </w:r>
+    </w:p>
+    <w:p>
+      <w:pPr/>
+      <w:r>
+        <w:rPr>
+          <w:lang w:val="hi_IN" w:bidi="hi_IN"/>
+        </w:rPr>
+      </w:r>
+      <w:r>
+        <w:rPr>
           <w:b/>
           <w:lang w:val="hi_IN" w:bidi="hi_IN"/>
         </w:rPr>
@@ -33588,6 +37494,20 @@
       </w:r>
       <w:r>
         <w:rPr>
+          <w:lang w:val="hi_IN" w:bidi="hi_IN"/>
+        </w:rPr>
+        <w:t>אָבִ֣יא אֶתְ⁠כֶ֔ם</w:t>
+      </w:r>
+    </w:p>
+    <w:p>
+      <w:pPr/>
+      <w:r>
+        <w:rPr>
+          <w:lang w:val="hi_IN" w:bidi="hi_IN"/>
+        </w:rPr>
+      </w:r>
+      <w:r>
+        <w:rPr>
           <w:b/>
           <w:lang w:val="hi_IN" w:bidi="hi_IN"/>
         </w:rPr>
@@ -33737,6 +37657,20 @@
       </w:r>
       <w:r>
         <w:rPr>
+          <w:lang w:val="hi_IN" w:bidi="hi_IN"/>
+        </w:rPr>
+        <w:t>אֶתֵּ֨ן אֶתְ⁠כֶ֜ם לְ⁠שֵׁ֣ם וְ⁠לִ⁠תְהִלָּ֗ה בְּ⁠כֹל֙ עַמֵּ֣י הָ⁠אָ֔רֶץ</w:t>
+      </w:r>
+    </w:p>
+    <w:p>
+      <w:pPr/>
+      <w:r>
+        <w:rPr>
+          <w:lang w:val="hi_IN" w:bidi="hi_IN"/>
+        </w:rPr>
+      </w:r>
+      <w:r>
+        <w:rPr>
           <w:b/>
           <w:lang w:val="hi_IN" w:bidi="hi_IN"/>
         </w:rPr>
@@ -33860,6 +37794,20 @@
       </w:r>
       <w:r>
         <w:rPr>
+          <w:lang w:val="hi_IN" w:bidi="hi_IN"/>
+        </w:rPr>
+        <w:t>בְּ⁠שׁוּבִ֧⁠י אֶת־שְׁבוּתֵי⁠כֶ֛ם לְ⁠עֵינֵי⁠כֶ֖ם</w:t>
+      </w:r>
+    </w:p>
+    <w:p>
+      <w:pPr/>
+      <w:r>
+        <w:rPr>
+          <w:lang w:val="hi_IN" w:bidi="hi_IN"/>
+        </w:rPr>
+      </w:r>
+      <w:r>
+        <w:rPr>
           <w:b/>
           <w:lang w:val="hi_IN" w:bidi="hi_IN"/>
         </w:rPr>
@@ -33972,6 +37920,20 @@
         <w:rPr>
           <w:lang w:val="hi_IN" w:bidi="hi_IN"/>
         </w:rPr>
+      </w:r>
+    </w:p>
+    <w:p>
+      <w:pPr/>
+      <w:r>
+        <w:rPr>
+          <w:lang w:val="hi_IN" w:bidi="hi_IN"/>
+        </w:rPr>
+      </w:r>
+      <w:r>
+        <w:rPr>
+          <w:lang w:val="hi_IN" w:bidi="hi_IN"/>
+        </w:rPr>
+        <w:t>אָמַ֥ר יְהוָֽה</w:t>
       </w:r>
     </w:p>
     <w:p>

--- a/hin/docx/36.content.docx
+++ b/hin/docx/36.content.docx
@@ -209,7 +209,7 @@
         <w:rPr>
           <w:lang w:val="hi_IN" w:bidi="hi_IN"/>
         </w:rPr>
-        <w:t>דְּבַר־יְהוָ֣ה ׀ אֲשֶׁ֣ר הָיָ֗ה אֶל־צְפַנְיָה֙</w:t>
+        <w:t>דְּבַר־יְהוָ֣ה ׀ אֲשֶׁ֣ר הָיָ֗ה אֶל־צְפַנְיָה֙</w:t>
       </w:r>
     </w:p>
     <w:p>
@@ -340,7 +340,7 @@
         <w:rPr>
           <w:lang w:val="hi_IN" w:bidi="hi_IN"/>
         </w:rPr>
-        <w:t>בֶּן־כּוּשִׁ֣י בֶן־גְּדַלְיָ֔ה בֶּן־אֲמַרְיָ֖ה בֶּן־חִזְקִיָּ֑ה</w:t>
+        <w:t>בֶּן־כּוּשִׁ֣י בֶן־גְּדַלְיָ֔ה בֶּן־אֲמַרְיָ֖ה בֶּן־חִזְקִיָּ֑ה</w:t>
       </w:r>
     </w:p>
     <w:p>
@@ -464,7 +464,7 @@
         <w:rPr>
           <w:lang w:val="hi_IN" w:bidi="hi_IN"/>
         </w:rPr>
-        <w:t>צְפַנְיָה֙ &amp; כּוּשִׁ֣י &amp; גְּדַלְיָ֔ה &amp; אֲמַרְיָ֖ה &amp; חִזְקִיָּ֑ה &amp; יֹאשִׁיָּ֥הוּ &amp; אָמ֖וֹן</w:t>
+        <w:t>צְפַנְיָה֙ &amp; כּוּשִׁ֣י &amp; גְּדַלְיָ֔ה &amp; אֲמַרְיָ֖ה &amp; חִזְקִיָּ֑ה &amp; יֹאשִׁיָּ֥הוּ &amp; אָמ֖וֹן</w:t>
       </w:r>
     </w:p>
     <w:p>
@@ -744,7 +744,7 @@
         <w:rPr>
           <w:lang w:val="hi_IN" w:bidi="hi_IN"/>
         </w:rPr>
-        <w:t>בִּ⁠ימֵ֛י יֹאשִׁיָּ֥הוּ בֶן־אָמ֖וֹן מֶ֥לֶךְ יְהוּדָֽה</w:t>
+        <w:t>בִּ⁠ימֵ֛י יֹאשִׁיָּ֥הוּ בֶן־אָמ֖וֹן מֶ֥לֶךְ יְהוּדָֽה</w:t>
       </w:r>
     </w:p>
     <w:p>
@@ -881,7 +881,7 @@
         <w:rPr>
           <w:lang w:val="hi_IN" w:bidi="hi_IN"/>
         </w:rPr>
-        <w:t>אָסֹ֨ף אָסֵ֜ף כֹּ֗ל מֵ⁠עַ֛ל פְּנֵ֥י הָ⁠אֲדָמָ֖ה נְאֻם־יְהוָֽה</w:t>
+        <w:t>אָסֹ֨ף אָסֵ֜ף כֹּ֗ל מֵ⁠עַ֛ל פְּנֵ֥י הָ⁠אֲדָמָ֖ה נְאֻם־יְהוָֽה</w:t>
       </w:r>
     </w:p>
     <w:p>
@@ -1041,7 +1041,7 @@
         <w:rPr>
           <w:lang w:val="hi_IN" w:bidi="hi_IN"/>
         </w:rPr>
-        <w:t>אָסֹ֨ף אָסֵ֜ף כֹּ֗ל מֵ⁠עַ֛ל פְּנֵ֥י הָ⁠אֲדָמָ֖ה</w:t>
+        <w:t>אָסֹ֨ף אָסֵ֜ף כֹּ֗ל מֵ⁠עַ֛ל פְּנֵ֥י הָ⁠אֲדָמָ֖ה</w:t>
       </w:r>
     </w:p>
     <w:p>
@@ -1165,7 +1165,7 @@
         <w:rPr>
           <w:lang w:val="hi_IN" w:bidi="hi_IN"/>
         </w:rPr>
-        <w:t>אָסֹ֨ף אָסֵ֜ף כֹּ֗ל</w:t>
+        <w:t>אָסֹ֨ף אָסֵ֜ף כֹּ֗ל</w:t>
       </w:r>
     </w:p>
     <w:p>
@@ -1288,7 +1288,7 @@
         <w:rPr>
           <w:lang w:val="hi_IN" w:bidi="hi_IN"/>
         </w:rPr>
-        <w:t>פְּנֵ֥י הָ⁠אֲדָמָ֖ה</w:t>
+        <w:t>פְּנֵ֥י הָ⁠אֲדָמָ֖ה</w:t>
       </w:r>
     </w:p>
     <w:p>
@@ -1562,7 +1562,7 @@
         <w:rPr>
           <w:lang w:val="hi_IN" w:bidi="hi_IN"/>
         </w:rPr>
-        <w:t>אָסֵ֨ף אָדָ֜ם וּ⁠בְהֵמָ֗ה אָסֵ֤ף עוֹף־הַ⁠שָּׁמַ֨יִם֙ וּ⁠דְגֵ֣י הַ⁠יָּ֔ם</w:t>
+        <w:t>אָסֵ֨ף אָדָ֜ם וּ⁠בְהֵמָ֗ה אָסֵ֤ף עוֹף־הַ⁠שָּׁמַ֨יִם֙ וּ⁠דְגֵ֣י הַ⁠יָּ֔ם</w:t>
       </w:r>
     </w:p>
     <w:p>
@@ -1945,7 +1945,7 @@
         <w:rPr>
           <w:lang w:val="hi_IN" w:bidi="hi_IN"/>
         </w:rPr>
-        <w:t>וְ⁠הַ⁠מַּכְשֵׁל֖וֹת אֶת־הָ⁠רְשָׁעִ֑ים</w:t>
+        <w:t>וְ⁠הַ⁠מַּכְשֵׁל֖וֹת אֶת־הָ⁠רְשָׁעִ֑ים</w:t>
       </w:r>
     </w:p>
     <w:p>
@@ -2069,7 +2069,7 @@
         <w:rPr>
           <w:lang w:val="hi_IN" w:bidi="hi_IN"/>
         </w:rPr>
-        <w:t>וְ⁠הַ⁠מַּכְשֵׁל֖וֹת</w:t>
+        <w:t>וְ⁠הַ⁠מַּכְשֵׁל֖וֹת</w:t>
       </w:r>
     </w:p>
     <w:p>
@@ -2193,7 +2193,7 @@
         <w:rPr>
           <w:lang w:val="hi_IN" w:bidi="hi_IN"/>
         </w:rPr>
-        <w:t>אֶת־הָ⁠רְשָׁעִ֑ים</w:t>
+        <w:t>אֶת־הָ⁠רְשָׁעִ֑ים</w:t>
       </w:r>
     </w:p>
     <w:p>
@@ -2317,7 +2317,7 @@
         <w:rPr>
           <w:lang w:val="hi_IN" w:bidi="hi_IN"/>
         </w:rPr>
-        <w:t>וְ⁠הִכְרַתִּ֣י אֶת־הָ⁠אָדָ֗ם מֵ⁠עַ֛ל פְּנֵ֥י הָ⁠אֲדָמָ֖ה</w:t>
+        <w:t>וְ⁠הִכְרַתִּ֣י אֶת־הָ⁠אָדָ֗ם מֵ⁠עַ֛ל פְּנֵ֥י הָ⁠אֲדָמָ֖ה</w:t>
       </w:r>
     </w:p>
     <w:p>
@@ -2428,7 +2428,7 @@
         <w:rPr>
           <w:lang w:val="hi_IN" w:bidi="hi_IN"/>
         </w:rPr>
-        <w:t>וְ⁠הִכְרַתִּ֣י אֶת־הָ⁠אָדָ֗ם</w:t>
+        <w:t>וְ⁠הִכְרַתִּ֣י אֶת־הָ⁠אָדָ֗ם</w:t>
       </w:r>
     </w:p>
     <w:p>
@@ -2564,7 +2564,7 @@
         <w:rPr>
           <w:lang w:val="hi_IN" w:bidi="hi_IN"/>
         </w:rPr>
-        <w:t>וְ⁠הִכְרַתִּ֣י אֶת־הָ⁠אָדָ֗ם</w:t>
+        <w:t>וְ⁠הִכְרַתִּ֣י אֶת־הָ⁠אָדָ֗ם</w:t>
       </w:r>
     </w:p>
     <w:p>
@@ -2712,7 +2712,7 @@
         <w:rPr>
           <w:lang w:val="hi_IN" w:bidi="hi_IN"/>
         </w:rPr>
-        <w:t>פְּנֵ֥י הָ⁠אֲדָמָ֖ה</w:t>
+        <w:t>פְּנֵ֥י הָ⁠אֲדָמָ֖ה</w:t>
       </w:r>
     </w:p>
     <w:p>
@@ -2947,7 +2947,7 @@
         <w:rPr>
           <w:lang w:val="hi_IN" w:bidi="hi_IN"/>
         </w:rPr>
-        <w:t>וְ⁠הִכְרַתִּ֞י מִן־הַ⁠מָּק֤וֹם הַ⁠זֶּה֙</w:t>
+        <w:t>וְ⁠הִכְרַתִּ֞י מִן־הַ⁠מָּק֤וֹם הַ⁠זֶּה֙</w:t>
       </w:r>
     </w:p>
     <w:p>
@@ -3084,7 +3084,7 @@
         <w:rPr>
           <w:lang w:val="hi_IN" w:bidi="hi_IN"/>
         </w:rPr>
-        <w:t>וְ⁠הִכְרַתִּ֞י מִן־הַ⁠מָּק֤וֹם הַ⁠זֶּה֙</w:t>
+        <w:t>וְ⁠הִכְרַתִּ֞י מִן־הַ⁠מָּק֤וֹם הַ⁠זֶּה֙</w:t>
       </w:r>
     </w:p>
     <w:p>
@@ -3195,7 +3195,7 @@
         <w:rPr>
           <w:lang w:val="hi_IN" w:bidi="hi_IN"/>
         </w:rPr>
-        <w:t>אֶת־שְׁאָ֣ר הַ⁠בַּ֔עַל</w:t>
+        <w:t>אֶת־שְׁאָ֣ר הַ⁠בַּ֔עַל</w:t>
       </w:r>
     </w:p>
     <w:p>
@@ -3306,7 +3306,7 @@
         <w:rPr>
           <w:lang w:val="hi_IN" w:bidi="hi_IN"/>
         </w:rPr>
-        <w:t>אֶת־שְׁאָ֣ר הַ⁠בַּ֔עַל</w:t>
+        <w:t>אֶת־שְׁאָ֣ר הַ⁠בַּ֔עַל</w:t>
       </w:r>
     </w:p>
     <w:p>
@@ -3443,7 +3443,7 @@
         <w:rPr>
           <w:lang w:val="hi_IN" w:bidi="hi_IN"/>
         </w:rPr>
-        <w:t>אֶת־שֵׁ֥ם הַ⁠כְּמָרִ֖ים עִם־הַ⁠כֹּהֲנִֽים</w:t>
+        <w:t>אֶת־שֵׁ֥ם הַ⁠כְּמָרִ֖ים עִם־הַ⁠כֹּהֲנִֽים</w:t>
       </w:r>
     </w:p>
     <w:p>
@@ -3578,7 +3578,7 @@
         <w:rPr>
           <w:lang w:val="hi_IN" w:bidi="hi_IN"/>
         </w:rPr>
-        <w:t>אֶת־שֵׁ֥ם</w:t>
+        <w:t>אֶת־שֵׁ֥ם</w:t>
       </w:r>
     </w:p>
     <w:p>
@@ -3715,7 +3715,7 @@
         <w:rPr>
           <w:lang w:val="hi_IN" w:bidi="hi_IN"/>
         </w:rPr>
-        <w:t>עִם־הַ⁠כֹּהֲנִֽים</w:t>
+        <w:t>עִם־הַ⁠כֹּהֲנִֽים</w:t>
       </w:r>
     </w:p>
     <w:p>
@@ -3857,7 +3857,7 @@
         <w:rPr>
           <w:lang w:val="hi_IN" w:bidi="hi_IN"/>
         </w:rPr>
-        <w:t>וְ⁠אֶת־הַ⁠מִּשְׁתַּחֲוִ֥ים עַל־הַ⁠גַּגּ֖וֹת לִ⁠צְבָ֣א הַ⁠שָּׁמָ֑יִם וְ⁠אֶת־הַ⁠מִּֽשְׁתַּחֲוִים֙ הַ⁠נִּשְׁבָּעִ֣ים לַֽ⁠יהוָ֔ה וְ⁠הַ⁠נִּשְׁבָּעִ֖ים בְּ⁠מַלְכָּֽ⁠ם</w:t>
+        <w:t>וְ⁠אֶת־הַ⁠מִּשְׁתַּחֲוִ֥ים עַל־הַ⁠גַּגּ֖וֹת לִ⁠צְבָ֣א הַ⁠שָּׁמָ֑יִם וְ⁠אֶת־הַ⁠מִּֽשְׁתַּחֲוִים֙ הַ⁠נִּשְׁבָּעִ֣ים לַֽ⁠יהוָ֔ה וְ⁠הַ⁠נִּשְׁבָּעִ֖ים בְּ⁠מַלְכָּֽ⁠ם</w:t>
       </w:r>
     </w:p>
     <w:p>
@@ -3968,7 +3968,7 @@
         <w:rPr>
           <w:lang w:val="hi_IN" w:bidi="hi_IN"/>
         </w:rPr>
-        <w:t>וְ⁠אֶת־הַ⁠מִּשְׁתַּחֲוִ֥ים עַל־הַ⁠גַּגּ֖וֹת לִ⁠צְבָ֣א</w:t>
+        <w:t>וְ⁠אֶת־הַ⁠מִּשְׁתַּחֲוִ֥ים עַל־הַ⁠גַּגּ֖וֹת לִ⁠צְבָ֣א</w:t>
       </w:r>
     </w:p>
     <w:p>
@@ -4092,7 +4092,7 @@
         <w:rPr>
           <w:lang w:val="hi_IN" w:bidi="hi_IN"/>
         </w:rPr>
-        <w:t>לִ⁠צְבָ֣א הַ⁠שָּׁמָ֑יִם</w:t>
+        <w:t>לִ⁠צְבָ֣א הַ⁠שָּׁמָ֑יִם</w:t>
       </w:r>
     </w:p>
     <w:p>
@@ -4241,7 +4241,7 @@
         <w:rPr>
           <w:lang w:val="hi_IN" w:bidi="hi_IN"/>
         </w:rPr>
-        <w:t>וְ⁠אֶת־הַ⁠מִּֽשְׁתַּחֲוִים֙ הַ⁠נִּשְׁבָּעִ֣ים לַֽ⁠יהוָ֔ה</w:t>
+        <w:t>וְ⁠אֶת־הַ⁠מִּֽשְׁתַּחֲוִים֙ הַ⁠נִּשְׁבָּעִ֣ים לַֽ⁠יהוָ֔ה</w:t>
       </w:r>
     </w:p>
     <w:p>
@@ -4352,7 +4352,7 @@
         <w:rPr>
           <w:lang w:val="hi_IN" w:bidi="hi_IN"/>
         </w:rPr>
-        <w:t>וְ⁠אֶת־הַ⁠מִּֽשְׁתַּחֲוִים֙ הַ⁠נִּשְׁבָּעִ֣ים לַֽ⁠יהוָ֔ה</w:t>
+        <w:t>וְ⁠אֶת־הַ⁠מִּֽשְׁתַּחֲוִים֙ הַ⁠נִּשְׁבָּעִ֣ים לַֽ⁠יהוָ֔ה</w:t>
       </w:r>
     </w:p>
     <w:p>
@@ -4515,7 +4515,7 @@
         <w:rPr>
           <w:lang w:val="hi_IN" w:bidi="hi_IN"/>
         </w:rPr>
-        <w:t>הַ⁠נִּשְׁבָּעִ֣ים לַֽ⁠יהוָ֔ה וְ⁠הַ⁠נִּשְׁבָּעִ֖ים בְּ⁠מַלְכָּֽ⁠ם</w:t>
+        <w:t>הַ⁠נִּשְׁבָּעִ֣ים לַֽ⁠יהוָ֔ה וְ⁠הַ⁠נִּשְׁבָּעִ֖ים בְּ⁠מַלְכָּֽ⁠ם</w:t>
       </w:r>
     </w:p>
     <w:p>
@@ -4677,7 +4677,7 @@
         <w:rPr>
           <w:lang w:val="hi_IN" w:bidi="hi_IN"/>
         </w:rPr>
-        <w:t>הַ⁠נִּשְׁבָּעִ֣ים לַֽ⁠יהוָ֔ה וְ⁠הַ⁠נִּשְׁבָּעִ֖ים בְּ⁠מַלְכָּֽ⁠ם</w:t>
+        <w:t>הַ⁠נִּשְׁבָּעִ֣ים לַֽ⁠יהוָ֔ה וְ⁠הַ⁠נִּשְׁבָּעִ֖ים בְּ⁠מַלְכָּֽ⁠ם</w:t>
       </w:r>
     </w:p>
     <w:p>
@@ -4827,7 +4827,7 @@
         <w:rPr>
           <w:lang w:val="hi_IN" w:bidi="hi_IN"/>
         </w:rPr>
-        <w:t>וְ⁠אֶת־הַ⁠נְּסוֹגִ֖ים מֵ⁠אַחֲרֵ֣י יְהוָ֑ה וַ⁠אֲשֶׁ֛ר לֹֽא־בִקְשׁ֥וּ אֶת־יְהוָ֖ה וְ⁠לֹ֥א דְרָשֻֽׁ⁠הוּ</w:t>
+        <w:t>וְ⁠אֶת־הַ⁠נְּסוֹגִ֖ים מֵ⁠אַחֲרֵ֣י יְהוָ֑ה וַ⁠אֲשֶׁ֛ר לֹֽא־בִקְשׁ֥וּ אֶת־יְהוָ֖ה וְ⁠לֹ֥א דְרָשֻֽׁ⁠הוּ</w:t>
       </w:r>
     </w:p>
     <w:p>
@@ -4962,7 +4962,7 @@
         <w:rPr>
           <w:lang w:val="hi_IN" w:bidi="hi_IN"/>
         </w:rPr>
-        <w:t>וְ⁠אֶת־הַ⁠נְּסוֹגִ֖ים מֵ⁠אַחֲרֵ֣י יְהוָ֑ה וַ⁠אֲשֶׁ֛ר לֹֽא־בִקְשׁ֥וּ אֶת־יְהוָ֖ה וְ⁠לֹ֥א דְרָשֻֽׁ⁠הוּ</w:t>
+        <w:t>וְ⁠אֶת־הַ⁠נְּסוֹגִ֖ים מֵ⁠אַחֲרֵ֣י יְהוָ֑ה וַ⁠אֲשֶׁ֛ר לֹֽא־בִקְשׁ֥וּ אֶת־יְהוָ֖ה וְ⁠לֹ֥א דְרָשֻֽׁ⁠הוּ</w:t>
       </w:r>
     </w:p>
     <w:p>
@@ -5073,7 +5073,7 @@
         <w:rPr>
           <w:lang w:val="hi_IN" w:bidi="hi_IN"/>
         </w:rPr>
-        <w:t>וְ⁠אֶת־הַ⁠נְּסוֹגִ֖ים מֵ⁠אַחֲרֵ֣י יְהוָ֑ה</w:t>
+        <w:t>וְ⁠אֶת־הַ⁠נְּסוֹגִ֖ים מֵ⁠אַחֲרֵ֣י יְהוָ֑ה</w:t>
       </w:r>
     </w:p>
     <w:p>
@@ -5197,7 +5197,7 @@
         <w:rPr>
           <w:lang w:val="hi_IN" w:bidi="hi_IN"/>
         </w:rPr>
-        <w:t>וַ⁠אֲשֶׁ֛ר לֹֽא־בִקְשׁ֥וּ אֶת־יְהוָ֖ה וְ⁠לֹ֥א דְרָשֻֽׁ⁠הוּ</w:t>
+        <w:t>וַ⁠אֲשֶׁ֛ר לֹֽא־בִקְשׁ֥וּ אֶת־יְהוָ֖ה וְ⁠לֹ֥א דְרָשֻֽׁ⁠הוּ</w:t>
       </w:r>
     </w:p>
     <w:p>
@@ -5372,7 +5372,7 @@
         <w:rPr>
           <w:lang w:val="hi_IN" w:bidi="hi_IN"/>
         </w:rPr>
-        <w:t>הַ֕ס מִ⁠פְּנֵ֖י אֲדֹנָ֣⁠י יְהוִ֑ה</w:t>
+        <w:t>הַ֕ס מִ⁠פְּנֵ֖י אֲדֹנָ֣⁠י יְהוִ֑ה</w:t>
       </w:r>
     </w:p>
     <w:p>
@@ -5522,7 +5522,7 @@
         <w:rPr>
           <w:lang w:val="hi_IN" w:bidi="hi_IN"/>
         </w:rPr>
-        <w:t>הַ֕ס מִ⁠פְּנֵ֖י אֲדֹנָ֣⁠י יְהוִ֑ה</w:t>
+        <w:t>הַ֕ס מִ⁠פְּנֵ֖י אֲדֹנָ֣⁠י יְהוִ֑ה</w:t>
       </w:r>
     </w:p>
     <w:p>
@@ -5782,7 +5782,7 @@
         <w:rPr>
           <w:lang w:val="hi_IN" w:bidi="hi_IN"/>
         </w:rPr>
-        <w:t>הֵכִ֧ין יְהוָ֛ה זֶ֖בַח הִקְדִּ֥ישׁ קְרֻאָֽי⁠ו</w:t>
+        <w:t>הֵכִ֧ין יְהוָ֛ה זֶ֖בַח הִקְדִּ֥ישׁ קְרֻאָֽי⁠ו</w:t>
       </w:r>
     </w:p>
     <w:p>
@@ -6043,7 +6043,7 @@
         <w:rPr>
           <w:lang w:val="hi_IN" w:bidi="hi_IN"/>
         </w:rPr>
-        <w:t>וְ⁠הָיָ֗ה בְּ⁠יוֹם֙ זֶ֣בַח יְהוָ֔ה</w:t>
+        <w:t>וְ⁠הָיָ֗ה בְּ⁠יוֹם֙ זֶ֣בַח יְהוָ֔ה</w:t>
       </w:r>
     </w:p>
     <w:p>
@@ -6154,7 +6154,7 @@
         <w:rPr>
           <w:lang w:val="hi_IN" w:bidi="hi_IN"/>
         </w:rPr>
-        <w:t>בְּ⁠יוֹם֙ זֶ֣בַח יְהוָ֔ה</w:t>
+        <w:t>בְּ⁠יוֹם֙ זֶ֣בַח יְהוָ֔ה</w:t>
       </w:r>
     </w:p>
     <w:p>
@@ -6265,7 +6265,7 @@
         <w:rPr>
           <w:lang w:val="hi_IN" w:bidi="hi_IN"/>
         </w:rPr>
-        <w:t>בְּ⁠יוֹם֙ זֶ֣בַח יְהוָ֔ה</w:t>
+        <w:t>בְּ⁠יוֹם֙ זֶ֣בַח יְהוָ֔ה</w:t>
       </w:r>
     </w:p>
     <w:p>
@@ -6376,7 +6376,7 @@
         <w:rPr>
           <w:lang w:val="hi_IN" w:bidi="hi_IN"/>
         </w:rPr>
-        <w:t>בְּ⁠יוֹם֙ זֶ֣בַח יְהוָ֔ה</w:t>
+        <w:t>בְּ⁠יוֹם֙ זֶ֣בַח יְהוָ֔ה</w:t>
       </w:r>
     </w:p>
     <w:p>
@@ -6511,7 +6511,7 @@
         <w:rPr>
           <w:lang w:val="hi_IN" w:bidi="hi_IN"/>
         </w:rPr>
-        <w:t>וּ⁠פָקַדְתִּ֥י עַל־הַ⁠שָּׂרִ֖ים וְ⁠עַל־בְּנֵ֣י הַ⁠מֶּ֑לֶךְ וְ⁠עַ֥ל כָּל־הַ⁠לֹּבְשִׁ֖ים מַלְבּ֥וּשׁ נָכְרִֽי</w:t>
+        <w:t>וּ⁠פָקַדְתִּ֥י עַל־הַ⁠שָּׂרִ֖ים וְ⁠עַל־בְּנֵ֣י הַ⁠מֶּ֑לֶךְ וְ⁠עַ֥ל כָּל־הַ⁠לֹּבְשִׁ֖ים מַלְבּ֥וּשׁ נָכְרִֽי</w:t>
       </w:r>
     </w:p>
     <w:p>
@@ -6672,7 +6672,7 @@
         <w:rPr>
           <w:lang w:val="hi_IN" w:bidi="hi_IN"/>
         </w:rPr>
-        <w:t>הַ⁠שָּׂרִ֖ים</w:t>
+        <w:t>הַ⁠שָּׂרִ֖ים</w:t>
       </w:r>
     </w:p>
     <w:p>
@@ -6808,7 +6808,7 @@
         <w:rPr>
           <w:lang w:val="hi_IN" w:bidi="hi_IN"/>
         </w:rPr>
-        <w:t>בְּנֵ֣י הַ⁠מֶּ֑לֶךְ</w:t>
+        <w:t>בְּנֵ֣י הַ⁠מֶּ֑לֶךְ</w:t>
       </w:r>
     </w:p>
     <w:p>
@@ -6944,7 +6944,7 @@
         <w:rPr>
           <w:lang w:val="hi_IN" w:bidi="hi_IN"/>
         </w:rPr>
-        <w:t>כָּל־הַ⁠לֹּבְשִׁ֖ים מַלְבּ֥וּשׁ נָכְרִֽי</w:t>
+        <w:t>כָּל־הַ⁠לֹּבְשִׁ֖ים מַלְבּ֥וּשׁ נָכְרִֽי</w:t>
       </w:r>
     </w:p>
     <w:p>
@@ -7068,7 +7068,7 @@
         <w:rPr>
           <w:lang w:val="hi_IN" w:bidi="hi_IN"/>
         </w:rPr>
-        <w:t>וּ⁠פָקַדְתִּ֗י עַ֧ל &amp; בַּ⁠יּ֣וֹם הַ⁠ה֑וּא</w:t>
+        <w:t>וּ⁠פָקַדְתִּ֗י עַ֧ל &amp; בַּ⁠יּ֣וֹם הַ⁠ה֑וּא</w:t>
       </w:r>
     </w:p>
     <w:p>
@@ -7215,7 +7215,7 @@
         <w:rPr>
           <w:lang w:val="hi_IN" w:bidi="hi_IN"/>
         </w:rPr>
-        <w:t>כָּל־הַ⁠דּוֹלֵ֛ג עַל־הַ⁠מִּפְתָּ֖ן</w:t>
+        <w:t>כָּל־הַ⁠דּוֹלֵ֛ג עַל־הַ⁠מִּפְתָּ֖ן</w:t>
       </w:r>
     </w:p>
     <w:p>
@@ -7365,7 +7365,7 @@
         <w:rPr>
           <w:lang w:val="hi_IN" w:bidi="hi_IN"/>
         </w:rPr>
-        <w:t>הַֽ⁠מְמַלְאִ֛ים בֵּ֥ית אֲדֹנֵי⁠הֶ֖ם חָמָ֥ס וּ⁠מִרְמָֽה</w:t>
+        <w:t>הַֽ⁠מְמַלְאִ֛ים בֵּ֥ית אֲדֹנֵי⁠הֶ֖ם חָמָ֥ס וּ⁠מִרְמָֽה</w:t>
       </w:r>
     </w:p>
     <w:p>
@@ -8008,7 +8008,7 @@
         <w:rPr>
           <w:lang w:val="hi_IN" w:bidi="hi_IN"/>
         </w:rPr>
-        <w:t>מִ⁠שַּׁ֣עַר הַ⁠דָּגִ֔ים</w:t>
+        <w:t>מִ⁠שַּׁ֣עַר הַ⁠דָּגִ֔ים</w:t>
       </w:r>
     </w:p>
     <w:p>
@@ -8132,7 +8132,7 @@
         <w:rPr>
           <w:lang w:val="hi_IN" w:bidi="hi_IN"/>
         </w:rPr>
-        <w:t>הַ⁠מִּשְׁנֶ֑ה</w:t>
+        <w:t>הַ⁠מִּשְׁנֶ֑ה</w:t>
       </w:r>
     </w:p>
     <w:p>
@@ -8295,7 +8295,7 @@
         <w:rPr>
           <w:lang w:val="hi_IN" w:bidi="hi_IN"/>
         </w:rPr>
-        <w:t>מֵ⁠הַ⁠גְּבָעֽוֹת</w:t>
+        <w:t>מֵ⁠הַ⁠גְּבָעֽוֹת</w:t>
       </w:r>
     </w:p>
     <w:p>
@@ -8419,7 +8419,7 @@
         <w:rPr>
           <w:lang w:val="hi_IN" w:bidi="hi_IN"/>
         </w:rPr>
-        <w:t>הַ⁠מַּכְתֵּ֑שׁ</w:t>
+        <w:t>הַ⁠מַּכְתֵּ֑שׁ</w:t>
       </w:r>
     </w:p>
     <w:p>
@@ -8543,7 +8543,7 @@
         <w:rPr>
           <w:lang w:val="hi_IN" w:bidi="hi_IN"/>
         </w:rPr>
-        <w:t>נִדְמָה֙ כָּל־עַ֣ם כְּנַ֔עַן נִכְרְת֖וּ כָּל־נְטִ֥ילֵי כָֽסֶף</w:t>
+        <w:t>נִדְמָה֙ כָּל־עַ֣ם כְּנַ֔עַן נִכְרְת֖וּ כָּל־נְטִ֥ילֵי כָֽסֶף</w:t>
       </w:r>
     </w:p>
     <w:p>
@@ -8654,7 +8654,7 @@
         <w:rPr>
           <w:lang w:val="hi_IN" w:bidi="hi_IN"/>
         </w:rPr>
-        <w:t>נִדְמָה֙ כָּל־עַ֣ם כְּנַ֔עַן נִכְרְת֖וּ כָּל־נְטִ֥ילֵי כָֽסֶף</w:t>
+        <w:t>נִדְמָה֙ כָּל־עַ֣ם כְּנַ֔עַן נִכְרְת֖וּ כָּל־נְטִ֥ילֵי כָֽסֶף</w:t>
       </w:r>
     </w:p>
     <w:p>
@@ -8765,7 +8765,7 @@
         <w:rPr>
           <w:lang w:val="hi_IN" w:bidi="hi_IN"/>
         </w:rPr>
-        <w:t>עַ֣ם כְּנַ֔עַן</w:t>
+        <w:t>עַ֣ם כְּנַ֔עַן</w:t>
       </w:r>
     </w:p>
     <w:p>
@@ -9162,7 +9162,7 @@
         <w:rPr>
           <w:lang w:val="hi_IN" w:bidi="hi_IN"/>
         </w:rPr>
-        <w:t>בַּ⁠נֵּר֑וֹת</w:t>
+        <w:t>בַּ⁠נֵּר֑וֹת</w:t>
       </w:r>
     </w:p>
     <w:p>
@@ -9317,7 +9317,7 @@
         <w:rPr>
           <w:lang w:val="hi_IN" w:bidi="hi_IN"/>
         </w:rPr>
-        <w:t>וּ⁠פָקַדְתִּ֣י עַל</w:t>
+        <w:t>וּ⁠פָקַדְתִּ֣י עַל</w:t>
       </w:r>
     </w:p>
     <w:p>
@@ -9452,7 +9452,7 @@
         <w:rPr>
           <w:lang w:val="hi_IN" w:bidi="hi_IN"/>
         </w:rPr>
-        <w:t>הָ⁠אֲנָשִׁ֗ים הַ⁠קֹּֽפְאִים֙ עַל־שִׁמְרֵי⁠הֶ֔ם</w:t>
+        <w:t>הָ⁠אֲנָשִׁ֗ים הַ⁠קֹּֽפְאִים֙ עַל־שִׁמְרֵי⁠הֶ֔ם</w:t>
       </w:r>
     </w:p>
     <w:p>
@@ -9576,7 +9576,7 @@
         <w:rPr>
           <w:lang w:val="hi_IN" w:bidi="hi_IN"/>
         </w:rPr>
-        <w:t>הָ⁠אֲנָשִׁ֗ים הַ⁠קֹּֽפְאִים֙ עַל־שִׁמְרֵי⁠הֶ֔ם</w:t>
+        <w:t>הָ⁠אֲנָשִׁ֗ים הַ⁠קֹּֽפְאִים֙ עַל־שִׁמְרֵי⁠הֶ֔ם</w:t>
       </w:r>
     </w:p>
     <w:p>
@@ -9713,7 +9713,7 @@
         <w:rPr>
           <w:lang w:val="hi_IN" w:bidi="hi_IN"/>
         </w:rPr>
-        <w:t>הָ⁠אֹֽמְרִים֙ בִּ⁠לְבָבָ֔⁠ם לֹֽא־יֵיטִ֥יב יְהוָ֖ה וְ⁠לֹ֥א יָרֵֽעַ</w:t>
+        <w:t>הָ⁠אֹֽמְרִים֙ בִּ⁠לְבָבָ֔⁠ם לֹֽא־יֵיטִ֥יב יְהוָ֖ה וְ⁠לֹ֥א יָרֵֽעַ</w:t>
       </w:r>
     </w:p>
     <w:p>
@@ -9824,7 +9824,7 @@
         <w:rPr>
           <w:lang w:val="hi_IN" w:bidi="hi_IN"/>
         </w:rPr>
-        <w:t>הָ⁠אֹֽמְרִים֙ בִּ⁠לְבָבָ֔⁠ם לֹֽא־יֵיטִ֥יב יְהוָ֖ה וְ⁠לֹ֥א יָרֵֽעַ</w:t>
+        <w:t>הָ⁠אֹֽמְרִים֙ בִּ⁠לְבָבָ֔⁠ם לֹֽא־יֵיטִ֥יב יְהוָ֖ה וְ⁠לֹ֥א יָרֵֽעַ</w:t>
       </w:r>
     </w:p>
     <w:p>
@@ -9935,7 +9935,7 @@
         <w:rPr>
           <w:lang w:val="hi_IN" w:bidi="hi_IN"/>
         </w:rPr>
-        <w:t>בִּ⁠לְבָבָ֔⁠ם</w:t>
+        <w:t>בִּ⁠לְבָבָ֔⁠ם</w:t>
       </w:r>
     </w:p>
     <w:p>
@@ -10059,7 +10059,7 @@
         <w:rPr>
           <w:lang w:val="hi_IN" w:bidi="hi_IN"/>
         </w:rPr>
-        <w:t>בִּ⁠לְבָבָ֔⁠ם</w:t>
+        <w:t>בִּ⁠לְבָבָ֔⁠ם</w:t>
       </w:r>
     </w:p>
     <w:p>
@@ -10314,7 +10314,7 @@
         <w:rPr>
           <w:lang w:val="hi_IN" w:bidi="hi_IN"/>
         </w:rPr>
-        <w:t>וְ⁠הָיָ֤ה חֵילָ⁠ם֙ לִ⁠מְשִׁסָּ֔ה וּ⁠בָתֵּי⁠הֶ֖ם לִ⁠שְׁמָמָ֑ה</w:t>
+        <w:t>וְ⁠הָיָ֤ה חֵילָ⁠ם֙ לִ⁠מְשִׁסָּ֔ה וּ⁠בָתֵּי⁠הֶ֖ם לִ⁠שְׁמָמָ֑ה</w:t>
       </w:r>
     </w:p>
     <w:p>
@@ -10425,7 +10425,7 @@
         <w:rPr>
           <w:lang w:val="hi_IN" w:bidi="hi_IN"/>
         </w:rPr>
-        <w:t>וְ⁠הָיָ֤ה חֵילָ⁠ם֙ לִ⁠מְשִׁסָּ֔ה וּ⁠בָתֵּי⁠הֶ֖ם לִ⁠שְׁמָמָ֑ה</w:t>
+        <w:t>וְ⁠הָיָ֤ה חֵילָ⁠ם֙ לִ⁠מְשִׁסָּ֔ה וּ⁠בָתֵּי⁠הֶ֖ם לִ⁠שְׁמָמָ֑ה</w:t>
       </w:r>
     </w:p>
     <w:p>
@@ -10663,7 +10663,7 @@
         <w:rPr>
           <w:lang w:val="hi_IN" w:bidi="hi_IN"/>
         </w:rPr>
-        <w:t>יוֹם־יְהוָה֙ הַ⁠גָּד֔וֹל &amp; י֣וֹם יְהוָ֔ה</w:t>
+        <w:t>יוֹם־יְהוָה֙ הַ⁠גָּד֔וֹל &amp; י֣וֹם יְהוָ֔ה</w:t>
       </w:r>
     </w:p>
     <w:p>
@@ -10800,7 +10800,7 @@
         <w:rPr>
           <w:lang w:val="hi_IN" w:bidi="hi_IN"/>
         </w:rPr>
-        <w:t>יוֹם־יְהוָה֙ הַ⁠גָּד֔וֹל &amp; י֣וֹם יְהוָ֔ה</w:t>
+        <w:t>יוֹם־יְהוָה֙ הַ⁠גָּד֔וֹל &amp; י֣וֹם יְהוָ֔ה</w:t>
       </w:r>
     </w:p>
     <w:p>
@@ -11301,7 +11301,7 @@
         <w:rPr>
           <w:lang w:val="hi_IN" w:bidi="hi_IN"/>
         </w:rPr>
-        <w:t>צֹרֵ֖חַ &amp; גִּבּֽוֹר</w:t>
+        <w:t>צֹרֵ֖חַ &amp; גִּבּֽוֹר</w:t>
       </w:r>
     </w:p>
     <w:p>
@@ -11535,7 +11535,7 @@
         <w:rPr>
           <w:lang w:val="hi_IN" w:bidi="hi_IN"/>
         </w:rPr>
-        <w:t>י֧וֹם צָרָ֣ה וּ⁠מְצוּקָ֗ה י֤וֹם שֹׁאָה֙ וּ⁠מְשׁוֹאָ֔ה י֥וֹם חֹ֨שֶׁךְ֙ וַ⁠אֲפֵלָ֔ה י֥וֹם עָנָ֖ן וַ⁠עֲרָפֶֽל</w:t>
+        <w:t>י֧וֹם צָרָ֣ה וּ⁠מְצוּקָ֗ה י֤וֹם שֹׁאָה֙ וּ⁠מְשׁוֹאָ֔ה י֥וֹם חֹ֨שֶׁךְ֙ וַ⁠אֲפֵלָ֔ה י֥וֹם עָנָ֖ן וַ⁠עֲרָפֶֽל</w:t>
       </w:r>
     </w:p>
     <w:p>
@@ -11646,7 +11646,7 @@
         <w:rPr>
           <w:lang w:val="hi_IN" w:bidi="hi_IN"/>
         </w:rPr>
-        <w:t>י֥וֹם חֹ֨שֶׁךְ֙ וַ⁠אֲפֵלָ֔ה י֥וֹם עָנָ֖ן וַ⁠עֲרָפֶֽל</w:t>
+        <w:t>י֥וֹם חֹ֨שֶׁךְ֙ וַ⁠אֲפֵלָ֔ה י֥וֹם עָנָ֖ן וַ⁠עֲרָפֶֽל</w:t>
       </w:r>
     </w:p>
     <w:p>
@@ -11992,7 +11992,7 @@
         <w:rPr>
           <w:lang w:val="hi_IN" w:bidi="hi_IN"/>
         </w:rPr>
-        <w:t>עַ֚ל הֶ⁠עָרִ֣ים הַ⁠בְּצֻר֔וֹת וְ⁠עַ֖ל הַ⁠פִּנּ֥וֹת הַ⁠גְּבֹהֽוֹת</w:t>
+        <w:t>עַ֚ל הֶ⁠עָרִ֣ים הַ⁠בְּצֻר֔וֹת וְ⁠עַ֖ל הַ⁠פִּנּ֥וֹת הַ⁠גְּבֹהֽוֹת</w:t>
       </w:r>
     </w:p>
     <w:p>
@@ -12140,7 +12140,7 @@
         <w:rPr>
           <w:lang w:val="hi_IN" w:bidi="hi_IN"/>
         </w:rPr>
-        <w:t>עַ֚ל הֶ⁠עָרִ֣ים הַ⁠בְּצֻר֔וֹת וְ⁠עַ֖ל הַ⁠פִּנּ֥וֹת הַ⁠גְּבֹהֽוֹת</w:t>
+        <w:t>עַ֚ל הֶ⁠עָרִ֣ים הַ⁠בְּצֻר֔וֹת וְ⁠עַ֖ל הַ⁠פִּנּ֥וֹת הַ⁠גְּבֹהֽוֹת</w:t>
       </w:r>
     </w:p>
     <w:p>
@@ -12528,7 +12528,7 @@
         <w:rPr>
           <w:lang w:val="hi_IN" w:bidi="hi_IN"/>
         </w:rPr>
-        <w:t>וְ⁠הָֽלְכוּ֙ כַּֽ⁠עִוְרִ֔ים</w:t>
+        <w:t>וְ⁠הָֽלְכוּ֙ כַּֽ⁠עִוְרִ֔ים</w:t>
       </w:r>
     </w:p>
     <w:p>
@@ -12665,7 +12665,7 @@
         <w:rPr>
           <w:lang w:val="hi_IN" w:bidi="hi_IN"/>
         </w:rPr>
-        <w:t>כַּֽ⁠עִוְרִ֔ים</w:t>
+        <w:t>כַּֽ⁠עִוְרִ֔ים</w:t>
       </w:r>
     </w:p>
     <w:p>
@@ -12775,7 +12775,7 @@
         <w:rPr>
           <w:lang w:val="hi_IN" w:bidi="hi_IN"/>
         </w:rPr>
-        <w:t>וְ⁠שֻׁפַּ֤ךְ דָּמָ⁠ם֙ כֶּֽ⁠עָפָ֔ר וּ⁠לְחֻמָ֖⁠ם כַּ⁠גְּלָלִֽים</w:t>
+        <w:t>וְ⁠שֻׁפַּ֤ךְ דָּמָ⁠ם֙ כֶּֽ⁠עָפָ֔ר וּ⁠לְחֻמָ֖⁠ם כַּ⁠גְּלָלִֽים</w:t>
       </w:r>
     </w:p>
     <w:p>
@@ -12934,7 +12934,7 @@
         <w:rPr>
           <w:lang w:val="hi_IN" w:bidi="hi_IN"/>
         </w:rPr>
-        <w:t>וְ⁠שֻׁפַּ֤ךְ דָּמָ⁠ם֙ כֶּֽ⁠עָפָ֔ר וּ⁠לְחֻמָ֖⁠ם כַּ⁠גְּלָלִֽים</w:t>
+        <w:t>וְ⁠שֻׁפַּ֤ךְ דָּמָ⁠ם֙ כֶּֽ⁠עָפָ֔ר וּ⁠לְחֻמָ֖⁠ם כַּ⁠גְּלָלִֽים</w:t>
       </w:r>
     </w:p>
     <w:p>
@@ -13081,7 +13081,7 @@
         <w:rPr>
           <w:lang w:val="hi_IN" w:bidi="hi_IN"/>
         </w:rPr>
-        <w:t>וְ⁠שֻׁפַּ֤ךְ דָּמָ⁠ם֙ כֶּֽ⁠עָפָ֔ר וּ⁠לְחֻמָ֖⁠ם כַּ⁠גְּלָלִֽים</w:t>
+        <w:t>וְ⁠שֻׁפַּ֤ךְ דָּמָ⁠ם֙ כֶּֽ⁠עָפָ֔ר וּ⁠לְחֻמָ֖⁠ם כַּ⁠גְּלָלִֽים</w:t>
       </w:r>
     </w:p>
     <w:p>
@@ -13268,7 +13268,7 @@
         <w:rPr>
           <w:lang w:val="hi_IN" w:bidi="hi_IN"/>
         </w:rPr>
-        <w:t>גַּם־כַּסְפָּ֨⁠ם גַּם־זְהָבָ֜⁠ם לֹֽא־יוּכַ֣ל לְ⁠הַצִּילָ֗⁠ם</w:t>
+        <w:t>גַּם־כַּסְפָּ֨⁠ם גַּם־זְהָבָ֜⁠ם לֹֽא־יוּכַ֣ל לְ⁠הַצִּילָ֗⁠ם</w:t>
       </w:r>
     </w:p>
     <w:p>
@@ -13405,7 +13405,7 @@
         <w:rPr>
           <w:lang w:val="hi_IN" w:bidi="hi_IN"/>
         </w:rPr>
-        <w:t>וּ⁠בְ⁠אֵשׁ֙ קִנְאָת֔⁠וֹ תֵּאָכֵ֖ל כָּל־הָ⁠אָ֑רֶץ</w:t>
+        <w:t>וּ⁠בְ⁠אֵשׁ֙ קִנְאָת֔⁠וֹ תֵּאָכֵ֖ל כָּל־הָ⁠אָ֑רֶץ</w:t>
       </w:r>
     </w:p>
     <w:p>
@@ -13516,7 +13516,7 @@
         <w:rPr>
           <w:lang w:val="hi_IN" w:bidi="hi_IN"/>
         </w:rPr>
-        <w:t>וּ⁠בְ⁠אֵשׁ֙ קִנְאָת֔⁠וֹ תֵּאָכֵ֖ל כָּל־הָ⁠אָ֑רֶץ</w:t>
+        <w:t>וּ⁠בְ⁠אֵשׁ֙ קִנְאָת֔⁠וֹ תֵּאָכֵ֖ל כָּל־הָ⁠אָ֑רֶץ</w:t>
       </w:r>
     </w:p>
     <w:p>
@@ -13666,7 +13666,7 @@
         <w:rPr>
           <w:lang w:val="hi_IN" w:bidi="hi_IN"/>
         </w:rPr>
-        <w:t>וּ⁠בְ⁠אֵשׁ֙ קִנְאָת֔⁠וֹ תֵּאָכֵ֖ל כָּל־הָ⁠אָ֑רֶץ</w:t>
+        <w:t>וּ⁠בְ⁠אֵשׁ֙ קִנְאָת֔⁠וֹ תֵּאָכֵ֖ל כָּל־הָ⁠אָ֑רֶץ</w:t>
       </w:r>
     </w:p>
     <w:p>
@@ -13790,7 +13790,7 @@
         <w:rPr>
           <w:lang w:val="hi_IN" w:bidi="hi_IN"/>
         </w:rPr>
-        <w:t>כָלָ֤ה אַךְ־נִבְהָלָה֙ יַֽעֲשֶׂ֔ה אֵ֥ת כָּל־יֹשְׁבֵ֖י הָ⁠אָֽרֶץ</w:t>
+        <w:t>כָלָ֤ה אַךְ־נִבְהָלָה֙ יַֽעֲשֶׂ֔ה אֵ֥ת כָּל־יֹשְׁבֵ֖י הָ⁠אָֽרֶץ</w:t>
       </w:r>
     </w:p>
     <w:p>
@@ -13914,7 +13914,7 @@
         <w:rPr>
           <w:lang w:val="hi_IN" w:bidi="hi_IN"/>
         </w:rPr>
-        <w:t>אֵ֥ת כָּל־יֹשְׁבֵ֖י הָ⁠אָֽרֶץ</w:t>
+        <w:t>אֵ֥ת כָּל־יֹשְׁבֵ֖י הָ⁠אָֽרֶץ</w:t>
       </w:r>
     </w:p>
     <w:p>
@@ -14187,7 +14187,7 @@
         <w:rPr>
           <w:lang w:val="hi_IN" w:bidi="hi_IN"/>
         </w:rPr>
-        <w:t>הִֽתְקוֹשְׁשׁ֖וּ וָ⁠ק֑וֹשּׁוּ</w:t>
+        <w:t>הִֽתְקוֹשְׁשׁ֖וּ וָ⁠ק֑וֹשּׁוּ</w:t>
       </w:r>
     </w:p>
     <w:p>
@@ -14311,7 +14311,7 @@
         <w:rPr>
           <w:lang w:val="hi_IN" w:bidi="hi_IN"/>
         </w:rPr>
-        <w:t>הִֽתְקוֹשְׁשׁ֖וּ וָ⁠ק֑וֹשּׁוּ</w:t>
+        <w:t>הִֽתְקוֹשְׁשׁ֖וּ וָ⁠ק֑וֹשּׁוּ</w:t>
       </w:r>
     </w:p>
     <w:p>
@@ -14454,7 +14454,7 @@
         <w:rPr>
           <w:lang w:val="hi_IN" w:bidi="hi_IN"/>
         </w:rPr>
-        <w:t>הִֽתְקוֹשְׁשׁ֖וּ</w:t>
+        <w:t>הִֽתְקוֹשְׁשׁ֖וּ</w:t>
       </w:r>
     </w:p>
     <w:p>
@@ -14826,7 +14826,7 @@
         <w:rPr>
           <w:lang w:val="hi_IN" w:bidi="hi_IN"/>
         </w:rPr>
-        <w:t>בְּ⁠טֶ֨רֶם֙ לֶ֣דֶת חֹ֔ק</w:t>
+        <w:t>בְּ⁠טֶ֨רֶם֙ לֶ֣דֶת חֹ֔ק</w:t>
       </w:r>
     </w:p>
     <w:p>
@@ -15001,7 +15001,7 @@
         <w:rPr>
           <w:lang w:val="hi_IN" w:bidi="hi_IN"/>
         </w:rPr>
-        <w:t>בְּ⁠טֶ֨רֶם֙ לֶ֣דֶת חֹ֔ק</w:t>
+        <w:t>בְּ⁠טֶ֨רֶם֙ לֶ֣דֶת חֹ֔ק</w:t>
       </w:r>
     </w:p>
     <w:p>
@@ -15241,7 +15241,7 @@
         <w:rPr>
           <w:lang w:val="hi_IN" w:bidi="hi_IN"/>
         </w:rPr>
-        <w:t>כְּ⁠מֹ֖ץ עָ֣בַר</w:t>
+        <w:t>כְּ⁠מֹ֖ץ עָ֣בַר</w:t>
       </w:r>
     </w:p>
     <w:p>
@@ -15379,7 +15379,7 @@
         <w:rPr>
           <w:lang w:val="hi_IN" w:bidi="hi_IN"/>
         </w:rPr>
-        <w:t>בְּ⁠טֶ֣רֶם ׀ לֹא־יָב֣וֹא עֲלֵי⁠כֶ֗ם חֲרוֹן֙ אַף־יְהוָ֔ה בְּ⁠טֶ֨רֶם֙ לֹא־יָב֣וֹא עֲלֵי⁠כֶ֔ם י֖וֹם אַף־יְהוָֽה</w:t>
+        <w:t>בְּ⁠טֶ֣רֶם ׀ לֹא־יָב֣וֹא עֲלֵי⁠כֶ֗ם חֲרוֹן֙ אַף־יְהוָ֔ה בְּ⁠טֶ֨רֶם֙ לֹא־יָב֣וֹא עֲלֵי⁠כֶ֔ם י֖וֹם אַף־יְהוָֽה</w:t>
       </w:r>
     </w:p>
     <w:p>
@@ -15490,7 +15490,7 @@
         <w:rPr>
           <w:lang w:val="hi_IN" w:bidi="hi_IN"/>
         </w:rPr>
-        <w:t>בְּ⁠טֶ֣רֶם ׀ לֹא־יָב֣וֹא עֲלֵי⁠כֶ֗ם חֲרוֹן֙ אַף־יְהוָ֔ה</w:t>
+        <w:t>בְּ⁠טֶ֣רֶם ׀ לֹא־יָב֣וֹא עֲלֵי⁠כֶ֗ם חֲרוֹן֙ אַף־יְהוָ֔ה</w:t>
       </w:r>
     </w:p>
     <w:p>
@@ -15601,7 +15601,7 @@
         <w:rPr>
           <w:lang w:val="hi_IN" w:bidi="hi_IN"/>
         </w:rPr>
-        <w:t>בְּ⁠טֶ֣רֶם ׀ לֹא־יָב֣וֹא עֲלֵי⁠כֶ֗ם חֲרוֹן֙ אַף־יְהוָ֔ה</w:t>
+        <w:t>בְּ⁠טֶ֣רֶם ׀ לֹא־יָב֣וֹא עֲלֵי⁠כֶ֗ם חֲרוֹן֙ אַף־יְהוָ֔ה</w:t>
       </w:r>
     </w:p>
     <w:p>
@@ -15777,7 +15777,7 @@
         <w:rPr>
           <w:lang w:val="hi_IN" w:bidi="hi_IN"/>
         </w:rPr>
-        <w:t>בְּ⁠טֶ֣רֶם ׀ לֹא־יָב֣וֹא עֲלֵי⁠כֶ֗ם חֲרוֹן֙ אַף־יְהוָ֔ה</w:t>
+        <w:t>בְּ⁠טֶ֣רֶם ׀ לֹא־יָב֣וֹא עֲלֵי⁠כֶ֗ם חֲרוֹן֙ אַף־יְהוָ֔ה</w:t>
       </w:r>
     </w:p>
     <w:p>
@@ -15914,7 +15914,7 @@
         <w:rPr>
           <w:lang w:val="hi_IN" w:bidi="hi_IN"/>
         </w:rPr>
-        <w:t>בְּ⁠טֶ֨רֶם֙ לֹא־יָב֣וֹא עֲלֵי⁠כֶ֔ם י֖וֹם אַף־יְהוָֽה</w:t>
+        <w:t>בְּ⁠טֶ֨רֶם֙ לֹא־יָב֣וֹא עֲלֵי⁠כֶ֔ם י֖וֹם אַף־יְהוָֽה</w:t>
       </w:r>
     </w:p>
     <w:p>
@@ -16038,7 +16038,7 @@
         <w:rPr>
           <w:lang w:val="hi_IN" w:bidi="hi_IN"/>
         </w:rPr>
-        <w:t>בַּקְּשׁ֤וּ אֶת־יְהוָה֙</w:t>
+        <w:t>בַּקְּשׁ֤וּ אֶת־יְהוָה֙</w:t>
       </w:r>
     </w:p>
     <w:p>
@@ -16206,7 +16206,7 @@
         <w:rPr>
           <w:lang w:val="hi_IN" w:bidi="hi_IN"/>
         </w:rPr>
-        <w:t>כָּל־עַנְוֵ֣י הָ⁠אָ֔רֶץ</w:t>
+        <w:t>כָּל־עַנְוֵ֣י הָ⁠אָ֔רֶץ</w:t>
       </w:r>
     </w:p>
     <w:p>
@@ -16342,7 +16342,7 @@
         <w:rPr>
           <w:lang w:val="hi_IN" w:bidi="hi_IN"/>
         </w:rPr>
-        <w:t>כָּל־עַנְוֵ֣י הָ⁠אָ֔רֶץ</w:t>
+        <w:t>כָּל־עַנְוֵ֣י הָ⁠אָ֔רֶץ</w:t>
       </w:r>
     </w:p>
     <w:p>
@@ -16484,7 +16484,7 @@
         <w:rPr>
           <w:lang w:val="hi_IN" w:bidi="hi_IN"/>
         </w:rPr>
-        <w:t>אֲשֶׁ֥ר מִשְׁפָּט֖⁠וֹ פָּעָ֑לוּ</w:t>
+        <w:t>אֲשֶׁ֥ר מִשְׁפָּט֖⁠וֹ פָּעָ֑לוּ</w:t>
       </w:r>
     </w:p>
     <w:p>
@@ -16608,7 +16608,7 @@
         <w:rPr>
           <w:lang w:val="hi_IN" w:bidi="hi_IN"/>
         </w:rPr>
-        <w:t>בַּקְּשׁוּ־צֶ֨דֶק֙ בַּקְּשׁ֣וּ עֲנָוָ֔ה</w:t>
+        <w:t>בַּקְּשׁוּ־צֶ֨דֶק֙ בַּקְּשׁ֣וּ עֲנָוָ֔ה</w:t>
       </w:r>
     </w:p>
     <w:p>
@@ -16763,7 +16763,7 @@
         <w:rPr>
           <w:lang w:val="hi_IN" w:bidi="hi_IN"/>
         </w:rPr>
-        <w:t>בַּקְּשׁוּ־צֶ֨דֶק֙ בַּקְּשׁ֣וּ עֲנָוָ֔ה</w:t>
+        <w:t>בַּקְּשׁוּ־צֶ֨דֶק֙ בַּקְּשׁ֣וּ עֲנָוָ֔ה</w:t>
       </w:r>
     </w:p>
     <w:p>
@@ -16900,7 +16900,7 @@
         <w:rPr>
           <w:lang w:val="hi_IN" w:bidi="hi_IN"/>
         </w:rPr>
-        <w:t>תִּסָּ֣תְר֔וּ</w:t>
+        <w:t>תִּסָּ֣תְר֔וּ</w:t>
       </w:r>
     </w:p>
     <w:p>
@@ -17011,7 +17011,7 @@
         <w:rPr>
           <w:lang w:val="hi_IN" w:bidi="hi_IN"/>
         </w:rPr>
-        <w:t>תִּסָּ֣תְר֔וּ</w:t>
+        <w:t>תִּסָּ֣תְר֔וּ</w:t>
       </w:r>
     </w:p>
     <w:p>
@@ -17135,7 +17135,7 @@
         <w:rPr>
           <w:lang w:val="hi_IN" w:bidi="hi_IN"/>
         </w:rPr>
-        <w:t>בְּ⁠י֖וֹם אַף־יְהוָֽה</w:t>
+        <w:t>בְּ⁠י֖וֹם אַף־יְהוָֽה</w:t>
       </w:r>
     </w:p>
     <w:p>
@@ -17246,7 +17246,7 @@
         <w:rPr>
           <w:lang w:val="hi_IN" w:bidi="hi_IN"/>
         </w:rPr>
-        <w:t>עַזָּה֙ עֲזוּבָ֣ה תִֽהְיֶ֔ה &amp; וְ⁠עֶקְר֖וֹן תֵּעָקֵֽר</w:t>
+        <w:t>עַזָּה֙ עֲזוּבָ֣ה תִֽהְיֶ֔ה &amp; וְ⁠עֶקְר֖וֹן תֵּעָקֵֽר</w:t>
       </w:r>
     </w:p>
     <w:p>
@@ -17357,7 +17357,7 @@
         <w:rPr>
           <w:lang w:val="hi_IN" w:bidi="hi_IN"/>
         </w:rPr>
-        <w:t>עַזָּה֙ עֲזוּבָ֣ה תִֽהְיֶ֔ה</w:t>
+        <w:t>עַזָּה֙ עֲזוּבָ֣ה תִֽהְיֶ֔ה</w:t>
       </w:r>
     </w:p>
     <w:p>
@@ -17468,7 +17468,7 @@
         <w:rPr>
           <w:lang w:val="hi_IN" w:bidi="hi_IN"/>
         </w:rPr>
-        <w:t>וְ⁠אַשְׁקְל֖וֹן לִ⁠שְׁמָמָ֑ה</w:t>
+        <w:t>וְ⁠אַשְׁקְל֖וֹן לִ⁠שְׁמָמָ֑ה</w:t>
       </w:r>
     </w:p>
     <w:p>
@@ -17579,7 +17579,7 @@
         <w:rPr>
           <w:lang w:val="hi_IN" w:bidi="hi_IN"/>
         </w:rPr>
-        <w:t>אַשְׁדּ֗וֹד &amp; יְגָ֣רְשׁ֔וּ⁠הָ</w:t>
+        <w:t>אַשְׁדּ֗וֹד &amp; יְגָ֣רְשׁ֔וּ⁠הָ</w:t>
       </w:r>
     </w:p>
     <w:p>
@@ -17716,7 +17716,7 @@
         <w:rPr>
           <w:lang w:val="hi_IN" w:bidi="hi_IN"/>
         </w:rPr>
-        <w:t>אַשְׁדּ֗וֹד &amp; יְגָ֣רְשׁ֔וּ⁠הָ</w:t>
+        <w:t>אַשְׁדּ֗וֹד &amp; יְגָ֣רְשׁ֔וּ⁠הָ</w:t>
       </w:r>
     </w:p>
     <w:p>
@@ -17866,7 +17866,7 @@
         <w:rPr>
           <w:lang w:val="hi_IN" w:bidi="hi_IN"/>
         </w:rPr>
-        <w:t>בַּֽ⁠צָּהֳרַ֨יִם֙</w:t>
+        <w:t>בַּֽ⁠צָּהֳרַ֨יִם֙</w:t>
       </w:r>
     </w:p>
     <w:p>
@@ -17990,7 +17990,7 @@
         <w:rPr>
           <w:lang w:val="hi_IN" w:bidi="hi_IN"/>
         </w:rPr>
-        <w:t>וְ⁠עֶקְר֖וֹן תֵּעָקֵֽר</w:t>
+        <w:t>וְ⁠עֶקְר֖וֹן תֵּעָקֵֽר</w:t>
       </w:r>
     </w:p>
     <w:p>
@@ -18127,7 +18127,7 @@
         <w:rPr>
           <w:lang w:val="hi_IN" w:bidi="hi_IN"/>
         </w:rPr>
-        <w:t>וְ⁠עֶקְר֖וֹן תֵּעָקֵֽר</w:t>
+        <w:t>וְ⁠עֶקְר֖וֹן תֵּעָקֵֽר</w:t>
       </w:r>
     </w:p>
     <w:p>
@@ -18238,7 +18238,7 @@
         <w:rPr>
           <w:lang w:val="hi_IN" w:bidi="hi_IN"/>
         </w:rPr>
-        <w:t>חֶ֥בֶל הַ⁠יָּ֖ם</w:t>
+        <w:t>חֶ֥בֶל הַ⁠יָּ֖ם</w:t>
       </w:r>
     </w:p>
     <w:p>
@@ -18375,7 +18375,7 @@
         <w:rPr>
           <w:lang w:val="hi_IN" w:bidi="hi_IN"/>
         </w:rPr>
-        <w:t>כְּרֵתִ֑ים</w:t>
+        <w:t>כְּרֵתִ֑ים</w:t>
       </w:r>
     </w:p>
     <w:p>
@@ -18512,7 +18512,7 @@
         <w:rPr>
           <w:lang w:val="hi_IN" w:bidi="hi_IN"/>
         </w:rPr>
-        <w:t>דְּבַר־יְהוָ֣ה עֲלֵי⁠כֶ֗ם</w:t>
+        <w:t>דְּבַר־יְהוָ֣ה עֲלֵי⁠כֶ֗ם</w:t>
       </w:r>
     </w:p>
     <w:p>
@@ -18636,7 +18636,7 @@
         <w:rPr>
           <w:lang w:val="hi_IN" w:bidi="hi_IN"/>
         </w:rPr>
-        <w:t>עֲלֵי⁠כֶ֗ם כְּנַ֨עַן֙ אֶ֣רֶץ פְּלִשְׁתִּ֔ים</w:t>
+        <w:t>עֲלֵי⁠כֶ֗ם כְּנַ֨עַן֙ אֶ֣רֶץ פְּלִשְׁתִּ֔ים</w:t>
       </w:r>
     </w:p>
     <w:p>
@@ -18922,7 +18922,7 @@
         <w:rPr>
           <w:lang w:val="hi_IN" w:bidi="hi_IN"/>
         </w:rPr>
-        <w:t>וְ⁠הַאֲבַדְתִּ֖י⁠ךְ מֵ⁠אֵ֥ין יוֹשֵֽׁב</w:t>
+        <w:t>וְ⁠הַאֲבַדְתִּ֖י⁠ךְ מֵ⁠אֵ֥ין יוֹשֵֽׁב</w:t>
       </w:r>
     </w:p>
     <w:p>
@@ -19033,7 +19033,7 @@
         <w:rPr>
           <w:lang w:val="hi_IN" w:bidi="hi_IN"/>
         </w:rPr>
-        <w:t>וְ⁠הַאֲבַדְתִּ֖י⁠ךְ מֵ⁠אֵ֥ין יוֹשֵֽׁב</w:t>
+        <w:t>וְ⁠הַאֲבַדְתִּ֖י⁠ךְ מֵ⁠אֵ֥ין יוֹשֵֽׁב</w:t>
       </w:r>
     </w:p>
     <w:p>
@@ -19157,7 +19157,7 @@
         <w:rPr>
           <w:lang w:val="hi_IN" w:bidi="hi_IN"/>
         </w:rPr>
-        <w:t>חֶ֣בֶל הַ⁠יָּ֗ם</w:t>
+        <w:t>חֶ֣בֶל הַ⁠יָּ֗ם</w:t>
       </w:r>
     </w:p>
     <w:p>
@@ -19268,7 +19268,7 @@
         <w:rPr>
           <w:lang w:val="hi_IN" w:bidi="hi_IN"/>
         </w:rPr>
-        <w:t>נְוֺ֛ת כְּרֹ֥ת רֹעִ֖ים וְ⁠גִדְר֥וֹת צֹֽאן</w:t>
+        <w:t>נְוֺ֛ת כְּרֹ֥ת רֹעִ֖ים וְ⁠גִדְר֥וֹת צֹֽאן</w:t>
       </w:r>
     </w:p>
     <w:p>
@@ -19418,7 +19418,7 @@
         <w:rPr>
           <w:lang w:val="hi_IN" w:bidi="hi_IN"/>
         </w:rPr>
-        <w:t>בֵּ֥ית יְהוּדָ֖ה</w:t>
+        <w:t>בֵּ֥ית יְהוּדָ֖ה</w:t>
       </w:r>
     </w:p>
     <w:p>
@@ -19542,7 +19542,7 @@
         <w:rPr>
           <w:lang w:val="hi_IN" w:bidi="hi_IN"/>
         </w:rPr>
-        <w:t>בְּ⁠בָתֵּ֣י אַשְׁקְל֗וֹן בָּ⁠עֶ֨רֶב֙ יִרְבָּצ֔וּ⁠ן</w:t>
+        <w:t>בְּ⁠בָתֵּ֣י אַשְׁקְל֗וֹן בָּ⁠עֶ֨רֶב֙ יִרְבָּצ֔וּ⁠ן</w:t>
       </w:r>
     </w:p>
     <w:p>
@@ -19831,7 +19831,7 @@
         <w:rPr>
           <w:lang w:val="hi_IN" w:bidi="hi_IN"/>
         </w:rPr>
-        <w:t>שָׁמַ֨עְתִּי֙ חֶרְפַּ֣ת</w:t>
+        <w:t>שָׁמַ֨עְתִּי֙ חֶרְפַּ֣ת</w:t>
       </w:r>
     </w:p>
     <w:p>
@@ -20125,7 +20125,7 @@
         <w:rPr>
           <w:lang w:val="hi_IN" w:bidi="hi_IN"/>
         </w:rPr>
-        <w:t>בְּנֵ֣י עַמּ֑וֹן</w:t>
+        <w:t>בְּנֵ֣י עַמּ֑וֹן</w:t>
       </w:r>
     </w:p>
     <w:p>
@@ -20300,7 +20300,7 @@
         <w:rPr>
           <w:lang w:val="hi_IN" w:bidi="hi_IN"/>
         </w:rPr>
-        <w:t>וַ⁠יַּגְדִּ֖ילוּ עַל־גְּבוּלָֽ⁠ם</w:t>
+        <w:t>וַ⁠יַּגְדִּ֖ילוּ עַל־גְּבוּלָֽ⁠ם</w:t>
       </w:r>
     </w:p>
     <w:p>
@@ -20411,7 +20411,7 @@
         <w:rPr>
           <w:lang w:val="hi_IN" w:bidi="hi_IN"/>
         </w:rPr>
-        <w:t>לָ⁠כֵ֣ן חַי־אָ֡נִי &amp; כִּֽי</w:t>
+        <w:t>לָ⁠כֵ֣ן חַי־אָ֡נִי &amp; כִּֽי</w:t>
       </w:r>
     </w:p>
     <w:p>
@@ -20548,7 +20548,7 @@
         <w:rPr>
           <w:lang w:val="hi_IN" w:bidi="hi_IN"/>
         </w:rPr>
-        <w:t>נְאֻם֩ יְהוָ֨ה צְבָא֜וֹת אֱלֹהֵ֣י יִשְׂרָאֵ֗ל</w:t>
+        <w:t>נְאֻם֩ יְהוָ֨ה צְבָא֜וֹת אֱלֹהֵ֣י יִשְׂרָאֵ֗ל</w:t>
       </w:r>
     </w:p>
     <w:p>
@@ -20769,7 +20769,7 @@
         <w:rPr>
           <w:lang w:val="hi_IN" w:bidi="hi_IN"/>
         </w:rPr>
-        <w:t>מוֹאָ֞ב כִּ⁠סְדֹ֤ם תִּֽהְיֶה֙ וּ⁠בְנֵ֤י עַמּוֹן֙ כַּֽ⁠עֲמֹרָ֔ה</w:t>
+        <w:t>מוֹאָ֞ב כִּ⁠סְדֹ֤ם תִּֽהְיֶה֙ וּ⁠בְנֵ֤י עַמּוֹן֙ כַּֽ⁠עֲמֹרָ֔ה</w:t>
       </w:r>
     </w:p>
     <w:p>
@@ -20950,7 +20950,7 @@
         <w:rPr>
           <w:lang w:val="hi_IN" w:bidi="hi_IN"/>
         </w:rPr>
-        <w:t>מִמְשַׁ֥ק חָר֛וּל וּ⁠מִכְרֵה־מֶ֥לַח וּ⁠שְׁמָמָ֖ה עַד־עוֹלָ֑ם</w:t>
+        <w:t>מִמְשַׁ֥ק חָר֛וּל וּ⁠מִכְרֵה־מֶ֥לַח וּ⁠שְׁמָמָ֖ה עַד־עוֹלָ֑ם</w:t>
       </w:r>
     </w:p>
     <w:p>
@@ -21061,7 +21061,7 @@
         <w:rPr>
           <w:lang w:val="hi_IN" w:bidi="hi_IN"/>
         </w:rPr>
-        <w:t>מִמְשַׁ֥ק חָר֛וּל וּ⁠מִכְרֵה־מֶ֥לַח וּ⁠שְׁמָמָ֖ה עַד־עוֹלָ֑ם</w:t>
+        <w:t>מִמְשַׁ֥ק חָר֛וּל וּ⁠מִכְרֵה־מֶ֥לַח וּ⁠שְׁמָמָ֖ה עַד־עוֹלָ֑ם</w:t>
       </w:r>
     </w:p>
     <w:p>
@@ -21222,7 +21222,7 @@
         <w:rPr>
           <w:lang w:val="hi_IN" w:bidi="hi_IN"/>
         </w:rPr>
-        <w:t>מִמְשַׁ֥ק חָר֛וּל וּ⁠מִכְרֵה־מֶ֥לַח וּ⁠שְׁמָמָ֖ה עַד־עוֹלָ֑ם</w:t>
+        <w:t>מִמְשַׁ֥ק חָר֛וּל וּ⁠מִכְרֵה־מֶ֥לַח וּ⁠שְׁמָמָ֖ה עַד־עוֹלָ֑ם</w:t>
       </w:r>
     </w:p>
     <w:p>
@@ -21357,7 +21357,7 @@
         <w:rPr>
           <w:lang w:val="hi_IN" w:bidi="hi_IN"/>
         </w:rPr>
-        <w:t>שְׁאֵרִ֤ית עַמִּ⁠י֙ יְבָזּ֔וּ⁠ם וְ⁠יֶ֥תֶר גּוֹיִ֖י יִנְחָלֽוּ⁠ם</w:t>
+        <w:t>שְׁאֵרִ֤ית עַמִּ⁠י֙ יְבָזּ֔וּ⁠ם וְ⁠יֶ֥תֶר גּוֹיִ֖י יִנְחָלֽוּ⁠ם</w:t>
       </w:r>
     </w:p>
     <w:p>
@@ -21481,7 +21481,7 @@
         <w:rPr>
           <w:lang w:val="hi_IN" w:bidi="hi_IN"/>
         </w:rPr>
-        <w:t>זֹ֥את לָ⁠הֶ֖ם תַּ֣חַת גְּאוֹנָ֑⁠ם כִּ֤י חֵֽרְפוּ֙ וַ⁠יַּגְדִּ֔לוּ עַל־עַ֖ם יְהוָ֥ה צְבָאֽוֹת</w:t>
+        <w:t>זֹ֥את לָ⁠הֶ֖ם תַּ֣חַת גְּאוֹנָ֑⁠ם כִּ֤י חֵֽרְפוּ֙ וַ⁠יַּגְדִּ֔לוּ עַל־עַ֖ם יְהוָ֥ה צְבָאֽוֹת</w:t>
       </w:r>
     </w:p>
     <w:p>
@@ -21604,7 +21604,7 @@
         <w:rPr>
           <w:lang w:val="hi_IN" w:bidi="hi_IN"/>
         </w:rPr>
-        <w:t>זֹ֥את לָ⁠הֶ֖ם תַּ֣חַת גְּאוֹנָ֑⁠ם</w:t>
+        <w:t>זֹ֥את לָ⁠הֶ֖ם תַּ֣חַת גְּאוֹנָ֑⁠ם</w:t>
       </w:r>
     </w:p>
     <w:p>
@@ -21728,7 +21728,7 @@
         <w:rPr>
           <w:lang w:val="hi_IN" w:bidi="hi_IN"/>
         </w:rPr>
-        <w:t>וַ⁠יַּגְדִּ֔לוּ עַל</w:t>
+        <w:t>וַ⁠יַּגְדִּ֔לוּ עַל</w:t>
       </w:r>
     </w:p>
     <w:p>
@@ -21954,7 +21954,7 @@
         <w:rPr>
           <w:lang w:val="hi_IN" w:bidi="hi_IN"/>
         </w:rPr>
-        <w:t>רָזָ֔ה אֵ֖ת כָּל־אֱלֹהֵ֣י הָ⁠אָ֑רֶץ</w:t>
+        <w:t>רָזָ֔ה אֵ֖ת כָּל־אֱלֹהֵ֣י הָ⁠אָ֑רֶץ</w:t>
       </w:r>
     </w:p>
     <w:p>
@@ -22091,7 +22091,7 @@
         <w:rPr>
           <w:lang w:val="hi_IN" w:bidi="hi_IN"/>
         </w:rPr>
-        <w:t>וְ⁠יִשְׁתַּֽחֲווּ־ל⁠וֹ֙ &amp; כֹּ֖ל אִיֵּ֥י הַ⁠גּוֹיִֽם</w:t>
+        <w:t>וְ⁠יִשְׁתַּֽחֲווּ־ל⁠וֹ֙ &amp; כֹּ֖ל אִיֵּ֥י הַ⁠גּוֹיִֽם</w:t>
       </w:r>
     </w:p>
     <w:p>
@@ -22253,7 +22253,7 @@
         <w:rPr>
           <w:lang w:val="hi_IN" w:bidi="hi_IN"/>
         </w:rPr>
-        <w:t>וְ⁠יִשְׁתַּֽחֲווּ־ל⁠וֹ֙ &amp; כֹּ֖ל אִיֵּ֥י הַ⁠גּוֹיִֽם</w:t>
+        <w:t>וְ⁠יִשְׁתַּֽחֲווּ־ל⁠וֹ֙ &amp; כֹּ֖ל אִיֵּ֥י הַ⁠גּוֹיִֽם</w:t>
       </w:r>
     </w:p>
     <w:p>
@@ -22390,7 +22390,7 @@
         <w:rPr>
           <w:lang w:val="hi_IN" w:bidi="hi_IN"/>
         </w:rPr>
-        <w:t>אִ֣ישׁ מִ⁠מְּקוֹמ֔⁠וֹ</w:t>
+        <w:t>אִ֣ישׁ מִ⁠מְּקוֹמ֔⁠וֹ</w:t>
       </w:r>
     </w:p>
     <w:p>
@@ -22526,7 +22526,7 @@
         <w:rPr>
           <w:lang w:val="hi_IN" w:bidi="hi_IN"/>
         </w:rPr>
-        <w:t>גַּם־אַתֶּ֣ם כּוּשִׁ֔ים</w:t>
+        <w:t>גַּם־אַתֶּ֣ם כּוּשִׁ֔ים</w:t>
       </w:r>
     </w:p>
     <w:p>
@@ -22637,7 +22637,7 @@
         <w:rPr>
           <w:lang w:val="hi_IN" w:bidi="hi_IN"/>
         </w:rPr>
-        <w:t>חַֽלְלֵ֥י חַרְבִּ֖⁠י הֵֽמָּה</w:t>
+        <w:t>חַֽלְלֵ֥י חַרְבִּ֖⁠י הֵֽמָּה</w:t>
       </w:r>
     </w:p>
     <w:p>
@@ -22748,7 +22748,7 @@
         <w:rPr>
           <w:lang w:val="hi_IN" w:bidi="hi_IN"/>
         </w:rPr>
-        <w:t>חַֽלְלֵ֥י חַרְבִּ֖⁠י הֵֽמָּה</w:t>
+        <w:t>חַֽלְלֵ֥י חַרְבִּ֖⁠י הֵֽמָּה</w:t>
       </w:r>
     </w:p>
     <w:p>
@@ -22859,7 +22859,7 @@
         <w:rPr>
           <w:lang w:val="hi_IN" w:bidi="hi_IN"/>
         </w:rPr>
-        <w:t>חַֽלְלֵ֥י חַרְבִּ֖⁠י הֵֽמָּה</w:t>
+        <w:t>חַֽלְלֵ֥י חַרְבִּ֖⁠י הֵֽמָּה</w:t>
       </w:r>
     </w:p>
     <w:p>
@@ -22983,7 +22983,7 @@
         <w:rPr>
           <w:lang w:val="hi_IN" w:bidi="hi_IN"/>
         </w:rPr>
-        <w:t>וְ⁠יֵ֤ט יָד⁠וֹ֙ עַל־צָפ֔וֹן וִֽ⁠יאַבֵּ֖ד אֶת־אַשּׁ֑וּר</w:t>
+        <w:t>וְ⁠יֵ֤ט יָד⁠וֹ֙ עַל־צָפ֔וֹן וִֽ⁠יאַבֵּ֖ד אֶת־אַשּׁ֑וּר</w:t>
       </w:r>
     </w:p>
     <w:p>
@@ -23509,7 +23509,7 @@
         <w:rPr>
           <w:lang w:val="hi_IN" w:bidi="hi_IN"/>
         </w:rPr>
-        <w:t>כָּל־חַיְת⁠וֹ־ג֔וֹי</w:t>
+        <w:t>כָּל־חַיְת⁠וֹ־ג֔וֹי</w:t>
       </w:r>
     </w:p>
     <w:p>
@@ -23646,7 +23646,7 @@
         <w:rPr>
           <w:lang w:val="hi_IN" w:bidi="hi_IN"/>
         </w:rPr>
-        <w:t>גַּם־קָאַת֙ גַּם־קִפֹּ֔ד</w:t>
+        <w:t>גַּם־קָאַת֙ גַּם־קִפֹּ֔ד</w:t>
       </w:r>
     </w:p>
     <w:p>
@@ -23795,7 +23795,7 @@
         <w:rPr>
           <w:lang w:val="hi_IN" w:bidi="hi_IN"/>
         </w:rPr>
-        <w:t>בְּ⁠כַפְתֹּרֶ֖י⁠הָ יָלִ֑ינוּ</w:t>
+        <w:t>בְּ⁠כַפְתֹּרֶ֖י⁠הָ יָלִ֑ינוּ</w:t>
       </w:r>
     </w:p>
     <w:p>
@@ -23919,7 +23919,7 @@
         <w:rPr>
           <w:lang w:val="hi_IN" w:bidi="hi_IN"/>
         </w:rPr>
-        <w:t>ק֠וֹל יְשׁוֹרֵ֤ר בַּֽ⁠חַלּוֹן֙ חֹ֣רֶב בַּ⁠סַּ֔ף כִּ֥י אַרְזָ֖ה עֵרָֽה</w:t>
+        <w:t>ק֠וֹל יְשׁוֹרֵ֤ר בַּֽ⁠חַלּוֹן֙ חֹ֣רֶב בַּ⁠סַּ֔ף כִּ֥י אַרְזָ֖ה עֵרָֽה</w:t>
       </w:r>
     </w:p>
     <w:p>
@@ -24055,7 +24055,7 @@
         <w:rPr>
           <w:lang w:val="hi_IN" w:bidi="hi_IN"/>
         </w:rPr>
-        <w:t>ק֠וֹל יְשׁוֹרֵ֤ר בַּֽ⁠חַלּוֹן֙</w:t>
+        <w:t>ק֠וֹל יְשׁוֹרֵ֤ר בַּֽ⁠חַלּוֹן֙</w:t>
       </w:r>
     </w:p>
     <w:p>
@@ -24199,7 +24199,7 @@
         <w:rPr>
           <w:lang w:val="hi_IN" w:bidi="hi_IN"/>
         </w:rPr>
-        <w:t>חֹ֣רֶב בַּ⁠סַּ֔ף</w:t>
+        <w:t>חֹ֣רֶב בַּ⁠סַּ֔ף</w:t>
       </w:r>
     </w:p>
     <w:p>
@@ -24335,7 +24335,7 @@
         <w:rPr>
           <w:lang w:val="hi_IN" w:bidi="hi_IN"/>
         </w:rPr>
-        <w:t>זֹ֞֠את הָ⁠עִ֤יר הָ⁠עַלִּיזָה֙ הַ⁠יּוֹשֶׁ֣בֶת לָ⁠בֶ֔טַח הָ⁠אֹֽמְרָה֙ בִּ⁠לְבָבָ֔⁠הּ אֲנִ֖י וְ⁠אַפְסִ֣⁠י ע֑וֹד</w:t>
+        <w:t>זֹ֞֠את הָ⁠עִ֤יר הָ⁠עַלִּיזָה֙ הַ⁠יּוֹשֶׁ֣בֶת לָ⁠בֶ֔טַח הָ⁠אֹֽמְרָה֙ בִּ⁠לְבָבָ֔⁠הּ אֲנִ֖י וְ⁠אַפְסִ֣⁠י ע֑וֹד</w:t>
       </w:r>
     </w:p>
     <w:p>
@@ -24472,7 +24472,7 @@
         <w:rPr>
           <w:lang w:val="hi_IN" w:bidi="hi_IN"/>
         </w:rPr>
-        <w:t>הָ⁠אֹֽמְרָה֙ בִּ⁠לְבָבָ֔⁠הּ אֲנִ֖י וְ⁠אַפְסִ֣⁠י ע֑וֹד</w:t>
+        <w:t>הָ⁠אֹֽמְרָה֙ בִּ⁠לְבָבָ֔⁠הּ אֲנִ֖י וְ⁠אַפְסִ֣⁠י ע֑וֹד</w:t>
       </w:r>
     </w:p>
     <w:p>
@@ -24610,7 +24610,7 @@
         <w:rPr>
           <w:lang w:val="hi_IN" w:bidi="hi_IN"/>
         </w:rPr>
-        <w:t>הָ⁠אֹֽמְרָה֙ בִּ⁠לְבָבָ֔⁠הּ אֲנִ֖י וְ⁠אַפְסִ֣⁠י ע֑וֹד</w:t>
+        <w:t>הָ⁠אֹֽמְרָה֙ בִּ⁠לְבָבָ֔⁠הּ אֲנִ֖י וְ⁠אַפְסִ֣⁠י ע֑וֹד</w:t>
       </w:r>
     </w:p>
     <w:p>
@@ -24735,7 +24735,7 @@
         <w:rPr>
           <w:lang w:val="hi_IN" w:bidi="hi_IN"/>
         </w:rPr>
-        <w:t>הָ⁠אֹֽמְרָה֙ בִּ⁠לְבָבָ֔⁠הּ אֲנִ֖י וְ⁠אַפְסִ֣⁠י ע֑וֹד</w:t>
+        <w:t>הָ⁠אֹֽמְרָה֙ בִּ⁠לְבָבָ֔⁠הּ אֲנִ֖י וְ⁠אַפְסִ֣⁠י ע֑וֹד</w:t>
       </w:r>
     </w:p>
     <w:p>
@@ -24860,7 +24860,7 @@
         <w:rPr>
           <w:lang w:val="hi_IN" w:bidi="hi_IN"/>
         </w:rPr>
-        <w:t>אֵ֣יךְ ׀ הָיְתָ֣ה לְ⁠שַׁמָּ֗ה</w:t>
+        <w:t>אֵ֣יךְ ׀ הָיְתָ֣ה לְ⁠שַׁמָּ֗ה</w:t>
       </w:r>
     </w:p>
     <w:p>
@@ -24971,7 +24971,7 @@
         <w:rPr>
           <w:lang w:val="hi_IN" w:bidi="hi_IN"/>
         </w:rPr>
-        <w:t>מַרְבֵּץ֙ לַֽ⁠חַיָּ֔ה</w:t>
+        <w:t>מַרְבֵּץ֙ לַֽ⁠חַיָּ֔ה</w:t>
       </w:r>
     </w:p>
     <w:p>
@@ -25095,7 +25095,7 @@
         <w:rPr>
           <w:lang w:val="hi_IN" w:bidi="hi_IN"/>
         </w:rPr>
-        <w:t>כֹּ֚ל עוֹבֵ֣ר עָלֶ֔י⁠הָ יִשְׁרֹ֖ק יָנִ֥יעַ יָדֽ⁠וֹ</w:t>
+        <w:t>כֹּ֚ל עוֹבֵ֣ר עָלֶ֔י⁠הָ יִשְׁרֹ֖ק יָנִ֥יעַ יָדֽ⁠וֹ</w:t>
       </w:r>
     </w:p>
     <w:p>
@@ -25791,7 +25791,7 @@
         <w:rPr>
           <w:lang w:val="hi_IN" w:bidi="hi_IN"/>
         </w:rPr>
-        <w:t>לֹ֤א שָֽׁמְעָה֙ בְּ⁠ק֔וֹל</w:t>
+        <w:t>לֹ֤א שָֽׁמְעָה֙ בְּ⁠ק֔וֹל</w:t>
       </w:r>
     </w:p>
     <w:p>
@@ -25915,7 +25915,7 @@
         <w:rPr>
           <w:lang w:val="hi_IN" w:bidi="hi_IN"/>
         </w:rPr>
-        <w:t>לֹ֤א שָֽׁמְעָה֙ בְּ⁠ק֔וֹל</w:t>
+        <w:t>לֹ֤א שָֽׁמְעָה֙ בְּ⁠ק֔וֹל</w:t>
       </w:r>
     </w:p>
     <w:p>
@@ -26136,7 +26136,7 @@
         <w:rPr>
           <w:lang w:val="hi_IN" w:bidi="hi_IN"/>
         </w:rPr>
-        <w:t>שָׂרֶ֣י⁠הָ</w:t>
+        <w:t>שָׂרֶ֣י⁠הָ</w:t>
       </w:r>
     </w:p>
     <w:p>
@@ -26277,7 +26277,7 @@
         <w:rPr>
           <w:lang w:val="hi_IN" w:bidi="hi_IN"/>
         </w:rPr>
-        <w:t>בְ⁠קִרְבָּ֔⁠הּ אֲרָי֖וֹת שֹֽׁאֲגִ֑ים</w:t>
+        <w:t>בְ⁠קִרְבָּ֔⁠הּ אֲרָי֖וֹת שֹֽׁאֲגִ֑ים</w:t>
       </w:r>
     </w:p>
     <w:p>
@@ -26564,7 +26564,7 @@
         <w:rPr>
           <w:lang w:val="hi_IN" w:bidi="hi_IN"/>
         </w:rPr>
-        <w:t>לֹ֥א גָרְמ֖וּ לַ⁠בֹּֽקֶר</w:t>
+        <w:t>לֹ֥א גָרְמ֖וּ לַ⁠בֹּֽקֶר</w:t>
       </w:r>
     </w:p>
     <w:p>
@@ -26714,7 +26714,7 @@
         <w:rPr>
           <w:lang w:val="hi_IN" w:bidi="hi_IN"/>
         </w:rPr>
-        <w:t>פֹּֽחֲזִ֔ים</w:t>
+        <w:t>פֹּֽחֲזִ֔ים</w:t>
       </w:r>
     </w:p>
     <w:p>
@@ -26876,7 +26876,7 @@
         <w:rPr>
           <w:lang w:val="hi_IN" w:bidi="hi_IN"/>
         </w:rPr>
-        <w:t>אַנְשֵׁ֖י בֹּֽגְד֑וֹת</w:t>
+        <w:t>אַנְשֵׁ֖י בֹּֽגְד֑וֹת</w:t>
       </w:r>
     </w:p>
     <w:p>
@@ -27013,7 +27013,7 @@
         <w:rPr>
           <w:lang w:val="hi_IN" w:bidi="hi_IN"/>
         </w:rPr>
-        <w:t>אַנְשֵׁ֖י בֹּֽגְד֑וֹת</w:t>
+        <w:t>אַנְשֵׁ֖י בֹּֽגְד֑וֹת</w:t>
       </w:r>
     </w:p>
     <w:p>
@@ -27135,7 +27135,7 @@
         <w:rPr>
           <w:lang w:val="hi_IN" w:bidi="hi_IN"/>
         </w:rPr>
-        <w:t>חִלְּלוּ־קֹ֔דֶשׁ</w:t>
+        <w:t>חִלְּלוּ־קֹ֔דֶשׁ</w:t>
       </w:r>
     </w:p>
     <w:p>
@@ -27308,7 +27308,7 @@
         <w:rPr>
           <w:lang w:val="hi_IN" w:bidi="hi_IN"/>
         </w:rPr>
-        <w:t>לֹ֥א יַעֲשֶׂ֖ה עַוְלָ֑ה</w:t>
+        <w:t>לֹ֥א יַעֲשֶׂ֖ה עַוְלָ֑ה</w:t>
       </w:r>
     </w:p>
     <w:p>
@@ -27445,7 +27445,7 @@
         <w:rPr>
           <w:lang w:val="hi_IN" w:bidi="hi_IN"/>
         </w:rPr>
-        <w:t>בַּ⁠בֹּ֨קֶר בַּ⁠בֹּ֜קֶר מִשְׁפָּט֨⁠וֹ יִתֵּ֤ן לָ⁠אוֹר֙ לֹ֣א נֶעְדָּ֔ר</w:t>
+        <w:t>בַּ⁠בֹּ֨קֶר בַּ⁠בֹּ֜קֶר מִשְׁפָּט֨⁠וֹ יִתֵּ֤ן לָ⁠אוֹר֙ לֹ֣א נֶעְדָּ֔ר</w:t>
       </w:r>
     </w:p>
     <w:p>
@@ -27602,7 +27602,7 @@
         <w:rPr>
           <w:lang w:val="hi_IN" w:bidi="hi_IN"/>
         </w:rPr>
-        <w:t>בַּ⁠בֹּ֨קֶר בַּ⁠בֹּ֜קֶר</w:t>
+        <w:t>בַּ⁠בֹּ֨קֶר בַּ⁠בֹּ֜קֶר</w:t>
       </w:r>
     </w:p>
     <w:p>
@@ -27750,7 +27750,7 @@
         <w:rPr>
           <w:lang w:val="hi_IN" w:bidi="hi_IN"/>
         </w:rPr>
-        <w:t>בַּ⁠בֹּ֨קֶר בַּ⁠בֹּ֜קֶר</w:t>
+        <w:t>בַּ⁠בֹּ֨קֶר בַּ⁠בֹּ֜קֶר</w:t>
       </w:r>
     </w:p>
     <w:p>
@@ -27860,7 +27860,7 @@
         <w:rPr>
           <w:lang w:val="hi_IN" w:bidi="hi_IN"/>
         </w:rPr>
-        <w:t>מִשְׁפָּט֨⁠וֹ יִתֵּ֤ן</w:t>
+        <w:t>מִשְׁפָּט֨⁠וֹ יִתֵּ֤ן</w:t>
       </w:r>
     </w:p>
     <w:p>
@@ -27984,7 +27984,7 @@
         <w:rPr>
           <w:lang w:val="hi_IN" w:bidi="hi_IN"/>
         </w:rPr>
-        <w:t>לֹ֣א נֶעְדָּ֔ר</w:t>
+        <w:t>לֹ֣א נֶעְדָּ֔ר</w:t>
       </w:r>
     </w:p>
     <w:p>
@@ -28107,7 +28107,7 @@
         <w:rPr>
           <w:lang w:val="hi_IN" w:bidi="hi_IN"/>
         </w:rPr>
-        <w:t>לֹ֣א נֶעְדָּ֔ר</w:t>
+        <w:t>לֹ֣א נֶעְדָּ֔ר</w:t>
       </w:r>
     </w:p>
     <w:p>
@@ -28230,7 +28230,7 @@
         <w:rPr>
           <w:lang w:val="hi_IN" w:bidi="hi_IN"/>
         </w:rPr>
-        <w:t>וְ⁠לֹֽא־יוֹדֵ֥עַ עַוָּ֖ל בֹּֽשֶׁת</w:t>
+        <w:t>וְ⁠לֹֽא־יוֹדֵ֥עַ עַוָּ֖ל בֹּֽשֶׁת</w:t>
       </w:r>
     </w:p>
     <w:p>
@@ -28354,7 +28354,7 @@
         <w:rPr>
           <w:lang w:val="hi_IN" w:bidi="hi_IN"/>
         </w:rPr>
-        <w:t>וְ⁠לֹֽא־יוֹדֵ֥עַ עַוָּ֖ל בֹּֽשֶׁת</w:t>
+        <w:t>וְ⁠לֹֽא־יוֹדֵ֥עַ עַוָּ֖ל בֹּֽשֶׁת</w:t>
       </w:r>
     </w:p>
     <w:p>
@@ -28478,7 +28478,7 @@
         <w:rPr>
           <w:lang w:val="hi_IN" w:bidi="hi_IN"/>
         </w:rPr>
-        <w:t>הִכְרַ֣תִּי גוֹיִ֗ם נָשַׁ֨מּוּ֙ פִּנּוֹתָ֔⁠ם הֶחֱרַ֥בְתִּי חֽוּצוֹתָ֖⁠ם</w:t>
+        <w:t>הִכְרַ֣תִּי גוֹיִ֗ם נָשַׁ֨מּוּ֙ פִּנּוֹתָ֔⁠ם הֶחֱרַ֥בְתִּי חֽוּצוֹתָ֖⁠ם</w:t>
       </w:r>
     </w:p>
     <w:p>
@@ -28601,7 +28601,7 @@
         <w:rPr>
           <w:lang w:val="hi_IN" w:bidi="hi_IN"/>
         </w:rPr>
-        <w:t>הִכְרַ֣תִּי גוֹיִ֗ם נָשַׁ֨מּוּ֙ פִּנּוֹתָ֔⁠ם הֶחֱרַ֥בְתִּי חֽוּצוֹתָ֖⁠ם</w:t>
+        <w:t>הִכְרַ֣תִּי גוֹיִ֗ם נָשַׁ֨מּוּ֙ פִּנּוֹתָ֔⁠ם הֶחֱרַ֥בְתִּי חֽוּצוֹתָ֖⁠ם</w:t>
       </w:r>
     </w:p>
     <w:p>
@@ -28712,7 +28712,7 @@
         <w:rPr>
           <w:lang w:val="hi_IN" w:bidi="hi_IN"/>
         </w:rPr>
-        <w:t>הִכְרַ֣תִּי</w:t>
+        <w:t>הִכְרַ֣תִּי</w:t>
       </w:r>
     </w:p>
     <w:p>
@@ -28847,7 +28847,7 @@
         <w:rPr>
           <w:lang w:val="hi_IN" w:bidi="hi_IN"/>
         </w:rPr>
-        <w:t>נָשַׁ֨מּוּ֙ פִּנּוֹתָ֔⁠ם</w:t>
+        <w:t>נָשַׁ֨מּוּ֙ פִּנּוֹתָ֔⁠ם</w:t>
       </w:r>
     </w:p>
     <w:p>
@@ -28958,7 +28958,7 @@
         <w:rPr>
           <w:lang w:val="hi_IN" w:bidi="hi_IN"/>
         </w:rPr>
-        <w:t>פִּנּוֹתָ֔⁠ם</w:t>
+        <w:t>פִּנּוֹתָ֔⁠ם</w:t>
       </w:r>
     </w:p>
     <w:p>
@@ -29203,7 +29203,7 @@
         <w:rPr>
           <w:lang w:val="hi_IN" w:bidi="hi_IN"/>
         </w:rPr>
-        <w:t>מִ⁠בְּלִי־אִ֖ישׁ מֵ⁠אֵ֥ין יוֹשֵֽׁב</w:t>
+        <w:t>מִ⁠בְּלִי־אִ֖ישׁ מֵ⁠אֵ֥ין יוֹשֵֽׁב</w:t>
       </w:r>
     </w:p>
     <w:p>
@@ -29314,7 +29314,7 @@
         <w:rPr>
           <w:lang w:val="hi_IN" w:bidi="hi_IN"/>
         </w:rPr>
-        <w:t>אָמַ֜רְתִּי אַךְ־תִּירְאִ֤י אוֹתִ⁠י֙ תִּקְחִ֣י מוּסָ֔ר וְ⁠לֹֽא־יִכָּרֵ֣ת מְעוֹנָ֔⁠הּ כֹּ֥ל אֲשֶׁר־פָּקַ֖דְתִּי עָלֶ֑י⁠הָ</w:t>
+        <w:t>אָמַ֜רְתִּי אַךְ־תִּירְאִ֤י אוֹתִ⁠י֙ תִּקְחִ֣י מוּסָ֔ר וְ⁠לֹֽא־יִכָּרֵ֣ת מְעוֹנָ֔⁠הּ כֹּ֥ל אֲשֶׁר־פָּקַ֖דְתִּי עָלֶ֑י⁠הָ</w:t>
       </w:r>
     </w:p>
     <w:p>
@@ -29425,7 +29425,7 @@
         <w:rPr>
           <w:lang w:val="hi_IN" w:bidi="hi_IN"/>
         </w:rPr>
-        <w:t>אָמַ֜רְתִּי אַךְ־תִּירְאִ֤י אוֹתִ⁠י֙ תִּקְחִ֣י מוּסָ֔ר וְ⁠לֹֽא־יִכָּרֵ֣ת מְעוֹנָ֔⁠הּ כֹּ֥ל אֲשֶׁר־פָּקַ֖דְתִּי עָלֶ֑י⁠הָ</w:t>
+        <w:t>אָמַ֜רְתִּי אַךְ־תִּירְאִ֤י אוֹתִ⁠י֙ תִּקְחִ֣י מוּסָ֔ר וְ⁠לֹֽא־יִכָּרֵ֣ת מְעוֹנָ֔⁠הּ כֹּ֥ל אֲשֶׁר־פָּקַ֖דְתִּי עָלֶ֑י⁠הָ</w:t>
       </w:r>
     </w:p>
     <w:p>
@@ -29536,7 +29536,7 @@
         <w:rPr>
           <w:lang w:val="hi_IN" w:bidi="hi_IN"/>
         </w:rPr>
-        <w:t>אָמַ֜רְתִּי אַךְ־תִּירְאִ֤י אוֹתִ⁠י֙ תִּקְחִ֣י מוּסָ֔ר וְ⁠לֹֽא־יִכָּרֵ֣ת מְעוֹנָ֔⁠הּ כֹּ֥ל אֲשֶׁר־פָּקַ֖דְתִּי עָלֶ֑י⁠הָ</w:t>
+        <w:t>אָמַ֜רְתִּי אַךְ־תִּירְאִ֤י אוֹתִ⁠י֙ תִּקְחִ֣י מוּסָ֔ר וְ⁠לֹֽא־יִכָּרֵ֣ת מְעוֹנָ֔⁠הּ כֹּ֥ל אֲשֶׁר־פָּקַ֖דְתִּי עָלֶ֑י⁠הָ</w:t>
       </w:r>
     </w:p>
     <w:p>
@@ -29691,7 +29691,7 @@
         <w:rPr>
           <w:lang w:val="hi_IN" w:bidi="hi_IN"/>
         </w:rPr>
-        <w:t>כֹּ֥ל אֲשֶׁר־פָּקַ֖דְתִּי עָלֶ֑י⁠הָ</w:t>
+        <w:t>כֹּ֥ל אֲשֶׁר־פָּקַ֖דְתִּי עָלֶ֑י⁠הָ</w:t>
       </w:r>
     </w:p>
     <w:p>
@@ -29826,7 +29826,7 @@
         <w:rPr>
           <w:lang w:val="hi_IN" w:bidi="hi_IN"/>
         </w:rPr>
-        <w:t>הִשְׁכִּ֣ימוּ הִשְׁחִ֔יתוּ כֹּ֖ל עֲלִילוֹתָֽ⁠ם</w:t>
+        <w:t>הִשְׁכִּ֣ימוּ הִשְׁחִ֔יתוּ כֹּ֖ל עֲלִילוֹתָֽ⁠ם</w:t>
       </w:r>
     </w:p>
     <w:p>
@@ -29950,7 +29950,7 @@
         <w:rPr>
           <w:lang w:val="hi_IN" w:bidi="hi_IN"/>
         </w:rPr>
-        <w:t>הִשְׁכִּ֣ימוּ הִשְׁחִ֔יתוּ כֹּ֖ל עֲלִילוֹתָֽ⁠ם</w:t>
+        <w:t>הִשְׁכִּ֣ימוּ הִשְׁחִ֔יתוּ כֹּ֖ל עֲלִילוֹתָֽ⁠ם</w:t>
       </w:r>
     </w:p>
     <w:p>
@@ -30960,7 +30960,7 @@
         <w:rPr>
           <w:lang w:val="hi_IN" w:bidi="hi_IN"/>
         </w:rPr>
-        <w:t>לִ⁠שְׁפֹּ֨ךְ עֲלֵי⁠הֶ֤ם זַעְמִ⁠י֙</w:t>
+        <w:t>לִ⁠שְׁפֹּ֨ךְ עֲלֵי⁠הֶ֤ם זַעְמִ⁠י֙</w:t>
       </w:r>
     </w:p>
     <w:p>
@@ -31109,7 +31109,7 @@
         <w:rPr>
           <w:lang w:val="hi_IN" w:bidi="hi_IN"/>
         </w:rPr>
-        <w:t>כֹּ֚ל חֲר֣וֹן אַפִּ֔⁠י</w:t>
+        <w:t>כֹּ֚ל חֲר֣וֹן אַפִּ֔⁠י</w:t>
       </w:r>
     </w:p>
     <w:p>
@@ -31271,7 +31271,7 @@
         <w:rPr>
           <w:lang w:val="hi_IN" w:bidi="hi_IN"/>
         </w:rPr>
-        <w:t>בְּ⁠אֵ֣שׁ קִנְאָתִ֔⁠י תֵּאָכֵ֖ל כָּל־הָ⁠אָֽרֶץ</w:t>
+        <w:t>בְּ⁠אֵ֣שׁ קִנְאָתִ֔⁠י תֵּאָכֵ֖ל כָּל־הָ⁠אָֽרֶץ</w:t>
       </w:r>
     </w:p>
     <w:p>
@@ -31386,7 +31386,7 @@
         <w:rPr>
           <w:lang w:val="hi_IN" w:bidi="hi_IN"/>
         </w:rPr>
-        <w:t>כִּֽי &amp; אֶהְפֹּ֥ךְ אֶל־עַמִּ֖ים שָׂפָ֣ה בְרוּרָ֑ה לִ⁠קְרֹ֤א כֻלָּ⁠ם֙ בְּ⁠שֵׁ֣ם יְהוָ֔ה</w:t>
+        <w:t>כִּֽי &amp; אֶהְפֹּ֥ךְ אֶל־עַמִּ֖ים שָׂפָ֣ה בְרוּרָ֑ה לִ⁠קְרֹ֤א כֻלָּ⁠ם֙ בְּ⁠שֵׁ֣ם יְהוָ֔ה</w:t>
       </w:r>
     </w:p>
     <w:p>
@@ -31510,7 +31510,7 @@
         <w:rPr>
           <w:lang w:val="hi_IN" w:bidi="hi_IN"/>
         </w:rPr>
-        <w:t>כִּֽי &amp; אֶהְפֹּ֥ךְ אֶל־עַמִּ֖ים שָׂפָ֣ה בְרוּרָ֑ה</w:t>
+        <w:t>כִּֽי &amp; אֶהְפֹּ֥ךְ אֶל־עַמִּ֖ים שָׂפָ֣ה בְרוּרָ֑ה</w:t>
       </w:r>
     </w:p>
     <w:p>
@@ -31634,7 +31634,7 @@
         <w:rPr>
           <w:lang w:val="hi_IN" w:bidi="hi_IN"/>
         </w:rPr>
-        <w:t>לִ⁠קְרֹ֤א כֻלָּ⁠ם֙ בְּ⁠שֵׁ֣ם יְהוָ֔ה</w:t>
+        <w:t>לִ⁠קְרֹ֤א כֻלָּ⁠ם֙ בְּ⁠שֵׁ֣ם יְהוָ֔ה</w:t>
       </w:r>
     </w:p>
     <w:p>
@@ -31770,7 +31770,7 @@
         <w:rPr>
           <w:lang w:val="hi_IN" w:bidi="hi_IN"/>
         </w:rPr>
-        <w:t>בְּ⁠שֵׁ֣ם יְהוָ֔ה לְ⁠עָבְד֖⁠וֹ</w:t>
+        <w:t>בְּ⁠שֵׁ֣ם יְהוָ֔ה לְ⁠עָבְד֖⁠וֹ</w:t>
       </w:r>
     </w:p>
     <w:p>
@@ -31867,7 +31867,7 @@
         <w:rPr>
           <w:lang w:val="hi_IN" w:bidi="hi_IN"/>
         </w:rPr>
-        <w:t>שְׁכֶ֥ם אֶחָֽד</w:t>
+        <w:t>שְׁכֶ֥ם אֶחָֽד</w:t>
       </w:r>
     </w:p>
     <w:p>
@@ -32088,7 +32088,7 @@
         <w:rPr>
           <w:lang w:val="hi_IN" w:bidi="hi_IN"/>
         </w:rPr>
-        <w:t>בַּת־פוּצַ֔⁠י</w:t>
+        <w:t>בַּת־פוּצַ֔⁠י</w:t>
       </w:r>
     </w:p>
     <w:p>
@@ -32238,7 +32238,7 @@
         <w:rPr>
           <w:lang w:val="hi_IN" w:bidi="hi_IN"/>
         </w:rPr>
-        <w:t>בַּת־פוּצַ֔⁠י</w:t>
+        <w:t>בַּת־פוּצַ֔⁠י</w:t>
       </w:r>
     </w:p>
     <w:p>
@@ -32523,7 +32523,7 @@
         <w:rPr>
           <w:lang w:val="hi_IN" w:bidi="hi_IN"/>
         </w:rPr>
-        <w:t>לֹ֤א תֵב֨וֹשִׁי֙ &amp; עֲלִילֹתַ֔יִ⁠ךְ</w:t>
+        <w:t>לֹ֤א תֵב֨וֹשִׁי֙ &amp; עֲלִילֹתַ֔יִ⁠ךְ</w:t>
       </w:r>
     </w:p>
     <w:p>
@@ -32690,7 +32690,7 @@
         <w:rPr>
           <w:lang w:val="hi_IN" w:bidi="hi_IN"/>
         </w:rPr>
-        <w:t>עַלִּיזֵי֙ גַּאֲוָתֵ֔⁠ךְ</w:t>
+        <w:t>עַלִּיזֵי֙ גַּאֲוָתֵ֔⁠ךְ</w:t>
       </w:r>
     </w:p>
     <w:p>
@@ -32814,7 +32814,7 @@
         <w:rPr>
           <w:lang w:val="hi_IN" w:bidi="hi_IN"/>
         </w:rPr>
-        <w:t>בְ⁠קִרְבֵּ֔⁠ךְ</w:t>
+        <w:t>בְ⁠קִרְבֵּ֔⁠ךְ</w:t>
       </w:r>
     </w:p>
     <w:p>
@@ -33068,7 +33068,7 @@
         <w:rPr>
           <w:lang w:val="hi_IN" w:bidi="hi_IN"/>
         </w:rPr>
-        <w:t>וְ⁠חָס֖וּ בְּ⁠שֵׁ֥ם יְהוָֽה</w:t>
+        <w:t>וְ⁠חָס֖וּ בְּ⁠שֵׁ֥ם יְהוָֽה</w:t>
       </w:r>
     </w:p>
     <w:p>
@@ -33191,7 +33191,7 @@
         <w:rPr>
           <w:lang w:val="hi_IN" w:bidi="hi_IN"/>
         </w:rPr>
-        <w:t>וְ⁠חָס֖וּ בְּ⁠שֵׁ֥ם יְהוָֽה</w:t>
+        <w:t>וְ⁠חָס֖וּ בְּ⁠שֵׁ֥ם יְהוָֽה</w:t>
       </w:r>
     </w:p>
     <w:p>
@@ -33327,7 +33327,7 @@
         <w:rPr>
           <w:lang w:val="hi_IN" w:bidi="hi_IN"/>
         </w:rPr>
-        <w:t>וְ⁠לֹא־יְדַבְּר֣וּ כָזָ֔ב וְ⁠לֹֽא־יִמָּצֵ֥א בְּ⁠פִי⁠הֶ֖ם לְשׁ֣וֹן תַּרְמִ֑ית</w:t>
+        <w:t>וְ⁠לֹא־יְדַבְּר֣וּ כָזָ֔ב וְ⁠לֹֽא־יִמָּצֵ֥א בְּ⁠פִי⁠הֶ֖ם לְשׁ֣וֹן תַּרְמִ֑ית</w:t>
       </w:r>
     </w:p>
     <w:p>
@@ -33456,7 +33456,7 @@
         <w:rPr>
           <w:lang w:val="hi_IN" w:bidi="hi_IN"/>
         </w:rPr>
-        <w:t>וְ⁠לֹא־יְדַבְּר֣וּ כָזָ֔ב וְ⁠לֹֽא־יִמָּצֵ֥א בְּ⁠פִי⁠הֶ֖ם לְשׁ֣וֹן תַּרְמִ֑ית</w:t>
+        <w:t>וְ⁠לֹא־יְדַבְּר֣וּ כָזָ֔ב וְ⁠לֹֽא־יִמָּצֵ֥א בְּ⁠פִי⁠הֶ֖ם לְשׁ֣וֹן תַּרְמִ֑ית</w:t>
       </w:r>
     </w:p>
     <w:p>
@@ -33592,7 +33592,7 @@
         <w:rPr>
           <w:lang w:val="hi_IN" w:bidi="hi_IN"/>
         </w:rPr>
-        <w:t>וְ⁠לֹֽא־יִמָּצֵ֥א בְּ⁠פִי⁠הֶ֖ם לְשׁ֣וֹן תַּרְמִ֑ית</w:t>
+        <w:t>וְ⁠לֹֽא־יִמָּצֵ֥א בְּ⁠פִי⁠הֶ֖ם לְשׁ֣וֹן תַּרְמִ֑ית</w:t>
       </w:r>
     </w:p>
     <w:p>
@@ -33727,7 +33727,7 @@
         <w:rPr>
           <w:lang w:val="hi_IN" w:bidi="hi_IN"/>
         </w:rPr>
-        <w:t>וְ⁠לֹֽא־יִמָּצֵ֥א בְּ⁠פִי⁠הֶ֖ם לְשׁ֣וֹן תַּרְמִ֑ית</w:t>
+        <w:t>וְ⁠לֹֽא־יִמָּצֵ֥א בְּ⁠פִי⁠הֶ֖ם לְשׁ֣וֹן תַּרְמִ֑ית</w:t>
       </w:r>
     </w:p>
     <w:p>
@@ -33864,7 +33864,7 @@
         <w:rPr>
           <w:lang w:val="hi_IN" w:bidi="hi_IN"/>
         </w:rPr>
-        <w:t>וְ⁠לֹֽא־יִמָּצֵ֥א בְּ⁠פִי⁠הֶ֖ם לְשׁ֣וֹן תַּרְמִ֑ית</w:t>
+        <w:t>וְ⁠לֹֽא־יִמָּצֵ֥א בְּ⁠פִי⁠הֶ֖ם לְשׁ֣וֹן תַּרְמִ֑ית</w:t>
       </w:r>
     </w:p>
     <w:p>
@@ -34001,7 +34001,7 @@
         <w:rPr>
           <w:lang w:val="hi_IN" w:bidi="hi_IN"/>
         </w:rPr>
-        <w:t>כִּֽי־הֵ֛מָּה יִרְע֥וּ וְ⁠רָבְצ֖וּ וְ⁠אֵ֥ין מַחֲרִֽיד</w:t>
+        <w:t>כִּֽי־הֵ֛מָּה יִרְע֥וּ וְ⁠רָבְצ֖וּ וְ⁠אֵ֥ין מַחֲרִֽיד</w:t>
       </w:r>
     </w:p>
     <w:p>
@@ -34112,7 +34112,7 @@
         <w:rPr>
           <w:lang w:val="hi_IN" w:bidi="hi_IN"/>
         </w:rPr>
-        <w:t>כִּֽי־הֵ֛מָּה יִרְע֥וּ וְ⁠רָבְצ֖וּ וְ⁠אֵ֥ין מַחֲרִֽיד</w:t>
+        <w:t>כִּֽי־הֵ֛מָּה יִרְע֥וּ וְ⁠רָבְצ֖וּ וְ⁠אֵ֥ין מַחֲרִֽיד</w:t>
       </w:r>
     </w:p>
     <w:p>
@@ -34249,7 +34249,7 @@
         <w:rPr>
           <w:lang w:val="hi_IN" w:bidi="hi_IN"/>
         </w:rPr>
-        <w:t>רָנִּי֙ &amp; הָרִ֖יעוּ &amp; שִׂמְחִ֤י וְ⁠עָלְזִי֙</w:t>
+        <w:t>רָנִּי֙ &amp; הָרִ֖יעוּ &amp; שִׂמְחִ֤י וְ⁠עָלְזִי֙</w:t>
       </w:r>
     </w:p>
     <w:p>
@@ -34440,7 +34440,7 @@
         <w:rPr>
           <w:lang w:val="hi_IN" w:bidi="hi_IN"/>
         </w:rPr>
-        <w:t>בַּת־צִיּ֔וֹן</w:t>
+        <w:t>בַּת־צִיּ֔וֹן</w:t>
       </w:r>
     </w:p>
     <w:p>
@@ -34576,7 +34576,7 @@
         <w:rPr>
           <w:lang w:val="hi_IN" w:bidi="hi_IN"/>
         </w:rPr>
-        <w:t>בַּת־צִיּ֔וֹן</w:t>
+        <w:t>בַּת־צִיּ֔וֹן</w:t>
       </w:r>
     </w:p>
     <w:p>
@@ -34680,7 +34680,7 @@
         <w:rPr>
           <w:lang w:val="hi_IN" w:bidi="hi_IN"/>
         </w:rPr>
-        <w:t>יִשְׂרָאֵ֑ל</w:t>
+        <w:t>יִשְׂרָאֵ֑ל</w:t>
       </w:r>
     </w:p>
     <w:p>
@@ -34790,7 +34790,7 @@
         <w:rPr>
           <w:lang w:val="hi_IN" w:bidi="hi_IN"/>
         </w:rPr>
-        <w:t>שִׂמְחִ֤י וְ⁠עָלְזִי֙</w:t>
+        <w:t>שִׂמְחִ֤י וְ⁠עָלְזִי֙</w:t>
       </w:r>
     </w:p>
     <w:p>
@@ -34921,7 +34921,7 @@
         <w:rPr>
           <w:lang w:val="hi_IN" w:bidi="hi_IN"/>
         </w:rPr>
-        <w:t>בְּ⁠כָל־לֵ֔ב</w:t>
+        <w:t>בְּ⁠כָל־לֵ֔ב</w:t>
       </w:r>
     </w:p>
     <w:p>
@@ -35045,7 +35045,7 @@
         <w:rPr>
           <w:lang w:val="hi_IN" w:bidi="hi_IN"/>
         </w:rPr>
-        <w:t>בַּ֖ת יְרוּשָׁלִָֽם</w:t>
+        <w:t>בַּ֖ת יְרוּשָׁלִָֽם</w:t>
       </w:r>
     </w:p>
     <w:p>
@@ -35155,7 +35155,7 @@
         <w:rPr>
           <w:lang w:val="hi_IN" w:bidi="hi_IN"/>
         </w:rPr>
-        <w:t>מִשְׁפָּטַ֔יִ⁠ךְ &amp; לֹא־תִֽירְאִ֥י</w:t>
+        <w:t>מִשְׁפָּטַ֔יִ⁠ךְ &amp; לֹא־תִֽירְאִ֥י</w:t>
       </w:r>
     </w:p>
     <w:p>
@@ -35266,7 +35266,7 @@
         <w:rPr>
           <w:lang w:val="hi_IN" w:bidi="hi_IN"/>
         </w:rPr>
-        <w:t>מִשְׁפָּטַ֔יִ⁠ךְ</w:t>
+        <w:t>מִשְׁפָּטַ֔יִ⁠ךְ</w:t>
       </w:r>
     </w:p>
     <w:p>
@@ -35403,7 +35403,7 @@
         <w:rPr>
           <w:lang w:val="hi_IN" w:bidi="hi_IN"/>
         </w:rPr>
-        <w:t>מֶ֣לֶךְ יִשְׂרָאֵ֤ל</w:t>
+        <w:t>מֶ֣לֶךְ יִשְׂרָאֵ֤ל</w:t>
       </w:r>
     </w:p>
     <w:p>
@@ -35551,7 +35551,7 @@
         <w:rPr>
           <w:lang w:val="hi_IN" w:bidi="hi_IN"/>
         </w:rPr>
-        <w:t>בַּ⁠יּ֣וֹם הַ⁠ה֔וּא</w:t>
+        <w:t>בַּ⁠יּ֣וֹם הַ⁠ה֔וּא</w:t>
       </w:r>
     </w:p>
     <w:p>
@@ -35758,7 +35758,7 @@
         <w:rPr>
           <w:lang w:val="hi_IN" w:bidi="hi_IN"/>
         </w:rPr>
-        <w:t>לִירֽוּשָׁלִַ֖ם אַל־תִּירָ֑אִי צִיּ֖וֹן אַל־יִרְפּ֥וּ יָדָֽיִ⁠ךְ</w:t>
+        <w:t>לִירֽוּשָׁלִַ֖ם אַל־תִּירָ֑אִי צִיּ֖וֹן אַל־יִרְפּ֥וּ יָדָֽיִ⁠ךְ</w:t>
       </w:r>
     </w:p>
     <w:p>
@@ -35907,7 +35907,7 @@
         <w:rPr>
           <w:lang w:val="hi_IN" w:bidi="hi_IN"/>
         </w:rPr>
-        <w:t>אַל־תִּירָ֑אִי צִיּ֖וֹן אַל־יִרְפּ֥וּ יָדָֽיִ⁠ךְ</w:t>
+        <w:t>אַל־תִּירָ֑אִי צִיּ֖וֹן אַל־יִרְפּ֥וּ יָדָֽיִ⁠ךְ</w:t>
       </w:r>
     </w:p>
     <w:p>
@@ -36031,7 +36031,7 @@
         <w:rPr>
           <w:lang w:val="hi_IN" w:bidi="hi_IN"/>
         </w:rPr>
-        <w:t>יַחֲרִישׁ֙ בְּ⁠אַ֣הֲבָת֔⁠וֹ</w:t>
+        <w:t>יַחֲרִישׁ֙ בְּ⁠אַ֣הֲבָת֔⁠וֹ</w:t>
       </w:r>
     </w:p>
     <w:p>
@@ -36181,7 +36181,7 @@
         <w:rPr>
           <w:lang w:val="hi_IN" w:bidi="hi_IN"/>
         </w:rPr>
-        <w:t>נוּגֵ֧י מִ⁠מּוֹעֵ֛ד אָסַ֖פְתִּי מִמֵּ֣⁠ךְ הָי֑וּ מַשְׂאֵ֥ת עָלֶ֖י⁠הָ חֶרְפָּֽה</w:t>
+        <w:t>נוּגֵ֧י מִ⁠מּוֹעֵ֛ד אָסַ֖פְתִּי מִמֵּ֣⁠ךְ הָי֑וּ מַשְׂאֵ֥ת עָלֶ֖י⁠הָ חֶרְפָּֽה</w:t>
       </w:r>
     </w:p>
     <w:p>
@@ -36292,7 +36292,7 @@
         <w:rPr>
           <w:lang w:val="hi_IN" w:bidi="hi_IN"/>
         </w:rPr>
-        <w:t>נוּגֵ֧י מִ⁠מּוֹעֵ֛ד אָסַ֖פְתִּי מִמֵּ֣⁠ךְ הָי֑וּ</w:t>
+        <w:t>נוּגֵ֧י מִ⁠מּוֹעֵ֛ד אָסַ֖פְתִּי מִמֵּ֣⁠ךְ הָי֑וּ</w:t>
       </w:r>
     </w:p>
     <w:p>
@@ -36442,7 +36442,7 @@
         <w:rPr>
           <w:lang w:val="hi_IN" w:bidi="hi_IN"/>
         </w:rPr>
-        <w:t>אָסַ֖פְתִּי</w:t>
+        <w:t>אָסַ֖פְתִּי</w:t>
       </w:r>
     </w:p>
     <w:p>
@@ -36553,7 +36553,7 @@
         <w:rPr>
           <w:lang w:val="hi_IN" w:bidi="hi_IN"/>
         </w:rPr>
-        <w:t>מַשְׂאֵ֥ת עָלֶ֖י⁠הָ חֶרְפָּֽה</w:t>
+        <w:t>מַשְׂאֵ֥ת עָלֶ֖י⁠הָ חֶרְפָּֽה</w:t>
       </w:r>
     </w:p>
     <w:p>
@@ -36690,7 +36690,7 @@
         <w:rPr>
           <w:lang w:val="hi_IN" w:bidi="hi_IN"/>
         </w:rPr>
-        <w:t>וְ⁠הוֹשַׁעְתִּ֣י אֶת־הַ⁠צֹּלֵעָ֗ה וְ⁠הַ⁠נִּדָּחָה֙ אֲקַבֵּ֔ץ</w:t>
+        <w:t>וְ⁠הוֹשַׁעְתִּ֣י אֶת־הַ⁠צֹּלֵעָ֗ה וְ⁠הַ⁠נִּדָּחָה֙ אֲקַבֵּ֔ץ</w:t>
       </w:r>
     </w:p>
     <w:p>
@@ -36853,7 +36853,7 @@
         <w:rPr>
           <w:lang w:val="hi_IN" w:bidi="hi_IN"/>
         </w:rPr>
-        <w:t>אֶת־הַ⁠צֹּלֵעָ֗ה</w:t>
+        <w:t>אֶת־הַ⁠צֹּלֵעָ֗ה</w:t>
       </w:r>
     </w:p>
     <w:p>
@@ -36977,7 +36977,7 @@
         <w:rPr>
           <w:lang w:val="hi_IN" w:bidi="hi_IN"/>
         </w:rPr>
-        <w:t>וְ⁠הַ⁠נִּדָּחָה֙</w:t>
+        <w:t>וְ⁠הַ⁠נִּדָּחָה֙</w:t>
       </w:r>
     </w:p>
     <w:p>
@@ -37100,7 +37100,7 @@
         <w:rPr>
           <w:lang w:val="hi_IN" w:bidi="hi_IN"/>
         </w:rPr>
-        <w:t>וְ⁠שַׂמְתִּי⁠ם֙ לִ⁠תְהִלָּ֣ה וּ⁠לְ⁠שֵׁ֔ם בְּ⁠כָל־הָ⁠אָ֖רֶץ בָּשְׁתָּֽ⁠ם</w:t>
+        <w:t>וְ⁠שַׂמְתִּי⁠ם֙ לִ⁠תְהִלָּ֣ה וּ⁠לְ⁠שֵׁ֔ם בְּ⁠כָל־הָ⁠אָ֖רֶץ בָּשְׁתָּֽ⁠ם</w:t>
       </w:r>
     </w:p>
     <w:p>
@@ -37223,7 +37223,7 @@
         <w:rPr>
           <w:lang w:val="hi_IN" w:bidi="hi_IN"/>
         </w:rPr>
-        <w:t>וְ⁠שַׂמְתִּי⁠ם֙ לִ⁠תְהִלָּ֣ה</w:t>
+        <w:t>וְ⁠שַׂמְתִּי⁠ם֙ לִ⁠תְהִלָּ֣ה</w:t>
       </w:r>
     </w:p>
     <w:p>
@@ -37372,7 +37372,7 @@
         <w:rPr>
           <w:lang w:val="hi_IN" w:bidi="hi_IN"/>
         </w:rPr>
-        <w:t>וּ⁠לְ⁠שֵׁ֔ם בְּ⁠כָל־הָ⁠אָ֖רֶץ בָּשְׁתָּֽ⁠ם</w:t>
+        <w:t>וּ⁠לְ⁠שֵׁ֔ם בְּ⁠כָל־הָ⁠אָ֖רֶץ בָּשְׁתָּֽ⁠ם</w:t>
       </w:r>
     </w:p>
     <w:p>
@@ -37659,7 +37659,7 @@
         <w:rPr>
           <w:lang w:val="hi_IN" w:bidi="hi_IN"/>
         </w:rPr>
-        <w:t>אֶתֵּ֨ן אֶתְ⁠כֶ֜ם לְ⁠שֵׁ֣ם וְ⁠לִ⁠תְהִלָּ֗ה בְּ⁠כֹל֙ עַמֵּ֣י הָ⁠אָ֔רֶץ</w:t>
+        <w:t>אֶתֵּ֨ן אֶתְ⁠כֶ֜ם לְ⁠שֵׁ֣ם וְ⁠לִ⁠תְהִלָּ֗ה בְּ⁠כֹל֙ עַמֵּ֣י הָ⁠אָ֔רֶץ</w:t>
       </w:r>
     </w:p>
     <w:p>
@@ -37796,7 +37796,7 @@
         <w:rPr>
           <w:lang w:val="hi_IN" w:bidi="hi_IN"/>
         </w:rPr>
-        <w:t>בְּ⁠שׁוּבִ֧⁠י אֶת־שְׁבוּתֵי⁠כֶ֛ם לְ⁠עֵינֵי⁠כֶ֖ם</w:t>
+        <w:t>בְּ⁠שׁוּבִ֧⁠י אֶת־שְׁבוּתֵי⁠כֶ֛ם לְ⁠עֵינֵי⁠כֶ֖ם</w:t>
       </w:r>
     </w:p>
     <w:p>

--- a/hin/docx/36.content.docx
+++ b/hin/docx/36.content.docx
@@ -338,20 +338,6 @@
       </w:r>
       <w:r>
         <w:rPr>
-          <w:lang w:val="hi_IN" w:bidi="hi_IN"/>
-        </w:rPr>
-        <w:t>בֶּן־כּוּשִׁ֣י בֶן־גְּדַלְיָ֔ה בֶּן־אֲמַרְיָ֖ה בֶּן־חִזְקִיָּ֑ה</w:t>
-      </w:r>
-    </w:p>
-    <w:p>
-      <w:pPr/>
-      <w:r>
-        <w:rPr>
-          <w:lang w:val="hi_IN" w:bidi="hi_IN"/>
-        </w:rPr>
-      </w:r>
-      <w:r>
-        <w:rPr>
           <w:b/>
           <w:lang w:val="hi_IN" w:bidi="hi_IN"/>
         </w:rPr>
@@ -462,20 +448,6 @@
       </w:r>
       <w:r>
         <w:rPr>
-          <w:lang w:val="hi_IN" w:bidi="hi_IN"/>
-        </w:rPr>
-        <w:t>צְפַנְיָה֙ &amp; כּוּשִׁ֣י &amp; גְּדַלְיָ֔ה &amp; אֲמַרְיָ֖ה &amp; חִזְקִיָּ֑ה &amp; יֹאשִׁיָּ֥הוּ &amp; אָמ֖וֹן</w:t>
-      </w:r>
-    </w:p>
-    <w:p>
-      <w:pPr/>
-      <w:r>
-        <w:rPr>
-          <w:lang w:val="hi_IN" w:bidi="hi_IN"/>
-        </w:rPr>
-      </w:r>
-      <w:r>
-        <w:rPr>
           <w:b/>
           <w:lang w:val="hi_IN" w:bidi="hi_IN"/>
         </w:rPr>
@@ -742,20 +714,6 @@
       </w:r>
       <w:r>
         <w:rPr>
-          <w:lang w:val="hi_IN" w:bidi="hi_IN"/>
-        </w:rPr>
-        <w:t>בִּ⁠ימֵ֛י יֹאשִׁיָּ֥הוּ בֶן־אָמ֖וֹן מֶ֥לֶךְ יְהוּדָֽה</w:t>
-      </w:r>
-    </w:p>
-    <w:p>
-      <w:pPr/>
-      <w:r>
-        <w:rPr>
-          <w:lang w:val="hi_IN" w:bidi="hi_IN"/>
-        </w:rPr>
-      </w:r>
-      <w:r>
-        <w:rPr>
           <w:b/>
           <w:lang w:val="hi_IN" w:bidi="hi_IN"/>
         </w:rPr>
@@ -879,20 +837,6 @@
       </w:r>
       <w:r>
         <w:rPr>
-          <w:lang w:val="hi_IN" w:bidi="hi_IN"/>
-        </w:rPr>
-        <w:t>אָסֹ֨ף אָסֵ֜ף כֹּ֗ל מֵ⁠עַ֛ל פְּנֵ֥י הָ⁠אֲדָמָ֖ה נְאֻם־יְהוָֽה</w:t>
-      </w:r>
-    </w:p>
-    <w:p>
-      <w:pPr/>
-      <w:r>
-        <w:rPr>
-          <w:lang w:val="hi_IN" w:bidi="hi_IN"/>
-        </w:rPr>
-      </w:r>
-      <w:r>
-        <w:rPr>
           <w:b/>
           <w:lang w:val="hi_IN" w:bidi="hi_IN"/>
         </w:rPr>
@@ -1039,20 +983,6 @@
       </w:r>
       <w:r>
         <w:rPr>
-          <w:lang w:val="hi_IN" w:bidi="hi_IN"/>
-        </w:rPr>
-        <w:t>אָסֹ֨ף אָסֵ֜ף כֹּ֗ל מֵ⁠עַ֛ל פְּנֵ֥י הָ⁠אֲדָמָ֖ה</w:t>
-      </w:r>
-    </w:p>
-    <w:p>
-      <w:pPr/>
-      <w:r>
-        <w:rPr>
-          <w:lang w:val="hi_IN" w:bidi="hi_IN"/>
-        </w:rPr>
-      </w:r>
-      <w:r>
-        <w:rPr>
           <w:b/>
           <w:lang w:val="hi_IN" w:bidi="hi_IN"/>
         </w:rPr>
@@ -1560,20 +1490,6 @@
       </w:r>
       <w:r>
         <w:rPr>
-          <w:lang w:val="hi_IN" w:bidi="hi_IN"/>
-        </w:rPr>
-        <w:t>אָסֵ֨ף אָדָ֜ם וּ⁠בְהֵמָ֗ה אָסֵ֤ף עוֹף־הַ⁠שָּׁמַ֨יִם֙ וּ⁠דְגֵ֣י הַ⁠יָּ֔ם</w:t>
-      </w:r>
-    </w:p>
-    <w:p>
-      <w:pPr/>
-      <w:r>
-        <w:rPr>
-          <w:lang w:val="hi_IN" w:bidi="hi_IN"/>
-        </w:rPr>
-      </w:r>
-      <w:r>
-        <w:rPr>
           <w:b/>
           <w:lang w:val="hi_IN" w:bidi="hi_IN"/>
         </w:rPr>
@@ -2315,20 +2231,6 @@
       </w:r>
       <w:r>
         <w:rPr>
-          <w:lang w:val="hi_IN" w:bidi="hi_IN"/>
-        </w:rPr>
-        <w:t>וְ⁠הִכְרַתִּ֣י אֶת־הָ⁠אָדָ֗ם מֵ⁠עַ֛ל פְּנֵ֥י הָ⁠אֲדָמָ֖ה</w:t>
-      </w:r>
-    </w:p>
-    <w:p>
-      <w:pPr/>
-      <w:r>
-        <w:rPr>
-          <w:lang w:val="hi_IN" w:bidi="hi_IN"/>
-        </w:rPr>
-      </w:r>
-      <w:r>
-        <w:rPr>
           <w:b/>
           <w:lang w:val="hi_IN" w:bidi="hi_IN"/>
         </w:rPr>
@@ -2710,20 +2612,6 @@
       </w:r>
       <w:r>
         <w:rPr>
-          <w:lang w:val="hi_IN" w:bidi="hi_IN"/>
-        </w:rPr>
-        <w:t>פְּנֵ֥י הָ⁠אֲדָמָ֖ה</w:t>
-      </w:r>
-    </w:p>
-    <w:p>
-      <w:pPr/>
-      <w:r>
-        <w:rPr>
-          <w:lang w:val="hi_IN" w:bidi="hi_IN"/>
-        </w:rPr>
-      </w:r>
-      <w:r>
-        <w:rPr>
           <w:b/>
           <w:lang w:val="hi_IN" w:bidi="hi_IN"/>
         </w:rPr>
@@ -2945,20 +2833,6 @@
       </w:r>
       <w:r>
         <w:rPr>
-          <w:lang w:val="hi_IN" w:bidi="hi_IN"/>
-        </w:rPr>
-        <w:t>וְ⁠הִכְרַתִּ֞י מִן־הַ⁠מָּק֤וֹם הַ⁠זֶּה֙</w:t>
-      </w:r>
-    </w:p>
-    <w:p>
-      <w:pPr/>
-      <w:r>
-        <w:rPr>
-          <w:lang w:val="hi_IN" w:bidi="hi_IN"/>
-        </w:rPr>
-      </w:r>
-      <w:r>
-        <w:rPr>
           <w:b/>
           <w:lang w:val="hi_IN" w:bidi="hi_IN"/>
         </w:rPr>
@@ -3071,20 +2945,6 @@
         <w:rPr>
           <w:lang w:val="hi_IN" w:bidi="hi_IN"/>
         </w:rPr>
-      </w:r>
-    </w:p>
-    <w:p>
-      <w:pPr/>
-      <w:r>
-        <w:rPr>
-          <w:lang w:val="hi_IN" w:bidi="hi_IN"/>
-        </w:rPr>
-      </w:r>
-      <w:r>
-        <w:rPr>
-          <w:lang w:val="hi_IN" w:bidi="hi_IN"/>
-        </w:rPr>
-        <w:t>וְ⁠הִכְרַתִּ֞י מִן־הַ⁠מָּק֤וֹם הַ⁠זֶּה֙</w:t>
       </w:r>
     </w:p>
     <w:p>
@@ -3855,20 +3715,6 @@
       </w:r>
       <w:r>
         <w:rPr>
-          <w:lang w:val="hi_IN" w:bidi="hi_IN"/>
-        </w:rPr>
-        <w:t>וְ⁠אֶת־הַ⁠מִּשְׁתַּחֲוִ֥ים עַל־הַ⁠גַּגּ֖וֹת לִ⁠צְבָ֣א הַ⁠שָּׁמָ֑יִם וְ⁠אֶת־הַ⁠מִּֽשְׁתַּחֲוִים֙ הַ⁠נִּשְׁבָּעִ֣ים לַֽ⁠יהוָ֔ה וְ⁠הַ⁠נִּשְׁבָּעִ֖ים בְּ⁠מַלְכָּֽ⁠ם</w:t>
-      </w:r>
-    </w:p>
-    <w:p>
-      <w:pPr/>
-      <w:r>
-        <w:rPr>
-          <w:lang w:val="hi_IN" w:bidi="hi_IN"/>
-        </w:rPr>
-      </w:r>
-      <w:r>
-        <w:rPr>
           <w:b/>
           <w:lang w:val="hi_IN" w:bidi="hi_IN"/>
         </w:rPr>
@@ -3966,20 +3812,6 @@
       </w:r>
       <w:r>
         <w:rPr>
-          <w:lang w:val="hi_IN" w:bidi="hi_IN"/>
-        </w:rPr>
-        <w:t>וְ⁠אֶת־הַ⁠מִּשְׁתַּחֲוִ֥ים עַל־הַ⁠גַּגּ֖וֹת לִ⁠צְבָ֣א</w:t>
-      </w:r>
-    </w:p>
-    <w:p>
-      <w:pPr/>
-      <w:r>
-        <w:rPr>
-          <w:lang w:val="hi_IN" w:bidi="hi_IN"/>
-        </w:rPr>
-      </w:r>
-      <w:r>
-        <w:rPr>
           <w:b/>
           <w:lang w:val="hi_IN" w:bidi="hi_IN"/>
         </w:rPr>
@@ -4239,20 +4071,6 @@
       </w:r>
       <w:r>
         <w:rPr>
-          <w:lang w:val="hi_IN" w:bidi="hi_IN"/>
-        </w:rPr>
-        <w:t>וְ⁠אֶת־הַ⁠מִּֽשְׁתַּחֲוִים֙ הַ⁠נִּשְׁבָּעִ֣ים לַֽ⁠יהוָ֔ה</w:t>
-      </w:r>
-    </w:p>
-    <w:p>
-      <w:pPr/>
-      <w:r>
-        <w:rPr>
-          <w:lang w:val="hi_IN" w:bidi="hi_IN"/>
-        </w:rPr>
-      </w:r>
-      <w:r>
-        <w:rPr>
           <w:b/>
           <w:lang w:val="hi_IN" w:bidi="hi_IN"/>
         </w:rPr>
@@ -4825,20 +4643,6 @@
       </w:r>
       <w:r>
         <w:rPr>
-          <w:lang w:val="hi_IN" w:bidi="hi_IN"/>
-        </w:rPr>
-        <w:t>וְ⁠אֶת־הַ⁠נְּסוֹגִ֖ים מֵ⁠אַחֲרֵ֣י יְהוָ֑ה וַ⁠אֲשֶׁ֛ר לֹֽא־בִקְשׁ֥וּ אֶת־יְהוָ֖ה וְ⁠לֹ֥א דְרָשֻֽׁ⁠הוּ</w:t>
-      </w:r>
-    </w:p>
-    <w:p>
-      <w:pPr/>
-      <w:r>
-        <w:rPr>
-          <w:lang w:val="hi_IN" w:bidi="hi_IN"/>
-        </w:rPr>
-      </w:r>
-      <w:r>
-        <w:rPr>
           <w:b/>
           <w:lang w:val="hi_IN" w:bidi="hi_IN"/>
         </w:rPr>
@@ -5370,20 +5174,6 @@
       </w:r>
       <w:r>
         <w:rPr>
-          <w:lang w:val="hi_IN" w:bidi="hi_IN"/>
-        </w:rPr>
-        <w:t>הַ֕ס מִ⁠פְּנֵ֖י אֲדֹנָ֣⁠י יְהוִ֑ה</w:t>
-      </w:r>
-    </w:p>
-    <w:p>
-      <w:pPr/>
-      <w:r>
-        <w:rPr>
-          <w:lang w:val="hi_IN" w:bidi="hi_IN"/>
-        </w:rPr>
-      </w:r>
-      <w:r>
-        <w:rPr>
           <w:b/>
           <w:lang w:val="hi_IN" w:bidi="hi_IN"/>
         </w:rPr>
@@ -6041,20 +5831,6 @@
       </w:r>
       <w:r>
         <w:rPr>
-          <w:lang w:val="hi_IN" w:bidi="hi_IN"/>
-        </w:rPr>
-        <w:t>וְ⁠הָיָ֗ה בְּ⁠יוֹם֙ זֶ֣בַח יְהוָ֔ה</w:t>
-      </w:r>
-    </w:p>
-    <w:p>
-      <w:pPr/>
-      <w:r>
-        <w:rPr>
-          <w:lang w:val="hi_IN" w:bidi="hi_IN"/>
-        </w:rPr>
-      </w:r>
-      <w:r>
-        <w:rPr>
           <w:b/>
           <w:lang w:val="hi_IN" w:bidi="hi_IN"/>
         </w:rPr>
@@ -6152,20 +5928,6 @@
       </w:r>
       <w:r>
         <w:rPr>
-          <w:lang w:val="hi_IN" w:bidi="hi_IN"/>
-        </w:rPr>
-        <w:t>בְּ⁠יוֹם֙ זֶ֣בַח יְהוָ֔ה</w:t>
-      </w:r>
-    </w:p>
-    <w:p>
-      <w:pPr/>
-      <w:r>
-        <w:rPr>
-          <w:lang w:val="hi_IN" w:bidi="hi_IN"/>
-        </w:rPr>
-      </w:r>
-      <w:r>
-        <w:rPr>
           <w:b/>
           <w:lang w:val="hi_IN" w:bidi="hi_IN"/>
         </w:rPr>
@@ -6374,20 +6136,6 @@
       </w:r>
       <w:r>
         <w:rPr>
-          <w:lang w:val="hi_IN" w:bidi="hi_IN"/>
-        </w:rPr>
-        <w:t>בְּ⁠יוֹם֙ זֶ֣בַח יְהוָ֔ה</w:t>
-      </w:r>
-    </w:p>
-    <w:p>
-      <w:pPr/>
-      <w:r>
-        <w:rPr>
-          <w:lang w:val="hi_IN" w:bidi="hi_IN"/>
-        </w:rPr>
-      </w:r>
-      <w:r>
-        <w:rPr>
           <w:b/>
           <w:lang w:val="hi_IN" w:bidi="hi_IN"/>
         </w:rPr>
@@ -6509,20 +6257,6 @@
       </w:r>
       <w:r>
         <w:rPr>
-          <w:lang w:val="hi_IN" w:bidi="hi_IN"/>
-        </w:rPr>
-        <w:t>וּ⁠פָקַדְתִּ֥י עַל־הַ⁠שָּׂרִ֖ים וְ⁠עַל־בְּנֵ֣י הַ⁠מֶּ֑לֶךְ וְ⁠עַ֥ל כָּל־הַ⁠לֹּבְשִׁ֖ים מַלְבּ֥וּשׁ נָכְרִֽי</w:t>
-      </w:r>
-    </w:p>
-    <w:p>
-      <w:pPr/>
-      <w:r>
-        <w:rPr>
-          <w:lang w:val="hi_IN" w:bidi="hi_IN"/>
-        </w:rPr>
-      </w:r>
-      <w:r>
-        <w:rPr>
           <w:b/>
           <w:lang w:val="hi_IN" w:bidi="hi_IN"/>
         </w:rPr>
@@ -7066,20 +6800,6 @@
       </w:r>
       <w:r>
         <w:rPr>
-          <w:lang w:val="hi_IN" w:bidi="hi_IN"/>
-        </w:rPr>
-        <w:t>וּ⁠פָקַדְתִּ֗י עַ֧ל &amp; בַּ⁠יּ֣וֹם הַ⁠ה֑וּא</w:t>
-      </w:r>
-    </w:p>
-    <w:p>
-      <w:pPr/>
-      <w:r>
-        <w:rPr>
-          <w:lang w:val="hi_IN" w:bidi="hi_IN"/>
-        </w:rPr>
-      </w:r>
-      <w:r>
-        <w:rPr>
           <w:b/>
           <w:lang w:val="hi_IN" w:bidi="hi_IN"/>
         </w:rPr>
@@ -7662,20 +7382,6 @@
       </w:r>
       <w:r>
         <w:rPr>
-          <w:lang w:val="hi_IN" w:bidi="hi_IN"/>
-        </w:rPr>
-        <w:t>וְ⁠הָיָה֩ בַ⁠יּ֨וֹם הַ⁠ה֜וּא נְאֻם־יְהוָ֗ה ק֤וֹל</w:t>
-      </w:r>
-    </w:p>
-    <w:p>
-      <w:pPr/>
-      <w:r>
-        <w:rPr>
-          <w:lang w:val="hi_IN" w:bidi="hi_IN"/>
-        </w:rPr>
-      </w:r>
-      <w:r>
-        <w:rPr>
           <w:b/>
           <w:lang w:val="hi_IN" w:bidi="hi_IN"/>
         </w:rPr>
@@ -8541,20 +8247,6 @@
       </w:r>
       <w:r>
         <w:rPr>
-          <w:lang w:val="hi_IN" w:bidi="hi_IN"/>
-        </w:rPr>
-        <w:t>נִדְמָה֙ כָּל־עַ֣ם כְּנַ֔עַן נִכְרְת֖וּ כָּל־נְטִ֥ילֵי כָֽסֶף</w:t>
-      </w:r>
-    </w:p>
-    <w:p>
-      <w:pPr/>
-      <w:r>
-        <w:rPr>
-          <w:lang w:val="hi_IN" w:bidi="hi_IN"/>
-        </w:rPr>
-      </w:r>
-      <w:r>
-        <w:rPr>
           <w:b/>
           <w:lang w:val="hi_IN" w:bidi="hi_IN"/>
         </w:rPr>
@@ -8652,20 +8344,6 @@
       </w:r>
       <w:r>
         <w:rPr>
-          <w:lang w:val="hi_IN" w:bidi="hi_IN"/>
-        </w:rPr>
-        <w:t>נִדְמָה֙ כָּל־עַ֣ם כְּנַ֔עַן נִכְרְת֖וּ כָּל־נְטִ֥ילֵי כָֽסֶף</w:t>
-      </w:r>
-    </w:p>
-    <w:p>
-      <w:pPr/>
-      <w:r>
-        <w:rPr>
-          <w:lang w:val="hi_IN" w:bidi="hi_IN"/>
-        </w:rPr>
-      </w:r>
-      <w:r>
-        <w:rPr>
           <w:b/>
           <w:lang w:val="hi_IN" w:bidi="hi_IN"/>
         </w:rPr>
@@ -9315,20 +8993,6 @@
       </w:r>
       <w:r>
         <w:rPr>
-          <w:lang w:val="hi_IN" w:bidi="hi_IN"/>
-        </w:rPr>
-        <w:t>וּ⁠פָקַדְתִּ֣י עַל</w:t>
-      </w:r>
-    </w:p>
-    <w:p>
-      <w:pPr/>
-      <w:r>
-        <w:rPr>
-          <w:lang w:val="hi_IN" w:bidi="hi_IN"/>
-        </w:rPr>
-      </w:r>
-      <w:r>
-        <w:rPr>
           <w:b/>
           <w:lang w:val="hi_IN" w:bidi="hi_IN"/>
         </w:rPr>
@@ -9711,20 +9375,6 @@
       </w:r>
       <w:r>
         <w:rPr>
-          <w:lang w:val="hi_IN" w:bidi="hi_IN"/>
-        </w:rPr>
-        <w:t>הָ⁠אֹֽמְרִים֙ בִּ⁠לְבָבָ֔⁠ם לֹֽא־יֵיטִ֥יב יְהוָ֖ה וְ⁠לֹ֥א יָרֵֽעַ</w:t>
-      </w:r>
-    </w:p>
-    <w:p>
-      <w:pPr/>
-      <w:r>
-        <w:rPr>
-          <w:lang w:val="hi_IN" w:bidi="hi_IN"/>
-        </w:rPr>
-      </w:r>
-      <w:r>
-        <w:rPr>
           <w:b/>
           <w:lang w:val="hi_IN" w:bidi="hi_IN"/>
         </w:rPr>
@@ -9822,20 +9472,6 @@
       </w:r>
       <w:r>
         <w:rPr>
-          <w:lang w:val="hi_IN" w:bidi="hi_IN"/>
-        </w:rPr>
-        <w:t>הָ⁠אֹֽמְרִים֙ בִּ⁠לְבָבָ֔⁠ם לֹֽא־יֵיטִ֥יב יְהוָ֖ה וְ⁠לֹ֥א יָרֵֽעַ</w:t>
-      </w:r>
-    </w:p>
-    <w:p>
-      <w:pPr/>
-      <w:r>
-        <w:rPr>
-          <w:lang w:val="hi_IN" w:bidi="hi_IN"/>
-        </w:rPr>
-      </w:r>
-      <w:r>
-        <w:rPr>
           <w:b/>
           <w:lang w:val="hi_IN" w:bidi="hi_IN"/>
         </w:rPr>
@@ -10301,20 +9937,6 @@
         <w:rPr>
           <w:lang w:val="hi_IN" w:bidi="hi_IN"/>
         </w:rPr>
-      </w:r>
-    </w:p>
-    <w:p>
-      <w:pPr/>
-      <w:r>
-        <w:rPr>
-          <w:lang w:val="hi_IN" w:bidi="hi_IN"/>
-        </w:rPr>
-      </w:r>
-      <w:r>
-        <w:rPr>
-          <w:lang w:val="hi_IN" w:bidi="hi_IN"/>
-        </w:rPr>
-        <w:t>וְ⁠הָיָ֤ה חֵילָ⁠ם֙ לִ⁠מְשִׁסָּ֔ה וּ⁠בָתֵּי⁠הֶ֖ם לִ⁠שְׁמָמָ֑ה</w:t>
       </w:r>
     </w:p>
     <w:p>
@@ -10661,20 +10283,6 @@
       </w:r>
       <w:r>
         <w:rPr>
-          <w:lang w:val="hi_IN" w:bidi="hi_IN"/>
-        </w:rPr>
-        <w:t>יוֹם־יְהוָה֙ הַ⁠גָּד֔וֹל &amp; י֣וֹם יְהוָ֔ה</w:t>
-      </w:r>
-    </w:p>
-    <w:p>
-      <w:pPr/>
-      <w:r>
-        <w:rPr>
-          <w:lang w:val="hi_IN" w:bidi="hi_IN"/>
-        </w:rPr>
-      </w:r>
-      <w:r>
-        <w:rPr>
           <w:b/>
           <w:lang w:val="hi_IN" w:bidi="hi_IN"/>
         </w:rPr>
@@ -10798,20 +10406,6 @@
       </w:r>
       <w:r>
         <w:rPr>
-          <w:lang w:val="hi_IN" w:bidi="hi_IN"/>
-        </w:rPr>
-        <w:t>יוֹם־יְהוָה֙ הַ⁠גָּד֔וֹל &amp; י֣וֹם יְהוָ֔ה</w:t>
-      </w:r>
-    </w:p>
-    <w:p>
-      <w:pPr/>
-      <w:r>
-        <w:rPr>
-          <w:lang w:val="hi_IN" w:bidi="hi_IN"/>
-        </w:rPr>
-      </w:r>
-      <w:r>
-        <w:rPr>
           <w:b/>
           <w:lang w:val="hi_IN" w:bidi="hi_IN"/>
         </w:rPr>
@@ -11522,20 +11116,6 @@
         <w:rPr>
           <w:lang w:val="hi_IN" w:bidi="hi_IN"/>
         </w:rPr>
-      </w:r>
-    </w:p>
-    <w:p>
-      <w:pPr/>
-      <w:r>
-        <w:rPr>
-          <w:lang w:val="hi_IN" w:bidi="hi_IN"/>
-        </w:rPr>
-      </w:r>
-      <w:r>
-        <w:rPr>
-          <w:lang w:val="hi_IN" w:bidi="hi_IN"/>
-        </w:rPr>
-        <w:t>י֧וֹם צָרָ֣ה וּ⁠מְצוּקָ֗ה י֤וֹם שֹׁאָה֙ וּ⁠מְשׁוֹאָ֔ה י֥וֹם חֹ֨שֶׁךְ֙ וַ⁠אֲפֵלָ֔ה י֥וֹם עָנָ֖ן וַ⁠עֲרָפֶֽל</w:t>
       </w:r>
     </w:p>
     <w:p>
@@ -12773,20 +12353,6 @@
       </w:r>
       <w:r>
         <w:rPr>
-          <w:lang w:val="hi_IN" w:bidi="hi_IN"/>
-        </w:rPr>
-        <w:t>וְ⁠שֻׁפַּ֤ךְ דָּמָ⁠ם֙ כֶּֽ⁠עָפָ֔ר וּ⁠לְחֻמָ֖⁠ם כַּ⁠גְּלָלִֽים</w:t>
-      </w:r>
-    </w:p>
-    <w:p>
-      <w:pPr/>
-      <w:r>
-        <w:rPr>
-          <w:lang w:val="hi_IN" w:bidi="hi_IN"/>
-        </w:rPr>
-      </w:r>
-      <w:r>
-        <w:rPr>
           <w:b/>
           <w:lang w:val="hi_IN" w:bidi="hi_IN"/>
         </w:rPr>
@@ -12932,20 +12498,6 @@
       </w:r>
       <w:r>
         <w:rPr>
-          <w:lang w:val="hi_IN" w:bidi="hi_IN"/>
-        </w:rPr>
-        <w:t>וְ⁠שֻׁפַּ֤ךְ דָּמָ⁠ם֙ כֶּֽ⁠עָפָ֔ר וּ⁠לְחֻמָ֖⁠ם כַּ⁠גְּלָלִֽים</w:t>
-      </w:r>
-    </w:p>
-    <w:p>
-      <w:pPr/>
-      <w:r>
-        <w:rPr>
-          <w:lang w:val="hi_IN" w:bidi="hi_IN"/>
-        </w:rPr>
-      </w:r>
-      <w:r>
-        <w:rPr>
           <w:b/>
           <w:lang w:val="hi_IN" w:bidi="hi_IN"/>
         </w:rPr>
@@ -13266,20 +12818,6 @@
       </w:r>
       <w:r>
         <w:rPr>
-          <w:lang w:val="hi_IN" w:bidi="hi_IN"/>
-        </w:rPr>
-        <w:t>גַּם־כַּסְפָּ֨⁠ם גַּם־זְהָבָ֜⁠ם לֹֽא־יוּכַ֣ל לְ⁠הַצִּילָ֗⁠ם</w:t>
-      </w:r>
-    </w:p>
-    <w:p>
-      <w:pPr/>
-      <w:r>
-        <w:rPr>
-          <w:lang w:val="hi_IN" w:bidi="hi_IN"/>
-        </w:rPr>
-      </w:r>
-      <w:r>
-        <w:rPr>
           <w:b/>
           <w:lang w:val="hi_IN" w:bidi="hi_IN"/>
         </w:rPr>
@@ -13403,20 +12941,6 @@
       </w:r>
       <w:r>
         <w:rPr>
-          <w:lang w:val="hi_IN" w:bidi="hi_IN"/>
-        </w:rPr>
-        <w:t>וּ⁠בְ⁠אֵשׁ֙ קִנְאָת֔⁠וֹ תֵּאָכֵ֖ל כָּל־הָ⁠אָ֑רֶץ</w:t>
-      </w:r>
-    </w:p>
-    <w:p>
-      <w:pPr/>
-      <w:r>
-        <w:rPr>
-          <w:lang w:val="hi_IN" w:bidi="hi_IN"/>
-        </w:rPr>
-      </w:r>
-      <w:r>
-        <w:rPr>
           <w:b/>
           <w:lang w:val="hi_IN" w:bidi="hi_IN"/>
         </w:rPr>
@@ -13788,20 +13312,6 @@
       </w:r>
       <w:r>
         <w:rPr>
-          <w:lang w:val="hi_IN" w:bidi="hi_IN"/>
-        </w:rPr>
-        <w:t>כָלָ֤ה אַךְ־נִבְהָלָה֙ יַֽעֲשֶׂ֔ה אֵ֥ת כָּל־יֹשְׁבֵ֖י הָ⁠אָֽרֶץ</w:t>
-      </w:r>
-    </w:p>
-    <w:p>
-      <w:pPr/>
-      <w:r>
-        <w:rPr>
-          <w:lang w:val="hi_IN" w:bidi="hi_IN"/>
-        </w:rPr>
-      </w:r>
-      <w:r>
-        <w:rPr>
           <w:b/>
           <w:lang w:val="hi_IN" w:bidi="hi_IN"/>
         </w:rPr>
@@ -15377,20 +14887,6 @@
       </w:r>
       <w:r>
         <w:rPr>
-          <w:lang w:val="hi_IN" w:bidi="hi_IN"/>
-        </w:rPr>
-        <w:t>בְּ⁠טֶ֣רֶם ׀ לֹא־יָב֣וֹא עֲלֵי⁠כֶ֗ם חֲרוֹן֙ אַף־יְהוָ֔ה בְּ⁠טֶ֨רֶם֙ לֹא־יָב֣וֹא עֲלֵי⁠כֶ֔ם י֖וֹם אַף־יְהוָֽה</w:t>
-      </w:r>
-    </w:p>
-    <w:p>
-      <w:pPr/>
-      <w:r>
-        <w:rPr>
-          <w:lang w:val="hi_IN" w:bidi="hi_IN"/>
-        </w:rPr>
-      </w:r>
-      <w:r>
-        <w:rPr>
           <w:b/>
           <w:lang w:val="hi_IN" w:bidi="hi_IN"/>
         </w:rPr>
@@ -15775,20 +15271,6 @@
       </w:r>
       <w:r>
         <w:rPr>
-          <w:lang w:val="hi_IN" w:bidi="hi_IN"/>
-        </w:rPr>
-        <w:t>בְּ⁠טֶ֣רֶם ׀ לֹא־יָב֣וֹא עֲלֵי⁠כֶ֗ם חֲרוֹן֙ אַף־יְהוָ֔ה</w:t>
-      </w:r>
-    </w:p>
-    <w:p>
-      <w:pPr/>
-      <w:r>
-        <w:rPr>
-          <w:lang w:val="hi_IN" w:bidi="hi_IN"/>
-        </w:rPr>
-      </w:r>
-      <w:r>
-        <w:rPr>
           <w:b/>
           <w:lang w:val="hi_IN" w:bidi="hi_IN"/>
         </w:rPr>
@@ -15901,20 +15383,6 @@
         <w:rPr>
           <w:lang w:val="hi_IN" w:bidi="hi_IN"/>
         </w:rPr>
-      </w:r>
-    </w:p>
-    <w:p>
-      <w:pPr/>
-      <w:r>
-        <w:rPr>
-          <w:lang w:val="hi_IN" w:bidi="hi_IN"/>
-        </w:rPr>
-      </w:r>
-      <w:r>
-        <w:rPr>
-          <w:lang w:val="hi_IN" w:bidi="hi_IN"/>
-        </w:rPr>
-        <w:t>בְּ⁠טֶ֨רֶם֙ לֹא־יָב֣וֹא עֲלֵי⁠כֶ֔ם י֖וֹם אַף־יְהוָֽה</w:t>
       </w:r>
     </w:p>
     <w:p>
@@ -16761,20 +16229,6 @@
       </w:r>
       <w:r>
         <w:rPr>
-          <w:lang w:val="hi_IN" w:bidi="hi_IN"/>
-        </w:rPr>
-        <w:t>בַּקְּשׁוּ־צֶ֨דֶק֙ בַּקְּשׁ֣וּ עֲנָוָ֔ה</w:t>
-      </w:r>
-    </w:p>
-    <w:p>
-      <w:pPr/>
-      <w:r>
-        <w:rPr>
-          <w:lang w:val="hi_IN" w:bidi="hi_IN"/>
-        </w:rPr>
-      </w:r>
-      <w:r>
-        <w:rPr>
           <w:b/>
           <w:lang w:val="hi_IN" w:bidi="hi_IN"/>
         </w:rPr>
@@ -17133,20 +16587,6 @@
       </w:r>
       <w:r>
         <w:rPr>
-          <w:lang w:val="hi_IN" w:bidi="hi_IN"/>
-        </w:rPr>
-        <w:t>בְּ⁠י֖וֹם אַף־יְהוָֽה</w:t>
-      </w:r>
-    </w:p>
-    <w:p>
-      <w:pPr/>
-      <w:r>
-        <w:rPr>
-          <w:lang w:val="hi_IN" w:bidi="hi_IN"/>
-        </w:rPr>
-      </w:r>
-      <w:r>
-        <w:rPr>
           <w:b/>
           <w:lang w:val="hi_IN" w:bidi="hi_IN"/>
         </w:rPr>
@@ -17244,20 +16684,6 @@
       </w:r>
       <w:r>
         <w:rPr>
-          <w:lang w:val="hi_IN" w:bidi="hi_IN"/>
-        </w:rPr>
-        <w:t>עַזָּה֙ עֲזוּבָ֣ה תִֽהְיֶ֔ה &amp; וְ⁠עֶקְר֖וֹן תֵּעָקֵֽר</w:t>
-      </w:r>
-    </w:p>
-    <w:p>
-      <w:pPr/>
-      <w:r>
-        <w:rPr>
-          <w:lang w:val="hi_IN" w:bidi="hi_IN"/>
-        </w:rPr>
-      </w:r>
-      <w:r>
-        <w:rPr>
           <w:b/>
           <w:lang w:val="hi_IN" w:bidi="hi_IN"/>
         </w:rPr>
@@ -18920,20 +18346,6 @@
       </w:r>
       <w:r>
         <w:rPr>
-          <w:lang w:val="hi_IN" w:bidi="hi_IN"/>
-        </w:rPr>
-        <w:t>וְ⁠הַאֲבַדְתִּ֖י⁠ךְ מֵ⁠אֵ֥ין יוֹשֵֽׁב</w:t>
-      </w:r>
-    </w:p>
-    <w:p>
-      <w:pPr/>
-      <w:r>
-        <w:rPr>
-          <w:lang w:val="hi_IN" w:bidi="hi_IN"/>
-        </w:rPr>
-      </w:r>
-      <w:r>
-        <w:rPr>
           <w:b/>
           <w:lang w:val="hi_IN" w:bidi="hi_IN"/>
         </w:rPr>
@@ -19529,20 +18941,6 @@
         <w:rPr>
           <w:lang w:val="hi_IN" w:bidi="hi_IN"/>
         </w:rPr>
-      </w:r>
-    </w:p>
-    <w:p>
-      <w:pPr/>
-      <w:r>
-        <w:rPr>
-          <w:lang w:val="hi_IN" w:bidi="hi_IN"/>
-        </w:rPr>
-      </w:r>
-      <w:r>
-        <w:rPr>
-          <w:lang w:val="hi_IN" w:bidi="hi_IN"/>
-        </w:rPr>
-        <w:t>בְּ⁠בָתֵּ֣י אַשְׁקְל֗וֹן בָּ⁠עֶ֨רֶב֙ יִרְבָּצ֔וּ⁠ן</w:t>
       </w:r>
     </w:p>
     <w:p>
@@ -20546,20 +19944,6 @@
       </w:r>
       <w:r>
         <w:rPr>
-          <w:lang w:val="hi_IN" w:bidi="hi_IN"/>
-        </w:rPr>
-        <w:t>נְאֻם֩ יְהוָ֨ה צְבָא֜וֹת אֱלֹהֵ֣י יִשְׂרָאֵ֗ל</w:t>
-      </w:r>
-    </w:p>
-    <w:p>
-      <w:pPr/>
-      <w:r>
-        <w:rPr>
-          <w:lang w:val="hi_IN" w:bidi="hi_IN"/>
-        </w:rPr>
-      </w:r>
-      <w:r>
-        <w:rPr>
           <w:b/>
           <w:lang w:val="hi_IN" w:bidi="hi_IN"/>
         </w:rPr>
@@ -20948,20 +20332,6 @@
       </w:r>
       <w:r>
         <w:rPr>
-          <w:lang w:val="hi_IN" w:bidi="hi_IN"/>
-        </w:rPr>
-        <w:t>מִמְשַׁ֥ק חָר֛וּל וּ⁠מִכְרֵה־מֶ֥לַח וּ⁠שְׁמָמָ֖ה עַד־עוֹלָ֑ם</w:t>
-      </w:r>
-    </w:p>
-    <w:p>
-      <w:pPr/>
-      <w:r>
-        <w:rPr>
-          <w:lang w:val="hi_IN" w:bidi="hi_IN"/>
-        </w:rPr>
-      </w:r>
-      <w:r>
-        <w:rPr>
           <w:b/>
           <w:lang w:val="hi_IN" w:bidi="hi_IN"/>
         </w:rPr>
@@ -21059,20 +20429,6 @@
       </w:r>
       <w:r>
         <w:rPr>
-          <w:lang w:val="hi_IN" w:bidi="hi_IN"/>
-        </w:rPr>
-        <w:t>מִמְשַׁ֥ק חָר֛וּל וּ⁠מִכְרֵה־מֶ֥לַח וּ⁠שְׁמָמָ֖ה עַד־עוֹלָ֑ם</w:t>
-      </w:r>
-    </w:p>
-    <w:p>
-      <w:pPr/>
-      <w:r>
-        <w:rPr>
-          <w:lang w:val="hi_IN" w:bidi="hi_IN"/>
-        </w:rPr>
-      </w:r>
-      <w:r>
-        <w:rPr>
           <w:b/>
           <w:lang w:val="hi_IN" w:bidi="hi_IN"/>
         </w:rPr>
@@ -21220,20 +20576,6 @@
       </w:r>
       <w:r>
         <w:rPr>
-          <w:lang w:val="hi_IN" w:bidi="hi_IN"/>
-        </w:rPr>
-        <w:t>מִמְשַׁ֥ק חָר֛וּל וּ⁠מִכְרֵה־מֶ֥לַח וּ⁠שְׁמָמָ֖ה עַד־עוֹלָ֑ם</w:t>
-      </w:r>
-    </w:p>
-    <w:p>
-      <w:pPr/>
-      <w:r>
-        <w:rPr>
-          <w:lang w:val="hi_IN" w:bidi="hi_IN"/>
-        </w:rPr>
-      </w:r>
-      <w:r>
-        <w:rPr>
           <w:b/>
           <w:lang w:val="hi_IN" w:bidi="hi_IN"/>
         </w:rPr>
@@ -21468,20 +20810,6 @@
         <w:rPr>
           <w:lang w:val="hi_IN" w:bidi="hi_IN"/>
         </w:rPr>
-      </w:r>
-    </w:p>
-    <w:p>
-      <w:pPr/>
-      <w:r>
-        <w:rPr>
-          <w:lang w:val="hi_IN" w:bidi="hi_IN"/>
-        </w:rPr>
-      </w:r>
-      <w:r>
-        <w:rPr>
-          <w:lang w:val="hi_IN" w:bidi="hi_IN"/>
-        </w:rPr>
-        <w:t>זֹ֥את לָ⁠הֶ֖ם תַּ֣חַת גְּאוֹנָ֑⁠ם כִּ֤י חֵֽרְפוּ֙ וַ⁠יַּגְדִּ֔לוּ עַל־עַ֖ם יְהוָ֥ה צְבָאֽוֹת</w:t>
       </w:r>
     </w:p>
     <w:p>
@@ -22251,20 +21579,6 @@
       </w:r>
       <w:r>
         <w:rPr>
-          <w:lang w:val="hi_IN" w:bidi="hi_IN"/>
-        </w:rPr>
-        <w:t>וְ⁠יִשְׁתַּֽחֲווּ־ל⁠וֹ֙ &amp; כֹּ֖ל אִיֵּ֥י הַ⁠גּוֹיִֽם</w:t>
-      </w:r>
-    </w:p>
-    <w:p>
-      <w:pPr/>
-      <w:r>
-        <w:rPr>
-          <w:lang w:val="hi_IN" w:bidi="hi_IN"/>
-        </w:rPr>
-      </w:r>
-      <w:r>
-        <w:rPr>
           <w:b/>
           <w:lang w:val="hi_IN" w:bidi="hi_IN"/>
         </w:rPr>
@@ -22746,20 +22060,6 @@
       </w:r>
       <w:r>
         <w:rPr>
-          <w:lang w:val="hi_IN" w:bidi="hi_IN"/>
-        </w:rPr>
-        <w:t>חַֽלְלֵ֥י חַרְבִּ֖⁠י הֵֽמָּה</w:t>
-      </w:r>
-    </w:p>
-    <w:p>
-      <w:pPr/>
-      <w:r>
-        <w:rPr>
-          <w:lang w:val="hi_IN" w:bidi="hi_IN"/>
-        </w:rPr>
-      </w:r>
-      <w:r>
-        <w:rPr>
           <w:b/>
           <w:lang w:val="hi_IN" w:bidi="hi_IN"/>
         </w:rPr>
@@ -23094,20 +22394,6 @@
         <w:rPr>
           <w:lang w:val="hi_IN" w:bidi="hi_IN"/>
         </w:rPr>
-      </w:r>
-    </w:p>
-    <w:p>
-      <w:pPr/>
-      <w:r>
-        <w:rPr>
-          <w:lang w:val="hi_IN" w:bidi="hi_IN"/>
-        </w:rPr>
-      </w:r>
-      <w:r>
-        <w:rPr>
-          <w:lang w:val="hi_IN" w:bidi="hi_IN"/>
-        </w:rPr>
-        <w:t>וְ⁠יֵ֤ט יָד⁠וֹ֙</w:t>
       </w:r>
     </w:p>
     <w:p>
@@ -23917,20 +23203,6 @@
       </w:r>
       <w:r>
         <w:rPr>
-          <w:lang w:val="hi_IN" w:bidi="hi_IN"/>
-        </w:rPr>
-        <w:t>ק֠וֹל יְשׁוֹרֵ֤ר בַּֽ⁠חַלּוֹן֙ חֹ֣רֶב בַּ⁠סַּ֔ף כִּ֥י אַרְזָ֖ה עֵרָֽה</w:t>
-      </w:r>
-    </w:p>
-    <w:p>
-      <w:pPr/>
-      <w:r>
-        <w:rPr>
-          <w:lang w:val="hi_IN" w:bidi="hi_IN"/>
-        </w:rPr>
-      </w:r>
-      <w:r>
-        <w:rPr>
           <w:b/>
           <w:lang w:val="hi_IN" w:bidi="hi_IN"/>
         </w:rPr>
@@ -24197,20 +23469,6 @@
       </w:r>
       <w:r>
         <w:rPr>
-          <w:lang w:val="hi_IN" w:bidi="hi_IN"/>
-        </w:rPr>
-        <w:t>חֹ֣רֶב בַּ⁠סַּ֔ף</w:t>
-      </w:r>
-    </w:p>
-    <w:p>
-      <w:pPr/>
-      <w:r>
-        <w:rPr>
-          <w:lang w:val="hi_IN" w:bidi="hi_IN"/>
-        </w:rPr>
-      </w:r>
-      <w:r>
-        <w:rPr>
           <w:b/>
           <w:lang w:val="hi_IN" w:bidi="hi_IN"/>
         </w:rPr>
@@ -24333,20 +23591,6 @@
       </w:r>
       <w:r>
         <w:rPr>
-          <w:lang w:val="hi_IN" w:bidi="hi_IN"/>
-        </w:rPr>
-        <w:t>זֹ֞֠את הָ⁠עִ֤יר הָ⁠עַלִּיזָה֙ הַ⁠יּוֹשֶׁ֣בֶת לָ⁠בֶ֔טַח הָ⁠אֹֽמְרָה֙ בִּ⁠לְבָבָ֔⁠הּ אֲנִ֖י וְ⁠אַפְסִ֣⁠י ע֑וֹד</w:t>
-      </w:r>
-    </w:p>
-    <w:p>
-      <w:pPr/>
-      <w:r>
-        <w:rPr>
-          <w:lang w:val="hi_IN" w:bidi="hi_IN"/>
-        </w:rPr>
-      </w:r>
-      <w:r>
-        <w:rPr>
           <w:b/>
           <w:lang w:val="hi_IN" w:bidi="hi_IN"/>
         </w:rPr>
@@ -24470,20 +23714,6 @@
       </w:r>
       <w:r>
         <w:rPr>
-          <w:lang w:val="hi_IN" w:bidi="hi_IN"/>
-        </w:rPr>
-        <w:t>הָ⁠אֹֽמְרָה֙ בִּ⁠לְבָבָ֔⁠הּ אֲנִ֖י וְ⁠אַפְסִ֣⁠י ע֑וֹד</w:t>
-      </w:r>
-    </w:p>
-    <w:p>
-      <w:pPr/>
-      <w:r>
-        <w:rPr>
-          <w:lang w:val="hi_IN" w:bidi="hi_IN"/>
-        </w:rPr>
-      </w:r>
-      <w:r>
-        <w:rPr>
           <w:b/>
           <w:lang w:val="hi_IN" w:bidi="hi_IN"/>
         </w:rPr>
@@ -24608,20 +23838,6 @@
       </w:r>
       <w:r>
         <w:rPr>
-          <w:lang w:val="hi_IN" w:bidi="hi_IN"/>
-        </w:rPr>
-        <w:t>הָ⁠אֹֽמְרָה֙ בִּ⁠לְבָבָ֔⁠הּ אֲנִ֖י וְ⁠אַפְסִ֣⁠י ע֑וֹד</w:t>
-      </w:r>
-    </w:p>
-    <w:p>
-      <w:pPr/>
-      <w:r>
-        <w:rPr>
-          <w:lang w:val="hi_IN" w:bidi="hi_IN"/>
-        </w:rPr>
-      </w:r>
-      <w:r>
-        <w:rPr>
           <w:b/>
           <w:lang w:val="hi_IN" w:bidi="hi_IN"/>
         </w:rPr>
@@ -24733,20 +23949,6 @@
       </w:r>
       <w:r>
         <w:rPr>
-          <w:lang w:val="hi_IN" w:bidi="hi_IN"/>
-        </w:rPr>
-        <w:t>הָ⁠אֹֽמְרָה֙ בִּ⁠לְבָבָ֔⁠הּ אֲנִ֖י וְ⁠אַפְסִ֣⁠י ע֑וֹד</w:t>
-      </w:r>
-    </w:p>
-    <w:p>
-      <w:pPr/>
-      <w:r>
-        <w:rPr>
-          <w:lang w:val="hi_IN" w:bidi="hi_IN"/>
-        </w:rPr>
-      </w:r>
-      <w:r>
-        <w:rPr>
           <w:b/>
           <w:lang w:val="hi_IN" w:bidi="hi_IN"/>
         </w:rPr>
@@ -25093,20 +24295,6 @@
       </w:r>
       <w:r>
         <w:rPr>
-          <w:lang w:val="hi_IN" w:bidi="hi_IN"/>
-        </w:rPr>
-        <w:t>כֹּ֚ל עוֹבֵ֣ר עָלֶ֔י⁠הָ יִשְׁרֹ֖ק יָנִ֥יעַ יָדֽ⁠וֹ</w:t>
-      </w:r>
-    </w:p>
-    <w:p>
-      <w:pPr/>
-      <w:r>
-        <w:rPr>
-          <w:lang w:val="hi_IN" w:bidi="hi_IN"/>
-        </w:rPr>
-      </w:r>
-      <w:r>
-        <w:rPr>
           <w:b/>
           <w:lang w:val="hi_IN" w:bidi="hi_IN"/>
         </w:rPr>
@@ -25256,20 +24444,6 @@
         <w:rPr>
           <w:lang w:val="hi_IN" w:bidi="hi_IN"/>
         </w:rPr>
-      </w:r>
-    </w:p>
-    <w:p>
-      <w:pPr/>
-      <w:r>
-        <w:rPr>
-          <w:lang w:val="hi_IN" w:bidi="hi_IN"/>
-        </w:rPr>
-      </w:r>
-      <w:r>
-        <w:rPr>
-          <w:lang w:val="hi_IN" w:bidi="hi_IN"/>
-        </w:rPr>
-        <w:t>ה֥וֹי מֹרְאָ֖ה וְ⁠נִגְאָלָ֑ה הָ⁠עִ֖יר הַ⁠יּוֹנָֽה</w:t>
       </w:r>
     </w:p>
     <w:p>
@@ -28352,20 +27526,6 @@
       </w:r>
       <w:r>
         <w:rPr>
-          <w:lang w:val="hi_IN" w:bidi="hi_IN"/>
-        </w:rPr>
-        <w:t>וְ⁠לֹֽא־יוֹדֵ֥עַ עַוָּ֖ל בֹּֽשֶׁת</w:t>
-      </w:r>
-    </w:p>
-    <w:p>
-      <w:pPr/>
-      <w:r>
-        <w:rPr>
-          <w:lang w:val="hi_IN" w:bidi="hi_IN"/>
-        </w:rPr>
-      </w:r>
-      <w:r>
-        <w:rPr>
           <w:b/>
           <w:lang w:val="hi_IN" w:bidi="hi_IN"/>
         </w:rPr>
@@ -28476,20 +27636,6 @@
       </w:r>
       <w:r>
         <w:rPr>
-          <w:lang w:val="hi_IN" w:bidi="hi_IN"/>
-        </w:rPr>
-        <w:t>הִכְרַ֣תִּי גוֹיִ֗ם נָשַׁ֨מּוּ֙ פִּנּוֹתָ֔⁠ם הֶחֱרַ֥בְתִּי חֽוּצוֹתָ֖⁠ם</w:t>
-      </w:r>
-    </w:p>
-    <w:p>
-      <w:pPr/>
-      <w:r>
-        <w:rPr>
-          <w:lang w:val="hi_IN" w:bidi="hi_IN"/>
-        </w:rPr>
-      </w:r>
-      <w:r>
-        <w:rPr>
           <w:b/>
           <w:lang w:val="hi_IN" w:bidi="hi_IN"/>
         </w:rPr>
@@ -28588,20 +27734,6 @@
         <w:rPr>
           <w:lang w:val="hi_IN" w:bidi="hi_IN"/>
         </w:rPr>
-      </w:r>
-    </w:p>
-    <w:p>
-      <w:pPr/>
-      <w:r>
-        <w:rPr>
-          <w:lang w:val="hi_IN" w:bidi="hi_IN"/>
-        </w:rPr>
-      </w:r>
-      <w:r>
-        <w:rPr>
-          <w:lang w:val="hi_IN" w:bidi="hi_IN"/>
-        </w:rPr>
-        <w:t>הִכְרַ֣תִּי גוֹיִ֗ם נָשַׁ֨מּוּ֙ פִּנּוֹתָ֔⁠ם הֶחֱרַ֥בְתִּי חֽוּצוֹתָ֖⁠ם</w:t>
       </w:r>
     </w:p>
     <w:p>
@@ -29312,20 +28444,6 @@
       </w:r>
       <w:r>
         <w:rPr>
-          <w:lang w:val="hi_IN" w:bidi="hi_IN"/>
-        </w:rPr>
-        <w:t>אָמַ֜רְתִּי אַךְ־תִּירְאִ֤י אוֹתִ⁠י֙ תִּקְחִ֣י מוּסָ֔ר וְ⁠לֹֽא־יִכָּרֵ֣ת מְעוֹנָ֔⁠הּ כֹּ֥ל אֲשֶׁר־פָּקַ֖דְתִּי עָלֶ֑י⁠הָ</w:t>
-      </w:r>
-    </w:p>
-    <w:p>
-      <w:pPr/>
-      <w:r>
-        <w:rPr>
-          <w:lang w:val="hi_IN" w:bidi="hi_IN"/>
-        </w:rPr>
-      </w:r>
-      <w:r>
-        <w:rPr>
           <w:b/>
           <w:lang w:val="hi_IN" w:bidi="hi_IN"/>
         </w:rPr>
@@ -29423,20 +28541,6 @@
       </w:r>
       <w:r>
         <w:rPr>
-          <w:lang w:val="hi_IN" w:bidi="hi_IN"/>
-        </w:rPr>
-        <w:t>אָמַ֜רְתִּי אַךְ־תִּירְאִ֤י אוֹתִ⁠י֙ תִּקְחִ֣י מוּסָ֔ר וְ⁠לֹֽא־יִכָּרֵ֣ת מְעוֹנָ֔⁠הּ כֹּ֥ל אֲשֶׁר־פָּקַ֖דְתִּי עָלֶ֑י⁠הָ</w:t>
-      </w:r>
-    </w:p>
-    <w:p>
-      <w:pPr/>
-      <w:r>
-        <w:rPr>
-          <w:lang w:val="hi_IN" w:bidi="hi_IN"/>
-        </w:rPr>
-      </w:r>
-      <w:r>
-        <w:rPr>
           <w:b/>
           <w:lang w:val="hi_IN" w:bidi="hi_IN"/>
         </w:rPr>
@@ -29523,20 +28627,6 @@
         <w:rPr>
           <w:lang w:val="hi_IN" w:bidi="hi_IN"/>
         </w:rPr>
-      </w:r>
-    </w:p>
-    <w:p>
-      <w:pPr/>
-      <w:r>
-        <w:rPr>
-          <w:lang w:val="hi_IN" w:bidi="hi_IN"/>
-        </w:rPr>
-      </w:r>
-      <w:r>
-        <w:rPr>
-          <w:lang w:val="hi_IN" w:bidi="hi_IN"/>
-        </w:rPr>
-        <w:t>אָמַ֜רְתִּי אַךְ־תִּירְאִ֤י אוֹתִ⁠י֙ תִּקְחִ֣י מוּסָ֔ר וְ⁠לֹֽא־יִכָּרֵ֣ת מְעוֹנָ֔⁠הּ כֹּ֥ל אֲשֶׁר־פָּקַ֖דְתִּי עָלֶ֑י⁠הָ</w:t>
       </w:r>
     </w:p>
     <w:p>
@@ -29689,20 +28779,6 @@
       </w:r>
       <w:r>
         <w:rPr>
-          <w:lang w:val="hi_IN" w:bidi="hi_IN"/>
-        </w:rPr>
-        <w:t>כֹּ֥ל אֲשֶׁר־פָּקַ֖דְתִּי עָלֶ֑י⁠הָ</w:t>
-      </w:r>
-    </w:p>
-    <w:p>
-      <w:pPr/>
-      <w:r>
-        <w:rPr>
-          <w:lang w:val="hi_IN" w:bidi="hi_IN"/>
-        </w:rPr>
-      </w:r>
-      <w:r>
-        <w:rPr>
           <w:b/>
           <w:lang w:val="hi_IN" w:bidi="hi_IN"/>
         </w:rPr>
@@ -29948,20 +29024,6 @@
       </w:r>
       <w:r>
         <w:rPr>
-          <w:lang w:val="hi_IN" w:bidi="hi_IN"/>
-        </w:rPr>
-        <w:t>הִשְׁכִּ֣ימוּ הִשְׁחִ֔יתוּ כֹּ֖ל עֲלִילוֹתָֽ⁠ם</w:t>
-      </w:r>
-    </w:p>
-    <w:p>
-      <w:pPr/>
-      <w:r>
-        <w:rPr>
-          <w:lang w:val="hi_IN" w:bidi="hi_IN"/>
-        </w:rPr>
-      </w:r>
-      <w:r>
-        <w:rPr>
           <w:b/>
           <w:lang w:val="hi_IN" w:bidi="hi_IN"/>
         </w:rPr>
@@ -31508,20 +30570,6 @@
       </w:r>
       <w:r>
         <w:rPr>
-          <w:lang w:val="hi_IN" w:bidi="hi_IN"/>
-        </w:rPr>
-        <w:t>כִּֽי &amp; אֶהְפֹּ֥ךְ אֶל־עַמִּ֖ים שָׂפָ֣ה בְרוּרָ֑ה</w:t>
-      </w:r>
-    </w:p>
-    <w:p>
-      <w:pPr/>
-      <w:r>
-        <w:rPr>
-          <w:lang w:val="hi_IN" w:bidi="hi_IN"/>
-        </w:rPr>
-      </w:r>
-      <w:r>
-        <w:rPr>
           <w:b/>
           <w:lang w:val="hi_IN" w:bidi="hi_IN"/>
         </w:rPr>
@@ -31757,20 +30805,6 @@
         <w:rPr>
           <w:lang w:val="hi_IN" w:bidi="hi_IN"/>
         </w:rPr>
-      </w:r>
-    </w:p>
-    <w:p>
-      <w:pPr/>
-      <w:r>
-        <w:rPr>
-          <w:lang w:val="hi_IN" w:bidi="hi_IN"/>
-        </w:rPr>
-      </w:r>
-      <w:r>
-        <w:rPr>
-          <w:lang w:val="hi_IN" w:bidi="hi_IN"/>
-        </w:rPr>
-        <w:t>בְּ⁠שֵׁ֣ם יְהוָ֔ה לְ⁠עָבְד֖⁠וֹ</w:t>
       </w:r>
     </w:p>
     <w:p>
@@ -33066,20 +32100,6 @@
       </w:r>
       <w:r>
         <w:rPr>
-          <w:lang w:val="hi_IN" w:bidi="hi_IN"/>
-        </w:rPr>
-        <w:t>וְ⁠חָס֖וּ בְּ⁠שֵׁ֥ם יְהוָֽה</w:t>
-      </w:r>
-    </w:p>
-    <w:p>
-      <w:pPr/>
-      <w:r>
-        <w:rPr>
-          <w:lang w:val="hi_IN" w:bidi="hi_IN"/>
-        </w:rPr>
-      </w:r>
-      <w:r>
-        <w:rPr>
           <w:b/>
           <w:lang w:val="hi_IN" w:bidi="hi_IN"/>
         </w:rPr>
@@ -33189,20 +32209,6 @@
       </w:r>
       <w:r>
         <w:rPr>
-          <w:lang w:val="hi_IN" w:bidi="hi_IN"/>
-        </w:rPr>
-        <w:t>וְ⁠חָס֖וּ בְּ⁠שֵׁ֥ם יְהוָֽה</w:t>
-      </w:r>
-    </w:p>
-    <w:p>
-      <w:pPr/>
-      <w:r>
-        <w:rPr>
-          <w:lang w:val="hi_IN" w:bidi="hi_IN"/>
-        </w:rPr>
-      </w:r>
-      <w:r>
-        <w:rPr>
           <w:b/>
           <w:lang w:val="hi_IN" w:bidi="hi_IN"/>
         </w:rPr>
@@ -33325,20 +32331,6 @@
       </w:r>
       <w:r>
         <w:rPr>
-          <w:lang w:val="hi_IN" w:bidi="hi_IN"/>
-        </w:rPr>
-        <w:t>וְ⁠לֹא־יְדַבְּר֣וּ כָזָ֔ב וְ⁠לֹֽא־יִמָּצֵ֥א בְּ⁠פִי⁠הֶ֖ם לְשׁ֣וֹן תַּרְמִ֑ית</w:t>
-      </w:r>
-    </w:p>
-    <w:p>
-      <w:pPr/>
-      <w:r>
-        <w:rPr>
-          <w:lang w:val="hi_IN" w:bidi="hi_IN"/>
-        </w:rPr>
-      </w:r>
-      <w:r>
-        <w:rPr>
           <w:b/>
           <w:lang w:val="hi_IN" w:bidi="hi_IN"/>
         </w:rPr>
@@ -33454,20 +32446,6 @@
       </w:r>
       <w:r>
         <w:rPr>
-          <w:lang w:val="hi_IN" w:bidi="hi_IN"/>
-        </w:rPr>
-        <w:t>וְ⁠לֹא־יְדַבְּר֣וּ כָזָ֔ב וְ⁠לֹֽא־יִמָּצֵ֥א בְּ⁠פִי⁠הֶ֖ם לְשׁ֣וֹן תַּרְמִ֑ית</w:t>
-      </w:r>
-    </w:p>
-    <w:p>
-      <w:pPr/>
-      <w:r>
-        <w:rPr>
-          <w:lang w:val="hi_IN" w:bidi="hi_IN"/>
-        </w:rPr>
-      </w:r>
-      <w:r>
-        <w:rPr>
           <w:b/>
           <w:lang w:val="hi_IN" w:bidi="hi_IN"/>
         </w:rPr>
@@ -33590,20 +32568,6 @@
       </w:r>
       <w:r>
         <w:rPr>
-          <w:lang w:val="hi_IN" w:bidi="hi_IN"/>
-        </w:rPr>
-        <w:t>וְ⁠לֹֽא־יִמָּצֵ֥א בְּ⁠פִי⁠הֶ֖ם לְשׁ֣וֹן תַּרְמִ֑ית</w:t>
-      </w:r>
-    </w:p>
-    <w:p>
-      <w:pPr/>
-      <w:r>
-        <w:rPr>
-          <w:lang w:val="hi_IN" w:bidi="hi_IN"/>
-        </w:rPr>
-      </w:r>
-      <w:r>
-        <w:rPr>
           <w:b/>
           <w:lang w:val="hi_IN" w:bidi="hi_IN"/>
         </w:rPr>
@@ -33725,20 +32689,6 @@
       </w:r>
       <w:r>
         <w:rPr>
-          <w:lang w:val="hi_IN" w:bidi="hi_IN"/>
-        </w:rPr>
-        <w:t>וְ⁠לֹֽא־יִמָּצֵ֥א בְּ⁠פִי⁠הֶ֖ם לְשׁ֣וֹן תַּרְמִ֑ית</w:t>
-      </w:r>
-    </w:p>
-    <w:p>
-      <w:pPr/>
-      <w:r>
-        <w:rPr>
-          <w:lang w:val="hi_IN" w:bidi="hi_IN"/>
-        </w:rPr>
-      </w:r>
-      <w:r>
-        <w:rPr>
           <w:b/>
           <w:lang w:val="hi_IN" w:bidi="hi_IN"/>
         </w:rPr>
@@ -33862,20 +32812,6 @@
       </w:r>
       <w:r>
         <w:rPr>
-          <w:lang w:val="hi_IN" w:bidi="hi_IN"/>
-        </w:rPr>
-        <w:t>וְ⁠לֹֽא־יִמָּצֵ֥א בְּ⁠פִי⁠הֶ֖ם לְשׁ֣וֹן תַּרְמִ֑ית</w:t>
-      </w:r>
-    </w:p>
-    <w:p>
-      <w:pPr/>
-      <w:r>
-        <w:rPr>
-          <w:lang w:val="hi_IN" w:bidi="hi_IN"/>
-        </w:rPr>
-      </w:r>
-      <w:r>
-        <w:rPr>
           <w:b/>
           <w:lang w:val="hi_IN" w:bidi="hi_IN"/>
         </w:rPr>
@@ -33999,20 +32935,6 @@
       </w:r>
       <w:r>
         <w:rPr>
-          <w:lang w:val="hi_IN" w:bidi="hi_IN"/>
-        </w:rPr>
-        <w:t>כִּֽי־הֵ֛מָּה יִרְע֥וּ וְ⁠רָבְצ֖וּ וְ⁠אֵ֥ין מַחֲרִֽיד</w:t>
-      </w:r>
-    </w:p>
-    <w:p>
-      <w:pPr/>
-      <w:r>
-        <w:rPr>
-          <w:lang w:val="hi_IN" w:bidi="hi_IN"/>
-        </w:rPr>
-      </w:r>
-      <w:r>
-        <w:rPr>
           <w:b/>
           <w:lang w:val="hi_IN" w:bidi="hi_IN"/>
         </w:rPr>
@@ -34099,20 +33021,6 @@
         <w:rPr>
           <w:lang w:val="hi_IN" w:bidi="hi_IN"/>
         </w:rPr>
-      </w:r>
-    </w:p>
-    <w:p>
-      <w:pPr/>
-      <w:r>
-        <w:rPr>
-          <w:lang w:val="hi_IN" w:bidi="hi_IN"/>
-        </w:rPr>
-      </w:r>
-      <w:r>
-        <w:rPr>
-          <w:lang w:val="hi_IN" w:bidi="hi_IN"/>
-        </w:rPr>
-        <w:t>כִּֽי־הֵ֛מָּה יִרְע֥וּ וְ⁠רָבְצ֖וּ וְ⁠אֵ֥ין מַחֲרִֽיד</w:t>
       </w:r>
     </w:p>
     <w:p>
@@ -35043,20 +33951,6 @@
       </w:r>
       <w:r>
         <w:rPr>
-          <w:lang w:val="hi_IN" w:bidi="hi_IN"/>
-        </w:rPr>
-        <w:t>בַּ֖ת יְרוּשָׁלִָֽם</w:t>
-      </w:r>
-    </w:p>
-    <w:p>
-      <w:pPr/>
-      <w:r>
-        <w:rPr>
-          <w:lang w:val="hi_IN" w:bidi="hi_IN"/>
-        </w:rPr>
-      </w:r>
-      <w:r>
-        <w:rPr>
           <w:b/>
           <w:lang w:val="hi_IN" w:bidi="hi_IN"/>
         </w:rPr>
@@ -36179,20 +35073,6 @@
       </w:r>
       <w:r>
         <w:rPr>
-          <w:lang w:val="hi_IN" w:bidi="hi_IN"/>
-        </w:rPr>
-        <w:t>נוּגֵ֧י מִ⁠מּוֹעֵ֛ד אָסַ֖פְתִּי מִמֵּ֣⁠ךְ הָי֑וּ מַשְׂאֵ֥ת עָלֶ֖י⁠הָ חֶרְפָּֽה</w:t>
-      </w:r>
-    </w:p>
-    <w:p>
-      <w:pPr/>
-      <w:r>
-        <w:rPr>
-          <w:lang w:val="hi_IN" w:bidi="hi_IN"/>
-        </w:rPr>
-      </w:r>
-      <w:r>
-        <w:rPr>
           <w:b/>
           <w:lang w:val="hi_IN" w:bidi="hi_IN"/>
         </w:rPr>
@@ -37098,20 +35978,6 @@
       </w:r>
       <w:r>
         <w:rPr>
-          <w:lang w:val="hi_IN" w:bidi="hi_IN"/>
-        </w:rPr>
-        <w:t>וְ⁠שַׂמְתִּי⁠ם֙ לִ⁠תְהִלָּ֣ה וּ⁠לְ⁠שֵׁ֔ם בְּ⁠כָל־הָ⁠אָ֖רֶץ בָּשְׁתָּֽ⁠ם</w:t>
-      </w:r>
-    </w:p>
-    <w:p>
-      <w:pPr/>
-      <w:r>
-        <w:rPr>
-          <w:lang w:val="hi_IN" w:bidi="hi_IN"/>
-        </w:rPr>
-      </w:r>
-      <w:r>
-        <w:rPr>
           <w:b/>
           <w:lang w:val="hi_IN" w:bidi="hi_IN"/>
         </w:rPr>
@@ -37370,20 +36236,6 @@
       </w:r>
       <w:r>
         <w:rPr>
-          <w:lang w:val="hi_IN" w:bidi="hi_IN"/>
-        </w:rPr>
-        <w:t>וּ⁠לְ⁠שֵׁ֔ם בְּ⁠כָל־הָ⁠אָ֖רֶץ בָּשְׁתָּֽ⁠ם</w:t>
-      </w:r>
-    </w:p>
-    <w:p>
-      <w:pPr/>
-      <w:r>
-        <w:rPr>
-          <w:lang w:val="hi_IN" w:bidi="hi_IN"/>
-        </w:rPr>
-      </w:r>
-      <w:r>
-        <w:rPr>
           <w:b/>
           <w:lang w:val="hi_IN" w:bidi="hi_IN"/>
         </w:rPr>
@@ -37657,20 +36509,6 @@
       </w:r>
       <w:r>
         <w:rPr>
-          <w:lang w:val="hi_IN" w:bidi="hi_IN"/>
-        </w:rPr>
-        <w:t>אֶתֵּ֨ן אֶתְ⁠כֶ֜ם לְ⁠שֵׁ֣ם וְ⁠לִ⁠תְהִלָּ֗ה בְּ⁠כֹל֙ עַמֵּ֣י הָ⁠אָ֔רֶץ</w:t>
-      </w:r>
-    </w:p>
-    <w:p>
-      <w:pPr/>
-      <w:r>
-        <w:rPr>
-          <w:lang w:val="hi_IN" w:bidi="hi_IN"/>
-        </w:rPr>
-      </w:r>
-      <w:r>
-        <w:rPr>
           <w:b/>
           <w:lang w:val="hi_IN" w:bidi="hi_IN"/>
         </w:rPr>
@@ -37783,20 +36621,6 @@
         <w:rPr>
           <w:lang w:val="hi_IN" w:bidi="hi_IN"/>
         </w:rPr>
-      </w:r>
-    </w:p>
-    <w:p>
-      <w:pPr/>
-      <w:r>
-        <w:rPr>
-          <w:lang w:val="hi_IN" w:bidi="hi_IN"/>
-        </w:rPr>
-      </w:r>
-      <w:r>
-        <w:rPr>
-          <w:lang w:val="hi_IN" w:bidi="hi_IN"/>
-        </w:rPr>
-        <w:t>בְּ⁠שׁוּבִ֧⁠י אֶת־שְׁבוּתֵי⁠כֶ֛ם לְ⁠עֵינֵי⁠כֶ֖ם</w:t>
       </w:r>
     </w:p>
     <w:p>

--- a/hin/docx/36.content.docx
+++ b/hin/docx/36.content.docx
@@ -338,6 +338,20 @@
       </w:r>
       <w:r>
         <w:rPr>
+          <w:lang w:val="hi_IN" w:bidi="hi_IN"/>
+        </w:rPr>
+        <w:t>בֶּן־כּוּשִׁ֣י בֶן־גְּדַלְיָ֔ה בֶּן־אֲמַרְיָ֖ה בֶּן־חִזְקִיָּ֑ה</w:t>
+      </w:r>
+    </w:p>
+    <w:p>
+      <w:pPr/>
+      <w:r>
+        <w:rPr>
+          <w:lang w:val="hi_IN" w:bidi="hi_IN"/>
+        </w:rPr>
+      </w:r>
+      <w:r>
+        <w:rPr>
           <w:b/>
           <w:lang w:val="hi_IN" w:bidi="hi_IN"/>
         </w:rPr>
@@ -448,6 +462,20 @@
       </w:r>
       <w:r>
         <w:rPr>
+          <w:lang w:val="hi_IN" w:bidi="hi_IN"/>
+        </w:rPr>
+        <w:t>צְפַנְיָה֙ &amp; כּוּשִׁ֣י &amp; גְּדַלְיָ֔ה &amp; אֲמַרְיָ֖ה &amp; חִזְקִיָּ֑ה &amp; יֹאשִׁיָּ֥הוּ &amp; אָמ֖וֹן</w:t>
+      </w:r>
+    </w:p>
+    <w:p>
+      <w:pPr/>
+      <w:r>
+        <w:rPr>
+          <w:lang w:val="hi_IN" w:bidi="hi_IN"/>
+        </w:rPr>
+      </w:r>
+      <w:r>
+        <w:rPr>
           <w:b/>
           <w:lang w:val="hi_IN" w:bidi="hi_IN"/>
         </w:rPr>
@@ -714,6 +742,20 @@
       </w:r>
       <w:r>
         <w:rPr>
+          <w:lang w:val="hi_IN" w:bidi="hi_IN"/>
+        </w:rPr>
+        <w:t>בִּ⁠ימֵ֛י יֹאשִׁיָּ֥הוּ בֶן־אָמ֖וֹן מֶ֥לֶךְ יְהוּדָֽה</w:t>
+      </w:r>
+    </w:p>
+    <w:p>
+      <w:pPr/>
+      <w:r>
+        <w:rPr>
+          <w:lang w:val="hi_IN" w:bidi="hi_IN"/>
+        </w:rPr>
+      </w:r>
+      <w:r>
+        <w:rPr>
           <w:b/>
           <w:lang w:val="hi_IN" w:bidi="hi_IN"/>
         </w:rPr>
@@ -837,6 +879,20 @@
       </w:r>
       <w:r>
         <w:rPr>
+          <w:lang w:val="hi_IN" w:bidi="hi_IN"/>
+        </w:rPr>
+        <w:t>אָסֹ֨ף אָסֵ֜ף כֹּ֗ל מֵ⁠עַ֛ל פְּנֵ֥י הָ⁠אֲדָמָ֖ה נְאֻם־יְהוָֽה</w:t>
+      </w:r>
+    </w:p>
+    <w:p>
+      <w:pPr/>
+      <w:r>
+        <w:rPr>
+          <w:lang w:val="hi_IN" w:bidi="hi_IN"/>
+        </w:rPr>
+      </w:r>
+      <w:r>
+        <w:rPr>
           <w:b/>
           <w:lang w:val="hi_IN" w:bidi="hi_IN"/>
         </w:rPr>
@@ -983,6 +1039,20 @@
       </w:r>
       <w:r>
         <w:rPr>
+          <w:lang w:val="hi_IN" w:bidi="hi_IN"/>
+        </w:rPr>
+        <w:t>אָסֹ֨ף אָסֵ֜ף כֹּ֗ל מֵ⁠עַ֛ל פְּנֵ֥י הָ⁠אֲדָמָ֖ה</w:t>
+      </w:r>
+    </w:p>
+    <w:p>
+      <w:pPr/>
+      <w:r>
+        <w:rPr>
+          <w:lang w:val="hi_IN" w:bidi="hi_IN"/>
+        </w:rPr>
+      </w:r>
+      <w:r>
+        <w:rPr>
           <w:b/>
           <w:lang w:val="hi_IN" w:bidi="hi_IN"/>
         </w:rPr>
@@ -1490,6 +1560,20 @@
       </w:r>
       <w:r>
         <w:rPr>
+          <w:lang w:val="hi_IN" w:bidi="hi_IN"/>
+        </w:rPr>
+        <w:t>אָסֵ֨ף אָדָ֜ם וּ⁠בְהֵמָ֗ה אָסֵ֤ף עוֹף־הַ⁠שָּׁמַ֨יִם֙ וּ⁠דְגֵ֣י הַ⁠יָּ֔ם</w:t>
+      </w:r>
+    </w:p>
+    <w:p>
+      <w:pPr/>
+      <w:r>
+        <w:rPr>
+          <w:lang w:val="hi_IN" w:bidi="hi_IN"/>
+        </w:rPr>
+      </w:r>
+      <w:r>
+        <w:rPr>
           <w:b/>
           <w:lang w:val="hi_IN" w:bidi="hi_IN"/>
         </w:rPr>
@@ -2231,6 +2315,20 @@
       </w:r>
       <w:r>
         <w:rPr>
+          <w:lang w:val="hi_IN" w:bidi="hi_IN"/>
+        </w:rPr>
+        <w:t>וְ⁠הִכְרַתִּ֣י אֶת־הָ⁠אָדָ֗ם מֵ⁠עַ֛ל פְּנֵ֥י הָ⁠אֲדָמָ֖ה</w:t>
+      </w:r>
+    </w:p>
+    <w:p>
+      <w:pPr/>
+      <w:r>
+        <w:rPr>
+          <w:lang w:val="hi_IN" w:bidi="hi_IN"/>
+        </w:rPr>
+      </w:r>
+      <w:r>
+        <w:rPr>
           <w:b/>
           <w:lang w:val="hi_IN" w:bidi="hi_IN"/>
         </w:rPr>
@@ -2612,6 +2710,20 @@
       </w:r>
       <w:r>
         <w:rPr>
+          <w:lang w:val="hi_IN" w:bidi="hi_IN"/>
+        </w:rPr>
+        <w:t>פְּנֵ֥י הָ⁠אֲדָמָ֖ה</w:t>
+      </w:r>
+    </w:p>
+    <w:p>
+      <w:pPr/>
+      <w:r>
+        <w:rPr>
+          <w:lang w:val="hi_IN" w:bidi="hi_IN"/>
+        </w:rPr>
+      </w:r>
+      <w:r>
+        <w:rPr>
           <w:b/>
           <w:lang w:val="hi_IN" w:bidi="hi_IN"/>
         </w:rPr>
@@ -2833,6 +2945,20 @@
       </w:r>
       <w:r>
         <w:rPr>
+          <w:lang w:val="hi_IN" w:bidi="hi_IN"/>
+        </w:rPr>
+        <w:t>וְ⁠הִכְרַתִּ֞י מִן־הַ⁠מָּק֤וֹם הַ⁠זֶּה֙</w:t>
+      </w:r>
+    </w:p>
+    <w:p>
+      <w:pPr/>
+      <w:r>
+        <w:rPr>
+          <w:lang w:val="hi_IN" w:bidi="hi_IN"/>
+        </w:rPr>
+      </w:r>
+      <w:r>
+        <w:rPr>
           <w:b/>
           <w:lang w:val="hi_IN" w:bidi="hi_IN"/>
         </w:rPr>
@@ -2945,6 +3071,20 @@
         <w:rPr>
           <w:lang w:val="hi_IN" w:bidi="hi_IN"/>
         </w:rPr>
+      </w:r>
+    </w:p>
+    <w:p>
+      <w:pPr/>
+      <w:r>
+        <w:rPr>
+          <w:lang w:val="hi_IN" w:bidi="hi_IN"/>
+        </w:rPr>
+      </w:r>
+      <w:r>
+        <w:rPr>
+          <w:lang w:val="hi_IN" w:bidi="hi_IN"/>
+        </w:rPr>
+        <w:t>וְ⁠הִכְרַתִּ֞י מִן־הַ⁠מָּק֤וֹם הַ⁠זֶּה֙</w:t>
       </w:r>
     </w:p>
     <w:p>
@@ -3715,6 +3855,20 @@
       </w:r>
       <w:r>
         <w:rPr>
+          <w:lang w:val="hi_IN" w:bidi="hi_IN"/>
+        </w:rPr>
+        <w:t>וְ⁠אֶת־הַ⁠מִּשְׁתַּחֲוִ֥ים עַל־הַ⁠גַּגּ֖וֹת לִ⁠צְבָ֣א הַ⁠שָּׁמָ֑יִם וְ⁠אֶת־הַ⁠מִּֽשְׁתַּחֲוִים֙ הַ⁠נִּשְׁבָּעִ֣ים לַֽ⁠יהוָ֔ה וְ⁠הַ⁠נִּשְׁבָּעִ֖ים בְּ⁠מַלְכָּֽ⁠ם</w:t>
+      </w:r>
+    </w:p>
+    <w:p>
+      <w:pPr/>
+      <w:r>
+        <w:rPr>
+          <w:lang w:val="hi_IN" w:bidi="hi_IN"/>
+        </w:rPr>
+      </w:r>
+      <w:r>
+        <w:rPr>
           <w:b/>
           <w:lang w:val="hi_IN" w:bidi="hi_IN"/>
         </w:rPr>
@@ -3812,6 +3966,20 @@
       </w:r>
       <w:r>
         <w:rPr>
+          <w:lang w:val="hi_IN" w:bidi="hi_IN"/>
+        </w:rPr>
+        <w:t>וְ⁠אֶת־הַ⁠מִּשְׁתַּחֲוִ֥ים עַל־הַ⁠גַּגּ֖וֹת לִ⁠צְבָ֣א</w:t>
+      </w:r>
+    </w:p>
+    <w:p>
+      <w:pPr/>
+      <w:r>
+        <w:rPr>
+          <w:lang w:val="hi_IN" w:bidi="hi_IN"/>
+        </w:rPr>
+      </w:r>
+      <w:r>
+        <w:rPr>
           <w:b/>
           <w:lang w:val="hi_IN" w:bidi="hi_IN"/>
         </w:rPr>
@@ -4071,6 +4239,20 @@
       </w:r>
       <w:r>
         <w:rPr>
+          <w:lang w:val="hi_IN" w:bidi="hi_IN"/>
+        </w:rPr>
+        <w:t>וְ⁠אֶת־הַ⁠מִּֽשְׁתַּחֲוִים֙ הַ⁠נִּשְׁבָּעִ֣ים לַֽ⁠יהוָ֔ה</w:t>
+      </w:r>
+    </w:p>
+    <w:p>
+      <w:pPr/>
+      <w:r>
+        <w:rPr>
+          <w:lang w:val="hi_IN" w:bidi="hi_IN"/>
+        </w:rPr>
+      </w:r>
+      <w:r>
+        <w:rPr>
           <w:b/>
           <w:lang w:val="hi_IN" w:bidi="hi_IN"/>
         </w:rPr>
@@ -4643,6 +4825,20 @@
       </w:r>
       <w:r>
         <w:rPr>
+          <w:lang w:val="hi_IN" w:bidi="hi_IN"/>
+        </w:rPr>
+        <w:t>וְ⁠אֶת־הַ⁠נְּסוֹגִ֖ים מֵ⁠אַחֲרֵ֣י יְהוָ֑ה וַ⁠אֲשֶׁ֛ר לֹֽא־בִקְשׁ֥וּ אֶת־יְהוָ֖ה וְ⁠לֹ֥א דְרָשֻֽׁ⁠הוּ</w:t>
+      </w:r>
+    </w:p>
+    <w:p>
+      <w:pPr/>
+      <w:r>
+        <w:rPr>
+          <w:lang w:val="hi_IN" w:bidi="hi_IN"/>
+        </w:rPr>
+      </w:r>
+      <w:r>
+        <w:rPr>
           <w:b/>
           <w:lang w:val="hi_IN" w:bidi="hi_IN"/>
         </w:rPr>
@@ -5174,6 +5370,20 @@
       </w:r>
       <w:r>
         <w:rPr>
+          <w:lang w:val="hi_IN" w:bidi="hi_IN"/>
+        </w:rPr>
+        <w:t>הַ֕ס מִ⁠פְּנֵ֖י אֲדֹנָ֣⁠י יְהוִ֑ה</w:t>
+      </w:r>
+    </w:p>
+    <w:p>
+      <w:pPr/>
+      <w:r>
+        <w:rPr>
+          <w:lang w:val="hi_IN" w:bidi="hi_IN"/>
+        </w:rPr>
+      </w:r>
+      <w:r>
+        <w:rPr>
           <w:b/>
           <w:lang w:val="hi_IN" w:bidi="hi_IN"/>
         </w:rPr>
@@ -5831,6 +6041,20 @@
       </w:r>
       <w:r>
         <w:rPr>
+          <w:lang w:val="hi_IN" w:bidi="hi_IN"/>
+        </w:rPr>
+        <w:t>וְ⁠הָיָ֗ה בְּ⁠יוֹם֙ זֶ֣בַח יְהוָ֔ה</w:t>
+      </w:r>
+    </w:p>
+    <w:p>
+      <w:pPr/>
+      <w:r>
+        <w:rPr>
+          <w:lang w:val="hi_IN" w:bidi="hi_IN"/>
+        </w:rPr>
+      </w:r>
+      <w:r>
+        <w:rPr>
           <w:b/>
           <w:lang w:val="hi_IN" w:bidi="hi_IN"/>
         </w:rPr>
@@ -5928,6 +6152,20 @@
       </w:r>
       <w:r>
         <w:rPr>
+          <w:lang w:val="hi_IN" w:bidi="hi_IN"/>
+        </w:rPr>
+        <w:t>בְּ⁠יוֹם֙ זֶ֣בַח יְהוָ֔ה</w:t>
+      </w:r>
+    </w:p>
+    <w:p>
+      <w:pPr/>
+      <w:r>
+        <w:rPr>
+          <w:lang w:val="hi_IN" w:bidi="hi_IN"/>
+        </w:rPr>
+      </w:r>
+      <w:r>
+        <w:rPr>
           <w:b/>
           <w:lang w:val="hi_IN" w:bidi="hi_IN"/>
         </w:rPr>
@@ -6136,6 +6374,20 @@
       </w:r>
       <w:r>
         <w:rPr>
+          <w:lang w:val="hi_IN" w:bidi="hi_IN"/>
+        </w:rPr>
+        <w:t>בְּ⁠יוֹם֙ זֶ֣בַח יְהוָ֔ה</w:t>
+      </w:r>
+    </w:p>
+    <w:p>
+      <w:pPr/>
+      <w:r>
+        <w:rPr>
+          <w:lang w:val="hi_IN" w:bidi="hi_IN"/>
+        </w:rPr>
+      </w:r>
+      <w:r>
+        <w:rPr>
           <w:b/>
           <w:lang w:val="hi_IN" w:bidi="hi_IN"/>
         </w:rPr>
@@ -6257,6 +6509,20 @@
       </w:r>
       <w:r>
         <w:rPr>
+          <w:lang w:val="hi_IN" w:bidi="hi_IN"/>
+        </w:rPr>
+        <w:t>וּ⁠פָקַדְתִּ֥י עַל־הַ⁠שָּׂרִ֖ים וְ⁠עַל־בְּנֵ֣י הַ⁠מֶּ֑לֶךְ וְ⁠עַ֥ל כָּל־הַ⁠לֹּבְשִׁ֖ים מַלְבּ֥וּשׁ נָכְרִֽי</w:t>
+      </w:r>
+    </w:p>
+    <w:p>
+      <w:pPr/>
+      <w:r>
+        <w:rPr>
+          <w:lang w:val="hi_IN" w:bidi="hi_IN"/>
+        </w:rPr>
+      </w:r>
+      <w:r>
+        <w:rPr>
           <w:b/>
           <w:lang w:val="hi_IN" w:bidi="hi_IN"/>
         </w:rPr>
@@ -6800,6 +7066,20 @@
       </w:r>
       <w:r>
         <w:rPr>
+          <w:lang w:val="hi_IN" w:bidi="hi_IN"/>
+        </w:rPr>
+        <w:t>וּ⁠פָקַדְתִּ֗י עַ֧ל &amp; בַּ⁠יּ֣וֹם הַ⁠ה֑וּא</w:t>
+      </w:r>
+    </w:p>
+    <w:p>
+      <w:pPr/>
+      <w:r>
+        <w:rPr>
+          <w:lang w:val="hi_IN" w:bidi="hi_IN"/>
+        </w:rPr>
+      </w:r>
+      <w:r>
+        <w:rPr>
           <w:b/>
           <w:lang w:val="hi_IN" w:bidi="hi_IN"/>
         </w:rPr>
@@ -7382,6 +7662,20 @@
       </w:r>
       <w:r>
         <w:rPr>
+          <w:lang w:val="hi_IN" w:bidi="hi_IN"/>
+        </w:rPr>
+        <w:t>וְ⁠הָיָה֩ בַ⁠יּ֨וֹם הַ⁠ה֜וּא נְאֻם־יְהוָ֗ה ק֤וֹל</w:t>
+      </w:r>
+    </w:p>
+    <w:p>
+      <w:pPr/>
+      <w:r>
+        <w:rPr>
+          <w:lang w:val="hi_IN" w:bidi="hi_IN"/>
+        </w:rPr>
+      </w:r>
+      <w:r>
+        <w:rPr>
           <w:b/>
           <w:lang w:val="hi_IN" w:bidi="hi_IN"/>
         </w:rPr>
@@ -8247,6 +8541,20 @@
       </w:r>
       <w:r>
         <w:rPr>
+          <w:lang w:val="hi_IN" w:bidi="hi_IN"/>
+        </w:rPr>
+        <w:t>נִדְמָה֙ כָּל־עַ֣ם כְּנַ֔עַן נִכְרְת֖וּ כָּל־נְטִ֥ילֵי כָֽסֶף</w:t>
+      </w:r>
+    </w:p>
+    <w:p>
+      <w:pPr/>
+      <w:r>
+        <w:rPr>
+          <w:lang w:val="hi_IN" w:bidi="hi_IN"/>
+        </w:rPr>
+      </w:r>
+      <w:r>
+        <w:rPr>
           <w:b/>
           <w:lang w:val="hi_IN" w:bidi="hi_IN"/>
         </w:rPr>
@@ -8344,6 +8652,20 @@
       </w:r>
       <w:r>
         <w:rPr>
+          <w:lang w:val="hi_IN" w:bidi="hi_IN"/>
+        </w:rPr>
+        <w:t>נִדְמָה֙ כָּל־עַ֣ם כְּנַ֔עַן נִכְרְת֖וּ כָּל־נְטִ֥ילֵי כָֽסֶף</w:t>
+      </w:r>
+    </w:p>
+    <w:p>
+      <w:pPr/>
+      <w:r>
+        <w:rPr>
+          <w:lang w:val="hi_IN" w:bidi="hi_IN"/>
+        </w:rPr>
+      </w:r>
+      <w:r>
+        <w:rPr>
           <w:b/>
           <w:lang w:val="hi_IN" w:bidi="hi_IN"/>
         </w:rPr>
@@ -8993,6 +9315,20 @@
       </w:r>
       <w:r>
         <w:rPr>
+          <w:lang w:val="hi_IN" w:bidi="hi_IN"/>
+        </w:rPr>
+        <w:t>וּ⁠פָקַדְתִּ֣י עַל</w:t>
+      </w:r>
+    </w:p>
+    <w:p>
+      <w:pPr/>
+      <w:r>
+        <w:rPr>
+          <w:lang w:val="hi_IN" w:bidi="hi_IN"/>
+        </w:rPr>
+      </w:r>
+      <w:r>
+        <w:rPr>
           <w:b/>
           <w:lang w:val="hi_IN" w:bidi="hi_IN"/>
         </w:rPr>
@@ -9375,6 +9711,20 @@
       </w:r>
       <w:r>
         <w:rPr>
+          <w:lang w:val="hi_IN" w:bidi="hi_IN"/>
+        </w:rPr>
+        <w:t>הָ⁠אֹֽמְרִים֙ בִּ⁠לְבָבָ֔⁠ם לֹֽא־יֵיטִ֥יב יְהוָ֖ה וְ⁠לֹ֥א יָרֵֽעַ</w:t>
+      </w:r>
+    </w:p>
+    <w:p>
+      <w:pPr/>
+      <w:r>
+        <w:rPr>
+          <w:lang w:val="hi_IN" w:bidi="hi_IN"/>
+        </w:rPr>
+      </w:r>
+      <w:r>
+        <w:rPr>
           <w:b/>
           <w:lang w:val="hi_IN" w:bidi="hi_IN"/>
         </w:rPr>
@@ -9472,6 +9822,20 @@
       </w:r>
       <w:r>
         <w:rPr>
+          <w:lang w:val="hi_IN" w:bidi="hi_IN"/>
+        </w:rPr>
+        <w:t>הָ⁠אֹֽמְרִים֙ בִּ⁠לְבָבָ֔⁠ם לֹֽא־יֵיטִ֥יב יְהוָ֖ה וְ⁠לֹ֥א יָרֵֽעַ</w:t>
+      </w:r>
+    </w:p>
+    <w:p>
+      <w:pPr/>
+      <w:r>
+        <w:rPr>
+          <w:lang w:val="hi_IN" w:bidi="hi_IN"/>
+        </w:rPr>
+      </w:r>
+      <w:r>
+        <w:rPr>
           <w:b/>
           <w:lang w:val="hi_IN" w:bidi="hi_IN"/>
         </w:rPr>
@@ -9937,6 +10301,20 @@
         <w:rPr>
           <w:lang w:val="hi_IN" w:bidi="hi_IN"/>
         </w:rPr>
+      </w:r>
+    </w:p>
+    <w:p>
+      <w:pPr/>
+      <w:r>
+        <w:rPr>
+          <w:lang w:val="hi_IN" w:bidi="hi_IN"/>
+        </w:rPr>
+      </w:r>
+      <w:r>
+        <w:rPr>
+          <w:lang w:val="hi_IN" w:bidi="hi_IN"/>
+        </w:rPr>
+        <w:t>וְ⁠הָיָ֤ה חֵילָ⁠ם֙ לִ⁠מְשִׁסָּ֔ה וּ⁠בָתֵּי⁠הֶ֖ם לִ⁠שְׁמָמָ֑ה</w:t>
       </w:r>
     </w:p>
     <w:p>
@@ -10283,6 +10661,20 @@
       </w:r>
       <w:r>
         <w:rPr>
+          <w:lang w:val="hi_IN" w:bidi="hi_IN"/>
+        </w:rPr>
+        <w:t>יוֹם־יְהוָה֙ הַ⁠גָּד֔וֹל &amp; י֣וֹם יְהוָ֔ה</w:t>
+      </w:r>
+    </w:p>
+    <w:p>
+      <w:pPr/>
+      <w:r>
+        <w:rPr>
+          <w:lang w:val="hi_IN" w:bidi="hi_IN"/>
+        </w:rPr>
+      </w:r>
+      <w:r>
+        <w:rPr>
           <w:b/>
           <w:lang w:val="hi_IN" w:bidi="hi_IN"/>
         </w:rPr>
@@ -10406,6 +10798,20 @@
       </w:r>
       <w:r>
         <w:rPr>
+          <w:lang w:val="hi_IN" w:bidi="hi_IN"/>
+        </w:rPr>
+        <w:t>יוֹם־יְהוָה֙ הַ⁠גָּד֔וֹל &amp; י֣וֹם יְהוָ֔ה</w:t>
+      </w:r>
+    </w:p>
+    <w:p>
+      <w:pPr/>
+      <w:r>
+        <w:rPr>
+          <w:lang w:val="hi_IN" w:bidi="hi_IN"/>
+        </w:rPr>
+      </w:r>
+      <w:r>
+        <w:rPr>
           <w:b/>
           <w:lang w:val="hi_IN" w:bidi="hi_IN"/>
         </w:rPr>
@@ -11116,6 +11522,20 @@
         <w:rPr>
           <w:lang w:val="hi_IN" w:bidi="hi_IN"/>
         </w:rPr>
+      </w:r>
+    </w:p>
+    <w:p>
+      <w:pPr/>
+      <w:r>
+        <w:rPr>
+          <w:lang w:val="hi_IN" w:bidi="hi_IN"/>
+        </w:rPr>
+      </w:r>
+      <w:r>
+        <w:rPr>
+          <w:lang w:val="hi_IN" w:bidi="hi_IN"/>
+        </w:rPr>
+        <w:t>י֧וֹם צָרָ֣ה וּ⁠מְצוּקָ֗ה י֤וֹם שֹׁאָה֙ וּ⁠מְשׁוֹאָ֔ה י֥וֹם חֹ֨שֶׁךְ֙ וַ⁠אֲפֵלָ֔ה י֥וֹם עָנָ֖ן וַ⁠עֲרָפֶֽל</w:t>
       </w:r>
     </w:p>
     <w:p>
@@ -12353,6 +12773,20 @@
       </w:r>
       <w:r>
         <w:rPr>
+          <w:lang w:val="hi_IN" w:bidi="hi_IN"/>
+        </w:rPr>
+        <w:t>וְ⁠שֻׁפַּ֤ךְ דָּמָ⁠ם֙ כֶּֽ⁠עָפָ֔ר וּ⁠לְחֻמָ֖⁠ם כַּ⁠גְּלָלִֽים</w:t>
+      </w:r>
+    </w:p>
+    <w:p>
+      <w:pPr/>
+      <w:r>
+        <w:rPr>
+          <w:lang w:val="hi_IN" w:bidi="hi_IN"/>
+        </w:rPr>
+      </w:r>
+      <w:r>
+        <w:rPr>
           <w:b/>
           <w:lang w:val="hi_IN" w:bidi="hi_IN"/>
         </w:rPr>
@@ -12498,6 +12932,20 @@
       </w:r>
       <w:r>
         <w:rPr>
+          <w:lang w:val="hi_IN" w:bidi="hi_IN"/>
+        </w:rPr>
+        <w:t>וְ⁠שֻׁפַּ֤ךְ דָּמָ⁠ם֙ כֶּֽ⁠עָפָ֔ר וּ⁠לְחֻמָ֖⁠ם כַּ⁠גְּלָלִֽים</w:t>
+      </w:r>
+    </w:p>
+    <w:p>
+      <w:pPr/>
+      <w:r>
+        <w:rPr>
+          <w:lang w:val="hi_IN" w:bidi="hi_IN"/>
+        </w:rPr>
+      </w:r>
+      <w:r>
+        <w:rPr>
           <w:b/>
           <w:lang w:val="hi_IN" w:bidi="hi_IN"/>
         </w:rPr>
@@ -12818,6 +13266,20 @@
       </w:r>
       <w:r>
         <w:rPr>
+          <w:lang w:val="hi_IN" w:bidi="hi_IN"/>
+        </w:rPr>
+        <w:t>גַּם־כַּסְפָּ֨⁠ם גַּם־זְהָבָ֜⁠ם לֹֽא־יוּכַ֣ל לְ⁠הַצִּילָ֗⁠ם</w:t>
+      </w:r>
+    </w:p>
+    <w:p>
+      <w:pPr/>
+      <w:r>
+        <w:rPr>
+          <w:lang w:val="hi_IN" w:bidi="hi_IN"/>
+        </w:rPr>
+      </w:r>
+      <w:r>
+        <w:rPr>
           <w:b/>
           <w:lang w:val="hi_IN" w:bidi="hi_IN"/>
         </w:rPr>
@@ -12941,6 +13403,20 @@
       </w:r>
       <w:r>
         <w:rPr>
+          <w:lang w:val="hi_IN" w:bidi="hi_IN"/>
+        </w:rPr>
+        <w:t>וּ⁠בְ⁠אֵשׁ֙ קִנְאָת֔⁠וֹ תֵּאָכֵ֖ל כָּל־הָ⁠אָ֑רֶץ</w:t>
+      </w:r>
+    </w:p>
+    <w:p>
+      <w:pPr/>
+      <w:r>
+        <w:rPr>
+          <w:lang w:val="hi_IN" w:bidi="hi_IN"/>
+        </w:rPr>
+      </w:r>
+      <w:r>
+        <w:rPr>
           <w:b/>
           <w:lang w:val="hi_IN" w:bidi="hi_IN"/>
         </w:rPr>
@@ -13312,6 +13788,20 @@
       </w:r>
       <w:r>
         <w:rPr>
+          <w:lang w:val="hi_IN" w:bidi="hi_IN"/>
+        </w:rPr>
+        <w:t>כָלָ֤ה אַךְ־נִבְהָלָה֙ יַֽעֲשֶׂ֔ה אֵ֥ת כָּל־יֹשְׁבֵ֖י הָ⁠אָֽרֶץ</w:t>
+      </w:r>
+    </w:p>
+    <w:p>
+      <w:pPr/>
+      <w:r>
+        <w:rPr>
+          <w:lang w:val="hi_IN" w:bidi="hi_IN"/>
+        </w:rPr>
+      </w:r>
+      <w:r>
+        <w:rPr>
           <w:b/>
           <w:lang w:val="hi_IN" w:bidi="hi_IN"/>
         </w:rPr>
@@ -14887,6 +15377,20 @@
       </w:r>
       <w:r>
         <w:rPr>
+          <w:lang w:val="hi_IN" w:bidi="hi_IN"/>
+        </w:rPr>
+        <w:t>בְּ⁠טֶ֣רֶם ׀ לֹא־יָב֣וֹא עֲלֵי⁠כֶ֗ם חֲרוֹן֙ אַף־יְהוָ֔ה בְּ⁠טֶ֨רֶם֙ לֹא־יָב֣וֹא עֲלֵי⁠כֶ֔ם י֖וֹם אַף־יְהוָֽה</w:t>
+      </w:r>
+    </w:p>
+    <w:p>
+      <w:pPr/>
+      <w:r>
+        <w:rPr>
+          <w:lang w:val="hi_IN" w:bidi="hi_IN"/>
+        </w:rPr>
+      </w:r>
+      <w:r>
+        <w:rPr>
           <w:b/>
           <w:lang w:val="hi_IN" w:bidi="hi_IN"/>
         </w:rPr>
@@ -15271,6 +15775,20 @@
       </w:r>
       <w:r>
         <w:rPr>
+          <w:lang w:val="hi_IN" w:bidi="hi_IN"/>
+        </w:rPr>
+        <w:t>בְּ⁠טֶ֣רֶם ׀ לֹא־יָב֣וֹא עֲלֵי⁠כֶ֗ם חֲרוֹן֙ אַף־יְהוָ֔ה</w:t>
+      </w:r>
+    </w:p>
+    <w:p>
+      <w:pPr/>
+      <w:r>
+        <w:rPr>
+          <w:lang w:val="hi_IN" w:bidi="hi_IN"/>
+        </w:rPr>
+      </w:r>
+      <w:r>
+        <w:rPr>
           <w:b/>
           <w:lang w:val="hi_IN" w:bidi="hi_IN"/>
         </w:rPr>
@@ -15383,6 +15901,20 @@
         <w:rPr>
           <w:lang w:val="hi_IN" w:bidi="hi_IN"/>
         </w:rPr>
+      </w:r>
+    </w:p>
+    <w:p>
+      <w:pPr/>
+      <w:r>
+        <w:rPr>
+          <w:lang w:val="hi_IN" w:bidi="hi_IN"/>
+        </w:rPr>
+      </w:r>
+      <w:r>
+        <w:rPr>
+          <w:lang w:val="hi_IN" w:bidi="hi_IN"/>
+        </w:rPr>
+        <w:t>בְּ⁠טֶ֨רֶם֙ לֹא־יָב֣וֹא עֲלֵי⁠כֶ֔ם י֖וֹם אַף־יְהוָֽה</w:t>
       </w:r>
     </w:p>
     <w:p>
@@ -16229,6 +16761,20 @@
       </w:r>
       <w:r>
         <w:rPr>
+          <w:lang w:val="hi_IN" w:bidi="hi_IN"/>
+        </w:rPr>
+        <w:t>בַּקְּשׁוּ־צֶ֨דֶק֙ בַּקְּשׁ֣וּ עֲנָוָ֔ה</w:t>
+      </w:r>
+    </w:p>
+    <w:p>
+      <w:pPr/>
+      <w:r>
+        <w:rPr>
+          <w:lang w:val="hi_IN" w:bidi="hi_IN"/>
+        </w:rPr>
+      </w:r>
+      <w:r>
+        <w:rPr>
           <w:b/>
           <w:lang w:val="hi_IN" w:bidi="hi_IN"/>
         </w:rPr>
@@ -16587,6 +17133,20 @@
       </w:r>
       <w:r>
         <w:rPr>
+          <w:lang w:val="hi_IN" w:bidi="hi_IN"/>
+        </w:rPr>
+        <w:t>בְּ⁠י֖וֹם אַף־יְהוָֽה</w:t>
+      </w:r>
+    </w:p>
+    <w:p>
+      <w:pPr/>
+      <w:r>
+        <w:rPr>
+          <w:lang w:val="hi_IN" w:bidi="hi_IN"/>
+        </w:rPr>
+      </w:r>
+      <w:r>
+        <w:rPr>
           <w:b/>
           <w:lang w:val="hi_IN" w:bidi="hi_IN"/>
         </w:rPr>
@@ -16684,6 +17244,20 @@
       </w:r>
       <w:r>
         <w:rPr>
+          <w:lang w:val="hi_IN" w:bidi="hi_IN"/>
+        </w:rPr>
+        <w:t>עַזָּה֙ עֲזוּבָ֣ה תִֽהְיֶ֔ה &amp; וְ⁠עֶקְר֖וֹן תֵּעָקֵֽר</w:t>
+      </w:r>
+    </w:p>
+    <w:p>
+      <w:pPr/>
+      <w:r>
+        <w:rPr>
+          <w:lang w:val="hi_IN" w:bidi="hi_IN"/>
+        </w:rPr>
+      </w:r>
+      <w:r>
+        <w:rPr>
           <w:b/>
           <w:lang w:val="hi_IN" w:bidi="hi_IN"/>
         </w:rPr>
@@ -18346,6 +18920,20 @@
       </w:r>
       <w:r>
         <w:rPr>
+          <w:lang w:val="hi_IN" w:bidi="hi_IN"/>
+        </w:rPr>
+        <w:t>וְ⁠הַאֲבַדְתִּ֖י⁠ךְ מֵ⁠אֵ֥ין יוֹשֵֽׁב</w:t>
+      </w:r>
+    </w:p>
+    <w:p>
+      <w:pPr/>
+      <w:r>
+        <w:rPr>
+          <w:lang w:val="hi_IN" w:bidi="hi_IN"/>
+        </w:rPr>
+      </w:r>
+      <w:r>
+        <w:rPr>
           <w:b/>
           <w:lang w:val="hi_IN" w:bidi="hi_IN"/>
         </w:rPr>
@@ -18941,6 +19529,20 @@
         <w:rPr>
           <w:lang w:val="hi_IN" w:bidi="hi_IN"/>
         </w:rPr>
+      </w:r>
+    </w:p>
+    <w:p>
+      <w:pPr/>
+      <w:r>
+        <w:rPr>
+          <w:lang w:val="hi_IN" w:bidi="hi_IN"/>
+        </w:rPr>
+      </w:r>
+      <w:r>
+        <w:rPr>
+          <w:lang w:val="hi_IN" w:bidi="hi_IN"/>
+        </w:rPr>
+        <w:t>בְּ⁠בָתֵּ֣י אַשְׁקְל֗וֹן בָּ⁠עֶ֨רֶב֙ יִרְבָּצ֔וּ⁠ן</w:t>
       </w:r>
     </w:p>
     <w:p>
@@ -19944,6 +20546,20 @@
       </w:r>
       <w:r>
         <w:rPr>
+          <w:lang w:val="hi_IN" w:bidi="hi_IN"/>
+        </w:rPr>
+        <w:t>נְאֻם֩ יְהוָ֨ה צְבָא֜וֹת אֱלֹהֵ֣י יִשְׂרָאֵ֗ל</w:t>
+      </w:r>
+    </w:p>
+    <w:p>
+      <w:pPr/>
+      <w:r>
+        <w:rPr>
+          <w:lang w:val="hi_IN" w:bidi="hi_IN"/>
+        </w:rPr>
+      </w:r>
+      <w:r>
+        <w:rPr>
           <w:b/>
           <w:lang w:val="hi_IN" w:bidi="hi_IN"/>
         </w:rPr>
@@ -20332,6 +20948,20 @@
       </w:r>
       <w:r>
         <w:rPr>
+          <w:lang w:val="hi_IN" w:bidi="hi_IN"/>
+        </w:rPr>
+        <w:t>מִמְשַׁ֥ק חָר֛וּל וּ⁠מִכְרֵה־מֶ֥לַח וּ⁠שְׁמָמָ֖ה עַד־עוֹלָ֑ם</w:t>
+      </w:r>
+    </w:p>
+    <w:p>
+      <w:pPr/>
+      <w:r>
+        <w:rPr>
+          <w:lang w:val="hi_IN" w:bidi="hi_IN"/>
+        </w:rPr>
+      </w:r>
+      <w:r>
+        <w:rPr>
           <w:b/>
           <w:lang w:val="hi_IN" w:bidi="hi_IN"/>
         </w:rPr>
@@ -20429,6 +21059,20 @@
       </w:r>
       <w:r>
         <w:rPr>
+          <w:lang w:val="hi_IN" w:bidi="hi_IN"/>
+        </w:rPr>
+        <w:t>מִמְשַׁ֥ק חָר֛וּל וּ⁠מִכְרֵה־מֶ֥לַח וּ⁠שְׁמָמָ֖ה עַד־עוֹלָ֑ם</w:t>
+      </w:r>
+    </w:p>
+    <w:p>
+      <w:pPr/>
+      <w:r>
+        <w:rPr>
+          <w:lang w:val="hi_IN" w:bidi="hi_IN"/>
+        </w:rPr>
+      </w:r>
+      <w:r>
+        <w:rPr>
           <w:b/>
           <w:lang w:val="hi_IN" w:bidi="hi_IN"/>
         </w:rPr>
@@ -20576,6 +21220,20 @@
       </w:r>
       <w:r>
         <w:rPr>
+          <w:lang w:val="hi_IN" w:bidi="hi_IN"/>
+        </w:rPr>
+        <w:t>מִמְשַׁ֥ק חָר֛וּל וּ⁠מִכְרֵה־מֶ֥לַח וּ⁠שְׁמָמָ֖ה עַד־עוֹלָ֑ם</w:t>
+      </w:r>
+    </w:p>
+    <w:p>
+      <w:pPr/>
+      <w:r>
+        <w:rPr>
+          <w:lang w:val="hi_IN" w:bidi="hi_IN"/>
+        </w:rPr>
+      </w:r>
+      <w:r>
+        <w:rPr>
           <w:b/>
           <w:lang w:val="hi_IN" w:bidi="hi_IN"/>
         </w:rPr>
@@ -20810,6 +21468,20 @@
         <w:rPr>
           <w:lang w:val="hi_IN" w:bidi="hi_IN"/>
         </w:rPr>
+      </w:r>
+    </w:p>
+    <w:p>
+      <w:pPr/>
+      <w:r>
+        <w:rPr>
+          <w:lang w:val="hi_IN" w:bidi="hi_IN"/>
+        </w:rPr>
+      </w:r>
+      <w:r>
+        <w:rPr>
+          <w:lang w:val="hi_IN" w:bidi="hi_IN"/>
+        </w:rPr>
+        <w:t>זֹ֥את לָ⁠הֶ֖ם תַּ֣חַת גְּאוֹנָ֑⁠ם כִּ֤י חֵֽרְפוּ֙ וַ⁠יַּגְדִּ֔לוּ עַל־עַ֖ם יְהוָ֥ה צְבָאֽוֹת</w:t>
       </w:r>
     </w:p>
     <w:p>
@@ -21579,6 +22251,20 @@
       </w:r>
       <w:r>
         <w:rPr>
+          <w:lang w:val="hi_IN" w:bidi="hi_IN"/>
+        </w:rPr>
+        <w:t>וְ⁠יִשְׁתַּֽחֲווּ־ל⁠וֹ֙ &amp; כֹּ֖ל אִיֵּ֥י הַ⁠גּוֹיִֽם</w:t>
+      </w:r>
+    </w:p>
+    <w:p>
+      <w:pPr/>
+      <w:r>
+        <w:rPr>
+          <w:lang w:val="hi_IN" w:bidi="hi_IN"/>
+        </w:rPr>
+      </w:r>
+      <w:r>
+        <w:rPr>
           <w:b/>
           <w:lang w:val="hi_IN" w:bidi="hi_IN"/>
         </w:rPr>
@@ -22060,6 +22746,20 @@
       </w:r>
       <w:r>
         <w:rPr>
+          <w:lang w:val="hi_IN" w:bidi="hi_IN"/>
+        </w:rPr>
+        <w:t>חַֽלְלֵ֥י חַרְבִּ֖⁠י הֵֽמָּה</w:t>
+      </w:r>
+    </w:p>
+    <w:p>
+      <w:pPr/>
+      <w:r>
+        <w:rPr>
+          <w:lang w:val="hi_IN" w:bidi="hi_IN"/>
+        </w:rPr>
+      </w:r>
+      <w:r>
+        <w:rPr>
           <w:b/>
           <w:lang w:val="hi_IN" w:bidi="hi_IN"/>
         </w:rPr>
@@ -22394,6 +23094,20 @@
         <w:rPr>
           <w:lang w:val="hi_IN" w:bidi="hi_IN"/>
         </w:rPr>
+      </w:r>
+    </w:p>
+    <w:p>
+      <w:pPr/>
+      <w:r>
+        <w:rPr>
+          <w:lang w:val="hi_IN" w:bidi="hi_IN"/>
+        </w:rPr>
+      </w:r>
+      <w:r>
+        <w:rPr>
+          <w:lang w:val="hi_IN" w:bidi="hi_IN"/>
+        </w:rPr>
+        <w:t>וְ⁠יֵ֤ט יָד⁠וֹ֙</w:t>
       </w:r>
     </w:p>
     <w:p>
@@ -23203,6 +23917,20 @@
       </w:r>
       <w:r>
         <w:rPr>
+          <w:lang w:val="hi_IN" w:bidi="hi_IN"/>
+        </w:rPr>
+        <w:t>ק֠וֹל יְשׁוֹרֵ֤ר בַּֽ⁠חַלּוֹן֙ חֹ֣רֶב בַּ⁠סַּ֔ף כִּ֥י אַרְזָ֖ה עֵרָֽה</w:t>
+      </w:r>
+    </w:p>
+    <w:p>
+      <w:pPr/>
+      <w:r>
+        <w:rPr>
+          <w:lang w:val="hi_IN" w:bidi="hi_IN"/>
+        </w:rPr>
+      </w:r>
+      <w:r>
+        <w:rPr>
           <w:b/>
           <w:lang w:val="hi_IN" w:bidi="hi_IN"/>
         </w:rPr>
@@ -23469,6 +24197,20 @@
       </w:r>
       <w:r>
         <w:rPr>
+          <w:lang w:val="hi_IN" w:bidi="hi_IN"/>
+        </w:rPr>
+        <w:t>חֹ֣רֶב בַּ⁠סַּ֔ף</w:t>
+      </w:r>
+    </w:p>
+    <w:p>
+      <w:pPr/>
+      <w:r>
+        <w:rPr>
+          <w:lang w:val="hi_IN" w:bidi="hi_IN"/>
+        </w:rPr>
+      </w:r>
+      <w:r>
+        <w:rPr>
           <w:b/>
           <w:lang w:val="hi_IN" w:bidi="hi_IN"/>
         </w:rPr>
@@ -23591,6 +24333,20 @@
       </w:r>
       <w:r>
         <w:rPr>
+          <w:lang w:val="hi_IN" w:bidi="hi_IN"/>
+        </w:rPr>
+        <w:t>זֹ֞֠את הָ⁠עִ֤יר הָ⁠עַלִּיזָה֙ הַ⁠יּוֹשֶׁ֣בֶת לָ⁠בֶ֔טַח הָ⁠אֹֽמְרָה֙ בִּ⁠לְבָבָ֔⁠הּ אֲנִ֖י וְ⁠אַפְסִ֣⁠י ע֑וֹד</w:t>
+      </w:r>
+    </w:p>
+    <w:p>
+      <w:pPr/>
+      <w:r>
+        <w:rPr>
+          <w:lang w:val="hi_IN" w:bidi="hi_IN"/>
+        </w:rPr>
+      </w:r>
+      <w:r>
+        <w:rPr>
           <w:b/>
           <w:lang w:val="hi_IN" w:bidi="hi_IN"/>
         </w:rPr>
@@ -23714,6 +24470,20 @@
       </w:r>
       <w:r>
         <w:rPr>
+          <w:lang w:val="hi_IN" w:bidi="hi_IN"/>
+        </w:rPr>
+        <w:t>הָ⁠אֹֽמְרָה֙ בִּ⁠לְבָבָ֔⁠הּ אֲנִ֖י וְ⁠אַפְסִ֣⁠י ע֑וֹד</w:t>
+      </w:r>
+    </w:p>
+    <w:p>
+      <w:pPr/>
+      <w:r>
+        <w:rPr>
+          <w:lang w:val="hi_IN" w:bidi="hi_IN"/>
+        </w:rPr>
+      </w:r>
+      <w:r>
+        <w:rPr>
           <w:b/>
           <w:lang w:val="hi_IN" w:bidi="hi_IN"/>
         </w:rPr>
@@ -23838,6 +24608,20 @@
       </w:r>
       <w:r>
         <w:rPr>
+          <w:lang w:val="hi_IN" w:bidi="hi_IN"/>
+        </w:rPr>
+        <w:t>הָ⁠אֹֽמְרָה֙ בִּ⁠לְבָבָ֔⁠הּ אֲנִ֖י וְ⁠אַפְסִ֣⁠י ע֑וֹד</w:t>
+      </w:r>
+    </w:p>
+    <w:p>
+      <w:pPr/>
+      <w:r>
+        <w:rPr>
+          <w:lang w:val="hi_IN" w:bidi="hi_IN"/>
+        </w:rPr>
+      </w:r>
+      <w:r>
+        <w:rPr>
           <w:b/>
           <w:lang w:val="hi_IN" w:bidi="hi_IN"/>
         </w:rPr>
@@ -23949,6 +24733,20 @@
       </w:r>
       <w:r>
         <w:rPr>
+          <w:lang w:val="hi_IN" w:bidi="hi_IN"/>
+        </w:rPr>
+        <w:t>הָ⁠אֹֽמְרָה֙ בִּ⁠לְבָבָ֔⁠הּ אֲנִ֖י וְ⁠אַפְסִ֣⁠י ע֑וֹד</w:t>
+      </w:r>
+    </w:p>
+    <w:p>
+      <w:pPr/>
+      <w:r>
+        <w:rPr>
+          <w:lang w:val="hi_IN" w:bidi="hi_IN"/>
+        </w:rPr>
+      </w:r>
+      <w:r>
+        <w:rPr>
           <w:b/>
           <w:lang w:val="hi_IN" w:bidi="hi_IN"/>
         </w:rPr>
@@ -24295,6 +25093,20 @@
       </w:r>
       <w:r>
         <w:rPr>
+          <w:lang w:val="hi_IN" w:bidi="hi_IN"/>
+        </w:rPr>
+        <w:t>כֹּ֚ל עוֹבֵ֣ר עָלֶ֔י⁠הָ יִשְׁרֹ֖ק יָנִ֥יעַ יָדֽ⁠וֹ</w:t>
+      </w:r>
+    </w:p>
+    <w:p>
+      <w:pPr/>
+      <w:r>
+        <w:rPr>
+          <w:lang w:val="hi_IN" w:bidi="hi_IN"/>
+        </w:rPr>
+      </w:r>
+      <w:r>
+        <w:rPr>
           <w:b/>
           <w:lang w:val="hi_IN" w:bidi="hi_IN"/>
         </w:rPr>
@@ -24444,6 +25256,20 @@
         <w:rPr>
           <w:lang w:val="hi_IN" w:bidi="hi_IN"/>
         </w:rPr>
+      </w:r>
+    </w:p>
+    <w:p>
+      <w:pPr/>
+      <w:r>
+        <w:rPr>
+          <w:lang w:val="hi_IN" w:bidi="hi_IN"/>
+        </w:rPr>
+      </w:r>
+      <w:r>
+        <w:rPr>
+          <w:lang w:val="hi_IN" w:bidi="hi_IN"/>
+        </w:rPr>
+        <w:t>ה֥וֹי מֹרְאָ֖ה וְ⁠נִגְאָלָ֑ה הָ⁠עִ֖יר הַ⁠יּוֹנָֽה</w:t>
       </w:r>
     </w:p>
     <w:p>
@@ -27526,6 +28352,20 @@
       </w:r>
       <w:r>
         <w:rPr>
+          <w:lang w:val="hi_IN" w:bidi="hi_IN"/>
+        </w:rPr>
+        <w:t>וְ⁠לֹֽא־יוֹדֵ֥עַ עַוָּ֖ל בֹּֽשֶׁת</w:t>
+      </w:r>
+    </w:p>
+    <w:p>
+      <w:pPr/>
+      <w:r>
+        <w:rPr>
+          <w:lang w:val="hi_IN" w:bidi="hi_IN"/>
+        </w:rPr>
+      </w:r>
+      <w:r>
+        <w:rPr>
           <w:b/>
           <w:lang w:val="hi_IN" w:bidi="hi_IN"/>
         </w:rPr>
@@ -27636,6 +28476,20 @@
       </w:r>
       <w:r>
         <w:rPr>
+          <w:lang w:val="hi_IN" w:bidi="hi_IN"/>
+        </w:rPr>
+        <w:t>הִכְרַ֣תִּי גוֹיִ֗ם נָשַׁ֨מּוּ֙ פִּנּוֹתָ֔⁠ם הֶחֱרַ֥בְתִּי חֽוּצוֹתָ֖⁠ם</w:t>
+      </w:r>
+    </w:p>
+    <w:p>
+      <w:pPr/>
+      <w:r>
+        <w:rPr>
+          <w:lang w:val="hi_IN" w:bidi="hi_IN"/>
+        </w:rPr>
+      </w:r>
+      <w:r>
+        <w:rPr>
           <w:b/>
           <w:lang w:val="hi_IN" w:bidi="hi_IN"/>
         </w:rPr>
@@ -27734,6 +28588,20 @@
         <w:rPr>
           <w:lang w:val="hi_IN" w:bidi="hi_IN"/>
         </w:rPr>
+      </w:r>
+    </w:p>
+    <w:p>
+      <w:pPr/>
+      <w:r>
+        <w:rPr>
+          <w:lang w:val="hi_IN" w:bidi="hi_IN"/>
+        </w:rPr>
+      </w:r>
+      <w:r>
+        <w:rPr>
+          <w:lang w:val="hi_IN" w:bidi="hi_IN"/>
+        </w:rPr>
+        <w:t>הִכְרַ֣תִּי גוֹיִ֗ם נָשַׁ֨מּוּ֙ פִּנּוֹתָ֔⁠ם הֶחֱרַ֥בְתִּי חֽוּצוֹתָ֖⁠ם</w:t>
       </w:r>
     </w:p>
     <w:p>
@@ -28444,6 +29312,20 @@
       </w:r>
       <w:r>
         <w:rPr>
+          <w:lang w:val="hi_IN" w:bidi="hi_IN"/>
+        </w:rPr>
+        <w:t>אָמַ֜רְתִּי אַךְ־תִּירְאִ֤י אוֹתִ⁠י֙ תִּקְחִ֣י מוּסָ֔ר וְ⁠לֹֽא־יִכָּרֵ֣ת מְעוֹנָ֔⁠הּ כֹּ֥ל אֲשֶׁר־פָּקַ֖דְתִּי עָלֶ֑י⁠הָ</w:t>
+      </w:r>
+    </w:p>
+    <w:p>
+      <w:pPr/>
+      <w:r>
+        <w:rPr>
+          <w:lang w:val="hi_IN" w:bidi="hi_IN"/>
+        </w:rPr>
+      </w:r>
+      <w:r>
+        <w:rPr>
           <w:b/>
           <w:lang w:val="hi_IN" w:bidi="hi_IN"/>
         </w:rPr>
@@ -28541,6 +29423,20 @@
       </w:r>
       <w:r>
         <w:rPr>
+          <w:lang w:val="hi_IN" w:bidi="hi_IN"/>
+        </w:rPr>
+        <w:t>אָמַ֜רְתִּי אַךְ־תִּירְאִ֤י אוֹתִ⁠י֙ תִּקְחִ֣י מוּסָ֔ר וְ⁠לֹֽא־יִכָּרֵ֣ת מְעוֹנָ֔⁠הּ כֹּ֥ל אֲשֶׁר־פָּקַ֖דְתִּי עָלֶ֑י⁠הָ</w:t>
+      </w:r>
+    </w:p>
+    <w:p>
+      <w:pPr/>
+      <w:r>
+        <w:rPr>
+          <w:lang w:val="hi_IN" w:bidi="hi_IN"/>
+        </w:rPr>
+      </w:r>
+      <w:r>
+        <w:rPr>
           <w:b/>
           <w:lang w:val="hi_IN" w:bidi="hi_IN"/>
         </w:rPr>
@@ -28627,6 +29523,20 @@
         <w:rPr>
           <w:lang w:val="hi_IN" w:bidi="hi_IN"/>
         </w:rPr>
+      </w:r>
+    </w:p>
+    <w:p>
+      <w:pPr/>
+      <w:r>
+        <w:rPr>
+          <w:lang w:val="hi_IN" w:bidi="hi_IN"/>
+        </w:rPr>
+      </w:r>
+      <w:r>
+        <w:rPr>
+          <w:lang w:val="hi_IN" w:bidi="hi_IN"/>
+        </w:rPr>
+        <w:t>אָמַ֜רְתִּי אַךְ־תִּירְאִ֤י אוֹתִ⁠י֙ תִּקְחִ֣י מוּסָ֔ר וְ⁠לֹֽא־יִכָּרֵ֣ת מְעוֹנָ֔⁠הּ כֹּ֥ל אֲשֶׁר־פָּקַ֖דְתִּי עָלֶ֑י⁠הָ</w:t>
       </w:r>
     </w:p>
     <w:p>
@@ -28779,6 +29689,20 @@
       </w:r>
       <w:r>
         <w:rPr>
+          <w:lang w:val="hi_IN" w:bidi="hi_IN"/>
+        </w:rPr>
+        <w:t>כֹּ֥ל אֲשֶׁר־פָּקַ֖דְתִּי עָלֶ֑י⁠הָ</w:t>
+      </w:r>
+    </w:p>
+    <w:p>
+      <w:pPr/>
+      <w:r>
+        <w:rPr>
+          <w:lang w:val="hi_IN" w:bidi="hi_IN"/>
+        </w:rPr>
+      </w:r>
+      <w:r>
+        <w:rPr>
           <w:b/>
           <w:lang w:val="hi_IN" w:bidi="hi_IN"/>
         </w:rPr>
@@ -29024,6 +29948,20 @@
       </w:r>
       <w:r>
         <w:rPr>
+          <w:lang w:val="hi_IN" w:bidi="hi_IN"/>
+        </w:rPr>
+        <w:t>הִשְׁכִּ֣ימוּ הִשְׁחִ֔יתוּ כֹּ֖ל עֲלִילוֹתָֽ⁠ם</w:t>
+      </w:r>
+    </w:p>
+    <w:p>
+      <w:pPr/>
+      <w:r>
+        <w:rPr>
+          <w:lang w:val="hi_IN" w:bidi="hi_IN"/>
+        </w:rPr>
+      </w:r>
+      <w:r>
+        <w:rPr>
           <w:b/>
           <w:lang w:val="hi_IN" w:bidi="hi_IN"/>
         </w:rPr>
@@ -29122,6 +30060,20 @@
         <w:rPr>
           <w:lang w:val="hi_IN" w:bidi="hi_IN"/>
         </w:rPr>
+      </w:r>
+    </w:p>
+    <w:p>
+      <w:pPr/>
+      <w:r>
+        <w:rPr>
+          <w:lang w:val="hi_IN" w:bidi="hi_IN"/>
+        </w:rPr>
+      </w:r>
+      <w:r>
+        <w:rPr>
+          <w:lang w:val="hi_IN" w:bidi="hi_IN"/>
+        </w:rPr>
+        <w:t>לָ⁠כֵ֤ן חַכּוּ־לִ⁠י֙ נְאֻם־יְהוָ֔ה לְ⁠י֖וֹם קוּמִ֣⁠י לְ⁠עַ֑ד</w:t>
       </w:r>
     </w:p>
     <w:p>
@@ -30570,6 +31522,20 @@
       </w:r>
       <w:r>
         <w:rPr>
+          <w:lang w:val="hi_IN" w:bidi="hi_IN"/>
+        </w:rPr>
+        <w:t>כִּֽי &amp; אֶהְפֹּ֥ךְ אֶל־עַמִּ֖ים שָׂפָ֣ה בְרוּרָ֑ה</w:t>
+      </w:r>
+    </w:p>
+    <w:p>
+      <w:pPr/>
+      <w:r>
+        <w:rPr>
+          <w:lang w:val="hi_IN" w:bidi="hi_IN"/>
+        </w:rPr>
+      </w:r>
+      <w:r>
+        <w:rPr>
           <w:b/>
           <w:lang w:val="hi_IN" w:bidi="hi_IN"/>
         </w:rPr>
@@ -30805,6 +31771,20 @@
         <w:rPr>
           <w:lang w:val="hi_IN" w:bidi="hi_IN"/>
         </w:rPr>
+      </w:r>
+    </w:p>
+    <w:p>
+      <w:pPr/>
+      <w:r>
+        <w:rPr>
+          <w:lang w:val="hi_IN" w:bidi="hi_IN"/>
+        </w:rPr>
+      </w:r>
+      <w:r>
+        <w:rPr>
+          <w:lang w:val="hi_IN" w:bidi="hi_IN"/>
+        </w:rPr>
+        <w:t>בְּ⁠שֵׁ֣ם יְהוָ֔ה לְ⁠עָבְד֖⁠וֹ</w:t>
       </w:r>
     </w:p>
     <w:p>
@@ -32100,6 +33080,20 @@
       </w:r>
       <w:r>
         <w:rPr>
+          <w:lang w:val="hi_IN" w:bidi="hi_IN"/>
+        </w:rPr>
+        <w:t>וְ⁠חָס֖וּ בְּ⁠שֵׁ֥ם יְהוָֽה</w:t>
+      </w:r>
+    </w:p>
+    <w:p>
+      <w:pPr/>
+      <w:r>
+        <w:rPr>
+          <w:lang w:val="hi_IN" w:bidi="hi_IN"/>
+        </w:rPr>
+      </w:r>
+      <w:r>
+        <w:rPr>
           <w:b/>
           <w:lang w:val="hi_IN" w:bidi="hi_IN"/>
         </w:rPr>
@@ -32209,6 +33203,20 @@
       </w:r>
       <w:r>
         <w:rPr>
+          <w:lang w:val="hi_IN" w:bidi="hi_IN"/>
+        </w:rPr>
+        <w:t>וְ⁠חָס֖וּ בְּ⁠שֵׁ֥ם יְהוָֽה</w:t>
+      </w:r>
+    </w:p>
+    <w:p>
+      <w:pPr/>
+      <w:r>
+        <w:rPr>
+          <w:lang w:val="hi_IN" w:bidi="hi_IN"/>
+        </w:rPr>
+      </w:r>
+      <w:r>
+        <w:rPr>
           <w:b/>
           <w:lang w:val="hi_IN" w:bidi="hi_IN"/>
         </w:rPr>
@@ -32331,6 +33339,20 @@
       </w:r>
       <w:r>
         <w:rPr>
+          <w:lang w:val="hi_IN" w:bidi="hi_IN"/>
+        </w:rPr>
+        <w:t>וְ⁠לֹא־יְדַבְּר֣וּ כָזָ֔ב וְ⁠לֹֽא־יִמָּצֵ֥א בְּ⁠פִי⁠הֶ֖ם לְשׁ֣וֹן תַּרְמִ֑ית</w:t>
+      </w:r>
+    </w:p>
+    <w:p>
+      <w:pPr/>
+      <w:r>
+        <w:rPr>
+          <w:lang w:val="hi_IN" w:bidi="hi_IN"/>
+        </w:rPr>
+      </w:r>
+      <w:r>
+        <w:rPr>
           <w:b/>
           <w:lang w:val="hi_IN" w:bidi="hi_IN"/>
         </w:rPr>
@@ -32446,6 +33468,20 @@
       </w:r>
       <w:r>
         <w:rPr>
+          <w:lang w:val="hi_IN" w:bidi="hi_IN"/>
+        </w:rPr>
+        <w:t>וְ⁠לֹא־יְדַבְּר֣וּ כָזָ֔ב וְ⁠לֹֽא־יִמָּצֵ֥א בְּ⁠פִי⁠הֶ֖ם לְשׁ֣וֹן תַּרְמִ֑ית</w:t>
+      </w:r>
+    </w:p>
+    <w:p>
+      <w:pPr/>
+      <w:r>
+        <w:rPr>
+          <w:lang w:val="hi_IN" w:bidi="hi_IN"/>
+        </w:rPr>
+      </w:r>
+      <w:r>
+        <w:rPr>
           <w:b/>
           <w:lang w:val="hi_IN" w:bidi="hi_IN"/>
         </w:rPr>
@@ -32568,6 +33604,20 @@
       </w:r>
       <w:r>
         <w:rPr>
+          <w:lang w:val="hi_IN" w:bidi="hi_IN"/>
+        </w:rPr>
+        <w:t>וְ⁠לֹֽא־יִמָּצֵ֥א בְּ⁠פִי⁠הֶ֖ם לְשׁ֣וֹן תַּרְמִ֑ית</w:t>
+      </w:r>
+    </w:p>
+    <w:p>
+      <w:pPr/>
+      <w:r>
+        <w:rPr>
+          <w:lang w:val="hi_IN" w:bidi="hi_IN"/>
+        </w:rPr>
+      </w:r>
+      <w:r>
+        <w:rPr>
           <w:b/>
           <w:lang w:val="hi_IN" w:bidi="hi_IN"/>
         </w:rPr>
@@ -32689,6 +33739,20 @@
       </w:r>
       <w:r>
         <w:rPr>
+          <w:lang w:val="hi_IN" w:bidi="hi_IN"/>
+        </w:rPr>
+        <w:t>וְ⁠לֹֽא־יִמָּצֵ֥א בְּ⁠פִי⁠הֶ֖ם לְשׁ֣וֹן תַּרְמִ֑ית</w:t>
+      </w:r>
+    </w:p>
+    <w:p>
+      <w:pPr/>
+      <w:r>
+        <w:rPr>
+          <w:lang w:val="hi_IN" w:bidi="hi_IN"/>
+        </w:rPr>
+      </w:r>
+      <w:r>
+        <w:rPr>
           <w:b/>
           <w:lang w:val="hi_IN" w:bidi="hi_IN"/>
         </w:rPr>
@@ -32812,6 +33876,20 @@
       </w:r>
       <w:r>
         <w:rPr>
+          <w:lang w:val="hi_IN" w:bidi="hi_IN"/>
+        </w:rPr>
+        <w:t>וְ⁠לֹֽא־יִמָּצֵ֥א בְּ⁠פִי⁠הֶ֖ם לְשׁ֣וֹן תַּרְמִ֑ית</w:t>
+      </w:r>
+    </w:p>
+    <w:p>
+      <w:pPr/>
+      <w:r>
+        <w:rPr>
+          <w:lang w:val="hi_IN" w:bidi="hi_IN"/>
+        </w:rPr>
+      </w:r>
+      <w:r>
+        <w:rPr>
           <w:b/>
           <w:lang w:val="hi_IN" w:bidi="hi_IN"/>
         </w:rPr>
@@ -32935,6 +34013,20 @@
       </w:r>
       <w:r>
         <w:rPr>
+          <w:lang w:val="hi_IN" w:bidi="hi_IN"/>
+        </w:rPr>
+        <w:t>כִּֽי־הֵ֛מָּה יִרְע֥וּ וְ⁠רָבְצ֖וּ וְ⁠אֵ֥ין מַחֲרִֽיד</w:t>
+      </w:r>
+    </w:p>
+    <w:p>
+      <w:pPr/>
+      <w:r>
+        <w:rPr>
+          <w:lang w:val="hi_IN" w:bidi="hi_IN"/>
+        </w:rPr>
+      </w:r>
+      <w:r>
+        <w:rPr>
           <w:b/>
           <w:lang w:val="hi_IN" w:bidi="hi_IN"/>
         </w:rPr>
@@ -33021,6 +34113,20 @@
         <w:rPr>
           <w:lang w:val="hi_IN" w:bidi="hi_IN"/>
         </w:rPr>
+      </w:r>
+    </w:p>
+    <w:p>
+      <w:pPr/>
+      <w:r>
+        <w:rPr>
+          <w:lang w:val="hi_IN" w:bidi="hi_IN"/>
+        </w:rPr>
+      </w:r>
+      <w:r>
+        <w:rPr>
+          <w:lang w:val="hi_IN" w:bidi="hi_IN"/>
+        </w:rPr>
+        <w:t>כִּֽי־הֵ֛מָּה יִרְע֥וּ וְ⁠רָבְצ֖וּ וְ⁠אֵ֥ין מַחֲרִֽיד</w:t>
       </w:r>
     </w:p>
     <w:p>
@@ -33951,6 +35057,20 @@
       </w:r>
       <w:r>
         <w:rPr>
+          <w:lang w:val="hi_IN" w:bidi="hi_IN"/>
+        </w:rPr>
+        <w:t>בַּ֖ת יְרוּשָׁלִָֽם</w:t>
+      </w:r>
+    </w:p>
+    <w:p>
+      <w:pPr/>
+      <w:r>
+        <w:rPr>
+          <w:lang w:val="hi_IN" w:bidi="hi_IN"/>
+        </w:rPr>
+      </w:r>
+      <w:r>
+        <w:rPr>
           <w:b/>
           <w:lang w:val="hi_IN" w:bidi="hi_IN"/>
         </w:rPr>
@@ -35073,6 +36193,20 @@
       </w:r>
       <w:r>
         <w:rPr>
+          <w:lang w:val="hi_IN" w:bidi="hi_IN"/>
+        </w:rPr>
+        <w:t>נוּגֵ֧י מִ⁠מּוֹעֵ֛ד אָסַ֖פְתִּי מִמֵּ֣⁠ךְ הָי֑וּ מַשְׂאֵ֥ת עָלֶ֖י⁠הָ חֶרְפָּֽה</w:t>
+      </w:r>
+    </w:p>
+    <w:p>
+      <w:pPr/>
+      <w:r>
+        <w:rPr>
+          <w:lang w:val="hi_IN" w:bidi="hi_IN"/>
+        </w:rPr>
+      </w:r>
+      <w:r>
+        <w:rPr>
           <w:b/>
           <w:lang w:val="hi_IN" w:bidi="hi_IN"/>
         </w:rPr>
@@ -35978,6 +37112,20 @@
       </w:r>
       <w:r>
         <w:rPr>
+          <w:lang w:val="hi_IN" w:bidi="hi_IN"/>
+        </w:rPr>
+        <w:t>וְ⁠שַׂמְתִּי⁠ם֙ לִ⁠תְהִלָּ֣ה וּ⁠לְ⁠שֵׁ֔ם בְּ⁠כָל־הָ⁠אָ֖רֶץ בָּשְׁתָּֽ⁠ם</w:t>
+      </w:r>
+    </w:p>
+    <w:p>
+      <w:pPr/>
+      <w:r>
+        <w:rPr>
+          <w:lang w:val="hi_IN" w:bidi="hi_IN"/>
+        </w:rPr>
+      </w:r>
+      <w:r>
+        <w:rPr>
           <w:b/>
           <w:lang w:val="hi_IN" w:bidi="hi_IN"/>
         </w:rPr>
@@ -36236,6 +37384,20 @@
       </w:r>
       <w:r>
         <w:rPr>
+          <w:lang w:val="hi_IN" w:bidi="hi_IN"/>
+        </w:rPr>
+        <w:t>וּ⁠לְ⁠שֵׁ֔ם בְּ⁠כָל־הָ⁠אָ֖רֶץ בָּשְׁתָּֽ⁠ם</w:t>
+      </w:r>
+    </w:p>
+    <w:p>
+      <w:pPr/>
+      <w:r>
+        <w:rPr>
+          <w:lang w:val="hi_IN" w:bidi="hi_IN"/>
+        </w:rPr>
+      </w:r>
+      <w:r>
+        <w:rPr>
           <w:b/>
           <w:lang w:val="hi_IN" w:bidi="hi_IN"/>
         </w:rPr>
@@ -36509,6 +37671,20 @@
       </w:r>
       <w:r>
         <w:rPr>
+          <w:lang w:val="hi_IN" w:bidi="hi_IN"/>
+        </w:rPr>
+        <w:t>אֶתֵּ֨ן אֶתְ⁠כֶ֜ם לְ⁠שֵׁ֣ם וְ⁠לִ⁠תְהִלָּ֗ה בְּ⁠כֹל֙ עַמֵּ֣י הָ⁠אָ֔רֶץ</w:t>
+      </w:r>
+    </w:p>
+    <w:p>
+      <w:pPr/>
+      <w:r>
+        <w:rPr>
+          <w:lang w:val="hi_IN" w:bidi="hi_IN"/>
+        </w:rPr>
+      </w:r>
+      <w:r>
+        <w:rPr>
           <w:b/>
           <w:lang w:val="hi_IN" w:bidi="hi_IN"/>
         </w:rPr>
@@ -36621,6 +37797,20 @@
         <w:rPr>
           <w:lang w:val="hi_IN" w:bidi="hi_IN"/>
         </w:rPr>
+      </w:r>
+    </w:p>
+    <w:p>
+      <w:pPr/>
+      <w:r>
+        <w:rPr>
+          <w:lang w:val="hi_IN" w:bidi="hi_IN"/>
+        </w:rPr>
+      </w:r>
+      <w:r>
+        <w:rPr>
+          <w:lang w:val="hi_IN" w:bidi="hi_IN"/>
+        </w:rPr>
+        <w:t>בְּ⁠שׁוּבִ֧⁠י אֶת־שְׁבוּתֵי⁠כֶ֛ם לְ⁠עֵינֵי⁠כֶ֖ם</w:t>
       </w:r>
     </w:p>
     <w:p>

--- a/hin/docx/36.content.docx
+++ b/hin/docx/36.content.docx
@@ -21357,7 +21357,7 @@
         <w:rPr>
           <w:lang w:val="hi_IN" w:bidi="hi_IN"/>
         </w:rPr>
-        <w:t>שְׁאֵרִ֤ית עַמִּ⁠י֙ יְבָזּ֔וּ⁠ם וְ⁠יֶ֥תֶר גּוֹיִ֖י יִנְחָלֽוּ⁠ם</w:t>
+        <w:t>שְׁאֵרִ֤ית עַמִּ⁠י֙ יְבָזּ֔וּ⁠ם וְ⁠יֶ֥תֶר גוי יִנְחָלֽוּ⁠ם</w:t>
       </w:r>
     </w:p>
     <w:p>
